--- a/storage/app/private/templates/report-charter-condition.docx
+++ b/storage/app/private/templates/report-charter-condition.docx
@@ -1,6 +1,6 @@
 
 <file path=word/document.xml><?xml version="1.0" encoding="utf-8"?>
-<w:document xmlns:wpc="http://schemas.microsoft.com/office/word/2010/wordprocessingCanvas" xmlns:cx="http://schemas.microsoft.com/office/drawing/2014/chartex" xmlns:cx1="http://schemas.microsoft.com/office/drawing/2015/9/8/chartex" xmlns:cx2="http://schemas.microsoft.com/office/drawing/2015/10/21/chartex" xmlns:cx3="http://schemas.microsoft.com/office/drawing/2016/5/9/chartex" xmlns:cx4="http://schemas.microsoft.com/office/drawing/2016/5/10/chartex" xmlns:cx5="http://schemas.microsoft.com/office/drawing/2016/5/11/chartex" xmlns:cx6="http://schemas.microsoft.com/office/drawing/2016/5/12/chartex" xmlns:cx7="http://schemas.microsoft.com/office/drawing/2016/5/13/chartex" xmlns:cx8="http://schemas.microsoft.com/office/drawing/2016/5/14/chartex" xmlns:mc="http://schemas.openxmlformats.org/markup-compatibility/2006" xmlns:aink="http://schemas.microsoft.com/office/drawing/2016/ink" xmlns:am3d="http://schemas.microsoft.com/office/drawing/2017/model3d" xmlns:o="urn:schemas-microsoft-com:office:office" xmlns:oel="http://schemas.microsoft.com/office/2019/extlst" xmlns:r="http://schemas.openxmlformats.org/officeDocument/2006/relationships" xmlns:m="http://schemas.openxmlformats.org/officeDocument/2006/math" xmlns:v="urn:schemas-microsoft-com:vml" xmlns:wp14="http://schemas.microsoft.com/office/word/2010/wordprocessingDrawing" xmlns:wp="http://schemas.openxmlformats.org/drawingml/2006/wordprocessingDrawing" xmlns:w10="urn:schemas-microsoft-com:office:word" xmlns:w="http://schemas.openxmlformats.org/wordprocessingml/2006/main" xmlns:w14="http://schemas.microsoft.com/office/word/2010/wordml" xmlns:w15="http://schemas.microsoft.com/office/word/2012/wordml" xmlns:w16cei="http://schemas.microsoft.com/office/word/2026/wordml/cei" xmlns:w16cex="http://schemas.microsoft.com/office/word/2018/wordml/cex" xmlns:w16cid="http://schemas.microsoft.com/office/word/2016/wordml/cid" xmlns:w16="http://schemas.microsoft.com/office/word/2018/wordml" xmlns:w16du="http://schemas.microsoft.com/office/word/2023/wordml/word16du" xmlns:w16sdtdh="http://schemas.microsoft.com/office/word/2020/wordml/sdtdatahash" xmlns:w16sdtfl="http://schemas.microsoft.com/office/word/2024/wordml/sdtformatlock" xmlns:w16se="http://schemas.microsoft.com/office/word/2015/wordml/symex" xmlns:wpg="http://schemas.microsoft.com/office/word/2010/wordprocessingGroup" xmlns:wpi="http://schemas.microsoft.com/office/word/2010/wordprocessingInk" xmlns:wne="http://schemas.microsoft.com/office/word/2006/wordml" xmlns:wps="http://schemas.microsoft.com/office/word/2010/wordprocessingShape" mc:Ignorable="w14 w15 w16se w16cid w16 w16cex w16sdtdh w16sdtfl w16du wp14">
+<w:document xmlns:wpc="http://schemas.microsoft.com/office/word/2010/wordprocessingCanvas" xmlns:cx="http://schemas.microsoft.com/office/drawing/2014/chartex" xmlns:cx1="http://schemas.microsoft.com/office/drawing/2015/9/8/chartex" xmlns:cx2="http://schemas.microsoft.com/office/drawing/2015/10/21/chartex" xmlns:cx3="http://schemas.microsoft.com/office/drawing/2016/5/9/chartex" xmlns:cx4="http://schemas.microsoft.com/office/drawing/2016/5/10/chartex" xmlns:cx5="http://schemas.microsoft.com/office/drawing/2016/5/11/chartex" xmlns:cx6="http://schemas.microsoft.com/office/drawing/2016/5/12/chartex" xmlns:cx7="http://schemas.microsoft.com/office/drawing/2016/5/13/chartex" xmlns:cx8="http://schemas.microsoft.com/office/drawing/2016/5/14/chartex" xmlns:mc="http://schemas.openxmlformats.org/markup-compatibility/2006" xmlns:aink="http://schemas.microsoft.com/office/drawing/2016/ink" xmlns:am3d="http://schemas.microsoft.com/office/drawing/2017/model3d" xmlns:o="urn:schemas-microsoft-com:office:office" xmlns:oel="http://schemas.microsoft.com/office/2019/extlst" xmlns:r="http://schemas.openxmlformats.org/officeDocument/2006/relationships" xmlns:m="http://schemas.openxmlformats.org/officeDocument/2006/math" xmlns:v="urn:schemas-microsoft-com:vml" xmlns:wp14="http://schemas.microsoft.com/office/word/2010/wordprocessingDrawing" xmlns:wp="http://schemas.openxmlformats.org/drawingml/2006/wordprocessingDrawing" xmlns:w10="urn:schemas-microsoft-com:office:word" xmlns:w="http://schemas.openxmlformats.org/wordprocessingml/2006/main" xmlns:w14="http://schemas.microsoft.com/office/word/2010/wordml" xmlns:w15="http://schemas.microsoft.com/office/word/2012/wordml" xmlns:w16cex="http://schemas.microsoft.com/office/word/2018/wordml/cex" xmlns:w16cid="http://schemas.microsoft.com/office/word/2016/wordml/cid" xmlns:w16="http://schemas.microsoft.com/office/word/2018/wordml" xmlns:w16du="http://schemas.microsoft.com/office/word/2023/wordml/word16du" xmlns:w16sdtdh="http://schemas.microsoft.com/office/word/2020/wordml/sdtdatahash" xmlns:w16sdtfl="http://schemas.microsoft.com/office/word/2024/wordml/sdtformatlock" xmlns:w16se="http://schemas.microsoft.com/office/word/2015/wordml/symex" xmlns:wpg="http://schemas.microsoft.com/office/word/2010/wordprocessingGroup" xmlns:wpi="http://schemas.microsoft.com/office/word/2010/wordprocessingInk" xmlns:wne="http://schemas.microsoft.com/office/word/2006/wordml" xmlns:wps="http://schemas.microsoft.com/office/word/2010/wordprocessingShape" mc:Ignorable="w14 w15 w16se w16cid w16 w16cex w16sdtdh w16sdtfl w16du wp14">
   <w:body>
     <w:p>
       <w:pPr>
@@ -109,18 +109,8 @@
                                 <w:sz w:val="28"/>
                                 <w:szCs w:val="28"/>
                               </w:rPr>
-                              <w:t xml:space="preserve">NO. LAP: </w:t>
+                              <w:t>NO. LAP: ${report_no}</w:t>
                             </w:r>
-                            <w:proofErr w:type="spellStart"/>
-                            <w:r>
-                              <w:rPr>
-                                <w:rFonts w:ascii="Arial" w:hAnsi="Arial" w:cs="Arial"/>
-                                <w:sz w:val="28"/>
-                                <w:szCs w:val="28"/>
-                              </w:rPr>
-                              <w:t>${report_no}</w:t>
-                            </w:r>
-                            <w:proofErr w:type="spellEnd"/>
                           </w:p>
                           <w:p>
                             <w:pPr>
@@ -173,18 +163,8 @@
                           <w:sz w:val="28"/>
                           <w:szCs w:val="28"/>
                         </w:rPr>
-                        <w:t xml:space="preserve">NO. LAP: </w:t>
+                        <w:t>NO. LAP: ${report_no}</w:t>
                       </w:r>
-                      <w:proofErr w:type="spellStart"/>
-                      <w:r>
-                        <w:rPr>
-                          <w:rFonts w:ascii="Arial" w:hAnsi="Arial" w:cs="Arial"/>
-                          <w:sz w:val="28"/>
-                          <w:szCs w:val="28"/>
-                        </w:rPr>
-                        <w:t>${report_no}</w:t>
-                      </w:r>
-                      <w:proofErr w:type="spellEnd"/>
                     </w:p>
                     <w:p>
                       <w:pPr>
@@ -528,7 +508,7 @@
                                 <w:sz w:val="32"/>
                                 <w:szCs w:val="32"/>
                               </w:rPr>
-                              <w:t xml:space="preserve">${report_title}</w:t>
+                              <w:t>${report_title}</w:t>
                             </w:r>
                           </w:p>
                           <w:p>
@@ -542,15 +522,6 @@
                                 <w:szCs w:val="32"/>
                               </w:rPr>
                             </w:pPr>
-                            <w:r>
-                              <w:rPr>
-                                <w:rFonts w:ascii="Arial" w:hAnsi="Arial" w:cs="Arial"/>
-                                <w:color w:val="000000" w:themeColor="text1"/>
-                                <w:sz w:val="32"/>
-                                <w:szCs w:val="32"/>
-                              </w:rPr>
-                              <w:t/>
-                            </w:r>
                           </w:p>
                         </w:txbxContent>
                       </wps:txbx>
@@ -595,7 +566,7 @@
                           <w:sz w:val="32"/>
                           <w:szCs w:val="32"/>
                         </w:rPr>
-                        <w:t xml:space="preserve">${report_title}</w:t>
+                        <w:t>${report_title}</w:t>
                       </w:r>
                     </w:p>
                     <w:p>
@@ -609,15 +580,6 @@
                           <w:szCs w:val="32"/>
                         </w:rPr>
                       </w:pPr>
-                      <w:r>
-                        <w:rPr>
-                          <w:rFonts w:ascii="Arial" w:hAnsi="Arial" w:cs="Arial"/>
-                          <w:color w:val="000000" w:themeColor="text1"/>
-                          <w:sz w:val="32"/>
-                          <w:szCs w:val="32"/>
-                        </w:rPr>
-                        <w:t/>
-                      </w:r>
                     </w:p>
                   </w:txbxContent>
                 </v:textbox>
@@ -633,8 +595,12 @@
           <w:lang w:val="sv-SE"/>
         </w:rPr>
         <w:sectPr>
-          <w:headerReference w:type="default" r:id="rId8"/>
-          <w:headerReference w:type="first" r:id="rId9"/>
+          <w:headerReference w:type="even" r:id="rId8"/>
+          <w:headerReference w:type="default" r:id="rId9"/>
+          <w:footerReference w:type="even" r:id="rId10"/>
+          <w:footerReference w:type="default" r:id="rId11"/>
+          <w:headerReference w:type="first" r:id="rId12"/>
+          <w:footerReference w:type="first" r:id="rId13"/>
           <w:type w:val="continuous"/>
           <w:pgSz w:w="11906" w:h="16838" w:code="9"/>
           <w:pgMar w:top="607" w:right="873" w:bottom="1134" w:left="1440" w:header="283" w:footer="283" w:gutter="0"/>
@@ -673,7 +639,7 @@
           <w:lang w:val="fi-FI"/>
         </w:rPr>
       </w:pPr>
-      <w:bookmarkStart w:id="2" w:name="_Toc237003281"/>
+      <w:bookmarkStart w:id="2" w:name="_Toc243393578"/>
       <w:r>
         <w:rPr>
           <w:lang w:val="fi-FI"/>
@@ -837,6 +803,15 @@
         </w:rPr>
         <w:t xml:space="preserve">No: </w:t>
       </w:r>
+      <w:r>
+        <w:rPr>
+          <w:b/>
+          <w:bCs/>
+          <w:sz w:val="28"/>
+          <w:szCs w:val="28"/>
+        </w:rPr>
+        <w:t>${</w:t>
+      </w:r>
       <w:proofErr w:type="spellStart"/>
       <w:r>
         <w:rPr>
@@ -845,9 +820,18 @@
           <w:sz w:val="28"/>
           <w:szCs w:val="28"/>
         </w:rPr>
-        <w:t>${report_no}</w:t>
+        <w:t>report_no</w:t>
       </w:r>
       <w:proofErr w:type="spellEnd"/>
+      <w:r>
+        <w:rPr>
+          <w:b/>
+          <w:bCs/>
+          <w:sz w:val="28"/>
+          <w:szCs w:val="28"/>
+        </w:rPr>
+        <w:t>}</w:t>
+      </w:r>
     </w:p>
     <w:p>
       <w:pPr>
@@ -903,7 +887,7 @@
           </w:tcPr>
           <w:p>
             <w:pPr>
-              <w:spacing w:before="120" w:after="120" w:line="240" w:lineRule="auto"/>
+              <w:spacing w:before="120" w:after="120"/>
               <w:jc w:val="left"/>
               <w:rPr>
                 <w:b/>
@@ -932,7 +916,7 @@
           </w:tcPr>
           <w:p>
             <w:pPr>
-              <w:spacing w:before="120" w:after="120" w:line="240" w:lineRule="auto"/>
+              <w:spacing w:before="120" w:after="120"/>
               <w:jc w:val="center"/>
               <w:rPr>
                 <w:b/>
@@ -961,7 +945,7 @@
           </w:tcPr>
           <w:p>
             <w:pPr>
-              <w:spacing w:before="120" w:after="120" w:line="240" w:lineRule="auto"/>
+              <w:spacing w:before="120" w:after="120"/>
               <w:jc w:val="left"/>
               <w:rPr>
                 <w:b/>
@@ -980,7 +964,7 @@
                 <w:szCs w:val="28"/>
                 <w:lang w:val="en-GB"/>
               </w:rPr>
-              <w:t xml:space="preserve">${ship_name}</w:t>
+              <w:t>${ship_name}</w:t>
             </w:r>
           </w:p>
         </w:tc>
@@ -996,7 +980,7 @@
           </w:tcPr>
           <w:p>
             <w:pPr>
-              <w:spacing w:before="120" w:after="120" w:line="240" w:lineRule="auto"/>
+              <w:spacing w:before="120" w:after="120"/>
               <w:jc w:val="left"/>
               <w:rPr>
                 <w:b/>
@@ -1025,7 +1009,7 @@
           </w:tcPr>
           <w:p>
             <w:pPr>
-              <w:spacing w:before="120" w:after="120" w:line="240" w:lineRule="auto"/>
+              <w:spacing w:before="120" w:after="120"/>
               <w:jc w:val="center"/>
               <w:rPr>
                 <w:b/>
@@ -1054,7 +1038,7 @@
           </w:tcPr>
           <w:p>
             <w:pPr>
-              <w:spacing w:before="120" w:after="120" w:line="240" w:lineRule="auto"/>
+              <w:spacing w:before="120" w:after="120"/>
               <w:jc w:val="left"/>
               <w:rPr>
                 <w:b/>
@@ -1072,7 +1056,7 @@
                 <w:szCs w:val="28"/>
                 <w:lang w:val="en-GB"/>
               </w:rPr>
-              <w:t xml:space="preserve">${ship_type}</w:t>
+              <w:t>${ship_type}</w:t>
             </w:r>
           </w:p>
         </w:tc>
@@ -1088,7 +1072,7 @@
           </w:tcPr>
           <w:p>
             <w:pPr>
-              <w:spacing w:before="120" w:after="120" w:line="240" w:lineRule="auto"/>
+              <w:spacing w:before="120" w:after="120"/>
               <w:jc w:val="left"/>
               <w:rPr>
                 <w:b/>
@@ -1117,7 +1101,7 @@
           </w:tcPr>
           <w:p>
             <w:pPr>
-              <w:spacing w:before="120" w:after="120" w:line="240" w:lineRule="auto"/>
+              <w:spacing w:before="120" w:after="120"/>
               <w:jc w:val="center"/>
               <w:rPr>
                 <w:b/>
@@ -1146,7 +1130,7 @@
           </w:tcPr>
           <w:p>
             <w:pPr>
-              <w:spacing w:before="120" w:after="120" w:line="240" w:lineRule="auto"/>
+              <w:spacing w:before="120" w:after="120"/>
               <w:jc w:val="left"/>
               <w:rPr>
                 <w:b/>
@@ -1164,7 +1148,7 @@
                 <w:szCs w:val="28"/>
                 <w:lang w:val="en-GB"/>
               </w:rPr>
-              <w:t xml:space="preserve">${loa} M</w:t>
+              <w:t>${loa} M</w:t>
             </w:r>
           </w:p>
         </w:tc>
@@ -1180,7 +1164,7 @@
           </w:tcPr>
           <w:p>
             <w:pPr>
-              <w:spacing w:before="120" w:after="120" w:line="240" w:lineRule="auto"/>
+              <w:spacing w:before="120" w:after="120"/>
               <w:jc w:val="left"/>
               <w:rPr>
                 <w:b/>
@@ -1209,7 +1193,7 @@
           </w:tcPr>
           <w:p>
             <w:pPr>
-              <w:spacing w:before="120" w:after="120" w:line="240" w:lineRule="auto"/>
+              <w:spacing w:before="120" w:after="120"/>
               <w:jc w:val="center"/>
               <w:rPr>
                 <w:b/>
@@ -1238,7 +1222,7 @@
           </w:tcPr>
           <w:p>
             <w:pPr>
-              <w:spacing w:before="120" w:after="120" w:line="240" w:lineRule="auto"/>
+              <w:spacing w:before="120" w:after="120"/>
               <w:jc w:val="left"/>
               <w:rPr>
                 <w:b/>
@@ -1256,7 +1240,7 @@
                 <w:szCs w:val="28"/>
                 <w:lang w:val="en-GB"/>
               </w:rPr>
-              <w:t xml:space="preserve">${breadth} M</w:t>
+              <w:t>${breadth} M</w:t>
             </w:r>
           </w:p>
         </w:tc>
@@ -1272,7 +1256,7 @@
           </w:tcPr>
           <w:p>
             <w:pPr>
-              <w:spacing w:before="120" w:after="120" w:line="240" w:lineRule="auto"/>
+              <w:spacing w:before="120" w:after="120"/>
               <w:jc w:val="left"/>
               <w:rPr>
                 <w:b/>
@@ -1301,7 +1285,7 @@
           </w:tcPr>
           <w:p>
             <w:pPr>
-              <w:spacing w:before="120" w:after="120" w:line="240" w:lineRule="auto"/>
+              <w:spacing w:before="120" w:after="120"/>
               <w:jc w:val="center"/>
               <w:rPr>
                 <w:b/>
@@ -1330,7 +1314,7 @@
           </w:tcPr>
           <w:p>
             <w:pPr>
-              <w:spacing w:before="120" w:after="120" w:line="240" w:lineRule="auto"/>
+              <w:spacing w:before="120" w:after="120"/>
               <w:jc w:val="left"/>
               <w:rPr>
                 <w:b/>
@@ -1348,7 +1332,7 @@
                 <w:szCs w:val="28"/>
                 <w:lang w:val="en-GB"/>
               </w:rPr>
-              <w:t xml:space="preserve">${draft} M</w:t>
+              <w:t>${draft} M</w:t>
             </w:r>
           </w:p>
         </w:tc>
@@ -1395,60 +1379,54 @@
           </w:tcPr>
           <w:p>
             <w:pPr>
-              <w:spacing w:line="240" w:lineRule="auto"/>
               <w:jc w:val="center"/>
               <w:rPr>
                 <w:b/>
                 <w:bCs/>
                 <w:szCs w:val="24"/>
-                <w:lang w:val="en-GB"/>
+                <w:lang w:val="nn-NO"/>
               </w:rPr>
             </w:pPr>
           </w:p>
           <w:p>
             <w:pPr>
-              <w:spacing w:line="240" w:lineRule="auto"/>
               <w:jc w:val="center"/>
               <w:rPr>
                 <w:b/>
                 <w:bCs/>
                 <w:szCs w:val="24"/>
-                <w:lang w:val="en-GB"/>
+                <w:lang w:val="nn-NO"/>
               </w:rPr>
             </w:pPr>
           </w:p>
           <w:p>
             <w:pPr>
-              <w:spacing w:line="240" w:lineRule="auto"/>
               <w:jc w:val="center"/>
               <w:rPr>
                 <w:b/>
                 <w:bCs/>
                 <w:szCs w:val="24"/>
-                <w:lang w:val="en-GB"/>
+                <w:lang w:val="nn-NO"/>
               </w:rPr>
             </w:pPr>
-            <w:proofErr w:type="spellStart"/>
             <w:r>
               <w:rPr>
                 <w:b/>
                 <w:bCs/>
                 <w:szCs w:val="24"/>
-                <w:lang w:val="en-GB"/>
+                <w:lang w:val="nn-NO"/>
               </w:rPr>
               <w:t>Mengetahui</w:t>
             </w:r>
-            <w:proofErr w:type="spellEnd"/>
           </w:p>
           <w:p>
             <w:pPr>
-              <w:spacing w:line="240" w:lineRule="auto"/>
               <w:jc w:val="center"/>
               <w:rPr>
                 <w:b/>
                 <w:bCs/>
                 <w:szCs w:val="24"/>
-                <w:lang w:val="en-GB"/>
+                <w:lang w:val="nn-NO"/>
               </w:rPr>
             </w:pPr>
             <w:r>
@@ -1456,59 +1434,27 @@
                 <w:b/>
                 <w:bCs/>
                 <w:szCs w:val="24"/>
-                <w:lang w:val="en-GB"/>
+                <w:lang w:val="nn-NO"/>
               </w:rPr>
               <w:t>PT. Biro Klasifikasi Indonesia (Persero)</w:t>
             </w:r>
           </w:p>
           <w:p>
             <w:pPr>
-              <w:spacing w:line="240" w:lineRule="auto"/>
               <w:jc w:val="center"/>
               <w:rPr>
                 <w:szCs w:val="24"/>
-                <w:lang w:val="en-GB"/>
+                <w:lang w:val="nn-NO"/>
               </w:rPr>
             </w:pPr>
-            <w:proofErr w:type="spellStart"/>
             <w:r>
               <w:rPr>
                 <w:b/>
                 <w:bCs/>
                 <w:szCs w:val="24"/>
-                <w:lang w:val="en-GB"/>
-              </w:rPr>
-              <w:t>Kepala</w:t>
-            </w:r>
-            <w:proofErr w:type="spellEnd"/>
-            <w:r>
-              <w:rPr>
-                <w:b/>
-                <w:bCs/>
-                <w:szCs w:val="24"/>
-                <w:lang w:val="en-GB"/>
-              </w:rPr>
-              <w:t xml:space="preserve"> Cabang Utama </w:t>
-            </w:r>
-            <w:proofErr w:type="spellStart"/>
-            <w:r>
-              <w:rPr>
-                <w:b/>
-                <w:bCs/>
-                <w:szCs w:val="24"/>
-                <w:lang w:val="en-GB"/>
-              </w:rPr>
-              <w:t>Komersial</w:t>
-            </w:r>
-            <w:proofErr w:type="spellEnd"/>
-            <w:r>
-              <w:rPr>
-                <w:b/>
-                <w:bCs/>
-                <w:szCs w:val="24"/>
-                <w:lang w:val="en-GB"/>
-              </w:rPr>
-              <w:t xml:space="preserve"> Jakarta</w:t>
+                <w:lang w:val="nn-NO"/>
+              </w:rPr>
+              <w:t>Kepala Cabang Utama Komersial Jakarta</w:t>
             </w:r>
           </w:p>
         </w:tc>
@@ -1520,7 +1466,6 @@
           </w:tcPr>
           <w:p>
             <w:pPr>
-              <w:spacing w:line="240" w:lineRule="auto"/>
               <w:jc w:val="center"/>
               <w:rPr>
                 <w:szCs w:val="24"/>
@@ -1532,12 +1477,11 @@
                 <w:szCs w:val="24"/>
                 <w:lang w:val="en-GB"/>
               </w:rPr>
-              <w:t xml:space="preserve">${approval_place_date}</w:t>
+              <w:t>${approval_place_date}</w:t>
             </w:r>
           </w:p>
           <w:p>
             <w:pPr>
-              <w:spacing w:line="240" w:lineRule="auto"/>
               <w:jc w:val="center"/>
               <w:rPr>
                 <w:szCs w:val="24"/>
@@ -1547,7 +1491,6 @@
           </w:p>
           <w:p>
             <w:pPr>
-              <w:spacing w:line="240" w:lineRule="auto"/>
               <w:jc w:val="center"/>
               <w:rPr>
                 <w:szCs w:val="24"/>
@@ -1557,7 +1500,6 @@
           </w:p>
           <w:p>
             <w:pPr>
-              <w:spacing w:line="240" w:lineRule="auto"/>
               <w:jc w:val="center"/>
               <w:rPr>
                 <w:b/>
@@ -1569,7 +1511,6 @@
           </w:p>
           <w:p>
             <w:pPr>
-              <w:spacing w:line="240" w:lineRule="auto"/>
               <w:jc w:val="center"/>
               <w:rPr>
                 <w:szCs w:val="24"/>
@@ -1593,7 +1534,6 @@
           </w:tcPr>
           <w:p>
             <w:pPr>
-              <w:spacing w:line="240" w:lineRule="auto"/>
               <w:jc w:val="center"/>
               <w:rPr>
                 <w:b/>
@@ -1604,7 +1544,6 @@
           </w:p>
           <w:p>
             <w:pPr>
-              <w:spacing w:line="240" w:lineRule="auto"/>
               <w:jc w:val="center"/>
               <w:rPr>
                 <w:b/>
@@ -1615,7 +1554,6 @@
           </w:p>
           <w:p>
             <w:pPr>
-              <w:spacing w:line="240" w:lineRule="auto"/>
               <w:jc w:val="center"/>
               <w:rPr>
                 <w:b/>
@@ -1629,12 +1567,11 @@
                 <w:bCs/>
                 <w:lang w:val="en-GB"/>
               </w:rPr>
-              <w:t xml:space="preserve">${approver_name}</w:t>
+              <w:t>${approver_name}</w:t>
             </w:r>
           </w:p>
           <w:p>
             <w:pPr>
-              <w:spacing w:line="240" w:lineRule="auto"/>
               <w:jc w:val="center"/>
               <w:rPr>
                 <w:b/>
@@ -1642,14 +1579,6 @@
                 <w:lang w:val="en-GB"/>
               </w:rPr>
             </w:pPr>
-            <w:r>
-              <w:rPr>
-                <w:b/>
-                <w:bCs/>
-                <w:lang w:val="en-GB"/>
-              </w:rPr>
-              <w:t xml:space="preserve"/>
-            </w:r>
           </w:p>
         </w:tc>
         <w:tc>
@@ -1659,7 +1588,6 @@
           </w:tcPr>
           <w:p>
             <w:pPr>
-              <w:spacing w:line="240" w:lineRule="auto"/>
               <w:jc w:val="center"/>
               <w:rPr>
                 <w:b/>
@@ -1675,7 +1603,7 @@
                 <w:szCs w:val="24"/>
                 <w:lang w:val="en-GB"/>
               </w:rPr>
-              <w:t xml:space="preserve">${inspector_1}</w:t>
+              <w:t>${inspector_1}</w:t>
             </w:r>
           </w:p>
         </w:tc>
@@ -1686,7 +1614,6 @@
           </w:tcPr>
           <w:p>
             <w:pPr>
-              <w:spacing w:line="240" w:lineRule="auto"/>
               <w:ind w:left="-344"/>
               <w:jc w:val="center"/>
               <w:rPr>
@@ -1701,7 +1628,7 @@
                 <w:szCs w:val="24"/>
                 <w:lang w:val="en-GB"/>
               </w:rPr>
-              <w:t xml:space="preserve">${inspector_2}</w:t>
+              <w:t>${inspector_2}</w:t>
             </w:r>
           </w:p>
         </w:tc>
@@ -1715,10 +1642,10 @@
           <w:lang w:val="en-GB"/>
         </w:rPr>
         <w:sectPr>
-          <w:headerReference w:type="even" r:id="rId10"/>
-          <w:headerReference w:type="default" r:id="rId11"/>
-          <w:footerReference w:type="default" r:id="rId12"/>
-          <w:headerReference w:type="first" r:id="rId13"/>
+          <w:headerReference w:type="even" r:id="rId14"/>
+          <w:headerReference w:type="default" r:id="rId15"/>
+          <w:footerReference w:type="default" r:id="rId16"/>
+          <w:headerReference w:type="first" r:id="rId17"/>
           <w:pgSz w:w="11906" w:h="16838" w:code="9"/>
           <w:pgMar w:top="607" w:right="873" w:bottom="1134" w:left="1440" w:header="283" w:footer="283" w:gutter="0"/>
           <w:pgNumType w:fmt="lowerRoman"/>
@@ -1731,7 +1658,7 @@
       <w:pPr>
         <w:pStyle w:val="Heading1"/>
       </w:pPr>
-      <w:bookmarkStart w:id="5" w:name="_Toc237003282"/>
+      <w:bookmarkStart w:id="5" w:name="_Toc243393579"/>
       <w:r>
         <w:lastRenderedPageBreak/>
         <w:t>EXECUTIVE SUMMARY</w:t>
@@ -1740,21 +1667,21 @@
     </w:p>
     <w:p>
       <w:r>
-        <w:t xml:space="preserve">${exec_summary}</w:t>
+        <w:t>${exec_summary}</w:t>
       </w:r>
     </w:p>
     <w:p>
       <w:r>
-        <w:t xml:space="preserve">${cap_breakdown}</w:t>
+        <w:t>${cap_breakdown}</w:t>
       </w:r>
     </w:p>
     <w:p>
-      <w:pPr xmlns:r="http://schemas.openxmlformats.org/officeDocument/2006/relationships">
-        <w:sectPr xmlns:r="http://schemas.openxmlformats.org/officeDocument/2006/relationships">
-          <w:headerReference w:type="even" r:id="rId14"/>
-          <w:headerReference w:type="default" r:id="rId15"/>
-          <w:footerReference w:type="default" r:id="rId16"/>
-          <w:headerReference w:type="first" r:id="rId17"/>
+      <w:pPr>
+        <w:sectPr>
+          <w:headerReference w:type="even" r:id="rId18"/>
+          <w:headerReference w:type="default" r:id="rId19"/>
+          <w:footerReference w:type="default" r:id="rId20"/>
+          <w:headerReference w:type="first" r:id="rId21"/>
           <w:pgSz w:w="11906" w:h="16838" w:code="9"/>
           <w:pgMar w:top="607" w:right="873" w:bottom="993" w:left="1440" w:header="283" w:footer="709" w:gutter="0"/>
           <w:cols w:space="708"/>
@@ -1791,317 +1718,21 @@
       <w:pPr>
         <w:spacing w:line="360" w:lineRule="auto"/>
         <w:rPr>
-          <w:lang w:val="en-GB"/>
+          <w:lang w:val="nn-NO"/>
         </w:rPr>
       </w:pPr>
-      <w:proofErr w:type="spellStart"/>
       <w:r>
         <w:rPr>
-          <w:lang w:val="en-GB"/>
+          <w:lang w:val="sv-SE"/>
         </w:rPr>
         <w:lastRenderedPageBreak/>
-        <w:t>Sebagai</w:t>
+        <w:t xml:space="preserve">Sebagai bahan pembanding, dilakukan analisis benchmarking terhadap database kapal RoRo Passenger yang telah diinspeksi oleh PT. </w:t>
       </w:r>
-      <w:proofErr w:type="spellEnd"/>
       <w:r>
         <w:rPr>
-          <w:lang w:val="en-GB"/>
+          <w:lang w:val="nn-NO"/>
         </w:rPr>
-        <w:t xml:space="preserve"> </w:t>
-      </w:r>
-      <w:proofErr w:type="spellStart"/>
-      <w:r>
-        <w:rPr>
-          <w:lang w:val="en-GB"/>
-        </w:rPr>
-        <w:t>bahan</w:t>
-      </w:r>
-      <w:proofErr w:type="spellEnd"/>
-      <w:r>
-        <w:rPr>
-          <w:lang w:val="en-GB"/>
-        </w:rPr>
-        <w:t xml:space="preserve"> </w:t>
-      </w:r>
-      <w:proofErr w:type="spellStart"/>
-      <w:r>
-        <w:rPr>
-          <w:lang w:val="en-GB"/>
-        </w:rPr>
-        <w:t>pembanding</w:t>
-      </w:r>
-      <w:proofErr w:type="spellEnd"/>
-      <w:r>
-        <w:rPr>
-          <w:lang w:val="en-GB"/>
-        </w:rPr>
-        <w:t xml:space="preserve">, </w:t>
-      </w:r>
-      <w:proofErr w:type="spellStart"/>
-      <w:r>
-        <w:rPr>
-          <w:lang w:val="en-GB"/>
-        </w:rPr>
-        <w:t>dilakukan</w:t>
-      </w:r>
-      <w:proofErr w:type="spellEnd"/>
-      <w:r>
-        <w:rPr>
-          <w:lang w:val="en-GB"/>
-        </w:rPr>
-        <w:t xml:space="preserve"> </w:t>
-      </w:r>
-      <w:proofErr w:type="spellStart"/>
-      <w:r>
-        <w:rPr>
-          <w:lang w:val="en-GB"/>
-        </w:rPr>
-        <w:t>analisis</w:t>
-      </w:r>
-      <w:proofErr w:type="spellEnd"/>
-      <w:r>
-        <w:rPr>
-          <w:lang w:val="en-GB"/>
-        </w:rPr>
-        <w:t xml:space="preserve"> benchmarking </w:t>
-      </w:r>
-      <w:proofErr w:type="spellStart"/>
-      <w:r>
-        <w:rPr>
-          <w:lang w:val="en-GB"/>
-        </w:rPr>
-        <w:t>terhadap</w:t>
-      </w:r>
-      <w:proofErr w:type="spellEnd"/>
-      <w:r>
-        <w:rPr>
-          <w:lang w:val="en-GB"/>
-        </w:rPr>
-        <w:t xml:space="preserve"> database </w:t>
-      </w:r>
-      <w:proofErr w:type="spellStart"/>
-      <w:r>
-        <w:rPr>
-          <w:lang w:val="en-GB"/>
-        </w:rPr>
-        <w:t>kapal</w:t>
-      </w:r>
-      <w:proofErr w:type="spellEnd"/>
-      <w:r>
-        <w:rPr>
-          <w:lang w:val="en-GB"/>
-        </w:rPr>
-        <w:t xml:space="preserve"> </w:t>
-      </w:r>
-      <w:proofErr w:type="spellStart"/>
-      <w:r>
-        <w:rPr>
-          <w:lang w:val="en-GB"/>
-        </w:rPr>
-        <w:t>RoRo</w:t>
-      </w:r>
-      <w:proofErr w:type="spellEnd"/>
-      <w:r>
-        <w:rPr>
-          <w:lang w:val="en-GB"/>
-        </w:rPr>
-        <w:t xml:space="preserve"> Passenger yang </w:t>
-      </w:r>
-      <w:proofErr w:type="spellStart"/>
-      <w:r>
-        <w:rPr>
-          <w:lang w:val="en-GB"/>
-        </w:rPr>
-        <w:t>telah</w:t>
-      </w:r>
-      <w:proofErr w:type="spellEnd"/>
-      <w:r>
-        <w:rPr>
-          <w:lang w:val="en-GB"/>
-        </w:rPr>
-        <w:t xml:space="preserve"> </w:t>
-      </w:r>
-      <w:proofErr w:type="spellStart"/>
-      <w:r>
-        <w:rPr>
-          <w:lang w:val="en-GB"/>
-        </w:rPr>
-        <w:t>diinspeksi</w:t>
-      </w:r>
-      <w:proofErr w:type="spellEnd"/>
-      <w:r>
-        <w:rPr>
-          <w:lang w:val="en-GB"/>
-        </w:rPr>
-        <w:t xml:space="preserve"> oleh PT. Biro Klasifikasi Indonesia </w:t>
-      </w:r>
-      <w:proofErr w:type="spellStart"/>
-      <w:r>
-        <w:rPr>
-          <w:lang w:val="en-GB"/>
-        </w:rPr>
-        <w:t>sepanjang</w:t>
-      </w:r>
-      <w:proofErr w:type="spellEnd"/>
-      <w:r>
-        <w:rPr>
-          <w:lang w:val="en-GB"/>
-        </w:rPr>
-        <w:t xml:space="preserve"> </w:t>
-      </w:r>
-      <w:proofErr w:type="spellStart"/>
-      <w:r>
-        <w:rPr>
-          <w:lang w:val="en-GB"/>
-        </w:rPr>
-        <w:t>tahun</w:t>
-      </w:r>
-      <w:proofErr w:type="spellEnd"/>
-      <w:r>
-        <w:rPr>
-          <w:lang w:val="en-GB"/>
-        </w:rPr>
-        <w:t xml:space="preserve"> 2025, </w:t>
-      </w:r>
-      <w:proofErr w:type="spellStart"/>
-      <w:r>
-        <w:rPr>
-          <w:lang w:val="en-GB"/>
-        </w:rPr>
-        <w:t>dengan</w:t>
-      </w:r>
-      <w:proofErr w:type="spellEnd"/>
-      <w:r>
-        <w:rPr>
-          <w:lang w:val="en-GB"/>
-        </w:rPr>
-        <w:t xml:space="preserve"> </w:t>
-      </w:r>
-      <w:proofErr w:type="spellStart"/>
-      <w:r>
-        <w:rPr>
-          <w:lang w:val="en-GB"/>
-        </w:rPr>
-        <w:t>memetakan</w:t>
-      </w:r>
-      <w:proofErr w:type="spellEnd"/>
-      <w:r>
-        <w:rPr>
-          <w:lang w:val="en-GB"/>
-        </w:rPr>
-        <w:t xml:space="preserve"> </w:t>
-      </w:r>
-      <w:proofErr w:type="spellStart"/>
-      <w:r>
-        <w:rPr>
-          <w:lang w:val="en-GB"/>
-        </w:rPr>
-        <w:t>hubungan</w:t>
-      </w:r>
-      <w:proofErr w:type="spellEnd"/>
-      <w:r>
-        <w:rPr>
-          <w:lang w:val="en-GB"/>
-        </w:rPr>
-        <w:t xml:space="preserve"> </w:t>
-      </w:r>
-      <w:proofErr w:type="spellStart"/>
-      <w:r>
-        <w:rPr>
-          <w:lang w:val="en-GB"/>
-        </w:rPr>
-        <w:t>antara</w:t>
-      </w:r>
-      <w:proofErr w:type="spellEnd"/>
-      <w:r>
-        <w:rPr>
-          <w:lang w:val="en-GB"/>
-        </w:rPr>
-        <w:t xml:space="preserve"> </w:t>
-      </w:r>
-      <w:proofErr w:type="spellStart"/>
-      <w:r>
-        <w:rPr>
-          <w:lang w:val="en-GB"/>
-        </w:rPr>
-        <w:t>umur</w:t>
-      </w:r>
-      <w:proofErr w:type="spellEnd"/>
-      <w:r>
-        <w:rPr>
-          <w:lang w:val="en-GB"/>
-        </w:rPr>
-        <w:t xml:space="preserve"> </w:t>
-      </w:r>
-      <w:proofErr w:type="spellStart"/>
-      <w:r>
-        <w:rPr>
-          <w:lang w:val="en-GB"/>
-        </w:rPr>
-        <w:t>kapal</w:t>
-      </w:r>
-      <w:proofErr w:type="spellEnd"/>
-      <w:r>
-        <w:rPr>
-          <w:lang w:val="en-GB"/>
-        </w:rPr>
-        <w:t xml:space="preserve"> dan overall CAP rating. </w:t>
-      </w:r>
-      <w:proofErr w:type="spellStart"/>
-      <w:r>
-        <w:rPr>
-          <w:lang w:val="en-GB"/>
-        </w:rPr>
-        <w:t>Grafik</w:t>
-      </w:r>
-      <w:proofErr w:type="spellEnd"/>
-      <w:r>
-        <w:rPr>
-          <w:lang w:val="en-GB"/>
-        </w:rPr>
-        <w:t xml:space="preserve"> </w:t>
-      </w:r>
-      <w:proofErr w:type="spellStart"/>
-      <w:r>
-        <w:rPr>
-          <w:lang w:val="en-GB"/>
-        </w:rPr>
-        <w:t>berikut</w:t>
-      </w:r>
-      <w:proofErr w:type="spellEnd"/>
-      <w:r>
-        <w:rPr>
-          <w:lang w:val="en-GB"/>
-        </w:rPr>
-        <w:t xml:space="preserve"> </w:t>
-      </w:r>
-      <w:proofErr w:type="spellStart"/>
-      <w:r>
-        <w:rPr>
-          <w:lang w:val="en-GB"/>
-        </w:rPr>
-        <w:t>menunjukkan</w:t>
-      </w:r>
-      <w:proofErr w:type="spellEnd"/>
-      <w:r>
-        <w:rPr>
-          <w:lang w:val="en-GB"/>
-        </w:rPr>
-        <w:t xml:space="preserve"> </w:t>
-      </w:r>
-      <w:proofErr w:type="spellStart"/>
-      <w:r>
-        <w:rPr>
-          <w:lang w:val="en-GB"/>
-        </w:rPr>
-        <w:t>posisi</w:t>
-      </w:r>
-      <w:proofErr w:type="spellEnd"/>
-      <w:r>
-        <w:rPr>
-          <w:lang w:val="en-GB"/>
-        </w:rPr>
-        <w:t xml:space="preserve"> </w:t>
+        <w:t xml:space="preserve">Biro Klasifikasi Indonesia sepanjang tahun 2025, dengan memetakan hubungan antara umur kapal dan overall CAP rating. Grafik berikut menunjukkan posisi </w:t>
       </w:r>
       <w:r>
         <w:rPr>
@@ -2110,351 +1741,15 @@
           <w:bCs/>
           <w:color w:val="EE0000"/>
           <w:szCs w:val="24"/>
-          <w:lang w:val="sv-SE"/>
+          <w:lang w:val="nn-NO"/>
         </w:rPr>
         <w:t>${ship_name}</w:t>
       </w:r>
       <w:r>
         <w:rPr>
-          <w:lang w:val="en-GB"/>
+          <w:lang w:val="nn-NO"/>
         </w:rPr>
-        <w:t xml:space="preserve"> (</w:t>
-      </w:r>
-      <w:proofErr w:type="spellStart"/>
-      <w:r>
-        <w:rPr>
-          <w:lang w:val="en-GB"/>
-        </w:rPr>
-        <w:t>titik</w:t>
-      </w:r>
-      <w:proofErr w:type="spellEnd"/>
-      <w:r>
-        <w:rPr>
-          <w:lang w:val="en-GB"/>
-        </w:rPr>
-        <w:t xml:space="preserve"> </w:t>
-      </w:r>
-      <w:proofErr w:type="spellStart"/>
-      <w:r>
-        <w:rPr>
-          <w:lang w:val="en-GB"/>
-        </w:rPr>
-        <w:t>merah</w:t>
-      </w:r>
-      <w:proofErr w:type="spellEnd"/>
-      <w:r>
-        <w:rPr>
-          <w:lang w:val="en-GB"/>
-        </w:rPr>
-        <w:t xml:space="preserve">) </w:t>
-      </w:r>
-      <w:proofErr w:type="spellStart"/>
-      <w:r>
-        <w:rPr>
-          <w:lang w:val="en-GB"/>
-        </w:rPr>
-        <w:t>dibandingkan</w:t>
-      </w:r>
-      <w:proofErr w:type="spellEnd"/>
-      <w:r>
-        <w:rPr>
-          <w:lang w:val="en-GB"/>
-        </w:rPr>
-        <w:t xml:space="preserve"> </w:t>
-      </w:r>
-      <w:proofErr w:type="spellStart"/>
-      <w:r>
-        <w:rPr>
-          <w:lang w:val="en-GB"/>
-        </w:rPr>
-        <w:t>dengan</w:t>
-      </w:r>
-      <w:proofErr w:type="spellEnd"/>
-      <w:r>
-        <w:rPr>
-          <w:lang w:val="en-GB"/>
-        </w:rPr>
-        <w:t xml:space="preserve"> </w:t>
-      </w:r>
-      <w:proofErr w:type="spellStart"/>
-      <w:r>
-        <w:rPr>
-          <w:lang w:val="en-GB"/>
-        </w:rPr>
-        <w:t>sebaran</w:t>
-      </w:r>
-      <w:proofErr w:type="spellEnd"/>
-      <w:r>
-        <w:rPr>
-          <w:lang w:val="en-GB"/>
-        </w:rPr>
-        <w:t xml:space="preserve"> data </w:t>
-      </w:r>
-      <w:proofErr w:type="spellStart"/>
-      <w:r>
-        <w:rPr>
-          <w:lang w:val="en-GB"/>
-        </w:rPr>
-        <w:t>kapal-kapal</w:t>
-      </w:r>
-      <w:proofErr w:type="spellEnd"/>
-      <w:r>
-        <w:rPr>
-          <w:lang w:val="en-GB"/>
-        </w:rPr>
-        <w:t xml:space="preserve"> </w:t>
-      </w:r>
-      <w:proofErr w:type="spellStart"/>
-      <w:r>
-        <w:rPr>
-          <w:lang w:val="en-GB"/>
-        </w:rPr>
-        <w:t>sejenis</w:t>
-      </w:r>
-      <w:proofErr w:type="spellEnd"/>
-      <w:r>
-        <w:rPr>
-          <w:lang w:val="en-GB"/>
-        </w:rPr>
-        <w:t xml:space="preserve"> (</w:t>
-      </w:r>
-      <w:proofErr w:type="spellStart"/>
-      <w:r>
-        <w:rPr>
-          <w:lang w:val="en-GB"/>
-        </w:rPr>
-        <w:t>titik</w:t>
-      </w:r>
-      <w:proofErr w:type="spellEnd"/>
-      <w:r>
-        <w:rPr>
-          <w:lang w:val="en-GB"/>
-        </w:rPr>
-        <w:t xml:space="preserve"> </w:t>
-      </w:r>
-      <w:proofErr w:type="spellStart"/>
-      <w:r>
-        <w:rPr>
-          <w:lang w:val="en-GB"/>
-        </w:rPr>
-        <w:t>biru</w:t>
-      </w:r>
-      <w:proofErr w:type="spellEnd"/>
-      <w:r>
-        <w:rPr>
-          <w:lang w:val="en-GB"/>
-        </w:rPr>
-        <w:t xml:space="preserve">), </w:t>
-      </w:r>
-      <w:proofErr w:type="spellStart"/>
-      <w:r>
-        <w:rPr>
-          <w:lang w:val="en-GB"/>
-        </w:rPr>
-        <w:t>sebagai</w:t>
-      </w:r>
-      <w:proofErr w:type="spellEnd"/>
-      <w:r>
-        <w:rPr>
-          <w:lang w:val="en-GB"/>
-        </w:rPr>
-        <w:t xml:space="preserve"> </w:t>
-      </w:r>
-      <w:proofErr w:type="spellStart"/>
-      <w:r>
-        <w:rPr>
-          <w:lang w:val="en-GB"/>
-        </w:rPr>
-        <w:t>acuan</w:t>
-      </w:r>
-      <w:proofErr w:type="spellEnd"/>
-      <w:r>
-        <w:rPr>
-          <w:lang w:val="en-GB"/>
-        </w:rPr>
-        <w:t xml:space="preserve"> </w:t>
-      </w:r>
-      <w:proofErr w:type="spellStart"/>
-      <w:r>
-        <w:rPr>
-          <w:lang w:val="en-GB"/>
-        </w:rPr>
-        <w:t>untuk</w:t>
-      </w:r>
-      <w:proofErr w:type="spellEnd"/>
-      <w:r>
-        <w:rPr>
-          <w:lang w:val="en-GB"/>
-        </w:rPr>
-        <w:t xml:space="preserve"> </w:t>
-      </w:r>
-      <w:proofErr w:type="spellStart"/>
-      <w:r>
-        <w:rPr>
-          <w:lang w:val="en-GB"/>
-        </w:rPr>
-        <w:t>menilai</w:t>
-      </w:r>
-      <w:proofErr w:type="spellEnd"/>
-      <w:r>
-        <w:rPr>
-          <w:lang w:val="en-GB"/>
-        </w:rPr>
-        <w:t xml:space="preserve"> </w:t>
-      </w:r>
-      <w:proofErr w:type="spellStart"/>
-      <w:r>
-        <w:rPr>
-          <w:lang w:val="en-GB"/>
-        </w:rPr>
-        <w:t>kewajaran</w:t>
-      </w:r>
-      <w:proofErr w:type="spellEnd"/>
-      <w:r>
-        <w:rPr>
-          <w:lang w:val="en-GB"/>
-        </w:rPr>
-        <w:t xml:space="preserve"> </w:t>
-      </w:r>
-      <w:proofErr w:type="spellStart"/>
-      <w:r>
-        <w:rPr>
-          <w:lang w:val="en-GB"/>
-        </w:rPr>
-        <w:t>kondisi</w:t>
-      </w:r>
-      <w:proofErr w:type="spellEnd"/>
-      <w:r>
-        <w:rPr>
-          <w:lang w:val="en-GB"/>
-        </w:rPr>
-        <w:t xml:space="preserve"> </w:t>
-      </w:r>
-      <w:proofErr w:type="spellStart"/>
-      <w:r>
-        <w:rPr>
-          <w:lang w:val="en-GB"/>
-        </w:rPr>
-        <w:t>kapal</w:t>
-      </w:r>
-      <w:proofErr w:type="spellEnd"/>
-      <w:r>
-        <w:rPr>
-          <w:lang w:val="en-GB"/>
-        </w:rPr>
-        <w:t xml:space="preserve"> </w:t>
-      </w:r>
-      <w:proofErr w:type="spellStart"/>
-      <w:r>
-        <w:rPr>
-          <w:lang w:val="en-GB"/>
-        </w:rPr>
-        <w:t>relatif</w:t>
-      </w:r>
-      <w:proofErr w:type="spellEnd"/>
-      <w:r>
-        <w:rPr>
-          <w:lang w:val="en-GB"/>
-        </w:rPr>
-        <w:t xml:space="preserve"> </w:t>
-      </w:r>
-      <w:proofErr w:type="spellStart"/>
-      <w:r>
-        <w:rPr>
-          <w:lang w:val="en-GB"/>
-        </w:rPr>
-        <w:t>terhadap</w:t>
-      </w:r>
-      <w:proofErr w:type="spellEnd"/>
-      <w:r>
-        <w:rPr>
-          <w:lang w:val="en-GB"/>
-        </w:rPr>
-        <w:t xml:space="preserve"> </w:t>
-      </w:r>
-      <w:proofErr w:type="spellStart"/>
-      <w:r>
-        <w:rPr>
-          <w:lang w:val="en-GB"/>
-        </w:rPr>
-        <w:t>populasi</w:t>
-      </w:r>
-      <w:proofErr w:type="spellEnd"/>
-      <w:r>
-        <w:rPr>
-          <w:lang w:val="en-GB"/>
-        </w:rPr>
-        <w:t xml:space="preserve"> </w:t>
-      </w:r>
-      <w:proofErr w:type="spellStart"/>
-      <w:r>
-        <w:rPr>
-          <w:lang w:val="en-GB"/>
-        </w:rPr>
-        <w:t>kapal</w:t>
-      </w:r>
-      <w:proofErr w:type="spellEnd"/>
-      <w:r>
-        <w:rPr>
-          <w:lang w:val="en-GB"/>
-        </w:rPr>
-        <w:t xml:space="preserve"> </w:t>
-      </w:r>
-      <w:proofErr w:type="spellStart"/>
-      <w:r>
-        <w:rPr>
-          <w:lang w:val="en-GB"/>
-        </w:rPr>
-        <w:t>dengan</w:t>
-      </w:r>
-      <w:proofErr w:type="spellEnd"/>
-      <w:r>
-        <w:rPr>
-          <w:lang w:val="en-GB"/>
-        </w:rPr>
-        <w:t xml:space="preserve"> </w:t>
-      </w:r>
-      <w:proofErr w:type="spellStart"/>
-      <w:r>
-        <w:rPr>
-          <w:lang w:val="en-GB"/>
-        </w:rPr>
-        <w:t>rentang</w:t>
-      </w:r>
-      <w:proofErr w:type="spellEnd"/>
-      <w:r>
-        <w:rPr>
-          <w:lang w:val="en-GB"/>
-        </w:rPr>
-        <w:t xml:space="preserve"> </w:t>
-      </w:r>
-      <w:proofErr w:type="spellStart"/>
-      <w:r>
-        <w:rPr>
-          <w:lang w:val="en-GB"/>
-        </w:rPr>
-        <w:t>umur</w:t>
-      </w:r>
-      <w:proofErr w:type="spellEnd"/>
-      <w:r>
-        <w:rPr>
-          <w:lang w:val="en-GB"/>
-        </w:rPr>
-        <w:t xml:space="preserve"> yang </w:t>
-      </w:r>
-      <w:proofErr w:type="spellStart"/>
-      <w:r>
-        <w:rPr>
-          <w:lang w:val="en-GB"/>
-        </w:rPr>
-        <w:t>sama</w:t>
-      </w:r>
-      <w:proofErr w:type="spellEnd"/>
-      <w:r>
-        <w:rPr>
-          <w:lang w:val="en-GB"/>
-        </w:rPr>
-        <w:t>.</w:t>
+        <w:t xml:space="preserve"> (titik merah) dibandingkan dengan sebaran data kapal-kapal sejenis (titik biru), sebagai acuan untuk menilai kewajaran kondisi kapal relatif terhadap populasi kapal dengan rentang umur yang sama.</w:t>
       </w:r>
     </w:p>
     <w:p>
@@ -2464,75 +1759,28 @@
         <w:rPr>
           <w:rFonts w:ascii="Times New Roman" w:eastAsia="Times New Roman" w:hAnsi="Times New Roman" w:cs="Times New Roman"/>
           <w:szCs w:val="24"/>
-          <w:lang w:eastAsia="en-ID"/>
+          <w:lang w:val="nn-NO" w:eastAsia="en-ID"/>
         </w:rPr>
       </w:pPr>
       <w:r>
-        <w:t xml:space="preserve">${benchmark_chart}</w:t>
+        <w:rPr>
+          <w:lang w:val="nn-NO"/>
+        </w:rPr>
+        <w:t>${benchmark_chart}</w:t>
       </w:r>
     </w:p>
     <w:p>
       <w:pPr>
         <w:spacing w:line="360" w:lineRule="auto"/>
         <w:rPr>
-          <w:lang w:val="en-GB"/>
+          <w:lang w:val="nn-NO"/>
         </w:rPr>
       </w:pPr>
-      <w:proofErr w:type="spellStart"/>
       <w:r>
         <w:rPr>
-          <w:lang w:val="en-GB"/>
+          <w:lang w:val="nn-NO"/>
         </w:rPr>
-        <w:t>Grafik</w:t>
-      </w:r>
-      <w:proofErr w:type="spellEnd"/>
-      <w:r>
-        <w:rPr>
-          <w:lang w:val="en-GB"/>
-        </w:rPr>
-        <w:t xml:space="preserve"> </w:t>
-      </w:r>
-      <w:proofErr w:type="spellStart"/>
-      <w:r>
-        <w:rPr>
-          <w:lang w:val="en-GB"/>
-        </w:rPr>
-        <w:t>diatas</w:t>
-      </w:r>
-      <w:proofErr w:type="spellEnd"/>
-      <w:r>
-        <w:rPr>
-          <w:lang w:val="en-GB"/>
-        </w:rPr>
-        <w:t xml:space="preserve"> </w:t>
-      </w:r>
-      <w:proofErr w:type="spellStart"/>
-      <w:r>
-        <w:rPr>
-          <w:lang w:val="en-GB"/>
-        </w:rPr>
-        <w:t>menunjukan</w:t>
-      </w:r>
-      <w:proofErr w:type="spellEnd"/>
-      <w:r>
-        <w:rPr>
-          <w:lang w:val="en-GB"/>
-        </w:rPr>
-        <w:t xml:space="preserve"> </w:t>
-      </w:r>
-      <w:proofErr w:type="spellStart"/>
-      <w:r>
-        <w:rPr>
-          <w:lang w:val="en-GB"/>
-        </w:rPr>
-        <w:t>posisi</w:t>
-      </w:r>
-      <w:proofErr w:type="spellEnd"/>
-      <w:r>
-        <w:rPr>
-          <w:lang w:val="en-GB"/>
-        </w:rPr>
-        <w:t xml:space="preserve"> </w:t>
+        <w:t xml:space="preserve">Grafik diatas menunjukan posisi </w:t>
       </w:r>
       <w:r>
         <w:rPr>
@@ -2541,189 +1789,35 @@
           <w:bCs/>
           <w:color w:val="EE0000"/>
           <w:szCs w:val="24"/>
-          <w:lang w:val="sv-SE"/>
+          <w:lang w:val="nn-NO"/>
         </w:rPr>
         <w:t>${ship_name}</w:t>
       </w:r>
       <w:r>
         <w:rPr>
-          <w:lang w:val="en-GB"/>
+          <w:lang w:val="nn-NO"/>
         </w:rPr>
-        <w:t xml:space="preserve"> </w:t>
-      </w:r>
-      <w:proofErr w:type="spellStart"/>
-      <w:r>
-        <w:rPr>
-          <w:lang w:val="en-GB"/>
-        </w:rPr>
-        <w:t>terhadap</w:t>
-      </w:r>
-      <w:proofErr w:type="spellEnd"/>
-      <w:r>
-        <w:rPr>
-          <w:lang w:val="en-GB"/>
-        </w:rPr>
-        <w:t xml:space="preserve"> data </w:t>
-      </w:r>
-      <w:proofErr w:type="spellStart"/>
-      <w:r>
-        <w:rPr>
-          <w:lang w:val="en-GB"/>
-        </w:rPr>
-        <w:t>kapal</w:t>
-      </w:r>
-      <w:proofErr w:type="spellEnd"/>
-      <w:r>
-        <w:rPr>
-          <w:lang w:val="en-GB"/>
-        </w:rPr>
-        <w:t xml:space="preserve"> </w:t>
-      </w:r>
-      <w:proofErr w:type="spellStart"/>
-      <w:r>
-        <w:rPr>
-          <w:lang w:val="en-GB"/>
-        </w:rPr>
-        <w:t>pembanding</w:t>
-      </w:r>
-      <w:proofErr w:type="spellEnd"/>
-      <w:r>
-        <w:rPr>
-          <w:lang w:val="en-GB"/>
-        </w:rPr>
-        <w:t xml:space="preserve"> yang </w:t>
-      </w:r>
-      <w:proofErr w:type="spellStart"/>
-      <w:r>
-        <w:rPr>
-          <w:lang w:val="en-GB"/>
-        </w:rPr>
-        <w:t>telah</w:t>
-      </w:r>
-      <w:proofErr w:type="spellEnd"/>
-      <w:r>
-        <w:rPr>
-          <w:lang w:val="en-GB"/>
-        </w:rPr>
-        <w:t xml:space="preserve"> </w:t>
-      </w:r>
-      <w:proofErr w:type="spellStart"/>
-      <w:r>
-        <w:rPr>
-          <w:lang w:val="en-GB"/>
-        </w:rPr>
-        <w:t>diinspeksi</w:t>
-      </w:r>
-      <w:proofErr w:type="spellEnd"/>
-      <w:r>
-        <w:rPr>
-          <w:lang w:val="en-GB"/>
-        </w:rPr>
-        <w:t xml:space="preserve"> oleh PT. Biro Klasifikasi Indonesia pada </w:t>
-      </w:r>
-      <w:proofErr w:type="spellStart"/>
-      <w:r>
-        <w:rPr>
-          <w:lang w:val="en-GB"/>
-        </w:rPr>
-        <w:t>tahun</w:t>
-      </w:r>
-      <w:proofErr w:type="spellEnd"/>
-      <w:r>
-        <w:rPr>
-          <w:lang w:val="en-GB"/>
-        </w:rPr>
-        <w:t xml:space="preserve"> 2025, </w:t>
-      </w:r>
-      <w:proofErr w:type="spellStart"/>
-      <w:r>
-        <w:rPr>
-          <w:lang w:val="en-GB"/>
-        </w:rPr>
-        <w:t>dengan</w:t>
-      </w:r>
-      <w:proofErr w:type="spellEnd"/>
-      <w:r>
-        <w:rPr>
-          <w:lang w:val="en-GB"/>
-        </w:rPr>
-        <w:t xml:space="preserve"> </w:t>
-      </w:r>
-      <w:proofErr w:type="spellStart"/>
-      <w:r>
-        <w:rPr>
-          <w:lang w:val="en-GB"/>
-        </w:rPr>
-        <w:t>membandingan</w:t>
-      </w:r>
-      <w:proofErr w:type="spellEnd"/>
-      <w:r>
-        <w:rPr>
-          <w:lang w:val="en-GB"/>
-        </w:rPr>
-        <w:t xml:space="preserve"> overall rating CAP </w:t>
-      </w:r>
-      <w:proofErr w:type="spellStart"/>
-      <w:r>
-        <w:rPr>
-          <w:lang w:val="en-GB"/>
-        </w:rPr>
-        <w:t>dengan</w:t>
-      </w:r>
-      <w:proofErr w:type="spellEnd"/>
-      <w:r>
-        <w:rPr>
-          <w:lang w:val="en-GB"/>
-        </w:rPr>
-        <w:t xml:space="preserve"> </w:t>
-      </w:r>
-      <w:proofErr w:type="spellStart"/>
-      <w:r>
-        <w:rPr>
-          <w:lang w:val="en-GB"/>
-        </w:rPr>
-        <w:t>umur</w:t>
-      </w:r>
-      <w:proofErr w:type="spellEnd"/>
-      <w:r>
-        <w:rPr>
-          <w:lang w:val="en-GB"/>
-        </w:rPr>
-        <w:t xml:space="preserve"> </w:t>
-      </w:r>
-      <w:proofErr w:type="spellStart"/>
-      <w:r>
-        <w:rPr>
-          <w:lang w:val="en-GB"/>
-        </w:rPr>
-        <w:t>kapal</w:t>
-      </w:r>
-      <w:proofErr w:type="spellEnd"/>
-      <w:r>
-        <w:rPr>
-          <w:lang w:val="en-GB"/>
-        </w:rPr>
-        <w:t xml:space="preserve">.  </w:t>
+        <w:t xml:space="preserve"> terhadap data kapal pembanding yang telah diinspeksi oleh PT. Biro Klasifikasi Indonesia pada tahun 2025, dengan membandingan overall rating CAP dengan umur kapal.  </w:t>
       </w:r>
     </w:p>
     <w:p>
       <w:pPr>
         <w:rPr>
-          <w:lang w:val="en-GB"/>
+          <w:lang w:val="nn-NO"/>
         </w:rPr>
       </w:pPr>
     </w:p>
     <w:p>
       <w:pPr>
         <w:rPr>
-          <w:lang w:val="en-GB"/>
+          <w:lang w:val="nn-NO"/>
         </w:rPr>
       </w:pPr>
     </w:p>
     <w:p>
       <w:pPr>
         <w:rPr>
-          <w:lang w:val="en-GB"/>
+          <w:lang w:val="nn-NO"/>
         </w:rPr>
       </w:pPr>
     </w:p>
@@ -2731,12 +1825,12 @@
       <w:pPr>
         <w:jc w:val="left"/>
         <w:rPr>
-          <w:lang w:val="en-GB"/>
+          <w:lang w:val="nn-NO"/>
         </w:rPr>
       </w:pPr>
       <w:r>
         <w:rPr>
-          <w:lang w:val="en-GB"/>
+          <w:lang w:val="nn-NO"/>
         </w:rPr>
         <w:br w:type="page"/>
       </w:r>
@@ -2750,238 +1844,32 @@
       </w:pPr>
       <w:r>
         <w:rPr>
-          <w:lang w:val="en-GB"/>
+          <w:lang w:val="nn-NO"/>
         </w:rPr>
         <w:lastRenderedPageBreak/>
-        <w:t xml:space="preserve">Tabel </w:t>
-      </w:r>
-      <w:proofErr w:type="spellStart"/>
-      <w:r>
-        <w:rPr>
-          <w:lang w:val="en-GB"/>
-        </w:rPr>
-        <w:t>berikut</w:t>
-      </w:r>
-      <w:proofErr w:type="spellEnd"/>
-      <w:r>
-        <w:rPr>
-          <w:lang w:val="en-GB"/>
-        </w:rPr>
-        <w:t xml:space="preserve"> </w:t>
-      </w:r>
-      <w:proofErr w:type="spellStart"/>
-      <w:r>
-        <w:rPr>
-          <w:lang w:val="en-GB"/>
-        </w:rPr>
-        <w:t>menyajikan</w:t>
-      </w:r>
-      <w:proofErr w:type="spellEnd"/>
-      <w:r>
-        <w:rPr>
-          <w:lang w:val="en-GB"/>
-        </w:rPr>
-        <w:t xml:space="preserve"> </w:t>
-      </w:r>
-      <w:proofErr w:type="spellStart"/>
-      <w:r>
-        <w:rPr>
-          <w:lang w:val="en-GB"/>
-        </w:rPr>
-        <w:t>ringkasan</w:t>
-      </w:r>
-      <w:proofErr w:type="spellEnd"/>
-      <w:r>
-        <w:rPr>
-          <w:lang w:val="en-GB"/>
-        </w:rPr>
-        <w:t xml:space="preserve"> </w:t>
-      </w:r>
-      <w:proofErr w:type="spellStart"/>
-      <w:r>
-        <w:rPr>
-          <w:lang w:val="en-GB"/>
-        </w:rPr>
-        <w:t>hasil</w:t>
-      </w:r>
-      <w:proofErr w:type="spellEnd"/>
-      <w:r>
-        <w:rPr>
-          <w:lang w:val="en-GB"/>
-        </w:rPr>
-        <w:t xml:space="preserve"> </w:t>
-      </w:r>
-      <w:proofErr w:type="spellStart"/>
-      <w:r>
-        <w:rPr>
-          <w:lang w:val="en-GB"/>
-        </w:rPr>
-        <w:t>temuan</w:t>
-      </w:r>
-      <w:proofErr w:type="spellEnd"/>
-      <w:r>
-        <w:rPr>
-          <w:lang w:val="en-GB"/>
-        </w:rPr>
-        <w:t xml:space="preserve"> </w:t>
-      </w:r>
-      <w:proofErr w:type="spellStart"/>
-      <w:r>
-        <w:rPr>
-          <w:lang w:val="en-GB"/>
-        </w:rPr>
-        <w:t>inspeksi</w:t>
-      </w:r>
-      <w:proofErr w:type="spellEnd"/>
-      <w:r>
-        <w:rPr>
-          <w:lang w:val="en-GB"/>
-        </w:rPr>
-        <w:t xml:space="preserve"> visual pada masing-masing item </w:t>
-      </w:r>
-      <w:proofErr w:type="spellStart"/>
-      <w:r>
-        <w:rPr>
-          <w:lang w:val="en-GB"/>
-        </w:rPr>
-        <w:t>pemeriksaan</w:t>
-      </w:r>
-      <w:proofErr w:type="spellEnd"/>
-      <w:r>
-        <w:rPr>
-          <w:lang w:val="en-GB"/>
-        </w:rPr>
-        <w:t xml:space="preserve"> </w:t>
-      </w:r>
-      <w:proofErr w:type="spellStart"/>
-      <w:r>
-        <w:rPr>
-          <w:lang w:val="en-GB"/>
-        </w:rPr>
-        <w:t>sesuai</w:t>
-      </w:r>
-      <w:proofErr w:type="spellEnd"/>
-      <w:r>
-        <w:rPr>
-          <w:lang w:val="en-GB"/>
-        </w:rPr>
-        <w:t xml:space="preserve"> </w:t>
-      </w:r>
-      <w:proofErr w:type="spellStart"/>
-      <w:r>
-        <w:rPr>
-          <w:lang w:val="en-GB"/>
-        </w:rPr>
-        <w:t>kategori</w:t>
-      </w:r>
-      <w:proofErr w:type="spellEnd"/>
-      <w:r>
-        <w:rPr>
-          <w:lang w:val="en-GB"/>
-        </w:rPr>
-        <w:t xml:space="preserve"> CAP</w:t>
+        <w:t>Tabel berikut menyajikan ringkasan hasil temuan inspeksi visual pada masing-masing item pemeriksaan sesuai kategori CAP</w:t>
       </w:r>
       <w:r>
         <w:rPr>
-          <w:lang w:val="en-GB"/>
+          <w:lang w:val="nn-NO"/>
         </w:rPr>
-        <w:t xml:space="preserve"> </w:t>
+        <w:t xml:space="preserve"> beserta </w:t>
       </w:r>
-      <w:proofErr w:type="spellStart"/>
       <w:r>
         <w:rPr>
-          <w:lang w:val="en-GB"/>
+          <w:lang w:val="nn-NO"/>
         </w:rPr>
-        <w:t>beserta</w:t>
+        <w:t xml:space="preserve">dokumentasi foto sebagai </w:t>
       </w:r>
-      <w:proofErr w:type="spellEnd"/>
       <w:r>
         <w:rPr>
-          <w:lang w:val="en-GB"/>
+          <w:lang w:val="nn-NO"/>
         </w:rPr>
-        <w:t xml:space="preserve"> </w:t>
+        <w:t>terhadap temuan utama</w:t>
       </w:r>
-      <w:proofErr w:type="spellStart"/>
       <w:r>
         <w:rPr>
-          <w:lang w:val="en-GB"/>
-        </w:rPr>
-        <w:t>dokumentasi</w:t>
-      </w:r>
-      <w:proofErr w:type="spellEnd"/>
-      <w:r>
-        <w:rPr>
-          <w:lang w:val="en-GB"/>
-        </w:rPr>
-        <w:t xml:space="preserve"> </w:t>
-      </w:r>
-      <w:proofErr w:type="spellStart"/>
-      <w:r>
-        <w:rPr>
-          <w:lang w:val="en-GB"/>
-        </w:rPr>
-        <w:t>foto</w:t>
-      </w:r>
-      <w:proofErr w:type="spellEnd"/>
-      <w:r>
-        <w:rPr>
-          <w:lang w:val="en-GB"/>
-        </w:rPr>
-        <w:t xml:space="preserve"> </w:t>
-      </w:r>
-      <w:proofErr w:type="spellStart"/>
-      <w:r>
-        <w:rPr>
-          <w:lang w:val="en-GB"/>
-        </w:rPr>
-        <w:t>sebagai</w:t>
-      </w:r>
-      <w:proofErr w:type="spellEnd"/>
-      <w:r>
-        <w:rPr>
-          <w:lang w:val="en-GB"/>
-        </w:rPr>
-        <w:t xml:space="preserve"> </w:t>
-      </w:r>
-      <w:proofErr w:type="spellStart"/>
-      <w:r>
-        <w:rPr>
-          <w:lang w:val="en-GB"/>
-        </w:rPr>
-        <w:t>terhadap</w:t>
-      </w:r>
-      <w:proofErr w:type="spellEnd"/>
-      <w:r>
-        <w:rPr>
-          <w:lang w:val="en-GB"/>
-        </w:rPr>
-        <w:t xml:space="preserve"> </w:t>
-      </w:r>
-      <w:proofErr w:type="spellStart"/>
-      <w:r>
-        <w:rPr>
-          <w:lang w:val="en-GB"/>
-        </w:rPr>
-        <w:t>temuan</w:t>
-      </w:r>
-      <w:proofErr w:type="spellEnd"/>
-      <w:r>
-        <w:rPr>
-          <w:lang w:val="en-GB"/>
-        </w:rPr>
-        <w:t xml:space="preserve"> </w:t>
-      </w:r>
-      <w:proofErr w:type="spellStart"/>
-      <w:r>
-        <w:rPr>
-          <w:lang w:val="en-GB"/>
-        </w:rPr>
-        <w:t>utama</w:t>
-      </w:r>
-      <w:proofErr w:type="spellEnd"/>
-      <w:r>
-        <w:rPr>
-          <w:lang w:val="en-GB"/>
+          <w:lang w:val="nn-NO"/>
         </w:rPr>
         <w:t xml:space="preserve">. </w:t>
       </w:r>
@@ -3134,7 +2022,7 @@
     </w:p>
     <w:p>
       <w:r>
-        <w:t xml:space="preserve">${temuan_table}</w:t>
+        <w:t>${temuan_table}</w:t>
       </w:r>
     </w:p>
     <w:p>
@@ -3172,7 +2060,7 @@
           <w:lang w:val="sv-SE"/>
         </w:rPr>
       </w:pPr>
-      <w:bookmarkStart w:id="8" w:name="_Toc237003283"/>
+      <w:bookmarkStart w:id="8" w:name="_Toc243393580"/>
       <w:bookmarkEnd w:id="7"/>
       <w:r>
         <w:rPr>
@@ -3223,7 +2111,7 @@
           <w:r>
             <w:fldChar w:fldCharType="separate"/>
           </w:r>
-          <w:hyperlink w:anchor="_Toc237003281" w:history="1">
+          <w:hyperlink w:anchor="_Toc243393578" w:history="1">
             <w:r>
               <w:rPr>
                 <w:rStyle w:val="Hyperlink"/>
@@ -3251,7 +2139,7 @@
                 <w:noProof/>
                 <w:webHidden/>
               </w:rPr>
-              <w:instrText xml:space="preserve"> PAGEREF _Toc237003281 \h </w:instrText>
+              <w:instrText xml:space="preserve"> PAGEREF _Toc243393578 \h </w:instrText>
             </w:r>
             <w:r>
               <w:rPr>
@@ -3297,7 +2185,7 @@
               <w14:ligatures w14:val="standardContextual"/>
             </w:rPr>
           </w:pPr>
-          <w:hyperlink w:anchor="_Toc237003282" w:history="1">
+          <w:hyperlink w:anchor="_Toc243393579" w:history="1">
             <w:r>
               <w:rPr>
                 <w:rStyle w:val="Hyperlink"/>
@@ -3324,7 +2212,7 @@
                 <w:noProof/>
                 <w:webHidden/>
               </w:rPr>
-              <w:instrText xml:space="preserve"> PAGEREF _Toc237003282 \h </w:instrText>
+              <w:instrText xml:space="preserve"> PAGEREF _Toc243393579 \h </w:instrText>
             </w:r>
             <w:r>
               <w:rPr>
@@ -3370,7 +2258,7 @@
               <w14:ligatures w14:val="standardContextual"/>
             </w:rPr>
           </w:pPr>
-          <w:hyperlink w:anchor="_Toc237003283" w:history="1">
+          <w:hyperlink w:anchor="_Toc243393580" w:history="1">
             <w:r>
               <w:rPr>
                 <w:rStyle w:val="Hyperlink"/>
@@ -3398,7 +2286,7 @@
                 <w:noProof/>
                 <w:webHidden/>
               </w:rPr>
-              <w:instrText xml:space="preserve"> PAGEREF _Toc237003283 \h </w:instrText>
+              <w:instrText xml:space="preserve"> PAGEREF _Toc243393580 \h </w:instrText>
             </w:r>
             <w:r>
               <w:rPr>
@@ -3418,7 +2306,7 @@
                 <w:noProof/>
                 <w:webHidden/>
               </w:rPr>
-              <w:t>8</w:t>
+              <w:t>6</w:t>
             </w:r>
             <w:r>
               <w:rPr>
@@ -3444,7 +2332,7 @@
               <w14:ligatures w14:val="standardContextual"/>
             </w:rPr>
           </w:pPr>
-          <w:hyperlink w:anchor="_Toc237003284" w:history="1">
+          <w:hyperlink w:anchor="_Toc243393581" w:history="1">
             <w:r>
               <w:rPr>
                 <w:rStyle w:val="Hyperlink"/>
@@ -3472,7 +2360,7 @@
                 <w:noProof/>
                 <w:webHidden/>
               </w:rPr>
-              <w:instrText xml:space="preserve"> PAGEREF _Toc237003284 \h </w:instrText>
+              <w:instrText xml:space="preserve"> PAGEREF _Toc243393581 \h </w:instrText>
             </w:r>
             <w:r>
               <w:rPr>
@@ -3492,7 +2380,7 @@
                 <w:noProof/>
                 <w:webHidden/>
               </w:rPr>
-              <w:t>9</w:t>
+              <w:t>7</w:t>
             </w:r>
             <w:r>
               <w:rPr>
@@ -3518,7 +2406,7 @@
               <w14:ligatures w14:val="standardContextual"/>
             </w:rPr>
           </w:pPr>
-          <w:hyperlink w:anchor="_Toc237003285" w:history="1">
+          <w:hyperlink w:anchor="_Toc243393582" w:history="1">
             <w:r>
               <w:rPr>
                 <w:rStyle w:val="Hyperlink"/>
@@ -3545,7 +2433,7 @@
                 <w:noProof/>
                 <w:webHidden/>
               </w:rPr>
-              <w:instrText xml:space="preserve"> PAGEREF _Toc237003285 \h </w:instrText>
+              <w:instrText xml:space="preserve"> PAGEREF _Toc243393582 \h </w:instrText>
             </w:r>
             <w:r>
               <w:rPr>
@@ -3565,7 +2453,7 @@
                 <w:noProof/>
                 <w:webHidden/>
               </w:rPr>
-              <w:t>12</w:t>
+              <w:t>9</w:t>
             </w:r>
             <w:r>
               <w:rPr>
@@ -3587,7 +2475,7 @@
               <w14:ligatures w14:val="standardContextual"/>
             </w:rPr>
           </w:pPr>
-          <w:hyperlink w:anchor="_Toc237003286" w:history="1">
+          <w:hyperlink w:anchor="_Toc243393583" w:history="1">
             <w:r>
               <w:rPr>
                 <w:rStyle w:val="Hyperlink"/>
@@ -3626,7 +2514,7 @@
               <w:rPr>
                 <w:webHidden/>
               </w:rPr>
-              <w:instrText xml:space="preserve"> PAGEREF _Toc237003286 \h </w:instrText>
+              <w:instrText xml:space="preserve"> PAGEREF _Toc243393583 \h </w:instrText>
             </w:r>
             <w:r>
               <w:rPr>
@@ -3643,7 +2531,7 @@
               <w:rPr>
                 <w:webHidden/>
               </w:rPr>
-              <w:t>12</w:t>
+              <w:t>9</w:t>
             </w:r>
             <w:r>
               <w:rPr>
@@ -3664,7 +2552,7 @@
               <w14:ligatures w14:val="standardContextual"/>
             </w:rPr>
           </w:pPr>
-          <w:hyperlink w:anchor="_Toc237003287" w:history="1">
+          <w:hyperlink w:anchor="_Toc243393584" w:history="1">
             <w:r>
               <w:rPr>
                 <w:rStyle w:val="Hyperlink"/>
@@ -3703,7 +2591,7 @@
               <w:rPr>
                 <w:webHidden/>
               </w:rPr>
-              <w:instrText xml:space="preserve"> PAGEREF _Toc237003287 \h </w:instrText>
+              <w:instrText xml:space="preserve"> PAGEREF _Toc243393584 \h </w:instrText>
             </w:r>
             <w:r>
               <w:rPr>
@@ -3720,7 +2608,7 @@
               <w:rPr>
                 <w:webHidden/>
               </w:rPr>
-              <w:t>13</w:t>
+              <w:t>10</w:t>
             </w:r>
             <w:r>
               <w:rPr>
@@ -3741,7 +2629,7 @@
               <w14:ligatures w14:val="standardContextual"/>
             </w:rPr>
           </w:pPr>
-          <w:hyperlink w:anchor="_Toc237003288" w:history="1">
+          <w:hyperlink w:anchor="_Toc243393585" w:history="1">
             <w:r>
               <w:rPr>
                 <w:rStyle w:val="Hyperlink"/>
@@ -3780,7 +2668,7 @@
               <w:rPr>
                 <w:webHidden/>
               </w:rPr>
-              <w:instrText xml:space="preserve"> PAGEREF _Toc237003288 \h </w:instrText>
+              <w:instrText xml:space="preserve"> PAGEREF _Toc243393585 \h </w:instrText>
             </w:r>
             <w:r>
               <w:rPr>
@@ -3797,7 +2685,7 @@
               <w:rPr>
                 <w:webHidden/>
               </w:rPr>
-              <w:t>13</w:t>
+              <w:t>10</w:t>
             </w:r>
             <w:r>
               <w:rPr>
@@ -3822,7 +2710,7 @@
               <w14:ligatures w14:val="standardContextual"/>
             </w:rPr>
           </w:pPr>
-          <w:hyperlink w:anchor="_Toc237003289" w:history="1">
+          <w:hyperlink w:anchor="_Toc243393586" w:history="1">
             <w:r>
               <w:rPr>
                 <w:rStyle w:val="Hyperlink"/>
@@ -3850,7 +2738,7 @@
                 <w:noProof/>
                 <w:webHidden/>
               </w:rPr>
-              <w:instrText xml:space="preserve"> PAGEREF _Toc237003289 \h </w:instrText>
+              <w:instrText xml:space="preserve"> PAGEREF _Toc243393586 \h </w:instrText>
             </w:r>
             <w:r>
               <w:rPr>
@@ -3870,651 +2758,7 @@
                 <w:noProof/>
                 <w:webHidden/>
               </w:rPr>
-              <w:t>14</w:t>
-            </w:r>
-            <w:r>
-              <w:rPr>
-                <w:noProof/>
-                <w:webHidden/>
-              </w:rPr>
-              <w:fldChar w:fldCharType="end"/>
-            </w:r>
-          </w:hyperlink>
-        </w:p>
-        <w:p>
-          <w:pPr>
-            <w:pStyle w:val="TOC2"/>
-            <w:tabs>
-              <w:tab w:val="left" w:pos="660"/>
-              <w:tab w:val="right" w:leader="dot" w:pos="9583"/>
-            </w:tabs>
-            <w:rPr>
-              <w:rFonts w:asciiTheme="minorHAnsi" w:eastAsiaTheme="minorEastAsia" w:hAnsiTheme="minorHAnsi"/>
-              <w:noProof/>
-              <w:kern w:val="2"/>
-              <w:szCs w:val="24"/>
-              <w:lang w:eastAsia="en-ID"/>
-              <w14:ligatures w14:val="standardContextual"/>
-            </w:rPr>
-          </w:pPr>
-          <w:hyperlink w:anchor="_Toc237003290" w:history="1">
-            <w:r>
-              <w:rPr>
-                <w:rStyle w:val="Hyperlink"/>
-                <w:noProof/>
-              </w:rPr>
-              <w:t>1</w:t>
-            </w:r>
-            <w:r>
-              <w:rPr>
-                <w:rFonts w:asciiTheme="minorHAnsi" w:eastAsiaTheme="minorEastAsia" w:hAnsiTheme="minorHAnsi"/>
-                <w:noProof/>
-                <w:kern w:val="2"/>
-                <w:szCs w:val="24"/>
-                <w:lang w:eastAsia="en-ID"/>
-                <w14:ligatures w14:val="standardContextual"/>
-              </w:rPr>
-              <w:tab/>
-            </w:r>
-            <w:r>
-              <w:rPr>
-                <w:rStyle w:val="Hyperlink"/>
-                <w:noProof/>
-              </w:rPr>
-              <w:t>HULL AND CONSTRUCTION</w:t>
-            </w:r>
-            <w:r>
-              <w:rPr>
-                <w:noProof/>
-                <w:webHidden/>
-              </w:rPr>
-              <w:tab/>
-            </w:r>
-            <w:r>
-              <w:rPr>
-                <w:noProof/>
-                <w:webHidden/>
-              </w:rPr>
-              <w:fldChar w:fldCharType="begin"/>
-            </w:r>
-            <w:r>
-              <w:rPr>
-                <w:noProof/>
-                <w:webHidden/>
-              </w:rPr>
-              <w:instrText xml:space="preserve"> PAGEREF _Toc237003290 \h </w:instrText>
-            </w:r>
-            <w:r>
-              <w:rPr>
-                <w:noProof/>
-                <w:webHidden/>
-              </w:rPr>
-            </w:r>
-            <w:r>
-              <w:rPr>
-                <w:noProof/>
-                <w:webHidden/>
-              </w:rPr>
-              <w:fldChar w:fldCharType="separate"/>
-            </w:r>
-            <w:r>
-              <w:rPr>
-                <w:noProof/>
-                <w:webHidden/>
-              </w:rPr>
-              <w:t>14</w:t>
-            </w:r>
-            <w:r>
-              <w:rPr>
-                <w:noProof/>
-                <w:webHidden/>
-              </w:rPr>
-              <w:fldChar w:fldCharType="end"/>
-            </w:r>
-          </w:hyperlink>
-        </w:p>
-        <w:p>
-          <w:pPr>
-            <w:pStyle w:val="TOC2"/>
-            <w:tabs>
-              <w:tab w:val="left" w:pos="660"/>
-              <w:tab w:val="right" w:leader="dot" w:pos="9583"/>
-            </w:tabs>
-            <w:rPr>
-              <w:rFonts w:asciiTheme="minorHAnsi" w:eastAsiaTheme="minorEastAsia" w:hAnsiTheme="minorHAnsi"/>
-              <w:noProof/>
-              <w:kern w:val="2"/>
-              <w:szCs w:val="24"/>
-              <w:lang w:eastAsia="en-ID"/>
-              <w14:ligatures w14:val="standardContextual"/>
-            </w:rPr>
-          </w:pPr>
-          <w:hyperlink w:anchor="_Toc237003291" w:history="1">
-            <w:r>
-              <w:rPr>
-                <w:rStyle w:val="Hyperlink"/>
-                <w:noProof/>
-              </w:rPr>
-              <w:t>2</w:t>
-            </w:r>
-            <w:r>
-              <w:rPr>
-                <w:rFonts w:asciiTheme="minorHAnsi" w:eastAsiaTheme="minorEastAsia" w:hAnsiTheme="minorHAnsi"/>
-                <w:noProof/>
-                <w:kern w:val="2"/>
-                <w:szCs w:val="24"/>
-                <w:lang w:eastAsia="en-ID"/>
-                <w14:ligatures w14:val="standardContextual"/>
-              </w:rPr>
-              <w:tab/>
-            </w:r>
-            <w:r>
-              <w:rPr>
-                <w:rStyle w:val="Hyperlink"/>
-                <w:noProof/>
-              </w:rPr>
-              <w:t>RAMP</w:t>
-            </w:r>
-            <w:r>
-              <w:rPr>
-                <w:noProof/>
-                <w:webHidden/>
-              </w:rPr>
-              <w:tab/>
-            </w:r>
-            <w:r>
-              <w:rPr>
-                <w:noProof/>
-                <w:webHidden/>
-              </w:rPr>
-              <w:fldChar w:fldCharType="begin"/>
-            </w:r>
-            <w:r>
-              <w:rPr>
-                <w:noProof/>
-                <w:webHidden/>
-              </w:rPr>
-              <w:instrText xml:space="preserve"> PAGEREF _Toc237003291 \h </w:instrText>
-            </w:r>
-            <w:r>
-              <w:rPr>
-                <w:noProof/>
-                <w:webHidden/>
-              </w:rPr>
-            </w:r>
-            <w:r>
-              <w:rPr>
-                <w:noProof/>
-                <w:webHidden/>
-              </w:rPr>
-              <w:fldChar w:fldCharType="separate"/>
-            </w:r>
-            <w:r>
-              <w:rPr>
-                <w:noProof/>
-                <w:webHidden/>
-              </w:rPr>
-              <w:t>16</w:t>
-            </w:r>
-            <w:r>
-              <w:rPr>
-                <w:noProof/>
-                <w:webHidden/>
-              </w:rPr>
-              <w:fldChar w:fldCharType="end"/>
-            </w:r>
-          </w:hyperlink>
-        </w:p>
-        <w:p>
-          <w:pPr>
-            <w:pStyle w:val="TOC2"/>
-            <w:tabs>
-              <w:tab w:val="left" w:pos="660"/>
-              <w:tab w:val="right" w:leader="dot" w:pos="9583"/>
-            </w:tabs>
-            <w:rPr>
-              <w:rFonts w:asciiTheme="minorHAnsi" w:eastAsiaTheme="minorEastAsia" w:hAnsiTheme="minorHAnsi"/>
-              <w:noProof/>
-              <w:kern w:val="2"/>
-              <w:szCs w:val="24"/>
-              <w:lang w:eastAsia="en-ID"/>
-              <w14:ligatures w14:val="standardContextual"/>
-            </w:rPr>
-          </w:pPr>
-          <w:hyperlink w:anchor="_Toc237003292" w:history="1">
-            <w:r>
-              <w:rPr>
-                <w:rStyle w:val="Hyperlink"/>
-                <w:noProof/>
-              </w:rPr>
-              <w:t>3</w:t>
-            </w:r>
-            <w:r>
-              <w:rPr>
-                <w:rFonts w:asciiTheme="minorHAnsi" w:eastAsiaTheme="minorEastAsia" w:hAnsiTheme="minorHAnsi"/>
-                <w:noProof/>
-                <w:kern w:val="2"/>
-                <w:szCs w:val="24"/>
-                <w:lang w:eastAsia="en-ID"/>
-                <w14:ligatures w14:val="standardContextual"/>
-              </w:rPr>
-              <w:tab/>
-            </w:r>
-            <w:r>
-              <w:rPr>
-                <w:rStyle w:val="Hyperlink"/>
-                <w:noProof/>
-              </w:rPr>
-              <w:t>ACCOMODATION</w:t>
-            </w:r>
-            <w:r>
-              <w:rPr>
-                <w:noProof/>
-                <w:webHidden/>
-              </w:rPr>
-              <w:tab/>
-            </w:r>
-            <w:r>
-              <w:rPr>
-                <w:noProof/>
-                <w:webHidden/>
-              </w:rPr>
-              <w:fldChar w:fldCharType="begin"/>
-            </w:r>
-            <w:r>
-              <w:rPr>
-                <w:noProof/>
-                <w:webHidden/>
-              </w:rPr>
-              <w:instrText xml:space="preserve"> PAGEREF _Toc237003292 \h </w:instrText>
-            </w:r>
-            <w:r>
-              <w:rPr>
-                <w:noProof/>
-                <w:webHidden/>
-              </w:rPr>
-            </w:r>
-            <w:r>
-              <w:rPr>
-                <w:noProof/>
-                <w:webHidden/>
-              </w:rPr>
-              <w:fldChar w:fldCharType="separate"/>
-            </w:r>
-            <w:r>
-              <w:rPr>
-                <w:noProof/>
-                <w:webHidden/>
-              </w:rPr>
-              <w:t>20</w:t>
-            </w:r>
-            <w:r>
-              <w:rPr>
-                <w:noProof/>
-                <w:webHidden/>
-              </w:rPr>
-              <w:fldChar w:fldCharType="end"/>
-            </w:r>
-          </w:hyperlink>
-        </w:p>
-        <w:p>
-          <w:pPr>
-            <w:pStyle w:val="TOC2"/>
-            <w:tabs>
-              <w:tab w:val="left" w:pos="660"/>
-              <w:tab w:val="right" w:leader="dot" w:pos="9583"/>
-            </w:tabs>
-            <w:rPr>
-              <w:rFonts w:asciiTheme="minorHAnsi" w:eastAsiaTheme="minorEastAsia" w:hAnsiTheme="minorHAnsi"/>
-              <w:noProof/>
-              <w:kern w:val="2"/>
-              <w:szCs w:val="24"/>
-              <w:lang w:eastAsia="en-ID"/>
-              <w14:ligatures w14:val="standardContextual"/>
-            </w:rPr>
-          </w:pPr>
-          <w:hyperlink w:anchor="_Toc237003293" w:history="1">
-            <w:r>
-              <w:rPr>
-                <w:rStyle w:val="Hyperlink"/>
-                <w:noProof/>
-              </w:rPr>
-              <w:t>4</w:t>
-            </w:r>
-            <w:r>
-              <w:rPr>
-                <w:rFonts w:asciiTheme="minorHAnsi" w:eastAsiaTheme="minorEastAsia" w:hAnsiTheme="minorHAnsi"/>
-                <w:noProof/>
-                <w:kern w:val="2"/>
-                <w:szCs w:val="24"/>
-                <w:lang w:eastAsia="en-ID"/>
-                <w14:ligatures w14:val="standardContextual"/>
-              </w:rPr>
-              <w:tab/>
-            </w:r>
-            <w:r>
-              <w:rPr>
-                <w:rStyle w:val="Hyperlink"/>
-                <w:noProof/>
-              </w:rPr>
-              <w:t>DECK MACHINARY AND OUTFITTING</w:t>
-            </w:r>
-            <w:r>
-              <w:rPr>
-                <w:noProof/>
-                <w:webHidden/>
-              </w:rPr>
-              <w:tab/>
-            </w:r>
-            <w:r>
-              <w:rPr>
-                <w:noProof/>
-                <w:webHidden/>
-              </w:rPr>
-              <w:fldChar w:fldCharType="begin"/>
-            </w:r>
-            <w:r>
-              <w:rPr>
-                <w:noProof/>
-                <w:webHidden/>
-              </w:rPr>
-              <w:instrText xml:space="preserve"> PAGEREF _Toc237003293 \h </w:instrText>
-            </w:r>
-            <w:r>
-              <w:rPr>
-                <w:noProof/>
-                <w:webHidden/>
-              </w:rPr>
-            </w:r>
-            <w:r>
-              <w:rPr>
-                <w:noProof/>
-                <w:webHidden/>
-              </w:rPr>
-              <w:fldChar w:fldCharType="separate"/>
-            </w:r>
-            <w:r>
-              <w:rPr>
-                <w:noProof/>
-                <w:webHidden/>
-              </w:rPr>
-              <w:t>23</w:t>
-            </w:r>
-            <w:r>
-              <w:rPr>
-                <w:noProof/>
-                <w:webHidden/>
-              </w:rPr>
-              <w:fldChar w:fldCharType="end"/>
-            </w:r>
-          </w:hyperlink>
-        </w:p>
-        <w:p>
-          <w:pPr>
-            <w:pStyle w:val="TOC2"/>
-            <w:tabs>
-              <w:tab w:val="left" w:pos="660"/>
-              <w:tab w:val="right" w:leader="dot" w:pos="9583"/>
-            </w:tabs>
-            <w:rPr>
-              <w:rFonts w:asciiTheme="minorHAnsi" w:eastAsiaTheme="minorEastAsia" w:hAnsiTheme="minorHAnsi"/>
-              <w:noProof/>
-              <w:kern w:val="2"/>
-              <w:szCs w:val="24"/>
-              <w:lang w:eastAsia="en-ID"/>
-              <w14:ligatures w14:val="standardContextual"/>
-            </w:rPr>
-          </w:pPr>
-          <w:hyperlink w:anchor="_Toc237003294" w:history="1">
-            <w:r>
-              <w:rPr>
-                <w:rStyle w:val="Hyperlink"/>
-                <w:noProof/>
-              </w:rPr>
-              <w:t>5</w:t>
-            </w:r>
-            <w:r>
-              <w:rPr>
-                <w:rFonts w:asciiTheme="minorHAnsi" w:eastAsiaTheme="minorEastAsia" w:hAnsiTheme="minorHAnsi"/>
-                <w:noProof/>
-                <w:kern w:val="2"/>
-                <w:szCs w:val="24"/>
-                <w:lang w:eastAsia="en-ID"/>
-                <w14:ligatures w14:val="standardContextual"/>
-              </w:rPr>
-              <w:tab/>
-            </w:r>
-            <w:r>
-              <w:rPr>
-                <w:rStyle w:val="Hyperlink"/>
-                <w:noProof/>
-              </w:rPr>
-              <w:t>ENGINE ROOM AND MACHINERY</w:t>
-            </w:r>
-            <w:r>
-              <w:rPr>
-                <w:noProof/>
-                <w:webHidden/>
-              </w:rPr>
-              <w:tab/>
-            </w:r>
-            <w:r>
-              <w:rPr>
-                <w:noProof/>
-                <w:webHidden/>
-              </w:rPr>
-              <w:fldChar w:fldCharType="begin"/>
-            </w:r>
-            <w:r>
-              <w:rPr>
-                <w:noProof/>
-                <w:webHidden/>
-              </w:rPr>
-              <w:instrText xml:space="preserve"> PAGEREF _Toc237003294 \h </w:instrText>
-            </w:r>
-            <w:r>
-              <w:rPr>
-                <w:noProof/>
-                <w:webHidden/>
-              </w:rPr>
-            </w:r>
-            <w:r>
-              <w:rPr>
-                <w:noProof/>
-                <w:webHidden/>
-              </w:rPr>
-              <w:fldChar w:fldCharType="separate"/>
-            </w:r>
-            <w:r>
-              <w:rPr>
-                <w:noProof/>
-                <w:webHidden/>
-              </w:rPr>
-              <w:t>29</w:t>
-            </w:r>
-            <w:r>
-              <w:rPr>
-                <w:noProof/>
-                <w:webHidden/>
-              </w:rPr>
-              <w:fldChar w:fldCharType="end"/>
-            </w:r>
-          </w:hyperlink>
-        </w:p>
-        <w:p>
-          <w:pPr>
-            <w:pStyle w:val="TOC2"/>
-            <w:tabs>
-              <w:tab w:val="left" w:pos="660"/>
-              <w:tab w:val="right" w:leader="dot" w:pos="9583"/>
-            </w:tabs>
-            <w:rPr>
-              <w:rFonts w:asciiTheme="minorHAnsi" w:eastAsiaTheme="minorEastAsia" w:hAnsiTheme="minorHAnsi"/>
-              <w:noProof/>
-              <w:kern w:val="2"/>
-              <w:szCs w:val="24"/>
-              <w:lang w:eastAsia="en-ID"/>
-              <w14:ligatures w14:val="standardContextual"/>
-            </w:rPr>
-          </w:pPr>
-          <w:hyperlink w:anchor="_Toc237003295" w:history="1">
-            <w:r>
-              <w:rPr>
-                <w:rStyle w:val="Hyperlink"/>
-                <w:noProof/>
-              </w:rPr>
-              <w:t>6</w:t>
-            </w:r>
-            <w:r>
-              <w:rPr>
-                <w:rFonts w:asciiTheme="minorHAnsi" w:eastAsiaTheme="minorEastAsia" w:hAnsiTheme="minorHAnsi"/>
-                <w:noProof/>
-                <w:kern w:val="2"/>
-                <w:szCs w:val="24"/>
-                <w:lang w:eastAsia="en-ID"/>
-                <w14:ligatures w14:val="standardContextual"/>
-              </w:rPr>
-              <w:tab/>
-            </w:r>
-            <w:r>
-              <w:rPr>
-                <w:rStyle w:val="Hyperlink"/>
-                <w:noProof/>
-              </w:rPr>
-              <w:t>BRIDGE AND NAVIGATION</w:t>
-            </w:r>
-            <w:r>
-              <w:rPr>
-                <w:noProof/>
-                <w:webHidden/>
-              </w:rPr>
-              <w:tab/>
-            </w:r>
-            <w:r>
-              <w:rPr>
-                <w:noProof/>
-                <w:webHidden/>
-              </w:rPr>
-              <w:fldChar w:fldCharType="begin"/>
-            </w:r>
-            <w:r>
-              <w:rPr>
-                <w:noProof/>
-                <w:webHidden/>
-              </w:rPr>
-              <w:instrText xml:space="preserve"> PAGEREF _Toc237003295 \h </w:instrText>
-            </w:r>
-            <w:r>
-              <w:rPr>
-                <w:noProof/>
-                <w:webHidden/>
-              </w:rPr>
-            </w:r>
-            <w:r>
-              <w:rPr>
-                <w:noProof/>
-                <w:webHidden/>
-              </w:rPr>
-              <w:fldChar w:fldCharType="separate"/>
-            </w:r>
-            <w:r>
-              <w:rPr>
-                <w:noProof/>
-                <w:webHidden/>
-              </w:rPr>
-              <w:t>37</w:t>
-            </w:r>
-            <w:r>
-              <w:rPr>
-                <w:noProof/>
-                <w:webHidden/>
-              </w:rPr>
-              <w:fldChar w:fldCharType="end"/>
-            </w:r>
-          </w:hyperlink>
-        </w:p>
-        <w:p>
-          <w:pPr>
-            <w:pStyle w:val="TOC2"/>
-            <w:tabs>
-              <w:tab w:val="left" w:pos="660"/>
-              <w:tab w:val="right" w:leader="dot" w:pos="9583"/>
-            </w:tabs>
-            <w:rPr>
-              <w:rFonts w:asciiTheme="minorHAnsi" w:eastAsiaTheme="minorEastAsia" w:hAnsiTheme="minorHAnsi"/>
-              <w:noProof/>
-              <w:kern w:val="2"/>
-              <w:szCs w:val="24"/>
-              <w:lang w:eastAsia="en-ID"/>
-              <w14:ligatures w14:val="standardContextual"/>
-            </w:rPr>
-          </w:pPr>
-          <w:hyperlink w:anchor="_Toc237003296" w:history="1">
-            <w:r>
-              <w:rPr>
-                <w:rStyle w:val="Hyperlink"/>
-                <w:noProof/>
-              </w:rPr>
-              <w:t>7</w:t>
-            </w:r>
-            <w:r>
-              <w:rPr>
-                <w:rFonts w:asciiTheme="minorHAnsi" w:eastAsiaTheme="minorEastAsia" w:hAnsiTheme="minorHAnsi"/>
-                <w:noProof/>
-                <w:kern w:val="2"/>
-                <w:szCs w:val="24"/>
-                <w:lang w:eastAsia="en-ID"/>
-                <w14:ligatures w14:val="standardContextual"/>
-              </w:rPr>
-              <w:tab/>
-            </w:r>
-            <w:r>
-              <w:rPr>
-                <w:rStyle w:val="Hyperlink"/>
-                <w:noProof/>
-              </w:rPr>
-              <w:t>SHIP SAFETY AND OPERATION</w:t>
-            </w:r>
-            <w:r>
-              <w:rPr>
-                <w:noProof/>
-                <w:webHidden/>
-              </w:rPr>
-              <w:tab/>
-            </w:r>
-            <w:r>
-              <w:rPr>
-                <w:noProof/>
-                <w:webHidden/>
-              </w:rPr>
-              <w:fldChar w:fldCharType="begin"/>
-            </w:r>
-            <w:r>
-              <w:rPr>
-                <w:noProof/>
-                <w:webHidden/>
-              </w:rPr>
-              <w:instrText xml:space="preserve"> PAGEREF _Toc237003296 \h </w:instrText>
-            </w:r>
-            <w:r>
-              <w:rPr>
-                <w:noProof/>
-                <w:webHidden/>
-              </w:rPr>
-            </w:r>
-            <w:r>
-              <w:rPr>
-                <w:noProof/>
-                <w:webHidden/>
-              </w:rPr>
-              <w:fldChar w:fldCharType="separate"/>
-            </w:r>
-            <w:r>
-              <w:rPr>
-                <w:noProof/>
-                <w:webHidden/>
-              </w:rPr>
-              <w:t>41</w:t>
+              <w:t>11</w:t>
             </w:r>
             <w:r>
               <w:rPr>
@@ -4540,7 +2784,7 @@
               <w14:ligatures w14:val="standardContextual"/>
             </w:rPr>
           </w:pPr>
-          <w:hyperlink w:anchor="_Toc237003297" w:history="1">
+          <w:hyperlink w:anchor="_Toc243393587" w:history="1">
             <w:r>
               <w:rPr>
                 <w:rStyle w:val="Hyperlink"/>
@@ -4575,7 +2819,7 @@
                 <w:noProof/>
                 <w:webHidden/>
               </w:rPr>
-              <w:instrText xml:space="preserve"> PAGEREF _Toc237003297 \h </w:instrText>
+              <w:instrText xml:space="preserve"> PAGEREF _Toc243393587 \h </w:instrText>
             </w:r>
             <w:r>
               <w:rPr>
@@ -4595,7 +2839,7 @@
                 <w:noProof/>
                 <w:webHidden/>
               </w:rPr>
-              <w:t>50</w:t>
+              <w:t>12</w:t>
             </w:r>
             <w:r>
               <w:rPr>
@@ -4621,7 +2865,7 @@
               <w14:ligatures w14:val="standardContextual"/>
             </w:rPr>
           </w:pPr>
-          <w:hyperlink w:anchor="_Toc237003298" w:history="1">
+          <w:hyperlink w:anchor="_Toc243393588" w:history="1">
             <w:r>
               <w:rPr>
                 <w:rStyle w:val="Hyperlink"/>
@@ -4648,7 +2892,7 @@
                 <w:noProof/>
                 <w:webHidden/>
               </w:rPr>
-              <w:instrText xml:space="preserve"> PAGEREF _Toc237003298 \h </w:instrText>
+              <w:instrText xml:space="preserve"> PAGEREF _Toc243393588 \h </w:instrText>
             </w:r>
             <w:r>
               <w:rPr>
@@ -4668,7 +2912,7 @@
                 <w:noProof/>
                 <w:webHidden/>
               </w:rPr>
-              <w:t>54</w:t>
+              <w:t>13</w:t>
             </w:r>
             <w:r>
               <w:rPr>
@@ -4722,8 +2966,7 @@
           <w:lang w:val="sv-SE"/>
         </w:rPr>
       </w:pPr>
-      <w:bookmarkStart w:id="9" w:name="_Hlk131596708"/>
-      <w:bookmarkStart w:id="10" w:name="_Toc237003284"/>
+      <w:bookmarkStart w:id="9" w:name="_Toc243393581"/>
       <w:r>
         <w:rPr>
           <w:lang w:val="sv-SE"/>
@@ -4737,16 +2980,16 @@
         </w:rPr>
         <w:t>UMUM/GENERAL</w:t>
       </w:r>
-      <w:bookmarkEnd w:id="10"/>
+      <w:bookmarkEnd w:id="9"/>
     </w:p>
     <w:p>
       <w:r>
-        <w:t xml:space="preserve">${bab1_intro}</w:t>
+        <w:t>${bab1_intro}</w:t>
       </w:r>
     </w:p>
     <w:p>
       <w:r>
-        <w:t xml:space="preserve">${bab1_standards}</w:t>
+        <w:t>${bab1_standards}</w:t>
       </w:r>
     </w:p>
     <w:tbl>
@@ -4760,11 +3003,11 @@
       </w:tblPr>
       <w:tblGrid>
         <w:gridCol w:w="1337"/>
-        <w:gridCol w:w="2237"/>
+        <w:gridCol w:w="2235"/>
         <w:gridCol w:w="1772"/>
+        <w:gridCol w:w="1417"/>
         <w:gridCol w:w="1418"/>
-        <w:gridCol w:w="1418"/>
-        <w:gridCol w:w="1406"/>
+        <w:gridCol w:w="1404"/>
       </w:tblGrid>
       <w:tr>
         <w:trPr>
@@ -5188,8 +3431,8 @@
               <w:bottom w:val="single" w:sz="4" w:space="0" w:color="000000"/>
               <w:right w:val="single" w:sz="4" w:space="0" w:color="000000"/>
             </w:tcBorders>
+            <w:vAlign w:val="center"/>
             <w:hideMark/>
-            <w:vAlign w:val="center"/>
           </w:tcPr>
           <w:p>
             <w:pPr>
@@ -5200,9 +3443,55 @@
                 <w:color w:val="000000"/>
                 <w:sz w:val="20"/>
                 <w:szCs w:val="20"/>
-                <w:lang w:eastAsia="en-ID"/>
+                <w:lang w:val="sv-SE" w:eastAsia="en-ID"/>
               </w:rPr>
             </w:pPr>
+            <w:r>
+              <w:rPr>
+                <w:rFonts w:eastAsia="Times New Roman" w:cs="Arial"/>
+                <w:color w:val="000000"/>
+                <w:sz w:val="20"/>
+                <w:szCs w:val="20"/>
+                <w:lang w:val="sv-SE" w:eastAsia="en-ID"/>
+              </w:rPr>
+              <w:t>Kondisi Pelapisan/Cat pada Konstruksi, Plat, Perpipaan dan Peralatan deck lainnya</w:t>
+            </w:r>
+          </w:p>
+        </w:tc>
+        <w:tc>
+          <w:tcPr>
+            <w:tcW w:w="809" w:type="pct"/>
+            <w:tcBorders>
+              <w:top w:val="single" w:sz="4" w:space="0" w:color="000000"/>
+              <w:left w:val="single" w:sz="4" w:space="0" w:color="000000"/>
+              <w:bottom w:val="single" w:sz="4" w:space="0" w:color="000000"/>
+              <w:right w:val="single" w:sz="4" w:space="0" w:color="000000"/>
+            </w:tcBorders>
+            <w:vAlign w:val="center"/>
+            <w:hideMark/>
+          </w:tcPr>
+          <w:p>
+            <w:pPr>
+              <w:spacing w:after="0" w:line="240" w:lineRule="auto"/>
+              <w:jc w:val="left"/>
+              <w:rPr>
+                <w:rFonts w:eastAsia="Times New Roman" w:cs="Arial"/>
+                <w:color w:val="000000"/>
+                <w:sz w:val="20"/>
+                <w:szCs w:val="20"/>
+                <w:lang w:eastAsia="en-ID"/>
+              </w:rPr>
+            </w:pPr>
+            <w:r>
+              <w:rPr>
+                <w:rFonts w:eastAsia="Times New Roman" w:cs="Arial"/>
+                <w:color w:val="000000"/>
+                <w:sz w:val="20"/>
+                <w:szCs w:val="20"/>
+                <w:lang w:eastAsia="en-ID"/>
+              </w:rPr>
+              <w:t xml:space="preserve">Tidak </w:t>
+            </w:r>
             <w:proofErr w:type="spellStart"/>
             <w:r>
               <w:rPr>
@@ -5212,7 +3501,7 @@
                 <w:szCs w:val="20"/>
                 <w:lang w:eastAsia="en-ID"/>
               </w:rPr>
-              <w:t>Kondisi</w:t>
+              <w:t>terdapat</w:t>
             </w:r>
             <w:proofErr w:type="spellEnd"/>
             <w:r>
@@ -5223,7 +3512,7 @@
                 <w:szCs w:val="20"/>
                 <w:lang w:eastAsia="en-ID"/>
               </w:rPr>
-              <w:t xml:space="preserve"> Pelapisan/Cat pada </w:t>
+              <w:t xml:space="preserve"> </w:t>
             </w:r>
             <w:proofErr w:type="spellStart"/>
             <w:r>
@@ -5234,7 +3523,7 @@
                 <w:szCs w:val="20"/>
                 <w:lang w:eastAsia="en-ID"/>
               </w:rPr>
-              <w:t>Konstruksi</w:t>
+              <w:t>lapisan</w:t>
             </w:r>
             <w:proofErr w:type="spellEnd"/>
             <w:r>
@@ -5245,7 +3534,7 @@
                 <w:szCs w:val="20"/>
                 <w:lang w:eastAsia="en-ID"/>
               </w:rPr>
-              <w:t xml:space="preserve">, Plat, </w:t>
+              <w:t xml:space="preserve"> </w:t>
             </w:r>
             <w:proofErr w:type="spellStart"/>
             <w:r>
@@ -5256,51 +3545,7 @@
                 <w:szCs w:val="20"/>
                 <w:lang w:eastAsia="en-ID"/>
               </w:rPr>
-              <w:t>Perpipaan</w:t>
-            </w:r>
-            <w:proofErr w:type="spellEnd"/>
-            <w:r>
-              <w:rPr>
-                <w:rFonts w:eastAsia="Times New Roman" w:cs="Arial"/>
-                <w:color w:val="000000"/>
-                <w:sz w:val="20"/>
-                <w:szCs w:val="20"/>
-                <w:lang w:eastAsia="en-ID"/>
-              </w:rPr>
-              <w:t xml:space="preserve"> dan </w:t>
-            </w:r>
-            <w:proofErr w:type="spellStart"/>
-            <w:r>
-              <w:rPr>
-                <w:rFonts w:eastAsia="Times New Roman" w:cs="Arial"/>
-                <w:color w:val="000000"/>
-                <w:sz w:val="20"/>
-                <w:szCs w:val="20"/>
-                <w:lang w:eastAsia="en-ID"/>
-              </w:rPr>
-              <w:t>Peralatan</w:t>
-            </w:r>
-            <w:proofErr w:type="spellEnd"/>
-            <w:r>
-              <w:rPr>
-                <w:rFonts w:eastAsia="Times New Roman" w:cs="Arial"/>
-                <w:color w:val="000000"/>
-                <w:sz w:val="20"/>
-                <w:szCs w:val="20"/>
-                <w:lang w:eastAsia="en-ID"/>
-              </w:rPr>
-              <w:t xml:space="preserve"> deck </w:t>
-            </w:r>
-            <w:proofErr w:type="spellStart"/>
-            <w:r>
-              <w:rPr>
-                <w:rFonts w:eastAsia="Times New Roman" w:cs="Arial"/>
-                <w:color w:val="000000"/>
-                <w:sz w:val="20"/>
-                <w:szCs w:val="20"/>
-                <w:lang w:eastAsia="en-ID"/>
-              </w:rPr>
-              <w:t>lainnya</w:t>
+              <w:t>pelindung</w:t>
             </w:r>
             <w:proofErr w:type="spellEnd"/>
           </w:p>
@@ -5314,8 +3559,8 @@
               <w:bottom w:val="single" w:sz="4" w:space="0" w:color="000000"/>
               <w:right w:val="single" w:sz="4" w:space="0" w:color="000000"/>
             </w:tcBorders>
+            <w:vAlign w:val="center"/>
             <w:hideMark/>
-            <w:vAlign w:val="center"/>
           </w:tcPr>
           <w:p>
             <w:pPr>
@@ -5329,16 +3574,6 @@
                 <w:lang w:eastAsia="en-ID"/>
               </w:rPr>
             </w:pPr>
-            <w:r>
-              <w:rPr>
-                <w:rFonts w:eastAsia="Times New Roman" w:cs="Arial"/>
-                <w:color w:val="000000"/>
-                <w:sz w:val="20"/>
-                <w:szCs w:val="20"/>
-                <w:lang w:eastAsia="en-ID"/>
-              </w:rPr>
-              <w:t xml:space="preserve">Tidak </w:t>
-            </w:r>
             <w:proofErr w:type="spellStart"/>
             <w:r>
               <w:rPr>
@@ -5348,7 +3583,7 @@
                 <w:szCs w:val="20"/>
                 <w:lang w:eastAsia="en-ID"/>
               </w:rPr>
-              <w:t>terdapat</w:t>
+              <w:t>Lapisan</w:t>
             </w:r>
             <w:proofErr w:type="spellEnd"/>
             <w:r>
@@ -5370,7 +3605,7 @@
                 <w:szCs w:val="20"/>
                 <w:lang w:eastAsia="en-ID"/>
               </w:rPr>
-              <w:t>lapisan</w:t>
+              <w:t>pelindung</w:t>
             </w:r>
             <w:proofErr w:type="spellEnd"/>
             <w:r>
@@ -5392,7 +3627,29 @@
                 <w:szCs w:val="20"/>
                 <w:lang w:eastAsia="en-ID"/>
               </w:rPr>
-              <w:t>pelindung</w:t>
+              <w:t>tidak</w:t>
+            </w:r>
+            <w:proofErr w:type="spellEnd"/>
+            <w:r>
+              <w:rPr>
+                <w:rFonts w:eastAsia="Times New Roman" w:cs="Arial"/>
+                <w:color w:val="000000"/>
+                <w:sz w:val="20"/>
+                <w:szCs w:val="20"/>
+                <w:lang w:eastAsia="en-ID"/>
+              </w:rPr>
+              <w:t xml:space="preserve"> </w:t>
+            </w:r>
+            <w:proofErr w:type="spellStart"/>
+            <w:r>
+              <w:rPr>
+                <w:rFonts w:eastAsia="Times New Roman" w:cs="Arial"/>
+                <w:color w:val="000000"/>
+                <w:sz w:val="20"/>
+                <w:szCs w:val="20"/>
+                <w:lang w:eastAsia="en-ID"/>
+              </w:rPr>
+              <w:t>terawat</w:t>
             </w:r>
             <w:proofErr w:type="spellEnd"/>
           </w:p>
@@ -5406,112 +3663,8 @@
               <w:bottom w:val="single" w:sz="4" w:space="0" w:color="000000"/>
               <w:right w:val="single" w:sz="4" w:space="0" w:color="000000"/>
             </w:tcBorders>
+            <w:vAlign w:val="center"/>
             <w:hideMark/>
-            <w:vAlign w:val="center"/>
-          </w:tcPr>
-          <w:p>
-            <w:pPr>
-              <w:spacing w:after="0" w:line="240" w:lineRule="auto"/>
-              <w:jc w:val="left"/>
-              <w:rPr>
-                <w:rFonts w:eastAsia="Times New Roman" w:cs="Arial"/>
-                <w:color w:val="000000"/>
-                <w:sz w:val="20"/>
-                <w:szCs w:val="20"/>
-                <w:lang w:eastAsia="en-ID"/>
-              </w:rPr>
-            </w:pPr>
-            <w:proofErr w:type="spellStart"/>
-            <w:r>
-              <w:rPr>
-                <w:rFonts w:eastAsia="Times New Roman" w:cs="Arial"/>
-                <w:color w:val="000000"/>
-                <w:sz w:val="20"/>
-                <w:szCs w:val="20"/>
-                <w:lang w:eastAsia="en-ID"/>
-              </w:rPr>
-              <w:t>Lapisan</w:t>
-            </w:r>
-            <w:proofErr w:type="spellEnd"/>
-            <w:r>
-              <w:rPr>
-                <w:rFonts w:eastAsia="Times New Roman" w:cs="Arial"/>
-                <w:color w:val="000000"/>
-                <w:sz w:val="20"/>
-                <w:szCs w:val="20"/>
-                <w:lang w:eastAsia="en-ID"/>
-              </w:rPr>
-              <w:t xml:space="preserve"> </w:t>
-            </w:r>
-            <w:proofErr w:type="spellStart"/>
-            <w:r>
-              <w:rPr>
-                <w:rFonts w:eastAsia="Times New Roman" w:cs="Arial"/>
-                <w:color w:val="000000"/>
-                <w:sz w:val="20"/>
-                <w:szCs w:val="20"/>
-                <w:lang w:eastAsia="en-ID"/>
-              </w:rPr>
-              <w:t>pelindung</w:t>
-            </w:r>
-            <w:proofErr w:type="spellEnd"/>
-            <w:r>
-              <w:rPr>
-                <w:rFonts w:eastAsia="Times New Roman" w:cs="Arial"/>
-                <w:color w:val="000000"/>
-                <w:sz w:val="20"/>
-                <w:szCs w:val="20"/>
-                <w:lang w:eastAsia="en-ID"/>
-              </w:rPr>
-              <w:t xml:space="preserve"> </w:t>
-            </w:r>
-            <w:proofErr w:type="spellStart"/>
-            <w:r>
-              <w:rPr>
-                <w:rFonts w:eastAsia="Times New Roman" w:cs="Arial"/>
-                <w:color w:val="000000"/>
-                <w:sz w:val="20"/>
-                <w:szCs w:val="20"/>
-                <w:lang w:eastAsia="en-ID"/>
-              </w:rPr>
-              <w:t>tidak</w:t>
-            </w:r>
-            <w:proofErr w:type="spellEnd"/>
-            <w:r>
-              <w:rPr>
-                <w:rFonts w:eastAsia="Times New Roman" w:cs="Arial"/>
-                <w:color w:val="000000"/>
-                <w:sz w:val="20"/>
-                <w:szCs w:val="20"/>
-                <w:lang w:eastAsia="en-ID"/>
-              </w:rPr>
-              <w:t xml:space="preserve"> </w:t>
-            </w:r>
-            <w:proofErr w:type="spellStart"/>
-            <w:r>
-              <w:rPr>
-                <w:rFonts w:eastAsia="Times New Roman" w:cs="Arial"/>
-                <w:color w:val="000000"/>
-                <w:sz w:val="20"/>
-                <w:szCs w:val="20"/>
-                <w:lang w:eastAsia="en-ID"/>
-              </w:rPr>
-              <w:t>terawat</w:t>
-            </w:r>
-            <w:proofErr w:type="spellEnd"/>
-          </w:p>
-        </w:tc>
-        <w:tc>
-          <w:tcPr>
-            <w:tcW w:w="809" w:type="pct"/>
-            <w:tcBorders>
-              <w:top w:val="single" w:sz="4" w:space="0" w:color="000000"/>
-              <w:left w:val="single" w:sz="4" w:space="0" w:color="000000"/>
-              <w:bottom w:val="single" w:sz="4" w:space="0" w:color="000000"/>
-              <w:right w:val="single" w:sz="4" w:space="0" w:color="000000"/>
-            </w:tcBorders>
-            <w:hideMark/>
-            <w:vAlign w:val="center"/>
           </w:tcPr>
           <w:p>
             <w:pPr>
@@ -5592,8 +3745,8 @@
               <w:bottom w:val="single" w:sz="4" w:space="0" w:color="000000"/>
               <w:right w:val="single" w:sz="4" w:space="0" w:color="000000"/>
             </w:tcBorders>
+            <w:vAlign w:val="center"/>
             <w:hideMark/>
-            <w:vAlign w:val="center"/>
           </w:tcPr>
           <w:p>
             <w:pPr>
@@ -5604,118 +3757,18 @@
                 <w:color w:val="000000"/>
                 <w:sz w:val="20"/>
                 <w:szCs w:val="20"/>
-                <w:lang w:eastAsia="en-ID"/>
+                <w:lang w:val="sv-SE" w:eastAsia="en-ID"/>
               </w:rPr>
             </w:pPr>
-            <w:proofErr w:type="spellStart"/>
-            <w:r>
-              <w:rPr>
-                <w:rFonts w:eastAsia="Times New Roman" w:cs="Arial"/>
-                <w:color w:val="000000"/>
-                <w:sz w:val="20"/>
-                <w:szCs w:val="20"/>
-                <w:lang w:eastAsia="en-ID"/>
-              </w:rPr>
-              <w:t>Lapisan</w:t>
-            </w:r>
-            <w:proofErr w:type="spellEnd"/>
-            <w:r>
-              <w:rPr>
-                <w:rFonts w:eastAsia="Times New Roman" w:cs="Arial"/>
-                <w:color w:val="000000"/>
-                <w:sz w:val="20"/>
-                <w:szCs w:val="20"/>
-                <w:lang w:eastAsia="en-ID"/>
-              </w:rPr>
-              <w:t xml:space="preserve"> </w:t>
-            </w:r>
-            <w:proofErr w:type="spellStart"/>
-            <w:r>
-              <w:rPr>
-                <w:rFonts w:eastAsia="Times New Roman" w:cs="Arial"/>
-                <w:color w:val="000000"/>
-                <w:sz w:val="20"/>
-                <w:szCs w:val="20"/>
-                <w:lang w:eastAsia="en-ID"/>
-              </w:rPr>
-              <w:t>pelindung</w:t>
-            </w:r>
-            <w:proofErr w:type="spellEnd"/>
-            <w:r>
-              <w:rPr>
-                <w:rFonts w:eastAsia="Times New Roman" w:cs="Arial"/>
-                <w:color w:val="000000"/>
-                <w:sz w:val="20"/>
-                <w:szCs w:val="20"/>
-                <w:lang w:eastAsia="en-ID"/>
-              </w:rPr>
-              <w:t xml:space="preserve"> </w:t>
-            </w:r>
-            <w:proofErr w:type="spellStart"/>
-            <w:r>
-              <w:rPr>
-                <w:rFonts w:eastAsia="Times New Roman" w:cs="Arial"/>
-                <w:color w:val="000000"/>
-                <w:sz w:val="20"/>
-                <w:szCs w:val="20"/>
-                <w:lang w:eastAsia="en-ID"/>
-              </w:rPr>
-              <w:t>dalam</w:t>
-            </w:r>
-            <w:proofErr w:type="spellEnd"/>
-            <w:r>
-              <w:rPr>
-                <w:rFonts w:eastAsia="Times New Roman" w:cs="Arial"/>
-                <w:color w:val="000000"/>
-                <w:sz w:val="20"/>
-                <w:szCs w:val="20"/>
-                <w:lang w:eastAsia="en-ID"/>
-              </w:rPr>
-              <w:t xml:space="preserve"> </w:t>
-            </w:r>
-            <w:proofErr w:type="spellStart"/>
-            <w:r>
-              <w:rPr>
-                <w:rFonts w:eastAsia="Times New Roman" w:cs="Arial"/>
-                <w:color w:val="000000"/>
-                <w:sz w:val="20"/>
-                <w:szCs w:val="20"/>
-                <w:lang w:eastAsia="en-ID"/>
-              </w:rPr>
-              <w:t>kondisi</w:t>
-            </w:r>
-            <w:proofErr w:type="spellEnd"/>
-            <w:r>
-              <w:rPr>
-                <w:rFonts w:eastAsia="Times New Roman" w:cs="Arial"/>
-                <w:color w:val="000000"/>
-                <w:sz w:val="20"/>
-                <w:szCs w:val="20"/>
-                <w:lang w:eastAsia="en-ID"/>
-              </w:rPr>
-              <w:t xml:space="preserve"> </w:t>
-            </w:r>
-            <w:proofErr w:type="spellStart"/>
-            <w:r>
-              <w:rPr>
-                <w:rFonts w:eastAsia="Times New Roman" w:cs="Arial"/>
-                <w:color w:val="000000"/>
-                <w:sz w:val="20"/>
-                <w:szCs w:val="20"/>
-                <w:lang w:eastAsia="en-ID"/>
-              </w:rPr>
-              <w:t>baru</w:t>
-            </w:r>
-            <w:proofErr w:type="spellEnd"/>
-            <w:r>
-              <w:rPr>
-                <w:rFonts w:eastAsia="Times New Roman" w:cs="Arial"/>
-                <w:color w:val="000000"/>
-                <w:sz w:val="20"/>
-                <w:szCs w:val="20"/>
-                <w:lang w:eastAsia="en-ID"/>
-              </w:rPr>
-              <w:t xml:space="preserve"> </w:t>
+            <w:r>
+              <w:rPr>
+                <w:rFonts w:eastAsia="Times New Roman" w:cs="Arial"/>
+                <w:color w:val="000000"/>
+                <w:sz w:val="20"/>
+                <w:szCs w:val="20"/>
+                <w:lang w:val="sv-SE" w:eastAsia="en-ID"/>
+              </w:rPr>
+              <w:t xml:space="preserve">Lapisan pelindung dalam kondisi baru </w:t>
             </w:r>
           </w:p>
         </w:tc>
@@ -5747,7 +3800,7 @@
                 <w:color w:val="000000"/>
                 <w:sz w:val="20"/>
                 <w:szCs w:val="20"/>
-                <w:lang w:eastAsia="en-ID"/>
+                <w:lang w:val="sv-SE" w:eastAsia="en-ID"/>
               </w:rPr>
             </w:pPr>
           </w:p>
@@ -5762,8 +3815,8 @@
               <w:right w:val="single" w:sz="4" w:space="0" w:color="000000"/>
             </w:tcBorders>
             <w:shd w:val="clear" w:color="D9D9D9" w:fill="D9D9D9"/>
+            <w:vAlign w:val="center"/>
             <w:hideMark/>
-            <w:vAlign w:val="center"/>
           </w:tcPr>
           <w:p>
             <w:pPr>
@@ -5773,7 +3826,7 @@
                 <w:rFonts w:eastAsia="Times New Roman" w:cs="Times New Roman"/>
                 <w:sz w:val="20"/>
                 <w:szCs w:val="20"/>
-                <w:lang w:eastAsia="en-ID"/>
+                <w:lang w:val="sv-SE" w:eastAsia="en-ID"/>
               </w:rPr>
             </w:pPr>
           </w:p>
@@ -5788,8 +3841,8 @@
               <w:right w:val="single" w:sz="4" w:space="0" w:color="000000"/>
             </w:tcBorders>
             <w:shd w:val="clear" w:color="D9D9D9" w:fill="D9D9D9"/>
+            <w:vAlign w:val="center"/>
             <w:hideMark/>
-            <w:vAlign w:val="center"/>
           </w:tcPr>
           <w:p>
             <w:pPr>
@@ -5799,7 +3852,7 @@
                 <w:rFonts w:eastAsia="Times New Roman" w:cs="Times New Roman"/>
                 <w:sz w:val="20"/>
                 <w:szCs w:val="20"/>
-                <w:lang w:eastAsia="en-ID"/>
+                <w:lang w:val="sv-SE" w:eastAsia="en-ID"/>
               </w:rPr>
             </w:pPr>
           </w:p>
@@ -5814,8 +3867,8 @@
               <w:right w:val="single" w:sz="4" w:space="0" w:color="000000"/>
             </w:tcBorders>
             <w:shd w:val="clear" w:color="D9D9D9" w:fill="D9D9D9"/>
+            <w:vAlign w:val="center"/>
             <w:hideMark/>
-            <w:vAlign w:val="center"/>
           </w:tcPr>
           <w:p>
             <w:pPr>
@@ -5825,7 +3878,7 @@
                 <w:rFonts w:eastAsia="Times New Roman" w:cs="Times New Roman"/>
                 <w:sz w:val="20"/>
                 <w:szCs w:val="20"/>
-                <w:lang w:eastAsia="en-ID"/>
+                <w:lang w:val="sv-SE" w:eastAsia="en-ID"/>
               </w:rPr>
             </w:pPr>
           </w:p>
@@ -5840,8 +3893,8 @@
               <w:right w:val="single" w:sz="4" w:space="0" w:color="000000"/>
             </w:tcBorders>
             <w:shd w:val="clear" w:color="D9D9D9" w:fill="D9D9D9"/>
+            <w:vAlign w:val="center"/>
             <w:hideMark/>
-            <w:vAlign w:val="center"/>
           </w:tcPr>
           <w:p>
             <w:pPr>
@@ -5851,7 +3904,7 @@
                 <w:rFonts w:eastAsia="Times New Roman" w:cs="Times New Roman"/>
                 <w:sz w:val="20"/>
                 <w:szCs w:val="20"/>
-                <w:lang w:eastAsia="en-ID"/>
+                <w:lang w:val="sv-SE" w:eastAsia="en-ID"/>
               </w:rPr>
             </w:pPr>
           </w:p>
@@ -5866,8 +3919,8 @@
               <w:right w:val="single" w:sz="4" w:space="0" w:color="000000"/>
             </w:tcBorders>
             <w:shd w:val="clear" w:color="D9D9D9" w:fill="D9D9D9"/>
+            <w:vAlign w:val="center"/>
             <w:hideMark/>
-            <w:vAlign w:val="center"/>
           </w:tcPr>
           <w:p>
             <w:pPr>
@@ -5877,7 +3930,7 @@
                 <w:rFonts w:eastAsia="Times New Roman" w:cs="Times New Roman"/>
                 <w:sz w:val="20"/>
                 <w:szCs w:val="20"/>
-                <w:lang w:eastAsia="en-ID"/>
+                <w:lang w:val="sv-SE" w:eastAsia="en-ID"/>
               </w:rPr>
             </w:pPr>
           </w:p>
@@ -5939,8 +3992,8 @@
               <w:bottom w:val="single" w:sz="4" w:space="0" w:color="000000"/>
               <w:right w:val="single" w:sz="4" w:space="0" w:color="000000"/>
             </w:tcBorders>
+            <w:vAlign w:val="center"/>
             <w:hideMark/>
-            <w:vAlign w:val="center"/>
           </w:tcPr>
           <w:p>
             <w:pPr>
@@ -6109,8 +4162,8 @@
               <w:bottom w:val="single" w:sz="4" w:space="0" w:color="000000"/>
               <w:right w:val="single" w:sz="4" w:space="0" w:color="000000"/>
             </w:tcBorders>
+            <w:vAlign w:val="center"/>
             <w:hideMark/>
-            <w:vAlign w:val="center"/>
           </w:tcPr>
           <w:p>
             <w:pPr>
@@ -6121,6 +4174,42 @@
                 <w:color w:val="000000"/>
                 <w:sz w:val="20"/>
                 <w:szCs w:val="20"/>
+                <w:lang w:val="sv-SE" w:eastAsia="en-ID"/>
+              </w:rPr>
+            </w:pPr>
+            <w:r>
+              <w:rPr>
+                <w:rFonts w:eastAsia="Times New Roman" w:cs="Arial"/>
+                <w:color w:val="000000"/>
+                <w:sz w:val="20"/>
+                <w:szCs w:val="20"/>
+                <w:lang w:val="sv-SE" w:eastAsia="en-ID"/>
+              </w:rPr>
+              <w:t>Terdapat kerusakan peralatan,perpipaan, crack dan deformasi yang signifikan</w:t>
+            </w:r>
+          </w:p>
+        </w:tc>
+        <w:tc>
+          <w:tcPr>
+            <w:tcW w:w="809" w:type="pct"/>
+            <w:tcBorders>
+              <w:top w:val="single" w:sz="4" w:space="0" w:color="000000"/>
+              <w:left w:val="single" w:sz="4" w:space="0" w:color="000000"/>
+              <w:bottom w:val="single" w:sz="4" w:space="0" w:color="000000"/>
+              <w:right w:val="single" w:sz="4" w:space="0" w:color="000000"/>
+            </w:tcBorders>
+            <w:vAlign w:val="center"/>
+            <w:hideMark/>
+          </w:tcPr>
+          <w:p>
+            <w:pPr>
+              <w:spacing w:after="0" w:line="240" w:lineRule="auto"/>
+              <w:jc w:val="left"/>
+              <w:rPr>
+                <w:rFonts w:eastAsia="Times New Roman" w:cs="Arial"/>
+                <w:color w:val="000000"/>
+                <w:sz w:val="20"/>
+                <w:szCs w:val="20"/>
                 <w:lang w:eastAsia="en-ID"/>
               </w:rPr>
             </w:pPr>
@@ -6144,6 +4233,28 @@
                 <w:szCs w:val="20"/>
                 <w:lang w:eastAsia="en-ID"/>
               </w:rPr>
+              <w:t xml:space="preserve"> spot crack, </w:t>
+            </w:r>
+            <w:proofErr w:type="spellStart"/>
+            <w:r>
+              <w:rPr>
+                <w:rFonts w:eastAsia="Times New Roman" w:cs="Arial"/>
+                <w:color w:val="000000"/>
+                <w:sz w:val="20"/>
+                <w:szCs w:val="20"/>
+                <w:lang w:eastAsia="en-ID"/>
+              </w:rPr>
+              <w:t>deformasi</w:t>
+            </w:r>
+            <w:proofErr w:type="spellEnd"/>
+            <w:r>
+              <w:rPr>
+                <w:rFonts w:eastAsia="Times New Roman" w:cs="Arial"/>
+                <w:color w:val="000000"/>
+                <w:sz w:val="20"/>
+                <w:szCs w:val="20"/>
+                <w:lang w:eastAsia="en-ID"/>
+              </w:rPr>
               <w:t xml:space="preserve"> </w:t>
             </w:r>
             <w:proofErr w:type="spellStart"/>
@@ -6155,6 +4266,28 @@
                 <w:szCs w:val="20"/>
                 <w:lang w:eastAsia="en-ID"/>
               </w:rPr>
+              <w:t>serta</w:t>
+            </w:r>
+            <w:proofErr w:type="spellEnd"/>
+            <w:r>
+              <w:rPr>
+                <w:rFonts w:eastAsia="Times New Roman" w:cs="Arial"/>
+                <w:color w:val="000000"/>
+                <w:sz w:val="20"/>
+                <w:szCs w:val="20"/>
+                <w:lang w:eastAsia="en-ID"/>
+              </w:rPr>
+              <w:t xml:space="preserve"> </w:t>
+            </w:r>
+            <w:proofErr w:type="spellStart"/>
+            <w:r>
+              <w:rPr>
+                <w:rFonts w:eastAsia="Times New Roman" w:cs="Arial"/>
+                <w:color w:val="000000"/>
+                <w:sz w:val="20"/>
+                <w:szCs w:val="20"/>
+                <w:lang w:eastAsia="en-ID"/>
+              </w:rPr>
               <w:t>kerusakan</w:t>
             </w:r>
             <w:proofErr w:type="spellEnd"/>
@@ -6169,28 +4302,26 @@
               <w:t xml:space="preserve"> </w:t>
             </w:r>
             <w:proofErr w:type="spellStart"/>
-            <w:proofErr w:type="gramStart"/>
-            <w:r>
-              <w:rPr>
-                <w:rFonts w:eastAsia="Times New Roman" w:cs="Arial"/>
-                <w:color w:val="000000"/>
-                <w:sz w:val="20"/>
-                <w:szCs w:val="20"/>
-                <w:lang w:eastAsia="en-ID"/>
-              </w:rPr>
-              <w:t>peralatan,perpipaan</w:t>
+            <w:r>
+              <w:rPr>
+                <w:rFonts w:eastAsia="Times New Roman" w:cs="Arial"/>
+                <w:color w:val="000000"/>
+                <w:sz w:val="20"/>
+                <w:szCs w:val="20"/>
+                <w:lang w:eastAsia="en-ID"/>
+              </w:rPr>
+              <w:t>peralatan</w:t>
             </w:r>
             <w:proofErr w:type="spellEnd"/>
-            <w:proofErr w:type="gramEnd"/>
-            <w:r>
-              <w:rPr>
-                <w:rFonts w:eastAsia="Times New Roman" w:cs="Arial"/>
-                <w:color w:val="000000"/>
-                <w:sz w:val="20"/>
-                <w:szCs w:val="20"/>
-                <w:lang w:eastAsia="en-ID"/>
-              </w:rPr>
-              <w:t xml:space="preserve">, crack dan </w:t>
+            <w:r>
+              <w:rPr>
+                <w:rFonts w:eastAsia="Times New Roman" w:cs="Arial"/>
+                <w:color w:val="000000"/>
+                <w:sz w:val="20"/>
+                <w:szCs w:val="20"/>
+                <w:lang w:eastAsia="en-ID"/>
+              </w:rPr>
+              <w:t xml:space="preserve"> dan </w:t>
             </w:r>
             <w:proofErr w:type="spellStart"/>
             <w:r>
@@ -6201,29 +4332,7 @@
                 <w:szCs w:val="20"/>
                 <w:lang w:eastAsia="en-ID"/>
               </w:rPr>
-              <w:t>deformasi</w:t>
-            </w:r>
-            <w:proofErr w:type="spellEnd"/>
-            <w:r>
-              <w:rPr>
-                <w:rFonts w:eastAsia="Times New Roman" w:cs="Arial"/>
-                <w:color w:val="000000"/>
-                <w:sz w:val="20"/>
-                <w:szCs w:val="20"/>
-                <w:lang w:eastAsia="en-ID"/>
-              </w:rPr>
-              <w:t xml:space="preserve"> yang </w:t>
-            </w:r>
-            <w:proofErr w:type="spellStart"/>
-            <w:r>
-              <w:rPr>
-                <w:rFonts w:eastAsia="Times New Roman" w:cs="Arial"/>
-                <w:color w:val="000000"/>
-                <w:sz w:val="20"/>
-                <w:szCs w:val="20"/>
-                <w:lang w:eastAsia="en-ID"/>
-              </w:rPr>
-              <w:t>signifikan</w:t>
+              <w:t>perpipaan</w:t>
             </w:r>
             <w:proofErr w:type="spellEnd"/>
           </w:p>
@@ -6237,8 +4346,8 @@
               <w:bottom w:val="single" w:sz="4" w:space="0" w:color="000000"/>
               <w:right w:val="single" w:sz="4" w:space="0" w:color="000000"/>
             </w:tcBorders>
+            <w:vAlign w:val="center"/>
             <w:hideMark/>
-            <w:vAlign w:val="center"/>
           </w:tcPr>
           <w:p>
             <w:pPr>
@@ -6249,6 +4358,112 @@
                 <w:color w:val="000000"/>
                 <w:sz w:val="20"/>
                 <w:szCs w:val="20"/>
+                <w:lang w:val="sv-SE" w:eastAsia="en-ID"/>
+              </w:rPr>
+            </w:pPr>
+            <w:r>
+              <w:rPr>
+                <w:rFonts w:eastAsia="Times New Roman" w:cs="Arial"/>
+                <w:color w:val="000000"/>
+                <w:sz w:val="20"/>
+                <w:szCs w:val="20"/>
+                <w:lang w:val="sv-SE" w:eastAsia="en-ID"/>
+              </w:rPr>
+              <w:t xml:space="preserve">Terdapat area crack, deformasi dan kerusakan peralatan, perpipaan tingkat rendah </w:t>
+            </w:r>
+          </w:p>
+        </w:tc>
+        <w:tc>
+          <w:tcPr>
+            <w:tcW w:w="803" w:type="pct"/>
+            <w:tcBorders>
+              <w:top w:val="single" w:sz="4" w:space="0" w:color="000000"/>
+              <w:left w:val="single" w:sz="4" w:space="0" w:color="000000"/>
+              <w:bottom w:val="single" w:sz="4" w:space="0" w:color="000000"/>
+              <w:right w:val="single" w:sz="4" w:space="0" w:color="000000"/>
+            </w:tcBorders>
+            <w:vAlign w:val="center"/>
+            <w:hideMark/>
+          </w:tcPr>
+          <w:p>
+            <w:pPr>
+              <w:spacing w:after="0" w:line="240" w:lineRule="auto"/>
+              <w:jc w:val="left"/>
+              <w:rPr>
+                <w:rFonts w:eastAsia="Times New Roman" w:cs="Arial"/>
+                <w:color w:val="000000"/>
+                <w:sz w:val="20"/>
+                <w:szCs w:val="20"/>
+                <w:lang w:val="sv-SE" w:eastAsia="en-ID"/>
+              </w:rPr>
+            </w:pPr>
+            <w:r>
+              <w:rPr>
+                <w:rFonts w:eastAsia="Times New Roman" w:cs="Arial"/>
+                <w:color w:val="000000"/>
+                <w:sz w:val="20"/>
+                <w:szCs w:val="20"/>
+                <w:lang w:val="sv-SE" w:eastAsia="en-ID"/>
+              </w:rPr>
+              <w:t>Tidak terdapat kerusakan peralatan, perpipaan ataupun crack dan deformasi pada spot area sesuai dengan kondisi baru</w:t>
+            </w:r>
+          </w:p>
+        </w:tc>
+      </w:tr>
+      <w:tr>
+        <w:trPr>
+          <w:trHeight w:val="315"/>
+        </w:trPr>
+        <w:tc>
+          <w:tcPr>
+            <w:tcW w:w="535" w:type="pct"/>
+            <w:vMerge/>
+            <w:tcBorders>
+              <w:top w:val="single" w:sz="4" w:space="0" w:color="000000"/>
+              <w:left w:val="single" w:sz="4" w:space="0" w:color="000000"/>
+              <w:bottom w:val="nil"/>
+              <w:right w:val="single" w:sz="4" w:space="0" w:color="000000"/>
+            </w:tcBorders>
+            <w:vAlign w:val="center"/>
+            <w:hideMark/>
+          </w:tcPr>
+          <w:p>
+            <w:pPr>
+              <w:spacing w:after="0" w:line="240" w:lineRule="auto"/>
+              <w:jc w:val="left"/>
+              <w:rPr>
+                <w:rFonts w:eastAsia="Times New Roman" w:cs="Arial"/>
+                <w:b/>
+                <w:bCs/>
+                <w:color w:val="000000"/>
+                <w:sz w:val="20"/>
+                <w:szCs w:val="20"/>
+                <w:lang w:val="sv-SE" w:eastAsia="en-ID"/>
+              </w:rPr>
+            </w:pPr>
+          </w:p>
+        </w:tc>
+        <w:tc>
+          <w:tcPr>
+            <w:tcW w:w="1236" w:type="pct"/>
+            <w:tcBorders>
+              <w:top w:val="single" w:sz="4" w:space="0" w:color="000000"/>
+              <w:left w:val="single" w:sz="4" w:space="0" w:color="000000"/>
+              <w:bottom w:val="single" w:sz="4" w:space="0" w:color="000000"/>
+              <w:right w:val="single" w:sz="4" w:space="0" w:color="000000"/>
+            </w:tcBorders>
+            <w:vAlign w:val="center"/>
+            <w:hideMark/>
+          </w:tcPr>
+          <w:p>
+            <w:pPr>
+              <w:spacing w:after="0" w:line="240" w:lineRule="auto"/>
+              <w:jc w:val="left"/>
+              <w:rPr>
+                <w:rFonts w:eastAsia="Times New Roman" w:cs="Arial"/>
+                <w:color w:val="000000"/>
+                <w:sz w:val="20"/>
+                <w:szCs w:val="20"/>
                 <w:lang w:eastAsia="en-ID"/>
               </w:rPr>
             </w:pPr>
@@ -6261,7 +4476,7 @@
                 <w:szCs w:val="20"/>
                 <w:lang w:eastAsia="en-ID"/>
               </w:rPr>
-              <w:t>Terdapat</w:t>
+              <w:t>Kondisi</w:t>
             </w:r>
             <w:proofErr w:type="spellEnd"/>
             <w:r>
@@ -6272,7 +4487,7 @@
                 <w:szCs w:val="20"/>
                 <w:lang w:eastAsia="en-ID"/>
               </w:rPr>
-              <w:t xml:space="preserve"> spot crack, </w:t>
+              <w:t xml:space="preserve"> Ruang-</w:t>
             </w:r>
             <w:proofErr w:type="spellStart"/>
             <w:r>
@@ -6283,7 +4498,7 @@
                 <w:szCs w:val="20"/>
                 <w:lang w:eastAsia="en-ID"/>
               </w:rPr>
-              <w:t>deformasi</w:t>
+              <w:t>ruangan</w:t>
             </w:r>
             <w:proofErr w:type="spellEnd"/>
             <w:r>
@@ -6294,6 +4509,189 @@
                 <w:szCs w:val="20"/>
                 <w:lang w:eastAsia="en-ID"/>
               </w:rPr>
+              <w:t xml:space="preserve"> Kapal</w:t>
+            </w:r>
+          </w:p>
+        </w:tc>
+        <w:tc>
+          <w:tcPr>
+            <w:tcW w:w="809" w:type="pct"/>
+            <w:tcBorders>
+              <w:top w:val="single" w:sz="4" w:space="0" w:color="000000"/>
+              <w:left w:val="single" w:sz="4" w:space="0" w:color="000000"/>
+              <w:bottom w:val="single" w:sz="4" w:space="0" w:color="000000"/>
+              <w:right w:val="single" w:sz="4" w:space="0" w:color="000000"/>
+            </w:tcBorders>
+            <w:vAlign w:val="center"/>
+            <w:hideMark/>
+          </w:tcPr>
+          <w:p>
+            <w:pPr>
+              <w:spacing w:after="0" w:line="240" w:lineRule="auto"/>
+              <w:jc w:val="left"/>
+              <w:rPr>
+                <w:rFonts w:eastAsia="Times New Roman" w:cs="Arial"/>
+                <w:color w:val="000000"/>
+                <w:sz w:val="20"/>
+                <w:szCs w:val="20"/>
+                <w:lang w:eastAsia="en-ID"/>
+              </w:rPr>
+            </w:pPr>
+          </w:p>
+        </w:tc>
+        <w:tc>
+          <w:tcPr>
+            <w:tcW w:w="809" w:type="pct"/>
+            <w:tcBorders>
+              <w:top w:val="single" w:sz="4" w:space="0" w:color="000000"/>
+              <w:left w:val="single" w:sz="4" w:space="0" w:color="000000"/>
+              <w:bottom w:val="single" w:sz="4" w:space="0" w:color="000000"/>
+              <w:right w:val="single" w:sz="4" w:space="0" w:color="000000"/>
+            </w:tcBorders>
+            <w:vAlign w:val="center"/>
+            <w:hideMark/>
+          </w:tcPr>
+          <w:p>
+            <w:pPr>
+              <w:spacing w:after="0" w:line="240" w:lineRule="auto"/>
+              <w:jc w:val="left"/>
+              <w:rPr>
+                <w:rFonts w:eastAsia="Times New Roman" w:cs="Times New Roman"/>
+                <w:sz w:val="20"/>
+                <w:szCs w:val="20"/>
+                <w:lang w:eastAsia="en-ID"/>
+              </w:rPr>
+            </w:pPr>
+          </w:p>
+        </w:tc>
+        <w:tc>
+          <w:tcPr>
+            <w:tcW w:w="809" w:type="pct"/>
+            <w:tcBorders>
+              <w:top w:val="single" w:sz="4" w:space="0" w:color="000000"/>
+              <w:left w:val="single" w:sz="4" w:space="0" w:color="000000"/>
+              <w:bottom w:val="single" w:sz="4" w:space="0" w:color="000000"/>
+              <w:right w:val="single" w:sz="4" w:space="0" w:color="000000"/>
+            </w:tcBorders>
+            <w:vAlign w:val="center"/>
+            <w:hideMark/>
+          </w:tcPr>
+          <w:p>
+            <w:pPr>
+              <w:spacing w:after="0" w:line="240" w:lineRule="auto"/>
+              <w:jc w:val="left"/>
+              <w:rPr>
+                <w:rFonts w:eastAsia="Times New Roman" w:cs="Times New Roman"/>
+                <w:sz w:val="20"/>
+                <w:szCs w:val="20"/>
+                <w:lang w:eastAsia="en-ID"/>
+              </w:rPr>
+            </w:pPr>
+          </w:p>
+        </w:tc>
+        <w:tc>
+          <w:tcPr>
+            <w:tcW w:w="803" w:type="pct"/>
+            <w:tcBorders>
+              <w:top w:val="single" w:sz="4" w:space="0" w:color="000000"/>
+              <w:left w:val="single" w:sz="4" w:space="0" w:color="000000"/>
+              <w:bottom w:val="single" w:sz="4" w:space="0" w:color="000000"/>
+              <w:right w:val="single" w:sz="4" w:space="0" w:color="000000"/>
+            </w:tcBorders>
+            <w:vAlign w:val="center"/>
+            <w:hideMark/>
+          </w:tcPr>
+          <w:p>
+            <w:pPr>
+              <w:spacing w:after="0" w:line="240" w:lineRule="auto"/>
+              <w:jc w:val="left"/>
+              <w:rPr>
+                <w:rFonts w:eastAsia="Times New Roman" w:cs="Times New Roman"/>
+                <w:sz w:val="20"/>
+                <w:szCs w:val="20"/>
+                <w:lang w:eastAsia="en-ID"/>
+              </w:rPr>
+            </w:pPr>
+          </w:p>
+        </w:tc>
+      </w:tr>
+      <w:tr>
+        <w:trPr>
+          <w:trHeight w:val="315"/>
+        </w:trPr>
+        <w:tc>
+          <w:tcPr>
+            <w:tcW w:w="535" w:type="pct"/>
+            <w:vMerge/>
+            <w:tcBorders>
+              <w:top w:val="single" w:sz="4" w:space="0" w:color="000000"/>
+              <w:left w:val="single" w:sz="4" w:space="0" w:color="000000"/>
+              <w:bottom w:val="nil"/>
+              <w:right w:val="single" w:sz="4" w:space="0" w:color="000000"/>
+            </w:tcBorders>
+            <w:vAlign w:val="center"/>
+            <w:hideMark/>
+          </w:tcPr>
+          <w:p>
+            <w:pPr>
+              <w:spacing w:after="0" w:line="240" w:lineRule="auto"/>
+              <w:jc w:val="left"/>
+              <w:rPr>
+                <w:rFonts w:eastAsia="Times New Roman" w:cs="Arial"/>
+                <w:b/>
+                <w:bCs/>
+                <w:color w:val="000000"/>
+                <w:sz w:val="20"/>
+                <w:szCs w:val="20"/>
+                <w:lang w:eastAsia="en-ID"/>
+              </w:rPr>
+            </w:pPr>
+          </w:p>
+        </w:tc>
+        <w:tc>
+          <w:tcPr>
+            <w:tcW w:w="1236" w:type="pct"/>
+            <w:tcBorders>
+              <w:top w:val="single" w:sz="4" w:space="0" w:color="000000"/>
+              <w:left w:val="single" w:sz="4" w:space="0" w:color="000000"/>
+              <w:bottom w:val="single" w:sz="4" w:space="0" w:color="000000"/>
+              <w:right w:val="single" w:sz="4" w:space="0" w:color="000000"/>
+            </w:tcBorders>
+            <w:vAlign w:val="center"/>
+            <w:hideMark/>
+          </w:tcPr>
+          <w:p>
+            <w:pPr>
+              <w:spacing w:after="0" w:line="240" w:lineRule="auto"/>
+              <w:jc w:val="left"/>
+              <w:rPr>
+                <w:rFonts w:eastAsia="Times New Roman" w:cs="Arial"/>
+                <w:color w:val="000000"/>
+                <w:sz w:val="20"/>
+                <w:szCs w:val="20"/>
+                <w:lang w:eastAsia="en-ID"/>
+              </w:rPr>
+            </w:pPr>
+            <w:proofErr w:type="spellStart"/>
+            <w:r>
+              <w:rPr>
+                <w:rFonts w:eastAsia="Times New Roman" w:cs="Arial"/>
+                <w:color w:val="000000"/>
+                <w:sz w:val="20"/>
+                <w:szCs w:val="20"/>
+                <w:lang w:eastAsia="en-ID"/>
+              </w:rPr>
+              <w:t>Kondisi</w:t>
+            </w:r>
+            <w:proofErr w:type="spellEnd"/>
+            <w:r>
+              <w:rPr>
+                <w:rFonts w:eastAsia="Times New Roman" w:cs="Arial"/>
+                <w:color w:val="000000"/>
+                <w:sz w:val="20"/>
+                <w:szCs w:val="20"/>
+                <w:lang w:eastAsia="en-ID"/>
+              </w:rPr>
               <w:t xml:space="preserve"> </w:t>
             </w:r>
             <w:proofErr w:type="spellStart"/>
@@ -6305,7 +4703,7 @@
                 <w:szCs w:val="20"/>
                 <w:lang w:eastAsia="en-ID"/>
               </w:rPr>
-              <w:t>serta</w:t>
+              <w:t>Sistim</w:t>
             </w:r>
             <w:proofErr w:type="spellEnd"/>
             <w:r>
@@ -6327,7 +4725,7 @@
                 <w:szCs w:val="20"/>
                 <w:lang w:eastAsia="en-ID"/>
               </w:rPr>
-              <w:t>kerusakan</w:t>
+              <w:t>Permesinan</w:t>
             </w:r>
             <w:proofErr w:type="spellEnd"/>
             <w:r>
@@ -6338,6 +4736,28 @@
                 <w:szCs w:val="20"/>
                 <w:lang w:eastAsia="en-ID"/>
               </w:rPr>
+              <w:t xml:space="preserve"> Kapal &amp; </w:t>
+            </w:r>
+            <w:proofErr w:type="spellStart"/>
+            <w:r>
+              <w:rPr>
+                <w:rFonts w:eastAsia="Times New Roman" w:cs="Arial"/>
+                <w:color w:val="000000"/>
+                <w:sz w:val="20"/>
+                <w:szCs w:val="20"/>
+                <w:lang w:eastAsia="en-ID"/>
+              </w:rPr>
+              <w:t>Permesinan</w:t>
+            </w:r>
+            <w:proofErr w:type="spellEnd"/>
+            <w:r>
+              <w:rPr>
+                <w:rFonts w:eastAsia="Times New Roman" w:cs="Arial"/>
+                <w:color w:val="000000"/>
+                <w:sz w:val="20"/>
+                <w:szCs w:val="20"/>
+                <w:lang w:eastAsia="en-ID"/>
+              </w:rPr>
               <w:t xml:space="preserve"> </w:t>
             </w:r>
             <w:proofErr w:type="spellStart"/>
@@ -6349,29 +4769,7 @@
                 <w:szCs w:val="20"/>
                 <w:lang w:eastAsia="en-ID"/>
               </w:rPr>
-              <w:t>peralatan</w:t>
-            </w:r>
-            <w:proofErr w:type="spellEnd"/>
-            <w:r>
-              <w:rPr>
-                <w:rFonts w:eastAsia="Times New Roman" w:cs="Arial"/>
-                <w:color w:val="000000"/>
-                <w:sz w:val="20"/>
-                <w:szCs w:val="20"/>
-                <w:lang w:eastAsia="en-ID"/>
-              </w:rPr>
-              <w:t xml:space="preserve"> dan </w:t>
-            </w:r>
-            <w:proofErr w:type="spellStart"/>
-            <w:r>
-              <w:rPr>
-                <w:rFonts w:eastAsia="Times New Roman" w:cs="Arial"/>
-                <w:color w:val="000000"/>
-                <w:sz w:val="20"/>
-                <w:szCs w:val="20"/>
-                <w:lang w:eastAsia="en-ID"/>
-              </w:rPr>
-              <w:t>perpipaan</w:t>
+              <w:t>Geladak</w:t>
             </w:r>
             <w:proofErr w:type="spellEnd"/>
           </w:p>
@@ -6385,8 +4783,8 @@
               <w:bottom w:val="single" w:sz="4" w:space="0" w:color="000000"/>
               <w:right w:val="single" w:sz="4" w:space="0" w:color="000000"/>
             </w:tcBorders>
+            <w:vAlign w:val="center"/>
             <w:hideMark/>
-            <w:vAlign w:val="center"/>
           </w:tcPr>
           <w:p>
             <w:pPr>
@@ -6420,7 +4818,7 @@
                 <w:szCs w:val="20"/>
                 <w:lang w:eastAsia="en-ID"/>
               </w:rPr>
-              <w:t xml:space="preserve"> area crack, </w:t>
+              <w:t xml:space="preserve"> </w:t>
             </w:r>
             <w:proofErr w:type="spellStart"/>
             <w:r>
@@ -6431,7 +4829,7 @@
                 <w:szCs w:val="20"/>
                 <w:lang w:eastAsia="en-ID"/>
               </w:rPr>
-              <w:t>deformasi</w:t>
+              <w:t>kerusakan</w:t>
             </w:r>
             <w:proofErr w:type="spellEnd"/>
             <w:r>
@@ -6442,7 +4840,7 @@
                 <w:szCs w:val="20"/>
                 <w:lang w:eastAsia="en-ID"/>
               </w:rPr>
-              <w:t xml:space="preserve"> dan </w:t>
+              <w:t xml:space="preserve"> </w:t>
             </w:r>
             <w:proofErr w:type="spellStart"/>
             <w:r>
@@ -6453,7 +4851,7 @@
                 <w:szCs w:val="20"/>
                 <w:lang w:eastAsia="en-ID"/>
               </w:rPr>
-              <w:t>kerusakan</w:t>
+              <w:t>secara</w:t>
             </w:r>
             <w:proofErr w:type="spellEnd"/>
             <w:r>
@@ -6475,84 +4873,80 @@
                 <w:szCs w:val="20"/>
                 <w:lang w:eastAsia="en-ID"/>
               </w:rPr>
-              <w:t>peralatan</w:t>
+              <w:t>signifikan</w:t>
             </w:r>
             <w:proofErr w:type="spellEnd"/>
-            <w:r>
-              <w:rPr>
-                <w:rFonts w:eastAsia="Times New Roman" w:cs="Arial"/>
-                <w:color w:val="000000"/>
-                <w:sz w:val="20"/>
-                <w:szCs w:val="20"/>
-                <w:lang w:eastAsia="en-ID"/>
-              </w:rPr>
-              <w:t xml:space="preserve">, </w:t>
-            </w:r>
-            <w:proofErr w:type="spellStart"/>
-            <w:r>
-              <w:rPr>
-                <w:rFonts w:eastAsia="Times New Roman" w:cs="Arial"/>
-                <w:color w:val="000000"/>
-                <w:sz w:val="20"/>
-                <w:szCs w:val="20"/>
-                <w:lang w:eastAsia="en-ID"/>
-              </w:rPr>
-              <w:t>perpipaan</w:t>
-            </w:r>
-            <w:proofErr w:type="spellEnd"/>
-            <w:r>
-              <w:rPr>
-                <w:rFonts w:eastAsia="Times New Roman" w:cs="Arial"/>
-                <w:color w:val="000000"/>
-                <w:sz w:val="20"/>
-                <w:szCs w:val="20"/>
-                <w:lang w:eastAsia="en-ID"/>
-              </w:rPr>
-              <w:t xml:space="preserve"> </w:t>
-            </w:r>
-            <w:proofErr w:type="spellStart"/>
-            <w:r>
-              <w:rPr>
-                <w:rFonts w:eastAsia="Times New Roman" w:cs="Arial"/>
-                <w:color w:val="000000"/>
-                <w:sz w:val="20"/>
-                <w:szCs w:val="20"/>
-                <w:lang w:eastAsia="en-ID"/>
-              </w:rPr>
-              <w:t>tingkat</w:t>
-            </w:r>
-            <w:proofErr w:type="spellEnd"/>
-            <w:r>
-              <w:rPr>
-                <w:rFonts w:eastAsia="Times New Roman" w:cs="Arial"/>
-                <w:color w:val="000000"/>
-                <w:sz w:val="20"/>
-                <w:szCs w:val="20"/>
-                <w:lang w:eastAsia="en-ID"/>
-              </w:rPr>
-              <w:t xml:space="preserve"> </w:t>
-            </w:r>
-            <w:proofErr w:type="spellStart"/>
-            <w:r>
-              <w:rPr>
-                <w:rFonts w:eastAsia="Times New Roman" w:cs="Arial"/>
-                <w:color w:val="000000"/>
-                <w:sz w:val="20"/>
-                <w:szCs w:val="20"/>
-                <w:lang w:eastAsia="en-ID"/>
-              </w:rPr>
-              <w:t>rendah</w:t>
-            </w:r>
-            <w:proofErr w:type="spellEnd"/>
-            <w:r>
-              <w:rPr>
-                <w:rFonts w:eastAsia="Times New Roman" w:cs="Arial"/>
-                <w:color w:val="000000"/>
-                <w:sz w:val="20"/>
-                <w:szCs w:val="20"/>
-                <w:lang w:eastAsia="en-ID"/>
-              </w:rPr>
-              <w:t xml:space="preserve"> </w:t>
+          </w:p>
+        </w:tc>
+        <w:tc>
+          <w:tcPr>
+            <w:tcW w:w="809" w:type="pct"/>
+            <w:tcBorders>
+              <w:top w:val="single" w:sz="4" w:space="0" w:color="000000"/>
+              <w:left w:val="single" w:sz="4" w:space="0" w:color="000000"/>
+              <w:bottom w:val="single" w:sz="4" w:space="0" w:color="000000"/>
+              <w:right w:val="single" w:sz="4" w:space="0" w:color="000000"/>
+            </w:tcBorders>
+            <w:vAlign w:val="center"/>
+            <w:hideMark/>
+          </w:tcPr>
+          <w:p>
+            <w:pPr>
+              <w:spacing w:after="0" w:line="240" w:lineRule="auto"/>
+              <w:jc w:val="left"/>
+              <w:rPr>
+                <w:rFonts w:eastAsia="Times New Roman" w:cs="Arial"/>
+                <w:color w:val="000000"/>
+                <w:sz w:val="20"/>
+                <w:szCs w:val="20"/>
+                <w:lang w:val="sv-SE" w:eastAsia="en-ID"/>
+              </w:rPr>
+            </w:pPr>
+            <w:r>
+              <w:rPr>
+                <w:rFonts w:eastAsia="Times New Roman" w:cs="Arial"/>
+                <w:color w:val="000000"/>
+                <w:sz w:val="20"/>
+                <w:szCs w:val="20"/>
+                <w:lang w:val="sv-SE" w:eastAsia="en-ID"/>
+              </w:rPr>
+              <w:t>Terdapat spot kerusakan pada item dan komponen</w:t>
+            </w:r>
+          </w:p>
+        </w:tc>
+        <w:tc>
+          <w:tcPr>
+            <w:tcW w:w="809" w:type="pct"/>
+            <w:tcBorders>
+              <w:top w:val="single" w:sz="4" w:space="0" w:color="000000"/>
+              <w:left w:val="single" w:sz="4" w:space="0" w:color="000000"/>
+              <w:bottom w:val="single" w:sz="4" w:space="0" w:color="000000"/>
+              <w:right w:val="single" w:sz="4" w:space="0" w:color="000000"/>
+            </w:tcBorders>
+            <w:vAlign w:val="center"/>
+            <w:hideMark/>
+          </w:tcPr>
+          <w:p>
+            <w:pPr>
+              <w:spacing w:after="0" w:line="240" w:lineRule="auto"/>
+              <w:jc w:val="left"/>
+              <w:rPr>
+                <w:rFonts w:eastAsia="Times New Roman" w:cs="Arial"/>
+                <w:color w:val="000000"/>
+                <w:sz w:val="20"/>
+                <w:szCs w:val="20"/>
+                <w:lang w:val="sv-SE" w:eastAsia="en-ID"/>
+              </w:rPr>
+            </w:pPr>
+            <w:r>
+              <w:rPr>
+                <w:rFonts w:eastAsia="Times New Roman" w:cs="Arial"/>
+                <w:color w:val="000000"/>
+                <w:sz w:val="20"/>
+                <w:szCs w:val="20"/>
+                <w:lang w:val="sv-SE" w:eastAsia="en-ID"/>
+              </w:rPr>
+              <w:t>Terdapat kerusakan pada item dan komponen tingkat rendah</w:t>
             </w:r>
           </w:p>
         </w:tc>
@@ -6565,8 +4959,8 @@
               <w:bottom w:val="single" w:sz="4" w:space="0" w:color="000000"/>
               <w:right w:val="single" w:sz="4" w:space="0" w:color="000000"/>
             </w:tcBorders>
+            <w:vAlign w:val="center"/>
             <w:hideMark/>
-            <w:vAlign w:val="center"/>
           </w:tcPr>
           <w:p>
             <w:pPr>
@@ -6632,6 +5026,28 @@
                 <w:szCs w:val="20"/>
                 <w:lang w:eastAsia="en-ID"/>
               </w:rPr>
+              <w:t xml:space="preserve"> item dan </w:t>
+            </w:r>
+            <w:proofErr w:type="spellStart"/>
+            <w:r>
+              <w:rPr>
+                <w:rFonts w:eastAsia="Times New Roman" w:cs="Arial"/>
+                <w:color w:val="000000"/>
+                <w:sz w:val="20"/>
+                <w:szCs w:val="20"/>
+                <w:lang w:eastAsia="en-ID"/>
+              </w:rPr>
+              <w:t>komponen</w:t>
+            </w:r>
+            <w:proofErr w:type="spellEnd"/>
+            <w:r>
+              <w:rPr>
+                <w:rFonts w:eastAsia="Times New Roman" w:cs="Arial"/>
+                <w:color w:val="000000"/>
+                <w:sz w:val="20"/>
+                <w:szCs w:val="20"/>
+                <w:lang w:eastAsia="en-ID"/>
+              </w:rPr>
               <w:t xml:space="preserve"> </w:t>
             </w:r>
             <w:proofErr w:type="spellStart"/>
@@ -6643,7 +5059,7 @@
                 <w:szCs w:val="20"/>
                 <w:lang w:eastAsia="en-ID"/>
               </w:rPr>
-              <w:t>peralatan</w:t>
+              <w:t>serta</w:t>
             </w:r>
             <w:proofErr w:type="spellEnd"/>
             <w:r>
@@ -6654,7 +5070,7 @@
                 <w:szCs w:val="20"/>
                 <w:lang w:eastAsia="en-ID"/>
               </w:rPr>
-              <w:t xml:space="preserve">, </w:t>
+              <w:t xml:space="preserve"> </w:t>
             </w:r>
             <w:proofErr w:type="spellStart"/>
             <w:r>
@@ -6665,95 +5081,7 @@
                 <w:szCs w:val="20"/>
                 <w:lang w:eastAsia="en-ID"/>
               </w:rPr>
-              <w:t>perpipaan</w:t>
-            </w:r>
-            <w:proofErr w:type="spellEnd"/>
-            <w:r>
-              <w:rPr>
-                <w:rFonts w:eastAsia="Times New Roman" w:cs="Arial"/>
-                <w:color w:val="000000"/>
-                <w:sz w:val="20"/>
-                <w:szCs w:val="20"/>
-                <w:lang w:eastAsia="en-ID"/>
-              </w:rPr>
-              <w:t xml:space="preserve"> </w:t>
-            </w:r>
-            <w:proofErr w:type="spellStart"/>
-            <w:r>
-              <w:rPr>
-                <w:rFonts w:eastAsia="Times New Roman" w:cs="Arial"/>
-                <w:color w:val="000000"/>
-                <w:sz w:val="20"/>
-                <w:szCs w:val="20"/>
-                <w:lang w:eastAsia="en-ID"/>
-              </w:rPr>
-              <w:t>ataupun</w:t>
-            </w:r>
-            <w:proofErr w:type="spellEnd"/>
-            <w:r>
-              <w:rPr>
-                <w:rFonts w:eastAsia="Times New Roman" w:cs="Arial"/>
-                <w:color w:val="000000"/>
-                <w:sz w:val="20"/>
-                <w:szCs w:val="20"/>
-                <w:lang w:eastAsia="en-ID"/>
-              </w:rPr>
-              <w:t xml:space="preserve"> crack dan </w:t>
-            </w:r>
-            <w:proofErr w:type="spellStart"/>
-            <w:r>
-              <w:rPr>
-                <w:rFonts w:eastAsia="Times New Roman" w:cs="Arial"/>
-                <w:color w:val="000000"/>
-                <w:sz w:val="20"/>
-                <w:szCs w:val="20"/>
-                <w:lang w:eastAsia="en-ID"/>
-              </w:rPr>
-              <w:t>deformasi</w:t>
-            </w:r>
-            <w:proofErr w:type="spellEnd"/>
-            <w:r>
-              <w:rPr>
-                <w:rFonts w:eastAsia="Times New Roman" w:cs="Arial"/>
-                <w:color w:val="000000"/>
-                <w:sz w:val="20"/>
-                <w:szCs w:val="20"/>
-                <w:lang w:eastAsia="en-ID"/>
-              </w:rPr>
-              <w:t xml:space="preserve"> pada spot area </w:t>
-            </w:r>
-            <w:proofErr w:type="spellStart"/>
-            <w:r>
-              <w:rPr>
-                <w:rFonts w:eastAsia="Times New Roman" w:cs="Arial"/>
-                <w:color w:val="000000"/>
-                <w:sz w:val="20"/>
-                <w:szCs w:val="20"/>
-                <w:lang w:eastAsia="en-ID"/>
-              </w:rPr>
-              <w:t>sesuai</w:t>
-            </w:r>
-            <w:proofErr w:type="spellEnd"/>
-            <w:r>
-              <w:rPr>
-                <w:rFonts w:eastAsia="Times New Roman" w:cs="Arial"/>
-                <w:color w:val="000000"/>
-                <w:sz w:val="20"/>
-                <w:szCs w:val="20"/>
-                <w:lang w:eastAsia="en-ID"/>
-              </w:rPr>
-              <w:t xml:space="preserve"> </w:t>
-            </w:r>
-            <w:proofErr w:type="spellStart"/>
-            <w:r>
-              <w:rPr>
-                <w:rFonts w:eastAsia="Times New Roman" w:cs="Arial"/>
-                <w:color w:val="000000"/>
-                <w:sz w:val="20"/>
-                <w:szCs w:val="20"/>
-                <w:lang w:eastAsia="en-ID"/>
-              </w:rPr>
-              <w:t>dengan</w:t>
+              <w:t>dalam</w:t>
             </w:r>
             <w:proofErr w:type="spellEnd"/>
             <w:r>
@@ -6845,8 +5173,8 @@
               <w:bottom w:val="single" w:sz="4" w:space="0" w:color="000000"/>
               <w:right w:val="single" w:sz="4" w:space="0" w:color="000000"/>
             </w:tcBorders>
+            <w:vAlign w:val="center"/>
             <w:hideMark/>
-            <w:vAlign w:val="center"/>
           </w:tcPr>
           <w:p>
             <w:pPr>
@@ -6857,52 +5185,18 @@
                 <w:color w:val="000000"/>
                 <w:sz w:val="20"/>
                 <w:szCs w:val="20"/>
-                <w:lang w:eastAsia="en-ID"/>
+                <w:lang w:val="sv-SE" w:eastAsia="en-ID"/>
               </w:rPr>
             </w:pPr>
-            <w:proofErr w:type="spellStart"/>
-            <w:r>
-              <w:rPr>
-                <w:rFonts w:eastAsia="Times New Roman" w:cs="Arial"/>
-                <w:color w:val="000000"/>
-                <w:sz w:val="20"/>
-                <w:szCs w:val="20"/>
-                <w:lang w:eastAsia="en-ID"/>
-              </w:rPr>
-              <w:t>Kondisi</w:t>
-            </w:r>
-            <w:proofErr w:type="spellEnd"/>
-            <w:r>
-              <w:rPr>
-                <w:rFonts w:eastAsia="Times New Roman" w:cs="Arial"/>
-                <w:color w:val="000000"/>
-                <w:sz w:val="20"/>
-                <w:szCs w:val="20"/>
-                <w:lang w:eastAsia="en-ID"/>
-              </w:rPr>
-              <w:t xml:space="preserve"> Ruang-</w:t>
-            </w:r>
-            <w:proofErr w:type="spellStart"/>
-            <w:r>
-              <w:rPr>
-                <w:rFonts w:eastAsia="Times New Roman" w:cs="Arial"/>
-                <w:color w:val="000000"/>
-                <w:sz w:val="20"/>
-                <w:szCs w:val="20"/>
-                <w:lang w:eastAsia="en-ID"/>
-              </w:rPr>
-              <w:t>ruangan</w:t>
-            </w:r>
-            <w:proofErr w:type="spellEnd"/>
-            <w:r>
-              <w:rPr>
-                <w:rFonts w:eastAsia="Times New Roman" w:cs="Arial"/>
-                <w:color w:val="000000"/>
-                <w:sz w:val="20"/>
-                <w:szCs w:val="20"/>
-                <w:lang w:eastAsia="en-ID"/>
-              </w:rPr>
-              <w:t xml:space="preserve"> Kapal</w:t>
+            <w:r>
+              <w:rPr>
+                <w:rFonts w:eastAsia="Times New Roman" w:cs="Arial"/>
+                <w:color w:val="000000"/>
+                <w:sz w:val="20"/>
+                <w:szCs w:val="20"/>
+                <w:lang w:val="sv-SE" w:eastAsia="en-ID"/>
+              </w:rPr>
+              <w:t>Kondisi Alat Navigasi dan Komunikasi</w:t>
             </w:r>
           </w:p>
         </w:tc>
@@ -6915,8 +5209,8 @@
               <w:bottom w:val="single" w:sz="4" w:space="0" w:color="000000"/>
               <w:right w:val="single" w:sz="4" w:space="0" w:color="000000"/>
             </w:tcBorders>
+            <w:vAlign w:val="center"/>
             <w:hideMark/>
-            <w:vAlign w:val="center"/>
           </w:tcPr>
           <w:p>
             <w:pPr>
@@ -6927,9 +5221,19 @@
                 <w:color w:val="000000"/>
                 <w:sz w:val="20"/>
                 <w:szCs w:val="20"/>
-                <w:lang w:eastAsia="en-ID"/>
+                <w:lang w:val="sv-SE" w:eastAsia="en-ID"/>
               </w:rPr>
             </w:pPr>
+            <w:r>
+              <w:rPr>
+                <w:rFonts w:eastAsia="Times New Roman" w:cs="Arial"/>
+                <w:color w:val="000000"/>
+                <w:sz w:val="20"/>
+                <w:szCs w:val="20"/>
+                <w:lang w:val="sv-SE" w:eastAsia="en-ID"/>
+              </w:rPr>
+              <w:t>Terdapat kerusakan fisik secara signifikan</w:t>
+            </w:r>
           </w:p>
         </w:tc>
         <w:tc>
@@ -6941,20 +5245,31 @@
               <w:bottom w:val="single" w:sz="4" w:space="0" w:color="000000"/>
               <w:right w:val="single" w:sz="4" w:space="0" w:color="000000"/>
             </w:tcBorders>
+            <w:vAlign w:val="center"/>
             <w:hideMark/>
-            <w:vAlign w:val="center"/>
           </w:tcPr>
           <w:p>
             <w:pPr>
               <w:spacing w:after="0" w:line="240" w:lineRule="auto"/>
               <w:jc w:val="left"/>
               <w:rPr>
-                <w:rFonts w:eastAsia="Times New Roman" w:cs="Times New Roman"/>
-                <w:sz w:val="20"/>
-                <w:szCs w:val="20"/>
-                <w:lang w:eastAsia="en-ID"/>
+                <w:rFonts w:eastAsia="Times New Roman" w:cs="Arial"/>
+                <w:color w:val="000000"/>
+                <w:sz w:val="20"/>
+                <w:szCs w:val="20"/>
+                <w:lang w:val="sv-SE" w:eastAsia="en-ID"/>
               </w:rPr>
             </w:pPr>
+            <w:r>
+              <w:rPr>
+                <w:rFonts w:eastAsia="Times New Roman" w:cs="Arial"/>
+                <w:color w:val="000000"/>
+                <w:sz w:val="20"/>
+                <w:szCs w:val="20"/>
+                <w:lang w:val="sv-SE" w:eastAsia="en-ID"/>
+              </w:rPr>
+              <w:t xml:space="preserve">Terdapat kerusakan fisik dan komponen peralatan </w:t>
+            </w:r>
           </w:p>
         </w:tc>
         <w:tc>
@@ -6966,62 +5281,6 @@
               <w:bottom w:val="single" w:sz="4" w:space="0" w:color="000000"/>
               <w:right w:val="single" w:sz="4" w:space="0" w:color="000000"/>
             </w:tcBorders>
-            <w:hideMark/>
-            <w:vAlign w:val="center"/>
-          </w:tcPr>
-          <w:p>
-            <w:pPr>
-              <w:spacing w:after="0" w:line="240" w:lineRule="auto"/>
-              <w:jc w:val="left"/>
-              <w:rPr>
-                <w:rFonts w:eastAsia="Times New Roman" w:cs="Times New Roman"/>
-                <w:sz w:val="20"/>
-                <w:szCs w:val="20"/>
-                <w:lang w:eastAsia="en-ID"/>
-              </w:rPr>
-            </w:pPr>
-          </w:p>
-        </w:tc>
-        <w:tc>
-          <w:tcPr>
-            <w:tcW w:w="803" w:type="pct"/>
-            <w:tcBorders>
-              <w:top w:val="single" w:sz="4" w:space="0" w:color="000000"/>
-              <w:left w:val="single" w:sz="4" w:space="0" w:color="000000"/>
-              <w:bottom w:val="single" w:sz="4" w:space="0" w:color="000000"/>
-              <w:right w:val="single" w:sz="4" w:space="0" w:color="000000"/>
-            </w:tcBorders>
-            <w:hideMark/>
-            <w:vAlign w:val="center"/>
-          </w:tcPr>
-          <w:p>
-            <w:pPr>
-              <w:spacing w:after="0" w:line="240" w:lineRule="auto"/>
-              <w:jc w:val="left"/>
-              <w:rPr>
-                <w:rFonts w:eastAsia="Times New Roman" w:cs="Times New Roman"/>
-                <w:sz w:val="20"/>
-                <w:szCs w:val="20"/>
-                <w:lang w:eastAsia="en-ID"/>
-              </w:rPr>
-            </w:pPr>
-          </w:p>
-        </w:tc>
-      </w:tr>
-      <w:tr>
-        <w:trPr>
-          <w:trHeight w:val="315"/>
-        </w:trPr>
-        <w:tc>
-          <w:tcPr>
-            <w:tcW w:w="535" w:type="pct"/>
-            <w:vMerge/>
-            <w:tcBorders>
-              <w:top w:val="single" w:sz="4" w:space="0" w:color="000000"/>
-              <w:left w:val="single" w:sz="4" w:space="0" w:color="000000"/>
-              <w:bottom w:val="nil"/>
-              <w:right w:val="single" w:sz="4" w:space="0" w:color="000000"/>
-            </w:tcBorders>
             <w:vAlign w:val="center"/>
             <w:hideMark/>
           </w:tcPr>
@@ -7031,40 +5290,22 @@
               <w:jc w:val="left"/>
               <w:rPr>
                 <w:rFonts w:eastAsia="Times New Roman" w:cs="Arial"/>
-                <w:b/>
-                <w:bCs/>
                 <w:color w:val="000000"/>
                 <w:sz w:val="20"/>
                 <w:szCs w:val="20"/>
                 <w:lang w:eastAsia="en-ID"/>
               </w:rPr>
             </w:pPr>
-          </w:p>
-        </w:tc>
-        <w:tc>
-          <w:tcPr>
-            <w:tcW w:w="1236" w:type="pct"/>
-            <w:tcBorders>
-              <w:top w:val="single" w:sz="4" w:space="0" w:color="000000"/>
-              <w:left w:val="single" w:sz="4" w:space="0" w:color="000000"/>
-              <w:bottom w:val="single" w:sz="4" w:space="0" w:color="000000"/>
-              <w:right w:val="single" w:sz="4" w:space="0" w:color="000000"/>
-            </w:tcBorders>
-            <w:hideMark/>
-            <w:vAlign w:val="center"/>
-          </w:tcPr>
-          <w:p>
-            <w:pPr>
-              <w:spacing w:after="0" w:line="240" w:lineRule="auto"/>
-              <w:jc w:val="left"/>
-              <w:rPr>
-                <w:rFonts w:eastAsia="Times New Roman" w:cs="Arial"/>
-                <w:color w:val="000000"/>
-                <w:sz w:val="20"/>
-                <w:szCs w:val="20"/>
-                <w:lang w:eastAsia="en-ID"/>
-              </w:rPr>
-            </w:pPr>
+            <w:r>
+              <w:rPr>
+                <w:rFonts w:eastAsia="Times New Roman" w:cs="Arial"/>
+                <w:color w:val="000000"/>
+                <w:sz w:val="20"/>
+                <w:szCs w:val="20"/>
+                <w:lang w:eastAsia="en-ID"/>
+              </w:rPr>
+              <w:t xml:space="preserve">Tidak </w:t>
+            </w:r>
             <w:proofErr w:type="spellStart"/>
             <w:r>
               <w:rPr>
@@ -7074,7 +5315,7 @@
                 <w:szCs w:val="20"/>
                 <w:lang w:eastAsia="en-ID"/>
               </w:rPr>
-              <w:t>Kondisi</w:t>
+              <w:t>terdapat</w:t>
             </w:r>
             <w:proofErr w:type="spellEnd"/>
             <w:r>
@@ -7096,7 +5337,7 @@
                 <w:szCs w:val="20"/>
                 <w:lang w:eastAsia="en-ID"/>
               </w:rPr>
-              <w:t>Sistim</w:t>
+              <w:t>kerusakan</w:t>
             </w:r>
             <w:proofErr w:type="spellEnd"/>
             <w:r>
@@ -7118,7 +5359,7 @@
                 <w:szCs w:val="20"/>
                 <w:lang w:eastAsia="en-ID"/>
               </w:rPr>
-              <w:t>Permesinan</w:t>
+              <w:t>fisik</w:t>
             </w:r>
             <w:proofErr w:type="spellEnd"/>
             <w:r>
@@ -7129,7 +5370,7 @@
                 <w:szCs w:val="20"/>
                 <w:lang w:eastAsia="en-ID"/>
               </w:rPr>
-              <w:t xml:space="preserve"> Kapal &amp; </w:t>
+              <w:t xml:space="preserve"> dan </w:t>
             </w:r>
             <w:proofErr w:type="spellStart"/>
             <w:r>
@@ -7140,341 +5381,7 @@
                 <w:szCs w:val="20"/>
                 <w:lang w:eastAsia="en-ID"/>
               </w:rPr>
-              <w:t>Permesinan</w:t>
-            </w:r>
-            <w:proofErr w:type="spellEnd"/>
-            <w:r>
-              <w:rPr>
-                <w:rFonts w:eastAsia="Times New Roman" w:cs="Arial"/>
-                <w:color w:val="000000"/>
-                <w:sz w:val="20"/>
-                <w:szCs w:val="20"/>
-                <w:lang w:eastAsia="en-ID"/>
-              </w:rPr>
-              <w:t xml:space="preserve"> </w:t>
-            </w:r>
-            <w:proofErr w:type="spellStart"/>
-            <w:r>
-              <w:rPr>
-                <w:rFonts w:eastAsia="Times New Roman" w:cs="Arial"/>
-                <w:color w:val="000000"/>
-                <w:sz w:val="20"/>
-                <w:szCs w:val="20"/>
-                <w:lang w:eastAsia="en-ID"/>
-              </w:rPr>
-              <w:t>Geladak</w:t>
-            </w:r>
-            <w:proofErr w:type="spellEnd"/>
-          </w:p>
-        </w:tc>
-        <w:tc>
-          <w:tcPr>
-            <w:tcW w:w="809" w:type="pct"/>
-            <w:tcBorders>
-              <w:top w:val="single" w:sz="4" w:space="0" w:color="000000"/>
-              <w:left w:val="single" w:sz="4" w:space="0" w:color="000000"/>
-              <w:bottom w:val="single" w:sz="4" w:space="0" w:color="000000"/>
-              <w:right w:val="single" w:sz="4" w:space="0" w:color="000000"/>
-            </w:tcBorders>
-            <w:hideMark/>
-            <w:vAlign w:val="center"/>
-          </w:tcPr>
-          <w:p>
-            <w:pPr>
-              <w:spacing w:after="0" w:line="240" w:lineRule="auto"/>
-              <w:jc w:val="left"/>
-              <w:rPr>
-                <w:rFonts w:eastAsia="Times New Roman" w:cs="Arial"/>
-                <w:color w:val="000000"/>
-                <w:sz w:val="20"/>
-                <w:szCs w:val="20"/>
-                <w:lang w:eastAsia="en-ID"/>
-              </w:rPr>
-            </w:pPr>
-            <w:proofErr w:type="spellStart"/>
-            <w:r>
-              <w:rPr>
-                <w:rFonts w:eastAsia="Times New Roman" w:cs="Arial"/>
-                <w:color w:val="000000"/>
-                <w:sz w:val="20"/>
-                <w:szCs w:val="20"/>
-                <w:lang w:eastAsia="en-ID"/>
-              </w:rPr>
-              <w:t>Terdapat</w:t>
-            </w:r>
-            <w:proofErr w:type="spellEnd"/>
-            <w:r>
-              <w:rPr>
-                <w:rFonts w:eastAsia="Times New Roman" w:cs="Arial"/>
-                <w:color w:val="000000"/>
-                <w:sz w:val="20"/>
-                <w:szCs w:val="20"/>
-                <w:lang w:eastAsia="en-ID"/>
-              </w:rPr>
-              <w:t xml:space="preserve"> </w:t>
-            </w:r>
-            <w:proofErr w:type="spellStart"/>
-            <w:r>
-              <w:rPr>
-                <w:rFonts w:eastAsia="Times New Roman" w:cs="Arial"/>
-                <w:color w:val="000000"/>
-                <w:sz w:val="20"/>
-                <w:szCs w:val="20"/>
-                <w:lang w:eastAsia="en-ID"/>
-              </w:rPr>
-              <w:t>kerusakan</w:t>
-            </w:r>
-            <w:proofErr w:type="spellEnd"/>
-            <w:r>
-              <w:rPr>
-                <w:rFonts w:eastAsia="Times New Roman" w:cs="Arial"/>
-                <w:color w:val="000000"/>
-                <w:sz w:val="20"/>
-                <w:szCs w:val="20"/>
-                <w:lang w:eastAsia="en-ID"/>
-              </w:rPr>
-              <w:t xml:space="preserve"> </w:t>
-            </w:r>
-            <w:proofErr w:type="spellStart"/>
-            <w:r>
-              <w:rPr>
-                <w:rFonts w:eastAsia="Times New Roman" w:cs="Arial"/>
-                <w:color w:val="000000"/>
-                <w:sz w:val="20"/>
-                <w:szCs w:val="20"/>
-                <w:lang w:eastAsia="en-ID"/>
-              </w:rPr>
-              <w:t>secara</w:t>
-            </w:r>
-            <w:proofErr w:type="spellEnd"/>
-            <w:r>
-              <w:rPr>
-                <w:rFonts w:eastAsia="Times New Roman" w:cs="Arial"/>
-                <w:color w:val="000000"/>
-                <w:sz w:val="20"/>
-                <w:szCs w:val="20"/>
-                <w:lang w:eastAsia="en-ID"/>
-              </w:rPr>
-              <w:t xml:space="preserve"> </w:t>
-            </w:r>
-            <w:proofErr w:type="spellStart"/>
-            <w:r>
-              <w:rPr>
-                <w:rFonts w:eastAsia="Times New Roman" w:cs="Arial"/>
-                <w:color w:val="000000"/>
-                <w:sz w:val="20"/>
-                <w:szCs w:val="20"/>
-                <w:lang w:eastAsia="en-ID"/>
-              </w:rPr>
-              <w:t>signifikan</w:t>
-            </w:r>
-            <w:proofErr w:type="spellEnd"/>
-          </w:p>
-        </w:tc>
-        <w:tc>
-          <w:tcPr>
-            <w:tcW w:w="809" w:type="pct"/>
-            <w:tcBorders>
-              <w:top w:val="single" w:sz="4" w:space="0" w:color="000000"/>
-              <w:left w:val="single" w:sz="4" w:space="0" w:color="000000"/>
-              <w:bottom w:val="single" w:sz="4" w:space="0" w:color="000000"/>
-              <w:right w:val="single" w:sz="4" w:space="0" w:color="000000"/>
-            </w:tcBorders>
-            <w:hideMark/>
-            <w:vAlign w:val="center"/>
-          </w:tcPr>
-          <w:p>
-            <w:pPr>
-              <w:spacing w:after="0" w:line="240" w:lineRule="auto"/>
-              <w:jc w:val="left"/>
-              <w:rPr>
-                <w:rFonts w:eastAsia="Times New Roman" w:cs="Arial"/>
-                <w:color w:val="000000"/>
-                <w:sz w:val="20"/>
-                <w:szCs w:val="20"/>
-                <w:lang w:eastAsia="en-ID"/>
-              </w:rPr>
-            </w:pPr>
-            <w:proofErr w:type="spellStart"/>
-            <w:r>
-              <w:rPr>
-                <w:rFonts w:eastAsia="Times New Roman" w:cs="Arial"/>
-                <w:color w:val="000000"/>
-                <w:sz w:val="20"/>
-                <w:szCs w:val="20"/>
-                <w:lang w:eastAsia="en-ID"/>
-              </w:rPr>
-              <w:t>Terdapat</w:t>
-            </w:r>
-            <w:proofErr w:type="spellEnd"/>
-            <w:r>
-              <w:rPr>
-                <w:rFonts w:eastAsia="Times New Roman" w:cs="Arial"/>
-                <w:color w:val="000000"/>
-                <w:sz w:val="20"/>
-                <w:szCs w:val="20"/>
-                <w:lang w:eastAsia="en-ID"/>
-              </w:rPr>
-              <w:t xml:space="preserve"> spot </w:t>
-            </w:r>
-            <w:proofErr w:type="spellStart"/>
-            <w:r>
-              <w:rPr>
-                <w:rFonts w:eastAsia="Times New Roman" w:cs="Arial"/>
-                <w:color w:val="000000"/>
-                <w:sz w:val="20"/>
-                <w:szCs w:val="20"/>
-                <w:lang w:eastAsia="en-ID"/>
-              </w:rPr>
-              <w:t>kerusakan</w:t>
-            </w:r>
-            <w:proofErr w:type="spellEnd"/>
-            <w:r>
-              <w:rPr>
-                <w:rFonts w:eastAsia="Times New Roman" w:cs="Arial"/>
-                <w:color w:val="000000"/>
-                <w:sz w:val="20"/>
-                <w:szCs w:val="20"/>
-                <w:lang w:eastAsia="en-ID"/>
-              </w:rPr>
-              <w:t xml:space="preserve"> pada item dan </w:t>
-            </w:r>
-            <w:proofErr w:type="spellStart"/>
-            <w:r>
-              <w:rPr>
-                <w:rFonts w:eastAsia="Times New Roman" w:cs="Arial"/>
-                <w:color w:val="000000"/>
-                <w:sz w:val="20"/>
-                <w:szCs w:val="20"/>
-                <w:lang w:eastAsia="en-ID"/>
-              </w:rPr>
-              <w:t>komponen</w:t>
-            </w:r>
-            <w:proofErr w:type="spellEnd"/>
-          </w:p>
-        </w:tc>
-        <w:tc>
-          <w:tcPr>
-            <w:tcW w:w="809" w:type="pct"/>
-            <w:tcBorders>
-              <w:top w:val="single" w:sz="4" w:space="0" w:color="000000"/>
-              <w:left w:val="single" w:sz="4" w:space="0" w:color="000000"/>
-              <w:bottom w:val="single" w:sz="4" w:space="0" w:color="000000"/>
-              <w:right w:val="single" w:sz="4" w:space="0" w:color="000000"/>
-            </w:tcBorders>
-            <w:hideMark/>
-            <w:vAlign w:val="center"/>
-          </w:tcPr>
-          <w:p>
-            <w:pPr>
-              <w:spacing w:after="0" w:line="240" w:lineRule="auto"/>
-              <w:jc w:val="left"/>
-              <w:rPr>
-                <w:rFonts w:eastAsia="Times New Roman" w:cs="Arial"/>
-                <w:color w:val="000000"/>
-                <w:sz w:val="20"/>
-                <w:szCs w:val="20"/>
-                <w:lang w:eastAsia="en-ID"/>
-              </w:rPr>
-            </w:pPr>
-            <w:proofErr w:type="spellStart"/>
-            <w:r>
-              <w:rPr>
-                <w:rFonts w:eastAsia="Times New Roman" w:cs="Arial"/>
-                <w:color w:val="000000"/>
-                <w:sz w:val="20"/>
-                <w:szCs w:val="20"/>
-                <w:lang w:eastAsia="en-ID"/>
-              </w:rPr>
-              <w:t>Terdapat</w:t>
-            </w:r>
-            <w:proofErr w:type="spellEnd"/>
-            <w:r>
-              <w:rPr>
-                <w:rFonts w:eastAsia="Times New Roman" w:cs="Arial"/>
-                <w:color w:val="000000"/>
-                <w:sz w:val="20"/>
-                <w:szCs w:val="20"/>
-                <w:lang w:eastAsia="en-ID"/>
-              </w:rPr>
-              <w:t xml:space="preserve"> </w:t>
-            </w:r>
-            <w:proofErr w:type="spellStart"/>
-            <w:r>
-              <w:rPr>
-                <w:rFonts w:eastAsia="Times New Roman" w:cs="Arial"/>
-                <w:color w:val="000000"/>
-                <w:sz w:val="20"/>
-                <w:szCs w:val="20"/>
-                <w:lang w:eastAsia="en-ID"/>
-              </w:rPr>
-              <w:t>kerusakan</w:t>
-            </w:r>
-            <w:proofErr w:type="spellEnd"/>
-            <w:r>
-              <w:rPr>
-                <w:rFonts w:eastAsia="Times New Roman" w:cs="Arial"/>
-                <w:color w:val="000000"/>
-                <w:sz w:val="20"/>
-                <w:szCs w:val="20"/>
-                <w:lang w:eastAsia="en-ID"/>
-              </w:rPr>
-              <w:t xml:space="preserve"> pada item dan </w:t>
-            </w:r>
-            <w:proofErr w:type="spellStart"/>
-            <w:r>
-              <w:rPr>
-                <w:rFonts w:eastAsia="Times New Roman" w:cs="Arial"/>
-                <w:color w:val="000000"/>
-                <w:sz w:val="20"/>
-                <w:szCs w:val="20"/>
-                <w:lang w:eastAsia="en-ID"/>
-              </w:rPr>
-              <w:t>komponen</w:t>
-            </w:r>
-            <w:proofErr w:type="spellEnd"/>
-            <w:r>
-              <w:rPr>
-                <w:rFonts w:eastAsia="Times New Roman" w:cs="Arial"/>
-                <w:color w:val="000000"/>
-                <w:sz w:val="20"/>
-                <w:szCs w:val="20"/>
-                <w:lang w:eastAsia="en-ID"/>
-              </w:rPr>
-              <w:t xml:space="preserve"> </w:t>
-            </w:r>
-            <w:proofErr w:type="spellStart"/>
-            <w:r>
-              <w:rPr>
-                <w:rFonts w:eastAsia="Times New Roman" w:cs="Arial"/>
-                <w:color w:val="000000"/>
-                <w:sz w:val="20"/>
-                <w:szCs w:val="20"/>
-                <w:lang w:eastAsia="en-ID"/>
-              </w:rPr>
-              <w:t>tingkat</w:t>
-            </w:r>
-            <w:proofErr w:type="spellEnd"/>
-            <w:r>
-              <w:rPr>
-                <w:rFonts w:eastAsia="Times New Roman" w:cs="Arial"/>
-                <w:color w:val="000000"/>
-                <w:sz w:val="20"/>
-                <w:szCs w:val="20"/>
-                <w:lang w:eastAsia="en-ID"/>
-              </w:rPr>
-              <w:t xml:space="preserve"> </w:t>
-            </w:r>
-            <w:proofErr w:type="spellStart"/>
-            <w:r>
-              <w:rPr>
-                <w:rFonts w:eastAsia="Times New Roman" w:cs="Arial"/>
-                <w:color w:val="000000"/>
-                <w:sz w:val="20"/>
-                <w:szCs w:val="20"/>
-                <w:lang w:eastAsia="en-ID"/>
-              </w:rPr>
-              <w:t>rendah</w:t>
+              <w:t>terawat</w:t>
             </w:r>
             <w:proofErr w:type="spellEnd"/>
           </w:p>
@@ -7488,680 +5395,8 @@
               <w:bottom w:val="single" w:sz="4" w:space="0" w:color="000000"/>
               <w:right w:val="single" w:sz="4" w:space="0" w:color="000000"/>
             </w:tcBorders>
-            <w:hideMark/>
-            <w:vAlign w:val="center"/>
-          </w:tcPr>
-          <w:p>
-            <w:pPr>
-              <w:spacing w:after="0" w:line="240" w:lineRule="auto"/>
-              <w:jc w:val="left"/>
-              <w:rPr>
-                <w:rFonts w:eastAsia="Times New Roman" w:cs="Arial"/>
-                <w:color w:val="000000"/>
-                <w:sz w:val="20"/>
-                <w:szCs w:val="20"/>
-                <w:lang w:eastAsia="en-ID"/>
-              </w:rPr>
-            </w:pPr>
-            <w:r>
-              <w:rPr>
-                <w:rFonts w:eastAsia="Times New Roman" w:cs="Arial"/>
-                <w:color w:val="000000"/>
-                <w:sz w:val="20"/>
-                <w:szCs w:val="20"/>
-                <w:lang w:eastAsia="en-ID"/>
-              </w:rPr>
-              <w:t xml:space="preserve">Tidak </w:t>
-            </w:r>
-            <w:proofErr w:type="spellStart"/>
-            <w:r>
-              <w:rPr>
-                <w:rFonts w:eastAsia="Times New Roman" w:cs="Arial"/>
-                <w:color w:val="000000"/>
-                <w:sz w:val="20"/>
-                <w:szCs w:val="20"/>
-                <w:lang w:eastAsia="en-ID"/>
-              </w:rPr>
-              <w:t>terdapat</w:t>
-            </w:r>
-            <w:proofErr w:type="spellEnd"/>
-            <w:r>
-              <w:rPr>
-                <w:rFonts w:eastAsia="Times New Roman" w:cs="Arial"/>
-                <w:color w:val="000000"/>
-                <w:sz w:val="20"/>
-                <w:szCs w:val="20"/>
-                <w:lang w:eastAsia="en-ID"/>
-              </w:rPr>
-              <w:t xml:space="preserve"> </w:t>
-            </w:r>
-            <w:proofErr w:type="spellStart"/>
-            <w:r>
-              <w:rPr>
-                <w:rFonts w:eastAsia="Times New Roman" w:cs="Arial"/>
-                <w:color w:val="000000"/>
-                <w:sz w:val="20"/>
-                <w:szCs w:val="20"/>
-                <w:lang w:eastAsia="en-ID"/>
-              </w:rPr>
-              <w:t>kerusakan</w:t>
-            </w:r>
-            <w:proofErr w:type="spellEnd"/>
-            <w:r>
-              <w:rPr>
-                <w:rFonts w:eastAsia="Times New Roman" w:cs="Arial"/>
-                <w:color w:val="000000"/>
-                <w:sz w:val="20"/>
-                <w:szCs w:val="20"/>
-                <w:lang w:eastAsia="en-ID"/>
-              </w:rPr>
-              <w:t xml:space="preserve"> item dan </w:t>
-            </w:r>
-            <w:proofErr w:type="spellStart"/>
-            <w:r>
-              <w:rPr>
-                <w:rFonts w:eastAsia="Times New Roman" w:cs="Arial"/>
-                <w:color w:val="000000"/>
-                <w:sz w:val="20"/>
-                <w:szCs w:val="20"/>
-                <w:lang w:eastAsia="en-ID"/>
-              </w:rPr>
-              <w:t>komponen</w:t>
-            </w:r>
-            <w:proofErr w:type="spellEnd"/>
-            <w:r>
-              <w:rPr>
-                <w:rFonts w:eastAsia="Times New Roman" w:cs="Arial"/>
-                <w:color w:val="000000"/>
-                <w:sz w:val="20"/>
-                <w:szCs w:val="20"/>
-                <w:lang w:eastAsia="en-ID"/>
-              </w:rPr>
-              <w:t xml:space="preserve"> </w:t>
-            </w:r>
-            <w:proofErr w:type="spellStart"/>
-            <w:r>
-              <w:rPr>
-                <w:rFonts w:eastAsia="Times New Roman" w:cs="Arial"/>
-                <w:color w:val="000000"/>
-                <w:sz w:val="20"/>
-                <w:szCs w:val="20"/>
-                <w:lang w:eastAsia="en-ID"/>
-              </w:rPr>
-              <w:t>serta</w:t>
-            </w:r>
-            <w:proofErr w:type="spellEnd"/>
-            <w:r>
-              <w:rPr>
-                <w:rFonts w:eastAsia="Times New Roman" w:cs="Arial"/>
-                <w:color w:val="000000"/>
-                <w:sz w:val="20"/>
-                <w:szCs w:val="20"/>
-                <w:lang w:eastAsia="en-ID"/>
-              </w:rPr>
-              <w:t xml:space="preserve"> </w:t>
-            </w:r>
-            <w:proofErr w:type="spellStart"/>
-            <w:r>
-              <w:rPr>
-                <w:rFonts w:eastAsia="Times New Roman" w:cs="Arial"/>
-                <w:color w:val="000000"/>
-                <w:sz w:val="20"/>
-                <w:szCs w:val="20"/>
-                <w:lang w:eastAsia="en-ID"/>
-              </w:rPr>
-              <w:t>dalam</w:t>
-            </w:r>
-            <w:proofErr w:type="spellEnd"/>
-            <w:r>
-              <w:rPr>
-                <w:rFonts w:eastAsia="Times New Roman" w:cs="Arial"/>
-                <w:color w:val="000000"/>
-                <w:sz w:val="20"/>
-                <w:szCs w:val="20"/>
-                <w:lang w:eastAsia="en-ID"/>
-              </w:rPr>
-              <w:t xml:space="preserve"> </w:t>
-            </w:r>
-            <w:proofErr w:type="spellStart"/>
-            <w:r>
-              <w:rPr>
-                <w:rFonts w:eastAsia="Times New Roman" w:cs="Arial"/>
-                <w:color w:val="000000"/>
-                <w:sz w:val="20"/>
-                <w:szCs w:val="20"/>
-                <w:lang w:eastAsia="en-ID"/>
-              </w:rPr>
-              <w:t>kondisi</w:t>
-            </w:r>
-            <w:proofErr w:type="spellEnd"/>
-            <w:r>
-              <w:rPr>
-                <w:rFonts w:eastAsia="Times New Roman" w:cs="Arial"/>
-                <w:color w:val="000000"/>
-                <w:sz w:val="20"/>
-                <w:szCs w:val="20"/>
-                <w:lang w:eastAsia="en-ID"/>
-              </w:rPr>
-              <w:t xml:space="preserve"> </w:t>
-            </w:r>
-            <w:proofErr w:type="spellStart"/>
-            <w:r>
-              <w:rPr>
-                <w:rFonts w:eastAsia="Times New Roman" w:cs="Arial"/>
-                <w:color w:val="000000"/>
-                <w:sz w:val="20"/>
-                <w:szCs w:val="20"/>
-                <w:lang w:eastAsia="en-ID"/>
-              </w:rPr>
-              <w:t>baru</w:t>
-            </w:r>
-            <w:proofErr w:type="spellEnd"/>
-          </w:p>
-        </w:tc>
-      </w:tr>
-      <w:tr>
-        <w:trPr>
-          <w:trHeight w:val="315"/>
-        </w:trPr>
-        <w:tc>
-          <w:tcPr>
-            <w:tcW w:w="535" w:type="pct"/>
-            <w:vMerge/>
-            <w:tcBorders>
-              <w:top w:val="single" w:sz="4" w:space="0" w:color="000000"/>
-              <w:left w:val="single" w:sz="4" w:space="0" w:color="000000"/>
-              <w:bottom w:val="nil"/>
-              <w:right w:val="single" w:sz="4" w:space="0" w:color="000000"/>
-            </w:tcBorders>
             <w:vAlign w:val="center"/>
             <w:hideMark/>
-          </w:tcPr>
-          <w:p>
-            <w:pPr>
-              <w:spacing w:after="0" w:line="240" w:lineRule="auto"/>
-              <w:jc w:val="left"/>
-              <w:rPr>
-                <w:rFonts w:eastAsia="Times New Roman" w:cs="Arial"/>
-                <w:b/>
-                <w:bCs/>
-                <w:color w:val="000000"/>
-                <w:sz w:val="20"/>
-                <w:szCs w:val="20"/>
-                <w:lang w:eastAsia="en-ID"/>
-              </w:rPr>
-            </w:pPr>
-          </w:p>
-        </w:tc>
-        <w:tc>
-          <w:tcPr>
-            <w:tcW w:w="1236" w:type="pct"/>
-            <w:tcBorders>
-              <w:top w:val="single" w:sz="4" w:space="0" w:color="000000"/>
-              <w:left w:val="single" w:sz="4" w:space="0" w:color="000000"/>
-              <w:bottom w:val="single" w:sz="4" w:space="0" w:color="000000"/>
-              <w:right w:val="single" w:sz="4" w:space="0" w:color="000000"/>
-            </w:tcBorders>
-            <w:hideMark/>
-            <w:vAlign w:val="center"/>
-          </w:tcPr>
-          <w:p>
-            <w:pPr>
-              <w:spacing w:after="0" w:line="240" w:lineRule="auto"/>
-              <w:jc w:val="left"/>
-              <w:rPr>
-                <w:rFonts w:eastAsia="Times New Roman" w:cs="Arial"/>
-                <w:color w:val="000000"/>
-                <w:sz w:val="20"/>
-                <w:szCs w:val="20"/>
-                <w:lang w:eastAsia="en-ID"/>
-              </w:rPr>
-            </w:pPr>
-            <w:proofErr w:type="spellStart"/>
-            <w:r>
-              <w:rPr>
-                <w:rFonts w:eastAsia="Times New Roman" w:cs="Arial"/>
-                <w:color w:val="000000"/>
-                <w:sz w:val="20"/>
-                <w:szCs w:val="20"/>
-                <w:lang w:eastAsia="en-ID"/>
-              </w:rPr>
-              <w:t>Kondisi</w:t>
-            </w:r>
-            <w:proofErr w:type="spellEnd"/>
-            <w:r>
-              <w:rPr>
-                <w:rFonts w:eastAsia="Times New Roman" w:cs="Arial"/>
-                <w:color w:val="000000"/>
-                <w:sz w:val="20"/>
-                <w:szCs w:val="20"/>
-                <w:lang w:eastAsia="en-ID"/>
-              </w:rPr>
-              <w:t xml:space="preserve"> Alat </w:t>
-            </w:r>
-            <w:proofErr w:type="spellStart"/>
-            <w:r>
-              <w:rPr>
-                <w:rFonts w:eastAsia="Times New Roman" w:cs="Arial"/>
-                <w:color w:val="000000"/>
-                <w:sz w:val="20"/>
-                <w:szCs w:val="20"/>
-                <w:lang w:eastAsia="en-ID"/>
-              </w:rPr>
-              <w:t>Navigasi</w:t>
-            </w:r>
-            <w:proofErr w:type="spellEnd"/>
-            <w:r>
-              <w:rPr>
-                <w:rFonts w:eastAsia="Times New Roman" w:cs="Arial"/>
-                <w:color w:val="000000"/>
-                <w:sz w:val="20"/>
-                <w:szCs w:val="20"/>
-                <w:lang w:eastAsia="en-ID"/>
-              </w:rPr>
-              <w:t xml:space="preserve"> dan </w:t>
-            </w:r>
-            <w:proofErr w:type="spellStart"/>
-            <w:r>
-              <w:rPr>
-                <w:rFonts w:eastAsia="Times New Roman" w:cs="Arial"/>
-                <w:color w:val="000000"/>
-                <w:sz w:val="20"/>
-                <w:szCs w:val="20"/>
-                <w:lang w:eastAsia="en-ID"/>
-              </w:rPr>
-              <w:t>Komunikasi</w:t>
-            </w:r>
-            <w:proofErr w:type="spellEnd"/>
-          </w:p>
-        </w:tc>
-        <w:tc>
-          <w:tcPr>
-            <w:tcW w:w="809" w:type="pct"/>
-            <w:tcBorders>
-              <w:top w:val="single" w:sz="4" w:space="0" w:color="000000"/>
-              <w:left w:val="single" w:sz="4" w:space="0" w:color="000000"/>
-              <w:bottom w:val="single" w:sz="4" w:space="0" w:color="000000"/>
-              <w:right w:val="single" w:sz="4" w:space="0" w:color="000000"/>
-            </w:tcBorders>
-            <w:hideMark/>
-            <w:vAlign w:val="center"/>
-          </w:tcPr>
-          <w:p>
-            <w:pPr>
-              <w:spacing w:after="0" w:line="240" w:lineRule="auto"/>
-              <w:jc w:val="left"/>
-              <w:rPr>
-                <w:rFonts w:eastAsia="Times New Roman" w:cs="Arial"/>
-                <w:color w:val="000000"/>
-                <w:sz w:val="20"/>
-                <w:szCs w:val="20"/>
-                <w:lang w:eastAsia="en-ID"/>
-              </w:rPr>
-            </w:pPr>
-            <w:proofErr w:type="spellStart"/>
-            <w:r>
-              <w:rPr>
-                <w:rFonts w:eastAsia="Times New Roman" w:cs="Arial"/>
-                <w:color w:val="000000"/>
-                <w:sz w:val="20"/>
-                <w:szCs w:val="20"/>
-                <w:lang w:eastAsia="en-ID"/>
-              </w:rPr>
-              <w:t>Terdapat</w:t>
-            </w:r>
-            <w:proofErr w:type="spellEnd"/>
-            <w:r>
-              <w:rPr>
-                <w:rFonts w:eastAsia="Times New Roman" w:cs="Arial"/>
-                <w:color w:val="000000"/>
-                <w:sz w:val="20"/>
-                <w:szCs w:val="20"/>
-                <w:lang w:eastAsia="en-ID"/>
-              </w:rPr>
-              <w:t xml:space="preserve"> </w:t>
-            </w:r>
-            <w:proofErr w:type="spellStart"/>
-            <w:r>
-              <w:rPr>
-                <w:rFonts w:eastAsia="Times New Roman" w:cs="Arial"/>
-                <w:color w:val="000000"/>
-                <w:sz w:val="20"/>
-                <w:szCs w:val="20"/>
-                <w:lang w:eastAsia="en-ID"/>
-              </w:rPr>
-              <w:t>kerusakan</w:t>
-            </w:r>
-            <w:proofErr w:type="spellEnd"/>
-            <w:r>
-              <w:rPr>
-                <w:rFonts w:eastAsia="Times New Roman" w:cs="Arial"/>
-                <w:color w:val="000000"/>
-                <w:sz w:val="20"/>
-                <w:szCs w:val="20"/>
-                <w:lang w:eastAsia="en-ID"/>
-              </w:rPr>
-              <w:t xml:space="preserve"> </w:t>
-            </w:r>
-            <w:proofErr w:type="spellStart"/>
-            <w:r>
-              <w:rPr>
-                <w:rFonts w:eastAsia="Times New Roman" w:cs="Arial"/>
-                <w:color w:val="000000"/>
-                <w:sz w:val="20"/>
-                <w:szCs w:val="20"/>
-                <w:lang w:eastAsia="en-ID"/>
-              </w:rPr>
-              <w:t>fisik</w:t>
-            </w:r>
-            <w:proofErr w:type="spellEnd"/>
-            <w:r>
-              <w:rPr>
-                <w:rFonts w:eastAsia="Times New Roman" w:cs="Arial"/>
-                <w:color w:val="000000"/>
-                <w:sz w:val="20"/>
-                <w:szCs w:val="20"/>
-                <w:lang w:eastAsia="en-ID"/>
-              </w:rPr>
-              <w:t xml:space="preserve"> </w:t>
-            </w:r>
-            <w:proofErr w:type="spellStart"/>
-            <w:r>
-              <w:rPr>
-                <w:rFonts w:eastAsia="Times New Roman" w:cs="Arial"/>
-                <w:color w:val="000000"/>
-                <w:sz w:val="20"/>
-                <w:szCs w:val="20"/>
-                <w:lang w:eastAsia="en-ID"/>
-              </w:rPr>
-              <w:t>secara</w:t>
-            </w:r>
-            <w:proofErr w:type="spellEnd"/>
-            <w:r>
-              <w:rPr>
-                <w:rFonts w:eastAsia="Times New Roman" w:cs="Arial"/>
-                <w:color w:val="000000"/>
-                <w:sz w:val="20"/>
-                <w:szCs w:val="20"/>
-                <w:lang w:eastAsia="en-ID"/>
-              </w:rPr>
-              <w:t xml:space="preserve"> </w:t>
-            </w:r>
-            <w:proofErr w:type="spellStart"/>
-            <w:r>
-              <w:rPr>
-                <w:rFonts w:eastAsia="Times New Roman" w:cs="Arial"/>
-                <w:color w:val="000000"/>
-                <w:sz w:val="20"/>
-                <w:szCs w:val="20"/>
-                <w:lang w:eastAsia="en-ID"/>
-              </w:rPr>
-              <w:t>signifikan</w:t>
-            </w:r>
-            <w:proofErr w:type="spellEnd"/>
-          </w:p>
-        </w:tc>
-        <w:tc>
-          <w:tcPr>
-            <w:tcW w:w="809" w:type="pct"/>
-            <w:tcBorders>
-              <w:top w:val="single" w:sz="4" w:space="0" w:color="000000"/>
-              <w:left w:val="single" w:sz="4" w:space="0" w:color="000000"/>
-              <w:bottom w:val="single" w:sz="4" w:space="0" w:color="000000"/>
-              <w:right w:val="single" w:sz="4" w:space="0" w:color="000000"/>
-            </w:tcBorders>
-            <w:hideMark/>
-            <w:vAlign w:val="center"/>
-          </w:tcPr>
-          <w:p>
-            <w:pPr>
-              <w:spacing w:after="0" w:line="240" w:lineRule="auto"/>
-              <w:jc w:val="left"/>
-              <w:rPr>
-                <w:rFonts w:eastAsia="Times New Roman" w:cs="Arial"/>
-                <w:color w:val="000000"/>
-                <w:sz w:val="20"/>
-                <w:szCs w:val="20"/>
-                <w:lang w:eastAsia="en-ID"/>
-              </w:rPr>
-            </w:pPr>
-            <w:proofErr w:type="spellStart"/>
-            <w:r>
-              <w:rPr>
-                <w:rFonts w:eastAsia="Times New Roman" w:cs="Arial"/>
-                <w:color w:val="000000"/>
-                <w:sz w:val="20"/>
-                <w:szCs w:val="20"/>
-                <w:lang w:eastAsia="en-ID"/>
-              </w:rPr>
-              <w:t>Terdapat</w:t>
-            </w:r>
-            <w:proofErr w:type="spellEnd"/>
-            <w:r>
-              <w:rPr>
-                <w:rFonts w:eastAsia="Times New Roman" w:cs="Arial"/>
-                <w:color w:val="000000"/>
-                <w:sz w:val="20"/>
-                <w:szCs w:val="20"/>
-                <w:lang w:eastAsia="en-ID"/>
-              </w:rPr>
-              <w:t xml:space="preserve"> </w:t>
-            </w:r>
-            <w:proofErr w:type="spellStart"/>
-            <w:r>
-              <w:rPr>
-                <w:rFonts w:eastAsia="Times New Roman" w:cs="Arial"/>
-                <w:color w:val="000000"/>
-                <w:sz w:val="20"/>
-                <w:szCs w:val="20"/>
-                <w:lang w:eastAsia="en-ID"/>
-              </w:rPr>
-              <w:t>kerusakan</w:t>
-            </w:r>
-            <w:proofErr w:type="spellEnd"/>
-            <w:r>
-              <w:rPr>
-                <w:rFonts w:eastAsia="Times New Roman" w:cs="Arial"/>
-                <w:color w:val="000000"/>
-                <w:sz w:val="20"/>
-                <w:szCs w:val="20"/>
-                <w:lang w:eastAsia="en-ID"/>
-              </w:rPr>
-              <w:t xml:space="preserve"> </w:t>
-            </w:r>
-            <w:proofErr w:type="spellStart"/>
-            <w:r>
-              <w:rPr>
-                <w:rFonts w:eastAsia="Times New Roman" w:cs="Arial"/>
-                <w:color w:val="000000"/>
-                <w:sz w:val="20"/>
-                <w:szCs w:val="20"/>
-                <w:lang w:eastAsia="en-ID"/>
-              </w:rPr>
-              <w:t>fisik</w:t>
-            </w:r>
-            <w:proofErr w:type="spellEnd"/>
-            <w:r>
-              <w:rPr>
-                <w:rFonts w:eastAsia="Times New Roman" w:cs="Arial"/>
-                <w:color w:val="000000"/>
-                <w:sz w:val="20"/>
-                <w:szCs w:val="20"/>
-                <w:lang w:eastAsia="en-ID"/>
-              </w:rPr>
-              <w:t xml:space="preserve"> dan </w:t>
-            </w:r>
-            <w:proofErr w:type="spellStart"/>
-            <w:r>
-              <w:rPr>
-                <w:rFonts w:eastAsia="Times New Roman" w:cs="Arial"/>
-                <w:color w:val="000000"/>
-                <w:sz w:val="20"/>
-                <w:szCs w:val="20"/>
-                <w:lang w:eastAsia="en-ID"/>
-              </w:rPr>
-              <w:t>komponen</w:t>
-            </w:r>
-            <w:proofErr w:type="spellEnd"/>
-            <w:r>
-              <w:rPr>
-                <w:rFonts w:eastAsia="Times New Roman" w:cs="Arial"/>
-                <w:color w:val="000000"/>
-                <w:sz w:val="20"/>
-                <w:szCs w:val="20"/>
-                <w:lang w:eastAsia="en-ID"/>
-              </w:rPr>
-              <w:t xml:space="preserve"> </w:t>
-            </w:r>
-            <w:proofErr w:type="spellStart"/>
-            <w:r>
-              <w:rPr>
-                <w:rFonts w:eastAsia="Times New Roman" w:cs="Arial"/>
-                <w:color w:val="000000"/>
-                <w:sz w:val="20"/>
-                <w:szCs w:val="20"/>
-                <w:lang w:eastAsia="en-ID"/>
-              </w:rPr>
-              <w:t>peralatan</w:t>
-            </w:r>
-            <w:proofErr w:type="spellEnd"/>
-            <w:r>
-              <w:rPr>
-                <w:rFonts w:eastAsia="Times New Roman" w:cs="Arial"/>
-                <w:color w:val="000000"/>
-                <w:sz w:val="20"/>
-                <w:szCs w:val="20"/>
-                <w:lang w:eastAsia="en-ID"/>
-              </w:rPr>
-              <w:t xml:space="preserve"> </w:t>
-            </w:r>
-          </w:p>
-        </w:tc>
-        <w:tc>
-          <w:tcPr>
-            <w:tcW w:w="809" w:type="pct"/>
-            <w:tcBorders>
-              <w:top w:val="single" w:sz="4" w:space="0" w:color="000000"/>
-              <w:left w:val="single" w:sz="4" w:space="0" w:color="000000"/>
-              <w:bottom w:val="single" w:sz="4" w:space="0" w:color="000000"/>
-              <w:right w:val="single" w:sz="4" w:space="0" w:color="000000"/>
-            </w:tcBorders>
-            <w:hideMark/>
-            <w:vAlign w:val="center"/>
-          </w:tcPr>
-          <w:p>
-            <w:pPr>
-              <w:spacing w:after="0" w:line="240" w:lineRule="auto"/>
-              <w:jc w:val="left"/>
-              <w:rPr>
-                <w:rFonts w:eastAsia="Times New Roman" w:cs="Arial"/>
-                <w:color w:val="000000"/>
-                <w:sz w:val="20"/>
-                <w:szCs w:val="20"/>
-                <w:lang w:eastAsia="en-ID"/>
-              </w:rPr>
-            </w:pPr>
-            <w:r>
-              <w:rPr>
-                <w:rFonts w:eastAsia="Times New Roman" w:cs="Arial"/>
-                <w:color w:val="000000"/>
-                <w:sz w:val="20"/>
-                <w:szCs w:val="20"/>
-                <w:lang w:eastAsia="en-ID"/>
-              </w:rPr>
-              <w:t xml:space="preserve">Tidak </w:t>
-            </w:r>
-            <w:proofErr w:type="spellStart"/>
-            <w:r>
-              <w:rPr>
-                <w:rFonts w:eastAsia="Times New Roman" w:cs="Arial"/>
-                <w:color w:val="000000"/>
-                <w:sz w:val="20"/>
-                <w:szCs w:val="20"/>
-                <w:lang w:eastAsia="en-ID"/>
-              </w:rPr>
-              <w:t>terdapat</w:t>
-            </w:r>
-            <w:proofErr w:type="spellEnd"/>
-            <w:r>
-              <w:rPr>
-                <w:rFonts w:eastAsia="Times New Roman" w:cs="Arial"/>
-                <w:color w:val="000000"/>
-                <w:sz w:val="20"/>
-                <w:szCs w:val="20"/>
-                <w:lang w:eastAsia="en-ID"/>
-              </w:rPr>
-              <w:t xml:space="preserve"> </w:t>
-            </w:r>
-            <w:proofErr w:type="spellStart"/>
-            <w:r>
-              <w:rPr>
-                <w:rFonts w:eastAsia="Times New Roman" w:cs="Arial"/>
-                <w:color w:val="000000"/>
-                <w:sz w:val="20"/>
-                <w:szCs w:val="20"/>
-                <w:lang w:eastAsia="en-ID"/>
-              </w:rPr>
-              <w:t>kerusakan</w:t>
-            </w:r>
-            <w:proofErr w:type="spellEnd"/>
-            <w:r>
-              <w:rPr>
-                <w:rFonts w:eastAsia="Times New Roman" w:cs="Arial"/>
-                <w:color w:val="000000"/>
-                <w:sz w:val="20"/>
-                <w:szCs w:val="20"/>
-                <w:lang w:eastAsia="en-ID"/>
-              </w:rPr>
-              <w:t xml:space="preserve"> </w:t>
-            </w:r>
-            <w:proofErr w:type="spellStart"/>
-            <w:r>
-              <w:rPr>
-                <w:rFonts w:eastAsia="Times New Roman" w:cs="Arial"/>
-                <w:color w:val="000000"/>
-                <w:sz w:val="20"/>
-                <w:szCs w:val="20"/>
-                <w:lang w:eastAsia="en-ID"/>
-              </w:rPr>
-              <w:t>fisik</w:t>
-            </w:r>
-            <w:proofErr w:type="spellEnd"/>
-            <w:r>
-              <w:rPr>
-                <w:rFonts w:eastAsia="Times New Roman" w:cs="Arial"/>
-                <w:color w:val="000000"/>
-                <w:sz w:val="20"/>
-                <w:szCs w:val="20"/>
-                <w:lang w:eastAsia="en-ID"/>
-              </w:rPr>
-              <w:t xml:space="preserve"> dan </w:t>
-            </w:r>
-            <w:proofErr w:type="spellStart"/>
-            <w:r>
-              <w:rPr>
-                <w:rFonts w:eastAsia="Times New Roman" w:cs="Arial"/>
-                <w:color w:val="000000"/>
-                <w:sz w:val="20"/>
-                <w:szCs w:val="20"/>
-                <w:lang w:eastAsia="en-ID"/>
-              </w:rPr>
-              <w:t>terawat</w:t>
-            </w:r>
-            <w:proofErr w:type="spellEnd"/>
-          </w:p>
-        </w:tc>
-        <w:tc>
-          <w:tcPr>
-            <w:tcW w:w="803" w:type="pct"/>
-            <w:tcBorders>
-              <w:top w:val="single" w:sz="4" w:space="0" w:color="000000"/>
-              <w:left w:val="single" w:sz="4" w:space="0" w:color="000000"/>
-              <w:bottom w:val="single" w:sz="4" w:space="0" w:color="000000"/>
-              <w:right w:val="single" w:sz="4" w:space="0" w:color="000000"/>
-            </w:tcBorders>
-            <w:hideMark/>
-            <w:vAlign w:val="center"/>
           </w:tcPr>
           <w:p>
             <w:pPr>
@@ -8342,8 +5577,8 @@
               <w:bottom w:val="single" w:sz="4" w:space="0" w:color="000000"/>
               <w:right w:val="single" w:sz="4" w:space="0" w:color="000000"/>
             </w:tcBorders>
+            <w:vAlign w:val="center"/>
             <w:hideMark/>
-            <w:vAlign w:val="center"/>
           </w:tcPr>
           <w:p>
             <w:pPr>
@@ -8390,8 +5625,8 @@
               <w:bottom w:val="single" w:sz="4" w:space="0" w:color="000000"/>
               <w:right w:val="single" w:sz="4" w:space="0" w:color="000000"/>
             </w:tcBorders>
+            <w:vAlign w:val="center"/>
             <w:hideMark/>
-            <w:vAlign w:val="center"/>
           </w:tcPr>
           <w:p>
             <w:pPr>
@@ -8504,8 +5739,8 @@
               <w:bottom w:val="single" w:sz="4" w:space="0" w:color="000000"/>
               <w:right w:val="single" w:sz="4" w:space="0" w:color="000000"/>
             </w:tcBorders>
+            <w:vAlign w:val="center"/>
             <w:hideMark/>
-            <w:vAlign w:val="center"/>
           </w:tcPr>
           <w:p>
             <w:pPr>
@@ -8516,109 +5751,19 @@
                 <w:color w:val="000000"/>
                 <w:sz w:val="20"/>
                 <w:szCs w:val="20"/>
-                <w:lang w:eastAsia="en-ID"/>
+                <w:lang w:val="sv-SE" w:eastAsia="en-ID"/>
               </w:rPr>
             </w:pPr>
-            <w:proofErr w:type="spellStart"/>
-            <w:r>
-              <w:rPr>
-                <w:rFonts w:eastAsia="Times New Roman" w:cs="Arial"/>
-                <w:color w:val="000000"/>
-                <w:sz w:val="20"/>
-                <w:szCs w:val="20"/>
-                <w:lang w:eastAsia="en-ID"/>
-              </w:rPr>
-              <w:t>Terdapat</w:t>
-            </w:r>
-            <w:proofErr w:type="spellEnd"/>
-            <w:r>
-              <w:rPr>
-                <w:rFonts w:eastAsia="Times New Roman" w:cs="Arial"/>
-                <w:color w:val="000000"/>
-                <w:sz w:val="20"/>
-                <w:szCs w:val="20"/>
-                <w:lang w:eastAsia="en-ID"/>
-              </w:rPr>
-              <w:t xml:space="preserve"> spot </w:t>
-            </w:r>
-            <w:proofErr w:type="spellStart"/>
-            <w:r>
-              <w:rPr>
-                <w:rFonts w:eastAsia="Times New Roman" w:cs="Arial"/>
-                <w:color w:val="000000"/>
-                <w:sz w:val="20"/>
-                <w:szCs w:val="20"/>
-                <w:lang w:eastAsia="en-ID"/>
-              </w:rPr>
-              <w:t>kerusakan</w:t>
-            </w:r>
-            <w:proofErr w:type="spellEnd"/>
-            <w:r>
-              <w:rPr>
-                <w:rFonts w:eastAsia="Times New Roman" w:cs="Arial"/>
-                <w:color w:val="000000"/>
-                <w:sz w:val="20"/>
-                <w:szCs w:val="20"/>
-                <w:lang w:eastAsia="en-ID"/>
-              </w:rPr>
-              <w:t xml:space="preserve"> </w:t>
-            </w:r>
-            <w:proofErr w:type="spellStart"/>
-            <w:r>
-              <w:rPr>
-                <w:rFonts w:eastAsia="Times New Roman" w:cs="Arial"/>
-                <w:color w:val="000000"/>
-                <w:sz w:val="20"/>
-                <w:szCs w:val="20"/>
-                <w:lang w:eastAsia="en-ID"/>
-              </w:rPr>
-              <w:t>fisik</w:t>
-            </w:r>
-            <w:proofErr w:type="spellEnd"/>
-            <w:r>
-              <w:rPr>
-                <w:rFonts w:eastAsia="Times New Roman" w:cs="Arial"/>
-                <w:color w:val="000000"/>
-                <w:sz w:val="20"/>
-                <w:szCs w:val="20"/>
-                <w:lang w:eastAsia="en-ID"/>
-              </w:rPr>
-              <w:t xml:space="preserve"> dan </w:t>
-            </w:r>
-            <w:proofErr w:type="spellStart"/>
-            <w:r>
-              <w:rPr>
-                <w:rFonts w:eastAsia="Times New Roman" w:cs="Arial"/>
-                <w:color w:val="000000"/>
-                <w:sz w:val="20"/>
-                <w:szCs w:val="20"/>
-                <w:lang w:eastAsia="en-ID"/>
-              </w:rPr>
-              <w:t>komponen</w:t>
-            </w:r>
-            <w:proofErr w:type="spellEnd"/>
-            <w:r>
-              <w:rPr>
-                <w:rFonts w:eastAsia="Times New Roman" w:cs="Arial"/>
-                <w:color w:val="000000"/>
-                <w:sz w:val="20"/>
-                <w:szCs w:val="20"/>
-                <w:lang w:eastAsia="en-ID"/>
-              </w:rPr>
-              <w:t xml:space="preserve"> </w:t>
-            </w:r>
-            <w:proofErr w:type="spellStart"/>
-            <w:r>
-              <w:rPr>
-                <w:rFonts w:eastAsia="Times New Roman" w:cs="Arial"/>
-                <w:color w:val="000000"/>
-                <w:sz w:val="20"/>
-                <w:szCs w:val="20"/>
-                <w:lang w:eastAsia="en-ID"/>
-              </w:rPr>
-              <w:t>peralatan</w:t>
-            </w:r>
-            <w:proofErr w:type="spellEnd"/>
+            <w:r>
+              <w:rPr>
+                <w:rFonts w:eastAsia="Times New Roman" w:cs="Arial"/>
+                <w:color w:val="000000"/>
+                <w:sz w:val="20"/>
+                <w:szCs w:val="20"/>
+                <w:lang w:val="sv-SE" w:eastAsia="en-ID"/>
+              </w:rPr>
+              <w:t>Terdapat spot kerusakan fisik dan komponen peralatan</w:t>
+            </w:r>
           </w:p>
         </w:tc>
         <w:tc>
@@ -8630,8 +5775,8 @@
               <w:bottom w:val="single" w:sz="4" w:space="0" w:color="000000"/>
               <w:right w:val="single" w:sz="4" w:space="0" w:color="000000"/>
             </w:tcBorders>
+            <w:vAlign w:val="center"/>
             <w:hideMark/>
-            <w:vAlign w:val="center"/>
           </w:tcPr>
           <w:p>
             <w:pPr>
@@ -8642,7 +5787,7 @@
                 <w:color w:val="000000"/>
                 <w:sz w:val="20"/>
                 <w:szCs w:val="20"/>
-                <w:lang w:eastAsia="en-ID"/>
+                <w:lang w:val="sv-SE" w:eastAsia="en-ID"/>
               </w:rPr>
             </w:pPr>
             <w:r>
@@ -8651,66 +5796,10 @@
                 <w:color w:val="000000"/>
                 <w:sz w:val="20"/>
                 <w:szCs w:val="20"/>
-                <w:lang w:eastAsia="en-ID"/>
-              </w:rPr>
-              <w:t xml:space="preserve">Tidak </w:t>
-            </w:r>
-            <w:proofErr w:type="spellStart"/>
-            <w:r>
-              <w:rPr>
-                <w:rFonts w:eastAsia="Times New Roman" w:cs="Arial"/>
-                <w:color w:val="000000"/>
-                <w:sz w:val="20"/>
-                <w:szCs w:val="20"/>
-                <w:lang w:eastAsia="en-ID"/>
-              </w:rPr>
-              <w:t>terdapat</w:t>
-            </w:r>
-            <w:proofErr w:type="spellEnd"/>
-            <w:r>
-              <w:rPr>
-                <w:rFonts w:eastAsia="Times New Roman" w:cs="Arial"/>
-                <w:color w:val="000000"/>
-                <w:sz w:val="20"/>
-                <w:szCs w:val="20"/>
-                <w:lang w:eastAsia="en-ID"/>
-              </w:rPr>
-              <w:t xml:space="preserve"> </w:t>
-            </w:r>
-            <w:proofErr w:type="spellStart"/>
-            <w:r>
-              <w:rPr>
-                <w:rFonts w:eastAsia="Times New Roman" w:cs="Arial"/>
-                <w:color w:val="000000"/>
-                <w:sz w:val="20"/>
-                <w:szCs w:val="20"/>
-                <w:lang w:eastAsia="en-ID"/>
-              </w:rPr>
-              <w:t>kerusakan</w:t>
-            </w:r>
-            <w:proofErr w:type="spellEnd"/>
-            <w:r>
-              <w:rPr>
-                <w:rFonts w:eastAsia="Times New Roman" w:cs="Arial"/>
-                <w:color w:val="000000"/>
-                <w:sz w:val="20"/>
-                <w:szCs w:val="20"/>
-                <w:lang w:eastAsia="en-ID"/>
-              </w:rPr>
-              <w:t xml:space="preserve"> dan </w:t>
-            </w:r>
-            <w:proofErr w:type="spellStart"/>
-            <w:r>
-              <w:rPr>
-                <w:rFonts w:eastAsia="Times New Roman" w:cs="Arial"/>
-                <w:color w:val="000000"/>
-                <w:sz w:val="20"/>
-                <w:szCs w:val="20"/>
-                <w:lang w:eastAsia="en-ID"/>
-              </w:rPr>
-              <w:t>terawat</w:t>
-            </w:r>
-            <w:proofErr w:type="spellEnd"/>
+                <w:lang w:val="sv-SE" w:eastAsia="en-ID"/>
+              </w:rPr>
+              <w:t>Tidak terdapat kerusakan dan terawat</w:t>
+            </w:r>
           </w:p>
         </w:tc>
         <w:tc>
@@ -8722,8 +5811,8 @@
               <w:bottom w:val="single" w:sz="4" w:space="0" w:color="000000"/>
               <w:right w:val="single" w:sz="4" w:space="0" w:color="000000"/>
             </w:tcBorders>
+            <w:vAlign w:val="center"/>
             <w:hideMark/>
-            <w:vAlign w:val="center"/>
           </w:tcPr>
           <w:p>
             <w:pPr>
@@ -8904,8 +5993,8 @@
               <w:right w:val="single" w:sz="4" w:space="0" w:color="000000"/>
             </w:tcBorders>
             <w:shd w:val="clear" w:color="D9D9D9" w:fill="D9D9D9"/>
+            <w:vAlign w:val="center"/>
             <w:hideMark/>
-            <w:vAlign w:val="center"/>
           </w:tcPr>
           <w:p>
             <w:pPr>
@@ -8930,8 +6019,8 @@
               <w:right w:val="single" w:sz="4" w:space="0" w:color="000000"/>
             </w:tcBorders>
             <w:shd w:val="clear" w:color="D9D9D9" w:fill="D9D9D9"/>
+            <w:vAlign w:val="center"/>
             <w:hideMark/>
-            <w:vAlign w:val="center"/>
           </w:tcPr>
           <w:p>
             <w:pPr>
@@ -8956,8 +6045,8 @@
               <w:right w:val="single" w:sz="4" w:space="0" w:color="000000"/>
             </w:tcBorders>
             <w:shd w:val="clear" w:color="D9D9D9" w:fill="D9D9D9"/>
+            <w:vAlign w:val="center"/>
             <w:hideMark/>
-            <w:vAlign w:val="center"/>
           </w:tcPr>
           <w:p>
             <w:pPr>
@@ -8982,8 +6071,8 @@
               <w:right w:val="single" w:sz="4" w:space="0" w:color="000000"/>
             </w:tcBorders>
             <w:shd w:val="clear" w:color="D9D9D9" w:fill="D9D9D9"/>
+            <w:vAlign w:val="center"/>
             <w:hideMark/>
-            <w:vAlign w:val="center"/>
           </w:tcPr>
           <w:p>
             <w:pPr>
@@ -9008,8 +6097,8 @@
               <w:right w:val="single" w:sz="4" w:space="0" w:color="000000"/>
             </w:tcBorders>
             <w:shd w:val="clear" w:color="D9D9D9" w:fill="D9D9D9"/>
+            <w:vAlign w:val="center"/>
             <w:hideMark/>
-            <w:vAlign w:val="center"/>
           </w:tcPr>
           <w:p>
             <w:pPr>
@@ -9081,8 +6170,8 @@
               <w:bottom w:val="single" w:sz="4" w:space="0" w:color="000000"/>
               <w:right w:val="single" w:sz="4" w:space="0" w:color="000000"/>
             </w:tcBorders>
+            <w:vAlign w:val="center"/>
             <w:hideMark/>
-            <w:vAlign w:val="center"/>
           </w:tcPr>
           <w:p>
             <w:pPr>
@@ -9173,8 +6262,8 @@
               <w:bottom w:val="single" w:sz="4" w:space="0" w:color="000000"/>
               <w:right w:val="single" w:sz="4" w:space="0" w:color="000000"/>
             </w:tcBorders>
+            <w:vAlign w:val="center"/>
             <w:hideMark/>
-            <w:vAlign w:val="center"/>
           </w:tcPr>
           <w:p>
             <w:pPr>
@@ -9185,153 +6274,19 @@
                 <w:color w:val="000000"/>
                 <w:sz w:val="20"/>
                 <w:szCs w:val="20"/>
-                <w:lang w:eastAsia="en-ID"/>
+                <w:lang w:val="sv-SE" w:eastAsia="en-ID"/>
               </w:rPr>
             </w:pPr>
-            <w:proofErr w:type="spellStart"/>
-            <w:r>
-              <w:rPr>
-                <w:rFonts w:eastAsia="Times New Roman" w:cs="Arial"/>
-                <w:color w:val="000000"/>
-                <w:sz w:val="20"/>
-                <w:szCs w:val="20"/>
-                <w:lang w:eastAsia="en-ID"/>
-              </w:rPr>
-              <w:t>Terdapat</w:t>
-            </w:r>
-            <w:proofErr w:type="spellEnd"/>
-            <w:r>
-              <w:rPr>
-                <w:rFonts w:eastAsia="Times New Roman" w:cs="Arial"/>
-                <w:color w:val="000000"/>
-                <w:sz w:val="20"/>
-                <w:szCs w:val="20"/>
-                <w:lang w:eastAsia="en-ID"/>
-              </w:rPr>
-              <w:t xml:space="preserve"> </w:t>
-            </w:r>
-            <w:proofErr w:type="spellStart"/>
-            <w:r>
-              <w:rPr>
-                <w:rFonts w:eastAsia="Times New Roman" w:cs="Arial"/>
-                <w:color w:val="000000"/>
-                <w:sz w:val="20"/>
-                <w:szCs w:val="20"/>
-                <w:lang w:eastAsia="en-ID"/>
-              </w:rPr>
-              <w:t>kerusakan</w:t>
-            </w:r>
-            <w:proofErr w:type="spellEnd"/>
-            <w:r>
-              <w:rPr>
-                <w:rFonts w:eastAsia="Times New Roman" w:cs="Arial"/>
-                <w:color w:val="000000"/>
-                <w:sz w:val="20"/>
-                <w:szCs w:val="20"/>
-                <w:lang w:eastAsia="en-ID"/>
-              </w:rPr>
-              <w:t xml:space="preserve"> </w:t>
-            </w:r>
-            <w:proofErr w:type="spellStart"/>
-            <w:r>
-              <w:rPr>
-                <w:rFonts w:eastAsia="Times New Roman" w:cs="Arial"/>
-                <w:color w:val="000000"/>
-                <w:sz w:val="20"/>
-                <w:szCs w:val="20"/>
-                <w:lang w:eastAsia="en-ID"/>
-              </w:rPr>
-              <w:t>komponen</w:t>
-            </w:r>
-            <w:proofErr w:type="spellEnd"/>
-            <w:r>
-              <w:rPr>
-                <w:rFonts w:eastAsia="Times New Roman" w:cs="Arial"/>
-                <w:color w:val="000000"/>
-                <w:sz w:val="20"/>
-                <w:szCs w:val="20"/>
-                <w:lang w:eastAsia="en-ID"/>
-              </w:rPr>
-              <w:t xml:space="preserve"> </w:t>
-            </w:r>
-            <w:proofErr w:type="spellStart"/>
-            <w:r>
-              <w:rPr>
-                <w:rFonts w:eastAsia="Times New Roman" w:cs="Arial"/>
-                <w:color w:val="000000"/>
-                <w:sz w:val="20"/>
-                <w:szCs w:val="20"/>
-                <w:lang w:eastAsia="en-ID"/>
-              </w:rPr>
-              <w:t>secara</w:t>
-            </w:r>
-            <w:proofErr w:type="spellEnd"/>
-            <w:r>
-              <w:rPr>
-                <w:rFonts w:eastAsia="Times New Roman" w:cs="Arial"/>
-                <w:color w:val="000000"/>
-                <w:sz w:val="20"/>
-                <w:szCs w:val="20"/>
-                <w:lang w:eastAsia="en-ID"/>
-              </w:rPr>
-              <w:t xml:space="preserve"> </w:t>
-            </w:r>
-            <w:proofErr w:type="spellStart"/>
-            <w:r>
-              <w:rPr>
-                <w:rFonts w:eastAsia="Times New Roman" w:cs="Arial"/>
-                <w:color w:val="000000"/>
-                <w:sz w:val="20"/>
-                <w:szCs w:val="20"/>
-                <w:lang w:eastAsia="en-ID"/>
-              </w:rPr>
-              <w:t>signifikan</w:t>
-            </w:r>
-            <w:proofErr w:type="spellEnd"/>
-            <w:r>
-              <w:rPr>
-                <w:rFonts w:eastAsia="Times New Roman" w:cs="Arial"/>
-                <w:color w:val="000000"/>
-                <w:sz w:val="20"/>
-                <w:szCs w:val="20"/>
-                <w:lang w:eastAsia="en-ID"/>
-              </w:rPr>
-              <w:t xml:space="preserve"> dan </w:t>
-            </w:r>
-            <w:proofErr w:type="spellStart"/>
-            <w:r>
-              <w:rPr>
-                <w:rFonts w:eastAsia="Times New Roman" w:cs="Arial"/>
-                <w:color w:val="000000"/>
-                <w:sz w:val="20"/>
-                <w:szCs w:val="20"/>
-                <w:lang w:eastAsia="en-ID"/>
-              </w:rPr>
-              <w:t>tidak</w:t>
-            </w:r>
-            <w:proofErr w:type="spellEnd"/>
-            <w:r>
-              <w:rPr>
-                <w:rFonts w:eastAsia="Times New Roman" w:cs="Arial"/>
-                <w:color w:val="000000"/>
-                <w:sz w:val="20"/>
-                <w:szCs w:val="20"/>
-                <w:lang w:eastAsia="en-ID"/>
-              </w:rPr>
-              <w:t xml:space="preserve"> </w:t>
-            </w:r>
-            <w:proofErr w:type="spellStart"/>
-            <w:r>
-              <w:rPr>
-                <w:rFonts w:eastAsia="Times New Roman" w:cs="Arial"/>
-                <w:color w:val="000000"/>
-                <w:sz w:val="20"/>
-                <w:szCs w:val="20"/>
-                <w:lang w:eastAsia="en-ID"/>
-              </w:rPr>
-              <w:t>berfungsi</w:t>
-            </w:r>
-            <w:proofErr w:type="spellEnd"/>
+            <w:r>
+              <w:rPr>
+                <w:rFonts w:eastAsia="Times New Roman" w:cs="Arial"/>
+                <w:color w:val="000000"/>
+                <w:sz w:val="20"/>
+                <w:szCs w:val="20"/>
+                <w:lang w:val="sv-SE" w:eastAsia="en-ID"/>
+              </w:rPr>
+              <w:t>Terdapat kerusakan komponen secara signifikan dan tidak berfungsi</w:t>
+            </w:r>
           </w:p>
         </w:tc>
         <w:tc>
@@ -9343,8 +6298,8 @@
               <w:bottom w:val="single" w:sz="4" w:space="0" w:color="000000"/>
               <w:right w:val="single" w:sz="4" w:space="0" w:color="000000"/>
             </w:tcBorders>
+            <w:vAlign w:val="center"/>
             <w:hideMark/>
-            <w:vAlign w:val="center"/>
           </w:tcPr>
           <w:p>
             <w:pPr>
@@ -9355,87 +6310,19 @@
                 <w:color w:val="000000"/>
                 <w:sz w:val="20"/>
                 <w:szCs w:val="20"/>
-                <w:lang w:eastAsia="en-ID"/>
+                <w:lang w:val="sv-SE" w:eastAsia="en-ID"/>
               </w:rPr>
             </w:pPr>
-            <w:proofErr w:type="spellStart"/>
-            <w:r>
-              <w:rPr>
-                <w:rFonts w:eastAsia="Times New Roman" w:cs="Arial"/>
-                <w:color w:val="000000"/>
-                <w:sz w:val="20"/>
-                <w:szCs w:val="20"/>
-                <w:lang w:eastAsia="en-ID"/>
-              </w:rPr>
-              <w:t>Terdapat</w:t>
-            </w:r>
-            <w:proofErr w:type="spellEnd"/>
-            <w:r>
-              <w:rPr>
-                <w:rFonts w:eastAsia="Times New Roman" w:cs="Arial"/>
-                <w:color w:val="000000"/>
-                <w:sz w:val="20"/>
-                <w:szCs w:val="20"/>
-                <w:lang w:eastAsia="en-ID"/>
-              </w:rPr>
-              <w:t xml:space="preserve"> spot </w:t>
-            </w:r>
-            <w:proofErr w:type="spellStart"/>
-            <w:r>
-              <w:rPr>
-                <w:rFonts w:eastAsia="Times New Roman" w:cs="Arial"/>
-                <w:color w:val="000000"/>
-                <w:sz w:val="20"/>
-                <w:szCs w:val="20"/>
-                <w:lang w:eastAsia="en-ID"/>
-              </w:rPr>
-              <w:t>kerusakan</w:t>
-            </w:r>
-            <w:proofErr w:type="spellEnd"/>
-            <w:r>
-              <w:rPr>
-                <w:rFonts w:eastAsia="Times New Roman" w:cs="Arial"/>
-                <w:color w:val="000000"/>
-                <w:sz w:val="20"/>
-                <w:szCs w:val="20"/>
-                <w:lang w:eastAsia="en-ID"/>
-              </w:rPr>
-              <w:t xml:space="preserve"> pada </w:t>
-            </w:r>
-            <w:proofErr w:type="spellStart"/>
-            <w:r>
-              <w:rPr>
-                <w:rFonts w:eastAsia="Times New Roman" w:cs="Arial"/>
-                <w:color w:val="000000"/>
-                <w:sz w:val="20"/>
-                <w:szCs w:val="20"/>
-                <w:lang w:eastAsia="en-ID"/>
-              </w:rPr>
-              <w:t>komponen</w:t>
-            </w:r>
-            <w:proofErr w:type="spellEnd"/>
-            <w:r>
-              <w:rPr>
-                <w:rFonts w:eastAsia="Times New Roman" w:cs="Arial"/>
-                <w:color w:val="000000"/>
-                <w:sz w:val="20"/>
-                <w:szCs w:val="20"/>
-                <w:lang w:eastAsia="en-ID"/>
-              </w:rPr>
-              <w:t xml:space="preserve"> </w:t>
-            </w:r>
-            <w:proofErr w:type="spellStart"/>
-            <w:r>
-              <w:rPr>
-                <w:rFonts w:eastAsia="Times New Roman" w:cs="Arial"/>
-                <w:color w:val="000000"/>
-                <w:sz w:val="20"/>
-                <w:szCs w:val="20"/>
-                <w:lang w:eastAsia="en-ID"/>
-              </w:rPr>
-              <w:t>permesinan</w:t>
-            </w:r>
-            <w:proofErr w:type="spellEnd"/>
+            <w:r>
+              <w:rPr>
+                <w:rFonts w:eastAsia="Times New Roman" w:cs="Arial"/>
+                <w:color w:val="000000"/>
+                <w:sz w:val="20"/>
+                <w:szCs w:val="20"/>
+                <w:lang w:val="sv-SE" w:eastAsia="en-ID"/>
+              </w:rPr>
+              <w:t>Terdapat spot kerusakan pada komponen permesinan</w:t>
+            </w:r>
           </w:p>
         </w:tc>
         <w:tc>
@@ -9447,8 +6334,8 @@
               <w:bottom w:val="single" w:sz="4" w:space="0" w:color="000000"/>
               <w:right w:val="single" w:sz="4" w:space="0" w:color="000000"/>
             </w:tcBorders>
+            <w:vAlign w:val="center"/>
             <w:hideMark/>
-            <w:vAlign w:val="center"/>
           </w:tcPr>
           <w:p>
             <w:pPr>
@@ -9595,8 +6482,8 @@
               <w:bottom w:val="single" w:sz="4" w:space="0" w:color="000000"/>
               <w:right w:val="single" w:sz="4" w:space="0" w:color="000000"/>
             </w:tcBorders>
+            <w:vAlign w:val="center"/>
             <w:hideMark/>
-            <w:vAlign w:val="center"/>
           </w:tcPr>
           <w:p>
             <w:pPr>
@@ -9799,8 +6686,8 @@
               <w:bottom w:val="single" w:sz="4" w:space="0" w:color="000000"/>
               <w:right w:val="single" w:sz="4" w:space="0" w:color="000000"/>
             </w:tcBorders>
+            <w:vAlign w:val="center"/>
             <w:hideMark/>
-            <w:vAlign w:val="center"/>
           </w:tcPr>
           <w:p>
             <w:pPr>
@@ -9834,7 +6721,29 @@
                 <w:szCs w:val="20"/>
                 <w:lang w:eastAsia="en-ID"/>
               </w:rPr>
-              <w:t xml:space="preserve"> Kumpa-Kumpa (Pompa)</w:t>
+              <w:t xml:space="preserve"> </w:t>
+            </w:r>
+            <w:proofErr w:type="spellStart"/>
+            <w:r>
+              <w:rPr>
+                <w:rFonts w:eastAsia="Times New Roman" w:cs="Arial"/>
+                <w:color w:val="000000"/>
+                <w:sz w:val="20"/>
+                <w:szCs w:val="20"/>
+                <w:lang w:eastAsia="en-ID"/>
+              </w:rPr>
+              <w:t>Kumpa-Kumpa</w:t>
+            </w:r>
+            <w:proofErr w:type="spellEnd"/>
+            <w:r>
+              <w:rPr>
+                <w:rFonts w:eastAsia="Times New Roman" w:cs="Arial"/>
+                <w:color w:val="000000"/>
+                <w:sz w:val="20"/>
+                <w:szCs w:val="20"/>
+                <w:lang w:eastAsia="en-ID"/>
+              </w:rPr>
+              <w:t xml:space="preserve"> (Pompa)</w:t>
             </w:r>
           </w:p>
         </w:tc>
@@ -9847,8 +6756,8 @@
               <w:bottom w:val="single" w:sz="4" w:space="0" w:color="000000"/>
               <w:right w:val="single" w:sz="4" w:space="0" w:color="000000"/>
             </w:tcBorders>
+            <w:vAlign w:val="center"/>
             <w:hideMark/>
-            <w:vAlign w:val="center"/>
           </w:tcPr>
           <w:p>
             <w:pPr>
@@ -9859,153 +6768,19 @@
                 <w:color w:val="000000"/>
                 <w:sz w:val="20"/>
                 <w:szCs w:val="20"/>
-                <w:lang w:eastAsia="en-ID"/>
+                <w:lang w:val="sv-SE" w:eastAsia="en-ID"/>
               </w:rPr>
             </w:pPr>
-            <w:proofErr w:type="spellStart"/>
-            <w:r>
-              <w:rPr>
-                <w:rFonts w:eastAsia="Times New Roman" w:cs="Arial"/>
-                <w:color w:val="000000"/>
-                <w:sz w:val="20"/>
-                <w:szCs w:val="20"/>
-                <w:lang w:eastAsia="en-ID"/>
-              </w:rPr>
-              <w:t>Terdapat</w:t>
-            </w:r>
-            <w:proofErr w:type="spellEnd"/>
-            <w:r>
-              <w:rPr>
-                <w:rFonts w:eastAsia="Times New Roman" w:cs="Arial"/>
-                <w:color w:val="000000"/>
-                <w:sz w:val="20"/>
-                <w:szCs w:val="20"/>
-                <w:lang w:eastAsia="en-ID"/>
-              </w:rPr>
-              <w:t xml:space="preserve"> </w:t>
-            </w:r>
-            <w:proofErr w:type="spellStart"/>
-            <w:r>
-              <w:rPr>
-                <w:rFonts w:eastAsia="Times New Roman" w:cs="Arial"/>
-                <w:color w:val="000000"/>
-                <w:sz w:val="20"/>
-                <w:szCs w:val="20"/>
-                <w:lang w:eastAsia="en-ID"/>
-              </w:rPr>
-              <w:t>kerusakan</w:t>
-            </w:r>
-            <w:proofErr w:type="spellEnd"/>
-            <w:r>
-              <w:rPr>
-                <w:rFonts w:eastAsia="Times New Roman" w:cs="Arial"/>
-                <w:color w:val="000000"/>
-                <w:sz w:val="20"/>
-                <w:szCs w:val="20"/>
-                <w:lang w:eastAsia="en-ID"/>
-              </w:rPr>
-              <w:t xml:space="preserve"> pada item dan </w:t>
-            </w:r>
-            <w:proofErr w:type="spellStart"/>
-            <w:r>
-              <w:rPr>
-                <w:rFonts w:eastAsia="Times New Roman" w:cs="Arial"/>
-                <w:color w:val="000000"/>
-                <w:sz w:val="20"/>
-                <w:szCs w:val="20"/>
-                <w:lang w:eastAsia="en-ID"/>
-              </w:rPr>
-              <w:t>komponen</w:t>
-            </w:r>
-            <w:proofErr w:type="spellEnd"/>
-            <w:r>
-              <w:rPr>
-                <w:rFonts w:eastAsia="Times New Roman" w:cs="Arial"/>
-                <w:color w:val="000000"/>
-                <w:sz w:val="20"/>
-                <w:szCs w:val="20"/>
-                <w:lang w:eastAsia="en-ID"/>
-              </w:rPr>
-              <w:t xml:space="preserve"> </w:t>
-            </w:r>
-            <w:proofErr w:type="spellStart"/>
-            <w:r>
-              <w:rPr>
-                <w:rFonts w:eastAsia="Times New Roman" w:cs="Arial"/>
-                <w:color w:val="000000"/>
-                <w:sz w:val="20"/>
-                <w:szCs w:val="20"/>
-                <w:lang w:eastAsia="en-ID"/>
-              </w:rPr>
-              <w:t>secara</w:t>
-            </w:r>
-            <w:proofErr w:type="spellEnd"/>
-            <w:r>
-              <w:rPr>
-                <w:rFonts w:eastAsia="Times New Roman" w:cs="Arial"/>
-                <w:color w:val="000000"/>
-                <w:sz w:val="20"/>
-                <w:szCs w:val="20"/>
-                <w:lang w:eastAsia="en-ID"/>
-              </w:rPr>
-              <w:t xml:space="preserve"> </w:t>
-            </w:r>
-            <w:proofErr w:type="spellStart"/>
-            <w:r>
-              <w:rPr>
-                <w:rFonts w:eastAsia="Times New Roman" w:cs="Arial"/>
-                <w:color w:val="000000"/>
-                <w:sz w:val="20"/>
-                <w:szCs w:val="20"/>
-                <w:lang w:eastAsia="en-ID"/>
-              </w:rPr>
-              <w:t>signifikan</w:t>
-            </w:r>
-            <w:proofErr w:type="spellEnd"/>
-            <w:r>
-              <w:rPr>
-                <w:rFonts w:eastAsia="Times New Roman" w:cs="Arial"/>
-                <w:color w:val="000000"/>
-                <w:sz w:val="20"/>
-                <w:szCs w:val="20"/>
-                <w:lang w:eastAsia="en-ID"/>
-              </w:rPr>
-              <w:t xml:space="preserve"> dan </w:t>
-            </w:r>
-            <w:proofErr w:type="spellStart"/>
-            <w:r>
-              <w:rPr>
-                <w:rFonts w:eastAsia="Times New Roman" w:cs="Arial"/>
-                <w:color w:val="000000"/>
-                <w:sz w:val="20"/>
-                <w:szCs w:val="20"/>
-                <w:lang w:eastAsia="en-ID"/>
-              </w:rPr>
-              <w:t>tidak</w:t>
-            </w:r>
-            <w:proofErr w:type="spellEnd"/>
-            <w:r>
-              <w:rPr>
-                <w:rFonts w:eastAsia="Times New Roman" w:cs="Arial"/>
-                <w:color w:val="000000"/>
-                <w:sz w:val="20"/>
-                <w:szCs w:val="20"/>
-                <w:lang w:eastAsia="en-ID"/>
-              </w:rPr>
-              <w:t xml:space="preserve"> </w:t>
-            </w:r>
-            <w:proofErr w:type="spellStart"/>
-            <w:r>
-              <w:rPr>
-                <w:rFonts w:eastAsia="Times New Roman" w:cs="Arial"/>
-                <w:color w:val="000000"/>
-                <w:sz w:val="20"/>
-                <w:szCs w:val="20"/>
-                <w:lang w:eastAsia="en-ID"/>
-              </w:rPr>
-              <w:t>berfungsi</w:t>
-            </w:r>
-            <w:proofErr w:type="spellEnd"/>
+            <w:r>
+              <w:rPr>
+                <w:rFonts w:eastAsia="Times New Roman" w:cs="Arial"/>
+                <w:color w:val="000000"/>
+                <w:sz w:val="20"/>
+                <w:szCs w:val="20"/>
+                <w:lang w:val="sv-SE" w:eastAsia="en-ID"/>
+              </w:rPr>
+              <w:t>Terdapat kerusakan pada item dan komponen secara signifikan dan tidak berfungsi</w:t>
+            </w:r>
           </w:p>
         </w:tc>
         <w:tc>
@@ -10017,8 +6792,8 @@
               <w:bottom w:val="single" w:sz="4" w:space="0" w:color="000000"/>
               <w:right w:val="single" w:sz="4" w:space="0" w:color="000000"/>
             </w:tcBorders>
+            <w:vAlign w:val="center"/>
             <w:hideMark/>
-            <w:vAlign w:val="center"/>
           </w:tcPr>
           <w:p>
             <w:pPr>
@@ -10029,65 +6804,19 @@
                 <w:color w:val="000000"/>
                 <w:sz w:val="20"/>
                 <w:szCs w:val="20"/>
-                <w:lang w:eastAsia="en-ID"/>
+                <w:lang w:val="sv-SE" w:eastAsia="en-ID"/>
               </w:rPr>
             </w:pPr>
-            <w:proofErr w:type="spellStart"/>
-            <w:r>
-              <w:rPr>
-                <w:rFonts w:eastAsia="Times New Roman" w:cs="Arial"/>
-                <w:color w:val="000000"/>
-                <w:sz w:val="20"/>
-                <w:szCs w:val="20"/>
-                <w:lang w:eastAsia="en-ID"/>
-              </w:rPr>
-              <w:t>Terdapat</w:t>
-            </w:r>
-            <w:proofErr w:type="spellEnd"/>
-            <w:r>
-              <w:rPr>
-                <w:rFonts w:eastAsia="Times New Roman" w:cs="Arial"/>
-                <w:color w:val="000000"/>
-                <w:sz w:val="20"/>
-                <w:szCs w:val="20"/>
-                <w:lang w:eastAsia="en-ID"/>
-              </w:rPr>
-              <w:t xml:space="preserve"> </w:t>
-            </w:r>
-            <w:proofErr w:type="spellStart"/>
-            <w:r>
-              <w:rPr>
-                <w:rFonts w:eastAsia="Times New Roman" w:cs="Arial"/>
-                <w:color w:val="000000"/>
-                <w:sz w:val="20"/>
-                <w:szCs w:val="20"/>
-                <w:lang w:eastAsia="en-ID"/>
-              </w:rPr>
-              <w:t>kerusakan</w:t>
-            </w:r>
-            <w:proofErr w:type="spellEnd"/>
-            <w:r>
-              <w:rPr>
-                <w:rFonts w:eastAsia="Times New Roman" w:cs="Arial"/>
-                <w:color w:val="000000"/>
-                <w:sz w:val="20"/>
-                <w:szCs w:val="20"/>
-                <w:lang w:eastAsia="en-ID"/>
-              </w:rPr>
-              <w:t xml:space="preserve"> pada item dan </w:t>
-            </w:r>
-            <w:proofErr w:type="spellStart"/>
-            <w:r>
-              <w:rPr>
-                <w:rFonts w:eastAsia="Times New Roman" w:cs="Arial"/>
-                <w:color w:val="000000"/>
-                <w:sz w:val="20"/>
-                <w:szCs w:val="20"/>
-                <w:lang w:eastAsia="en-ID"/>
-              </w:rPr>
-              <w:t>komponen</w:t>
-            </w:r>
-            <w:proofErr w:type="spellEnd"/>
+            <w:r>
+              <w:rPr>
+                <w:rFonts w:eastAsia="Times New Roman" w:cs="Arial"/>
+                <w:color w:val="000000"/>
+                <w:sz w:val="20"/>
+                <w:szCs w:val="20"/>
+                <w:lang w:val="sv-SE" w:eastAsia="en-ID"/>
+              </w:rPr>
+              <w:t>Terdapat kerusakan pada item dan komponen</w:t>
+            </w:r>
           </w:p>
         </w:tc>
         <w:tc>
@@ -10099,8 +6828,8 @@
               <w:bottom w:val="single" w:sz="4" w:space="0" w:color="000000"/>
               <w:right w:val="single" w:sz="4" w:space="0" w:color="000000"/>
             </w:tcBorders>
+            <w:vAlign w:val="center"/>
             <w:hideMark/>
-            <w:vAlign w:val="center"/>
           </w:tcPr>
           <w:p>
             <w:pPr>
@@ -10203,8 +6932,8 @@
               <w:bottom w:val="single" w:sz="4" w:space="0" w:color="000000"/>
               <w:right w:val="single" w:sz="4" w:space="0" w:color="000000"/>
             </w:tcBorders>
+            <w:vAlign w:val="center"/>
             <w:hideMark/>
-            <w:vAlign w:val="center"/>
           </w:tcPr>
           <w:p>
             <w:pPr>
@@ -10407,8 +7136,8 @@
               <w:bottom w:val="single" w:sz="4" w:space="0" w:color="000000"/>
               <w:right w:val="single" w:sz="4" w:space="0" w:color="000000"/>
             </w:tcBorders>
+            <w:vAlign w:val="center"/>
             <w:hideMark/>
-            <w:vAlign w:val="center"/>
           </w:tcPr>
           <w:p>
             <w:pPr>
@@ -10477,8 +7206,8 @@
               <w:bottom w:val="single" w:sz="4" w:space="0" w:color="000000"/>
               <w:right w:val="single" w:sz="4" w:space="0" w:color="000000"/>
             </w:tcBorders>
+            <w:vAlign w:val="center"/>
             <w:hideMark/>
-            <w:vAlign w:val="center"/>
           </w:tcPr>
           <w:p>
             <w:pPr>
@@ -10489,7 +7218,7 @@
                 <w:color w:val="000000"/>
                 <w:sz w:val="20"/>
                 <w:szCs w:val="20"/>
-                <w:lang w:eastAsia="en-ID"/>
+                <w:lang w:val="sv-SE" w:eastAsia="en-ID"/>
               </w:rPr>
             </w:pPr>
             <w:r>
@@ -10498,110 +7227,10 @@
                 <w:color w:val="000000"/>
                 <w:sz w:val="20"/>
                 <w:szCs w:val="20"/>
-                <w:lang w:eastAsia="en-ID"/>
-              </w:rPr>
-              <w:t xml:space="preserve">Tidak </w:t>
-            </w:r>
-            <w:proofErr w:type="spellStart"/>
-            <w:r>
-              <w:rPr>
-                <w:rFonts w:eastAsia="Times New Roman" w:cs="Arial"/>
-                <w:color w:val="000000"/>
-                <w:sz w:val="20"/>
-                <w:szCs w:val="20"/>
-                <w:lang w:eastAsia="en-ID"/>
-              </w:rPr>
-              <w:t>berfungsi</w:t>
-            </w:r>
-            <w:proofErr w:type="spellEnd"/>
-            <w:r>
-              <w:rPr>
-                <w:rFonts w:eastAsia="Times New Roman" w:cs="Arial"/>
-                <w:color w:val="000000"/>
-                <w:sz w:val="20"/>
-                <w:szCs w:val="20"/>
-                <w:lang w:eastAsia="en-ID"/>
-              </w:rPr>
-              <w:t xml:space="preserve"> dan </w:t>
-            </w:r>
-            <w:proofErr w:type="spellStart"/>
-            <w:r>
-              <w:rPr>
-                <w:rFonts w:eastAsia="Times New Roman" w:cs="Arial"/>
-                <w:color w:val="000000"/>
-                <w:sz w:val="20"/>
-                <w:szCs w:val="20"/>
-                <w:lang w:eastAsia="en-ID"/>
-              </w:rPr>
-              <w:t>terdapat</w:t>
-            </w:r>
-            <w:proofErr w:type="spellEnd"/>
-            <w:r>
-              <w:rPr>
-                <w:rFonts w:eastAsia="Times New Roman" w:cs="Arial"/>
-                <w:color w:val="000000"/>
-                <w:sz w:val="20"/>
-                <w:szCs w:val="20"/>
-                <w:lang w:eastAsia="en-ID"/>
-              </w:rPr>
-              <w:t xml:space="preserve"> </w:t>
-            </w:r>
-            <w:proofErr w:type="spellStart"/>
-            <w:r>
-              <w:rPr>
-                <w:rFonts w:eastAsia="Times New Roman" w:cs="Arial"/>
-                <w:color w:val="000000"/>
-                <w:sz w:val="20"/>
-                <w:szCs w:val="20"/>
-                <w:lang w:eastAsia="en-ID"/>
-              </w:rPr>
-              <w:t>kerusakan</w:t>
-            </w:r>
-            <w:proofErr w:type="spellEnd"/>
-            <w:r>
-              <w:rPr>
-                <w:rFonts w:eastAsia="Times New Roman" w:cs="Arial"/>
-                <w:color w:val="000000"/>
-                <w:sz w:val="20"/>
-                <w:szCs w:val="20"/>
-                <w:lang w:eastAsia="en-ID"/>
-              </w:rPr>
-              <w:t xml:space="preserve"> </w:t>
-            </w:r>
-            <w:proofErr w:type="spellStart"/>
-            <w:r>
-              <w:rPr>
-                <w:rFonts w:eastAsia="Times New Roman" w:cs="Arial"/>
-                <w:color w:val="000000"/>
-                <w:sz w:val="20"/>
-                <w:szCs w:val="20"/>
-                <w:lang w:eastAsia="en-ID"/>
-              </w:rPr>
-              <w:t>secara</w:t>
-            </w:r>
-            <w:proofErr w:type="spellEnd"/>
-            <w:r>
-              <w:rPr>
-                <w:rFonts w:eastAsia="Times New Roman" w:cs="Arial"/>
-                <w:color w:val="000000"/>
-                <w:sz w:val="20"/>
-                <w:szCs w:val="20"/>
-                <w:lang w:eastAsia="en-ID"/>
-              </w:rPr>
-              <w:t xml:space="preserve"> </w:t>
-            </w:r>
-            <w:proofErr w:type="spellStart"/>
-            <w:r>
-              <w:rPr>
-                <w:rFonts w:eastAsia="Times New Roman" w:cs="Arial"/>
-                <w:color w:val="000000"/>
-                <w:sz w:val="20"/>
-                <w:szCs w:val="20"/>
-                <w:lang w:eastAsia="en-ID"/>
-              </w:rPr>
-              <w:t>signifikan</w:t>
-            </w:r>
-            <w:proofErr w:type="spellEnd"/>
+                <w:lang w:val="sv-SE" w:eastAsia="en-ID"/>
+              </w:rPr>
+              <w:t>Tidak berfungsi dan terdapat kerusakan secara signifikan</w:t>
+            </w:r>
           </w:p>
         </w:tc>
         <w:tc>
@@ -10613,8 +7242,8 @@
               <w:bottom w:val="single" w:sz="4" w:space="0" w:color="000000"/>
               <w:right w:val="single" w:sz="4" w:space="0" w:color="000000"/>
             </w:tcBorders>
+            <w:vAlign w:val="center"/>
             <w:hideMark/>
-            <w:vAlign w:val="center"/>
           </w:tcPr>
           <w:p>
             <w:pPr>
@@ -10781,8 +7410,8 @@
               <w:bottom w:val="single" w:sz="4" w:space="0" w:color="000000"/>
               <w:right w:val="single" w:sz="4" w:space="0" w:color="000000"/>
             </w:tcBorders>
+            <w:vAlign w:val="center"/>
             <w:hideMark/>
-            <w:vAlign w:val="center"/>
           </w:tcPr>
           <w:p>
             <w:pPr>
@@ -10907,8 +7536,8 @@
               <w:bottom w:val="single" w:sz="4" w:space="0" w:color="000000"/>
               <w:right w:val="single" w:sz="4" w:space="0" w:color="000000"/>
             </w:tcBorders>
+            <w:vAlign w:val="center"/>
             <w:hideMark/>
-            <w:vAlign w:val="center"/>
           </w:tcPr>
           <w:p>
             <w:pPr>
@@ -11095,11 +7724,11 @@
       </w:tblPr>
       <w:tblGrid>
         <w:gridCol w:w="1337"/>
-        <w:gridCol w:w="2335"/>
+        <w:gridCol w:w="2333"/>
         <w:gridCol w:w="1257"/>
-        <w:gridCol w:w="1591"/>
-        <w:gridCol w:w="1591"/>
-        <w:gridCol w:w="1477"/>
+        <w:gridCol w:w="1590"/>
+        <w:gridCol w:w="1590"/>
+        <w:gridCol w:w="1476"/>
       </w:tblGrid>
       <w:tr>
         <w:trPr>
@@ -11525,8 +8154,8 @@
               <w:bottom w:val="nil"/>
               <w:right w:val="single" w:sz="4" w:space="0" w:color="000000"/>
             </w:tcBorders>
+            <w:vAlign w:val="center"/>
             <w:hideMark/>
-            <w:vAlign w:val="center"/>
           </w:tcPr>
           <w:p>
             <w:pPr>
@@ -11573,8 +8202,8 @@
               <w:bottom w:val="single" w:sz="4" w:space="0" w:color="000000"/>
               <w:right w:val="single" w:sz="4" w:space="0" w:color="000000"/>
             </w:tcBorders>
+            <w:vAlign w:val="center"/>
             <w:hideMark/>
-            <w:vAlign w:val="center"/>
           </w:tcPr>
           <w:p>
             <w:pPr>
@@ -11707,8 +8336,8 @@
               <w:bottom w:val="single" w:sz="4" w:space="0" w:color="000000"/>
               <w:right w:val="single" w:sz="4" w:space="0" w:color="000000"/>
             </w:tcBorders>
+            <w:vAlign w:val="center"/>
             <w:hideMark/>
-            <w:vAlign w:val="center"/>
           </w:tcPr>
           <w:p>
             <w:pPr>
@@ -11719,7 +8348,7 @@
                 <w:color w:val="000000"/>
                 <w:sz w:val="20"/>
                 <w:szCs w:val="20"/>
-                <w:lang w:eastAsia="en-ID"/>
+                <w:lang w:val="sv-SE" w:eastAsia="en-ID"/>
               </w:rPr>
             </w:pPr>
             <w:r>
@@ -11728,203 +8357,53 @@
                 <w:color w:val="000000"/>
                 <w:sz w:val="20"/>
                 <w:szCs w:val="20"/>
-                <w:lang w:eastAsia="en-ID"/>
-              </w:rPr>
-              <w:t xml:space="preserve">Masa </w:t>
-            </w:r>
-            <w:proofErr w:type="spellStart"/>
-            <w:r>
-              <w:rPr>
-                <w:rFonts w:eastAsia="Times New Roman" w:cs="Arial"/>
-                <w:color w:val="000000"/>
-                <w:sz w:val="20"/>
-                <w:szCs w:val="20"/>
-                <w:lang w:eastAsia="en-ID"/>
-              </w:rPr>
-              <w:t>berlaku</w:t>
-            </w:r>
-            <w:proofErr w:type="spellEnd"/>
-            <w:r>
-              <w:rPr>
-                <w:rFonts w:eastAsia="Times New Roman" w:cs="Arial"/>
-                <w:color w:val="000000"/>
-                <w:sz w:val="20"/>
-                <w:szCs w:val="20"/>
-                <w:lang w:eastAsia="en-ID"/>
-              </w:rPr>
-              <w:t xml:space="preserve"> </w:t>
-            </w:r>
-            <w:r>
-              <w:rPr>
-                <w:rFonts w:eastAsia="Times New Roman" w:cs="Arial"/>
-                <w:color w:val="000000"/>
-                <w:sz w:val="20"/>
-                <w:szCs w:val="20"/>
-                <w:lang w:eastAsia="en-ID"/>
+                <w:lang w:val="sv-SE" w:eastAsia="en-ID"/>
+              </w:rPr>
+              <w:t xml:space="preserve">Masa berlaku </w:t>
+            </w:r>
+            <w:r>
+              <w:rPr>
+                <w:rFonts w:eastAsia="Times New Roman" w:cs="Arial"/>
+                <w:color w:val="000000"/>
+                <w:sz w:val="20"/>
+                <w:szCs w:val="20"/>
+                <w:lang w:val="sv-SE" w:eastAsia="en-ID"/>
               </w:rPr>
               <w:br/>
-            </w:r>
-            <w:proofErr w:type="spellStart"/>
-            <w:r>
-              <w:rPr>
-                <w:rFonts w:eastAsia="Times New Roman" w:cs="Arial"/>
-                <w:color w:val="000000"/>
-                <w:sz w:val="20"/>
-                <w:szCs w:val="20"/>
-                <w:lang w:eastAsia="en-ID"/>
-              </w:rPr>
-              <w:t>sertifikat</w:t>
-            </w:r>
-            <w:proofErr w:type="spellEnd"/>
-            <w:r>
-              <w:rPr>
-                <w:rFonts w:eastAsia="Times New Roman" w:cs="Arial"/>
-                <w:color w:val="000000"/>
-                <w:sz w:val="20"/>
-                <w:szCs w:val="20"/>
-                <w:lang w:eastAsia="en-ID"/>
-              </w:rPr>
-              <w:t xml:space="preserve"> </w:t>
-            </w:r>
-            <w:proofErr w:type="spellStart"/>
-            <w:r>
-              <w:rPr>
-                <w:rFonts w:eastAsia="Times New Roman" w:cs="Arial"/>
-                <w:color w:val="000000"/>
-                <w:sz w:val="20"/>
-                <w:szCs w:val="20"/>
-                <w:lang w:eastAsia="en-ID"/>
-              </w:rPr>
-              <w:t>sisa</w:t>
-            </w:r>
-            <w:proofErr w:type="spellEnd"/>
-            <w:r>
-              <w:rPr>
-                <w:rFonts w:eastAsia="Times New Roman" w:cs="Arial"/>
-                <w:color w:val="000000"/>
-                <w:sz w:val="20"/>
-                <w:szCs w:val="20"/>
-                <w:lang w:eastAsia="en-ID"/>
-              </w:rPr>
-              <w:t xml:space="preserve"> 1 </w:t>
-            </w:r>
-            <w:r>
-              <w:rPr>
-                <w:rFonts w:eastAsia="Times New Roman" w:cs="Arial"/>
-                <w:color w:val="000000"/>
-                <w:sz w:val="20"/>
-                <w:szCs w:val="20"/>
-                <w:lang w:eastAsia="en-ID"/>
+              <w:t xml:space="preserve">sertifikat sisa 1 </w:t>
+            </w:r>
+            <w:r>
+              <w:rPr>
+                <w:rFonts w:eastAsia="Times New Roman" w:cs="Arial"/>
+                <w:color w:val="000000"/>
+                <w:sz w:val="20"/>
+                <w:szCs w:val="20"/>
+                <w:lang w:val="sv-SE" w:eastAsia="en-ID"/>
               </w:rPr>
               <w:br/>
-            </w:r>
-            <w:proofErr w:type="spellStart"/>
-            <w:r>
-              <w:rPr>
-                <w:rFonts w:eastAsia="Times New Roman" w:cs="Arial"/>
-                <w:color w:val="000000"/>
-                <w:sz w:val="20"/>
-                <w:szCs w:val="20"/>
-                <w:lang w:eastAsia="en-ID"/>
-              </w:rPr>
-              <w:t>bulan</w:t>
-            </w:r>
-            <w:proofErr w:type="spellEnd"/>
-            <w:r>
-              <w:rPr>
-                <w:rFonts w:eastAsia="Times New Roman" w:cs="Arial"/>
-                <w:color w:val="000000"/>
-                <w:sz w:val="20"/>
-                <w:szCs w:val="20"/>
-                <w:lang w:eastAsia="en-ID"/>
-              </w:rPr>
-              <w:t xml:space="preserve"> </w:t>
-            </w:r>
-            <w:proofErr w:type="spellStart"/>
-            <w:r>
-              <w:rPr>
-                <w:rFonts w:eastAsia="Times New Roman" w:cs="Arial"/>
-                <w:color w:val="000000"/>
-                <w:sz w:val="20"/>
-                <w:szCs w:val="20"/>
-                <w:lang w:eastAsia="en-ID"/>
-              </w:rPr>
-              <w:t>mendekati</w:t>
-            </w:r>
-            <w:proofErr w:type="spellEnd"/>
-            <w:r>
-              <w:rPr>
-                <w:rFonts w:eastAsia="Times New Roman" w:cs="Arial"/>
-                <w:color w:val="000000"/>
-                <w:sz w:val="20"/>
-                <w:szCs w:val="20"/>
-                <w:lang w:eastAsia="en-ID"/>
-              </w:rPr>
-              <w:t xml:space="preserve"> </w:t>
-            </w:r>
-            <w:r>
-              <w:rPr>
-                <w:rFonts w:eastAsia="Times New Roman" w:cs="Arial"/>
-                <w:color w:val="000000"/>
-                <w:sz w:val="20"/>
-                <w:szCs w:val="20"/>
-                <w:lang w:eastAsia="en-ID"/>
+              <w:t xml:space="preserve">bulan mendekati </w:t>
+            </w:r>
+            <w:r>
+              <w:rPr>
+                <w:rFonts w:eastAsia="Times New Roman" w:cs="Arial"/>
+                <w:color w:val="000000"/>
+                <w:sz w:val="20"/>
+                <w:szCs w:val="20"/>
+                <w:lang w:val="sv-SE" w:eastAsia="en-ID"/>
               </w:rPr>
               <w:br/>
-            </w:r>
-            <w:proofErr w:type="spellStart"/>
-            <w:r>
-              <w:rPr>
-                <w:rFonts w:eastAsia="Times New Roman" w:cs="Arial"/>
-                <w:color w:val="000000"/>
-                <w:sz w:val="20"/>
-                <w:szCs w:val="20"/>
-                <w:lang w:eastAsia="en-ID"/>
-              </w:rPr>
-              <w:t>tanggal</w:t>
-            </w:r>
-            <w:proofErr w:type="spellEnd"/>
-            <w:r>
-              <w:rPr>
-                <w:rFonts w:eastAsia="Times New Roman" w:cs="Arial"/>
-                <w:color w:val="000000"/>
-                <w:sz w:val="20"/>
-                <w:szCs w:val="20"/>
-                <w:lang w:eastAsia="en-ID"/>
-              </w:rPr>
-              <w:t xml:space="preserve"> masa </w:t>
-            </w:r>
-            <w:r>
-              <w:rPr>
-                <w:rFonts w:eastAsia="Times New Roman" w:cs="Arial"/>
-                <w:color w:val="000000"/>
-                <w:sz w:val="20"/>
-                <w:szCs w:val="20"/>
-                <w:lang w:eastAsia="en-ID"/>
+              <w:t xml:space="preserve">tanggal masa </w:t>
+            </w:r>
+            <w:r>
+              <w:rPr>
+                <w:rFonts w:eastAsia="Times New Roman" w:cs="Arial"/>
+                <w:color w:val="000000"/>
+                <w:sz w:val="20"/>
+                <w:szCs w:val="20"/>
+                <w:lang w:val="sv-SE" w:eastAsia="en-ID"/>
               </w:rPr>
               <w:br/>
-            </w:r>
-            <w:proofErr w:type="spellStart"/>
-            <w:r>
-              <w:rPr>
-                <w:rFonts w:eastAsia="Times New Roman" w:cs="Arial"/>
-                <w:color w:val="000000"/>
-                <w:sz w:val="20"/>
-                <w:szCs w:val="20"/>
-                <w:lang w:eastAsia="en-ID"/>
-              </w:rPr>
-              <w:t>berlaku</w:t>
-            </w:r>
-            <w:proofErr w:type="spellEnd"/>
-            <w:r>
-              <w:rPr>
-                <w:rFonts w:eastAsia="Times New Roman" w:cs="Arial"/>
-                <w:color w:val="000000"/>
-                <w:sz w:val="20"/>
-                <w:szCs w:val="20"/>
-                <w:lang w:eastAsia="en-ID"/>
-              </w:rPr>
-              <w:t xml:space="preserve"> </w:t>
+              <w:t xml:space="preserve">berlaku </w:t>
             </w:r>
           </w:p>
         </w:tc>
@@ -11937,8 +8416,8 @@
               <w:bottom w:val="single" w:sz="4" w:space="0" w:color="000000"/>
               <w:right w:val="single" w:sz="4" w:space="0" w:color="000000"/>
             </w:tcBorders>
+            <w:vAlign w:val="center"/>
             <w:hideMark/>
-            <w:vAlign w:val="center"/>
           </w:tcPr>
           <w:p>
             <w:pPr>
@@ -11949,7 +8428,7 @@
                 <w:color w:val="000000"/>
                 <w:sz w:val="20"/>
                 <w:szCs w:val="20"/>
-                <w:lang w:eastAsia="en-ID"/>
+                <w:lang w:val="sv-SE" w:eastAsia="en-ID"/>
               </w:rPr>
             </w:pPr>
             <w:r>
@@ -11958,203 +8437,53 @@
                 <w:color w:val="000000"/>
                 <w:sz w:val="20"/>
                 <w:szCs w:val="20"/>
-                <w:lang w:eastAsia="en-ID"/>
-              </w:rPr>
-              <w:t xml:space="preserve">Masa </w:t>
-            </w:r>
-            <w:proofErr w:type="spellStart"/>
-            <w:r>
-              <w:rPr>
-                <w:rFonts w:eastAsia="Times New Roman" w:cs="Arial"/>
-                <w:color w:val="000000"/>
-                <w:sz w:val="20"/>
-                <w:szCs w:val="20"/>
-                <w:lang w:eastAsia="en-ID"/>
-              </w:rPr>
-              <w:t>berlaku</w:t>
-            </w:r>
-            <w:proofErr w:type="spellEnd"/>
-            <w:r>
-              <w:rPr>
-                <w:rFonts w:eastAsia="Times New Roman" w:cs="Arial"/>
-                <w:color w:val="000000"/>
-                <w:sz w:val="20"/>
-                <w:szCs w:val="20"/>
-                <w:lang w:eastAsia="en-ID"/>
-              </w:rPr>
-              <w:t xml:space="preserve"> </w:t>
-            </w:r>
-            <w:r>
-              <w:rPr>
-                <w:rFonts w:eastAsia="Times New Roman" w:cs="Arial"/>
-                <w:color w:val="000000"/>
-                <w:sz w:val="20"/>
-                <w:szCs w:val="20"/>
-                <w:lang w:eastAsia="en-ID"/>
+                <w:lang w:val="sv-SE" w:eastAsia="en-ID"/>
+              </w:rPr>
+              <w:t xml:space="preserve">Masa berlaku </w:t>
+            </w:r>
+            <w:r>
+              <w:rPr>
+                <w:rFonts w:eastAsia="Times New Roman" w:cs="Arial"/>
+                <w:color w:val="000000"/>
+                <w:sz w:val="20"/>
+                <w:szCs w:val="20"/>
+                <w:lang w:val="sv-SE" w:eastAsia="en-ID"/>
               </w:rPr>
               <w:br/>
-            </w:r>
-            <w:proofErr w:type="spellStart"/>
-            <w:r>
-              <w:rPr>
-                <w:rFonts w:eastAsia="Times New Roman" w:cs="Arial"/>
-                <w:color w:val="000000"/>
-                <w:sz w:val="20"/>
-                <w:szCs w:val="20"/>
-                <w:lang w:eastAsia="en-ID"/>
-              </w:rPr>
-              <w:t>sertifikat</w:t>
-            </w:r>
-            <w:proofErr w:type="spellEnd"/>
-            <w:r>
-              <w:rPr>
-                <w:rFonts w:eastAsia="Times New Roman" w:cs="Arial"/>
-                <w:color w:val="000000"/>
-                <w:sz w:val="20"/>
-                <w:szCs w:val="20"/>
-                <w:lang w:eastAsia="en-ID"/>
-              </w:rPr>
-              <w:t xml:space="preserve"> </w:t>
-            </w:r>
-            <w:proofErr w:type="spellStart"/>
-            <w:r>
-              <w:rPr>
-                <w:rFonts w:eastAsia="Times New Roman" w:cs="Arial"/>
-                <w:color w:val="000000"/>
-                <w:sz w:val="20"/>
-                <w:szCs w:val="20"/>
-                <w:lang w:eastAsia="en-ID"/>
-              </w:rPr>
-              <w:t>sisa</w:t>
-            </w:r>
-            <w:proofErr w:type="spellEnd"/>
-            <w:r>
-              <w:rPr>
-                <w:rFonts w:eastAsia="Times New Roman" w:cs="Arial"/>
-                <w:color w:val="000000"/>
-                <w:sz w:val="20"/>
-                <w:szCs w:val="20"/>
-                <w:lang w:eastAsia="en-ID"/>
-              </w:rPr>
-              <w:t xml:space="preserve"> 3 </w:t>
-            </w:r>
-            <w:r>
-              <w:rPr>
-                <w:rFonts w:eastAsia="Times New Roman" w:cs="Arial"/>
-                <w:color w:val="000000"/>
-                <w:sz w:val="20"/>
-                <w:szCs w:val="20"/>
-                <w:lang w:eastAsia="en-ID"/>
+              <w:t xml:space="preserve">sertifikat sisa 3 </w:t>
+            </w:r>
+            <w:r>
+              <w:rPr>
+                <w:rFonts w:eastAsia="Times New Roman" w:cs="Arial"/>
+                <w:color w:val="000000"/>
+                <w:sz w:val="20"/>
+                <w:szCs w:val="20"/>
+                <w:lang w:val="sv-SE" w:eastAsia="en-ID"/>
               </w:rPr>
               <w:br/>
-            </w:r>
-            <w:proofErr w:type="spellStart"/>
-            <w:r>
-              <w:rPr>
-                <w:rFonts w:eastAsia="Times New Roman" w:cs="Arial"/>
-                <w:color w:val="000000"/>
-                <w:sz w:val="20"/>
-                <w:szCs w:val="20"/>
-                <w:lang w:eastAsia="en-ID"/>
-              </w:rPr>
-              <w:t>bulan</w:t>
-            </w:r>
-            <w:proofErr w:type="spellEnd"/>
-            <w:r>
-              <w:rPr>
-                <w:rFonts w:eastAsia="Times New Roman" w:cs="Arial"/>
-                <w:color w:val="000000"/>
-                <w:sz w:val="20"/>
-                <w:szCs w:val="20"/>
-                <w:lang w:eastAsia="en-ID"/>
-              </w:rPr>
-              <w:t xml:space="preserve"> </w:t>
-            </w:r>
-            <w:proofErr w:type="spellStart"/>
-            <w:r>
-              <w:rPr>
-                <w:rFonts w:eastAsia="Times New Roman" w:cs="Arial"/>
-                <w:color w:val="000000"/>
-                <w:sz w:val="20"/>
-                <w:szCs w:val="20"/>
-                <w:lang w:eastAsia="en-ID"/>
-              </w:rPr>
-              <w:t>mendekati</w:t>
-            </w:r>
-            <w:proofErr w:type="spellEnd"/>
-            <w:r>
-              <w:rPr>
-                <w:rFonts w:eastAsia="Times New Roman" w:cs="Arial"/>
-                <w:color w:val="000000"/>
-                <w:sz w:val="20"/>
-                <w:szCs w:val="20"/>
-                <w:lang w:eastAsia="en-ID"/>
-              </w:rPr>
-              <w:t xml:space="preserve"> </w:t>
-            </w:r>
-            <w:r>
-              <w:rPr>
-                <w:rFonts w:eastAsia="Times New Roman" w:cs="Arial"/>
-                <w:color w:val="000000"/>
-                <w:sz w:val="20"/>
-                <w:szCs w:val="20"/>
-                <w:lang w:eastAsia="en-ID"/>
+              <w:t xml:space="preserve">bulan mendekati </w:t>
+            </w:r>
+            <w:r>
+              <w:rPr>
+                <w:rFonts w:eastAsia="Times New Roman" w:cs="Arial"/>
+                <w:color w:val="000000"/>
+                <w:sz w:val="20"/>
+                <w:szCs w:val="20"/>
+                <w:lang w:val="sv-SE" w:eastAsia="en-ID"/>
               </w:rPr>
               <w:br/>
-            </w:r>
-            <w:proofErr w:type="spellStart"/>
-            <w:r>
-              <w:rPr>
-                <w:rFonts w:eastAsia="Times New Roman" w:cs="Arial"/>
-                <w:color w:val="000000"/>
-                <w:sz w:val="20"/>
-                <w:szCs w:val="20"/>
-                <w:lang w:eastAsia="en-ID"/>
-              </w:rPr>
-              <w:t>tanggal</w:t>
-            </w:r>
-            <w:proofErr w:type="spellEnd"/>
-            <w:r>
-              <w:rPr>
-                <w:rFonts w:eastAsia="Times New Roman" w:cs="Arial"/>
-                <w:color w:val="000000"/>
-                <w:sz w:val="20"/>
-                <w:szCs w:val="20"/>
-                <w:lang w:eastAsia="en-ID"/>
-              </w:rPr>
-              <w:t xml:space="preserve"> masa </w:t>
-            </w:r>
-            <w:r>
-              <w:rPr>
-                <w:rFonts w:eastAsia="Times New Roman" w:cs="Arial"/>
-                <w:color w:val="000000"/>
-                <w:sz w:val="20"/>
-                <w:szCs w:val="20"/>
-                <w:lang w:eastAsia="en-ID"/>
+              <w:t xml:space="preserve">tanggal masa </w:t>
+            </w:r>
+            <w:r>
+              <w:rPr>
+                <w:rFonts w:eastAsia="Times New Roman" w:cs="Arial"/>
+                <w:color w:val="000000"/>
+                <w:sz w:val="20"/>
+                <w:szCs w:val="20"/>
+                <w:lang w:val="sv-SE" w:eastAsia="en-ID"/>
               </w:rPr>
               <w:br/>
-            </w:r>
-            <w:proofErr w:type="spellStart"/>
-            <w:r>
-              <w:rPr>
-                <w:rFonts w:eastAsia="Times New Roman" w:cs="Arial"/>
-                <w:color w:val="000000"/>
-                <w:sz w:val="20"/>
-                <w:szCs w:val="20"/>
-                <w:lang w:eastAsia="en-ID"/>
-              </w:rPr>
-              <w:t>berlaku</w:t>
-            </w:r>
-            <w:proofErr w:type="spellEnd"/>
-            <w:r>
-              <w:rPr>
-                <w:rFonts w:eastAsia="Times New Roman" w:cs="Arial"/>
-                <w:color w:val="000000"/>
-                <w:sz w:val="20"/>
-                <w:szCs w:val="20"/>
-                <w:lang w:eastAsia="en-ID"/>
-              </w:rPr>
-              <w:t xml:space="preserve"> </w:t>
+              <w:t xml:space="preserve">berlaku </w:t>
             </w:r>
           </w:p>
         </w:tc>
@@ -12167,8 +8496,8 @@
               <w:bottom w:val="single" w:sz="4" w:space="0" w:color="000000"/>
               <w:right w:val="single" w:sz="4" w:space="0" w:color="000000"/>
             </w:tcBorders>
+            <w:vAlign w:val="center"/>
             <w:hideMark/>
-            <w:vAlign w:val="center"/>
           </w:tcPr>
           <w:p>
             <w:pPr>
@@ -12362,8 +8691,8 @@
               <w:bottom w:val="single" w:sz="4" w:space="0" w:color="000000"/>
               <w:right w:val="single" w:sz="4" w:space="0" w:color="000000"/>
             </w:tcBorders>
+            <w:vAlign w:val="center"/>
             <w:hideMark/>
-            <w:vAlign w:val="center"/>
           </w:tcPr>
           <w:p>
             <w:pPr>
@@ -12606,8 +8935,8 @@
               <w:bottom w:val="single" w:sz="4" w:space="0" w:color="000000"/>
               <w:right w:val="single" w:sz="4" w:space="0" w:color="000000"/>
             </w:tcBorders>
+            <w:vAlign w:val="center"/>
             <w:hideMark/>
-            <w:vAlign w:val="center"/>
           </w:tcPr>
           <w:p>
             <w:pPr>
@@ -12864,8 +9193,8 @@
               <w:bottom w:val="single" w:sz="4" w:space="0" w:color="000000"/>
               <w:right w:val="single" w:sz="4" w:space="0" w:color="000000"/>
             </w:tcBorders>
+            <w:vAlign w:val="center"/>
             <w:hideMark/>
-            <w:vAlign w:val="center"/>
           </w:tcPr>
           <w:p>
             <w:pPr>
@@ -12900,8 +9229,8 @@
               <w:bottom w:val="single" w:sz="4" w:space="0" w:color="000000"/>
               <w:right w:val="single" w:sz="4" w:space="0" w:color="000000"/>
             </w:tcBorders>
+            <w:vAlign w:val="center"/>
             <w:hideMark/>
-            <w:vAlign w:val="center"/>
           </w:tcPr>
           <w:p>
             <w:pPr>
@@ -12992,8 +9321,8 @@
               <w:bottom w:val="single" w:sz="4" w:space="0" w:color="000000"/>
               <w:right w:val="single" w:sz="4" w:space="0" w:color="000000"/>
             </w:tcBorders>
+            <w:vAlign w:val="center"/>
             <w:hideMark/>
-            <w:vAlign w:val="center"/>
           </w:tcPr>
           <w:p>
             <w:pPr>
@@ -13004,140 +9333,18 @@
                 <w:color w:val="000000"/>
                 <w:sz w:val="20"/>
                 <w:szCs w:val="20"/>
-                <w:lang w:eastAsia="en-ID"/>
+                <w:lang w:val="sv-SE" w:eastAsia="en-ID"/>
               </w:rPr>
             </w:pPr>
-            <w:proofErr w:type="spellStart"/>
-            <w:r>
-              <w:rPr>
-                <w:rFonts w:eastAsia="Times New Roman" w:cs="Arial"/>
-                <w:color w:val="000000"/>
-                <w:sz w:val="20"/>
-                <w:szCs w:val="20"/>
-                <w:lang w:eastAsia="en-ID"/>
-              </w:rPr>
-              <w:t>Memiliki</w:t>
-            </w:r>
-            <w:proofErr w:type="spellEnd"/>
-            <w:r>
-              <w:rPr>
-                <w:rFonts w:eastAsia="Times New Roman" w:cs="Arial"/>
-                <w:color w:val="000000"/>
-                <w:sz w:val="20"/>
-                <w:szCs w:val="20"/>
-                <w:lang w:eastAsia="en-ID"/>
-              </w:rPr>
-              <w:t xml:space="preserve"> masa </w:t>
-            </w:r>
-            <w:proofErr w:type="spellStart"/>
-            <w:r>
-              <w:rPr>
-                <w:rFonts w:eastAsia="Times New Roman" w:cs="Arial"/>
-                <w:color w:val="000000"/>
-                <w:sz w:val="20"/>
-                <w:szCs w:val="20"/>
-                <w:lang w:eastAsia="en-ID"/>
-              </w:rPr>
-              <w:t>berlaku</w:t>
-            </w:r>
-            <w:proofErr w:type="spellEnd"/>
-            <w:r>
-              <w:rPr>
-                <w:rFonts w:eastAsia="Times New Roman" w:cs="Arial"/>
-                <w:color w:val="000000"/>
-                <w:sz w:val="20"/>
-                <w:szCs w:val="20"/>
-                <w:lang w:eastAsia="en-ID"/>
-              </w:rPr>
-              <w:t xml:space="preserve"> </w:t>
-            </w:r>
-            <w:proofErr w:type="spellStart"/>
-            <w:r>
-              <w:rPr>
-                <w:rFonts w:eastAsia="Times New Roman" w:cs="Arial"/>
-                <w:color w:val="000000"/>
-                <w:sz w:val="20"/>
-                <w:szCs w:val="20"/>
-                <w:lang w:eastAsia="en-ID"/>
-              </w:rPr>
-              <w:t>mendekati</w:t>
-            </w:r>
-            <w:proofErr w:type="spellEnd"/>
-            <w:r>
-              <w:rPr>
-                <w:rFonts w:eastAsia="Times New Roman" w:cs="Arial"/>
-                <w:color w:val="000000"/>
-                <w:sz w:val="20"/>
-                <w:szCs w:val="20"/>
-                <w:lang w:eastAsia="en-ID"/>
-              </w:rPr>
-              <w:t xml:space="preserve"> 1 </w:t>
-            </w:r>
-            <w:proofErr w:type="spellStart"/>
-            <w:r>
-              <w:rPr>
-                <w:rFonts w:eastAsia="Times New Roman" w:cs="Arial"/>
-                <w:color w:val="000000"/>
-                <w:sz w:val="20"/>
-                <w:szCs w:val="20"/>
-                <w:lang w:eastAsia="en-ID"/>
-              </w:rPr>
-              <w:t>bulan</w:t>
-            </w:r>
-            <w:proofErr w:type="spellEnd"/>
-            <w:r>
-              <w:rPr>
-                <w:rFonts w:eastAsia="Times New Roman" w:cs="Arial"/>
-                <w:color w:val="000000"/>
-                <w:sz w:val="20"/>
-                <w:szCs w:val="20"/>
-                <w:lang w:eastAsia="en-ID"/>
-              </w:rPr>
-              <w:t xml:space="preserve"> </w:t>
-            </w:r>
-            <w:proofErr w:type="spellStart"/>
-            <w:r>
-              <w:rPr>
-                <w:rFonts w:eastAsia="Times New Roman" w:cs="Arial"/>
-                <w:color w:val="000000"/>
-                <w:sz w:val="20"/>
-                <w:szCs w:val="20"/>
-                <w:lang w:eastAsia="en-ID"/>
-              </w:rPr>
-              <w:t>dari</w:t>
-            </w:r>
-            <w:proofErr w:type="spellEnd"/>
-            <w:r>
-              <w:rPr>
-                <w:rFonts w:eastAsia="Times New Roman" w:cs="Arial"/>
-                <w:color w:val="000000"/>
-                <w:sz w:val="20"/>
-                <w:szCs w:val="20"/>
-                <w:lang w:eastAsia="en-ID"/>
-              </w:rPr>
-              <w:t xml:space="preserve"> </w:t>
-            </w:r>
-            <w:proofErr w:type="spellStart"/>
-            <w:r>
-              <w:rPr>
-                <w:rFonts w:eastAsia="Times New Roman" w:cs="Arial"/>
-                <w:color w:val="000000"/>
-                <w:sz w:val="20"/>
-                <w:szCs w:val="20"/>
-                <w:lang w:eastAsia="en-ID"/>
-              </w:rPr>
-              <w:t>tanggal</w:t>
-            </w:r>
-            <w:proofErr w:type="spellEnd"/>
-            <w:r>
-              <w:rPr>
-                <w:rFonts w:eastAsia="Times New Roman" w:cs="Arial"/>
-                <w:color w:val="000000"/>
-                <w:sz w:val="20"/>
-                <w:szCs w:val="20"/>
-                <w:lang w:eastAsia="en-ID"/>
-              </w:rPr>
-              <w:t xml:space="preserve"> expired</w:t>
+            <w:r>
+              <w:rPr>
+                <w:rFonts w:eastAsia="Times New Roman" w:cs="Arial"/>
+                <w:color w:val="000000"/>
+                <w:sz w:val="20"/>
+                <w:szCs w:val="20"/>
+                <w:lang w:val="sv-SE" w:eastAsia="en-ID"/>
+              </w:rPr>
+              <w:t>Memiliki masa berlaku mendekati 1 bulan dari tanggal expired</w:t>
             </w:r>
           </w:p>
         </w:tc>
@@ -13150,8 +9357,8 @@
               <w:bottom w:val="single" w:sz="4" w:space="0" w:color="000000"/>
               <w:right w:val="single" w:sz="4" w:space="0" w:color="000000"/>
             </w:tcBorders>
+            <w:vAlign w:val="center"/>
             <w:hideMark/>
-            <w:vAlign w:val="center"/>
           </w:tcPr>
           <w:p>
             <w:pPr>
@@ -13162,140 +9369,18 @@
                 <w:color w:val="000000"/>
                 <w:sz w:val="20"/>
                 <w:szCs w:val="20"/>
-                <w:lang w:eastAsia="en-ID"/>
+                <w:lang w:val="sv-SE" w:eastAsia="en-ID"/>
               </w:rPr>
             </w:pPr>
-            <w:proofErr w:type="spellStart"/>
-            <w:r>
-              <w:rPr>
-                <w:rFonts w:eastAsia="Times New Roman" w:cs="Arial"/>
-                <w:color w:val="000000"/>
-                <w:sz w:val="20"/>
-                <w:szCs w:val="20"/>
-                <w:lang w:eastAsia="en-ID"/>
-              </w:rPr>
-              <w:t>Memiliki</w:t>
-            </w:r>
-            <w:proofErr w:type="spellEnd"/>
-            <w:r>
-              <w:rPr>
-                <w:rFonts w:eastAsia="Times New Roman" w:cs="Arial"/>
-                <w:color w:val="000000"/>
-                <w:sz w:val="20"/>
-                <w:szCs w:val="20"/>
-                <w:lang w:eastAsia="en-ID"/>
-              </w:rPr>
-              <w:t xml:space="preserve"> masa </w:t>
-            </w:r>
-            <w:proofErr w:type="spellStart"/>
-            <w:r>
-              <w:rPr>
-                <w:rFonts w:eastAsia="Times New Roman" w:cs="Arial"/>
-                <w:color w:val="000000"/>
-                <w:sz w:val="20"/>
-                <w:szCs w:val="20"/>
-                <w:lang w:eastAsia="en-ID"/>
-              </w:rPr>
-              <w:t>berlaku</w:t>
-            </w:r>
-            <w:proofErr w:type="spellEnd"/>
-            <w:r>
-              <w:rPr>
-                <w:rFonts w:eastAsia="Times New Roman" w:cs="Arial"/>
-                <w:color w:val="000000"/>
-                <w:sz w:val="20"/>
-                <w:szCs w:val="20"/>
-                <w:lang w:eastAsia="en-ID"/>
-              </w:rPr>
-              <w:t xml:space="preserve"> </w:t>
-            </w:r>
-            <w:proofErr w:type="spellStart"/>
-            <w:r>
-              <w:rPr>
-                <w:rFonts w:eastAsia="Times New Roman" w:cs="Arial"/>
-                <w:color w:val="000000"/>
-                <w:sz w:val="20"/>
-                <w:szCs w:val="20"/>
-                <w:lang w:eastAsia="en-ID"/>
-              </w:rPr>
-              <w:t>mendekati</w:t>
-            </w:r>
-            <w:proofErr w:type="spellEnd"/>
-            <w:r>
-              <w:rPr>
-                <w:rFonts w:eastAsia="Times New Roman" w:cs="Arial"/>
-                <w:color w:val="000000"/>
-                <w:sz w:val="20"/>
-                <w:szCs w:val="20"/>
-                <w:lang w:eastAsia="en-ID"/>
-              </w:rPr>
-              <w:t xml:space="preserve"> 3 </w:t>
-            </w:r>
-            <w:proofErr w:type="spellStart"/>
-            <w:r>
-              <w:rPr>
-                <w:rFonts w:eastAsia="Times New Roman" w:cs="Arial"/>
-                <w:color w:val="000000"/>
-                <w:sz w:val="20"/>
-                <w:szCs w:val="20"/>
-                <w:lang w:eastAsia="en-ID"/>
-              </w:rPr>
-              <w:t>bulan</w:t>
-            </w:r>
-            <w:proofErr w:type="spellEnd"/>
-            <w:r>
-              <w:rPr>
-                <w:rFonts w:eastAsia="Times New Roman" w:cs="Arial"/>
-                <w:color w:val="000000"/>
-                <w:sz w:val="20"/>
-                <w:szCs w:val="20"/>
-                <w:lang w:eastAsia="en-ID"/>
-              </w:rPr>
-              <w:t xml:space="preserve"> </w:t>
-            </w:r>
-            <w:proofErr w:type="spellStart"/>
-            <w:r>
-              <w:rPr>
-                <w:rFonts w:eastAsia="Times New Roman" w:cs="Arial"/>
-                <w:color w:val="000000"/>
-                <w:sz w:val="20"/>
-                <w:szCs w:val="20"/>
-                <w:lang w:eastAsia="en-ID"/>
-              </w:rPr>
-              <w:t>dari</w:t>
-            </w:r>
-            <w:proofErr w:type="spellEnd"/>
-            <w:r>
-              <w:rPr>
-                <w:rFonts w:eastAsia="Times New Roman" w:cs="Arial"/>
-                <w:color w:val="000000"/>
-                <w:sz w:val="20"/>
-                <w:szCs w:val="20"/>
-                <w:lang w:eastAsia="en-ID"/>
-              </w:rPr>
-              <w:t xml:space="preserve"> </w:t>
-            </w:r>
-            <w:proofErr w:type="spellStart"/>
-            <w:r>
-              <w:rPr>
-                <w:rFonts w:eastAsia="Times New Roman" w:cs="Arial"/>
-                <w:color w:val="000000"/>
-                <w:sz w:val="20"/>
-                <w:szCs w:val="20"/>
-                <w:lang w:eastAsia="en-ID"/>
-              </w:rPr>
-              <w:t>tanggal</w:t>
-            </w:r>
-            <w:proofErr w:type="spellEnd"/>
-            <w:r>
-              <w:rPr>
-                <w:rFonts w:eastAsia="Times New Roman" w:cs="Arial"/>
-                <w:color w:val="000000"/>
-                <w:sz w:val="20"/>
-                <w:szCs w:val="20"/>
-                <w:lang w:eastAsia="en-ID"/>
-              </w:rPr>
-              <w:t xml:space="preserve"> expired</w:t>
+            <w:r>
+              <w:rPr>
+                <w:rFonts w:eastAsia="Times New Roman" w:cs="Arial"/>
+                <w:color w:val="000000"/>
+                <w:sz w:val="20"/>
+                <w:szCs w:val="20"/>
+                <w:lang w:val="sv-SE" w:eastAsia="en-ID"/>
+              </w:rPr>
+              <w:t>Memiliki masa berlaku mendekati 3 bulan dari tanggal expired</w:t>
             </w:r>
           </w:p>
         </w:tc>
@@ -13308,8 +9393,8 @@
               <w:bottom w:val="single" w:sz="4" w:space="0" w:color="000000"/>
               <w:right w:val="single" w:sz="4" w:space="0" w:color="000000"/>
             </w:tcBorders>
+            <w:vAlign w:val="center"/>
             <w:hideMark/>
-            <w:vAlign w:val="center"/>
           </w:tcPr>
           <w:p>
             <w:pPr>
@@ -13320,162 +9405,18 @@
                 <w:color w:val="000000"/>
                 <w:sz w:val="20"/>
                 <w:szCs w:val="20"/>
-                <w:lang w:eastAsia="en-ID"/>
+                <w:lang w:val="sv-SE" w:eastAsia="en-ID"/>
               </w:rPr>
             </w:pPr>
-            <w:proofErr w:type="spellStart"/>
-            <w:r>
-              <w:rPr>
-                <w:rFonts w:eastAsia="Times New Roman" w:cs="Arial"/>
-                <w:color w:val="000000"/>
-                <w:sz w:val="20"/>
-                <w:szCs w:val="20"/>
-                <w:lang w:eastAsia="en-ID"/>
-              </w:rPr>
-              <w:t>Memiliki</w:t>
-            </w:r>
-            <w:proofErr w:type="spellEnd"/>
-            <w:r>
-              <w:rPr>
-                <w:rFonts w:eastAsia="Times New Roman" w:cs="Arial"/>
-                <w:color w:val="000000"/>
-                <w:sz w:val="20"/>
-                <w:szCs w:val="20"/>
-                <w:lang w:eastAsia="en-ID"/>
-              </w:rPr>
-              <w:t xml:space="preserve"> masa </w:t>
-            </w:r>
-            <w:proofErr w:type="spellStart"/>
-            <w:r>
-              <w:rPr>
-                <w:rFonts w:eastAsia="Times New Roman" w:cs="Arial"/>
-                <w:color w:val="000000"/>
-                <w:sz w:val="20"/>
-                <w:szCs w:val="20"/>
-                <w:lang w:eastAsia="en-ID"/>
-              </w:rPr>
-              <w:t>berlaku</w:t>
-            </w:r>
-            <w:proofErr w:type="spellEnd"/>
-            <w:r>
-              <w:rPr>
-                <w:rFonts w:eastAsia="Times New Roman" w:cs="Arial"/>
-                <w:color w:val="000000"/>
-                <w:sz w:val="20"/>
-                <w:szCs w:val="20"/>
-                <w:lang w:eastAsia="en-ID"/>
-              </w:rPr>
-              <w:t xml:space="preserve"> </w:t>
-            </w:r>
-            <w:proofErr w:type="spellStart"/>
-            <w:r>
-              <w:rPr>
-                <w:rFonts w:eastAsia="Times New Roman" w:cs="Arial"/>
-                <w:color w:val="000000"/>
-                <w:sz w:val="20"/>
-                <w:szCs w:val="20"/>
-                <w:lang w:eastAsia="en-ID"/>
-              </w:rPr>
-              <w:t>lebih</w:t>
-            </w:r>
-            <w:proofErr w:type="spellEnd"/>
-            <w:r>
-              <w:rPr>
-                <w:rFonts w:eastAsia="Times New Roman" w:cs="Arial"/>
-                <w:color w:val="000000"/>
-                <w:sz w:val="20"/>
-                <w:szCs w:val="20"/>
-                <w:lang w:eastAsia="en-ID"/>
-              </w:rPr>
-              <w:t xml:space="preserve"> </w:t>
-            </w:r>
-            <w:proofErr w:type="spellStart"/>
-            <w:r>
-              <w:rPr>
-                <w:rFonts w:eastAsia="Times New Roman" w:cs="Arial"/>
-                <w:color w:val="000000"/>
-                <w:sz w:val="20"/>
-                <w:szCs w:val="20"/>
-                <w:lang w:eastAsia="en-ID"/>
-              </w:rPr>
-              <w:t>dari</w:t>
-            </w:r>
-            <w:proofErr w:type="spellEnd"/>
-            <w:r>
-              <w:rPr>
-                <w:rFonts w:eastAsia="Times New Roman" w:cs="Arial"/>
-                <w:color w:val="000000"/>
-                <w:sz w:val="20"/>
-                <w:szCs w:val="20"/>
-                <w:lang w:eastAsia="en-ID"/>
-              </w:rPr>
-              <w:t xml:space="preserve"> 3 </w:t>
-            </w:r>
-            <w:proofErr w:type="spellStart"/>
-            <w:r>
-              <w:rPr>
-                <w:rFonts w:eastAsia="Times New Roman" w:cs="Arial"/>
-                <w:color w:val="000000"/>
-                <w:sz w:val="20"/>
-                <w:szCs w:val="20"/>
-                <w:lang w:eastAsia="en-ID"/>
-              </w:rPr>
-              <w:t>bulan</w:t>
-            </w:r>
-            <w:proofErr w:type="spellEnd"/>
-            <w:r>
-              <w:rPr>
-                <w:rFonts w:eastAsia="Times New Roman" w:cs="Arial"/>
-                <w:color w:val="000000"/>
-                <w:sz w:val="20"/>
-                <w:szCs w:val="20"/>
-                <w:lang w:eastAsia="en-ID"/>
-              </w:rPr>
-              <w:t xml:space="preserve"> </w:t>
-            </w:r>
-            <w:proofErr w:type="spellStart"/>
-            <w:r>
-              <w:rPr>
-                <w:rFonts w:eastAsia="Times New Roman" w:cs="Arial"/>
-                <w:color w:val="000000"/>
-                <w:sz w:val="20"/>
-                <w:szCs w:val="20"/>
-                <w:lang w:eastAsia="en-ID"/>
-              </w:rPr>
-              <w:t>dari</w:t>
-            </w:r>
-            <w:proofErr w:type="spellEnd"/>
-            <w:r>
-              <w:rPr>
-                <w:rFonts w:eastAsia="Times New Roman" w:cs="Arial"/>
-                <w:color w:val="000000"/>
-                <w:sz w:val="20"/>
-                <w:szCs w:val="20"/>
-                <w:lang w:eastAsia="en-ID"/>
-              </w:rPr>
-              <w:t xml:space="preserve"> </w:t>
-            </w:r>
-            <w:proofErr w:type="spellStart"/>
-            <w:r>
-              <w:rPr>
-                <w:rFonts w:eastAsia="Times New Roman" w:cs="Arial"/>
-                <w:color w:val="000000"/>
-                <w:sz w:val="20"/>
-                <w:szCs w:val="20"/>
-                <w:lang w:eastAsia="en-ID"/>
-              </w:rPr>
-              <w:t>tanggal</w:t>
-            </w:r>
-            <w:proofErr w:type="spellEnd"/>
-            <w:r>
-              <w:rPr>
-                <w:rFonts w:eastAsia="Times New Roman" w:cs="Arial"/>
-                <w:color w:val="000000"/>
-                <w:sz w:val="20"/>
-                <w:szCs w:val="20"/>
-                <w:lang w:eastAsia="en-ID"/>
-              </w:rPr>
-              <w:t xml:space="preserve"> expired</w:t>
+            <w:r>
+              <w:rPr>
+                <w:rFonts w:eastAsia="Times New Roman" w:cs="Arial"/>
+                <w:color w:val="000000"/>
+                <w:sz w:val="20"/>
+                <w:szCs w:val="20"/>
+                <w:lang w:val="sv-SE" w:eastAsia="en-ID"/>
+              </w:rPr>
+              <w:t>Memiliki masa berlaku lebih dari 3 bulan dari tanggal expired</w:t>
             </w:r>
           </w:p>
         </w:tc>
@@ -13507,7 +9448,7 @@
                 <w:color w:val="000000"/>
                 <w:sz w:val="20"/>
                 <w:szCs w:val="20"/>
-                <w:lang w:eastAsia="en-ID"/>
+                <w:lang w:val="sv-SE" w:eastAsia="en-ID"/>
               </w:rPr>
             </w:pPr>
           </w:p>
@@ -13522,8 +9463,8 @@
               <w:right w:val="single" w:sz="4" w:space="0" w:color="000000"/>
             </w:tcBorders>
             <w:shd w:val="clear" w:color="D9D9D9" w:fill="D9D9D9"/>
+            <w:vAlign w:val="center"/>
             <w:hideMark/>
-            <w:vAlign w:val="center"/>
           </w:tcPr>
           <w:p>
             <w:pPr>
@@ -13533,7 +9474,7 @@
                 <w:rFonts w:eastAsia="Times New Roman" w:cs="Times New Roman"/>
                 <w:sz w:val="20"/>
                 <w:szCs w:val="20"/>
-                <w:lang w:eastAsia="en-ID"/>
+                <w:lang w:val="sv-SE" w:eastAsia="en-ID"/>
               </w:rPr>
             </w:pPr>
           </w:p>
@@ -13548,8 +9489,8 @@
               <w:right w:val="single" w:sz="4" w:space="0" w:color="000000"/>
             </w:tcBorders>
             <w:shd w:val="clear" w:color="D9D9D9" w:fill="D9D9D9"/>
+            <w:vAlign w:val="center"/>
             <w:hideMark/>
-            <w:vAlign w:val="center"/>
           </w:tcPr>
           <w:p>
             <w:pPr>
@@ -13559,7 +9500,7 @@
                 <w:rFonts w:eastAsia="Times New Roman" w:cs="Times New Roman"/>
                 <w:sz w:val="20"/>
                 <w:szCs w:val="20"/>
-                <w:lang w:eastAsia="en-ID"/>
+                <w:lang w:val="sv-SE" w:eastAsia="en-ID"/>
               </w:rPr>
             </w:pPr>
           </w:p>
@@ -13574,8 +9515,8 @@
               <w:right w:val="single" w:sz="4" w:space="0" w:color="000000"/>
             </w:tcBorders>
             <w:shd w:val="clear" w:color="D9D9D9" w:fill="D9D9D9"/>
+            <w:vAlign w:val="center"/>
             <w:hideMark/>
-            <w:vAlign w:val="center"/>
           </w:tcPr>
           <w:p>
             <w:pPr>
@@ -13585,7 +9526,7 @@
                 <w:rFonts w:eastAsia="Times New Roman" w:cs="Times New Roman"/>
                 <w:sz w:val="20"/>
                 <w:szCs w:val="20"/>
-                <w:lang w:eastAsia="en-ID"/>
+                <w:lang w:val="sv-SE" w:eastAsia="en-ID"/>
               </w:rPr>
             </w:pPr>
           </w:p>
@@ -13600,8 +9541,8 @@
               <w:right w:val="single" w:sz="4" w:space="0" w:color="000000"/>
             </w:tcBorders>
             <w:shd w:val="clear" w:color="D9D9D9" w:fill="D9D9D9"/>
+            <w:vAlign w:val="center"/>
             <w:hideMark/>
-            <w:vAlign w:val="center"/>
           </w:tcPr>
           <w:p>
             <w:pPr>
@@ -13611,7 +9552,7 @@
                 <w:rFonts w:eastAsia="Times New Roman" w:cs="Times New Roman"/>
                 <w:sz w:val="20"/>
                 <w:szCs w:val="20"/>
-                <w:lang w:eastAsia="en-ID"/>
+                <w:lang w:val="sv-SE" w:eastAsia="en-ID"/>
               </w:rPr>
             </w:pPr>
           </w:p>
@@ -13626,8 +9567,8 @@
               <w:right w:val="single" w:sz="4" w:space="0" w:color="000000"/>
             </w:tcBorders>
             <w:shd w:val="clear" w:color="D9D9D9" w:fill="D9D9D9"/>
+            <w:vAlign w:val="center"/>
             <w:hideMark/>
-            <w:vAlign w:val="center"/>
           </w:tcPr>
           <w:p>
             <w:pPr>
@@ -13637,7 +9578,7 @@
                 <w:rFonts w:eastAsia="Times New Roman" w:cs="Times New Roman"/>
                 <w:sz w:val="20"/>
                 <w:szCs w:val="20"/>
-                <w:lang w:eastAsia="en-ID"/>
+                <w:lang w:val="sv-SE" w:eastAsia="en-ID"/>
               </w:rPr>
             </w:pPr>
           </w:p>
@@ -13662,7 +9603,7 @@
         <w:pStyle w:val="Heading1"/>
         <w:pageBreakBefore/>
       </w:pPr>
-      <w:bookmarkStart w:id="12" w:name="_Toc237003285"/>
+      <w:bookmarkStart w:id="10" w:name="_Toc243393582"/>
       <w:r>
         <w:lastRenderedPageBreak/>
         <w:t xml:space="preserve">BAB II. </w:t>
@@ -13670,7 +9611,7 @@
       <w:r>
         <w:t>DATA KAPAL</w:t>
       </w:r>
-      <w:bookmarkEnd w:id="12"/>
+      <w:bookmarkEnd w:id="10"/>
     </w:p>
     <w:p>
       <w:pPr>
@@ -13682,11 +9623,11 @@
         <w:spacing w:before="0"/>
         <w:ind w:left="426" w:hanging="426"/>
       </w:pPr>
-      <w:bookmarkStart w:id="13" w:name="_Toc237003286"/>
+      <w:bookmarkStart w:id="11" w:name="_Toc243393583"/>
       <w:r>
         <w:t>SHIP PARTICULAR</w:t>
       </w:r>
-      <w:bookmarkEnd w:id="13"/>
+      <w:bookmarkEnd w:id="11"/>
     </w:p>
     <w:tbl>
       <w:tblPr>
@@ -13701,11 +9642,11 @@
         <w:tblLook w:val="04A0" w:firstRow="1" w:lastRow="0" w:firstColumn="1" w:lastColumn="0" w:noHBand="0" w:noVBand="1"/>
       </w:tblPr>
       <w:tblGrid>
-        <w:gridCol w:w="2557"/>
+        <w:gridCol w:w="2538"/>
         <w:gridCol w:w="269"/>
-        <w:gridCol w:w="1302"/>
-        <w:gridCol w:w="4949"/>
-        <w:gridCol w:w="5886"/>
+        <w:gridCol w:w="1580"/>
+        <w:gridCol w:w="4840"/>
+        <w:gridCol w:w="5736"/>
       </w:tblGrid>
       <w:tr>
         <w:trPr>
@@ -13722,8 +9663,8 @@
               <w:bottom w:w="100" w:type="dxa"/>
               <w:right w:w="100" w:type="dxa"/>
             </w:tcMar>
+            <w:vAlign w:val="center"/>
             <w:hideMark/>
-            <w:vAlign w:val="center"/>
           </w:tcPr>
           <w:p>
             <w:pPr>
@@ -13735,7 +9676,7 @@
                 <w:lang w:eastAsia="en-ID"/>
               </w:rPr>
             </w:pPr>
-            <w:bookmarkStart w:id="14" w:name="_Hlk172633419"/>
+            <w:bookmarkStart w:id="12" w:name="_Hlk172633419"/>
             <w:r>
               <w:rPr>
                 <w:rFonts w:eastAsia="Times New Roman" w:cs="Arial"/>
@@ -13756,8 +9697,8 @@
               <w:bottom w:w="100" w:type="dxa"/>
               <w:right w:w="100" w:type="dxa"/>
             </w:tcMar>
+            <w:vAlign w:val="center"/>
             <w:hideMark/>
-            <w:vAlign w:val="center"/>
           </w:tcPr>
           <w:p>
             <w:pPr>
@@ -13790,8 +9731,8 @@
               <w:bottom w:w="100" w:type="dxa"/>
               <w:right w:w="100" w:type="dxa"/>
             </w:tcMar>
+            <w:vAlign w:val="center"/>
             <w:hideMark/>
-            <w:vAlign w:val="center"/>
           </w:tcPr>
           <w:p>
             <w:pPr>
@@ -13808,7 +9749,7 @@
                 <w:szCs w:val="24"/>
                 <w:lang w:eastAsia="en-ID"/>
               </w:rPr>
-              <w:t xml:space="preserve">${sp_name}</w:t>
+              <w:t>${sp_name}</w:t>
             </w:r>
           </w:p>
         </w:tc>
@@ -13828,8 +9769,8 @@
               <w:bottom w:w="100" w:type="dxa"/>
               <w:right w:w="100" w:type="dxa"/>
             </w:tcMar>
+            <w:vAlign w:val="center"/>
             <w:hideMark/>
-            <w:vAlign w:val="center"/>
           </w:tcPr>
           <w:p>
             <w:pPr>
@@ -13861,8 +9802,8 @@
               <w:bottom w:w="100" w:type="dxa"/>
               <w:right w:w="100" w:type="dxa"/>
             </w:tcMar>
+            <w:vAlign w:val="center"/>
             <w:hideMark/>
-            <w:vAlign w:val="center"/>
           </w:tcPr>
           <w:p>
             <w:pPr>
@@ -13895,8 +9836,8 @@
               <w:bottom w:w="100" w:type="dxa"/>
               <w:right w:w="100" w:type="dxa"/>
             </w:tcMar>
+            <w:vAlign w:val="center"/>
             <w:hideMark/>
-            <w:vAlign w:val="center"/>
           </w:tcPr>
           <w:p>
             <w:pPr>
@@ -13915,7 +9856,7 @@
                 <w:szCs w:val="24"/>
                 <w:lang w:eastAsia="en-ID"/>
               </w:rPr>
-              <w:t xml:space="preserve">${sp_type}</w:t>
+              <w:t>${sp_type}</w:t>
             </w:r>
           </w:p>
         </w:tc>
@@ -13935,8 +9876,8 @@
               <w:bottom w:w="100" w:type="dxa"/>
               <w:right w:w="100" w:type="dxa"/>
             </w:tcMar>
+            <w:vAlign w:val="center"/>
             <w:hideMark/>
-            <w:vAlign w:val="center"/>
           </w:tcPr>
           <w:p>
             <w:pPr>
@@ -13968,8 +9909,8 @@
               <w:bottom w:w="100" w:type="dxa"/>
               <w:right w:w="100" w:type="dxa"/>
             </w:tcMar>
+            <w:vAlign w:val="center"/>
             <w:hideMark/>
-            <w:vAlign w:val="center"/>
           </w:tcPr>
           <w:p>
             <w:pPr>
@@ -14002,8 +9943,8 @@
               <w:bottom w:w="100" w:type="dxa"/>
               <w:right w:w="100" w:type="dxa"/>
             </w:tcMar>
+            <w:vAlign w:val="center"/>
             <w:hideMark/>
-            <w:vAlign w:val="center"/>
           </w:tcPr>
           <w:p>
             <w:pPr>
@@ -14021,7 +9962,7 @@
                 <w:szCs w:val="24"/>
                 <w:lang w:eastAsia="en-ID"/>
               </w:rPr>
-              <w:t xml:space="preserve">${sp_imo}</w:t>
+              <w:t>${sp_imo}</w:t>
             </w:r>
           </w:p>
         </w:tc>
@@ -14041,8 +9982,8 @@
               <w:bottom w:w="100" w:type="dxa"/>
               <w:right w:w="100" w:type="dxa"/>
             </w:tcMar>
+            <w:vAlign w:val="center"/>
             <w:hideMark/>
-            <w:vAlign w:val="center"/>
           </w:tcPr>
           <w:p>
             <w:pPr>
@@ -14074,8 +10015,8 @@
               <w:bottom w:w="100" w:type="dxa"/>
               <w:right w:w="100" w:type="dxa"/>
             </w:tcMar>
+            <w:vAlign w:val="center"/>
             <w:hideMark/>
-            <w:vAlign w:val="center"/>
           </w:tcPr>
           <w:p>
             <w:pPr>
@@ -14108,8 +10049,8 @@
               <w:bottom w:w="100" w:type="dxa"/>
               <w:right w:w="100" w:type="dxa"/>
             </w:tcMar>
+            <w:vAlign w:val="center"/>
             <w:hideMark/>
-            <w:vAlign w:val="center"/>
           </w:tcPr>
           <w:p>
             <w:pPr>
@@ -14126,7 +10067,7 @@
                 <w:szCs w:val="24"/>
                 <w:lang w:eastAsia="en-ID"/>
               </w:rPr>
-              <w:t xml:space="preserve">${sp_call_sign}</w:t>
+              <w:t>${sp_call_sign}</w:t>
             </w:r>
           </w:p>
         </w:tc>
@@ -14146,8 +10087,8 @@
               <w:bottom w:w="100" w:type="dxa"/>
               <w:right w:w="100" w:type="dxa"/>
             </w:tcMar>
+            <w:vAlign w:val="center"/>
             <w:hideMark/>
-            <w:vAlign w:val="center"/>
           </w:tcPr>
           <w:p>
             <w:pPr>
@@ -14179,8 +10120,8 @@
               <w:bottom w:w="100" w:type="dxa"/>
               <w:right w:w="100" w:type="dxa"/>
             </w:tcMar>
+            <w:vAlign w:val="center"/>
             <w:hideMark/>
-            <w:vAlign w:val="center"/>
           </w:tcPr>
           <w:p>
             <w:pPr>
@@ -14213,8 +10154,8 @@
               <w:bottom w:w="100" w:type="dxa"/>
               <w:right w:w="100" w:type="dxa"/>
             </w:tcMar>
+            <w:vAlign w:val="center"/>
             <w:hideMark/>
-            <w:vAlign w:val="center"/>
           </w:tcPr>
           <w:p>
             <w:pPr>
@@ -14232,7 +10173,7 @@
                 <w:szCs w:val="24"/>
                 <w:lang w:eastAsia="en-ID"/>
               </w:rPr>
-              <w:t xml:space="preserve">${sp_gt_nt}</w:t>
+              <w:t>${sp_gt_nt}</w:t>
             </w:r>
           </w:p>
         </w:tc>
@@ -14252,8 +10193,8 @@
               <w:bottom w:w="100" w:type="dxa"/>
               <w:right w:w="100" w:type="dxa"/>
             </w:tcMar>
+            <w:vAlign w:val="center"/>
             <w:hideMark/>
-            <w:vAlign w:val="center"/>
           </w:tcPr>
           <w:p>
             <w:pPr>
@@ -14285,8 +10226,8 @@
               <w:bottom w:w="100" w:type="dxa"/>
               <w:right w:w="100" w:type="dxa"/>
             </w:tcMar>
+            <w:vAlign w:val="center"/>
             <w:hideMark/>
-            <w:vAlign w:val="center"/>
           </w:tcPr>
           <w:p>
             <w:pPr>
@@ -14319,8 +10260,8 @@
               <w:bottom w:w="100" w:type="dxa"/>
               <w:right w:w="100" w:type="dxa"/>
             </w:tcMar>
+            <w:vAlign w:val="center"/>
             <w:hideMark/>
-            <w:vAlign w:val="center"/>
           </w:tcPr>
           <w:p>
             <w:pPr>
@@ -14337,7 +10278,7 @@
                 <w:szCs w:val="24"/>
                 <w:lang w:eastAsia="en-ID"/>
               </w:rPr>
-              <w:t xml:space="preserve">${sp_year_built}</w:t>
+              <w:t>${sp_year_built}</w:t>
             </w:r>
           </w:p>
         </w:tc>
@@ -14357,8 +10298,8 @@
               <w:bottom w:w="100" w:type="dxa"/>
               <w:right w:w="100" w:type="dxa"/>
             </w:tcMar>
+            <w:vAlign w:val="center"/>
             <w:hideMark/>
-            <w:vAlign w:val="center"/>
           </w:tcPr>
           <w:p>
             <w:pPr>
@@ -14390,8 +10331,8 @@
               <w:bottom w:w="100" w:type="dxa"/>
               <w:right w:w="100" w:type="dxa"/>
             </w:tcMar>
+            <w:vAlign w:val="center"/>
             <w:hideMark/>
-            <w:vAlign w:val="center"/>
           </w:tcPr>
           <w:p>
             <w:pPr>
@@ -14424,8 +10365,8 @@
               <w:bottom w:w="100" w:type="dxa"/>
               <w:right w:w="100" w:type="dxa"/>
             </w:tcMar>
+            <w:vAlign w:val="center"/>
             <w:hideMark/>
-            <w:vAlign w:val="center"/>
           </w:tcPr>
           <w:p>
             <w:pPr>
@@ -14442,7 +10383,7 @@
                 <w:szCs w:val="24"/>
                 <w:lang w:val="sv-SE" w:eastAsia="en-ID"/>
               </w:rPr>
-              <w:t xml:space="preserve">${sp_builder}</w:t>
+              <w:t>${sp_builder}</w:t>
             </w:r>
           </w:p>
         </w:tc>
@@ -14462,8 +10403,8 @@
               <w:bottom w:w="100" w:type="dxa"/>
               <w:right w:w="100" w:type="dxa"/>
             </w:tcMar>
+            <w:vAlign w:val="center"/>
             <w:hideMark/>
-            <w:vAlign w:val="center"/>
           </w:tcPr>
           <w:p>
             <w:pPr>
@@ -14495,8 +10436,8 @@
               <w:bottom w:w="100" w:type="dxa"/>
               <w:right w:w="100" w:type="dxa"/>
             </w:tcMar>
+            <w:vAlign w:val="center"/>
             <w:hideMark/>
-            <w:vAlign w:val="center"/>
           </w:tcPr>
           <w:p>
             <w:pPr>
@@ -14529,8 +10470,8 @@
               <w:bottom w:w="100" w:type="dxa"/>
               <w:right w:w="100" w:type="dxa"/>
             </w:tcMar>
+            <w:vAlign w:val="center"/>
             <w:hideMark/>
-            <w:vAlign w:val="center"/>
           </w:tcPr>
           <w:p>
             <w:pPr>
@@ -14548,7 +10489,7 @@
                 <w:szCs w:val="24"/>
                 <w:lang w:eastAsia="en-ID"/>
               </w:rPr>
-              <w:t xml:space="preserve">${sp_port_registry}</w:t>
+              <w:t>${sp_port_registry}</w:t>
             </w:r>
           </w:p>
         </w:tc>
@@ -14568,8 +10509,8 @@
               <w:bottom w:w="100" w:type="dxa"/>
               <w:right w:w="100" w:type="dxa"/>
             </w:tcMar>
+            <w:vAlign w:val="center"/>
             <w:hideMark/>
-            <w:vAlign w:val="center"/>
           </w:tcPr>
           <w:p>
             <w:pPr>
@@ -14601,8 +10542,8 @@
               <w:bottom w:w="100" w:type="dxa"/>
               <w:right w:w="100" w:type="dxa"/>
             </w:tcMar>
+            <w:vAlign w:val="center"/>
             <w:hideMark/>
-            <w:vAlign w:val="center"/>
           </w:tcPr>
           <w:p>
             <w:pPr>
@@ -14635,8 +10576,8 @@
               <w:bottom w:w="100" w:type="dxa"/>
               <w:right w:w="100" w:type="dxa"/>
             </w:tcMar>
+            <w:vAlign w:val="center"/>
             <w:hideMark/>
-            <w:vAlign w:val="center"/>
           </w:tcPr>
           <w:p>
             <w:pPr>
@@ -14654,7 +10595,7 @@
                 <w:szCs w:val="24"/>
                 <w:lang w:eastAsia="en-ID"/>
               </w:rPr>
-              <w:t xml:space="preserve">${sp_hull_material}</w:t>
+              <w:t>${sp_hull_material}</w:t>
             </w:r>
           </w:p>
         </w:tc>
@@ -14674,8 +10615,8 @@
               <w:bottom w:w="100" w:type="dxa"/>
               <w:right w:w="100" w:type="dxa"/>
             </w:tcMar>
+            <w:vAlign w:val="center"/>
             <w:hideMark/>
-            <w:vAlign w:val="center"/>
           </w:tcPr>
           <w:p>
             <w:pPr>
@@ -14727,8 +10668,8 @@
               <w:bottom w:w="100" w:type="dxa"/>
               <w:right w:w="100" w:type="dxa"/>
             </w:tcMar>
+            <w:vAlign w:val="center"/>
             <w:hideMark/>
-            <w:vAlign w:val="center"/>
           </w:tcPr>
           <w:p>
             <w:pPr>
@@ -14760,8 +10701,8 @@
               <w:bottom w:w="100" w:type="dxa"/>
               <w:right w:w="100" w:type="dxa"/>
             </w:tcMar>
+            <w:vAlign w:val="center"/>
             <w:hideMark/>
-            <w:vAlign w:val="center"/>
           </w:tcPr>
           <w:p>
             <w:pPr>
@@ -14779,7 +10720,7 @@
                 <w:szCs w:val="24"/>
                 <w:lang w:eastAsia="en-ID"/>
               </w:rPr>
-              <w:t xml:space="preserve">${sp_loa}</w:t>
+              <w:t>${sp_loa}</w:t>
             </w:r>
           </w:p>
         </w:tc>
@@ -14792,8 +10733,8 @@
               <w:bottom w:w="100" w:type="dxa"/>
               <w:right w:w="100" w:type="dxa"/>
             </w:tcMar>
+            <w:vAlign w:val="center"/>
             <w:hideMark/>
-            <w:vAlign w:val="center"/>
           </w:tcPr>
           <w:p>
             <w:pPr>
@@ -14832,8 +10773,8 @@
               <w:bottom w:w="100" w:type="dxa"/>
               <w:right w:w="100" w:type="dxa"/>
             </w:tcMar>
+            <w:vAlign w:val="center"/>
             <w:hideMark/>
-            <w:vAlign w:val="center"/>
           </w:tcPr>
           <w:p>
             <w:pPr>
@@ -14876,8 +10817,8 @@
               <w:bottom w:w="100" w:type="dxa"/>
               <w:right w:w="100" w:type="dxa"/>
             </w:tcMar>
+            <w:vAlign w:val="center"/>
             <w:hideMark/>
-            <w:vAlign w:val="center"/>
           </w:tcPr>
           <w:p>
             <w:pPr>
@@ -14909,8 +10850,8 @@
               <w:bottom w:w="100" w:type="dxa"/>
               <w:right w:w="100" w:type="dxa"/>
             </w:tcMar>
+            <w:vAlign w:val="center"/>
             <w:hideMark/>
-            <w:vAlign w:val="center"/>
           </w:tcPr>
           <w:p>
             <w:pPr>
@@ -14928,7 +10869,7 @@
                 <w:szCs w:val="24"/>
                 <w:lang w:eastAsia="en-ID"/>
               </w:rPr>
-              <w:t xml:space="preserve">${sp_lpp}</w:t>
+              <w:t>${sp_lpp}</w:t>
             </w:r>
           </w:p>
         </w:tc>
@@ -14941,8 +10882,8 @@
               <w:bottom w:w="100" w:type="dxa"/>
               <w:right w:w="100" w:type="dxa"/>
             </w:tcMar>
+            <w:vAlign w:val="center"/>
             <w:hideMark/>
-            <w:vAlign w:val="center"/>
           </w:tcPr>
           <w:p>
             <w:pPr>
@@ -14981,8 +10922,8 @@
               <w:bottom w:w="100" w:type="dxa"/>
               <w:right w:w="100" w:type="dxa"/>
             </w:tcMar>
+            <w:vAlign w:val="center"/>
             <w:hideMark/>
-            <w:vAlign w:val="center"/>
           </w:tcPr>
           <w:p>
             <w:pPr>
@@ -15014,8 +10955,8 @@
               <w:bottom w:w="100" w:type="dxa"/>
               <w:right w:w="100" w:type="dxa"/>
             </w:tcMar>
+            <w:vAlign w:val="center"/>
             <w:hideMark/>
-            <w:vAlign w:val="center"/>
           </w:tcPr>
           <w:p>
             <w:pPr>
@@ -15047,8 +10988,8 @@
               <w:bottom w:w="100" w:type="dxa"/>
               <w:right w:w="100" w:type="dxa"/>
             </w:tcMar>
+            <w:vAlign w:val="center"/>
             <w:hideMark/>
-            <w:vAlign w:val="center"/>
           </w:tcPr>
           <w:p>
             <w:pPr>
@@ -15066,7 +11007,7 @@
                 <w:szCs w:val="24"/>
                 <w:lang w:eastAsia="en-ID"/>
               </w:rPr>
-              <w:t xml:space="preserve">${sp_breadth}</w:t>
+              <w:t>${sp_breadth}</w:t>
             </w:r>
           </w:p>
         </w:tc>
@@ -15079,8 +11020,8 @@
               <w:bottom w:w="100" w:type="dxa"/>
               <w:right w:w="100" w:type="dxa"/>
             </w:tcMar>
+            <w:vAlign w:val="center"/>
             <w:hideMark/>
-            <w:vAlign w:val="center"/>
           </w:tcPr>
           <w:p>
             <w:pPr>
@@ -15119,8 +11060,8 @@
               <w:bottom w:w="100" w:type="dxa"/>
               <w:right w:w="100" w:type="dxa"/>
             </w:tcMar>
+            <w:vAlign w:val="center"/>
             <w:hideMark/>
-            <w:vAlign w:val="center"/>
           </w:tcPr>
           <w:p>
             <w:pPr>
@@ -15152,8 +11093,8 @@
               <w:bottom w:w="100" w:type="dxa"/>
               <w:right w:w="100" w:type="dxa"/>
             </w:tcMar>
+            <w:vAlign w:val="center"/>
             <w:hideMark/>
-            <w:vAlign w:val="center"/>
           </w:tcPr>
           <w:p>
             <w:pPr>
@@ -15185,8 +11126,8 @@
               <w:bottom w:w="100" w:type="dxa"/>
               <w:right w:w="100" w:type="dxa"/>
             </w:tcMar>
+            <w:vAlign w:val="center"/>
             <w:hideMark/>
-            <w:vAlign w:val="center"/>
           </w:tcPr>
           <w:p>
             <w:pPr>
@@ -15204,7 +11145,7 @@
                 <w:szCs w:val="24"/>
                 <w:lang w:eastAsia="en-ID"/>
               </w:rPr>
-              <w:t xml:space="preserve">${sp_depth}</w:t>
+              <w:t>${sp_depth}</w:t>
             </w:r>
           </w:p>
         </w:tc>
@@ -15217,8 +11158,8 @@
               <w:bottom w:w="100" w:type="dxa"/>
               <w:right w:w="100" w:type="dxa"/>
             </w:tcMar>
+            <w:vAlign w:val="center"/>
             <w:hideMark/>
-            <w:vAlign w:val="center"/>
           </w:tcPr>
           <w:p>
             <w:pPr>
@@ -15342,7 +11283,7 @@
                 <w:szCs w:val="24"/>
                 <w:lang w:eastAsia="en-ID"/>
               </w:rPr>
-              <w:t xml:space="preserve">${sp_draft}</w:t>
+              <w:t>${sp_draft}</w:t>
             </w:r>
           </w:p>
         </w:tc>
@@ -15395,8 +11336,8 @@
               <w:bottom w:w="100" w:type="dxa"/>
               <w:right w:w="100" w:type="dxa"/>
             </w:tcMar>
+            <w:vAlign w:val="center"/>
             <w:hideMark/>
-            <w:vAlign w:val="center"/>
           </w:tcPr>
           <w:p>
             <w:pPr>
@@ -15428,8 +11369,8 @@
               <w:bottom w:w="100" w:type="dxa"/>
               <w:right w:w="100" w:type="dxa"/>
             </w:tcMar>
+            <w:vAlign w:val="center"/>
             <w:hideMark/>
-            <w:vAlign w:val="center"/>
           </w:tcPr>
           <w:p>
             <w:pPr>
@@ -15461,8 +11402,8 @@
               <w:bottom w:w="100" w:type="dxa"/>
               <w:right w:w="100" w:type="dxa"/>
             </w:tcMar>
+            <w:vAlign w:val="center"/>
             <w:hideMark/>
-            <w:vAlign w:val="center"/>
           </w:tcPr>
           <w:p>
             <w:pPr>
@@ -15480,7 +11421,7 @@
                 <w:szCs w:val="24"/>
                 <w:lang w:eastAsia="en-ID"/>
               </w:rPr>
-              <w:t xml:space="preserve">${sp_dwt}</w:t>
+              <w:t>${sp_dwt}</w:t>
             </w:r>
           </w:p>
         </w:tc>
@@ -15493,8 +11434,8 @@
               <w:bottom w:w="100" w:type="dxa"/>
               <w:right w:w="100" w:type="dxa"/>
             </w:tcMar>
+            <w:vAlign w:val="center"/>
             <w:hideMark/>
-            <w:vAlign w:val="center"/>
           </w:tcPr>
           <w:p>
             <w:pPr>
@@ -15611,7 +11552,7 @@
                 <w:szCs w:val="24"/>
                 <w:lang w:eastAsia="en-ID"/>
               </w:rPr>
-              <w:t xml:space="preserve">${sp_class}</w:t>
+              <w:t>${sp_class}</w:t>
             </w:r>
           </w:p>
         </w:tc>
@@ -15629,8 +11570,8 @@
               <w:bottom w:w="100" w:type="dxa"/>
               <w:right w:w="100" w:type="dxa"/>
             </w:tcMar>
+            <w:vAlign w:val="center"/>
             <w:hideMark/>
-            <w:vAlign w:val="center"/>
           </w:tcPr>
           <w:p>
             <w:pPr>
@@ -15662,8 +11603,8 @@
               <w:bottom w:w="100" w:type="dxa"/>
               <w:right w:w="100" w:type="dxa"/>
             </w:tcMar>
+            <w:vAlign w:val="center"/>
             <w:hideMark/>
-            <w:vAlign w:val="center"/>
           </w:tcPr>
           <w:p>
             <w:pPr>
@@ -15696,8 +11637,8 @@
               <w:bottom w:w="100" w:type="dxa"/>
               <w:right w:w="100" w:type="dxa"/>
             </w:tcMar>
+            <w:vAlign w:val="center"/>
             <w:hideMark/>
-            <w:vAlign w:val="center"/>
           </w:tcPr>
           <w:p>
             <w:pPr>
@@ -15712,7 +11653,7 @@
               <w:rPr>
                 <w:noProof/>
               </w:rPr>
-              <w:t xml:space="preserve">${sp_class_notations}</w:t>
+              <w:t>${sp_class_notations}</w:t>
             </w:r>
           </w:p>
         </w:tc>
@@ -15832,7 +11773,7 @@
                 <w:szCs w:val="24"/>
                 <w:lang w:eastAsia="en-ID"/>
               </w:rPr>
-              <w:t xml:space="preserve">${sp_main_engine}</w:t>
+              <w:t>${sp_main_engine}</w:t>
             </w:r>
           </w:p>
         </w:tc>
@@ -15868,8 +11809,8 @@
               <w:bottom w:w="100" w:type="dxa"/>
               <w:right w:w="100" w:type="dxa"/>
             </w:tcMar>
+            <w:vAlign w:val="center"/>
             <w:hideMark/>
-            <w:vAlign w:val="center"/>
           </w:tcPr>
           <w:p>
             <w:pPr>
@@ -15921,8 +11862,8 @@
               <w:bottom w:w="100" w:type="dxa"/>
               <w:right w:w="100" w:type="dxa"/>
             </w:tcMar>
+            <w:vAlign w:val="center"/>
             <w:hideMark/>
-            <w:vAlign w:val="center"/>
           </w:tcPr>
           <w:p>
             <w:pPr>
@@ -15955,8 +11896,8 @@
               <w:bottom w:w="100" w:type="dxa"/>
               <w:right w:w="100" w:type="dxa"/>
             </w:tcMar>
+            <w:vAlign w:val="center"/>
             <w:hideMark/>
-            <w:vAlign w:val="center"/>
           </w:tcPr>
           <w:p>
             <w:pPr>
@@ -15974,7 +11915,7 @@
                 <w:szCs w:val="24"/>
                 <w:lang w:eastAsia="en-ID"/>
               </w:rPr>
-              <w:t xml:space="preserve">${sp_me_power}</w:t>
+              <w:t>${sp_me_power}</w:t>
             </w:r>
           </w:p>
         </w:tc>
@@ -15994,8 +11935,8 @@
               <w:bottom w:w="100" w:type="dxa"/>
               <w:right w:w="100" w:type="dxa"/>
             </w:tcMar>
+            <w:vAlign w:val="center"/>
             <w:hideMark/>
-            <w:vAlign w:val="center"/>
           </w:tcPr>
           <w:p>
             <w:pPr>
@@ -16027,8 +11968,8 @@
               <w:bottom w:w="100" w:type="dxa"/>
               <w:right w:w="100" w:type="dxa"/>
             </w:tcMar>
+            <w:vAlign w:val="center"/>
             <w:hideMark/>
-            <w:vAlign w:val="center"/>
           </w:tcPr>
           <w:p>
             <w:pPr>
@@ -16061,8 +12002,8 @@
               <w:bottom w:w="100" w:type="dxa"/>
               <w:right w:w="100" w:type="dxa"/>
             </w:tcMar>
+            <w:vAlign w:val="center"/>
             <w:hideMark/>
-            <w:vAlign w:val="center"/>
           </w:tcPr>
           <w:p>
             <w:pPr>
@@ -16079,7 +12020,7 @@
                 <w:szCs w:val="24"/>
                 <w:lang w:eastAsia="en-ID"/>
               </w:rPr>
-              <w:t xml:space="preserve">${sp_aux_engine}</w:t>
+              <w:t>${sp_aux_engine}</w:t>
             </w:r>
           </w:p>
         </w:tc>
@@ -16099,8 +12040,8 @@
               <w:bottom w:w="100" w:type="dxa"/>
               <w:right w:w="100" w:type="dxa"/>
             </w:tcMar>
+            <w:vAlign w:val="center"/>
             <w:hideMark/>
-            <w:vAlign w:val="center"/>
           </w:tcPr>
           <w:p>
             <w:pPr>
@@ -16133,8 +12074,8 @@
               <w:bottom w:w="100" w:type="dxa"/>
               <w:right w:w="100" w:type="dxa"/>
             </w:tcMar>
+            <w:vAlign w:val="center"/>
             <w:hideMark/>
-            <w:vAlign w:val="center"/>
           </w:tcPr>
           <w:p>
             <w:pPr>
@@ -16167,8 +12108,8 @@
               <w:bottom w:w="100" w:type="dxa"/>
               <w:right w:w="100" w:type="dxa"/>
             </w:tcMar>
+            <w:vAlign w:val="center"/>
             <w:hideMark/>
-            <w:vAlign w:val="center"/>
           </w:tcPr>
           <w:p>
             <w:pPr>
@@ -16185,7 +12126,7 @@
                 <w:szCs w:val="24"/>
                 <w:lang w:eastAsia="en-ID"/>
               </w:rPr>
-              <w:t xml:space="preserve">${sp_aux_power}</w:t>
+              <w:t>${sp_aux_power}</w:t>
             </w:r>
           </w:p>
         </w:tc>
@@ -16201,8 +12142,8 @@
         <w:spacing w:before="360"/>
         <w:ind w:left="426" w:hanging="426"/>
       </w:pPr>
-      <w:bookmarkStart w:id="15" w:name="_Toc237003287"/>
-      <w:bookmarkEnd w:id="14"/>
+      <w:bookmarkStart w:id="13" w:name="_Toc243393584"/>
+      <w:bookmarkEnd w:id="12"/>
       <w:r>
         <w:t xml:space="preserve">STATUS </w:t>
       </w:r>
@@ -16212,7 +12153,7 @@
       <w:r>
         <w:t>SS</w:t>
       </w:r>
-      <w:bookmarkEnd w:id="15"/>
+      <w:bookmarkEnd w:id="13"/>
     </w:p>
     <w:p>
       <w:pPr>
@@ -16224,7 +12165,7 @@
           <w:szCs w:val="20"/>
         </w:rPr>
       </w:pPr>
-      <w:bookmarkStart w:id="16" w:name="_Toc189483843"/>
+      <w:bookmarkStart w:id="14" w:name="_Toc189483843"/>
       <w:r>
         <w:rPr>
           <w:i w:val="0"/>
@@ -16269,7 +12210,7 @@
           <w:sz w:val="20"/>
           <w:szCs w:val="20"/>
         </w:rPr>
-        <w:t>2</w:t>
+        <w:t>1</w:t>
       </w:r>
       <w:r>
         <w:rPr>
@@ -16298,11 +12239,11 @@
         </w:rPr>
         <w:t>Status Class</w:t>
       </w:r>
-      <w:bookmarkEnd w:id="16"/>
+      <w:bookmarkEnd w:id="14"/>
     </w:p>
     <w:p>
       <w:r>
-        <w:t xml:space="preserve">${status_class_table}</w:t>
+        <w:t>${status_class_table}</w:t>
       </w:r>
     </w:p>
     <w:p/>
@@ -16316,11 +12257,11 @@
         <w:spacing w:before="360"/>
         <w:ind w:left="426" w:hanging="426"/>
       </w:pPr>
-      <w:bookmarkStart w:id="17" w:name="_Toc237003288"/>
+      <w:bookmarkStart w:id="15" w:name="_Toc243393585"/>
       <w:r>
         <w:t>CLASS MEMORANDA</w:t>
       </w:r>
-      <w:bookmarkEnd w:id="17"/>
+      <w:bookmarkEnd w:id="15"/>
     </w:p>
     <w:tbl>
       <w:tblPr>
@@ -16368,11 +12309,10 @@
         <w:tc>
           <w:tcPr>
             <w:tcW w:w="9583" w:type="dxa"/>
-            <w:vAlign w:val="top"/>
           </w:tcPr>
           <w:p>
             <w:r>
-              <w:t xml:space="preserve">${memoranda}</w:t>
+              <w:t>${memoranda}</w:t>
             </w:r>
           </w:p>
         </w:tc>
@@ -16410,7 +12350,7 @@
           <w:lang w:val="fi-FI"/>
         </w:rPr>
       </w:pPr>
-      <w:bookmarkStart w:id="18" w:name="_Toc237003289"/>
+      <w:bookmarkStart w:id="16" w:name="_Toc243393586"/>
       <w:r>
         <w:rPr>
           <w:lang w:val="fi-FI"/>
@@ -16436,11 +12376,11 @@
         </w:rPr>
         <w:t xml:space="preserve"> KAPAL</w:t>
       </w:r>
-      <w:bookmarkEnd w:id="18"/>
+      <w:bookmarkEnd w:id="16"/>
     </w:p>
     <w:p>
       <w:r>
-        <w:t xml:space="preserve">${bab3}</w:t>
+        <w:t>${bab3}</w:t>
       </w:r>
     </w:p>
     <w:p>
@@ -16451,7 +12391,7 @@
           <w:i/>
         </w:rPr>
       </w:pPr>
-      <w:bookmarkStart w:id="27" w:name="_Toc237003297"/>
+      <w:bookmarkStart w:id="17" w:name="_Toc243393587"/>
       <w:r>
         <w:rPr>
           <w:lang w:val="sv-SE"/>
@@ -16474,11 +12414,11 @@
       <w:r>
         <w:t xml:space="preserve"> SARAN</w:t>
       </w:r>
-      <w:bookmarkEnd w:id="27"/>
+      <w:bookmarkEnd w:id="17"/>
     </w:p>
     <w:p>
       <w:r>
-        <w:t xml:space="preserve">${bab4}</w:t>
+        <w:t>${bab4}</w:t>
       </w:r>
     </w:p>
     <w:p>
@@ -16486,12 +12426,12 @@
         <w:pStyle w:val="Heading1"/>
         <w:pageBreakBefore/>
       </w:pPr>
-      <w:bookmarkStart w:id="39" w:name="_Toc237003298"/>
+      <w:bookmarkStart w:id="18" w:name="_Toc243393588"/>
       <w:r>
         <w:lastRenderedPageBreak/>
         <w:t>LAMPIRAN</w:t>
       </w:r>
-      <w:bookmarkEnd w:id="39"/>
+      <w:bookmarkEnd w:id="18"/>
     </w:p>
     <w:p>
       <w:pPr>
@@ -16608,7 +12548,7 @@
 </file>
 
 <file path=word/endnotes.xml><?xml version="1.0" encoding="utf-8"?>
-<w:endnotes xmlns:wpc="http://schemas.microsoft.com/office/word/2010/wordprocessingCanvas" xmlns:cx="http://schemas.microsoft.com/office/drawing/2014/chartex" xmlns:cx1="http://schemas.microsoft.com/office/drawing/2015/9/8/chartex" xmlns:cx2="http://schemas.microsoft.com/office/drawing/2015/10/21/chartex" xmlns:cx3="http://schemas.microsoft.com/office/drawing/2016/5/9/chartex" xmlns:cx4="http://schemas.microsoft.com/office/drawing/2016/5/10/chartex" xmlns:cx5="http://schemas.microsoft.com/office/drawing/2016/5/11/chartex" xmlns:cx6="http://schemas.microsoft.com/office/drawing/2016/5/12/chartex" xmlns:cx7="http://schemas.microsoft.com/office/drawing/2016/5/13/chartex" xmlns:cx8="http://schemas.microsoft.com/office/drawing/2016/5/14/chartex" xmlns:mc="http://schemas.openxmlformats.org/markup-compatibility/2006" xmlns:aink="http://schemas.microsoft.com/office/drawing/2016/ink" xmlns:am3d="http://schemas.microsoft.com/office/drawing/2017/model3d" xmlns:o="urn:schemas-microsoft-com:office:office" xmlns:oel="http://schemas.microsoft.com/office/2019/extlst" xmlns:r="http://schemas.openxmlformats.org/officeDocument/2006/relationships" xmlns:m="http://schemas.openxmlformats.org/officeDocument/2006/math" xmlns:v="urn:schemas-microsoft-com:vml" xmlns:wp14="http://schemas.microsoft.com/office/word/2010/wordprocessingDrawing" xmlns:wp="http://schemas.openxmlformats.org/drawingml/2006/wordprocessingDrawing" xmlns:w10="urn:schemas-microsoft-com:office:word" xmlns:w="http://schemas.openxmlformats.org/wordprocessingml/2006/main" xmlns:w14="http://schemas.microsoft.com/office/word/2010/wordml" xmlns:w15="http://schemas.microsoft.com/office/word/2012/wordml" xmlns:w16cei="http://schemas.microsoft.com/office/word/2026/wordml/cei" xmlns:w16cex="http://schemas.microsoft.com/office/word/2018/wordml/cex" xmlns:w16cid="http://schemas.microsoft.com/office/word/2016/wordml/cid" xmlns:w16="http://schemas.microsoft.com/office/word/2018/wordml" xmlns:w16du="http://schemas.microsoft.com/office/word/2023/wordml/word16du" xmlns:w16sdtdh="http://schemas.microsoft.com/office/word/2020/wordml/sdtdatahash" xmlns:w16sdtfl="http://schemas.microsoft.com/office/word/2024/wordml/sdtformatlock" xmlns:w16se="http://schemas.microsoft.com/office/word/2015/wordml/symex" xmlns:wpg="http://schemas.microsoft.com/office/word/2010/wordprocessingGroup" xmlns:wpi="http://schemas.microsoft.com/office/word/2010/wordprocessingInk" xmlns:wne="http://schemas.microsoft.com/office/word/2006/wordml" xmlns:wps="http://schemas.microsoft.com/office/word/2010/wordprocessingShape" mc:Ignorable="w14 w15 w16se w16cid w16 w16cex w16sdtdh w16sdtfl w16du wp14">
+<w:endnotes xmlns:wpc="http://schemas.microsoft.com/office/word/2010/wordprocessingCanvas" xmlns:cx="http://schemas.microsoft.com/office/drawing/2014/chartex" xmlns:cx1="http://schemas.microsoft.com/office/drawing/2015/9/8/chartex" xmlns:cx2="http://schemas.microsoft.com/office/drawing/2015/10/21/chartex" xmlns:cx3="http://schemas.microsoft.com/office/drawing/2016/5/9/chartex" xmlns:cx4="http://schemas.microsoft.com/office/drawing/2016/5/10/chartex" xmlns:cx5="http://schemas.microsoft.com/office/drawing/2016/5/11/chartex" xmlns:cx6="http://schemas.microsoft.com/office/drawing/2016/5/12/chartex" xmlns:cx7="http://schemas.microsoft.com/office/drawing/2016/5/13/chartex" xmlns:cx8="http://schemas.microsoft.com/office/drawing/2016/5/14/chartex" xmlns:mc="http://schemas.openxmlformats.org/markup-compatibility/2006" xmlns:aink="http://schemas.microsoft.com/office/drawing/2016/ink" xmlns:am3d="http://schemas.microsoft.com/office/drawing/2017/model3d" xmlns:o="urn:schemas-microsoft-com:office:office" xmlns:oel="http://schemas.microsoft.com/office/2019/extlst" xmlns:r="http://schemas.openxmlformats.org/officeDocument/2006/relationships" xmlns:m="http://schemas.openxmlformats.org/officeDocument/2006/math" xmlns:v="urn:schemas-microsoft-com:vml" xmlns:wp14="http://schemas.microsoft.com/office/word/2010/wordprocessingDrawing" xmlns:wp="http://schemas.openxmlformats.org/drawingml/2006/wordprocessingDrawing" xmlns:w10="urn:schemas-microsoft-com:office:word" xmlns:w="http://schemas.openxmlformats.org/wordprocessingml/2006/main" xmlns:w14="http://schemas.microsoft.com/office/word/2010/wordml" xmlns:w15="http://schemas.microsoft.com/office/word/2012/wordml" xmlns:w16cex="http://schemas.microsoft.com/office/word/2018/wordml/cex" xmlns:w16cid="http://schemas.microsoft.com/office/word/2016/wordml/cid" xmlns:w16="http://schemas.microsoft.com/office/word/2018/wordml" xmlns:w16du="http://schemas.microsoft.com/office/word/2023/wordml/word16du" xmlns:w16sdtdh="http://schemas.microsoft.com/office/word/2020/wordml/sdtdatahash" xmlns:w16sdtfl="http://schemas.microsoft.com/office/word/2024/wordml/sdtformatlock" xmlns:w16se="http://schemas.microsoft.com/office/word/2015/wordml/symex" xmlns:wpg="http://schemas.microsoft.com/office/word/2010/wordprocessingGroup" xmlns:wpi="http://schemas.microsoft.com/office/word/2010/wordprocessingInk" xmlns:wne="http://schemas.microsoft.com/office/word/2006/wordml" xmlns:wps="http://schemas.microsoft.com/office/word/2010/wordprocessingShape" mc:Ignorable="w14 w15 w16se w16cid w16 w16cex w16sdtdh w16sdtfl w16du wp14">
   <w:endnote w:type="separator" w:id="-1">
     <w:p>
       <w:pPr>
@@ -16633,7 +12573,37 @@
 </file>
 
 <file path=word/footer1.xml><?xml version="1.0" encoding="utf-8"?>
-<w:ftr xmlns:wpc="http://schemas.microsoft.com/office/word/2010/wordprocessingCanvas" xmlns:cx="http://schemas.microsoft.com/office/drawing/2014/chartex" xmlns:cx1="http://schemas.microsoft.com/office/drawing/2015/9/8/chartex" xmlns:cx2="http://schemas.microsoft.com/office/drawing/2015/10/21/chartex" xmlns:cx3="http://schemas.microsoft.com/office/drawing/2016/5/9/chartex" xmlns:cx4="http://schemas.microsoft.com/office/drawing/2016/5/10/chartex" xmlns:cx5="http://schemas.microsoft.com/office/drawing/2016/5/11/chartex" xmlns:cx6="http://schemas.microsoft.com/office/drawing/2016/5/12/chartex" xmlns:cx7="http://schemas.microsoft.com/office/drawing/2016/5/13/chartex" xmlns:cx8="http://schemas.microsoft.com/office/drawing/2016/5/14/chartex" xmlns:mc="http://schemas.openxmlformats.org/markup-compatibility/2006" xmlns:aink="http://schemas.microsoft.com/office/drawing/2016/ink" xmlns:am3d="http://schemas.microsoft.com/office/drawing/2017/model3d" xmlns:o="urn:schemas-microsoft-com:office:office" xmlns:oel="http://schemas.microsoft.com/office/2019/extlst" xmlns:r="http://schemas.openxmlformats.org/officeDocument/2006/relationships" xmlns:m="http://schemas.openxmlformats.org/officeDocument/2006/math" xmlns:v="urn:schemas-microsoft-com:vml" xmlns:wp14="http://schemas.microsoft.com/office/word/2010/wordprocessingDrawing" xmlns:wp="http://schemas.openxmlformats.org/drawingml/2006/wordprocessingDrawing" xmlns:w10="urn:schemas-microsoft-com:office:word" xmlns:w="http://schemas.openxmlformats.org/wordprocessingml/2006/main" xmlns:w14="http://schemas.microsoft.com/office/word/2010/wordml" xmlns:w15="http://schemas.microsoft.com/office/word/2012/wordml" xmlns:w16cei="http://schemas.microsoft.com/office/word/2026/wordml/cei" xmlns:w16cex="http://schemas.microsoft.com/office/word/2018/wordml/cex" xmlns:w16cid="http://schemas.microsoft.com/office/word/2016/wordml/cid" xmlns:w16="http://schemas.microsoft.com/office/word/2018/wordml" xmlns:w16du="http://schemas.microsoft.com/office/word/2023/wordml/word16du" xmlns:w16sdtdh="http://schemas.microsoft.com/office/word/2020/wordml/sdtdatahash" xmlns:w16sdtfl="http://schemas.microsoft.com/office/word/2024/wordml/sdtformatlock" xmlns:w16se="http://schemas.microsoft.com/office/word/2015/wordml/symex" xmlns:wpg="http://schemas.microsoft.com/office/word/2010/wordprocessingGroup" xmlns:wpi="http://schemas.microsoft.com/office/word/2010/wordprocessingInk" xmlns:wne="http://schemas.microsoft.com/office/word/2006/wordml" xmlns:wps="http://schemas.microsoft.com/office/word/2010/wordprocessingShape" mc:Ignorable="w14 w15 w16se w16cid w16 w16cex w16sdtdh w16sdtfl w16du wp14">
+<w:ftr xmlns:wpc="http://schemas.microsoft.com/office/word/2010/wordprocessingCanvas" xmlns:cx="http://schemas.microsoft.com/office/drawing/2014/chartex" xmlns:cx1="http://schemas.microsoft.com/office/drawing/2015/9/8/chartex" xmlns:cx2="http://schemas.microsoft.com/office/drawing/2015/10/21/chartex" xmlns:cx3="http://schemas.microsoft.com/office/drawing/2016/5/9/chartex" xmlns:cx4="http://schemas.microsoft.com/office/drawing/2016/5/10/chartex" xmlns:cx5="http://schemas.microsoft.com/office/drawing/2016/5/11/chartex" xmlns:cx6="http://schemas.microsoft.com/office/drawing/2016/5/12/chartex" xmlns:cx7="http://schemas.microsoft.com/office/drawing/2016/5/13/chartex" xmlns:cx8="http://schemas.microsoft.com/office/drawing/2016/5/14/chartex" xmlns:mc="http://schemas.openxmlformats.org/markup-compatibility/2006" xmlns:aink="http://schemas.microsoft.com/office/drawing/2016/ink" xmlns:am3d="http://schemas.microsoft.com/office/drawing/2017/model3d" xmlns:o="urn:schemas-microsoft-com:office:office" xmlns:oel="http://schemas.microsoft.com/office/2019/extlst" xmlns:r="http://schemas.openxmlformats.org/officeDocument/2006/relationships" xmlns:m="http://schemas.openxmlformats.org/officeDocument/2006/math" xmlns:v="urn:schemas-microsoft-com:vml" xmlns:wp14="http://schemas.microsoft.com/office/word/2010/wordprocessingDrawing" xmlns:wp="http://schemas.openxmlformats.org/drawingml/2006/wordprocessingDrawing" xmlns:w10="urn:schemas-microsoft-com:office:word" xmlns:w="http://schemas.openxmlformats.org/wordprocessingml/2006/main" xmlns:w14="http://schemas.microsoft.com/office/word/2010/wordml" xmlns:w15="http://schemas.microsoft.com/office/word/2012/wordml" xmlns:w16cex="http://schemas.microsoft.com/office/word/2018/wordml/cex" xmlns:w16cid="http://schemas.microsoft.com/office/word/2016/wordml/cid" xmlns:w16="http://schemas.microsoft.com/office/word/2018/wordml" xmlns:w16du="http://schemas.microsoft.com/office/word/2023/wordml/word16du" xmlns:w16sdtdh="http://schemas.microsoft.com/office/word/2020/wordml/sdtdatahash" xmlns:w16sdtfl="http://schemas.microsoft.com/office/word/2024/wordml/sdtformatlock" xmlns:w16se="http://schemas.microsoft.com/office/word/2015/wordml/symex" xmlns:wpg="http://schemas.microsoft.com/office/word/2010/wordprocessingGroup" xmlns:wpi="http://schemas.microsoft.com/office/word/2010/wordprocessingInk" xmlns:wne="http://schemas.microsoft.com/office/word/2006/wordml" xmlns:wps="http://schemas.microsoft.com/office/word/2010/wordprocessingShape" mc:Ignorable="w14 w15 w16se w16cid w16 w16cex w16sdtdh w16sdtfl w16du wp14">
+  <w:p>
+    <w:pPr>
+      <w:pStyle w:val="Footer"/>
+    </w:pPr>
+  </w:p>
+</w:ftr>
+</file>
+
+<file path=word/footer2.xml><?xml version="1.0" encoding="utf-8"?>
+<w:ftr xmlns:wpc="http://schemas.microsoft.com/office/word/2010/wordprocessingCanvas" xmlns:cx="http://schemas.microsoft.com/office/drawing/2014/chartex" xmlns:cx1="http://schemas.microsoft.com/office/drawing/2015/9/8/chartex" xmlns:cx2="http://schemas.microsoft.com/office/drawing/2015/10/21/chartex" xmlns:cx3="http://schemas.microsoft.com/office/drawing/2016/5/9/chartex" xmlns:cx4="http://schemas.microsoft.com/office/drawing/2016/5/10/chartex" xmlns:cx5="http://schemas.microsoft.com/office/drawing/2016/5/11/chartex" xmlns:cx6="http://schemas.microsoft.com/office/drawing/2016/5/12/chartex" xmlns:cx7="http://schemas.microsoft.com/office/drawing/2016/5/13/chartex" xmlns:cx8="http://schemas.microsoft.com/office/drawing/2016/5/14/chartex" xmlns:mc="http://schemas.openxmlformats.org/markup-compatibility/2006" xmlns:aink="http://schemas.microsoft.com/office/drawing/2016/ink" xmlns:am3d="http://schemas.microsoft.com/office/drawing/2017/model3d" xmlns:o="urn:schemas-microsoft-com:office:office" xmlns:oel="http://schemas.microsoft.com/office/2019/extlst" xmlns:r="http://schemas.openxmlformats.org/officeDocument/2006/relationships" xmlns:m="http://schemas.openxmlformats.org/officeDocument/2006/math" xmlns:v="urn:schemas-microsoft-com:vml" xmlns:wp14="http://schemas.microsoft.com/office/word/2010/wordprocessingDrawing" xmlns:wp="http://schemas.openxmlformats.org/drawingml/2006/wordprocessingDrawing" xmlns:w10="urn:schemas-microsoft-com:office:word" xmlns:w="http://schemas.openxmlformats.org/wordprocessingml/2006/main" xmlns:w14="http://schemas.microsoft.com/office/word/2010/wordml" xmlns:w15="http://schemas.microsoft.com/office/word/2012/wordml" xmlns:w16cex="http://schemas.microsoft.com/office/word/2018/wordml/cex" xmlns:w16cid="http://schemas.microsoft.com/office/word/2016/wordml/cid" xmlns:w16="http://schemas.microsoft.com/office/word/2018/wordml" xmlns:w16du="http://schemas.microsoft.com/office/word/2023/wordml/word16du" xmlns:w16sdtdh="http://schemas.microsoft.com/office/word/2020/wordml/sdtdatahash" xmlns:w16sdtfl="http://schemas.microsoft.com/office/word/2024/wordml/sdtformatlock" xmlns:w16se="http://schemas.microsoft.com/office/word/2015/wordml/symex" xmlns:wpg="http://schemas.microsoft.com/office/word/2010/wordprocessingGroup" xmlns:wpi="http://schemas.microsoft.com/office/word/2010/wordprocessingInk" xmlns:wne="http://schemas.microsoft.com/office/word/2006/wordml" xmlns:wps="http://schemas.microsoft.com/office/word/2010/wordprocessingShape" mc:Ignorable="w14 w15 w16se w16cid w16 w16cex w16sdtdh w16sdtfl w16du wp14">
+  <w:p>
+    <w:pPr>
+      <w:pStyle w:val="Footer"/>
+    </w:pPr>
+  </w:p>
+</w:ftr>
+</file>
+
+<file path=word/footer3.xml><?xml version="1.0" encoding="utf-8"?>
+<w:ftr xmlns:wpc="http://schemas.microsoft.com/office/word/2010/wordprocessingCanvas" xmlns:cx="http://schemas.microsoft.com/office/drawing/2014/chartex" xmlns:cx1="http://schemas.microsoft.com/office/drawing/2015/9/8/chartex" xmlns:cx2="http://schemas.microsoft.com/office/drawing/2015/10/21/chartex" xmlns:cx3="http://schemas.microsoft.com/office/drawing/2016/5/9/chartex" xmlns:cx4="http://schemas.microsoft.com/office/drawing/2016/5/10/chartex" xmlns:cx5="http://schemas.microsoft.com/office/drawing/2016/5/11/chartex" xmlns:cx6="http://schemas.microsoft.com/office/drawing/2016/5/12/chartex" xmlns:cx7="http://schemas.microsoft.com/office/drawing/2016/5/13/chartex" xmlns:cx8="http://schemas.microsoft.com/office/drawing/2016/5/14/chartex" xmlns:mc="http://schemas.openxmlformats.org/markup-compatibility/2006" xmlns:aink="http://schemas.microsoft.com/office/drawing/2016/ink" xmlns:am3d="http://schemas.microsoft.com/office/drawing/2017/model3d" xmlns:o="urn:schemas-microsoft-com:office:office" xmlns:oel="http://schemas.microsoft.com/office/2019/extlst" xmlns:r="http://schemas.openxmlformats.org/officeDocument/2006/relationships" xmlns:m="http://schemas.openxmlformats.org/officeDocument/2006/math" xmlns:v="urn:schemas-microsoft-com:vml" xmlns:wp14="http://schemas.microsoft.com/office/word/2010/wordprocessingDrawing" xmlns:wp="http://schemas.openxmlformats.org/drawingml/2006/wordprocessingDrawing" xmlns:w10="urn:schemas-microsoft-com:office:word" xmlns:w="http://schemas.openxmlformats.org/wordprocessingml/2006/main" xmlns:w14="http://schemas.microsoft.com/office/word/2010/wordml" xmlns:w15="http://schemas.microsoft.com/office/word/2012/wordml" xmlns:w16cex="http://schemas.microsoft.com/office/word/2018/wordml/cex" xmlns:w16cid="http://schemas.microsoft.com/office/word/2016/wordml/cid" xmlns:w16="http://schemas.microsoft.com/office/word/2018/wordml" xmlns:w16du="http://schemas.microsoft.com/office/word/2023/wordml/word16du" xmlns:w16sdtdh="http://schemas.microsoft.com/office/word/2020/wordml/sdtdatahash" xmlns:w16sdtfl="http://schemas.microsoft.com/office/word/2024/wordml/sdtformatlock" xmlns:w16se="http://schemas.microsoft.com/office/word/2015/wordml/symex" xmlns:wpg="http://schemas.microsoft.com/office/word/2010/wordprocessingGroup" xmlns:wpi="http://schemas.microsoft.com/office/word/2010/wordprocessingInk" xmlns:wne="http://schemas.microsoft.com/office/word/2006/wordml" xmlns:wps="http://schemas.microsoft.com/office/word/2010/wordprocessingShape" mc:Ignorable="w14 w15 w16se w16cid w16 w16cex w16sdtdh w16sdtfl w16du wp14">
+  <w:p>
+    <w:pPr>
+      <w:pStyle w:val="Footer"/>
+    </w:pPr>
+  </w:p>
+</w:ftr>
+</file>
+
+<file path=word/footer4.xml><?xml version="1.0" encoding="utf-8"?>
+<w:ftr xmlns:wpc="http://schemas.microsoft.com/office/word/2010/wordprocessingCanvas" xmlns:cx="http://schemas.microsoft.com/office/drawing/2014/chartex" xmlns:cx1="http://schemas.microsoft.com/office/drawing/2015/9/8/chartex" xmlns:cx2="http://schemas.microsoft.com/office/drawing/2015/10/21/chartex" xmlns:cx3="http://schemas.microsoft.com/office/drawing/2016/5/9/chartex" xmlns:cx4="http://schemas.microsoft.com/office/drawing/2016/5/10/chartex" xmlns:cx5="http://schemas.microsoft.com/office/drawing/2016/5/11/chartex" xmlns:cx6="http://schemas.microsoft.com/office/drawing/2016/5/12/chartex" xmlns:cx7="http://schemas.microsoft.com/office/drawing/2016/5/13/chartex" xmlns:cx8="http://schemas.microsoft.com/office/drawing/2016/5/14/chartex" xmlns:mc="http://schemas.openxmlformats.org/markup-compatibility/2006" xmlns:aink="http://schemas.microsoft.com/office/drawing/2016/ink" xmlns:am3d="http://schemas.microsoft.com/office/drawing/2017/model3d" xmlns:o="urn:schemas-microsoft-com:office:office" xmlns:oel="http://schemas.microsoft.com/office/2019/extlst" xmlns:r="http://schemas.openxmlformats.org/officeDocument/2006/relationships" xmlns:m="http://schemas.openxmlformats.org/officeDocument/2006/math" xmlns:v="urn:schemas-microsoft-com:vml" xmlns:wp14="http://schemas.microsoft.com/office/word/2010/wordprocessingDrawing" xmlns:wp="http://schemas.openxmlformats.org/drawingml/2006/wordprocessingDrawing" xmlns:w10="urn:schemas-microsoft-com:office:word" xmlns:w="http://schemas.openxmlformats.org/wordprocessingml/2006/main" xmlns:w14="http://schemas.microsoft.com/office/word/2010/wordml" xmlns:w15="http://schemas.microsoft.com/office/word/2012/wordml" xmlns:w16cex="http://schemas.microsoft.com/office/word/2018/wordml/cex" xmlns:w16cid="http://schemas.microsoft.com/office/word/2016/wordml/cid" xmlns:w16="http://schemas.microsoft.com/office/word/2018/wordml" xmlns:w16du="http://schemas.microsoft.com/office/word/2023/wordml/word16du" xmlns:w16sdtdh="http://schemas.microsoft.com/office/word/2020/wordml/sdtdatahash" xmlns:w16sdtfl="http://schemas.microsoft.com/office/word/2024/wordml/sdtformatlock" xmlns:w16se="http://schemas.microsoft.com/office/word/2015/wordml/symex" xmlns:wpg="http://schemas.microsoft.com/office/word/2010/wordprocessingGroup" xmlns:wpi="http://schemas.microsoft.com/office/word/2010/wordprocessingInk" xmlns:wne="http://schemas.microsoft.com/office/word/2006/wordml" xmlns:wps="http://schemas.microsoft.com/office/word/2010/wordprocessingShape" mc:Ignorable="w14 w15 w16se w16cid w16 w16cex w16sdtdh w16sdtfl w16du wp14">
   <w:tbl>
     <w:tblPr>
       <w:tblStyle w:val="TableGrid3"/>
@@ -16708,7 +12678,7 @@
               <wp:inline distT="0" distB="0" distL="0" distR="0" wp14:anchorId="2350D314" wp14:editId="6EBE6461">
                 <wp:extent cx="112395" cy="112395"/>
                 <wp:effectExtent l="0" t="0" r="1905" b="1905"/>
-                <wp:docPr id="1242245363" name="Picture 1242245363"/>
+                <wp:docPr id="685590540" name="Picture 685590540"/>
                 <wp:cNvGraphicFramePr>
                   <a:graphicFrameLocks xmlns:a="http://schemas.openxmlformats.org/drawingml/2006/main" noChangeAspect="1"/>
                 </wp:cNvGraphicFramePr>
@@ -16803,14 +12773,16 @@
             <w:rPr>
               <w:rFonts w:ascii="Calibri" w:hAnsi="Calibri" w:cs="Times New Roman"/>
             </w:rPr>
-            <w:t xml:space="preserve">SBU MARINE </w:t>
+            <w:t xml:space="preserve">BKI </w:t>
           </w:r>
+          <w:proofErr w:type="spellStart"/>
           <w:r>
             <w:rPr>
               <w:rFonts w:ascii="Calibri" w:hAnsi="Calibri" w:cs="Times New Roman"/>
             </w:rPr>
-            <w:t>SERVICES</w:t>
+            <w:t>Komersial</w:t>
           </w:r>
+          <w:proofErr w:type="spellEnd"/>
         </w:p>
       </w:tc>
       <w:tc>
@@ -16837,7 +12809,7 @@
               <wp:inline distT="0" distB="0" distL="0" distR="0" wp14:anchorId="191DCD55" wp14:editId="275B0588">
                 <wp:extent cx="103505" cy="103505"/>
                 <wp:effectExtent l="0" t="0" r="0" b="0"/>
-                <wp:docPr id="1160347869" name="Picture 1160347869"/>
+                <wp:docPr id="108365755" name="Picture 108365755"/>
                 <wp:cNvGraphicFramePr>
                   <a:graphicFrameLocks xmlns:a="http://schemas.openxmlformats.org/drawingml/2006/main" noChangeAspect="1"/>
                 </wp:cNvGraphicFramePr>
@@ -16973,7 +12945,7 @@
               <wp:inline distT="0" distB="0" distL="0" distR="0" wp14:anchorId="69EFE91A" wp14:editId="33CE7B37">
                 <wp:extent cx="103505" cy="77470"/>
                 <wp:effectExtent l="0" t="0" r="0" b="0"/>
-                <wp:docPr id="819420691" name="Picture 819420691"/>
+                <wp:docPr id="497182389" name="Picture 497182389"/>
                 <wp:cNvGraphicFramePr>
                   <a:graphicFrameLocks xmlns:a="http://schemas.openxmlformats.org/drawingml/2006/main" noChangeAspect="1"/>
                 </wp:cNvGraphicFramePr>
@@ -17098,7 +13070,7 @@
               <wp:inline distT="0" distB="0" distL="0" distR="0" wp14:anchorId="1359AE9F" wp14:editId="728CC1BB">
                 <wp:extent cx="103505" cy="103505"/>
                 <wp:effectExtent l="0" t="0" r="0" b="0"/>
-                <wp:docPr id="340028772" name="Picture 340028772"/>
+                <wp:docPr id="163765627" name="Picture 163765627"/>
                 <wp:cNvGraphicFramePr>
                   <a:graphicFrameLocks xmlns:a="http://schemas.openxmlformats.org/drawingml/2006/main" noChangeAspect="1"/>
                 </wp:cNvGraphicFramePr>
@@ -17198,8 +13170,8 @@
 </w:ftr>
 </file>
 
-<file path=word/footer2.xml><?xml version="1.0" encoding="utf-8"?>
-<w:ftr xmlns:wpc="http://schemas.microsoft.com/office/word/2010/wordprocessingCanvas" xmlns:cx="http://schemas.microsoft.com/office/drawing/2014/chartex" xmlns:cx1="http://schemas.microsoft.com/office/drawing/2015/9/8/chartex" xmlns:cx2="http://schemas.microsoft.com/office/drawing/2015/10/21/chartex" xmlns:cx3="http://schemas.microsoft.com/office/drawing/2016/5/9/chartex" xmlns:cx4="http://schemas.microsoft.com/office/drawing/2016/5/10/chartex" xmlns:cx5="http://schemas.microsoft.com/office/drawing/2016/5/11/chartex" xmlns:cx6="http://schemas.microsoft.com/office/drawing/2016/5/12/chartex" xmlns:cx7="http://schemas.microsoft.com/office/drawing/2016/5/13/chartex" xmlns:cx8="http://schemas.microsoft.com/office/drawing/2016/5/14/chartex" xmlns:mc="http://schemas.openxmlformats.org/markup-compatibility/2006" xmlns:aink="http://schemas.microsoft.com/office/drawing/2016/ink" xmlns:am3d="http://schemas.microsoft.com/office/drawing/2017/model3d" xmlns:o="urn:schemas-microsoft-com:office:office" xmlns:oel="http://schemas.microsoft.com/office/2019/extlst" xmlns:r="http://schemas.openxmlformats.org/officeDocument/2006/relationships" xmlns:m="http://schemas.openxmlformats.org/officeDocument/2006/math" xmlns:v="urn:schemas-microsoft-com:vml" xmlns:wp14="http://schemas.microsoft.com/office/word/2010/wordprocessingDrawing" xmlns:wp="http://schemas.openxmlformats.org/drawingml/2006/wordprocessingDrawing" xmlns:w10="urn:schemas-microsoft-com:office:word" xmlns:w="http://schemas.openxmlformats.org/wordprocessingml/2006/main" xmlns:w14="http://schemas.microsoft.com/office/word/2010/wordml" xmlns:w15="http://schemas.microsoft.com/office/word/2012/wordml" xmlns:w16cei="http://schemas.microsoft.com/office/word/2026/wordml/cei" xmlns:w16cex="http://schemas.microsoft.com/office/word/2018/wordml/cex" xmlns:w16cid="http://schemas.microsoft.com/office/word/2016/wordml/cid" xmlns:w16="http://schemas.microsoft.com/office/word/2018/wordml" xmlns:w16du="http://schemas.microsoft.com/office/word/2023/wordml/word16du" xmlns:w16sdtdh="http://schemas.microsoft.com/office/word/2020/wordml/sdtdatahash" xmlns:w16sdtfl="http://schemas.microsoft.com/office/word/2024/wordml/sdtformatlock" xmlns:w16se="http://schemas.microsoft.com/office/word/2015/wordml/symex" xmlns:wpg="http://schemas.microsoft.com/office/word/2010/wordprocessingGroup" xmlns:wpi="http://schemas.microsoft.com/office/word/2010/wordprocessingInk" xmlns:wne="http://schemas.microsoft.com/office/word/2006/wordml" xmlns:wps="http://schemas.microsoft.com/office/word/2010/wordprocessingShape" mc:Ignorable="w14 w15 w16se w16cid w16 w16cex w16sdtdh w16sdtfl w16du wp14">
+<file path=word/footer5.xml><?xml version="1.0" encoding="utf-8"?>
+<w:ftr xmlns:wpc="http://schemas.microsoft.com/office/word/2010/wordprocessingCanvas" xmlns:cx="http://schemas.microsoft.com/office/drawing/2014/chartex" xmlns:cx1="http://schemas.microsoft.com/office/drawing/2015/9/8/chartex" xmlns:cx2="http://schemas.microsoft.com/office/drawing/2015/10/21/chartex" xmlns:cx3="http://schemas.microsoft.com/office/drawing/2016/5/9/chartex" xmlns:cx4="http://schemas.microsoft.com/office/drawing/2016/5/10/chartex" xmlns:cx5="http://schemas.microsoft.com/office/drawing/2016/5/11/chartex" xmlns:cx6="http://schemas.microsoft.com/office/drawing/2016/5/12/chartex" xmlns:cx7="http://schemas.microsoft.com/office/drawing/2016/5/13/chartex" xmlns:cx8="http://schemas.microsoft.com/office/drawing/2016/5/14/chartex" xmlns:mc="http://schemas.openxmlformats.org/markup-compatibility/2006" xmlns:aink="http://schemas.microsoft.com/office/drawing/2016/ink" xmlns:am3d="http://schemas.microsoft.com/office/drawing/2017/model3d" xmlns:o="urn:schemas-microsoft-com:office:office" xmlns:oel="http://schemas.microsoft.com/office/2019/extlst" xmlns:r="http://schemas.openxmlformats.org/officeDocument/2006/relationships" xmlns:m="http://schemas.openxmlformats.org/officeDocument/2006/math" xmlns:v="urn:schemas-microsoft-com:vml" xmlns:wp14="http://schemas.microsoft.com/office/word/2010/wordprocessingDrawing" xmlns:wp="http://schemas.openxmlformats.org/drawingml/2006/wordprocessingDrawing" xmlns:w10="urn:schemas-microsoft-com:office:word" xmlns:w="http://schemas.openxmlformats.org/wordprocessingml/2006/main" xmlns:w14="http://schemas.microsoft.com/office/word/2010/wordml" xmlns:w15="http://schemas.microsoft.com/office/word/2012/wordml" xmlns:w16cex="http://schemas.microsoft.com/office/word/2018/wordml/cex" xmlns:w16cid="http://schemas.microsoft.com/office/word/2016/wordml/cid" xmlns:w16="http://schemas.microsoft.com/office/word/2018/wordml" xmlns:w16du="http://schemas.microsoft.com/office/word/2023/wordml/word16du" xmlns:w16sdtdh="http://schemas.microsoft.com/office/word/2020/wordml/sdtdatahash" xmlns:w16sdtfl="http://schemas.microsoft.com/office/word/2024/wordml/sdtformatlock" xmlns:w16se="http://schemas.microsoft.com/office/word/2015/wordml/symex" xmlns:wpg="http://schemas.microsoft.com/office/word/2010/wordprocessingGroup" xmlns:wpi="http://schemas.microsoft.com/office/word/2010/wordprocessingInk" xmlns:wne="http://schemas.microsoft.com/office/word/2006/wordml" xmlns:wps="http://schemas.microsoft.com/office/word/2010/wordprocessingShape" mc:Ignorable="w14 w15 w16se w16cid w16 w16cex w16sdtdh w16sdtfl w16du wp14">
   <w:sdt>
     <w:sdtPr>
       <w:id w:val="-1959949510"/>
@@ -17445,7 +13417,7 @@
 </file>
 
 <file path=word/footnotes.xml><?xml version="1.0" encoding="utf-8"?>
-<w:footnotes xmlns:wpc="http://schemas.microsoft.com/office/word/2010/wordprocessingCanvas" xmlns:cx="http://schemas.microsoft.com/office/drawing/2014/chartex" xmlns:cx1="http://schemas.microsoft.com/office/drawing/2015/9/8/chartex" xmlns:cx2="http://schemas.microsoft.com/office/drawing/2015/10/21/chartex" xmlns:cx3="http://schemas.microsoft.com/office/drawing/2016/5/9/chartex" xmlns:cx4="http://schemas.microsoft.com/office/drawing/2016/5/10/chartex" xmlns:cx5="http://schemas.microsoft.com/office/drawing/2016/5/11/chartex" xmlns:cx6="http://schemas.microsoft.com/office/drawing/2016/5/12/chartex" xmlns:cx7="http://schemas.microsoft.com/office/drawing/2016/5/13/chartex" xmlns:cx8="http://schemas.microsoft.com/office/drawing/2016/5/14/chartex" xmlns:mc="http://schemas.openxmlformats.org/markup-compatibility/2006" xmlns:aink="http://schemas.microsoft.com/office/drawing/2016/ink" xmlns:am3d="http://schemas.microsoft.com/office/drawing/2017/model3d" xmlns:o="urn:schemas-microsoft-com:office:office" xmlns:oel="http://schemas.microsoft.com/office/2019/extlst" xmlns:r="http://schemas.openxmlformats.org/officeDocument/2006/relationships" xmlns:m="http://schemas.openxmlformats.org/officeDocument/2006/math" xmlns:v="urn:schemas-microsoft-com:vml" xmlns:wp14="http://schemas.microsoft.com/office/word/2010/wordprocessingDrawing" xmlns:wp="http://schemas.openxmlformats.org/drawingml/2006/wordprocessingDrawing" xmlns:w10="urn:schemas-microsoft-com:office:word" xmlns:w="http://schemas.openxmlformats.org/wordprocessingml/2006/main" xmlns:w14="http://schemas.microsoft.com/office/word/2010/wordml" xmlns:w15="http://schemas.microsoft.com/office/word/2012/wordml" xmlns:w16cei="http://schemas.microsoft.com/office/word/2026/wordml/cei" xmlns:w16cex="http://schemas.microsoft.com/office/word/2018/wordml/cex" xmlns:w16cid="http://schemas.microsoft.com/office/word/2016/wordml/cid" xmlns:w16="http://schemas.microsoft.com/office/word/2018/wordml" xmlns:w16du="http://schemas.microsoft.com/office/word/2023/wordml/word16du" xmlns:w16sdtdh="http://schemas.microsoft.com/office/word/2020/wordml/sdtdatahash" xmlns:w16sdtfl="http://schemas.microsoft.com/office/word/2024/wordml/sdtformatlock" xmlns:w16se="http://schemas.microsoft.com/office/word/2015/wordml/symex" xmlns:wpg="http://schemas.microsoft.com/office/word/2010/wordprocessingGroup" xmlns:wpi="http://schemas.microsoft.com/office/word/2010/wordprocessingInk" xmlns:wne="http://schemas.microsoft.com/office/word/2006/wordml" xmlns:wps="http://schemas.microsoft.com/office/word/2010/wordprocessingShape" mc:Ignorable="w14 w15 w16se w16cid w16 w16cex w16sdtdh w16sdtfl w16du wp14">
+<w:footnotes xmlns:wpc="http://schemas.microsoft.com/office/word/2010/wordprocessingCanvas" xmlns:cx="http://schemas.microsoft.com/office/drawing/2014/chartex" xmlns:cx1="http://schemas.microsoft.com/office/drawing/2015/9/8/chartex" xmlns:cx2="http://schemas.microsoft.com/office/drawing/2015/10/21/chartex" xmlns:cx3="http://schemas.microsoft.com/office/drawing/2016/5/9/chartex" xmlns:cx4="http://schemas.microsoft.com/office/drawing/2016/5/10/chartex" xmlns:cx5="http://schemas.microsoft.com/office/drawing/2016/5/11/chartex" xmlns:cx6="http://schemas.microsoft.com/office/drawing/2016/5/12/chartex" xmlns:cx7="http://schemas.microsoft.com/office/drawing/2016/5/13/chartex" xmlns:cx8="http://schemas.microsoft.com/office/drawing/2016/5/14/chartex" xmlns:mc="http://schemas.openxmlformats.org/markup-compatibility/2006" xmlns:aink="http://schemas.microsoft.com/office/drawing/2016/ink" xmlns:am3d="http://schemas.microsoft.com/office/drawing/2017/model3d" xmlns:o="urn:schemas-microsoft-com:office:office" xmlns:oel="http://schemas.microsoft.com/office/2019/extlst" xmlns:r="http://schemas.openxmlformats.org/officeDocument/2006/relationships" xmlns:m="http://schemas.openxmlformats.org/officeDocument/2006/math" xmlns:v="urn:schemas-microsoft-com:vml" xmlns:wp14="http://schemas.microsoft.com/office/word/2010/wordprocessingDrawing" xmlns:wp="http://schemas.openxmlformats.org/drawingml/2006/wordprocessingDrawing" xmlns:w10="urn:schemas-microsoft-com:office:word" xmlns:w="http://schemas.openxmlformats.org/wordprocessingml/2006/main" xmlns:w14="http://schemas.microsoft.com/office/word/2010/wordml" xmlns:w15="http://schemas.microsoft.com/office/word/2012/wordml" xmlns:w16cex="http://schemas.microsoft.com/office/word/2018/wordml/cex" xmlns:w16cid="http://schemas.microsoft.com/office/word/2016/wordml/cid" xmlns:w16="http://schemas.microsoft.com/office/word/2018/wordml" xmlns:w16du="http://schemas.microsoft.com/office/word/2023/wordml/word16du" xmlns:w16sdtdh="http://schemas.microsoft.com/office/word/2020/wordml/sdtdatahash" xmlns:w16sdtfl="http://schemas.microsoft.com/office/word/2024/wordml/sdtformatlock" xmlns:w16se="http://schemas.microsoft.com/office/word/2015/wordml/symex" xmlns:wpg="http://schemas.microsoft.com/office/word/2010/wordprocessingGroup" xmlns:wpi="http://schemas.microsoft.com/office/word/2010/wordprocessingInk" xmlns:wne="http://schemas.microsoft.com/office/word/2006/wordml" xmlns:wps="http://schemas.microsoft.com/office/word/2010/wordprocessingShape" mc:Ignorable="w14 w15 w16se w16cid w16 w16cex w16sdtdh w16sdtfl w16du wp14">
   <w:footnote w:type="separator" w:id="-1">
     <w:p>
       <w:pPr>
@@ -17470,7 +13442,17 @@
 </file>
 
 <file path=word/header1.xml><?xml version="1.0" encoding="utf-8"?>
-<w:hdr xmlns:wpc="http://schemas.microsoft.com/office/word/2010/wordprocessingCanvas" xmlns:cx="http://schemas.microsoft.com/office/drawing/2014/chartex" xmlns:cx1="http://schemas.microsoft.com/office/drawing/2015/9/8/chartex" xmlns:cx2="http://schemas.microsoft.com/office/drawing/2015/10/21/chartex" xmlns:cx3="http://schemas.microsoft.com/office/drawing/2016/5/9/chartex" xmlns:cx4="http://schemas.microsoft.com/office/drawing/2016/5/10/chartex" xmlns:cx5="http://schemas.microsoft.com/office/drawing/2016/5/11/chartex" xmlns:cx6="http://schemas.microsoft.com/office/drawing/2016/5/12/chartex" xmlns:cx7="http://schemas.microsoft.com/office/drawing/2016/5/13/chartex" xmlns:cx8="http://schemas.microsoft.com/office/drawing/2016/5/14/chartex" xmlns:mc="http://schemas.openxmlformats.org/markup-compatibility/2006" xmlns:aink="http://schemas.microsoft.com/office/drawing/2016/ink" xmlns:am3d="http://schemas.microsoft.com/office/drawing/2017/model3d" xmlns:o="urn:schemas-microsoft-com:office:office" xmlns:oel="http://schemas.microsoft.com/office/2019/extlst" xmlns:r="http://schemas.openxmlformats.org/officeDocument/2006/relationships" xmlns:m="http://schemas.openxmlformats.org/officeDocument/2006/math" xmlns:v="urn:schemas-microsoft-com:vml" xmlns:wp14="http://schemas.microsoft.com/office/word/2010/wordprocessingDrawing" xmlns:wp="http://schemas.openxmlformats.org/drawingml/2006/wordprocessingDrawing" xmlns:w10="urn:schemas-microsoft-com:office:word" xmlns:w="http://schemas.openxmlformats.org/wordprocessingml/2006/main" xmlns:w14="http://schemas.microsoft.com/office/word/2010/wordml" xmlns:w15="http://schemas.microsoft.com/office/word/2012/wordml" xmlns:w16cei="http://schemas.microsoft.com/office/word/2026/wordml/cei" xmlns:w16cex="http://schemas.microsoft.com/office/word/2018/wordml/cex" xmlns:w16cid="http://schemas.microsoft.com/office/word/2016/wordml/cid" xmlns:w16="http://schemas.microsoft.com/office/word/2018/wordml" xmlns:w16du="http://schemas.microsoft.com/office/word/2023/wordml/word16du" xmlns:w16sdtdh="http://schemas.microsoft.com/office/word/2020/wordml/sdtdatahash" xmlns:w16sdtfl="http://schemas.microsoft.com/office/word/2024/wordml/sdtformatlock" xmlns:w16se="http://schemas.microsoft.com/office/word/2015/wordml/symex" xmlns:wpg="http://schemas.microsoft.com/office/word/2010/wordprocessingGroup" xmlns:wpi="http://schemas.microsoft.com/office/word/2010/wordprocessingInk" xmlns:wne="http://schemas.microsoft.com/office/word/2006/wordml" xmlns:wps="http://schemas.microsoft.com/office/word/2010/wordprocessingShape" mc:Ignorable="w14 w15 w16se w16cid w16 w16cex w16sdtdh w16sdtfl w16du wp14">
+<w:hdr xmlns:wpc="http://schemas.microsoft.com/office/word/2010/wordprocessingCanvas" xmlns:cx="http://schemas.microsoft.com/office/drawing/2014/chartex" xmlns:cx1="http://schemas.microsoft.com/office/drawing/2015/9/8/chartex" xmlns:cx2="http://schemas.microsoft.com/office/drawing/2015/10/21/chartex" xmlns:cx3="http://schemas.microsoft.com/office/drawing/2016/5/9/chartex" xmlns:cx4="http://schemas.microsoft.com/office/drawing/2016/5/10/chartex" xmlns:cx5="http://schemas.microsoft.com/office/drawing/2016/5/11/chartex" xmlns:cx6="http://schemas.microsoft.com/office/drawing/2016/5/12/chartex" xmlns:cx7="http://schemas.microsoft.com/office/drawing/2016/5/13/chartex" xmlns:cx8="http://schemas.microsoft.com/office/drawing/2016/5/14/chartex" xmlns:mc="http://schemas.openxmlformats.org/markup-compatibility/2006" xmlns:aink="http://schemas.microsoft.com/office/drawing/2016/ink" xmlns:am3d="http://schemas.microsoft.com/office/drawing/2017/model3d" xmlns:o="urn:schemas-microsoft-com:office:office" xmlns:oel="http://schemas.microsoft.com/office/2019/extlst" xmlns:r="http://schemas.openxmlformats.org/officeDocument/2006/relationships" xmlns:m="http://schemas.openxmlformats.org/officeDocument/2006/math" xmlns:v="urn:schemas-microsoft-com:vml" xmlns:wp14="http://schemas.microsoft.com/office/word/2010/wordprocessingDrawing" xmlns:wp="http://schemas.openxmlformats.org/drawingml/2006/wordprocessingDrawing" xmlns:w10="urn:schemas-microsoft-com:office:word" xmlns:w="http://schemas.openxmlformats.org/wordprocessingml/2006/main" xmlns:w14="http://schemas.microsoft.com/office/word/2010/wordml" xmlns:w15="http://schemas.microsoft.com/office/word/2012/wordml" xmlns:w16cex="http://schemas.microsoft.com/office/word/2018/wordml/cex" xmlns:w16cid="http://schemas.microsoft.com/office/word/2016/wordml/cid" xmlns:w16="http://schemas.microsoft.com/office/word/2018/wordml" xmlns:w16du="http://schemas.microsoft.com/office/word/2023/wordml/word16du" xmlns:w16sdtdh="http://schemas.microsoft.com/office/word/2020/wordml/sdtdatahash" xmlns:w16sdtfl="http://schemas.microsoft.com/office/word/2024/wordml/sdtformatlock" xmlns:w16se="http://schemas.microsoft.com/office/word/2015/wordml/symex" xmlns:wpg="http://schemas.microsoft.com/office/word/2010/wordprocessingGroup" xmlns:wpi="http://schemas.microsoft.com/office/word/2010/wordprocessingInk" xmlns:wne="http://schemas.microsoft.com/office/word/2006/wordml" xmlns:wps="http://schemas.microsoft.com/office/word/2010/wordprocessingShape" mc:Ignorable="w14 w15 w16se w16cid w16 w16cex w16sdtdh w16sdtfl w16du wp14">
+  <w:p>
+    <w:pPr>
+      <w:pStyle w:val="Header"/>
+    </w:pPr>
+  </w:p>
+</w:hdr>
+</file>
+
+<file path=word/header2.xml><?xml version="1.0" encoding="utf-8"?>
+<w:hdr xmlns:wpc="http://schemas.microsoft.com/office/word/2010/wordprocessingCanvas" xmlns:cx="http://schemas.microsoft.com/office/drawing/2014/chartex" xmlns:cx1="http://schemas.microsoft.com/office/drawing/2015/9/8/chartex" xmlns:cx2="http://schemas.microsoft.com/office/drawing/2015/10/21/chartex" xmlns:cx3="http://schemas.microsoft.com/office/drawing/2016/5/9/chartex" xmlns:cx4="http://schemas.microsoft.com/office/drawing/2016/5/10/chartex" xmlns:cx5="http://schemas.microsoft.com/office/drawing/2016/5/11/chartex" xmlns:cx6="http://schemas.microsoft.com/office/drawing/2016/5/12/chartex" xmlns:cx7="http://schemas.microsoft.com/office/drawing/2016/5/13/chartex" xmlns:cx8="http://schemas.microsoft.com/office/drawing/2016/5/14/chartex" xmlns:mc="http://schemas.openxmlformats.org/markup-compatibility/2006" xmlns:aink="http://schemas.microsoft.com/office/drawing/2016/ink" xmlns:am3d="http://schemas.microsoft.com/office/drawing/2017/model3d" xmlns:o="urn:schemas-microsoft-com:office:office" xmlns:oel="http://schemas.microsoft.com/office/2019/extlst" xmlns:r="http://schemas.openxmlformats.org/officeDocument/2006/relationships" xmlns:m="http://schemas.openxmlformats.org/officeDocument/2006/math" xmlns:v="urn:schemas-microsoft-com:vml" xmlns:wp14="http://schemas.microsoft.com/office/word/2010/wordprocessingDrawing" xmlns:wp="http://schemas.openxmlformats.org/drawingml/2006/wordprocessingDrawing" xmlns:w10="urn:schemas-microsoft-com:office:word" xmlns:w="http://schemas.openxmlformats.org/wordprocessingml/2006/main" xmlns:w14="http://schemas.microsoft.com/office/word/2010/wordml" xmlns:w15="http://schemas.microsoft.com/office/word/2012/wordml" xmlns:w16cex="http://schemas.microsoft.com/office/word/2018/wordml/cex" xmlns:w16cid="http://schemas.microsoft.com/office/word/2016/wordml/cid" xmlns:w16="http://schemas.microsoft.com/office/word/2018/wordml" xmlns:w16du="http://schemas.microsoft.com/office/word/2023/wordml/word16du" xmlns:w16sdtdh="http://schemas.microsoft.com/office/word/2020/wordml/sdtdatahash" xmlns:w16sdtfl="http://schemas.microsoft.com/office/word/2024/wordml/sdtformatlock" xmlns:w16se="http://schemas.microsoft.com/office/word/2015/wordml/symex" xmlns:wpg="http://schemas.microsoft.com/office/word/2010/wordprocessingGroup" xmlns:wpi="http://schemas.microsoft.com/office/word/2010/wordprocessingInk" xmlns:wne="http://schemas.microsoft.com/office/word/2006/wordml" xmlns:wps="http://schemas.microsoft.com/office/word/2010/wordprocessingShape" mc:Ignorable="w14 w15 w16se w16cid w16 w16cex w16sdtdh w16sdtfl w16du wp14">
   <w:tbl>
     <w:tblPr>
       <w:tblStyle w:val="TableGrid1"/>
@@ -17914,7 +13896,7 @@
             </wp:anchor>
           </w:drawing>
         </mc:Choice>
-        <mc:Fallback>
+        <mc:Fallback xmlns:w16cei="http://schemas.microsoft.com/office/word/2026/wordml/cei">
           <w:pict>
             <v:line w14:anchorId="06ACE4AB" id="Straight Connector 41" o:spid="_x0000_s1026" style="position:absolute;z-index:251664384;visibility:visible;mso-wrap-style:square;mso-width-percent:0;mso-height-percent:0;mso-wrap-distance-left:9pt;mso-wrap-distance-top:-3e-5mm;mso-wrap-distance-right:9pt;mso-wrap-distance-bottom:-3e-5mm;mso-position-horizontal:absolute;mso-position-horizontal-relative:text;mso-position-vertical:absolute;mso-position-vertical-relative:text;mso-width-percent:0;mso-height-percent:0;mso-width-relative:margin;mso-height-relative:margin" from="-25pt,7.9pt" to="484.75pt,7.9pt" o:gfxdata="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" strokecolor="#00b0f0" strokeweight="3pt">
               <v:stroke joinstyle="miter"/>
@@ -17984,7 +13966,7 @@
             </wp:anchor>
           </w:drawing>
         </mc:Choice>
-        <mc:Fallback>
+        <mc:Fallback xmlns:w16cei="http://schemas.microsoft.com/office/word/2026/wordml/cei">
           <w:pict>
             <v:line w14:anchorId="7F39ED82" id="Straight Connector 40" o:spid="_x0000_s1026" style="position:absolute;z-index:251665408;visibility:visible;mso-wrap-style:square;mso-width-percent:0;mso-height-percent:0;mso-wrap-distance-left:9pt;mso-wrap-distance-top:0;mso-wrap-distance-right:9pt;mso-wrap-distance-bottom:0;mso-position-horizontal:absolute;mso-position-horizontal-relative:text;mso-position-vertical:absolute;mso-position-vertical-relative:text;mso-width-percent:0;mso-height-percent:0;mso-width-relative:margin;mso-height-relative:margin" from="-24.45pt,12.3pt" to="486.35pt,12.8pt" o:gfxdata="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" strokecolor="#00b0f0" strokeweight="1.5pt">
               <v:stroke joinstyle="miter"/>
@@ -18067,8 +14049,8 @@
 </w:hdr>
 </file>
 
-<file path=word/header2.xml><?xml version="1.0" encoding="utf-8"?>
-<w:hdr xmlns:wpc="http://schemas.microsoft.com/office/word/2010/wordprocessingCanvas" xmlns:cx="http://schemas.microsoft.com/office/drawing/2014/chartex" xmlns:cx1="http://schemas.microsoft.com/office/drawing/2015/9/8/chartex" xmlns:cx2="http://schemas.microsoft.com/office/drawing/2015/10/21/chartex" xmlns:cx3="http://schemas.microsoft.com/office/drawing/2016/5/9/chartex" xmlns:cx4="http://schemas.microsoft.com/office/drawing/2016/5/10/chartex" xmlns:cx5="http://schemas.microsoft.com/office/drawing/2016/5/11/chartex" xmlns:cx6="http://schemas.microsoft.com/office/drawing/2016/5/12/chartex" xmlns:cx7="http://schemas.microsoft.com/office/drawing/2016/5/13/chartex" xmlns:cx8="http://schemas.microsoft.com/office/drawing/2016/5/14/chartex" xmlns:mc="http://schemas.openxmlformats.org/markup-compatibility/2006" xmlns:aink="http://schemas.microsoft.com/office/drawing/2016/ink" xmlns:am3d="http://schemas.microsoft.com/office/drawing/2017/model3d" xmlns:o="urn:schemas-microsoft-com:office:office" xmlns:oel="http://schemas.microsoft.com/office/2019/extlst" xmlns:r="http://schemas.openxmlformats.org/officeDocument/2006/relationships" xmlns:m="http://schemas.openxmlformats.org/officeDocument/2006/math" xmlns:v="urn:schemas-microsoft-com:vml" xmlns:wp14="http://schemas.microsoft.com/office/word/2010/wordprocessingDrawing" xmlns:wp="http://schemas.openxmlformats.org/drawingml/2006/wordprocessingDrawing" xmlns:w10="urn:schemas-microsoft-com:office:word" xmlns:w="http://schemas.openxmlformats.org/wordprocessingml/2006/main" xmlns:w14="http://schemas.microsoft.com/office/word/2010/wordml" xmlns:w15="http://schemas.microsoft.com/office/word/2012/wordml" xmlns:w16cei="http://schemas.microsoft.com/office/word/2026/wordml/cei" xmlns:w16cex="http://schemas.microsoft.com/office/word/2018/wordml/cex" xmlns:w16cid="http://schemas.microsoft.com/office/word/2016/wordml/cid" xmlns:w16="http://schemas.microsoft.com/office/word/2018/wordml" xmlns:w16du="http://schemas.microsoft.com/office/word/2023/wordml/word16du" xmlns:w16sdtdh="http://schemas.microsoft.com/office/word/2020/wordml/sdtdatahash" xmlns:w16sdtfl="http://schemas.microsoft.com/office/word/2024/wordml/sdtformatlock" xmlns:w16se="http://schemas.microsoft.com/office/word/2015/wordml/symex" xmlns:wpg="http://schemas.microsoft.com/office/word/2010/wordprocessingGroup" xmlns:wpi="http://schemas.microsoft.com/office/word/2010/wordprocessingInk" xmlns:wne="http://schemas.microsoft.com/office/word/2006/wordml" xmlns:wps="http://schemas.microsoft.com/office/word/2010/wordprocessingShape" mc:Ignorable="w14 w15 w16se w16cid w16 w16cex w16sdtdh w16sdtfl w16du wp14">
+<file path=word/header3.xml><?xml version="1.0" encoding="utf-8"?>
+<w:hdr xmlns:wpc="http://schemas.microsoft.com/office/word/2010/wordprocessingCanvas" xmlns:cx="http://schemas.microsoft.com/office/drawing/2014/chartex" xmlns:cx1="http://schemas.microsoft.com/office/drawing/2015/9/8/chartex" xmlns:cx2="http://schemas.microsoft.com/office/drawing/2015/10/21/chartex" xmlns:cx3="http://schemas.microsoft.com/office/drawing/2016/5/9/chartex" xmlns:cx4="http://schemas.microsoft.com/office/drawing/2016/5/10/chartex" xmlns:cx5="http://schemas.microsoft.com/office/drawing/2016/5/11/chartex" xmlns:cx6="http://schemas.microsoft.com/office/drawing/2016/5/12/chartex" xmlns:cx7="http://schemas.microsoft.com/office/drawing/2016/5/13/chartex" xmlns:cx8="http://schemas.microsoft.com/office/drawing/2016/5/14/chartex" xmlns:mc="http://schemas.openxmlformats.org/markup-compatibility/2006" xmlns:aink="http://schemas.microsoft.com/office/drawing/2016/ink" xmlns:am3d="http://schemas.microsoft.com/office/drawing/2017/model3d" xmlns:o="urn:schemas-microsoft-com:office:office" xmlns:oel="http://schemas.microsoft.com/office/2019/extlst" xmlns:r="http://schemas.openxmlformats.org/officeDocument/2006/relationships" xmlns:m="http://schemas.openxmlformats.org/officeDocument/2006/math" xmlns:v="urn:schemas-microsoft-com:vml" xmlns:wp14="http://schemas.microsoft.com/office/word/2010/wordprocessingDrawing" xmlns:wp="http://schemas.openxmlformats.org/drawingml/2006/wordprocessingDrawing" xmlns:w10="urn:schemas-microsoft-com:office:word" xmlns:w="http://schemas.openxmlformats.org/wordprocessingml/2006/main" xmlns:w14="http://schemas.microsoft.com/office/word/2010/wordml" xmlns:w15="http://schemas.microsoft.com/office/word/2012/wordml" xmlns:w16cex="http://schemas.microsoft.com/office/word/2018/wordml/cex" xmlns:w16cid="http://schemas.microsoft.com/office/word/2016/wordml/cid" xmlns:w16="http://schemas.microsoft.com/office/word/2018/wordml" xmlns:w16du="http://schemas.microsoft.com/office/word/2023/wordml/word16du" xmlns:w16sdtdh="http://schemas.microsoft.com/office/word/2020/wordml/sdtdatahash" xmlns:w16sdtfl="http://schemas.microsoft.com/office/word/2024/wordml/sdtformatlock" xmlns:w16se="http://schemas.microsoft.com/office/word/2015/wordml/symex" xmlns:wpg="http://schemas.microsoft.com/office/word/2010/wordprocessingGroup" xmlns:wpi="http://schemas.microsoft.com/office/word/2010/wordprocessingInk" xmlns:wne="http://schemas.microsoft.com/office/word/2006/wordml" xmlns:wps="http://schemas.microsoft.com/office/word/2010/wordprocessingShape" mc:Ignorable="w14 w15 w16se w16cid w16 w16cex w16sdtdh w16sdtfl w16du wp14">
   <w:p>
     <w:pPr>
       <w:spacing w:before="100" w:beforeAutospacing="1" w:after="100" w:afterAutospacing="1" w:line="240" w:lineRule="auto"/>
@@ -18377,8 +14359,8 @@
 </w:hdr>
 </file>
 
-<file path=word/header3.xml><?xml version="1.0" encoding="utf-8"?>
-<w:hdr xmlns:wpc="http://schemas.microsoft.com/office/word/2010/wordprocessingCanvas" xmlns:cx="http://schemas.microsoft.com/office/drawing/2014/chartex" xmlns:cx1="http://schemas.microsoft.com/office/drawing/2015/9/8/chartex" xmlns:cx2="http://schemas.microsoft.com/office/drawing/2015/10/21/chartex" xmlns:cx3="http://schemas.microsoft.com/office/drawing/2016/5/9/chartex" xmlns:cx4="http://schemas.microsoft.com/office/drawing/2016/5/10/chartex" xmlns:cx5="http://schemas.microsoft.com/office/drawing/2016/5/11/chartex" xmlns:cx6="http://schemas.microsoft.com/office/drawing/2016/5/12/chartex" xmlns:cx7="http://schemas.microsoft.com/office/drawing/2016/5/13/chartex" xmlns:cx8="http://schemas.microsoft.com/office/drawing/2016/5/14/chartex" xmlns:mc="http://schemas.openxmlformats.org/markup-compatibility/2006" xmlns:aink="http://schemas.microsoft.com/office/drawing/2016/ink" xmlns:am3d="http://schemas.microsoft.com/office/drawing/2017/model3d" xmlns:o="urn:schemas-microsoft-com:office:office" xmlns:oel="http://schemas.microsoft.com/office/2019/extlst" xmlns:r="http://schemas.openxmlformats.org/officeDocument/2006/relationships" xmlns:m="http://schemas.openxmlformats.org/officeDocument/2006/math" xmlns:v="urn:schemas-microsoft-com:vml" xmlns:wp14="http://schemas.microsoft.com/office/word/2010/wordprocessingDrawing" xmlns:wp="http://schemas.openxmlformats.org/drawingml/2006/wordprocessingDrawing" xmlns:w10="urn:schemas-microsoft-com:office:word" xmlns:w="http://schemas.openxmlformats.org/wordprocessingml/2006/main" xmlns:w14="http://schemas.microsoft.com/office/word/2010/wordml" xmlns:w15="http://schemas.microsoft.com/office/word/2012/wordml" xmlns:w16cei="http://schemas.microsoft.com/office/word/2026/wordml/cei" xmlns:w16cex="http://schemas.microsoft.com/office/word/2018/wordml/cex" xmlns:w16cid="http://schemas.microsoft.com/office/word/2016/wordml/cid" xmlns:w16="http://schemas.microsoft.com/office/word/2018/wordml" xmlns:w16du="http://schemas.microsoft.com/office/word/2023/wordml/word16du" xmlns:w16sdtdh="http://schemas.microsoft.com/office/word/2020/wordml/sdtdatahash" xmlns:w16sdtfl="http://schemas.microsoft.com/office/word/2024/wordml/sdtformatlock" xmlns:w16se="http://schemas.microsoft.com/office/word/2015/wordml/symex" xmlns:wpg="http://schemas.microsoft.com/office/word/2010/wordprocessingGroup" xmlns:wpi="http://schemas.microsoft.com/office/word/2010/wordprocessingInk" xmlns:wne="http://schemas.microsoft.com/office/word/2006/wordml" xmlns:wps="http://schemas.microsoft.com/office/word/2010/wordprocessingShape" mc:Ignorable="w14 w15 w16se w16cid w16 w16cex w16sdtdh w16sdtfl w16du wp14">
+<file path=word/header4.xml><?xml version="1.0" encoding="utf-8"?>
+<w:hdr xmlns:wpc="http://schemas.microsoft.com/office/word/2010/wordprocessingCanvas" xmlns:cx="http://schemas.microsoft.com/office/drawing/2014/chartex" xmlns:cx1="http://schemas.microsoft.com/office/drawing/2015/9/8/chartex" xmlns:cx2="http://schemas.microsoft.com/office/drawing/2015/10/21/chartex" xmlns:cx3="http://schemas.microsoft.com/office/drawing/2016/5/9/chartex" xmlns:cx4="http://schemas.microsoft.com/office/drawing/2016/5/10/chartex" xmlns:cx5="http://schemas.microsoft.com/office/drawing/2016/5/11/chartex" xmlns:cx6="http://schemas.microsoft.com/office/drawing/2016/5/12/chartex" xmlns:cx7="http://schemas.microsoft.com/office/drawing/2016/5/13/chartex" xmlns:cx8="http://schemas.microsoft.com/office/drawing/2016/5/14/chartex" xmlns:mc="http://schemas.openxmlformats.org/markup-compatibility/2006" xmlns:aink="http://schemas.microsoft.com/office/drawing/2016/ink" xmlns:am3d="http://schemas.microsoft.com/office/drawing/2017/model3d" xmlns:o="urn:schemas-microsoft-com:office:office" xmlns:oel="http://schemas.microsoft.com/office/2019/extlst" xmlns:r="http://schemas.openxmlformats.org/officeDocument/2006/relationships" xmlns:m="http://schemas.openxmlformats.org/officeDocument/2006/math" xmlns:v="urn:schemas-microsoft-com:vml" xmlns:wp14="http://schemas.microsoft.com/office/word/2010/wordprocessingDrawing" xmlns:wp="http://schemas.openxmlformats.org/drawingml/2006/wordprocessingDrawing" xmlns:w10="urn:schemas-microsoft-com:office:word" xmlns:w="http://schemas.openxmlformats.org/wordprocessingml/2006/main" xmlns:w14="http://schemas.microsoft.com/office/word/2010/wordml" xmlns:w15="http://schemas.microsoft.com/office/word/2012/wordml" xmlns:w16cex="http://schemas.microsoft.com/office/word/2018/wordml/cex" xmlns:w16cid="http://schemas.microsoft.com/office/word/2016/wordml/cid" xmlns:w16="http://schemas.microsoft.com/office/word/2018/wordml" xmlns:w16du="http://schemas.microsoft.com/office/word/2023/wordml/word16du" xmlns:w16sdtdh="http://schemas.microsoft.com/office/word/2020/wordml/sdtdatahash" xmlns:w16sdtfl="http://schemas.microsoft.com/office/word/2024/wordml/sdtformatlock" xmlns:w16se="http://schemas.microsoft.com/office/word/2015/wordml/symex" xmlns:wpg="http://schemas.microsoft.com/office/word/2010/wordprocessingGroup" xmlns:wpi="http://schemas.microsoft.com/office/word/2010/wordprocessingInk" xmlns:wne="http://schemas.microsoft.com/office/word/2006/wordml" xmlns:wps="http://schemas.microsoft.com/office/word/2010/wordprocessingShape" mc:Ignorable="w14 w15 w16se w16cid w16 w16cex w16sdtdh w16sdtfl w16du wp14">
   <w:p>
     <w:pPr>
       <w:pStyle w:val="Header"/>
@@ -18387,8 +14369,8 @@
 </w:hdr>
 </file>
 
-<file path=word/header4.xml><?xml version="1.0" encoding="utf-8"?>
-<w:hdr xmlns:wpc="http://schemas.microsoft.com/office/word/2010/wordprocessingCanvas" xmlns:cx="http://schemas.microsoft.com/office/drawing/2014/chartex" xmlns:cx1="http://schemas.microsoft.com/office/drawing/2015/9/8/chartex" xmlns:cx2="http://schemas.microsoft.com/office/drawing/2015/10/21/chartex" xmlns:cx3="http://schemas.microsoft.com/office/drawing/2016/5/9/chartex" xmlns:cx4="http://schemas.microsoft.com/office/drawing/2016/5/10/chartex" xmlns:cx5="http://schemas.microsoft.com/office/drawing/2016/5/11/chartex" xmlns:cx6="http://schemas.microsoft.com/office/drawing/2016/5/12/chartex" xmlns:cx7="http://schemas.microsoft.com/office/drawing/2016/5/13/chartex" xmlns:cx8="http://schemas.microsoft.com/office/drawing/2016/5/14/chartex" xmlns:mc="http://schemas.openxmlformats.org/markup-compatibility/2006" xmlns:aink="http://schemas.microsoft.com/office/drawing/2016/ink" xmlns:am3d="http://schemas.microsoft.com/office/drawing/2017/model3d" xmlns:o="urn:schemas-microsoft-com:office:office" xmlns:oel="http://schemas.microsoft.com/office/2019/extlst" xmlns:r="http://schemas.openxmlformats.org/officeDocument/2006/relationships" xmlns:m="http://schemas.openxmlformats.org/officeDocument/2006/math" xmlns:v="urn:schemas-microsoft-com:vml" xmlns:wp14="http://schemas.microsoft.com/office/word/2010/wordprocessingDrawing" xmlns:wp="http://schemas.openxmlformats.org/drawingml/2006/wordprocessingDrawing" xmlns:w10="urn:schemas-microsoft-com:office:word" xmlns:w="http://schemas.openxmlformats.org/wordprocessingml/2006/main" xmlns:w14="http://schemas.microsoft.com/office/word/2010/wordml" xmlns:w15="http://schemas.microsoft.com/office/word/2012/wordml" xmlns:w16cei="http://schemas.microsoft.com/office/word/2026/wordml/cei" xmlns:w16cex="http://schemas.microsoft.com/office/word/2018/wordml/cex" xmlns:w16cid="http://schemas.microsoft.com/office/word/2016/wordml/cid" xmlns:w16="http://schemas.microsoft.com/office/word/2018/wordml" xmlns:w16du="http://schemas.microsoft.com/office/word/2023/wordml/word16du" xmlns:w16sdtdh="http://schemas.microsoft.com/office/word/2020/wordml/sdtdatahash" xmlns:w16sdtfl="http://schemas.microsoft.com/office/word/2024/wordml/sdtformatlock" xmlns:w16se="http://schemas.microsoft.com/office/word/2015/wordml/symex" xmlns:wpg="http://schemas.microsoft.com/office/word/2010/wordprocessingGroup" xmlns:wpi="http://schemas.microsoft.com/office/word/2010/wordprocessingInk" xmlns:wne="http://schemas.microsoft.com/office/word/2006/wordml" xmlns:wps="http://schemas.microsoft.com/office/word/2010/wordprocessingShape" mc:Ignorable="w14 w15 w16se w16cid w16 w16cex w16sdtdh w16sdtfl w16du wp14">
+<file path=word/header5.xml><?xml version="1.0" encoding="utf-8"?>
+<w:hdr xmlns:wpc="http://schemas.microsoft.com/office/word/2010/wordprocessingCanvas" xmlns:cx="http://schemas.microsoft.com/office/drawing/2014/chartex" xmlns:cx1="http://schemas.microsoft.com/office/drawing/2015/9/8/chartex" xmlns:cx2="http://schemas.microsoft.com/office/drawing/2015/10/21/chartex" xmlns:cx3="http://schemas.microsoft.com/office/drawing/2016/5/9/chartex" xmlns:cx4="http://schemas.microsoft.com/office/drawing/2016/5/10/chartex" xmlns:cx5="http://schemas.microsoft.com/office/drawing/2016/5/11/chartex" xmlns:cx6="http://schemas.microsoft.com/office/drawing/2016/5/12/chartex" xmlns:cx7="http://schemas.microsoft.com/office/drawing/2016/5/13/chartex" xmlns:cx8="http://schemas.microsoft.com/office/drawing/2016/5/14/chartex" xmlns:mc="http://schemas.openxmlformats.org/markup-compatibility/2006" xmlns:aink="http://schemas.microsoft.com/office/drawing/2016/ink" xmlns:am3d="http://schemas.microsoft.com/office/drawing/2017/model3d" xmlns:o="urn:schemas-microsoft-com:office:office" xmlns:oel="http://schemas.microsoft.com/office/2019/extlst" xmlns:r="http://schemas.openxmlformats.org/officeDocument/2006/relationships" xmlns:m="http://schemas.openxmlformats.org/officeDocument/2006/math" xmlns:v="urn:schemas-microsoft-com:vml" xmlns:wp14="http://schemas.microsoft.com/office/word/2010/wordprocessingDrawing" xmlns:wp="http://schemas.openxmlformats.org/drawingml/2006/wordprocessingDrawing" xmlns:w10="urn:schemas-microsoft-com:office:word" xmlns:w="http://schemas.openxmlformats.org/wordprocessingml/2006/main" xmlns:w14="http://schemas.microsoft.com/office/word/2010/wordml" xmlns:w15="http://schemas.microsoft.com/office/word/2012/wordml" xmlns:w16cex="http://schemas.microsoft.com/office/word/2018/wordml/cex" xmlns:w16cid="http://schemas.microsoft.com/office/word/2016/wordml/cid" xmlns:w16="http://schemas.microsoft.com/office/word/2018/wordml" xmlns:w16du="http://schemas.microsoft.com/office/word/2023/wordml/word16du" xmlns:w16sdtdh="http://schemas.microsoft.com/office/word/2020/wordml/sdtdatahash" xmlns:w16sdtfl="http://schemas.microsoft.com/office/word/2024/wordml/sdtformatlock" xmlns:w16se="http://schemas.microsoft.com/office/word/2015/wordml/symex" xmlns:wpg="http://schemas.microsoft.com/office/word/2010/wordprocessingGroup" xmlns:wpi="http://schemas.microsoft.com/office/word/2010/wordprocessingInk" xmlns:wne="http://schemas.microsoft.com/office/word/2006/wordml" xmlns:wps="http://schemas.microsoft.com/office/word/2010/wordprocessingShape" mc:Ignorable="w14 w15 w16se w16cid w16 w16cex w16sdtdh w16sdtfl w16du wp14">
   <w:p>
     <w:pPr>
       <w:pStyle w:val="Header"/>
@@ -18410,7 +14392,7 @@
           <wp:extent cx="7556740" cy="10653623"/>
           <wp:effectExtent l="0" t="0" r="6350" b="0"/>
           <wp:wrapNone/>
-          <wp:docPr id="1731219658" name="Picture 1731219658"/>
+          <wp:docPr id="180449656" name="Picture 180449656"/>
           <wp:cNvGraphicFramePr/>
           <a:graphic xmlns:a="http://schemas.openxmlformats.org/drawingml/2006/main">
             <a:graphicData uri="http://schemas.openxmlformats.org/drawingml/2006/picture">
@@ -18458,18 +14440,8 @@
 </w:hdr>
 </file>
 
-<file path=word/header5.xml><?xml version="1.0" encoding="utf-8"?>
-<w:hdr xmlns:wpc="http://schemas.microsoft.com/office/word/2010/wordprocessingCanvas" xmlns:cx="http://schemas.microsoft.com/office/drawing/2014/chartex" xmlns:cx1="http://schemas.microsoft.com/office/drawing/2015/9/8/chartex" xmlns:cx2="http://schemas.microsoft.com/office/drawing/2015/10/21/chartex" xmlns:cx3="http://schemas.microsoft.com/office/drawing/2016/5/9/chartex" xmlns:cx4="http://schemas.microsoft.com/office/drawing/2016/5/10/chartex" xmlns:cx5="http://schemas.microsoft.com/office/drawing/2016/5/11/chartex" xmlns:cx6="http://schemas.microsoft.com/office/drawing/2016/5/12/chartex" xmlns:cx7="http://schemas.microsoft.com/office/drawing/2016/5/13/chartex" xmlns:cx8="http://schemas.microsoft.com/office/drawing/2016/5/14/chartex" xmlns:mc="http://schemas.openxmlformats.org/markup-compatibility/2006" xmlns:aink="http://schemas.microsoft.com/office/drawing/2016/ink" xmlns:am3d="http://schemas.microsoft.com/office/drawing/2017/model3d" xmlns:o="urn:schemas-microsoft-com:office:office" xmlns:oel="http://schemas.microsoft.com/office/2019/extlst" xmlns:r="http://schemas.openxmlformats.org/officeDocument/2006/relationships" xmlns:m="http://schemas.openxmlformats.org/officeDocument/2006/math" xmlns:v="urn:schemas-microsoft-com:vml" xmlns:wp14="http://schemas.microsoft.com/office/word/2010/wordprocessingDrawing" xmlns:wp="http://schemas.openxmlformats.org/drawingml/2006/wordprocessingDrawing" xmlns:w10="urn:schemas-microsoft-com:office:word" xmlns:w="http://schemas.openxmlformats.org/wordprocessingml/2006/main" xmlns:w14="http://schemas.microsoft.com/office/word/2010/wordml" xmlns:w15="http://schemas.microsoft.com/office/word/2012/wordml" xmlns:w16cei="http://schemas.microsoft.com/office/word/2026/wordml/cei" xmlns:w16cex="http://schemas.microsoft.com/office/word/2018/wordml/cex" xmlns:w16cid="http://schemas.microsoft.com/office/word/2016/wordml/cid" xmlns:w16="http://schemas.microsoft.com/office/word/2018/wordml" xmlns:w16du="http://schemas.microsoft.com/office/word/2023/wordml/word16du" xmlns:w16sdtdh="http://schemas.microsoft.com/office/word/2020/wordml/sdtdatahash" xmlns:w16sdtfl="http://schemas.microsoft.com/office/word/2024/wordml/sdtformatlock" xmlns:w16se="http://schemas.microsoft.com/office/word/2015/wordml/symex" xmlns:wpg="http://schemas.microsoft.com/office/word/2010/wordprocessingGroup" xmlns:wpi="http://schemas.microsoft.com/office/word/2010/wordprocessingInk" xmlns:wne="http://schemas.microsoft.com/office/word/2006/wordml" xmlns:wps="http://schemas.microsoft.com/office/word/2010/wordprocessingShape" mc:Ignorable="w14 w15 w16se w16cid w16 w16cex w16sdtdh w16sdtfl w16du wp14">
-  <w:p>
-    <w:pPr>
-      <w:pStyle w:val="Header"/>
-    </w:pPr>
-  </w:p>
-</w:hdr>
-</file>
-
 <file path=word/header6.xml><?xml version="1.0" encoding="utf-8"?>
-<w:hdr xmlns:wpc="http://schemas.microsoft.com/office/word/2010/wordprocessingCanvas" xmlns:cx="http://schemas.microsoft.com/office/drawing/2014/chartex" xmlns:cx1="http://schemas.microsoft.com/office/drawing/2015/9/8/chartex" xmlns:cx2="http://schemas.microsoft.com/office/drawing/2015/10/21/chartex" xmlns:cx3="http://schemas.microsoft.com/office/drawing/2016/5/9/chartex" xmlns:cx4="http://schemas.microsoft.com/office/drawing/2016/5/10/chartex" xmlns:cx5="http://schemas.microsoft.com/office/drawing/2016/5/11/chartex" xmlns:cx6="http://schemas.microsoft.com/office/drawing/2016/5/12/chartex" xmlns:cx7="http://schemas.microsoft.com/office/drawing/2016/5/13/chartex" xmlns:cx8="http://schemas.microsoft.com/office/drawing/2016/5/14/chartex" xmlns:mc="http://schemas.openxmlformats.org/markup-compatibility/2006" xmlns:aink="http://schemas.microsoft.com/office/drawing/2016/ink" xmlns:am3d="http://schemas.microsoft.com/office/drawing/2017/model3d" xmlns:o="urn:schemas-microsoft-com:office:office" xmlns:oel="http://schemas.microsoft.com/office/2019/extlst" xmlns:r="http://schemas.openxmlformats.org/officeDocument/2006/relationships" xmlns:m="http://schemas.openxmlformats.org/officeDocument/2006/math" xmlns:v="urn:schemas-microsoft-com:vml" xmlns:wp14="http://schemas.microsoft.com/office/word/2010/wordprocessingDrawing" xmlns:wp="http://schemas.openxmlformats.org/drawingml/2006/wordprocessingDrawing" xmlns:w10="urn:schemas-microsoft-com:office:word" xmlns:w="http://schemas.openxmlformats.org/wordprocessingml/2006/main" xmlns:w14="http://schemas.microsoft.com/office/word/2010/wordml" xmlns:w15="http://schemas.microsoft.com/office/word/2012/wordml" xmlns:w16cei="http://schemas.microsoft.com/office/word/2026/wordml/cei" xmlns:w16cex="http://schemas.microsoft.com/office/word/2018/wordml/cex" xmlns:w16cid="http://schemas.microsoft.com/office/word/2016/wordml/cid" xmlns:w16="http://schemas.microsoft.com/office/word/2018/wordml" xmlns:w16du="http://schemas.microsoft.com/office/word/2023/wordml/word16du" xmlns:w16sdtdh="http://schemas.microsoft.com/office/word/2020/wordml/sdtdatahash" xmlns:w16sdtfl="http://schemas.microsoft.com/office/word/2024/wordml/sdtformatlock" xmlns:w16se="http://schemas.microsoft.com/office/word/2015/wordml/symex" xmlns:wpg="http://schemas.microsoft.com/office/word/2010/wordprocessingGroup" xmlns:wpi="http://schemas.microsoft.com/office/word/2010/wordprocessingInk" xmlns:wne="http://schemas.microsoft.com/office/word/2006/wordml" xmlns:wps="http://schemas.microsoft.com/office/word/2010/wordprocessingShape" mc:Ignorable="w14 w15 w16se w16cid w16 w16cex w16sdtdh w16sdtfl w16du wp14">
+<w:hdr xmlns:wpc="http://schemas.microsoft.com/office/word/2010/wordprocessingCanvas" xmlns:cx="http://schemas.microsoft.com/office/drawing/2014/chartex" xmlns:cx1="http://schemas.microsoft.com/office/drawing/2015/9/8/chartex" xmlns:cx2="http://schemas.microsoft.com/office/drawing/2015/10/21/chartex" xmlns:cx3="http://schemas.microsoft.com/office/drawing/2016/5/9/chartex" xmlns:cx4="http://schemas.microsoft.com/office/drawing/2016/5/10/chartex" xmlns:cx5="http://schemas.microsoft.com/office/drawing/2016/5/11/chartex" xmlns:cx6="http://schemas.microsoft.com/office/drawing/2016/5/12/chartex" xmlns:cx7="http://schemas.microsoft.com/office/drawing/2016/5/13/chartex" xmlns:cx8="http://schemas.microsoft.com/office/drawing/2016/5/14/chartex" xmlns:mc="http://schemas.openxmlformats.org/markup-compatibility/2006" xmlns:aink="http://schemas.microsoft.com/office/drawing/2016/ink" xmlns:am3d="http://schemas.microsoft.com/office/drawing/2017/model3d" xmlns:o="urn:schemas-microsoft-com:office:office" xmlns:oel="http://schemas.microsoft.com/office/2019/extlst" xmlns:r="http://schemas.openxmlformats.org/officeDocument/2006/relationships" xmlns:m="http://schemas.openxmlformats.org/officeDocument/2006/math" xmlns:v="urn:schemas-microsoft-com:vml" xmlns:wp14="http://schemas.microsoft.com/office/word/2010/wordprocessingDrawing" xmlns:wp="http://schemas.openxmlformats.org/drawingml/2006/wordprocessingDrawing" xmlns:w10="urn:schemas-microsoft-com:office:word" xmlns:w="http://schemas.openxmlformats.org/wordprocessingml/2006/main" xmlns:w14="http://schemas.microsoft.com/office/word/2010/wordml" xmlns:w15="http://schemas.microsoft.com/office/word/2012/wordml" xmlns:w16cex="http://schemas.microsoft.com/office/word/2018/wordml/cex" xmlns:w16cid="http://schemas.microsoft.com/office/word/2016/wordml/cid" xmlns:w16="http://schemas.microsoft.com/office/word/2018/wordml" xmlns:w16du="http://schemas.microsoft.com/office/word/2023/wordml/word16du" xmlns:w16sdtdh="http://schemas.microsoft.com/office/word/2020/wordml/sdtdatahash" xmlns:w16sdtfl="http://schemas.microsoft.com/office/word/2024/wordml/sdtformatlock" xmlns:w16se="http://schemas.microsoft.com/office/word/2015/wordml/symex" xmlns:wpg="http://schemas.microsoft.com/office/word/2010/wordprocessingGroup" xmlns:wpi="http://schemas.microsoft.com/office/word/2010/wordprocessingInk" xmlns:wne="http://schemas.microsoft.com/office/word/2006/wordml" xmlns:wps="http://schemas.microsoft.com/office/word/2010/wordprocessingShape" mc:Ignorable="w14 w15 w16se w16cid w16 w16cex w16sdtdh w16sdtfl w16du wp14">
   <w:p>
     <w:pPr>
       <w:pStyle w:val="Header"/>
@@ -18479,7 +14451,17 @@
 </file>
 
 <file path=word/header7.xml><?xml version="1.0" encoding="utf-8"?>
-<w:hdr xmlns:wpc="http://schemas.microsoft.com/office/word/2010/wordprocessingCanvas" xmlns:cx="http://schemas.microsoft.com/office/drawing/2014/chartex" xmlns:cx1="http://schemas.microsoft.com/office/drawing/2015/9/8/chartex" xmlns:cx2="http://schemas.microsoft.com/office/drawing/2015/10/21/chartex" xmlns:cx3="http://schemas.microsoft.com/office/drawing/2016/5/9/chartex" xmlns:cx4="http://schemas.microsoft.com/office/drawing/2016/5/10/chartex" xmlns:cx5="http://schemas.microsoft.com/office/drawing/2016/5/11/chartex" xmlns:cx6="http://schemas.microsoft.com/office/drawing/2016/5/12/chartex" xmlns:cx7="http://schemas.microsoft.com/office/drawing/2016/5/13/chartex" xmlns:cx8="http://schemas.microsoft.com/office/drawing/2016/5/14/chartex" xmlns:mc="http://schemas.openxmlformats.org/markup-compatibility/2006" xmlns:aink="http://schemas.microsoft.com/office/drawing/2016/ink" xmlns:am3d="http://schemas.microsoft.com/office/drawing/2017/model3d" xmlns:o="urn:schemas-microsoft-com:office:office" xmlns:oel="http://schemas.microsoft.com/office/2019/extlst" xmlns:r="http://schemas.openxmlformats.org/officeDocument/2006/relationships" xmlns:m="http://schemas.openxmlformats.org/officeDocument/2006/math" xmlns:v="urn:schemas-microsoft-com:vml" xmlns:wp14="http://schemas.microsoft.com/office/word/2010/wordprocessingDrawing" xmlns:wp="http://schemas.openxmlformats.org/drawingml/2006/wordprocessingDrawing" xmlns:w10="urn:schemas-microsoft-com:office:word" xmlns:w="http://schemas.openxmlformats.org/wordprocessingml/2006/main" xmlns:w14="http://schemas.microsoft.com/office/word/2010/wordml" xmlns:w15="http://schemas.microsoft.com/office/word/2012/wordml" xmlns:w16cei="http://schemas.microsoft.com/office/word/2026/wordml/cei" xmlns:w16cex="http://schemas.microsoft.com/office/word/2018/wordml/cex" xmlns:w16cid="http://schemas.microsoft.com/office/word/2016/wordml/cid" xmlns:w16="http://schemas.microsoft.com/office/word/2018/wordml" xmlns:w16du="http://schemas.microsoft.com/office/word/2023/wordml/word16du" xmlns:w16sdtdh="http://schemas.microsoft.com/office/word/2020/wordml/sdtdatahash" xmlns:w16sdtfl="http://schemas.microsoft.com/office/word/2024/wordml/sdtformatlock" xmlns:w16se="http://schemas.microsoft.com/office/word/2015/wordml/symex" xmlns:wpg="http://schemas.microsoft.com/office/word/2010/wordprocessingGroup" xmlns:wpi="http://schemas.microsoft.com/office/word/2010/wordprocessingInk" xmlns:wne="http://schemas.microsoft.com/office/word/2006/wordml" xmlns:wps="http://schemas.microsoft.com/office/word/2010/wordprocessingShape" mc:Ignorable="w14 w15 w16se w16cid w16 w16cex w16sdtdh w16sdtfl w16du wp14">
+<w:hdr xmlns:wpc="http://schemas.microsoft.com/office/word/2010/wordprocessingCanvas" xmlns:cx="http://schemas.microsoft.com/office/drawing/2014/chartex" xmlns:cx1="http://schemas.microsoft.com/office/drawing/2015/9/8/chartex" xmlns:cx2="http://schemas.microsoft.com/office/drawing/2015/10/21/chartex" xmlns:cx3="http://schemas.microsoft.com/office/drawing/2016/5/9/chartex" xmlns:cx4="http://schemas.microsoft.com/office/drawing/2016/5/10/chartex" xmlns:cx5="http://schemas.microsoft.com/office/drawing/2016/5/11/chartex" xmlns:cx6="http://schemas.microsoft.com/office/drawing/2016/5/12/chartex" xmlns:cx7="http://schemas.microsoft.com/office/drawing/2016/5/13/chartex" xmlns:cx8="http://schemas.microsoft.com/office/drawing/2016/5/14/chartex" xmlns:mc="http://schemas.openxmlformats.org/markup-compatibility/2006" xmlns:aink="http://schemas.microsoft.com/office/drawing/2016/ink" xmlns:am3d="http://schemas.microsoft.com/office/drawing/2017/model3d" xmlns:o="urn:schemas-microsoft-com:office:office" xmlns:oel="http://schemas.microsoft.com/office/2019/extlst" xmlns:r="http://schemas.openxmlformats.org/officeDocument/2006/relationships" xmlns:m="http://schemas.openxmlformats.org/officeDocument/2006/math" xmlns:v="urn:schemas-microsoft-com:vml" xmlns:wp14="http://schemas.microsoft.com/office/word/2010/wordprocessingDrawing" xmlns:wp="http://schemas.openxmlformats.org/drawingml/2006/wordprocessingDrawing" xmlns:w10="urn:schemas-microsoft-com:office:word" xmlns:w="http://schemas.openxmlformats.org/wordprocessingml/2006/main" xmlns:w14="http://schemas.microsoft.com/office/word/2010/wordml" xmlns:w15="http://schemas.microsoft.com/office/word/2012/wordml" xmlns:w16cex="http://schemas.microsoft.com/office/word/2018/wordml/cex" xmlns:w16cid="http://schemas.microsoft.com/office/word/2016/wordml/cid" xmlns:w16="http://schemas.microsoft.com/office/word/2018/wordml" xmlns:w16du="http://schemas.microsoft.com/office/word/2023/wordml/word16du" xmlns:w16sdtdh="http://schemas.microsoft.com/office/word/2020/wordml/sdtdatahash" xmlns:w16sdtfl="http://schemas.microsoft.com/office/word/2024/wordml/sdtformatlock" xmlns:w16se="http://schemas.microsoft.com/office/word/2015/wordml/symex" xmlns:wpg="http://schemas.microsoft.com/office/word/2010/wordprocessingGroup" xmlns:wpi="http://schemas.microsoft.com/office/word/2010/wordprocessingInk" xmlns:wne="http://schemas.microsoft.com/office/word/2006/wordml" xmlns:wps="http://schemas.microsoft.com/office/word/2010/wordprocessingShape" mc:Ignorable="w14 w15 w16se w16cid w16 w16cex w16sdtdh w16sdtfl w16du wp14">
+  <w:p>
+    <w:pPr>
+      <w:pStyle w:val="Header"/>
+    </w:pPr>
+  </w:p>
+</w:hdr>
+</file>
+
+<file path=word/header8.xml><?xml version="1.0" encoding="utf-8"?>
+<w:hdr xmlns:wpc="http://schemas.microsoft.com/office/word/2010/wordprocessingCanvas" xmlns:cx="http://schemas.microsoft.com/office/drawing/2014/chartex" xmlns:cx1="http://schemas.microsoft.com/office/drawing/2015/9/8/chartex" xmlns:cx2="http://schemas.microsoft.com/office/drawing/2015/10/21/chartex" xmlns:cx3="http://schemas.microsoft.com/office/drawing/2016/5/9/chartex" xmlns:cx4="http://schemas.microsoft.com/office/drawing/2016/5/10/chartex" xmlns:cx5="http://schemas.microsoft.com/office/drawing/2016/5/11/chartex" xmlns:cx6="http://schemas.microsoft.com/office/drawing/2016/5/12/chartex" xmlns:cx7="http://schemas.microsoft.com/office/drawing/2016/5/13/chartex" xmlns:cx8="http://schemas.microsoft.com/office/drawing/2016/5/14/chartex" xmlns:mc="http://schemas.openxmlformats.org/markup-compatibility/2006" xmlns:aink="http://schemas.microsoft.com/office/drawing/2016/ink" xmlns:am3d="http://schemas.microsoft.com/office/drawing/2017/model3d" xmlns:o="urn:schemas-microsoft-com:office:office" xmlns:oel="http://schemas.microsoft.com/office/2019/extlst" xmlns:r="http://schemas.openxmlformats.org/officeDocument/2006/relationships" xmlns:m="http://schemas.openxmlformats.org/officeDocument/2006/math" xmlns:v="urn:schemas-microsoft-com:vml" xmlns:wp14="http://schemas.microsoft.com/office/word/2010/wordprocessingDrawing" xmlns:wp="http://schemas.openxmlformats.org/drawingml/2006/wordprocessingDrawing" xmlns:w10="urn:schemas-microsoft-com:office:word" xmlns:w="http://schemas.openxmlformats.org/wordprocessingml/2006/main" xmlns:w14="http://schemas.microsoft.com/office/word/2010/wordml" xmlns:w15="http://schemas.microsoft.com/office/word/2012/wordml" xmlns:w16cex="http://schemas.microsoft.com/office/word/2018/wordml/cex" xmlns:w16cid="http://schemas.microsoft.com/office/word/2016/wordml/cid" xmlns:w16="http://schemas.microsoft.com/office/word/2018/wordml" xmlns:w16du="http://schemas.microsoft.com/office/word/2023/wordml/word16du" xmlns:w16sdtdh="http://schemas.microsoft.com/office/word/2020/wordml/sdtdatahash" xmlns:w16sdtfl="http://schemas.microsoft.com/office/word/2024/wordml/sdtformatlock" xmlns:w16se="http://schemas.microsoft.com/office/word/2015/wordml/symex" xmlns:wpg="http://schemas.microsoft.com/office/word/2010/wordprocessingGroup" xmlns:wpi="http://schemas.microsoft.com/office/word/2010/wordprocessingInk" xmlns:wne="http://schemas.microsoft.com/office/word/2006/wordml" xmlns:wps="http://schemas.microsoft.com/office/word/2010/wordprocessingShape" mc:Ignorable="w14 w15 w16se w16cid w16 w16cex w16sdtdh w16sdtfl w16du wp14">
   <w:tbl>
     <w:tblPr>
       <w:tblStyle w:val="TableGrid"/>
@@ -18779,8 +14761,8 @@
 </w:hdr>
 </file>
 
-<file path=word/header8.xml><?xml version="1.0" encoding="utf-8"?>
-<w:hdr xmlns:wpc="http://schemas.microsoft.com/office/word/2010/wordprocessingCanvas" xmlns:cx="http://schemas.microsoft.com/office/drawing/2014/chartex" xmlns:cx1="http://schemas.microsoft.com/office/drawing/2015/9/8/chartex" xmlns:cx2="http://schemas.microsoft.com/office/drawing/2015/10/21/chartex" xmlns:cx3="http://schemas.microsoft.com/office/drawing/2016/5/9/chartex" xmlns:cx4="http://schemas.microsoft.com/office/drawing/2016/5/10/chartex" xmlns:cx5="http://schemas.microsoft.com/office/drawing/2016/5/11/chartex" xmlns:cx6="http://schemas.microsoft.com/office/drawing/2016/5/12/chartex" xmlns:cx7="http://schemas.microsoft.com/office/drawing/2016/5/13/chartex" xmlns:cx8="http://schemas.microsoft.com/office/drawing/2016/5/14/chartex" xmlns:mc="http://schemas.openxmlformats.org/markup-compatibility/2006" xmlns:aink="http://schemas.microsoft.com/office/drawing/2016/ink" xmlns:am3d="http://schemas.microsoft.com/office/drawing/2017/model3d" xmlns:o="urn:schemas-microsoft-com:office:office" xmlns:oel="http://schemas.microsoft.com/office/2019/extlst" xmlns:r="http://schemas.openxmlformats.org/officeDocument/2006/relationships" xmlns:m="http://schemas.openxmlformats.org/officeDocument/2006/math" xmlns:v="urn:schemas-microsoft-com:vml" xmlns:wp14="http://schemas.microsoft.com/office/word/2010/wordprocessingDrawing" xmlns:wp="http://schemas.openxmlformats.org/drawingml/2006/wordprocessingDrawing" xmlns:w10="urn:schemas-microsoft-com:office:word" xmlns:w="http://schemas.openxmlformats.org/wordprocessingml/2006/main" xmlns:w14="http://schemas.microsoft.com/office/word/2010/wordml" xmlns:w15="http://schemas.microsoft.com/office/word/2012/wordml" xmlns:w16cei="http://schemas.microsoft.com/office/word/2026/wordml/cei" xmlns:w16cex="http://schemas.microsoft.com/office/word/2018/wordml/cex" xmlns:w16cid="http://schemas.microsoft.com/office/word/2016/wordml/cid" xmlns:w16="http://schemas.microsoft.com/office/word/2018/wordml" xmlns:w16du="http://schemas.microsoft.com/office/word/2023/wordml/word16du" xmlns:w16sdtdh="http://schemas.microsoft.com/office/word/2020/wordml/sdtdatahash" xmlns:w16sdtfl="http://schemas.microsoft.com/office/word/2024/wordml/sdtformatlock" xmlns:w16se="http://schemas.microsoft.com/office/word/2015/wordml/symex" xmlns:wpg="http://schemas.microsoft.com/office/word/2010/wordprocessingGroup" xmlns:wpi="http://schemas.microsoft.com/office/word/2010/wordprocessingInk" xmlns:wne="http://schemas.microsoft.com/office/word/2006/wordml" xmlns:wps="http://schemas.microsoft.com/office/word/2010/wordprocessingShape" mc:Ignorable="w14 w15 w16se w16cid w16 w16cex w16sdtdh w16sdtfl w16du wp14">
+<file path=word/header9.xml><?xml version="1.0" encoding="utf-8"?>
+<w:hdr xmlns:wpc="http://schemas.microsoft.com/office/word/2010/wordprocessingCanvas" xmlns:cx="http://schemas.microsoft.com/office/drawing/2014/chartex" xmlns:cx1="http://schemas.microsoft.com/office/drawing/2015/9/8/chartex" xmlns:cx2="http://schemas.microsoft.com/office/drawing/2015/10/21/chartex" xmlns:cx3="http://schemas.microsoft.com/office/drawing/2016/5/9/chartex" xmlns:cx4="http://schemas.microsoft.com/office/drawing/2016/5/10/chartex" xmlns:cx5="http://schemas.microsoft.com/office/drawing/2016/5/11/chartex" xmlns:cx6="http://schemas.microsoft.com/office/drawing/2016/5/12/chartex" xmlns:cx7="http://schemas.microsoft.com/office/drawing/2016/5/13/chartex" xmlns:cx8="http://schemas.microsoft.com/office/drawing/2016/5/14/chartex" xmlns:mc="http://schemas.openxmlformats.org/markup-compatibility/2006" xmlns:aink="http://schemas.microsoft.com/office/drawing/2016/ink" xmlns:am3d="http://schemas.microsoft.com/office/drawing/2017/model3d" xmlns:o="urn:schemas-microsoft-com:office:office" xmlns:oel="http://schemas.microsoft.com/office/2019/extlst" xmlns:r="http://schemas.openxmlformats.org/officeDocument/2006/relationships" xmlns:m="http://schemas.openxmlformats.org/officeDocument/2006/math" xmlns:v="urn:schemas-microsoft-com:vml" xmlns:wp14="http://schemas.microsoft.com/office/word/2010/wordprocessingDrawing" xmlns:wp="http://schemas.openxmlformats.org/drawingml/2006/wordprocessingDrawing" xmlns:w10="urn:schemas-microsoft-com:office:word" xmlns:w="http://schemas.openxmlformats.org/wordprocessingml/2006/main" xmlns:w14="http://schemas.microsoft.com/office/word/2010/wordml" xmlns:w15="http://schemas.microsoft.com/office/word/2012/wordml" xmlns:w16cex="http://schemas.microsoft.com/office/word/2018/wordml/cex" xmlns:w16cid="http://schemas.microsoft.com/office/word/2016/wordml/cid" xmlns:w16="http://schemas.microsoft.com/office/word/2018/wordml" xmlns:w16du="http://schemas.microsoft.com/office/word/2023/wordml/word16du" xmlns:w16sdtdh="http://schemas.microsoft.com/office/word/2020/wordml/sdtdatahash" xmlns:w16sdtfl="http://schemas.microsoft.com/office/word/2024/wordml/sdtformatlock" xmlns:w16se="http://schemas.microsoft.com/office/word/2015/wordml/symex" xmlns:wpg="http://schemas.microsoft.com/office/word/2010/wordprocessingGroup" xmlns:wpi="http://schemas.microsoft.com/office/word/2010/wordprocessingInk" xmlns:wne="http://schemas.microsoft.com/office/word/2006/wordml" xmlns:wps="http://schemas.microsoft.com/office/word/2010/wordprocessingShape" mc:Ignorable="w14 w15 w16se w16cid w16 w16cex w16sdtdh w16sdtfl w16du wp14">
   <w:p>
     <w:pPr>
       <w:pStyle w:val="Header"/>
@@ -18790,7 +14772,7 @@
 </file>
 
 <file path=word/numbering.xml><?xml version="1.0" encoding="utf-8"?>
-<w:numbering xmlns:wpc="http://schemas.microsoft.com/office/word/2010/wordprocessingCanvas" xmlns:cx="http://schemas.microsoft.com/office/drawing/2014/chartex" xmlns:cx1="http://schemas.microsoft.com/office/drawing/2015/9/8/chartex" xmlns:cx2="http://schemas.microsoft.com/office/drawing/2015/10/21/chartex" xmlns:cx3="http://schemas.microsoft.com/office/drawing/2016/5/9/chartex" xmlns:cx4="http://schemas.microsoft.com/office/drawing/2016/5/10/chartex" xmlns:cx5="http://schemas.microsoft.com/office/drawing/2016/5/11/chartex" xmlns:cx6="http://schemas.microsoft.com/office/drawing/2016/5/12/chartex" xmlns:cx7="http://schemas.microsoft.com/office/drawing/2016/5/13/chartex" xmlns:cx8="http://schemas.microsoft.com/office/drawing/2016/5/14/chartex" xmlns:mc="http://schemas.openxmlformats.org/markup-compatibility/2006" xmlns:aink="http://schemas.microsoft.com/office/drawing/2016/ink" xmlns:am3d="http://schemas.microsoft.com/office/drawing/2017/model3d" xmlns:o="urn:schemas-microsoft-com:office:office" xmlns:oel="http://schemas.microsoft.com/office/2019/extlst" xmlns:r="http://schemas.openxmlformats.org/officeDocument/2006/relationships" xmlns:m="http://schemas.openxmlformats.org/officeDocument/2006/math" xmlns:v="urn:schemas-microsoft-com:vml" xmlns:wp14="http://schemas.microsoft.com/office/word/2010/wordprocessingDrawing" xmlns:wp="http://schemas.openxmlformats.org/drawingml/2006/wordprocessingDrawing" xmlns:w10="urn:schemas-microsoft-com:office:word" xmlns:w="http://schemas.openxmlformats.org/wordprocessingml/2006/main" xmlns:w14="http://schemas.microsoft.com/office/word/2010/wordml" xmlns:w15="http://schemas.microsoft.com/office/word/2012/wordml" xmlns:w16cei="http://schemas.microsoft.com/office/word/2026/wordml/cei" xmlns:w16cex="http://schemas.microsoft.com/office/word/2018/wordml/cex" xmlns:w16cid="http://schemas.microsoft.com/office/word/2016/wordml/cid" xmlns:w16="http://schemas.microsoft.com/office/word/2018/wordml" xmlns:w16du="http://schemas.microsoft.com/office/word/2023/wordml/word16du" xmlns:w16sdtdh="http://schemas.microsoft.com/office/word/2020/wordml/sdtdatahash" xmlns:w16sdtfl="http://schemas.microsoft.com/office/word/2024/wordml/sdtformatlock" xmlns:w16se="http://schemas.microsoft.com/office/word/2015/wordml/symex" xmlns:wpg="http://schemas.microsoft.com/office/word/2010/wordprocessingGroup" xmlns:wpi="http://schemas.microsoft.com/office/word/2010/wordprocessingInk" xmlns:wne="http://schemas.microsoft.com/office/word/2006/wordml" xmlns:wps="http://schemas.microsoft.com/office/word/2010/wordprocessingShape" mc:Ignorable="w14 w15 w16se w16cid w16 w16cex w16sdtdh w16sdtfl w16du wp14">
+<w:numbering xmlns:wpc="http://schemas.microsoft.com/office/word/2010/wordprocessingCanvas" xmlns:cx="http://schemas.microsoft.com/office/drawing/2014/chartex" xmlns:cx1="http://schemas.microsoft.com/office/drawing/2015/9/8/chartex" xmlns:cx2="http://schemas.microsoft.com/office/drawing/2015/10/21/chartex" xmlns:cx3="http://schemas.microsoft.com/office/drawing/2016/5/9/chartex" xmlns:cx4="http://schemas.microsoft.com/office/drawing/2016/5/10/chartex" xmlns:cx5="http://schemas.microsoft.com/office/drawing/2016/5/11/chartex" xmlns:cx6="http://schemas.microsoft.com/office/drawing/2016/5/12/chartex" xmlns:cx7="http://schemas.microsoft.com/office/drawing/2016/5/13/chartex" xmlns:cx8="http://schemas.microsoft.com/office/drawing/2016/5/14/chartex" xmlns:mc="http://schemas.openxmlformats.org/markup-compatibility/2006" xmlns:aink="http://schemas.microsoft.com/office/drawing/2016/ink" xmlns:am3d="http://schemas.microsoft.com/office/drawing/2017/model3d" xmlns:o="urn:schemas-microsoft-com:office:office" xmlns:oel="http://schemas.microsoft.com/office/2019/extlst" xmlns:r="http://schemas.openxmlformats.org/officeDocument/2006/relationships" xmlns:m="http://schemas.openxmlformats.org/officeDocument/2006/math" xmlns:v="urn:schemas-microsoft-com:vml" xmlns:wp14="http://schemas.microsoft.com/office/word/2010/wordprocessingDrawing" xmlns:wp="http://schemas.openxmlformats.org/drawingml/2006/wordprocessingDrawing" xmlns:w10="urn:schemas-microsoft-com:office:word" xmlns:w="http://schemas.openxmlformats.org/wordprocessingml/2006/main" xmlns:w14="http://schemas.microsoft.com/office/word/2010/wordml" xmlns:w15="http://schemas.microsoft.com/office/word/2012/wordml" xmlns:w16cex="http://schemas.microsoft.com/office/word/2018/wordml/cex" xmlns:w16cid="http://schemas.microsoft.com/office/word/2016/wordml/cid" xmlns:w16="http://schemas.microsoft.com/office/word/2018/wordml" xmlns:w16du="http://schemas.microsoft.com/office/word/2023/wordml/word16du" xmlns:w16sdtdh="http://schemas.microsoft.com/office/word/2020/wordml/sdtdatahash" xmlns:w16sdtfl="http://schemas.microsoft.com/office/word/2024/wordml/sdtformatlock" xmlns:w16se="http://schemas.microsoft.com/office/word/2015/wordml/symex" xmlns:wpg="http://schemas.microsoft.com/office/word/2010/wordprocessingGroup" xmlns:wpi="http://schemas.microsoft.com/office/word/2010/wordprocessingInk" xmlns:wne="http://schemas.microsoft.com/office/word/2006/wordml" xmlns:wps="http://schemas.microsoft.com/office/word/2010/wordprocessingShape" mc:Ignorable="w14 w15 w16se w16cid w16 w16cex w16sdtdh w16sdtfl w16du wp14">
   <w:abstractNum w:abstractNumId="0" w15:restartNumberingAfterBreak="0">
     <w:nsid w:val="0C303E43"/>
     <w:multiLevelType w:val="hybridMultilevel"/>
@@ -20590,6 +16572,7 @@
   <w:style w:type="character" w:default="1" w:styleId="DefaultParagraphFont">
     <w:name w:val="Default Paragraph Font"/>
     <w:uiPriority w:val="1"/>
+    <w:semiHidden/>
     <w:unhideWhenUsed/>
   </w:style>
   <w:style w:type="table" w:default="1" w:styleId="TableNormal">

--- a/storage/app/private/templates/report-charter-condition.docx
+++ b/storage/app/private/templates/report-charter-condition.docx
@@ -1,6 +1,6 @@
 
 <file path=word/document.xml><?xml version="1.0" encoding="utf-8"?>
-<w:document xmlns:wpc="http://schemas.microsoft.com/office/word/2010/wordprocessingCanvas" xmlns:cx="http://schemas.microsoft.com/office/drawing/2014/chartex" xmlns:cx1="http://schemas.microsoft.com/office/drawing/2015/9/8/chartex" xmlns:cx2="http://schemas.microsoft.com/office/drawing/2015/10/21/chartex" xmlns:cx3="http://schemas.microsoft.com/office/drawing/2016/5/9/chartex" xmlns:cx4="http://schemas.microsoft.com/office/drawing/2016/5/10/chartex" xmlns:cx5="http://schemas.microsoft.com/office/drawing/2016/5/11/chartex" xmlns:cx6="http://schemas.microsoft.com/office/drawing/2016/5/12/chartex" xmlns:cx7="http://schemas.microsoft.com/office/drawing/2016/5/13/chartex" xmlns:cx8="http://schemas.microsoft.com/office/drawing/2016/5/14/chartex" xmlns:mc="http://schemas.openxmlformats.org/markup-compatibility/2006" xmlns:aink="http://schemas.microsoft.com/office/drawing/2016/ink" xmlns:am3d="http://schemas.microsoft.com/office/drawing/2017/model3d" xmlns:o="urn:schemas-microsoft-com:office:office" xmlns:oel="http://schemas.microsoft.com/office/2019/extlst" xmlns:r="http://schemas.openxmlformats.org/officeDocument/2006/relationships" xmlns:m="http://schemas.openxmlformats.org/officeDocument/2006/math" xmlns:v="urn:schemas-microsoft-com:vml" xmlns:wp14="http://schemas.microsoft.com/office/word/2010/wordprocessingDrawing" xmlns:wp="http://schemas.openxmlformats.org/drawingml/2006/wordprocessingDrawing" xmlns:w10="urn:schemas-microsoft-com:office:word" xmlns:w="http://schemas.openxmlformats.org/wordprocessingml/2006/main" xmlns:w14="http://schemas.microsoft.com/office/word/2010/wordml" xmlns:w15="http://schemas.microsoft.com/office/word/2012/wordml" xmlns:w16cex="http://schemas.microsoft.com/office/word/2018/wordml/cex" xmlns:w16cid="http://schemas.microsoft.com/office/word/2016/wordml/cid" xmlns:w16="http://schemas.microsoft.com/office/word/2018/wordml" xmlns:w16du="http://schemas.microsoft.com/office/word/2023/wordml/word16du" xmlns:w16sdtdh="http://schemas.microsoft.com/office/word/2020/wordml/sdtdatahash" xmlns:w16sdtfl="http://schemas.microsoft.com/office/word/2024/wordml/sdtformatlock" xmlns:w16se="http://schemas.microsoft.com/office/word/2015/wordml/symex" xmlns:wpg="http://schemas.microsoft.com/office/word/2010/wordprocessingGroup" xmlns:wpi="http://schemas.microsoft.com/office/word/2010/wordprocessingInk" xmlns:wne="http://schemas.microsoft.com/office/word/2006/wordml" xmlns:wps="http://schemas.microsoft.com/office/word/2010/wordprocessingShape" mc:Ignorable="w14 w15 w16se w16cid w16 w16cex w16sdtdh w16sdtfl w16du wp14">
+<w:document xmlns:wpc="http://schemas.microsoft.com/office/word/2010/wordprocessingCanvas" xmlns:cx="http://schemas.microsoft.com/office/drawing/2014/chartex" xmlns:cx1="http://schemas.microsoft.com/office/drawing/2015/9/8/chartex" xmlns:cx2="http://schemas.microsoft.com/office/drawing/2015/10/21/chartex" xmlns:cx3="http://schemas.microsoft.com/office/drawing/2016/5/9/chartex" xmlns:cx4="http://schemas.microsoft.com/office/drawing/2016/5/10/chartex" xmlns:cx5="http://schemas.microsoft.com/office/drawing/2016/5/11/chartex" xmlns:cx6="http://schemas.microsoft.com/office/drawing/2016/5/12/chartex" xmlns:cx7="http://schemas.microsoft.com/office/drawing/2016/5/13/chartex" xmlns:cx8="http://schemas.microsoft.com/office/drawing/2016/5/14/chartex" xmlns:mc="http://schemas.openxmlformats.org/markup-compatibility/2006" xmlns:aink="http://schemas.microsoft.com/office/drawing/2016/ink" xmlns:am3d="http://schemas.microsoft.com/office/drawing/2017/model3d" xmlns:o="urn:schemas-microsoft-com:office:office" xmlns:oel="http://schemas.microsoft.com/office/2019/extlst" xmlns:r="http://schemas.openxmlformats.org/officeDocument/2006/relationships" xmlns:m="http://schemas.openxmlformats.org/officeDocument/2006/math" xmlns:v="urn:schemas-microsoft-com:vml" xmlns:wp14="http://schemas.microsoft.com/office/word/2010/wordprocessingDrawing" xmlns:wp="http://schemas.openxmlformats.org/drawingml/2006/wordprocessingDrawing" xmlns:w10="urn:schemas-microsoft-com:office:word" xmlns:w="http://schemas.openxmlformats.org/wordprocessingml/2006/main" xmlns:w14="http://schemas.microsoft.com/office/word/2010/wordml" xmlns:w15="http://schemas.microsoft.com/office/word/2012/wordml" xmlns:w16cei="http://schemas.microsoft.com/office/word/2026/wordml/cei" xmlns:w16cex="http://schemas.microsoft.com/office/word/2018/wordml/cex" xmlns:w16cid="http://schemas.microsoft.com/office/word/2016/wordml/cid" xmlns:w16="http://schemas.microsoft.com/office/word/2018/wordml" xmlns:w16du="http://schemas.microsoft.com/office/word/2023/wordml/word16du" xmlns:w16sdtdh="http://schemas.microsoft.com/office/word/2020/wordml/sdtdatahash" xmlns:w16sdtfl="http://schemas.microsoft.com/office/word/2024/wordml/sdtformatlock" xmlns:w16se="http://schemas.microsoft.com/office/word/2015/wordml/symex" xmlns:wpg="http://schemas.microsoft.com/office/word/2010/wordprocessingGroup" xmlns:wpi="http://schemas.microsoft.com/office/word/2010/wordprocessingInk" xmlns:wne="http://schemas.microsoft.com/office/word/2006/wordml" xmlns:wps="http://schemas.microsoft.com/office/word/2010/wordprocessingShape" mc:Ignorable="w14 w15 w16se w16cid w16 w16cex w16sdtdh w16sdtfl w16du wp14">
   <w:body>
     <w:p>
       <w:pPr>
@@ -109,8 +109,18 @@
                                 <w:sz w:val="28"/>
                                 <w:szCs w:val="28"/>
                               </w:rPr>
-                              <w:t>NO. LAP: ${report_no}</w:t>
+                              <w:t xml:space="preserve">NO. LAP: </w:t>
                             </w:r>
+                            <w:proofErr w:type="spellStart"/>
+                            <w:r>
+                              <w:rPr>
+                                <w:rFonts w:ascii="Arial" w:hAnsi="Arial" w:cs="Arial"/>
+                                <w:sz w:val="28"/>
+                                <w:szCs w:val="28"/>
+                              </w:rPr>
+                              <w:t>${report_no}</w:t>
+                            </w:r>
+                            <w:proofErr w:type="spellEnd"/>
                           </w:p>
                           <w:p>
                             <w:pPr>
@@ -163,8 +173,18 @@
                           <w:sz w:val="28"/>
                           <w:szCs w:val="28"/>
                         </w:rPr>
-                        <w:t>NO. LAP: ${report_no}</w:t>
+                        <w:t xml:space="preserve">NO. LAP: </w:t>
                       </w:r>
+                      <w:proofErr w:type="spellStart"/>
+                      <w:r>
+                        <w:rPr>
+                          <w:rFonts w:ascii="Arial" w:hAnsi="Arial" w:cs="Arial"/>
+                          <w:sz w:val="28"/>
+                          <w:szCs w:val="28"/>
+                        </w:rPr>
+                        <w:t>${report_no}</w:t>
+                      </w:r>
+                      <w:proofErr w:type="spellEnd"/>
                     </w:p>
                     <w:p>
                       <w:pPr>
@@ -508,7 +528,7 @@
                                 <w:sz w:val="32"/>
                                 <w:szCs w:val="32"/>
                               </w:rPr>
-                              <w:t>${report_title}</w:t>
+                              <w:t xml:space="preserve">${report_title}</w:t>
                             </w:r>
                           </w:p>
                           <w:p>
@@ -522,6 +542,15 @@
                                 <w:szCs w:val="32"/>
                               </w:rPr>
                             </w:pPr>
+                            <w:r>
+                              <w:rPr>
+                                <w:rFonts w:ascii="Arial" w:hAnsi="Arial" w:cs="Arial"/>
+                                <w:color w:val="000000" w:themeColor="text1"/>
+                                <w:sz w:val="32"/>
+                                <w:szCs w:val="32"/>
+                              </w:rPr>
+                              <w:t/>
+                            </w:r>
                           </w:p>
                         </w:txbxContent>
                       </wps:txbx>
@@ -566,7 +595,7 @@
                           <w:sz w:val="32"/>
                           <w:szCs w:val="32"/>
                         </w:rPr>
-                        <w:t>${report_title}</w:t>
+                        <w:t xml:space="preserve">${report_title}</w:t>
                       </w:r>
                     </w:p>
                     <w:p>
@@ -580,6 +609,15 @@
                           <w:szCs w:val="32"/>
                         </w:rPr>
                       </w:pPr>
+                      <w:r>
+                        <w:rPr>
+                          <w:rFonts w:ascii="Arial" w:hAnsi="Arial" w:cs="Arial"/>
+                          <w:color w:val="000000" w:themeColor="text1"/>
+                          <w:sz w:val="32"/>
+                          <w:szCs w:val="32"/>
+                        </w:rPr>
+                        <w:t/>
+                      </w:r>
                     </w:p>
                   </w:txbxContent>
                 </v:textbox>
@@ -595,12 +633,8 @@
           <w:lang w:val="sv-SE"/>
         </w:rPr>
         <w:sectPr>
-          <w:headerReference w:type="even" r:id="rId8"/>
-          <w:headerReference w:type="default" r:id="rId9"/>
-          <w:footerReference w:type="even" r:id="rId10"/>
-          <w:footerReference w:type="default" r:id="rId11"/>
-          <w:headerReference w:type="first" r:id="rId12"/>
-          <w:footerReference w:type="first" r:id="rId13"/>
+          <w:headerReference w:type="default" r:id="rId8"/>
+          <w:headerReference w:type="first" r:id="rId9"/>
           <w:type w:val="continuous"/>
           <w:pgSz w:w="11906" w:h="16838" w:code="9"/>
           <w:pgMar w:top="607" w:right="873" w:bottom="1134" w:left="1440" w:header="283" w:footer="283" w:gutter="0"/>
@@ -639,7 +673,7 @@
           <w:lang w:val="fi-FI"/>
         </w:rPr>
       </w:pPr>
-      <w:bookmarkStart w:id="2" w:name="_Toc243393578"/>
+      <w:bookmarkStart w:id="2" w:name="_Toc237003281"/>
       <w:r>
         <w:rPr>
           <w:lang w:val="fi-FI"/>
@@ -803,6 +837,7 @@
         </w:rPr>
         <w:t xml:space="preserve">No: </w:t>
       </w:r>
+      <w:proofErr w:type="spellStart"/>
       <w:r>
         <w:rPr>
           <w:b/>
@@ -810,28 +845,9 @@
           <w:sz w:val="28"/>
           <w:szCs w:val="28"/>
         </w:rPr>
-        <w:t>${</w:t>
-      </w:r>
-      <w:proofErr w:type="spellStart"/>
-      <w:r>
-        <w:rPr>
-          <w:b/>
-          <w:bCs/>
-          <w:sz w:val="28"/>
-          <w:szCs w:val="28"/>
-        </w:rPr>
-        <w:t>report_no</w:t>
+        <w:t>${report_no}</w:t>
       </w:r>
       <w:proofErr w:type="spellEnd"/>
-      <w:r>
-        <w:rPr>
-          <w:b/>
-          <w:bCs/>
-          <w:sz w:val="28"/>
-          <w:szCs w:val="28"/>
-        </w:rPr>
-        <w:t>}</w:t>
-      </w:r>
     </w:p>
     <w:p>
       <w:pPr>
@@ -887,7 +903,7 @@
           </w:tcPr>
           <w:p>
             <w:pPr>
-              <w:spacing w:before="120" w:after="120"/>
+              <w:spacing w:before="120" w:after="120" w:line="240" w:lineRule="auto"/>
               <w:jc w:val="left"/>
               <w:rPr>
                 <w:b/>
@@ -916,7 +932,7 @@
           </w:tcPr>
           <w:p>
             <w:pPr>
-              <w:spacing w:before="120" w:after="120"/>
+              <w:spacing w:before="120" w:after="120" w:line="240" w:lineRule="auto"/>
               <w:jc w:val="center"/>
               <w:rPr>
                 <w:b/>
@@ -945,7 +961,7 @@
           </w:tcPr>
           <w:p>
             <w:pPr>
-              <w:spacing w:before="120" w:after="120"/>
+              <w:spacing w:before="120" w:after="120" w:line="240" w:lineRule="auto"/>
               <w:jc w:val="left"/>
               <w:rPr>
                 <w:b/>
@@ -964,7 +980,7 @@
                 <w:szCs w:val="28"/>
                 <w:lang w:val="en-GB"/>
               </w:rPr>
-              <w:t>${ship_name}</w:t>
+              <w:t xml:space="preserve">${ship_name}</w:t>
             </w:r>
           </w:p>
         </w:tc>
@@ -980,7 +996,7 @@
           </w:tcPr>
           <w:p>
             <w:pPr>
-              <w:spacing w:before="120" w:after="120"/>
+              <w:spacing w:before="120" w:after="120" w:line="240" w:lineRule="auto"/>
               <w:jc w:val="left"/>
               <w:rPr>
                 <w:b/>
@@ -1009,7 +1025,7 @@
           </w:tcPr>
           <w:p>
             <w:pPr>
-              <w:spacing w:before="120" w:after="120"/>
+              <w:spacing w:before="120" w:after="120" w:line="240" w:lineRule="auto"/>
               <w:jc w:val="center"/>
               <w:rPr>
                 <w:b/>
@@ -1038,7 +1054,7 @@
           </w:tcPr>
           <w:p>
             <w:pPr>
-              <w:spacing w:before="120" w:after="120"/>
+              <w:spacing w:before="120" w:after="120" w:line="240" w:lineRule="auto"/>
               <w:jc w:val="left"/>
               <w:rPr>
                 <w:b/>
@@ -1056,7 +1072,7 @@
                 <w:szCs w:val="28"/>
                 <w:lang w:val="en-GB"/>
               </w:rPr>
-              <w:t>${ship_type}</w:t>
+              <w:t xml:space="preserve">${ship_type}</w:t>
             </w:r>
           </w:p>
         </w:tc>
@@ -1072,7 +1088,7 @@
           </w:tcPr>
           <w:p>
             <w:pPr>
-              <w:spacing w:before="120" w:after="120"/>
+              <w:spacing w:before="120" w:after="120" w:line="240" w:lineRule="auto"/>
               <w:jc w:val="left"/>
               <w:rPr>
                 <w:b/>
@@ -1101,7 +1117,7 @@
           </w:tcPr>
           <w:p>
             <w:pPr>
-              <w:spacing w:before="120" w:after="120"/>
+              <w:spacing w:before="120" w:after="120" w:line="240" w:lineRule="auto"/>
               <w:jc w:val="center"/>
               <w:rPr>
                 <w:b/>
@@ -1130,7 +1146,7 @@
           </w:tcPr>
           <w:p>
             <w:pPr>
-              <w:spacing w:before="120" w:after="120"/>
+              <w:spacing w:before="120" w:after="120" w:line="240" w:lineRule="auto"/>
               <w:jc w:val="left"/>
               <w:rPr>
                 <w:b/>
@@ -1148,7 +1164,7 @@
                 <w:szCs w:val="28"/>
                 <w:lang w:val="en-GB"/>
               </w:rPr>
-              <w:t>${loa} M</w:t>
+              <w:t xml:space="preserve">${loa} M</w:t>
             </w:r>
           </w:p>
         </w:tc>
@@ -1164,7 +1180,7 @@
           </w:tcPr>
           <w:p>
             <w:pPr>
-              <w:spacing w:before="120" w:after="120"/>
+              <w:spacing w:before="120" w:after="120" w:line="240" w:lineRule="auto"/>
               <w:jc w:val="left"/>
               <w:rPr>
                 <w:b/>
@@ -1193,7 +1209,7 @@
           </w:tcPr>
           <w:p>
             <w:pPr>
-              <w:spacing w:before="120" w:after="120"/>
+              <w:spacing w:before="120" w:after="120" w:line="240" w:lineRule="auto"/>
               <w:jc w:val="center"/>
               <w:rPr>
                 <w:b/>
@@ -1222,7 +1238,7 @@
           </w:tcPr>
           <w:p>
             <w:pPr>
-              <w:spacing w:before="120" w:after="120"/>
+              <w:spacing w:before="120" w:after="120" w:line="240" w:lineRule="auto"/>
               <w:jc w:val="left"/>
               <w:rPr>
                 <w:b/>
@@ -1240,7 +1256,7 @@
                 <w:szCs w:val="28"/>
                 <w:lang w:val="en-GB"/>
               </w:rPr>
-              <w:t>${breadth} M</w:t>
+              <w:t xml:space="preserve">${breadth} M</w:t>
             </w:r>
           </w:p>
         </w:tc>
@@ -1256,7 +1272,7 @@
           </w:tcPr>
           <w:p>
             <w:pPr>
-              <w:spacing w:before="120" w:after="120"/>
+              <w:spacing w:before="120" w:after="120" w:line="240" w:lineRule="auto"/>
               <w:jc w:val="left"/>
               <w:rPr>
                 <w:b/>
@@ -1285,7 +1301,7 @@
           </w:tcPr>
           <w:p>
             <w:pPr>
-              <w:spacing w:before="120" w:after="120"/>
+              <w:spacing w:before="120" w:after="120" w:line="240" w:lineRule="auto"/>
               <w:jc w:val="center"/>
               <w:rPr>
                 <w:b/>
@@ -1314,7 +1330,7 @@
           </w:tcPr>
           <w:p>
             <w:pPr>
-              <w:spacing w:before="120" w:after="120"/>
+              <w:spacing w:before="120" w:after="120" w:line="240" w:lineRule="auto"/>
               <w:jc w:val="left"/>
               <w:rPr>
                 <w:b/>
@@ -1332,7 +1348,7 @@
                 <w:szCs w:val="28"/>
                 <w:lang w:val="en-GB"/>
               </w:rPr>
-              <w:t>${draft} M</w:t>
+              <w:t xml:space="preserve">${draft} M</w:t>
             </w:r>
           </w:p>
         </w:tc>
@@ -1379,54 +1395,60 @@
           </w:tcPr>
           <w:p>
             <w:pPr>
+              <w:spacing w:line="240" w:lineRule="auto"/>
               <w:jc w:val="center"/>
               <w:rPr>
                 <w:b/>
                 <w:bCs/>
                 <w:szCs w:val="24"/>
-                <w:lang w:val="nn-NO"/>
+                <w:lang w:val="en-GB"/>
               </w:rPr>
             </w:pPr>
           </w:p>
           <w:p>
             <w:pPr>
+              <w:spacing w:line="240" w:lineRule="auto"/>
               <w:jc w:val="center"/>
               <w:rPr>
                 <w:b/>
                 <w:bCs/>
                 <w:szCs w:val="24"/>
-                <w:lang w:val="nn-NO"/>
+                <w:lang w:val="en-GB"/>
               </w:rPr>
             </w:pPr>
           </w:p>
           <w:p>
             <w:pPr>
+              <w:spacing w:line="240" w:lineRule="auto"/>
               <w:jc w:val="center"/>
               <w:rPr>
                 <w:b/>
                 <w:bCs/>
                 <w:szCs w:val="24"/>
-                <w:lang w:val="nn-NO"/>
+                <w:lang w:val="en-GB"/>
               </w:rPr>
             </w:pPr>
+            <w:proofErr w:type="spellStart"/>
             <w:r>
               <w:rPr>
                 <w:b/>
                 <w:bCs/>
                 <w:szCs w:val="24"/>
-                <w:lang w:val="nn-NO"/>
+                <w:lang w:val="en-GB"/>
               </w:rPr>
               <w:t>Mengetahui</w:t>
             </w:r>
+            <w:proofErr w:type="spellEnd"/>
           </w:p>
           <w:p>
             <w:pPr>
+              <w:spacing w:line="240" w:lineRule="auto"/>
               <w:jc w:val="center"/>
               <w:rPr>
                 <w:b/>
                 <w:bCs/>
                 <w:szCs w:val="24"/>
-                <w:lang w:val="nn-NO"/>
+                <w:lang w:val="en-GB"/>
               </w:rPr>
             </w:pPr>
             <w:r>
@@ -1434,27 +1456,59 @@
                 <w:b/>
                 <w:bCs/>
                 <w:szCs w:val="24"/>
-                <w:lang w:val="nn-NO"/>
+                <w:lang w:val="en-GB"/>
               </w:rPr>
               <w:t>PT. Biro Klasifikasi Indonesia (Persero)</w:t>
             </w:r>
           </w:p>
           <w:p>
             <w:pPr>
+              <w:spacing w:line="240" w:lineRule="auto"/>
               <w:jc w:val="center"/>
               <w:rPr>
                 <w:szCs w:val="24"/>
-                <w:lang w:val="nn-NO"/>
+                <w:lang w:val="en-GB"/>
               </w:rPr>
             </w:pPr>
+            <w:proofErr w:type="spellStart"/>
             <w:r>
               <w:rPr>
                 <w:b/>
                 <w:bCs/>
                 <w:szCs w:val="24"/>
-                <w:lang w:val="nn-NO"/>
-              </w:rPr>
-              <w:t>Kepala Cabang Utama Komersial Jakarta</w:t>
+                <w:lang w:val="en-GB"/>
+              </w:rPr>
+              <w:t>Kepala</w:t>
+            </w:r>
+            <w:proofErr w:type="spellEnd"/>
+            <w:r>
+              <w:rPr>
+                <w:b/>
+                <w:bCs/>
+                <w:szCs w:val="24"/>
+                <w:lang w:val="en-GB"/>
+              </w:rPr>
+              <w:t xml:space="preserve"> Cabang Utama </w:t>
+            </w:r>
+            <w:proofErr w:type="spellStart"/>
+            <w:r>
+              <w:rPr>
+                <w:b/>
+                <w:bCs/>
+                <w:szCs w:val="24"/>
+                <w:lang w:val="en-GB"/>
+              </w:rPr>
+              <w:t>Komersial</w:t>
+            </w:r>
+            <w:proofErr w:type="spellEnd"/>
+            <w:r>
+              <w:rPr>
+                <w:b/>
+                <w:bCs/>
+                <w:szCs w:val="24"/>
+                <w:lang w:val="en-GB"/>
+              </w:rPr>
+              <w:t xml:space="preserve"> Jakarta</w:t>
             </w:r>
           </w:p>
         </w:tc>
@@ -1466,6 +1520,7 @@
           </w:tcPr>
           <w:p>
             <w:pPr>
+              <w:spacing w:line="240" w:lineRule="auto"/>
               <w:jc w:val="center"/>
               <w:rPr>
                 <w:szCs w:val="24"/>
@@ -1477,11 +1532,12 @@
                 <w:szCs w:val="24"/>
                 <w:lang w:val="en-GB"/>
               </w:rPr>
-              <w:t>${approval_place_date}</w:t>
+              <w:t xml:space="preserve">${approval_place_date}</w:t>
             </w:r>
           </w:p>
           <w:p>
             <w:pPr>
+              <w:spacing w:line="240" w:lineRule="auto"/>
               <w:jc w:val="center"/>
               <w:rPr>
                 <w:szCs w:val="24"/>
@@ -1491,6 +1547,7 @@
           </w:p>
           <w:p>
             <w:pPr>
+              <w:spacing w:line="240" w:lineRule="auto"/>
               <w:jc w:val="center"/>
               <w:rPr>
                 <w:szCs w:val="24"/>
@@ -1500,6 +1557,7 @@
           </w:p>
           <w:p>
             <w:pPr>
+              <w:spacing w:line="240" w:lineRule="auto"/>
               <w:jc w:val="center"/>
               <w:rPr>
                 <w:b/>
@@ -1511,6 +1569,7 @@
           </w:p>
           <w:p>
             <w:pPr>
+              <w:spacing w:line="240" w:lineRule="auto"/>
               <w:jc w:val="center"/>
               <w:rPr>
                 <w:szCs w:val="24"/>
@@ -1534,6 +1593,7 @@
           </w:tcPr>
           <w:p>
             <w:pPr>
+              <w:spacing w:line="240" w:lineRule="auto"/>
               <w:jc w:val="center"/>
               <w:rPr>
                 <w:b/>
@@ -1544,6 +1604,7 @@
           </w:p>
           <w:p>
             <w:pPr>
+              <w:spacing w:line="240" w:lineRule="auto"/>
               <w:jc w:val="center"/>
               <w:rPr>
                 <w:b/>
@@ -1554,6 +1615,7 @@
           </w:p>
           <w:p>
             <w:pPr>
+              <w:spacing w:line="240" w:lineRule="auto"/>
               <w:jc w:val="center"/>
               <w:rPr>
                 <w:b/>
@@ -1567,11 +1629,12 @@
                 <w:bCs/>
                 <w:lang w:val="en-GB"/>
               </w:rPr>
-              <w:t>${approver_name}</w:t>
+              <w:t xml:space="preserve">${approver_name}</w:t>
             </w:r>
           </w:p>
           <w:p>
             <w:pPr>
+              <w:spacing w:line="240" w:lineRule="auto"/>
               <w:jc w:val="center"/>
               <w:rPr>
                 <w:b/>
@@ -1579,6 +1642,14 @@
                 <w:lang w:val="en-GB"/>
               </w:rPr>
             </w:pPr>
+            <w:r>
+              <w:rPr>
+                <w:b/>
+                <w:bCs/>
+                <w:lang w:val="en-GB"/>
+              </w:rPr>
+              <w:t xml:space="preserve"/>
+            </w:r>
           </w:p>
         </w:tc>
         <w:tc>
@@ -1588,6 +1659,7 @@
           </w:tcPr>
           <w:p>
             <w:pPr>
+              <w:spacing w:line="240" w:lineRule="auto"/>
               <w:jc w:val="center"/>
               <w:rPr>
                 <w:b/>
@@ -1603,7 +1675,7 @@
                 <w:szCs w:val="24"/>
                 <w:lang w:val="en-GB"/>
               </w:rPr>
-              <w:t>${inspector_1}</w:t>
+              <w:t xml:space="preserve">${inspector_1}</w:t>
             </w:r>
           </w:p>
         </w:tc>
@@ -1614,6 +1686,7 @@
           </w:tcPr>
           <w:p>
             <w:pPr>
+              <w:spacing w:line="240" w:lineRule="auto"/>
               <w:ind w:left="-344"/>
               <w:jc w:val="center"/>
               <w:rPr>
@@ -1628,7 +1701,7 @@
                 <w:szCs w:val="24"/>
                 <w:lang w:val="en-GB"/>
               </w:rPr>
-              <w:t>${inspector_2}</w:t>
+              <w:t xml:space="preserve">${inspector_2}</w:t>
             </w:r>
           </w:p>
         </w:tc>
@@ -1642,10 +1715,10 @@
           <w:lang w:val="en-GB"/>
         </w:rPr>
         <w:sectPr>
-          <w:headerReference w:type="even" r:id="rId14"/>
-          <w:headerReference w:type="default" r:id="rId15"/>
-          <w:footerReference w:type="default" r:id="rId16"/>
-          <w:headerReference w:type="first" r:id="rId17"/>
+          <w:headerReference w:type="even" r:id="rId10"/>
+          <w:headerReference w:type="default" r:id="rId11"/>
+          <w:footerReference w:type="default" r:id="rId12"/>
+          <w:headerReference w:type="first" r:id="rId13"/>
           <w:pgSz w:w="11906" w:h="16838" w:code="9"/>
           <w:pgMar w:top="607" w:right="873" w:bottom="1134" w:left="1440" w:header="283" w:footer="283" w:gutter="0"/>
           <w:pgNumType w:fmt="lowerRoman"/>
@@ -1658,7 +1731,7 @@
       <w:pPr>
         <w:pStyle w:val="Heading1"/>
       </w:pPr>
-      <w:bookmarkStart w:id="5" w:name="_Toc243393579"/>
+      <w:bookmarkStart w:id="5" w:name="_Toc237003282"/>
       <w:r>
         <w:lastRenderedPageBreak/>
         <w:t>EXECUTIVE SUMMARY</w:t>
@@ -1667,21 +1740,21 @@
     </w:p>
     <w:p>
       <w:r>
-        <w:t>${exec_summary}</w:t>
+        <w:t xml:space="preserve">${exec_summary}</w:t>
       </w:r>
     </w:p>
     <w:p>
       <w:r>
-        <w:t>${cap_breakdown}</w:t>
+        <w:t xml:space="preserve">${cap_breakdown}</w:t>
       </w:r>
     </w:p>
     <w:p>
-      <w:pPr>
-        <w:sectPr>
-          <w:headerReference w:type="even" r:id="rId18"/>
-          <w:headerReference w:type="default" r:id="rId19"/>
-          <w:footerReference w:type="default" r:id="rId20"/>
-          <w:headerReference w:type="first" r:id="rId21"/>
+      <w:pPr xmlns:r="http://schemas.openxmlformats.org/officeDocument/2006/relationships">
+        <w:sectPr xmlns:r="http://schemas.openxmlformats.org/officeDocument/2006/relationships">
+          <w:headerReference w:type="even" r:id="rId14"/>
+          <w:headerReference w:type="default" r:id="rId15"/>
+          <w:footerReference w:type="default" r:id="rId16"/>
+          <w:headerReference w:type="first" r:id="rId17"/>
           <w:pgSz w:w="11906" w:h="16838" w:code="9"/>
           <w:pgMar w:top="607" w:right="873" w:bottom="993" w:left="1440" w:header="283" w:footer="709" w:gutter="0"/>
           <w:cols w:space="708"/>
@@ -1718,21 +1791,317 @@
       <w:pPr>
         <w:spacing w:line="360" w:lineRule="auto"/>
         <w:rPr>
-          <w:lang w:val="nn-NO"/>
+          <w:lang w:val="en-GB"/>
         </w:rPr>
       </w:pPr>
+      <w:proofErr w:type="spellStart"/>
       <w:r>
         <w:rPr>
-          <w:lang w:val="sv-SE"/>
+          <w:lang w:val="en-GB"/>
         </w:rPr>
         <w:lastRenderedPageBreak/>
-        <w:t xml:space="preserve">Sebagai bahan pembanding, dilakukan analisis benchmarking terhadap database kapal RoRo Passenger yang telah diinspeksi oleh PT. </w:t>
+        <w:t>Sebagai</w:t>
       </w:r>
+      <w:proofErr w:type="spellEnd"/>
       <w:r>
         <w:rPr>
-          <w:lang w:val="nn-NO"/>
-        </w:rPr>
-        <w:t xml:space="preserve">Biro Klasifikasi Indonesia sepanjang tahun 2025, dengan memetakan hubungan antara umur kapal dan overall CAP rating. Grafik berikut menunjukkan posisi </w:t>
+          <w:lang w:val="en-GB"/>
+        </w:rPr>
+        <w:t xml:space="preserve"> </w:t>
+      </w:r>
+      <w:proofErr w:type="spellStart"/>
+      <w:r>
+        <w:rPr>
+          <w:lang w:val="en-GB"/>
+        </w:rPr>
+        <w:t>bahan</w:t>
+      </w:r>
+      <w:proofErr w:type="spellEnd"/>
+      <w:r>
+        <w:rPr>
+          <w:lang w:val="en-GB"/>
+        </w:rPr>
+        <w:t xml:space="preserve"> </w:t>
+      </w:r>
+      <w:proofErr w:type="spellStart"/>
+      <w:r>
+        <w:rPr>
+          <w:lang w:val="en-GB"/>
+        </w:rPr>
+        <w:t>pembanding</w:t>
+      </w:r>
+      <w:proofErr w:type="spellEnd"/>
+      <w:r>
+        <w:rPr>
+          <w:lang w:val="en-GB"/>
+        </w:rPr>
+        <w:t xml:space="preserve">, </w:t>
+      </w:r>
+      <w:proofErr w:type="spellStart"/>
+      <w:r>
+        <w:rPr>
+          <w:lang w:val="en-GB"/>
+        </w:rPr>
+        <w:t>dilakukan</w:t>
+      </w:r>
+      <w:proofErr w:type="spellEnd"/>
+      <w:r>
+        <w:rPr>
+          <w:lang w:val="en-GB"/>
+        </w:rPr>
+        <w:t xml:space="preserve"> </w:t>
+      </w:r>
+      <w:proofErr w:type="spellStart"/>
+      <w:r>
+        <w:rPr>
+          <w:lang w:val="en-GB"/>
+        </w:rPr>
+        <w:t>analisis</w:t>
+      </w:r>
+      <w:proofErr w:type="spellEnd"/>
+      <w:r>
+        <w:rPr>
+          <w:lang w:val="en-GB"/>
+        </w:rPr>
+        <w:t xml:space="preserve"> benchmarking </w:t>
+      </w:r>
+      <w:proofErr w:type="spellStart"/>
+      <w:r>
+        <w:rPr>
+          <w:lang w:val="en-GB"/>
+        </w:rPr>
+        <w:t>terhadap</w:t>
+      </w:r>
+      <w:proofErr w:type="spellEnd"/>
+      <w:r>
+        <w:rPr>
+          <w:lang w:val="en-GB"/>
+        </w:rPr>
+        <w:t xml:space="preserve"> database </w:t>
+      </w:r>
+      <w:proofErr w:type="spellStart"/>
+      <w:r>
+        <w:rPr>
+          <w:lang w:val="en-GB"/>
+        </w:rPr>
+        <w:t>kapal</w:t>
+      </w:r>
+      <w:proofErr w:type="spellEnd"/>
+      <w:r>
+        <w:rPr>
+          <w:lang w:val="en-GB"/>
+        </w:rPr>
+        <w:t xml:space="preserve"> </w:t>
+      </w:r>
+      <w:proofErr w:type="spellStart"/>
+      <w:r>
+        <w:rPr>
+          <w:lang w:val="en-GB"/>
+        </w:rPr>
+        <w:t>RoRo</w:t>
+      </w:r>
+      <w:proofErr w:type="spellEnd"/>
+      <w:r>
+        <w:rPr>
+          <w:lang w:val="en-GB"/>
+        </w:rPr>
+        <w:t xml:space="preserve"> Passenger yang </w:t>
+      </w:r>
+      <w:proofErr w:type="spellStart"/>
+      <w:r>
+        <w:rPr>
+          <w:lang w:val="en-GB"/>
+        </w:rPr>
+        <w:t>telah</w:t>
+      </w:r>
+      <w:proofErr w:type="spellEnd"/>
+      <w:r>
+        <w:rPr>
+          <w:lang w:val="en-GB"/>
+        </w:rPr>
+        <w:t xml:space="preserve"> </w:t>
+      </w:r>
+      <w:proofErr w:type="spellStart"/>
+      <w:r>
+        <w:rPr>
+          <w:lang w:val="en-GB"/>
+        </w:rPr>
+        <w:t>diinspeksi</w:t>
+      </w:r>
+      <w:proofErr w:type="spellEnd"/>
+      <w:r>
+        <w:rPr>
+          <w:lang w:val="en-GB"/>
+        </w:rPr>
+        <w:t xml:space="preserve"> oleh PT. Biro Klasifikasi Indonesia </w:t>
+      </w:r>
+      <w:proofErr w:type="spellStart"/>
+      <w:r>
+        <w:rPr>
+          <w:lang w:val="en-GB"/>
+        </w:rPr>
+        <w:t>sepanjang</w:t>
+      </w:r>
+      <w:proofErr w:type="spellEnd"/>
+      <w:r>
+        <w:rPr>
+          <w:lang w:val="en-GB"/>
+        </w:rPr>
+        <w:t xml:space="preserve"> </w:t>
+      </w:r>
+      <w:proofErr w:type="spellStart"/>
+      <w:r>
+        <w:rPr>
+          <w:lang w:val="en-GB"/>
+        </w:rPr>
+        <w:t>tahun</w:t>
+      </w:r>
+      <w:proofErr w:type="spellEnd"/>
+      <w:r>
+        <w:rPr>
+          <w:lang w:val="en-GB"/>
+        </w:rPr>
+        <w:t xml:space="preserve"> 2025, </w:t>
+      </w:r>
+      <w:proofErr w:type="spellStart"/>
+      <w:r>
+        <w:rPr>
+          <w:lang w:val="en-GB"/>
+        </w:rPr>
+        <w:t>dengan</w:t>
+      </w:r>
+      <w:proofErr w:type="spellEnd"/>
+      <w:r>
+        <w:rPr>
+          <w:lang w:val="en-GB"/>
+        </w:rPr>
+        <w:t xml:space="preserve"> </w:t>
+      </w:r>
+      <w:proofErr w:type="spellStart"/>
+      <w:r>
+        <w:rPr>
+          <w:lang w:val="en-GB"/>
+        </w:rPr>
+        <w:t>memetakan</w:t>
+      </w:r>
+      <w:proofErr w:type="spellEnd"/>
+      <w:r>
+        <w:rPr>
+          <w:lang w:val="en-GB"/>
+        </w:rPr>
+        <w:t xml:space="preserve"> </w:t>
+      </w:r>
+      <w:proofErr w:type="spellStart"/>
+      <w:r>
+        <w:rPr>
+          <w:lang w:val="en-GB"/>
+        </w:rPr>
+        <w:t>hubungan</w:t>
+      </w:r>
+      <w:proofErr w:type="spellEnd"/>
+      <w:r>
+        <w:rPr>
+          <w:lang w:val="en-GB"/>
+        </w:rPr>
+        <w:t xml:space="preserve"> </w:t>
+      </w:r>
+      <w:proofErr w:type="spellStart"/>
+      <w:r>
+        <w:rPr>
+          <w:lang w:val="en-GB"/>
+        </w:rPr>
+        <w:t>antara</w:t>
+      </w:r>
+      <w:proofErr w:type="spellEnd"/>
+      <w:r>
+        <w:rPr>
+          <w:lang w:val="en-GB"/>
+        </w:rPr>
+        <w:t xml:space="preserve"> </w:t>
+      </w:r>
+      <w:proofErr w:type="spellStart"/>
+      <w:r>
+        <w:rPr>
+          <w:lang w:val="en-GB"/>
+        </w:rPr>
+        <w:t>umur</w:t>
+      </w:r>
+      <w:proofErr w:type="spellEnd"/>
+      <w:r>
+        <w:rPr>
+          <w:lang w:val="en-GB"/>
+        </w:rPr>
+        <w:t xml:space="preserve"> </w:t>
+      </w:r>
+      <w:proofErr w:type="spellStart"/>
+      <w:r>
+        <w:rPr>
+          <w:lang w:val="en-GB"/>
+        </w:rPr>
+        <w:t>kapal</w:t>
+      </w:r>
+      <w:proofErr w:type="spellEnd"/>
+      <w:r>
+        <w:rPr>
+          <w:lang w:val="en-GB"/>
+        </w:rPr>
+        <w:t xml:space="preserve"> dan overall CAP rating. </w:t>
+      </w:r>
+      <w:proofErr w:type="spellStart"/>
+      <w:r>
+        <w:rPr>
+          <w:lang w:val="en-GB"/>
+        </w:rPr>
+        <w:t>Grafik</w:t>
+      </w:r>
+      <w:proofErr w:type="spellEnd"/>
+      <w:r>
+        <w:rPr>
+          <w:lang w:val="en-GB"/>
+        </w:rPr>
+        <w:t xml:space="preserve"> </w:t>
+      </w:r>
+      <w:proofErr w:type="spellStart"/>
+      <w:r>
+        <w:rPr>
+          <w:lang w:val="en-GB"/>
+        </w:rPr>
+        <w:t>berikut</w:t>
+      </w:r>
+      <w:proofErr w:type="spellEnd"/>
+      <w:r>
+        <w:rPr>
+          <w:lang w:val="en-GB"/>
+        </w:rPr>
+        <w:t xml:space="preserve"> </w:t>
+      </w:r>
+      <w:proofErr w:type="spellStart"/>
+      <w:r>
+        <w:rPr>
+          <w:lang w:val="en-GB"/>
+        </w:rPr>
+        <w:t>menunjukkan</w:t>
+      </w:r>
+      <w:proofErr w:type="spellEnd"/>
+      <w:r>
+        <w:rPr>
+          <w:lang w:val="en-GB"/>
+        </w:rPr>
+        <w:t xml:space="preserve"> </w:t>
+      </w:r>
+      <w:proofErr w:type="spellStart"/>
+      <w:r>
+        <w:rPr>
+          <w:lang w:val="en-GB"/>
+        </w:rPr>
+        <w:t>posisi</w:t>
+      </w:r>
+      <w:proofErr w:type="spellEnd"/>
+      <w:r>
+        <w:rPr>
+          <w:lang w:val="en-GB"/>
+        </w:rPr>
+        <w:t xml:space="preserve"> </w:t>
       </w:r>
       <w:r>
         <w:rPr>
@@ -1741,15 +2110,351 @@
           <w:bCs/>
           <w:color w:val="EE0000"/>
           <w:szCs w:val="24"/>
-          <w:lang w:val="nn-NO"/>
+          <w:lang w:val="sv-SE"/>
         </w:rPr>
         <w:t>${ship_name}</w:t>
       </w:r>
       <w:r>
         <w:rPr>
-          <w:lang w:val="nn-NO"/>
-        </w:rPr>
-        <w:t xml:space="preserve"> (titik merah) dibandingkan dengan sebaran data kapal-kapal sejenis (titik biru), sebagai acuan untuk menilai kewajaran kondisi kapal relatif terhadap populasi kapal dengan rentang umur yang sama.</w:t>
+          <w:lang w:val="en-GB"/>
+        </w:rPr>
+        <w:t xml:space="preserve"> (</w:t>
+      </w:r>
+      <w:proofErr w:type="spellStart"/>
+      <w:r>
+        <w:rPr>
+          <w:lang w:val="en-GB"/>
+        </w:rPr>
+        <w:t>titik</w:t>
+      </w:r>
+      <w:proofErr w:type="spellEnd"/>
+      <w:r>
+        <w:rPr>
+          <w:lang w:val="en-GB"/>
+        </w:rPr>
+        <w:t xml:space="preserve"> </w:t>
+      </w:r>
+      <w:proofErr w:type="spellStart"/>
+      <w:r>
+        <w:rPr>
+          <w:lang w:val="en-GB"/>
+        </w:rPr>
+        <w:t>merah</w:t>
+      </w:r>
+      <w:proofErr w:type="spellEnd"/>
+      <w:r>
+        <w:rPr>
+          <w:lang w:val="en-GB"/>
+        </w:rPr>
+        <w:t xml:space="preserve">) </w:t>
+      </w:r>
+      <w:proofErr w:type="spellStart"/>
+      <w:r>
+        <w:rPr>
+          <w:lang w:val="en-GB"/>
+        </w:rPr>
+        <w:t>dibandingkan</w:t>
+      </w:r>
+      <w:proofErr w:type="spellEnd"/>
+      <w:r>
+        <w:rPr>
+          <w:lang w:val="en-GB"/>
+        </w:rPr>
+        <w:t xml:space="preserve"> </w:t>
+      </w:r>
+      <w:proofErr w:type="spellStart"/>
+      <w:r>
+        <w:rPr>
+          <w:lang w:val="en-GB"/>
+        </w:rPr>
+        <w:t>dengan</w:t>
+      </w:r>
+      <w:proofErr w:type="spellEnd"/>
+      <w:r>
+        <w:rPr>
+          <w:lang w:val="en-GB"/>
+        </w:rPr>
+        <w:t xml:space="preserve"> </w:t>
+      </w:r>
+      <w:proofErr w:type="spellStart"/>
+      <w:r>
+        <w:rPr>
+          <w:lang w:val="en-GB"/>
+        </w:rPr>
+        <w:t>sebaran</w:t>
+      </w:r>
+      <w:proofErr w:type="spellEnd"/>
+      <w:r>
+        <w:rPr>
+          <w:lang w:val="en-GB"/>
+        </w:rPr>
+        <w:t xml:space="preserve"> data </w:t>
+      </w:r>
+      <w:proofErr w:type="spellStart"/>
+      <w:r>
+        <w:rPr>
+          <w:lang w:val="en-GB"/>
+        </w:rPr>
+        <w:t>kapal-kapal</w:t>
+      </w:r>
+      <w:proofErr w:type="spellEnd"/>
+      <w:r>
+        <w:rPr>
+          <w:lang w:val="en-GB"/>
+        </w:rPr>
+        <w:t xml:space="preserve"> </w:t>
+      </w:r>
+      <w:proofErr w:type="spellStart"/>
+      <w:r>
+        <w:rPr>
+          <w:lang w:val="en-GB"/>
+        </w:rPr>
+        <w:t>sejenis</w:t>
+      </w:r>
+      <w:proofErr w:type="spellEnd"/>
+      <w:r>
+        <w:rPr>
+          <w:lang w:val="en-GB"/>
+        </w:rPr>
+        <w:t xml:space="preserve"> (</w:t>
+      </w:r>
+      <w:proofErr w:type="spellStart"/>
+      <w:r>
+        <w:rPr>
+          <w:lang w:val="en-GB"/>
+        </w:rPr>
+        <w:t>titik</w:t>
+      </w:r>
+      <w:proofErr w:type="spellEnd"/>
+      <w:r>
+        <w:rPr>
+          <w:lang w:val="en-GB"/>
+        </w:rPr>
+        <w:t xml:space="preserve"> </w:t>
+      </w:r>
+      <w:proofErr w:type="spellStart"/>
+      <w:r>
+        <w:rPr>
+          <w:lang w:val="en-GB"/>
+        </w:rPr>
+        <w:t>biru</w:t>
+      </w:r>
+      <w:proofErr w:type="spellEnd"/>
+      <w:r>
+        <w:rPr>
+          <w:lang w:val="en-GB"/>
+        </w:rPr>
+        <w:t xml:space="preserve">), </w:t>
+      </w:r>
+      <w:proofErr w:type="spellStart"/>
+      <w:r>
+        <w:rPr>
+          <w:lang w:val="en-GB"/>
+        </w:rPr>
+        <w:t>sebagai</w:t>
+      </w:r>
+      <w:proofErr w:type="spellEnd"/>
+      <w:r>
+        <w:rPr>
+          <w:lang w:val="en-GB"/>
+        </w:rPr>
+        <w:t xml:space="preserve"> </w:t>
+      </w:r>
+      <w:proofErr w:type="spellStart"/>
+      <w:r>
+        <w:rPr>
+          <w:lang w:val="en-GB"/>
+        </w:rPr>
+        <w:t>acuan</w:t>
+      </w:r>
+      <w:proofErr w:type="spellEnd"/>
+      <w:r>
+        <w:rPr>
+          <w:lang w:val="en-GB"/>
+        </w:rPr>
+        <w:t xml:space="preserve"> </w:t>
+      </w:r>
+      <w:proofErr w:type="spellStart"/>
+      <w:r>
+        <w:rPr>
+          <w:lang w:val="en-GB"/>
+        </w:rPr>
+        <w:t>untuk</w:t>
+      </w:r>
+      <w:proofErr w:type="spellEnd"/>
+      <w:r>
+        <w:rPr>
+          <w:lang w:val="en-GB"/>
+        </w:rPr>
+        <w:t xml:space="preserve"> </w:t>
+      </w:r>
+      <w:proofErr w:type="spellStart"/>
+      <w:r>
+        <w:rPr>
+          <w:lang w:val="en-GB"/>
+        </w:rPr>
+        <w:t>menilai</w:t>
+      </w:r>
+      <w:proofErr w:type="spellEnd"/>
+      <w:r>
+        <w:rPr>
+          <w:lang w:val="en-GB"/>
+        </w:rPr>
+        <w:t xml:space="preserve"> </w:t>
+      </w:r>
+      <w:proofErr w:type="spellStart"/>
+      <w:r>
+        <w:rPr>
+          <w:lang w:val="en-GB"/>
+        </w:rPr>
+        <w:t>kewajaran</w:t>
+      </w:r>
+      <w:proofErr w:type="spellEnd"/>
+      <w:r>
+        <w:rPr>
+          <w:lang w:val="en-GB"/>
+        </w:rPr>
+        <w:t xml:space="preserve"> </w:t>
+      </w:r>
+      <w:proofErr w:type="spellStart"/>
+      <w:r>
+        <w:rPr>
+          <w:lang w:val="en-GB"/>
+        </w:rPr>
+        <w:t>kondisi</w:t>
+      </w:r>
+      <w:proofErr w:type="spellEnd"/>
+      <w:r>
+        <w:rPr>
+          <w:lang w:val="en-GB"/>
+        </w:rPr>
+        <w:t xml:space="preserve"> </w:t>
+      </w:r>
+      <w:proofErr w:type="spellStart"/>
+      <w:r>
+        <w:rPr>
+          <w:lang w:val="en-GB"/>
+        </w:rPr>
+        <w:t>kapal</w:t>
+      </w:r>
+      <w:proofErr w:type="spellEnd"/>
+      <w:r>
+        <w:rPr>
+          <w:lang w:val="en-GB"/>
+        </w:rPr>
+        <w:t xml:space="preserve"> </w:t>
+      </w:r>
+      <w:proofErr w:type="spellStart"/>
+      <w:r>
+        <w:rPr>
+          <w:lang w:val="en-GB"/>
+        </w:rPr>
+        <w:t>relatif</w:t>
+      </w:r>
+      <w:proofErr w:type="spellEnd"/>
+      <w:r>
+        <w:rPr>
+          <w:lang w:val="en-GB"/>
+        </w:rPr>
+        <w:t xml:space="preserve"> </w:t>
+      </w:r>
+      <w:proofErr w:type="spellStart"/>
+      <w:r>
+        <w:rPr>
+          <w:lang w:val="en-GB"/>
+        </w:rPr>
+        <w:t>terhadap</w:t>
+      </w:r>
+      <w:proofErr w:type="spellEnd"/>
+      <w:r>
+        <w:rPr>
+          <w:lang w:val="en-GB"/>
+        </w:rPr>
+        <w:t xml:space="preserve"> </w:t>
+      </w:r>
+      <w:proofErr w:type="spellStart"/>
+      <w:r>
+        <w:rPr>
+          <w:lang w:val="en-GB"/>
+        </w:rPr>
+        <w:t>populasi</w:t>
+      </w:r>
+      <w:proofErr w:type="spellEnd"/>
+      <w:r>
+        <w:rPr>
+          <w:lang w:val="en-GB"/>
+        </w:rPr>
+        <w:t xml:space="preserve"> </w:t>
+      </w:r>
+      <w:proofErr w:type="spellStart"/>
+      <w:r>
+        <w:rPr>
+          <w:lang w:val="en-GB"/>
+        </w:rPr>
+        <w:t>kapal</w:t>
+      </w:r>
+      <w:proofErr w:type="spellEnd"/>
+      <w:r>
+        <w:rPr>
+          <w:lang w:val="en-GB"/>
+        </w:rPr>
+        <w:t xml:space="preserve"> </w:t>
+      </w:r>
+      <w:proofErr w:type="spellStart"/>
+      <w:r>
+        <w:rPr>
+          <w:lang w:val="en-GB"/>
+        </w:rPr>
+        <w:t>dengan</w:t>
+      </w:r>
+      <w:proofErr w:type="spellEnd"/>
+      <w:r>
+        <w:rPr>
+          <w:lang w:val="en-GB"/>
+        </w:rPr>
+        <w:t xml:space="preserve"> </w:t>
+      </w:r>
+      <w:proofErr w:type="spellStart"/>
+      <w:r>
+        <w:rPr>
+          <w:lang w:val="en-GB"/>
+        </w:rPr>
+        <w:t>rentang</w:t>
+      </w:r>
+      <w:proofErr w:type="spellEnd"/>
+      <w:r>
+        <w:rPr>
+          <w:lang w:val="en-GB"/>
+        </w:rPr>
+        <w:t xml:space="preserve"> </w:t>
+      </w:r>
+      <w:proofErr w:type="spellStart"/>
+      <w:r>
+        <w:rPr>
+          <w:lang w:val="en-GB"/>
+        </w:rPr>
+        <w:t>umur</w:t>
+      </w:r>
+      <w:proofErr w:type="spellEnd"/>
+      <w:r>
+        <w:rPr>
+          <w:lang w:val="en-GB"/>
+        </w:rPr>
+        <w:t xml:space="preserve"> yang </w:t>
+      </w:r>
+      <w:proofErr w:type="spellStart"/>
+      <w:r>
+        <w:rPr>
+          <w:lang w:val="en-GB"/>
+        </w:rPr>
+        <w:t>sama</w:t>
+      </w:r>
+      <w:proofErr w:type="spellEnd"/>
+      <w:r>
+        <w:rPr>
+          <w:lang w:val="en-GB"/>
+        </w:rPr>
+        <w:t>.</w:t>
       </w:r>
     </w:p>
     <w:p>
@@ -1759,28 +2464,75 @@
         <w:rPr>
           <w:rFonts w:ascii="Times New Roman" w:eastAsia="Times New Roman" w:hAnsi="Times New Roman" w:cs="Times New Roman"/>
           <w:szCs w:val="24"/>
-          <w:lang w:val="nn-NO" w:eastAsia="en-ID"/>
+          <w:lang w:eastAsia="en-ID"/>
         </w:rPr>
       </w:pPr>
       <w:r>
-        <w:rPr>
-          <w:lang w:val="nn-NO"/>
-        </w:rPr>
-        <w:t>${benchmark_chart}</w:t>
+        <w:t xml:space="preserve">${benchmark_chart}</w:t>
       </w:r>
     </w:p>
     <w:p>
       <w:pPr>
         <w:spacing w:line="360" w:lineRule="auto"/>
         <w:rPr>
-          <w:lang w:val="nn-NO"/>
+          <w:lang w:val="en-GB"/>
         </w:rPr>
       </w:pPr>
+      <w:proofErr w:type="spellStart"/>
       <w:r>
         <w:rPr>
-          <w:lang w:val="nn-NO"/>
-        </w:rPr>
-        <w:t xml:space="preserve">Grafik diatas menunjukan posisi </w:t>
+          <w:lang w:val="en-GB"/>
+        </w:rPr>
+        <w:t>Grafik</w:t>
+      </w:r>
+      <w:proofErr w:type="spellEnd"/>
+      <w:r>
+        <w:rPr>
+          <w:lang w:val="en-GB"/>
+        </w:rPr>
+        <w:t xml:space="preserve"> </w:t>
+      </w:r>
+      <w:proofErr w:type="spellStart"/>
+      <w:r>
+        <w:rPr>
+          <w:lang w:val="en-GB"/>
+        </w:rPr>
+        <w:t>diatas</w:t>
+      </w:r>
+      <w:proofErr w:type="spellEnd"/>
+      <w:r>
+        <w:rPr>
+          <w:lang w:val="en-GB"/>
+        </w:rPr>
+        <w:t xml:space="preserve"> </w:t>
+      </w:r>
+      <w:proofErr w:type="spellStart"/>
+      <w:r>
+        <w:rPr>
+          <w:lang w:val="en-GB"/>
+        </w:rPr>
+        <w:t>menunjukan</w:t>
+      </w:r>
+      <w:proofErr w:type="spellEnd"/>
+      <w:r>
+        <w:rPr>
+          <w:lang w:val="en-GB"/>
+        </w:rPr>
+        <w:t xml:space="preserve"> </w:t>
+      </w:r>
+      <w:proofErr w:type="spellStart"/>
+      <w:r>
+        <w:rPr>
+          <w:lang w:val="en-GB"/>
+        </w:rPr>
+        <w:t>posisi</w:t>
+      </w:r>
+      <w:proofErr w:type="spellEnd"/>
+      <w:r>
+        <w:rPr>
+          <w:lang w:val="en-GB"/>
+        </w:rPr>
+        <w:t xml:space="preserve"> </w:t>
       </w:r>
       <w:r>
         <w:rPr>
@@ -1789,35 +2541,189 @@
           <w:bCs/>
           <w:color w:val="EE0000"/>
           <w:szCs w:val="24"/>
-          <w:lang w:val="nn-NO"/>
+          <w:lang w:val="sv-SE"/>
         </w:rPr>
         <w:t>${ship_name}</w:t>
       </w:r>
       <w:r>
         <w:rPr>
-          <w:lang w:val="nn-NO"/>
-        </w:rPr>
-        <w:t xml:space="preserve"> terhadap data kapal pembanding yang telah diinspeksi oleh PT. Biro Klasifikasi Indonesia pada tahun 2025, dengan membandingan overall rating CAP dengan umur kapal.  </w:t>
+          <w:lang w:val="en-GB"/>
+        </w:rPr>
+        <w:t xml:space="preserve"> </w:t>
+      </w:r>
+      <w:proofErr w:type="spellStart"/>
+      <w:r>
+        <w:rPr>
+          <w:lang w:val="en-GB"/>
+        </w:rPr>
+        <w:t>terhadap</w:t>
+      </w:r>
+      <w:proofErr w:type="spellEnd"/>
+      <w:r>
+        <w:rPr>
+          <w:lang w:val="en-GB"/>
+        </w:rPr>
+        <w:t xml:space="preserve"> data </w:t>
+      </w:r>
+      <w:proofErr w:type="spellStart"/>
+      <w:r>
+        <w:rPr>
+          <w:lang w:val="en-GB"/>
+        </w:rPr>
+        <w:t>kapal</w:t>
+      </w:r>
+      <w:proofErr w:type="spellEnd"/>
+      <w:r>
+        <w:rPr>
+          <w:lang w:val="en-GB"/>
+        </w:rPr>
+        <w:t xml:space="preserve"> </w:t>
+      </w:r>
+      <w:proofErr w:type="spellStart"/>
+      <w:r>
+        <w:rPr>
+          <w:lang w:val="en-GB"/>
+        </w:rPr>
+        <w:t>pembanding</w:t>
+      </w:r>
+      <w:proofErr w:type="spellEnd"/>
+      <w:r>
+        <w:rPr>
+          <w:lang w:val="en-GB"/>
+        </w:rPr>
+        <w:t xml:space="preserve"> yang </w:t>
+      </w:r>
+      <w:proofErr w:type="spellStart"/>
+      <w:r>
+        <w:rPr>
+          <w:lang w:val="en-GB"/>
+        </w:rPr>
+        <w:t>telah</w:t>
+      </w:r>
+      <w:proofErr w:type="spellEnd"/>
+      <w:r>
+        <w:rPr>
+          <w:lang w:val="en-GB"/>
+        </w:rPr>
+        <w:t xml:space="preserve"> </w:t>
+      </w:r>
+      <w:proofErr w:type="spellStart"/>
+      <w:r>
+        <w:rPr>
+          <w:lang w:val="en-GB"/>
+        </w:rPr>
+        <w:t>diinspeksi</w:t>
+      </w:r>
+      <w:proofErr w:type="spellEnd"/>
+      <w:r>
+        <w:rPr>
+          <w:lang w:val="en-GB"/>
+        </w:rPr>
+        <w:t xml:space="preserve"> oleh PT. Biro Klasifikasi Indonesia pada </w:t>
+      </w:r>
+      <w:proofErr w:type="spellStart"/>
+      <w:r>
+        <w:rPr>
+          <w:lang w:val="en-GB"/>
+        </w:rPr>
+        <w:t>tahun</w:t>
+      </w:r>
+      <w:proofErr w:type="spellEnd"/>
+      <w:r>
+        <w:rPr>
+          <w:lang w:val="en-GB"/>
+        </w:rPr>
+        <w:t xml:space="preserve"> 2025, </w:t>
+      </w:r>
+      <w:proofErr w:type="spellStart"/>
+      <w:r>
+        <w:rPr>
+          <w:lang w:val="en-GB"/>
+        </w:rPr>
+        <w:t>dengan</w:t>
+      </w:r>
+      <w:proofErr w:type="spellEnd"/>
+      <w:r>
+        <w:rPr>
+          <w:lang w:val="en-GB"/>
+        </w:rPr>
+        <w:t xml:space="preserve"> </w:t>
+      </w:r>
+      <w:proofErr w:type="spellStart"/>
+      <w:r>
+        <w:rPr>
+          <w:lang w:val="en-GB"/>
+        </w:rPr>
+        <w:t>membandingan</w:t>
+      </w:r>
+      <w:proofErr w:type="spellEnd"/>
+      <w:r>
+        <w:rPr>
+          <w:lang w:val="en-GB"/>
+        </w:rPr>
+        <w:t xml:space="preserve"> overall rating CAP </w:t>
+      </w:r>
+      <w:proofErr w:type="spellStart"/>
+      <w:r>
+        <w:rPr>
+          <w:lang w:val="en-GB"/>
+        </w:rPr>
+        <w:t>dengan</w:t>
+      </w:r>
+      <w:proofErr w:type="spellEnd"/>
+      <w:r>
+        <w:rPr>
+          <w:lang w:val="en-GB"/>
+        </w:rPr>
+        <w:t xml:space="preserve"> </w:t>
+      </w:r>
+      <w:proofErr w:type="spellStart"/>
+      <w:r>
+        <w:rPr>
+          <w:lang w:val="en-GB"/>
+        </w:rPr>
+        <w:t>umur</w:t>
+      </w:r>
+      <w:proofErr w:type="spellEnd"/>
+      <w:r>
+        <w:rPr>
+          <w:lang w:val="en-GB"/>
+        </w:rPr>
+        <w:t xml:space="preserve"> </w:t>
+      </w:r>
+      <w:proofErr w:type="spellStart"/>
+      <w:r>
+        <w:rPr>
+          <w:lang w:val="en-GB"/>
+        </w:rPr>
+        <w:t>kapal</w:t>
+      </w:r>
+      <w:proofErr w:type="spellEnd"/>
+      <w:r>
+        <w:rPr>
+          <w:lang w:val="en-GB"/>
+        </w:rPr>
+        <w:t xml:space="preserve">.  </w:t>
       </w:r>
     </w:p>
     <w:p>
       <w:pPr>
         <w:rPr>
-          <w:lang w:val="nn-NO"/>
+          <w:lang w:val="en-GB"/>
         </w:rPr>
       </w:pPr>
     </w:p>
     <w:p>
       <w:pPr>
         <w:rPr>
-          <w:lang w:val="nn-NO"/>
+          <w:lang w:val="en-GB"/>
         </w:rPr>
       </w:pPr>
     </w:p>
     <w:p>
       <w:pPr>
         <w:rPr>
-          <w:lang w:val="nn-NO"/>
+          <w:lang w:val="en-GB"/>
         </w:rPr>
       </w:pPr>
     </w:p>
@@ -1825,12 +2731,12 @@
       <w:pPr>
         <w:jc w:val="left"/>
         <w:rPr>
-          <w:lang w:val="nn-NO"/>
+          <w:lang w:val="en-GB"/>
         </w:rPr>
       </w:pPr>
       <w:r>
         <w:rPr>
-          <w:lang w:val="nn-NO"/>
+          <w:lang w:val="en-GB"/>
         </w:rPr>
         <w:br w:type="page"/>
       </w:r>
@@ -1844,32 +2750,238 @@
       </w:pPr>
       <w:r>
         <w:rPr>
-          <w:lang w:val="nn-NO"/>
+          <w:lang w:val="en-GB"/>
         </w:rPr>
         <w:lastRenderedPageBreak/>
-        <w:t>Tabel berikut menyajikan ringkasan hasil temuan inspeksi visual pada masing-masing item pemeriksaan sesuai kategori CAP</w:t>
+        <w:t xml:space="preserve">Tabel </w:t>
+      </w:r>
+      <w:proofErr w:type="spellStart"/>
+      <w:r>
+        <w:rPr>
+          <w:lang w:val="en-GB"/>
+        </w:rPr>
+        <w:t>berikut</w:t>
+      </w:r>
+      <w:proofErr w:type="spellEnd"/>
+      <w:r>
+        <w:rPr>
+          <w:lang w:val="en-GB"/>
+        </w:rPr>
+        <w:t xml:space="preserve"> </w:t>
+      </w:r>
+      <w:proofErr w:type="spellStart"/>
+      <w:r>
+        <w:rPr>
+          <w:lang w:val="en-GB"/>
+        </w:rPr>
+        <w:t>menyajikan</w:t>
+      </w:r>
+      <w:proofErr w:type="spellEnd"/>
+      <w:r>
+        <w:rPr>
+          <w:lang w:val="en-GB"/>
+        </w:rPr>
+        <w:t xml:space="preserve"> </w:t>
+      </w:r>
+      <w:proofErr w:type="spellStart"/>
+      <w:r>
+        <w:rPr>
+          <w:lang w:val="en-GB"/>
+        </w:rPr>
+        <w:t>ringkasan</w:t>
+      </w:r>
+      <w:proofErr w:type="spellEnd"/>
+      <w:r>
+        <w:rPr>
+          <w:lang w:val="en-GB"/>
+        </w:rPr>
+        <w:t xml:space="preserve"> </w:t>
+      </w:r>
+      <w:proofErr w:type="spellStart"/>
+      <w:r>
+        <w:rPr>
+          <w:lang w:val="en-GB"/>
+        </w:rPr>
+        <w:t>hasil</w:t>
+      </w:r>
+      <w:proofErr w:type="spellEnd"/>
+      <w:r>
+        <w:rPr>
+          <w:lang w:val="en-GB"/>
+        </w:rPr>
+        <w:t xml:space="preserve"> </w:t>
+      </w:r>
+      <w:proofErr w:type="spellStart"/>
+      <w:r>
+        <w:rPr>
+          <w:lang w:val="en-GB"/>
+        </w:rPr>
+        <w:t>temuan</w:t>
+      </w:r>
+      <w:proofErr w:type="spellEnd"/>
+      <w:r>
+        <w:rPr>
+          <w:lang w:val="en-GB"/>
+        </w:rPr>
+        <w:t xml:space="preserve"> </w:t>
+      </w:r>
+      <w:proofErr w:type="spellStart"/>
+      <w:r>
+        <w:rPr>
+          <w:lang w:val="en-GB"/>
+        </w:rPr>
+        <w:t>inspeksi</w:t>
+      </w:r>
+      <w:proofErr w:type="spellEnd"/>
+      <w:r>
+        <w:rPr>
+          <w:lang w:val="en-GB"/>
+        </w:rPr>
+        <w:t xml:space="preserve"> visual pada masing-masing item </w:t>
+      </w:r>
+      <w:proofErr w:type="spellStart"/>
+      <w:r>
+        <w:rPr>
+          <w:lang w:val="en-GB"/>
+        </w:rPr>
+        <w:t>pemeriksaan</w:t>
+      </w:r>
+      <w:proofErr w:type="spellEnd"/>
+      <w:r>
+        <w:rPr>
+          <w:lang w:val="en-GB"/>
+        </w:rPr>
+        <w:t xml:space="preserve"> </w:t>
+      </w:r>
+      <w:proofErr w:type="spellStart"/>
+      <w:r>
+        <w:rPr>
+          <w:lang w:val="en-GB"/>
+        </w:rPr>
+        <w:t>sesuai</w:t>
+      </w:r>
+      <w:proofErr w:type="spellEnd"/>
+      <w:r>
+        <w:rPr>
+          <w:lang w:val="en-GB"/>
+        </w:rPr>
+        <w:t xml:space="preserve"> </w:t>
+      </w:r>
+      <w:proofErr w:type="spellStart"/>
+      <w:r>
+        <w:rPr>
+          <w:lang w:val="en-GB"/>
+        </w:rPr>
+        <w:t>kategori</w:t>
+      </w:r>
+      <w:proofErr w:type="spellEnd"/>
+      <w:r>
+        <w:rPr>
+          <w:lang w:val="en-GB"/>
+        </w:rPr>
+        <w:t xml:space="preserve"> CAP</w:t>
       </w:r>
       <w:r>
         <w:rPr>
-          <w:lang w:val="nn-NO"/>
-        </w:rPr>
-        <w:t xml:space="preserve"> beserta </w:t>
+          <w:lang w:val="en-GB"/>
+        </w:rPr>
+        <w:t xml:space="preserve"> </w:t>
       </w:r>
+      <w:proofErr w:type="spellStart"/>
       <w:r>
         <w:rPr>
-          <w:lang w:val="nn-NO"/>
-        </w:rPr>
-        <w:t xml:space="preserve">dokumentasi foto sebagai </w:t>
+          <w:lang w:val="en-GB"/>
+        </w:rPr>
+        <w:t>beserta</w:t>
       </w:r>
+      <w:proofErr w:type="spellEnd"/>
       <w:r>
         <w:rPr>
-          <w:lang w:val="nn-NO"/>
-        </w:rPr>
-        <w:t>terhadap temuan utama</w:t>
+          <w:lang w:val="en-GB"/>
+        </w:rPr>
+        <w:t xml:space="preserve"> </w:t>
       </w:r>
+      <w:proofErr w:type="spellStart"/>
       <w:r>
         <w:rPr>
-          <w:lang w:val="nn-NO"/>
+          <w:lang w:val="en-GB"/>
+        </w:rPr>
+        <w:t>dokumentasi</w:t>
+      </w:r>
+      <w:proofErr w:type="spellEnd"/>
+      <w:r>
+        <w:rPr>
+          <w:lang w:val="en-GB"/>
+        </w:rPr>
+        <w:t xml:space="preserve"> </w:t>
+      </w:r>
+      <w:proofErr w:type="spellStart"/>
+      <w:r>
+        <w:rPr>
+          <w:lang w:val="en-GB"/>
+        </w:rPr>
+        <w:t>foto</w:t>
+      </w:r>
+      <w:proofErr w:type="spellEnd"/>
+      <w:r>
+        <w:rPr>
+          <w:lang w:val="en-GB"/>
+        </w:rPr>
+        <w:t xml:space="preserve"> </w:t>
+      </w:r>
+      <w:proofErr w:type="spellStart"/>
+      <w:r>
+        <w:rPr>
+          <w:lang w:val="en-GB"/>
+        </w:rPr>
+        <w:t>sebagai</w:t>
+      </w:r>
+      <w:proofErr w:type="spellEnd"/>
+      <w:r>
+        <w:rPr>
+          <w:lang w:val="en-GB"/>
+        </w:rPr>
+        <w:t xml:space="preserve"> </w:t>
+      </w:r>
+      <w:proofErr w:type="spellStart"/>
+      <w:r>
+        <w:rPr>
+          <w:lang w:val="en-GB"/>
+        </w:rPr>
+        <w:t>terhadap</w:t>
+      </w:r>
+      <w:proofErr w:type="spellEnd"/>
+      <w:r>
+        <w:rPr>
+          <w:lang w:val="en-GB"/>
+        </w:rPr>
+        <w:t xml:space="preserve"> </w:t>
+      </w:r>
+      <w:proofErr w:type="spellStart"/>
+      <w:r>
+        <w:rPr>
+          <w:lang w:val="en-GB"/>
+        </w:rPr>
+        <w:t>temuan</w:t>
+      </w:r>
+      <w:proofErr w:type="spellEnd"/>
+      <w:r>
+        <w:rPr>
+          <w:lang w:val="en-GB"/>
+        </w:rPr>
+        <w:t xml:space="preserve"> </w:t>
+      </w:r>
+      <w:proofErr w:type="spellStart"/>
+      <w:r>
+        <w:rPr>
+          <w:lang w:val="en-GB"/>
+        </w:rPr>
+        <w:t>utama</w:t>
+      </w:r>
+      <w:proofErr w:type="spellEnd"/>
+      <w:r>
+        <w:rPr>
+          <w:lang w:val="en-GB"/>
         </w:rPr>
         <w:t xml:space="preserve">. </w:t>
       </w:r>
@@ -2022,7 +3134,7 @@
     </w:p>
     <w:p>
       <w:r>
-        <w:t>${temuan_table}</w:t>
+        <w:t xml:space="preserve">${temuan_table}</w:t>
       </w:r>
     </w:p>
     <w:p>
@@ -2060,7 +3172,7 @@
           <w:lang w:val="sv-SE"/>
         </w:rPr>
       </w:pPr>
-      <w:bookmarkStart w:id="8" w:name="_Toc243393580"/>
+      <w:bookmarkStart w:id="8" w:name="_Toc237003283"/>
       <w:bookmarkEnd w:id="7"/>
       <w:r>
         <w:rPr>
@@ -2111,7 +3223,7 @@
           <w:r>
             <w:fldChar w:fldCharType="separate"/>
           </w:r>
-          <w:hyperlink w:anchor="_Toc243393578" w:history="1">
+          <w:hyperlink w:anchor="_Toc237003281" w:history="1">
             <w:r>
               <w:rPr>
                 <w:rStyle w:val="Hyperlink"/>
@@ -2139,7 +3251,7 @@
                 <w:noProof/>
                 <w:webHidden/>
               </w:rPr>
-              <w:instrText xml:space="preserve"> PAGEREF _Toc243393578 \h </w:instrText>
+              <w:instrText xml:space="preserve"> PAGEREF _Toc237003281 \h </w:instrText>
             </w:r>
             <w:r>
               <w:rPr>
@@ -2185,7 +3297,7 @@
               <w14:ligatures w14:val="standardContextual"/>
             </w:rPr>
           </w:pPr>
-          <w:hyperlink w:anchor="_Toc243393579" w:history="1">
+          <w:hyperlink w:anchor="_Toc237003282" w:history="1">
             <w:r>
               <w:rPr>
                 <w:rStyle w:val="Hyperlink"/>
@@ -2212,7 +3324,7 @@
                 <w:noProof/>
                 <w:webHidden/>
               </w:rPr>
-              <w:instrText xml:space="preserve"> PAGEREF _Toc243393579 \h </w:instrText>
+              <w:instrText xml:space="preserve"> PAGEREF _Toc237003282 \h </w:instrText>
             </w:r>
             <w:r>
               <w:rPr>
@@ -2258,7 +3370,7 @@
               <w14:ligatures w14:val="standardContextual"/>
             </w:rPr>
           </w:pPr>
-          <w:hyperlink w:anchor="_Toc243393580" w:history="1">
+          <w:hyperlink w:anchor="_Toc237003283" w:history="1">
             <w:r>
               <w:rPr>
                 <w:rStyle w:val="Hyperlink"/>
@@ -2286,7 +3398,7 @@
                 <w:noProof/>
                 <w:webHidden/>
               </w:rPr>
-              <w:instrText xml:space="preserve"> PAGEREF _Toc243393580 \h </w:instrText>
+              <w:instrText xml:space="preserve"> PAGEREF _Toc237003283 \h </w:instrText>
             </w:r>
             <w:r>
               <w:rPr>
@@ -2306,7 +3418,7 @@
                 <w:noProof/>
                 <w:webHidden/>
               </w:rPr>
-              <w:t>6</w:t>
+              <w:t>8</w:t>
             </w:r>
             <w:r>
               <w:rPr>
@@ -2332,7 +3444,7 @@
               <w14:ligatures w14:val="standardContextual"/>
             </w:rPr>
           </w:pPr>
-          <w:hyperlink w:anchor="_Toc243393581" w:history="1">
+          <w:hyperlink w:anchor="_Toc237003284" w:history="1">
             <w:r>
               <w:rPr>
                 <w:rStyle w:val="Hyperlink"/>
@@ -2360,7 +3472,7 @@
                 <w:noProof/>
                 <w:webHidden/>
               </w:rPr>
-              <w:instrText xml:space="preserve"> PAGEREF _Toc243393581 \h </w:instrText>
+              <w:instrText xml:space="preserve"> PAGEREF _Toc237003284 \h </w:instrText>
             </w:r>
             <w:r>
               <w:rPr>
@@ -2380,7 +3492,7 @@
                 <w:noProof/>
                 <w:webHidden/>
               </w:rPr>
-              <w:t>7</w:t>
+              <w:t>9</w:t>
             </w:r>
             <w:r>
               <w:rPr>
@@ -2406,7 +3518,7 @@
               <w14:ligatures w14:val="standardContextual"/>
             </w:rPr>
           </w:pPr>
-          <w:hyperlink w:anchor="_Toc243393582" w:history="1">
+          <w:hyperlink w:anchor="_Toc237003285" w:history="1">
             <w:r>
               <w:rPr>
                 <w:rStyle w:val="Hyperlink"/>
@@ -2433,7 +3545,7 @@
                 <w:noProof/>
                 <w:webHidden/>
               </w:rPr>
-              <w:instrText xml:space="preserve"> PAGEREF _Toc243393582 \h </w:instrText>
+              <w:instrText xml:space="preserve"> PAGEREF _Toc237003285 \h </w:instrText>
             </w:r>
             <w:r>
               <w:rPr>
@@ -2453,7 +3565,7 @@
                 <w:noProof/>
                 <w:webHidden/>
               </w:rPr>
-              <w:t>9</w:t>
+              <w:t>12</w:t>
             </w:r>
             <w:r>
               <w:rPr>
@@ -2475,7 +3587,7 @@
               <w14:ligatures w14:val="standardContextual"/>
             </w:rPr>
           </w:pPr>
-          <w:hyperlink w:anchor="_Toc243393583" w:history="1">
+          <w:hyperlink w:anchor="_Toc237003286" w:history="1">
             <w:r>
               <w:rPr>
                 <w:rStyle w:val="Hyperlink"/>
@@ -2514,7 +3626,7 @@
               <w:rPr>
                 <w:webHidden/>
               </w:rPr>
-              <w:instrText xml:space="preserve"> PAGEREF _Toc243393583 \h </w:instrText>
+              <w:instrText xml:space="preserve"> PAGEREF _Toc237003286 \h </w:instrText>
             </w:r>
             <w:r>
               <w:rPr>
@@ -2531,7 +3643,7 @@
               <w:rPr>
                 <w:webHidden/>
               </w:rPr>
-              <w:t>9</w:t>
+              <w:t>12</w:t>
             </w:r>
             <w:r>
               <w:rPr>
@@ -2552,7 +3664,7 @@
               <w14:ligatures w14:val="standardContextual"/>
             </w:rPr>
           </w:pPr>
-          <w:hyperlink w:anchor="_Toc243393584" w:history="1">
+          <w:hyperlink w:anchor="_Toc237003287" w:history="1">
             <w:r>
               <w:rPr>
                 <w:rStyle w:val="Hyperlink"/>
@@ -2591,7 +3703,7 @@
               <w:rPr>
                 <w:webHidden/>
               </w:rPr>
-              <w:instrText xml:space="preserve"> PAGEREF _Toc243393584 \h </w:instrText>
+              <w:instrText xml:space="preserve"> PAGEREF _Toc237003287 \h </w:instrText>
             </w:r>
             <w:r>
               <w:rPr>
@@ -2608,7 +3720,7 @@
               <w:rPr>
                 <w:webHidden/>
               </w:rPr>
-              <w:t>10</w:t>
+              <w:t>13</w:t>
             </w:r>
             <w:r>
               <w:rPr>
@@ -2629,7 +3741,7 @@
               <w14:ligatures w14:val="standardContextual"/>
             </w:rPr>
           </w:pPr>
-          <w:hyperlink w:anchor="_Toc243393585" w:history="1">
+          <w:hyperlink w:anchor="_Toc237003288" w:history="1">
             <w:r>
               <w:rPr>
                 <w:rStyle w:val="Hyperlink"/>
@@ -2668,7 +3780,7 @@
               <w:rPr>
                 <w:webHidden/>
               </w:rPr>
-              <w:instrText xml:space="preserve"> PAGEREF _Toc243393585 \h </w:instrText>
+              <w:instrText xml:space="preserve"> PAGEREF _Toc237003288 \h </w:instrText>
             </w:r>
             <w:r>
               <w:rPr>
@@ -2685,7 +3797,7 @@
               <w:rPr>
                 <w:webHidden/>
               </w:rPr>
-              <w:t>10</w:t>
+              <w:t>13</w:t>
             </w:r>
             <w:r>
               <w:rPr>
@@ -2710,7 +3822,7 @@
               <w14:ligatures w14:val="standardContextual"/>
             </w:rPr>
           </w:pPr>
-          <w:hyperlink w:anchor="_Toc243393586" w:history="1">
+          <w:hyperlink w:anchor="_Toc237003289" w:history="1">
             <w:r>
               <w:rPr>
                 <w:rStyle w:val="Hyperlink"/>
@@ -2738,7 +3850,7 @@
                 <w:noProof/>
                 <w:webHidden/>
               </w:rPr>
-              <w:instrText xml:space="preserve"> PAGEREF _Toc243393586 \h </w:instrText>
+              <w:instrText xml:space="preserve"> PAGEREF _Toc237003289 \h </w:instrText>
             </w:r>
             <w:r>
               <w:rPr>
@@ -2758,7 +3870,651 @@
                 <w:noProof/>
                 <w:webHidden/>
               </w:rPr>
-              <w:t>11</w:t>
+              <w:t>14</w:t>
+            </w:r>
+            <w:r>
+              <w:rPr>
+                <w:noProof/>
+                <w:webHidden/>
+              </w:rPr>
+              <w:fldChar w:fldCharType="end"/>
+            </w:r>
+          </w:hyperlink>
+        </w:p>
+        <w:p>
+          <w:pPr>
+            <w:pStyle w:val="TOC2"/>
+            <w:tabs>
+              <w:tab w:val="left" w:pos="660"/>
+              <w:tab w:val="right" w:leader="dot" w:pos="9583"/>
+            </w:tabs>
+            <w:rPr>
+              <w:rFonts w:asciiTheme="minorHAnsi" w:eastAsiaTheme="minorEastAsia" w:hAnsiTheme="minorHAnsi"/>
+              <w:noProof/>
+              <w:kern w:val="2"/>
+              <w:szCs w:val="24"/>
+              <w:lang w:eastAsia="en-ID"/>
+              <w14:ligatures w14:val="standardContextual"/>
+            </w:rPr>
+          </w:pPr>
+          <w:hyperlink w:anchor="_Toc237003290" w:history="1">
+            <w:r>
+              <w:rPr>
+                <w:rStyle w:val="Hyperlink"/>
+                <w:noProof/>
+              </w:rPr>
+              <w:t>1</w:t>
+            </w:r>
+            <w:r>
+              <w:rPr>
+                <w:rFonts w:asciiTheme="minorHAnsi" w:eastAsiaTheme="minorEastAsia" w:hAnsiTheme="minorHAnsi"/>
+                <w:noProof/>
+                <w:kern w:val="2"/>
+                <w:szCs w:val="24"/>
+                <w:lang w:eastAsia="en-ID"/>
+                <w14:ligatures w14:val="standardContextual"/>
+              </w:rPr>
+              <w:tab/>
+            </w:r>
+            <w:r>
+              <w:rPr>
+                <w:rStyle w:val="Hyperlink"/>
+                <w:noProof/>
+              </w:rPr>
+              <w:t>HULL AND CONSTRUCTION</w:t>
+            </w:r>
+            <w:r>
+              <w:rPr>
+                <w:noProof/>
+                <w:webHidden/>
+              </w:rPr>
+              <w:tab/>
+            </w:r>
+            <w:r>
+              <w:rPr>
+                <w:noProof/>
+                <w:webHidden/>
+              </w:rPr>
+              <w:fldChar w:fldCharType="begin"/>
+            </w:r>
+            <w:r>
+              <w:rPr>
+                <w:noProof/>
+                <w:webHidden/>
+              </w:rPr>
+              <w:instrText xml:space="preserve"> PAGEREF _Toc237003290 \h </w:instrText>
+            </w:r>
+            <w:r>
+              <w:rPr>
+                <w:noProof/>
+                <w:webHidden/>
+              </w:rPr>
+            </w:r>
+            <w:r>
+              <w:rPr>
+                <w:noProof/>
+                <w:webHidden/>
+              </w:rPr>
+              <w:fldChar w:fldCharType="separate"/>
+            </w:r>
+            <w:r>
+              <w:rPr>
+                <w:noProof/>
+                <w:webHidden/>
+              </w:rPr>
+              <w:t>14</w:t>
+            </w:r>
+            <w:r>
+              <w:rPr>
+                <w:noProof/>
+                <w:webHidden/>
+              </w:rPr>
+              <w:fldChar w:fldCharType="end"/>
+            </w:r>
+          </w:hyperlink>
+        </w:p>
+        <w:p>
+          <w:pPr>
+            <w:pStyle w:val="TOC2"/>
+            <w:tabs>
+              <w:tab w:val="left" w:pos="660"/>
+              <w:tab w:val="right" w:leader="dot" w:pos="9583"/>
+            </w:tabs>
+            <w:rPr>
+              <w:rFonts w:asciiTheme="minorHAnsi" w:eastAsiaTheme="minorEastAsia" w:hAnsiTheme="minorHAnsi"/>
+              <w:noProof/>
+              <w:kern w:val="2"/>
+              <w:szCs w:val="24"/>
+              <w:lang w:eastAsia="en-ID"/>
+              <w14:ligatures w14:val="standardContextual"/>
+            </w:rPr>
+          </w:pPr>
+          <w:hyperlink w:anchor="_Toc237003291" w:history="1">
+            <w:r>
+              <w:rPr>
+                <w:rStyle w:val="Hyperlink"/>
+                <w:noProof/>
+              </w:rPr>
+              <w:t>2</w:t>
+            </w:r>
+            <w:r>
+              <w:rPr>
+                <w:rFonts w:asciiTheme="minorHAnsi" w:eastAsiaTheme="minorEastAsia" w:hAnsiTheme="minorHAnsi"/>
+                <w:noProof/>
+                <w:kern w:val="2"/>
+                <w:szCs w:val="24"/>
+                <w:lang w:eastAsia="en-ID"/>
+                <w14:ligatures w14:val="standardContextual"/>
+              </w:rPr>
+              <w:tab/>
+            </w:r>
+            <w:r>
+              <w:rPr>
+                <w:rStyle w:val="Hyperlink"/>
+                <w:noProof/>
+              </w:rPr>
+              <w:t>RAMP</w:t>
+            </w:r>
+            <w:r>
+              <w:rPr>
+                <w:noProof/>
+                <w:webHidden/>
+              </w:rPr>
+              <w:tab/>
+            </w:r>
+            <w:r>
+              <w:rPr>
+                <w:noProof/>
+                <w:webHidden/>
+              </w:rPr>
+              <w:fldChar w:fldCharType="begin"/>
+            </w:r>
+            <w:r>
+              <w:rPr>
+                <w:noProof/>
+                <w:webHidden/>
+              </w:rPr>
+              <w:instrText xml:space="preserve"> PAGEREF _Toc237003291 \h </w:instrText>
+            </w:r>
+            <w:r>
+              <w:rPr>
+                <w:noProof/>
+                <w:webHidden/>
+              </w:rPr>
+            </w:r>
+            <w:r>
+              <w:rPr>
+                <w:noProof/>
+                <w:webHidden/>
+              </w:rPr>
+              <w:fldChar w:fldCharType="separate"/>
+            </w:r>
+            <w:r>
+              <w:rPr>
+                <w:noProof/>
+                <w:webHidden/>
+              </w:rPr>
+              <w:t>16</w:t>
+            </w:r>
+            <w:r>
+              <w:rPr>
+                <w:noProof/>
+                <w:webHidden/>
+              </w:rPr>
+              <w:fldChar w:fldCharType="end"/>
+            </w:r>
+          </w:hyperlink>
+        </w:p>
+        <w:p>
+          <w:pPr>
+            <w:pStyle w:val="TOC2"/>
+            <w:tabs>
+              <w:tab w:val="left" w:pos="660"/>
+              <w:tab w:val="right" w:leader="dot" w:pos="9583"/>
+            </w:tabs>
+            <w:rPr>
+              <w:rFonts w:asciiTheme="minorHAnsi" w:eastAsiaTheme="minorEastAsia" w:hAnsiTheme="minorHAnsi"/>
+              <w:noProof/>
+              <w:kern w:val="2"/>
+              <w:szCs w:val="24"/>
+              <w:lang w:eastAsia="en-ID"/>
+              <w14:ligatures w14:val="standardContextual"/>
+            </w:rPr>
+          </w:pPr>
+          <w:hyperlink w:anchor="_Toc237003292" w:history="1">
+            <w:r>
+              <w:rPr>
+                <w:rStyle w:val="Hyperlink"/>
+                <w:noProof/>
+              </w:rPr>
+              <w:t>3</w:t>
+            </w:r>
+            <w:r>
+              <w:rPr>
+                <w:rFonts w:asciiTheme="minorHAnsi" w:eastAsiaTheme="minorEastAsia" w:hAnsiTheme="minorHAnsi"/>
+                <w:noProof/>
+                <w:kern w:val="2"/>
+                <w:szCs w:val="24"/>
+                <w:lang w:eastAsia="en-ID"/>
+                <w14:ligatures w14:val="standardContextual"/>
+              </w:rPr>
+              <w:tab/>
+            </w:r>
+            <w:r>
+              <w:rPr>
+                <w:rStyle w:val="Hyperlink"/>
+                <w:noProof/>
+              </w:rPr>
+              <w:t>ACCOMODATION</w:t>
+            </w:r>
+            <w:r>
+              <w:rPr>
+                <w:noProof/>
+                <w:webHidden/>
+              </w:rPr>
+              <w:tab/>
+            </w:r>
+            <w:r>
+              <w:rPr>
+                <w:noProof/>
+                <w:webHidden/>
+              </w:rPr>
+              <w:fldChar w:fldCharType="begin"/>
+            </w:r>
+            <w:r>
+              <w:rPr>
+                <w:noProof/>
+                <w:webHidden/>
+              </w:rPr>
+              <w:instrText xml:space="preserve"> PAGEREF _Toc237003292 \h </w:instrText>
+            </w:r>
+            <w:r>
+              <w:rPr>
+                <w:noProof/>
+                <w:webHidden/>
+              </w:rPr>
+            </w:r>
+            <w:r>
+              <w:rPr>
+                <w:noProof/>
+                <w:webHidden/>
+              </w:rPr>
+              <w:fldChar w:fldCharType="separate"/>
+            </w:r>
+            <w:r>
+              <w:rPr>
+                <w:noProof/>
+                <w:webHidden/>
+              </w:rPr>
+              <w:t>20</w:t>
+            </w:r>
+            <w:r>
+              <w:rPr>
+                <w:noProof/>
+                <w:webHidden/>
+              </w:rPr>
+              <w:fldChar w:fldCharType="end"/>
+            </w:r>
+          </w:hyperlink>
+        </w:p>
+        <w:p>
+          <w:pPr>
+            <w:pStyle w:val="TOC2"/>
+            <w:tabs>
+              <w:tab w:val="left" w:pos="660"/>
+              <w:tab w:val="right" w:leader="dot" w:pos="9583"/>
+            </w:tabs>
+            <w:rPr>
+              <w:rFonts w:asciiTheme="minorHAnsi" w:eastAsiaTheme="minorEastAsia" w:hAnsiTheme="minorHAnsi"/>
+              <w:noProof/>
+              <w:kern w:val="2"/>
+              <w:szCs w:val="24"/>
+              <w:lang w:eastAsia="en-ID"/>
+              <w14:ligatures w14:val="standardContextual"/>
+            </w:rPr>
+          </w:pPr>
+          <w:hyperlink w:anchor="_Toc237003293" w:history="1">
+            <w:r>
+              <w:rPr>
+                <w:rStyle w:val="Hyperlink"/>
+                <w:noProof/>
+              </w:rPr>
+              <w:t>4</w:t>
+            </w:r>
+            <w:r>
+              <w:rPr>
+                <w:rFonts w:asciiTheme="minorHAnsi" w:eastAsiaTheme="minorEastAsia" w:hAnsiTheme="minorHAnsi"/>
+                <w:noProof/>
+                <w:kern w:val="2"/>
+                <w:szCs w:val="24"/>
+                <w:lang w:eastAsia="en-ID"/>
+                <w14:ligatures w14:val="standardContextual"/>
+              </w:rPr>
+              <w:tab/>
+            </w:r>
+            <w:r>
+              <w:rPr>
+                <w:rStyle w:val="Hyperlink"/>
+                <w:noProof/>
+              </w:rPr>
+              <w:t>DECK MACHINARY AND OUTFITTING</w:t>
+            </w:r>
+            <w:r>
+              <w:rPr>
+                <w:noProof/>
+                <w:webHidden/>
+              </w:rPr>
+              <w:tab/>
+            </w:r>
+            <w:r>
+              <w:rPr>
+                <w:noProof/>
+                <w:webHidden/>
+              </w:rPr>
+              <w:fldChar w:fldCharType="begin"/>
+            </w:r>
+            <w:r>
+              <w:rPr>
+                <w:noProof/>
+                <w:webHidden/>
+              </w:rPr>
+              <w:instrText xml:space="preserve"> PAGEREF _Toc237003293 \h </w:instrText>
+            </w:r>
+            <w:r>
+              <w:rPr>
+                <w:noProof/>
+                <w:webHidden/>
+              </w:rPr>
+            </w:r>
+            <w:r>
+              <w:rPr>
+                <w:noProof/>
+                <w:webHidden/>
+              </w:rPr>
+              <w:fldChar w:fldCharType="separate"/>
+            </w:r>
+            <w:r>
+              <w:rPr>
+                <w:noProof/>
+                <w:webHidden/>
+              </w:rPr>
+              <w:t>23</w:t>
+            </w:r>
+            <w:r>
+              <w:rPr>
+                <w:noProof/>
+                <w:webHidden/>
+              </w:rPr>
+              <w:fldChar w:fldCharType="end"/>
+            </w:r>
+          </w:hyperlink>
+        </w:p>
+        <w:p>
+          <w:pPr>
+            <w:pStyle w:val="TOC2"/>
+            <w:tabs>
+              <w:tab w:val="left" w:pos="660"/>
+              <w:tab w:val="right" w:leader="dot" w:pos="9583"/>
+            </w:tabs>
+            <w:rPr>
+              <w:rFonts w:asciiTheme="minorHAnsi" w:eastAsiaTheme="minorEastAsia" w:hAnsiTheme="minorHAnsi"/>
+              <w:noProof/>
+              <w:kern w:val="2"/>
+              <w:szCs w:val="24"/>
+              <w:lang w:eastAsia="en-ID"/>
+              <w14:ligatures w14:val="standardContextual"/>
+            </w:rPr>
+          </w:pPr>
+          <w:hyperlink w:anchor="_Toc237003294" w:history="1">
+            <w:r>
+              <w:rPr>
+                <w:rStyle w:val="Hyperlink"/>
+                <w:noProof/>
+              </w:rPr>
+              <w:t>5</w:t>
+            </w:r>
+            <w:r>
+              <w:rPr>
+                <w:rFonts w:asciiTheme="minorHAnsi" w:eastAsiaTheme="minorEastAsia" w:hAnsiTheme="minorHAnsi"/>
+                <w:noProof/>
+                <w:kern w:val="2"/>
+                <w:szCs w:val="24"/>
+                <w:lang w:eastAsia="en-ID"/>
+                <w14:ligatures w14:val="standardContextual"/>
+              </w:rPr>
+              <w:tab/>
+            </w:r>
+            <w:r>
+              <w:rPr>
+                <w:rStyle w:val="Hyperlink"/>
+                <w:noProof/>
+              </w:rPr>
+              <w:t>ENGINE ROOM AND MACHINERY</w:t>
+            </w:r>
+            <w:r>
+              <w:rPr>
+                <w:noProof/>
+                <w:webHidden/>
+              </w:rPr>
+              <w:tab/>
+            </w:r>
+            <w:r>
+              <w:rPr>
+                <w:noProof/>
+                <w:webHidden/>
+              </w:rPr>
+              <w:fldChar w:fldCharType="begin"/>
+            </w:r>
+            <w:r>
+              <w:rPr>
+                <w:noProof/>
+                <w:webHidden/>
+              </w:rPr>
+              <w:instrText xml:space="preserve"> PAGEREF _Toc237003294 \h </w:instrText>
+            </w:r>
+            <w:r>
+              <w:rPr>
+                <w:noProof/>
+                <w:webHidden/>
+              </w:rPr>
+            </w:r>
+            <w:r>
+              <w:rPr>
+                <w:noProof/>
+                <w:webHidden/>
+              </w:rPr>
+              <w:fldChar w:fldCharType="separate"/>
+            </w:r>
+            <w:r>
+              <w:rPr>
+                <w:noProof/>
+                <w:webHidden/>
+              </w:rPr>
+              <w:t>29</w:t>
+            </w:r>
+            <w:r>
+              <w:rPr>
+                <w:noProof/>
+                <w:webHidden/>
+              </w:rPr>
+              <w:fldChar w:fldCharType="end"/>
+            </w:r>
+          </w:hyperlink>
+        </w:p>
+        <w:p>
+          <w:pPr>
+            <w:pStyle w:val="TOC2"/>
+            <w:tabs>
+              <w:tab w:val="left" w:pos="660"/>
+              <w:tab w:val="right" w:leader="dot" w:pos="9583"/>
+            </w:tabs>
+            <w:rPr>
+              <w:rFonts w:asciiTheme="minorHAnsi" w:eastAsiaTheme="minorEastAsia" w:hAnsiTheme="minorHAnsi"/>
+              <w:noProof/>
+              <w:kern w:val="2"/>
+              <w:szCs w:val="24"/>
+              <w:lang w:eastAsia="en-ID"/>
+              <w14:ligatures w14:val="standardContextual"/>
+            </w:rPr>
+          </w:pPr>
+          <w:hyperlink w:anchor="_Toc237003295" w:history="1">
+            <w:r>
+              <w:rPr>
+                <w:rStyle w:val="Hyperlink"/>
+                <w:noProof/>
+              </w:rPr>
+              <w:t>6</w:t>
+            </w:r>
+            <w:r>
+              <w:rPr>
+                <w:rFonts w:asciiTheme="minorHAnsi" w:eastAsiaTheme="minorEastAsia" w:hAnsiTheme="minorHAnsi"/>
+                <w:noProof/>
+                <w:kern w:val="2"/>
+                <w:szCs w:val="24"/>
+                <w:lang w:eastAsia="en-ID"/>
+                <w14:ligatures w14:val="standardContextual"/>
+              </w:rPr>
+              <w:tab/>
+            </w:r>
+            <w:r>
+              <w:rPr>
+                <w:rStyle w:val="Hyperlink"/>
+                <w:noProof/>
+              </w:rPr>
+              <w:t>BRIDGE AND NAVIGATION</w:t>
+            </w:r>
+            <w:r>
+              <w:rPr>
+                <w:noProof/>
+                <w:webHidden/>
+              </w:rPr>
+              <w:tab/>
+            </w:r>
+            <w:r>
+              <w:rPr>
+                <w:noProof/>
+                <w:webHidden/>
+              </w:rPr>
+              <w:fldChar w:fldCharType="begin"/>
+            </w:r>
+            <w:r>
+              <w:rPr>
+                <w:noProof/>
+                <w:webHidden/>
+              </w:rPr>
+              <w:instrText xml:space="preserve"> PAGEREF _Toc237003295 \h </w:instrText>
+            </w:r>
+            <w:r>
+              <w:rPr>
+                <w:noProof/>
+                <w:webHidden/>
+              </w:rPr>
+            </w:r>
+            <w:r>
+              <w:rPr>
+                <w:noProof/>
+                <w:webHidden/>
+              </w:rPr>
+              <w:fldChar w:fldCharType="separate"/>
+            </w:r>
+            <w:r>
+              <w:rPr>
+                <w:noProof/>
+                <w:webHidden/>
+              </w:rPr>
+              <w:t>37</w:t>
+            </w:r>
+            <w:r>
+              <w:rPr>
+                <w:noProof/>
+                <w:webHidden/>
+              </w:rPr>
+              <w:fldChar w:fldCharType="end"/>
+            </w:r>
+          </w:hyperlink>
+        </w:p>
+        <w:p>
+          <w:pPr>
+            <w:pStyle w:val="TOC2"/>
+            <w:tabs>
+              <w:tab w:val="left" w:pos="660"/>
+              <w:tab w:val="right" w:leader="dot" w:pos="9583"/>
+            </w:tabs>
+            <w:rPr>
+              <w:rFonts w:asciiTheme="minorHAnsi" w:eastAsiaTheme="minorEastAsia" w:hAnsiTheme="minorHAnsi"/>
+              <w:noProof/>
+              <w:kern w:val="2"/>
+              <w:szCs w:val="24"/>
+              <w:lang w:eastAsia="en-ID"/>
+              <w14:ligatures w14:val="standardContextual"/>
+            </w:rPr>
+          </w:pPr>
+          <w:hyperlink w:anchor="_Toc237003296" w:history="1">
+            <w:r>
+              <w:rPr>
+                <w:rStyle w:val="Hyperlink"/>
+                <w:noProof/>
+              </w:rPr>
+              <w:t>7</w:t>
+            </w:r>
+            <w:r>
+              <w:rPr>
+                <w:rFonts w:asciiTheme="minorHAnsi" w:eastAsiaTheme="minorEastAsia" w:hAnsiTheme="minorHAnsi"/>
+                <w:noProof/>
+                <w:kern w:val="2"/>
+                <w:szCs w:val="24"/>
+                <w:lang w:eastAsia="en-ID"/>
+                <w14:ligatures w14:val="standardContextual"/>
+              </w:rPr>
+              <w:tab/>
+            </w:r>
+            <w:r>
+              <w:rPr>
+                <w:rStyle w:val="Hyperlink"/>
+                <w:noProof/>
+              </w:rPr>
+              <w:t>SHIP SAFETY AND OPERATION</w:t>
+            </w:r>
+            <w:r>
+              <w:rPr>
+                <w:noProof/>
+                <w:webHidden/>
+              </w:rPr>
+              <w:tab/>
+            </w:r>
+            <w:r>
+              <w:rPr>
+                <w:noProof/>
+                <w:webHidden/>
+              </w:rPr>
+              <w:fldChar w:fldCharType="begin"/>
+            </w:r>
+            <w:r>
+              <w:rPr>
+                <w:noProof/>
+                <w:webHidden/>
+              </w:rPr>
+              <w:instrText xml:space="preserve"> PAGEREF _Toc237003296 \h </w:instrText>
+            </w:r>
+            <w:r>
+              <w:rPr>
+                <w:noProof/>
+                <w:webHidden/>
+              </w:rPr>
+            </w:r>
+            <w:r>
+              <w:rPr>
+                <w:noProof/>
+                <w:webHidden/>
+              </w:rPr>
+              <w:fldChar w:fldCharType="separate"/>
+            </w:r>
+            <w:r>
+              <w:rPr>
+                <w:noProof/>
+                <w:webHidden/>
+              </w:rPr>
+              <w:t>41</w:t>
             </w:r>
             <w:r>
               <w:rPr>
@@ -2784,7 +4540,7 @@
               <w14:ligatures w14:val="standardContextual"/>
             </w:rPr>
           </w:pPr>
-          <w:hyperlink w:anchor="_Toc243393587" w:history="1">
+          <w:hyperlink w:anchor="_Toc237003297" w:history="1">
             <w:r>
               <w:rPr>
                 <w:rStyle w:val="Hyperlink"/>
@@ -2819,7 +4575,7 @@
                 <w:noProof/>
                 <w:webHidden/>
               </w:rPr>
-              <w:instrText xml:space="preserve"> PAGEREF _Toc243393587 \h </w:instrText>
+              <w:instrText xml:space="preserve"> PAGEREF _Toc237003297 \h </w:instrText>
             </w:r>
             <w:r>
               <w:rPr>
@@ -2839,7 +4595,7 @@
                 <w:noProof/>
                 <w:webHidden/>
               </w:rPr>
-              <w:t>12</w:t>
+              <w:t>50</w:t>
             </w:r>
             <w:r>
               <w:rPr>
@@ -2865,7 +4621,7 @@
               <w14:ligatures w14:val="standardContextual"/>
             </w:rPr>
           </w:pPr>
-          <w:hyperlink w:anchor="_Toc243393588" w:history="1">
+          <w:hyperlink w:anchor="_Toc237003298" w:history="1">
             <w:r>
               <w:rPr>
                 <w:rStyle w:val="Hyperlink"/>
@@ -2892,7 +4648,7 @@
                 <w:noProof/>
                 <w:webHidden/>
               </w:rPr>
-              <w:instrText xml:space="preserve"> PAGEREF _Toc243393588 \h </w:instrText>
+              <w:instrText xml:space="preserve"> PAGEREF _Toc237003298 \h </w:instrText>
             </w:r>
             <w:r>
               <w:rPr>
@@ -2912,7 +4668,7 @@
                 <w:noProof/>
                 <w:webHidden/>
               </w:rPr>
-              <w:t>13</w:t>
+              <w:t>54</w:t>
             </w:r>
             <w:r>
               <w:rPr>
@@ -2966,7 +4722,8 @@
           <w:lang w:val="sv-SE"/>
         </w:rPr>
       </w:pPr>
-      <w:bookmarkStart w:id="9" w:name="_Toc243393581"/>
+      <w:bookmarkStart w:id="9" w:name="_Hlk131596708"/>
+      <w:bookmarkStart w:id="10" w:name="_Toc237003284"/>
       <w:r>
         <w:rPr>
           <w:lang w:val="sv-SE"/>
@@ -2980,16 +4737,16 @@
         </w:rPr>
         <w:t>UMUM/GENERAL</w:t>
       </w:r>
-      <w:bookmarkEnd w:id="9"/>
+      <w:bookmarkEnd w:id="10"/>
     </w:p>
     <w:p>
       <w:r>
-        <w:t>${bab1_intro}</w:t>
+        <w:t xml:space="preserve">${bab1_intro}</w:t>
       </w:r>
     </w:p>
     <w:p>
       <w:r>
-        <w:t>${bab1_standards}</w:t>
+        <w:t xml:space="preserve">${bab1_standards}</w:t>
       </w:r>
     </w:p>
     <w:tbl>
@@ -3003,11 +4760,11 @@
       </w:tblPr>
       <w:tblGrid>
         <w:gridCol w:w="1337"/>
-        <w:gridCol w:w="2235"/>
+        <w:gridCol w:w="2237"/>
         <w:gridCol w:w="1772"/>
-        <w:gridCol w:w="1417"/>
         <w:gridCol w:w="1418"/>
-        <w:gridCol w:w="1404"/>
+        <w:gridCol w:w="1418"/>
+        <w:gridCol w:w="1406"/>
       </w:tblGrid>
       <w:tr>
         <w:trPr>
@@ -3431,8 +5188,8 @@
               <w:bottom w:val="single" w:sz="4" w:space="0" w:color="000000"/>
               <w:right w:val="single" w:sz="4" w:space="0" w:color="000000"/>
             </w:tcBorders>
+            <w:hideMark/>
             <w:vAlign w:val="center"/>
-            <w:hideMark/>
           </w:tcPr>
           <w:p>
             <w:pPr>
@@ -3443,55 +5200,9 @@
                 <w:color w:val="000000"/>
                 <w:sz w:val="20"/>
                 <w:szCs w:val="20"/>
-                <w:lang w:val="sv-SE" w:eastAsia="en-ID"/>
+                <w:lang w:eastAsia="en-ID"/>
               </w:rPr>
             </w:pPr>
-            <w:r>
-              <w:rPr>
-                <w:rFonts w:eastAsia="Times New Roman" w:cs="Arial"/>
-                <w:color w:val="000000"/>
-                <w:sz w:val="20"/>
-                <w:szCs w:val="20"/>
-                <w:lang w:val="sv-SE" w:eastAsia="en-ID"/>
-              </w:rPr>
-              <w:t>Kondisi Pelapisan/Cat pada Konstruksi, Plat, Perpipaan dan Peralatan deck lainnya</w:t>
-            </w:r>
-          </w:p>
-        </w:tc>
-        <w:tc>
-          <w:tcPr>
-            <w:tcW w:w="809" w:type="pct"/>
-            <w:tcBorders>
-              <w:top w:val="single" w:sz="4" w:space="0" w:color="000000"/>
-              <w:left w:val="single" w:sz="4" w:space="0" w:color="000000"/>
-              <w:bottom w:val="single" w:sz="4" w:space="0" w:color="000000"/>
-              <w:right w:val="single" w:sz="4" w:space="0" w:color="000000"/>
-            </w:tcBorders>
-            <w:vAlign w:val="center"/>
-            <w:hideMark/>
-          </w:tcPr>
-          <w:p>
-            <w:pPr>
-              <w:spacing w:after="0" w:line="240" w:lineRule="auto"/>
-              <w:jc w:val="left"/>
-              <w:rPr>
-                <w:rFonts w:eastAsia="Times New Roman" w:cs="Arial"/>
-                <w:color w:val="000000"/>
-                <w:sz w:val="20"/>
-                <w:szCs w:val="20"/>
-                <w:lang w:eastAsia="en-ID"/>
-              </w:rPr>
-            </w:pPr>
-            <w:r>
-              <w:rPr>
-                <w:rFonts w:eastAsia="Times New Roman" w:cs="Arial"/>
-                <w:color w:val="000000"/>
-                <w:sz w:val="20"/>
-                <w:szCs w:val="20"/>
-                <w:lang w:eastAsia="en-ID"/>
-              </w:rPr>
-              <w:t xml:space="preserve">Tidak </w:t>
-            </w:r>
             <w:proofErr w:type="spellStart"/>
             <w:r>
               <w:rPr>
@@ -3501,7 +5212,7 @@
                 <w:szCs w:val="20"/>
                 <w:lang w:eastAsia="en-ID"/>
               </w:rPr>
-              <w:t>terdapat</w:t>
+              <w:t>Kondisi</w:t>
             </w:r>
             <w:proofErr w:type="spellEnd"/>
             <w:r>
@@ -3512,7 +5223,7 @@
                 <w:szCs w:val="20"/>
                 <w:lang w:eastAsia="en-ID"/>
               </w:rPr>
-              <w:t xml:space="preserve"> </w:t>
+              <w:t xml:space="preserve"> Pelapisan/Cat pada </w:t>
             </w:r>
             <w:proofErr w:type="spellStart"/>
             <w:r>
@@ -3523,7 +5234,7 @@
                 <w:szCs w:val="20"/>
                 <w:lang w:eastAsia="en-ID"/>
               </w:rPr>
-              <w:t>lapisan</w:t>
+              <w:t>Konstruksi</w:t>
             </w:r>
             <w:proofErr w:type="spellEnd"/>
             <w:r>
@@ -3534,7 +5245,7 @@
                 <w:szCs w:val="20"/>
                 <w:lang w:eastAsia="en-ID"/>
               </w:rPr>
-              <w:t xml:space="preserve"> </w:t>
+              <w:t xml:space="preserve">, Plat, </w:t>
             </w:r>
             <w:proofErr w:type="spellStart"/>
             <w:r>
@@ -3545,7 +5256,51 @@
                 <w:szCs w:val="20"/>
                 <w:lang w:eastAsia="en-ID"/>
               </w:rPr>
-              <w:t>pelindung</w:t>
+              <w:t>Perpipaan</w:t>
+            </w:r>
+            <w:proofErr w:type="spellEnd"/>
+            <w:r>
+              <w:rPr>
+                <w:rFonts w:eastAsia="Times New Roman" w:cs="Arial"/>
+                <w:color w:val="000000"/>
+                <w:sz w:val="20"/>
+                <w:szCs w:val="20"/>
+                <w:lang w:eastAsia="en-ID"/>
+              </w:rPr>
+              <w:t xml:space="preserve"> dan </w:t>
+            </w:r>
+            <w:proofErr w:type="spellStart"/>
+            <w:r>
+              <w:rPr>
+                <w:rFonts w:eastAsia="Times New Roman" w:cs="Arial"/>
+                <w:color w:val="000000"/>
+                <w:sz w:val="20"/>
+                <w:szCs w:val="20"/>
+                <w:lang w:eastAsia="en-ID"/>
+              </w:rPr>
+              <w:t>Peralatan</w:t>
+            </w:r>
+            <w:proofErr w:type="spellEnd"/>
+            <w:r>
+              <w:rPr>
+                <w:rFonts w:eastAsia="Times New Roman" w:cs="Arial"/>
+                <w:color w:val="000000"/>
+                <w:sz w:val="20"/>
+                <w:szCs w:val="20"/>
+                <w:lang w:eastAsia="en-ID"/>
+              </w:rPr>
+              <w:t xml:space="preserve"> deck </w:t>
+            </w:r>
+            <w:proofErr w:type="spellStart"/>
+            <w:r>
+              <w:rPr>
+                <w:rFonts w:eastAsia="Times New Roman" w:cs="Arial"/>
+                <w:color w:val="000000"/>
+                <w:sz w:val="20"/>
+                <w:szCs w:val="20"/>
+                <w:lang w:eastAsia="en-ID"/>
+              </w:rPr>
+              <w:t>lainnya</w:t>
             </w:r>
             <w:proofErr w:type="spellEnd"/>
           </w:p>
@@ -3559,8 +5314,8 @@
               <w:bottom w:val="single" w:sz="4" w:space="0" w:color="000000"/>
               <w:right w:val="single" w:sz="4" w:space="0" w:color="000000"/>
             </w:tcBorders>
+            <w:hideMark/>
             <w:vAlign w:val="center"/>
-            <w:hideMark/>
           </w:tcPr>
           <w:p>
             <w:pPr>
@@ -3574,6 +5329,16 @@
                 <w:lang w:eastAsia="en-ID"/>
               </w:rPr>
             </w:pPr>
+            <w:r>
+              <w:rPr>
+                <w:rFonts w:eastAsia="Times New Roman" w:cs="Arial"/>
+                <w:color w:val="000000"/>
+                <w:sz w:val="20"/>
+                <w:szCs w:val="20"/>
+                <w:lang w:eastAsia="en-ID"/>
+              </w:rPr>
+              <w:t xml:space="preserve">Tidak </w:t>
+            </w:r>
             <w:proofErr w:type="spellStart"/>
             <w:r>
               <w:rPr>
@@ -3583,7 +5348,7 @@
                 <w:szCs w:val="20"/>
                 <w:lang w:eastAsia="en-ID"/>
               </w:rPr>
-              <w:t>Lapisan</w:t>
+              <w:t>terdapat</w:t>
             </w:r>
             <w:proofErr w:type="spellEnd"/>
             <w:r>
@@ -3605,51 +5370,29 @@
                 <w:szCs w:val="20"/>
                 <w:lang w:eastAsia="en-ID"/>
               </w:rPr>
+              <w:t>lapisan</w:t>
+            </w:r>
+            <w:proofErr w:type="spellEnd"/>
+            <w:r>
+              <w:rPr>
+                <w:rFonts w:eastAsia="Times New Roman" w:cs="Arial"/>
+                <w:color w:val="000000"/>
+                <w:sz w:val="20"/>
+                <w:szCs w:val="20"/>
+                <w:lang w:eastAsia="en-ID"/>
+              </w:rPr>
+              <w:t xml:space="preserve"> </w:t>
+            </w:r>
+            <w:proofErr w:type="spellStart"/>
+            <w:r>
+              <w:rPr>
+                <w:rFonts w:eastAsia="Times New Roman" w:cs="Arial"/>
+                <w:color w:val="000000"/>
+                <w:sz w:val="20"/>
+                <w:szCs w:val="20"/>
+                <w:lang w:eastAsia="en-ID"/>
+              </w:rPr>
               <w:t>pelindung</w:t>
-            </w:r>
-            <w:proofErr w:type="spellEnd"/>
-            <w:r>
-              <w:rPr>
-                <w:rFonts w:eastAsia="Times New Roman" w:cs="Arial"/>
-                <w:color w:val="000000"/>
-                <w:sz w:val="20"/>
-                <w:szCs w:val="20"/>
-                <w:lang w:eastAsia="en-ID"/>
-              </w:rPr>
-              <w:t xml:space="preserve"> </w:t>
-            </w:r>
-            <w:proofErr w:type="spellStart"/>
-            <w:r>
-              <w:rPr>
-                <w:rFonts w:eastAsia="Times New Roman" w:cs="Arial"/>
-                <w:color w:val="000000"/>
-                <w:sz w:val="20"/>
-                <w:szCs w:val="20"/>
-                <w:lang w:eastAsia="en-ID"/>
-              </w:rPr>
-              <w:t>tidak</w:t>
-            </w:r>
-            <w:proofErr w:type="spellEnd"/>
-            <w:r>
-              <w:rPr>
-                <w:rFonts w:eastAsia="Times New Roman" w:cs="Arial"/>
-                <w:color w:val="000000"/>
-                <w:sz w:val="20"/>
-                <w:szCs w:val="20"/>
-                <w:lang w:eastAsia="en-ID"/>
-              </w:rPr>
-              <w:t xml:space="preserve"> </w:t>
-            </w:r>
-            <w:proofErr w:type="spellStart"/>
-            <w:r>
-              <w:rPr>
-                <w:rFonts w:eastAsia="Times New Roman" w:cs="Arial"/>
-                <w:color w:val="000000"/>
-                <w:sz w:val="20"/>
-                <w:szCs w:val="20"/>
-                <w:lang w:eastAsia="en-ID"/>
-              </w:rPr>
-              <w:t>terawat</w:t>
             </w:r>
             <w:proofErr w:type="spellEnd"/>
           </w:p>
@@ -3663,8 +5406,112 @@
               <w:bottom w:val="single" w:sz="4" w:space="0" w:color="000000"/>
               <w:right w:val="single" w:sz="4" w:space="0" w:color="000000"/>
             </w:tcBorders>
+            <w:hideMark/>
             <w:vAlign w:val="center"/>
+          </w:tcPr>
+          <w:p>
+            <w:pPr>
+              <w:spacing w:after="0" w:line="240" w:lineRule="auto"/>
+              <w:jc w:val="left"/>
+              <w:rPr>
+                <w:rFonts w:eastAsia="Times New Roman" w:cs="Arial"/>
+                <w:color w:val="000000"/>
+                <w:sz w:val="20"/>
+                <w:szCs w:val="20"/>
+                <w:lang w:eastAsia="en-ID"/>
+              </w:rPr>
+            </w:pPr>
+            <w:proofErr w:type="spellStart"/>
+            <w:r>
+              <w:rPr>
+                <w:rFonts w:eastAsia="Times New Roman" w:cs="Arial"/>
+                <w:color w:val="000000"/>
+                <w:sz w:val="20"/>
+                <w:szCs w:val="20"/>
+                <w:lang w:eastAsia="en-ID"/>
+              </w:rPr>
+              <w:t>Lapisan</w:t>
+            </w:r>
+            <w:proofErr w:type="spellEnd"/>
+            <w:r>
+              <w:rPr>
+                <w:rFonts w:eastAsia="Times New Roman" w:cs="Arial"/>
+                <w:color w:val="000000"/>
+                <w:sz w:val="20"/>
+                <w:szCs w:val="20"/>
+                <w:lang w:eastAsia="en-ID"/>
+              </w:rPr>
+              <w:t xml:space="preserve"> </w:t>
+            </w:r>
+            <w:proofErr w:type="spellStart"/>
+            <w:r>
+              <w:rPr>
+                <w:rFonts w:eastAsia="Times New Roman" w:cs="Arial"/>
+                <w:color w:val="000000"/>
+                <w:sz w:val="20"/>
+                <w:szCs w:val="20"/>
+                <w:lang w:eastAsia="en-ID"/>
+              </w:rPr>
+              <w:t>pelindung</w:t>
+            </w:r>
+            <w:proofErr w:type="spellEnd"/>
+            <w:r>
+              <w:rPr>
+                <w:rFonts w:eastAsia="Times New Roman" w:cs="Arial"/>
+                <w:color w:val="000000"/>
+                <w:sz w:val="20"/>
+                <w:szCs w:val="20"/>
+                <w:lang w:eastAsia="en-ID"/>
+              </w:rPr>
+              <w:t xml:space="preserve"> </w:t>
+            </w:r>
+            <w:proofErr w:type="spellStart"/>
+            <w:r>
+              <w:rPr>
+                <w:rFonts w:eastAsia="Times New Roman" w:cs="Arial"/>
+                <w:color w:val="000000"/>
+                <w:sz w:val="20"/>
+                <w:szCs w:val="20"/>
+                <w:lang w:eastAsia="en-ID"/>
+              </w:rPr>
+              <w:t>tidak</w:t>
+            </w:r>
+            <w:proofErr w:type="spellEnd"/>
+            <w:r>
+              <w:rPr>
+                <w:rFonts w:eastAsia="Times New Roman" w:cs="Arial"/>
+                <w:color w:val="000000"/>
+                <w:sz w:val="20"/>
+                <w:szCs w:val="20"/>
+                <w:lang w:eastAsia="en-ID"/>
+              </w:rPr>
+              <w:t xml:space="preserve"> </w:t>
+            </w:r>
+            <w:proofErr w:type="spellStart"/>
+            <w:r>
+              <w:rPr>
+                <w:rFonts w:eastAsia="Times New Roman" w:cs="Arial"/>
+                <w:color w:val="000000"/>
+                <w:sz w:val="20"/>
+                <w:szCs w:val="20"/>
+                <w:lang w:eastAsia="en-ID"/>
+              </w:rPr>
+              <w:t>terawat</w:t>
+            </w:r>
+            <w:proofErr w:type="spellEnd"/>
+          </w:p>
+        </w:tc>
+        <w:tc>
+          <w:tcPr>
+            <w:tcW w:w="809" w:type="pct"/>
+            <w:tcBorders>
+              <w:top w:val="single" w:sz="4" w:space="0" w:color="000000"/>
+              <w:left w:val="single" w:sz="4" w:space="0" w:color="000000"/>
+              <w:bottom w:val="single" w:sz="4" w:space="0" w:color="000000"/>
+              <w:right w:val="single" w:sz="4" w:space="0" w:color="000000"/>
+            </w:tcBorders>
             <w:hideMark/>
+            <w:vAlign w:val="center"/>
           </w:tcPr>
           <w:p>
             <w:pPr>
@@ -3745,8 +5592,8 @@
               <w:bottom w:val="single" w:sz="4" w:space="0" w:color="000000"/>
               <w:right w:val="single" w:sz="4" w:space="0" w:color="000000"/>
             </w:tcBorders>
+            <w:hideMark/>
             <w:vAlign w:val="center"/>
-            <w:hideMark/>
           </w:tcPr>
           <w:p>
             <w:pPr>
@@ -3757,18 +5604,118 @@
                 <w:color w:val="000000"/>
                 <w:sz w:val="20"/>
                 <w:szCs w:val="20"/>
-                <w:lang w:val="sv-SE" w:eastAsia="en-ID"/>
+                <w:lang w:eastAsia="en-ID"/>
               </w:rPr>
             </w:pPr>
-            <w:r>
-              <w:rPr>
-                <w:rFonts w:eastAsia="Times New Roman" w:cs="Arial"/>
-                <w:color w:val="000000"/>
-                <w:sz w:val="20"/>
-                <w:szCs w:val="20"/>
-                <w:lang w:val="sv-SE" w:eastAsia="en-ID"/>
-              </w:rPr>
-              <w:t xml:space="preserve">Lapisan pelindung dalam kondisi baru </w:t>
+            <w:proofErr w:type="spellStart"/>
+            <w:r>
+              <w:rPr>
+                <w:rFonts w:eastAsia="Times New Roman" w:cs="Arial"/>
+                <w:color w:val="000000"/>
+                <w:sz w:val="20"/>
+                <w:szCs w:val="20"/>
+                <w:lang w:eastAsia="en-ID"/>
+              </w:rPr>
+              <w:t>Lapisan</w:t>
+            </w:r>
+            <w:proofErr w:type="spellEnd"/>
+            <w:r>
+              <w:rPr>
+                <w:rFonts w:eastAsia="Times New Roman" w:cs="Arial"/>
+                <w:color w:val="000000"/>
+                <w:sz w:val="20"/>
+                <w:szCs w:val="20"/>
+                <w:lang w:eastAsia="en-ID"/>
+              </w:rPr>
+              <w:t xml:space="preserve"> </w:t>
+            </w:r>
+            <w:proofErr w:type="spellStart"/>
+            <w:r>
+              <w:rPr>
+                <w:rFonts w:eastAsia="Times New Roman" w:cs="Arial"/>
+                <w:color w:val="000000"/>
+                <w:sz w:val="20"/>
+                <w:szCs w:val="20"/>
+                <w:lang w:eastAsia="en-ID"/>
+              </w:rPr>
+              <w:t>pelindung</w:t>
+            </w:r>
+            <w:proofErr w:type="spellEnd"/>
+            <w:r>
+              <w:rPr>
+                <w:rFonts w:eastAsia="Times New Roman" w:cs="Arial"/>
+                <w:color w:val="000000"/>
+                <w:sz w:val="20"/>
+                <w:szCs w:val="20"/>
+                <w:lang w:eastAsia="en-ID"/>
+              </w:rPr>
+              <w:t xml:space="preserve"> </w:t>
+            </w:r>
+            <w:proofErr w:type="spellStart"/>
+            <w:r>
+              <w:rPr>
+                <w:rFonts w:eastAsia="Times New Roman" w:cs="Arial"/>
+                <w:color w:val="000000"/>
+                <w:sz w:val="20"/>
+                <w:szCs w:val="20"/>
+                <w:lang w:eastAsia="en-ID"/>
+              </w:rPr>
+              <w:t>dalam</w:t>
+            </w:r>
+            <w:proofErr w:type="spellEnd"/>
+            <w:r>
+              <w:rPr>
+                <w:rFonts w:eastAsia="Times New Roman" w:cs="Arial"/>
+                <w:color w:val="000000"/>
+                <w:sz w:val="20"/>
+                <w:szCs w:val="20"/>
+                <w:lang w:eastAsia="en-ID"/>
+              </w:rPr>
+              <w:t xml:space="preserve"> </w:t>
+            </w:r>
+            <w:proofErr w:type="spellStart"/>
+            <w:r>
+              <w:rPr>
+                <w:rFonts w:eastAsia="Times New Roman" w:cs="Arial"/>
+                <w:color w:val="000000"/>
+                <w:sz w:val="20"/>
+                <w:szCs w:val="20"/>
+                <w:lang w:eastAsia="en-ID"/>
+              </w:rPr>
+              <w:t>kondisi</w:t>
+            </w:r>
+            <w:proofErr w:type="spellEnd"/>
+            <w:r>
+              <w:rPr>
+                <w:rFonts w:eastAsia="Times New Roman" w:cs="Arial"/>
+                <w:color w:val="000000"/>
+                <w:sz w:val="20"/>
+                <w:szCs w:val="20"/>
+                <w:lang w:eastAsia="en-ID"/>
+              </w:rPr>
+              <w:t xml:space="preserve"> </w:t>
+            </w:r>
+            <w:proofErr w:type="spellStart"/>
+            <w:r>
+              <w:rPr>
+                <w:rFonts w:eastAsia="Times New Roman" w:cs="Arial"/>
+                <w:color w:val="000000"/>
+                <w:sz w:val="20"/>
+                <w:szCs w:val="20"/>
+                <w:lang w:eastAsia="en-ID"/>
+              </w:rPr>
+              <w:t>baru</w:t>
+            </w:r>
+            <w:proofErr w:type="spellEnd"/>
+            <w:r>
+              <w:rPr>
+                <w:rFonts w:eastAsia="Times New Roman" w:cs="Arial"/>
+                <w:color w:val="000000"/>
+                <w:sz w:val="20"/>
+                <w:szCs w:val="20"/>
+                <w:lang w:eastAsia="en-ID"/>
+              </w:rPr>
+              <w:t xml:space="preserve"> </w:t>
             </w:r>
           </w:p>
         </w:tc>
@@ -3800,7 +5747,7 @@
                 <w:color w:val="000000"/>
                 <w:sz w:val="20"/>
                 <w:szCs w:val="20"/>
-                <w:lang w:val="sv-SE" w:eastAsia="en-ID"/>
+                <w:lang w:eastAsia="en-ID"/>
               </w:rPr>
             </w:pPr>
           </w:p>
@@ -3815,8 +5762,8 @@
               <w:right w:val="single" w:sz="4" w:space="0" w:color="000000"/>
             </w:tcBorders>
             <w:shd w:val="clear" w:color="D9D9D9" w:fill="D9D9D9"/>
+            <w:hideMark/>
             <w:vAlign w:val="center"/>
-            <w:hideMark/>
           </w:tcPr>
           <w:p>
             <w:pPr>
@@ -3826,7 +5773,7 @@
                 <w:rFonts w:eastAsia="Times New Roman" w:cs="Times New Roman"/>
                 <w:sz w:val="20"/>
                 <w:szCs w:val="20"/>
-                <w:lang w:val="sv-SE" w:eastAsia="en-ID"/>
+                <w:lang w:eastAsia="en-ID"/>
               </w:rPr>
             </w:pPr>
           </w:p>
@@ -3841,8 +5788,8 @@
               <w:right w:val="single" w:sz="4" w:space="0" w:color="000000"/>
             </w:tcBorders>
             <w:shd w:val="clear" w:color="D9D9D9" w:fill="D9D9D9"/>
+            <w:hideMark/>
             <w:vAlign w:val="center"/>
-            <w:hideMark/>
           </w:tcPr>
           <w:p>
             <w:pPr>
@@ -3852,7 +5799,7 @@
                 <w:rFonts w:eastAsia="Times New Roman" w:cs="Times New Roman"/>
                 <w:sz w:val="20"/>
                 <w:szCs w:val="20"/>
-                <w:lang w:val="sv-SE" w:eastAsia="en-ID"/>
+                <w:lang w:eastAsia="en-ID"/>
               </w:rPr>
             </w:pPr>
           </w:p>
@@ -3867,8 +5814,8 @@
               <w:right w:val="single" w:sz="4" w:space="0" w:color="000000"/>
             </w:tcBorders>
             <w:shd w:val="clear" w:color="D9D9D9" w:fill="D9D9D9"/>
+            <w:hideMark/>
             <w:vAlign w:val="center"/>
-            <w:hideMark/>
           </w:tcPr>
           <w:p>
             <w:pPr>
@@ -3878,7 +5825,7 @@
                 <w:rFonts w:eastAsia="Times New Roman" w:cs="Times New Roman"/>
                 <w:sz w:val="20"/>
                 <w:szCs w:val="20"/>
-                <w:lang w:val="sv-SE" w:eastAsia="en-ID"/>
+                <w:lang w:eastAsia="en-ID"/>
               </w:rPr>
             </w:pPr>
           </w:p>
@@ -3893,8 +5840,8 @@
               <w:right w:val="single" w:sz="4" w:space="0" w:color="000000"/>
             </w:tcBorders>
             <w:shd w:val="clear" w:color="D9D9D9" w:fill="D9D9D9"/>
+            <w:hideMark/>
             <w:vAlign w:val="center"/>
-            <w:hideMark/>
           </w:tcPr>
           <w:p>
             <w:pPr>
@@ -3904,7 +5851,7 @@
                 <w:rFonts w:eastAsia="Times New Roman" w:cs="Times New Roman"/>
                 <w:sz w:val="20"/>
                 <w:szCs w:val="20"/>
-                <w:lang w:val="sv-SE" w:eastAsia="en-ID"/>
+                <w:lang w:eastAsia="en-ID"/>
               </w:rPr>
             </w:pPr>
           </w:p>
@@ -3919,8 +5866,8 @@
               <w:right w:val="single" w:sz="4" w:space="0" w:color="000000"/>
             </w:tcBorders>
             <w:shd w:val="clear" w:color="D9D9D9" w:fill="D9D9D9"/>
+            <w:hideMark/>
             <w:vAlign w:val="center"/>
-            <w:hideMark/>
           </w:tcPr>
           <w:p>
             <w:pPr>
@@ -3930,7 +5877,7 @@
                 <w:rFonts w:eastAsia="Times New Roman" w:cs="Times New Roman"/>
                 <w:sz w:val="20"/>
                 <w:szCs w:val="20"/>
-                <w:lang w:val="sv-SE" w:eastAsia="en-ID"/>
+                <w:lang w:eastAsia="en-ID"/>
               </w:rPr>
             </w:pPr>
           </w:p>
@@ -3992,8 +5939,8 @@
               <w:bottom w:val="single" w:sz="4" w:space="0" w:color="000000"/>
               <w:right w:val="single" w:sz="4" w:space="0" w:color="000000"/>
             </w:tcBorders>
+            <w:hideMark/>
             <w:vAlign w:val="center"/>
-            <w:hideMark/>
           </w:tcPr>
           <w:p>
             <w:pPr>
@@ -4162,8 +6109,8 @@
               <w:bottom w:val="single" w:sz="4" w:space="0" w:color="000000"/>
               <w:right w:val="single" w:sz="4" w:space="0" w:color="000000"/>
             </w:tcBorders>
+            <w:hideMark/>
             <w:vAlign w:val="center"/>
-            <w:hideMark/>
           </w:tcPr>
           <w:p>
             <w:pPr>
@@ -4174,42 +6121,6 @@
                 <w:color w:val="000000"/>
                 <w:sz w:val="20"/>
                 <w:szCs w:val="20"/>
-                <w:lang w:val="sv-SE" w:eastAsia="en-ID"/>
-              </w:rPr>
-            </w:pPr>
-            <w:r>
-              <w:rPr>
-                <w:rFonts w:eastAsia="Times New Roman" w:cs="Arial"/>
-                <w:color w:val="000000"/>
-                <w:sz w:val="20"/>
-                <w:szCs w:val="20"/>
-                <w:lang w:val="sv-SE" w:eastAsia="en-ID"/>
-              </w:rPr>
-              <w:t>Terdapat kerusakan peralatan,perpipaan, crack dan deformasi yang signifikan</w:t>
-            </w:r>
-          </w:p>
-        </w:tc>
-        <w:tc>
-          <w:tcPr>
-            <w:tcW w:w="809" w:type="pct"/>
-            <w:tcBorders>
-              <w:top w:val="single" w:sz="4" w:space="0" w:color="000000"/>
-              <w:left w:val="single" w:sz="4" w:space="0" w:color="000000"/>
-              <w:bottom w:val="single" w:sz="4" w:space="0" w:color="000000"/>
-              <w:right w:val="single" w:sz="4" w:space="0" w:color="000000"/>
-            </w:tcBorders>
-            <w:vAlign w:val="center"/>
-            <w:hideMark/>
-          </w:tcPr>
-          <w:p>
-            <w:pPr>
-              <w:spacing w:after="0" w:line="240" w:lineRule="auto"/>
-              <w:jc w:val="left"/>
-              <w:rPr>
-                <w:rFonts w:eastAsia="Times New Roman" w:cs="Arial"/>
-                <w:color w:val="000000"/>
-                <w:sz w:val="20"/>
-                <w:szCs w:val="20"/>
                 <w:lang w:eastAsia="en-ID"/>
               </w:rPr>
             </w:pPr>
@@ -4233,7 +6144,7 @@
                 <w:szCs w:val="20"/>
                 <w:lang w:eastAsia="en-ID"/>
               </w:rPr>
-              <w:t xml:space="preserve"> spot crack, </w:t>
+              <w:t xml:space="preserve"> </w:t>
             </w:r>
             <w:proofErr w:type="spellStart"/>
             <w:r>
@@ -4244,6 +6155,52 @@
                 <w:szCs w:val="20"/>
                 <w:lang w:eastAsia="en-ID"/>
               </w:rPr>
+              <w:t>kerusakan</w:t>
+            </w:r>
+            <w:proofErr w:type="spellEnd"/>
+            <w:r>
+              <w:rPr>
+                <w:rFonts w:eastAsia="Times New Roman" w:cs="Arial"/>
+                <w:color w:val="000000"/>
+                <w:sz w:val="20"/>
+                <w:szCs w:val="20"/>
+                <w:lang w:eastAsia="en-ID"/>
+              </w:rPr>
+              <w:t xml:space="preserve"> </w:t>
+            </w:r>
+            <w:proofErr w:type="spellStart"/>
+            <w:proofErr w:type="gramStart"/>
+            <w:r>
+              <w:rPr>
+                <w:rFonts w:eastAsia="Times New Roman" w:cs="Arial"/>
+                <w:color w:val="000000"/>
+                <w:sz w:val="20"/>
+                <w:szCs w:val="20"/>
+                <w:lang w:eastAsia="en-ID"/>
+              </w:rPr>
+              <w:t>peralatan,perpipaan</w:t>
+            </w:r>
+            <w:proofErr w:type="spellEnd"/>
+            <w:proofErr w:type="gramEnd"/>
+            <w:r>
+              <w:rPr>
+                <w:rFonts w:eastAsia="Times New Roman" w:cs="Arial"/>
+                <w:color w:val="000000"/>
+                <w:sz w:val="20"/>
+                <w:szCs w:val="20"/>
+                <w:lang w:eastAsia="en-ID"/>
+              </w:rPr>
+              <w:t xml:space="preserve">, crack dan </w:t>
+            </w:r>
+            <w:proofErr w:type="spellStart"/>
+            <w:r>
+              <w:rPr>
+                <w:rFonts w:eastAsia="Times New Roman" w:cs="Arial"/>
+                <w:color w:val="000000"/>
+                <w:sz w:val="20"/>
+                <w:szCs w:val="20"/>
+                <w:lang w:eastAsia="en-ID"/>
+              </w:rPr>
               <w:t>deformasi</w:t>
             </w:r>
             <w:proofErr w:type="spellEnd"/>
@@ -4255,7 +6212,7 @@
                 <w:szCs w:val="20"/>
                 <w:lang w:eastAsia="en-ID"/>
               </w:rPr>
-              <w:t xml:space="preserve"> </w:t>
+              <w:t xml:space="preserve"> yang </w:t>
             </w:r>
             <w:proofErr w:type="spellStart"/>
             <w:r>
@@ -4266,73 +6223,7 @@
                 <w:szCs w:val="20"/>
                 <w:lang w:eastAsia="en-ID"/>
               </w:rPr>
-              <w:t>serta</w:t>
-            </w:r>
-            <w:proofErr w:type="spellEnd"/>
-            <w:r>
-              <w:rPr>
-                <w:rFonts w:eastAsia="Times New Roman" w:cs="Arial"/>
-                <w:color w:val="000000"/>
-                <w:sz w:val="20"/>
-                <w:szCs w:val="20"/>
-                <w:lang w:eastAsia="en-ID"/>
-              </w:rPr>
-              <w:t xml:space="preserve"> </w:t>
-            </w:r>
-            <w:proofErr w:type="spellStart"/>
-            <w:r>
-              <w:rPr>
-                <w:rFonts w:eastAsia="Times New Roman" w:cs="Arial"/>
-                <w:color w:val="000000"/>
-                <w:sz w:val="20"/>
-                <w:szCs w:val="20"/>
-                <w:lang w:eastAsia="en-ID"/>
-              </w:rPr>
-              <w:t>kerusakan</w:t>
-            </w:r>
-            <w:proofErr w:type="spellEnd"/>
-            <w:r>
-              <w:rPr>
-                <w:rFonts w:eastAsia="Times New Roman" w:cs="Arial"/>
-                <w:color w:val="000000"/>
-                <w:sz w:val="20"/>
-                <w:szCs w:val="20"/>
-                <w:lang w:eastAsia="en-ID"/>
-              </w:rPr>
-              <w:t xml:space="preserve"> </w:t>
-            </w:r>
-            <w:proofErr w:type="spellStart"/>
-            <w:r>
-              <w:rPr>
-                <w:rFonts w:eastAsia="Times New Roman" w:cs="Arial"/>
-                <w:color w:val="000000"/>
-                <w:sz w:val="20"/>
-                <w:szCs w:val="20"/>
-                <w:lang w:eastAsia="en-ID"/>
-              </w:rPr>
-              <w:t>peralatan</w:t>
-            </w:r>
-            <w:proofErr w:type="spellEnd"/>
-            <w:r>
-              <w:rPr>
-                <w:rFonts w:eastAsia="Times New Roman" w:cs="Arial"/>
-                <w:color w:val="000000"/>
-                <w:sz w:val="20"/>
-                <w:szCs w:val="20"/>
-                <w:lang w:eastAsia="en-ID"/>
-              </w:rPr>
-              <w:t xml:space="preserve"> dan </w:t>
-            </w:r>
-            <w:proofErr w:type="spellStart"/>
-            <w:r>
-              <w:rPr>
-                <w:rFonts w:eastAsia="Times New Roman" w:cs="Arial"/>
-                <w:color w:val="000000"/>
-                <w:sz w:val="20"/>
-                <w:szCs w:val="20"/>
-                <w:lang w:eastAsia="en-ID"/>
-              </w:rPr>
-              <w:t>perpipaan</w:t>
+              <w:t>signifikan</w:t>
             </w:r>
             <w:proofErr w:type="spellEnd"/>
           </w:p>
@@ -4346,8 +6237,8 @@
               <w:bottom w:val="single" w:sz="4" w:space="0" w:color="000000"/>
               <w:right w:val="single" w:sz="4" w:space="0" w:color="000000"/>
             </w:tcBorders>
+            <w:hideMark/>
             <w:vAlign w:val="center"/>
-            <w:hideMark/>
           </w:tcPr>
           <w:p>
             <w:pPr>
@@ -4358,18 +6249,310 @@
                 <w:color w:val="000000"/>
                 <w:sz w:val="20"/>
                 <w:szCs w:val="20"/>
-                <w:lang w:val="sv-SE" w:eastAsia="en-ID"/>
+                <w:lang w:eastAsia="en-ID"/>
               </w:rPr>
             </w:pPr>
-            <w:r>
-              <w:rPr>
-                <w:rFonts w:eastAsia="Times New Roman" w:cs="Arial"/>
-                <w:color w:val="000000"/>
-                <w:sz w:val="20"/>
-                <w:szCs w:val="20"/>
-                <w:lang w:val="sv-SE" w:eastAsia="en-ID"/>
-              </w:rPr>
-              <w:t xml:space="preserve">Terdapat area crack, deformasi dan kerusakan peralatan, perpipaan tingkat rendah </w:t>
+            <w:proofErr w:type="spellStart"/>
+            <w:r>
+              <w:rPr>
+                <w:rFonts w:eastAsia="Times New Roman" w:cs="Arial"/>
+                <w:color w:val="000000"/>
+                <w:sz w:val="20"/>
+                <w:szCs w:val="20"/>
+                <w:lang w:eastAsia="en-ID"/>
+              </w:rPr>
+              <w:t>Terdapat</w:t>
+            </w:r>
+            <w:proofErr w:type="spellEnd"/>
+            <w:r>
+              <w:rPr>
+                <w:rFonts w:eastAsia="Times New Roman" w:cs="Arial"/>
+                <w:color w:val="000000"/>
+                <w:sz w:val="20"/>
+                <w:szCs w:val="20"/>
+                <w:lang w:eastAsia="en-ID"/>
+              </w:rPr>
+              <w:t xml:space="preserve"> spot crack, </w:t>
+            </w:r>
+            <w:proofErr w:type="spellStart"/>
+            <w:r>
+              <w:rPr>
+                <w:rFonts w:eastAsia="Times New Roman" w:cs="Arial"/>
+                <w:color w:val="000000"/>
+                <w:sz w:val="20"/>
+                <w:szCs w:val="20"/>
+                <w:lang w:eastAsia="en-ID"/>
+              </w:rPr>
+              <w:t>deformasi</w:t>
+            </w:r>
+            <w:proofErr w:type="spellEnd"/>
+            <w:r>
+              <w:rPr>
+                <w:rFonts w:eastAsia="Times New Roman" w:cs="Arial"/>
+                <w:color w:val="000000"/>
+                <w:sz w:val="20"/>
+                <w:szCs w:val="20"/>
+                <w:lang w:eastAsia="en-ID"/>
+              </w:rPr>
+              <w:t xml:space="preserve"> </w:t>
+            </w:r>
+            <w:proofErr w:type="spellStart"/>
+            <w:r>
+              <w:rPr>
+                <w:rFonts w:eastAsia="Times New Roman" w:cs="Arial"/>
+                <w:color w:val="000000"/>
+                <w:sz w:val="20"/>
+                <w:szCs w:val="20"/>
+                <w:lang w:eastAsia="en-ID"/>
+              </w:rPr>
+              <w:t>serta</w:t>
+            </w:r>
+            <w:proofErr w:type="spellEnd"/>
+            <w:r>
+              <w:rPr>
+                <w:rFonts w:eastAsia="Times New Roman" w:cs="Arial"/>
+                <w:color w:val="000000"/>
+                <w:sz w:val="20"/>
+                <w:szCs w:val="20"/>
+                <w:lang w:eastAsia="en-ID"/>
+              </w:rPr>
+              <w:t xml:space="preserve"> </w:t>
+            </w:r>
+            <w:proofErr w:type="spellStart"/>
+            <w:r>
+              <w:rPr>
+                <w:rFonts w:eastAsia="Times New Roman" w:cs="Arial"/>
+                <w:color w:val="000000"/>
+                <w:sz w:val="20"/>
+                <w:szCs w:val="20"/>
+                <w:lang w:eastAsia="en-ID"/>
+              </w:rPr>
+              <w:t>kerusakan</w:t>
+            </w:r>
+            <w:proofErr w:type="spellEnd"/>
+            <w:r>
+              <w:rPr>
+                <w:rFonts w:eastAsia="Times New Roman" w:cs="Arial"/>
+                <w:color w:val="000000"/>
+                <w:sz w:val="20"/>
+                <w:szCs w:val="20"/>
+                <w:lang w:eastAsia="en-ID"/>
+              </w:rPr>
+              <w:t xml:space="preserve"> </w:t>
+            </w:r>
+            <w:proofErr w:type="spellStart"/>
+            <w:r>
+              <w:rPr>
+                <w:rFonts w:eastAsia="Times New Roman" w:cs="Arial"/>
+                <w:color w:val="000000"/>
+                <w:sz w:val="20"/>
+                <w:szCs w:val="20"/>
+                <w:lang w:eastAsia="en-ID"/>
+              </w:rPr>
+              <w:t>peralatan</w:t>
+            </w:r>
+            <w:proofErr w:type="spellEnd"/>
+            <w:r>
+              <w:rPr>
+                <w:rFonts w:eastAsia="Times New Roman" w:cs="Arial"/>
+                <w:color w:val="000000"/>
+                <w:sz w:val="20"/>
+                <w:szCs w:val="20"/>
+                <w:lang w:eastAsia="en-ID"/>
+              </w:rPr>
+              <w:t xml:space="preserve"> dan </w:t>
+            </w:r>
+            <w:proofErr w:type="spellStart"/>
+            <w:r>
+              <w:rPr>
+                <w:rFonts w:eastAsia="Times New Roman" w:cs="Arial"/>
+                <w:color w:val="000000"/>
+                <w:sz w:val="20"/>
+                <w:szCs w:val="20"/>
+                <w:lang w:eastAsia="en-ID"/>
+              </w:rPr>
+              <w:t>perpipaan</w:t>
+            </w:r>
+            <w:proofErr w:type="spellEnd"/>
+          </w:p>
+        </w:tc>
+        <w:tc>
+          <w:tcPr>
+            <w:tcW w:w="809" w:type="pct"/>
+            <w:tcBorders>
+              <w:top w:val="single" w:sz="4" w:space="0" w:color="000000"/>
+              <w:left w:val="single" w:sz="4" w:space="0" w:color="000000"/>
+              <w:bottom w:val="single" w:sz="4" w:space="0" w:color="000000"/>
+              <w:right w:val="single" w:sz="4" w:space="0" w:color="000000"/>
+            </w:tcBorders>
+            <w:hideMark/>
+            <w:vAlign w:val="center"/>
+          </w:tcPr>
+          <w:p>
+            <w:pPr>
+              <w:spacing w:after="0" w:line="240" w:lineRule="auto"/>
+              <w:jc w:val="left"/>
+              <w:rPr>
+                <w:rFonts w:eastAsia="Times New Roman" w:cs="Arial"/>
+                <w:color w:val="000000"/>
+                <w:sz w:val="20"/>
+                <w:szCs w:val="20"/>
+                <w:lang w:eastAsia="en-ID"/>
+              </w:rPr>
+            </w:pPr>
+            <w:proofErr w:type="spellStart"/>
+            <w:r>
+              <w:rPr>
+                <w:rFonts w:eastAsia="Times New Roman" w:cs="Arial"/>
+                <w:color w:val="000000"/>
+                <w:sz w:val="20"/>
+                <w:szCs w:val="20"/>
+                <w:lang w:eastAsia="en-ID"/>
+              </w:rPr>
+              <w:t>Terdapat</w:t>
+            </w:r>
+            <w:proofErr w:type="spellEnd"/>
+            <w:r>
+              <w:rPr>
+                <w:rFonts w:eastAsia="Times New Roman" w:cs="Arial"/>
+                <w:color w:val="000000"/>
+                <w:sz w:val="20"/>
+                <w:szCs w:val="20"/>
+                <w:lang w:eastAsia="en-ID"/>
+              </w:rPr>
+              <w:t xml:space="preserve"> area crack, </w:t>
+            </w:r>
+            <w:proofErr w:type="spellStart"/>
+            <w:r>
+              <w:rPr>
+                <w:rFonts w:eastAsia="Times New Roman" w:cs="Arial"/>
+                <w:color w:val="000000"/>
+                <w:sz w:val="20"/>
+                <w:szCs w:val="20"/>
+                <w:lang w:eastAsia="en-ID"/>
+              </w:rPr>
+              <w:t>deformasi</w:t>
+            </w:r>
+            <w:proofErr w:type="spellEnd"/>
+            <w:r>
+              <w:rPr>
+                <w:rFonts w:eastAsia="Times New Roman" w:cs="Arial"/>
+                <w:color w:val="000000"/>
+                <w:sz w:val="20"/>
+                <w:szCs w:val="20"/>
+                <w:lang w:eastAsia="en-ID"/>
+              </w:rPr>
+              <w:t xml:space="preserve"> dan </w:t>
+            </w:r>
+            <w:proofErr w:type="spellStart"/>
+            <w:r>
+              <w:rPr>
+                <w:rFonts w:eastAsia="Times New Roman" w:cs="Arial"/>
+                <w:color w:val="000000"/>
+                <w:sz w:val="20"/>
+                <w:szCs w:val="20"/>
+                <w:lang w:eastAsia="en-ID"/>
+              </w:rPr>
+              <w:t>kerusakan</w:t>
+            </w:r>
+            <w:proofErr w:type="spellEnd"/>
+            <w:r>
+              <w:rPr>
+                <w:rFonts w:eastAsia="Times New Roman" w:cs="Arial"/>
+                <w:color w:val="000000"/>
+                <w:sz w:val="20"/>
+                <w:szCs w:val="20"/>
+                <w:lang w:eastAsia="en-ID"/>
+              </w:rPr>
+              <w:t xml:space="preserve"> </w:t>
+            </w:r>
+            <w:proofErr w:type="spellStart"/>
+            <w:r>
+              <w:rPr>
+                <w:rFonts w:eastAsia="Times New Roman" w:cs="Arial"/>
+                <w:color w:val="000000"/>
+                <w:sz w:val="20"/>
+                <w:szCs w:val="20"/>
+                <w:lang w:eastAsia="en-ID"/>
+              </w:rPr>
+              <w:t>peralatan</w:t>
+            </w:r>
+            <w:proofErr w:type="spellEnd"/>
+            <w:r>
+              <w:rPr>
+                <w:rFonts w:eastAsia="Times New Roman" w:cs="Arial"/>
+                <w:color w:val="000000"/>
+                <w:sz w:val="20"/>
+                <w:szCs w:val="20"/>
+                <w:lang w:eastAsia="en-ID"/>
+              </w:rPr>
+              <w:t xml:space="preserve">, </w:t>
+            </w:r>
+            <w:proofErr w:type="spellStart"/>
+            <w:r>
+              <w:rPr>
+                <w:rFonts w:eastAsia="Times New Roman" w:cs="Arial"/>
+                <w:color w:val="000000"/>
+                <w:sz w:val="20"/>
+                <w:szCs w:val="20"/>
+                <w:lang w:eastAsia="en-ID"/>
+              </w:rPr>
+              <w:t>perpipaan</w:t>
+            </w:r>
+            <w:proofErr w:type="spellEnd"/>
+            <w:r>
+              <w:rPr>
+                <w:rFonts w:eastAsia="Times New Roman" w:cs="Arial"/>
+                <w:color w:val="000000"/>
+                <w:sz w:val="20"/>
+                <w:szCs w:val="20"/>
+                <w:lang w:eastAsia="en-ID"/>
+              </w:rPr>
+              <w:t xml:space="preserve"> </w:t>
+            </w:r>
+            <w:proofErr w:type="spellStart"/>
+            <w:r>
+              <w:rPr>
+                <w:rFonts w:eastAsia="Times New Roman" w:cs="Arial"/>
+                <w:color w:val="000000"/>
+                <w:sz w:val="20"/>
+                <w:szCs w:val="20"/>
+                <w:lang w:eastAsia="en-ID"/>
+              </w:rPr>
+              <w:t>tingkat</w:t>
+            </w:r>
+            <w:proofErr w:type="spellEnd"/>
+            <w:r>
+              <w:rPr>
+                <w:rFonts w:eastAsia="Times New Roman" w:cs="Arial"/>
+                <w:color w:val="000000"/>
+                <w:sz w:val="20"/>
+                <w:szCs w:val="20"/>
+                <w:lang w:eastAsia="en-ID"/>
+              </w:rPr>
+              <w:t xml:space="preserve"> </w:t>
+            </w:r>
+            <w:proofErr w:type="spellStart"/>
+            <w:r>
+              <w:rPr>
+                <w:rFonts w:eastAsia="Times New Roman" w:cs="Arial"/>
+                <w:color w:val="000000"/>
+                <w:sz w:val="20"/>
+                <w:szCs w:val="20"/>
+                <w:lang w:eastAsia="en-ID"/>
+              </w:rPr>
+              <w:t>rendah</w:t>
+            </w:r>
+            <w:proofErr w:type="spellEnd"/>
+            <w:r>
+              <w:rPr>
+                <w:rFonts w:eastAsia="Times New Roman" w:cs="Arial"/>
+                <w:color w:val="000000"/>
+                <w:sz w:val="20"/>
+                <w:szCs w:val="20"/>
+                <w:lang w:eastAsia="en-ID"/>
+              </w:rPr>
+              <w:t xml:space="preserve"> </w:t>
             </w:r>
           </w:p>
         </w:tc>
@@ -4382,8 +6565,8 @@
               <w:bottom w:val="single" w:sz="4" w:space="0" w:color="000000"/>
               <w:right w:val="single" w:sz="4" w:space="0" w:color="000000"/>
             </w:tcBorders>
+            <w:hideMark/>
             <w:vAlign w:val="center"/>
-            <w:hideMark/>
           </w:tcPr>
           <w:p>
             <w:pPr>
@@ -4394,7 +6577,7 @@
                 <w:color w:val="000000"/>
                 <w:sz w:val="20"/>
                 <w:szCs w:val="20"/>
-                <w:lang w:val="sv-SE" w:eastAsia="en-ID"/>
+                <w:lang w:eastAsia="en-ID"/>
               </w:rPr>
             </w:pPr>
             <w:r>
@@ -4403,10 +6586,220 @@
                 <w:color w:val="000000"/>
                 <w:sz w:val="20"/>
                 <w:szCs w:val="20"/>
-                <w:lang w:val="sv-SE" w:eastAsia="en-ID"/>
-              </w:rPr>
-              <w:t>Tidak terdapat kerusakan peralatan, perpipaan ataupun crack dan deformasi pada spot area sesuai dengan kondisi baru</w:t>
-            </w:r>
+                <w:lang w:eastAsia="en-ID"/>
+              </w:rPr>
+              <w:t xml:space="preserve">Tidak </w:t>
+            </w:r>
+            <w:proofErr w:type="spellStart"/>
+            <w:r>
+              <w:rPr>
+                <w:rFonts w:eastAsia="Times New Roman" w:cs="Arial"/>
+                <w:color w:val="000000"/>
+                <w:sz w:val="20"/>
+                <w:szCs w:val="20"/>
+                <w:lang w:eastAsia="en-ID"/>
+              </w:rPr>
+              <w:t>terdapat</w:t>
+            </w:r>
+            <w:proofErr w:type="spellEnd"/>
+            <w:r>
+              <w:rPr>
+                <w:rFonts w:eastAsia="Times New Roman" w:cs="Arial"/>
+                <w:color w:val="000000"/>
+                <w:sz w:val="20"/>
+                <w:szCs w:val="20"/>
+                <w:lang w:eastAsia="en-ID"/>
+              </w:rPr>
+              <w:t xml:space="preserve"> </w:t>
+            </w:r>
+            <w:proofErr w:type="spellStart"/>
+            <w:r>
+              <w:rPr>
+                <w:rFonts w:eastAsia="Times New Roman" w:cs="Arial"/>
+                <w:color w:val="000000"/>
+                <w:sz w:val="20"/>
+                <w:szCs w:val="20"/>
+                <w:lang w:eastAsia="en-ID"/>
+              </w:rPr>
+              <w:t>kerusakan</w:t>
+            </w:r>
+            <w:proofErr w:type="spellEnd"/>
+            <w:r>
+              <w:rPr>
+                <w:rFonts w:eastAsia="Times New Roman" w:cs="Arial"/>
+                <w:color w:val="000000"/>
+                <w:sz w:val="20"/>
+                <w:szCs w:val="20"/>
+                <w:lang w:eastAsia="en-ID"/>
+              </w:rPr>
+              <w:t xml:space="preserve"> </w:t>
+            </w:r>
+            <w:proofErr w:type="spellStart"/>
+            <w:r>
+              <w:rPr>
+                <w:rFonts w:eastAsia="Times New Roman" w:cs="Arial"/>
+                <w:color w:val="000000"/>
+                <w:sz w:val="20"/>
+                <w:szCs w:val="20"/>
+                <w:lang w:eastAsia="en-ID"/>
+              </w:rPr>
+              <w:t>peralatan</w:t>
+            </w:r>
+            <w:proofErr w:type="spellEnd"/>
+            <w:r>
+              <w:rPr>
+                <w:rFonts w:eastAsia="Times New Roman" w:cs="Arial"/>
+                <w:color w:val="000000"/>
+                <w:sz w:val="20"/>
+                <w:szCs w:val="20"/>
+                <w:lang w:eastAsia="en-ID"/>
+              </w:rPr>
+              <w:t xml:space="preserve">, </w:t>
+            </w:r>
+            <w:proofErr w:type="spellStart"/>
+            <w:r>
+              <w:rPr>
+                <w:rFonts w:eastAsia="Times New Roman" w:cs="Arial"/>
+                <w:color w:val="000000"/>
+                <w:sz w:val="20"/>
+                <w:szCs w:val="20"/>
+                <w:lang w:eastAsia="en-ID"/>
+              </w:rPr>
+              <w:t>perpipaan</w:t>
+            </w:r>
+            <w:proofErr w:type="spellEnd"/>
+            <w:r>
+              <w:rPr>
+                <w:rFonts w:eastAsia="Times New Roman" w:cs="Arial"/>
+                <w:color w:val="000000"/>
+                <w:sz w:val="20"/>
+                <w:szCs w:val="20"/>
+                <w:lang w:eastAsia="en-ID"/>
+              </w:rPr>
+              <w:t xml:space="preserve"> </w:t>
+            </w:r>
+            <w:proofErr w:type="spellStart"/>
+            <w:r>
+              <w:rPr>
+                <w:rFonts w:eastAsia="Times New Roman" w:cs="Arial"/>
+                <w:color w:val="000000"/>
+                <w:sz w:val="20"/>
+                <w:szCs w:val="20"/>
+                <w:lang w:eastAsia="en-ID"/>
+              </w:rPr>
+              <w:t>ataupun</w:t>
+            </w:r>
+            <w:proofErr w:type="spellEnd"/>
+            <w:r>
+              <w:rPr>
+                <w:rFonts w:eastAsia="Times New Roman" w:cs="Arial"/>
+                <w:color w:val="000000"/>
+                <w:sz w:val="20"/>
+                <w:szCs w:val="20"/>
+                <w:lang w:eastAsia="en-ID"/>
+              </w:rPr>
+              <w:t xml:space="preserve"> crack dan </w:t>
+            </w:r>
+            <w:proofErr w:type="spellStart"/>
+            <w:r>
+              <w:rPr>
+                <w:rFonts w:eastAsia="Times New Roman" w:cs="Arial"/>
+                <w:color w:val="000000"/>
+                <w:sz w:val="20"/>
+                <w:szCs w:val="20"/>
+                <w:lang w:eastAsia="en-ID"/>
+              </w:rPr>
+              <w:t>deformasi</w:t>
+            </w:r>
+            <w:proofErr w:type="spellEnd"/>
+            <w:r>
+              <w:rPr>
+                <w:rFonts w:eastAsia="Times New Roman" w:cs="Arial"/>
+                <w:color w:val="000000"/>
+                <w:sz w:val="20"/>
+                <w:szCs w:val="20"/>
+                <w:lang w:eastAsia="en-ID"/>
+              </w:rPr>
+              <w:t xml:space="preserve"> pada spot area </w:t>
+            </w:r>
+            <w:proofErr w:type="spellStart"/>
+            <w:r>
+              <w:rPr>
+                <w:rFonts w:eastAsia="Times New Roman" w:cs="Arial"/>
+                <w:color w:val="000000"/>
+                <w:sz w:val="20"/>
+                <w:szCs w:val="20"/>
+                <w:lang w:eastAsia="en-ID"/>
+              </w:rPr>
+              <w:t>sesuai</w:t>
+            </w:r>
+            <w:proofErr w:type="spellEnd"/>
+            <w:r>
+              <w:rPr>
+                <w:rFonts w:eastAsia="Times New Roman" w:cs="Arial"/>
+                <w:color w:val="000000"/>
+                <w:sz w:val="20"/>
+                <w:szCs w:val="20"/>
+                <w:lang w:eastAsia="en-ID"/>
+              </w:rPr>
+              <w:t xml:space="preserve"> </w:t>
+            </w:r>
+            <w:proofErr w:type="spellStart"/>
+            <w:r>
+              <w:rPr>
+                <w:rFonts w:eastAsia="Times New Roman" w:cs="Arial"/>
+                <w:color w:val="000000"/>
+                <w:sz w:val="20"/>
+                <w:szCs w:val="20"/>
+                <w:lang w:eastAsia="en-ID"/>
+              </w:rPr>
+              <w:t>dengan</w:t>
+            </w:r>
+            <w:proofErr w:type="spellEnd"/>
+            <w:r>
+              <w:rPr>
+                <w:rFonts w:eastAsia="Times New Roman" w:cs="Arial"/>
+                <w:color w:val="000000"/>
+                <w:sz w:val="20"/>
+                <w:szCs w:val="20"/>
+                <w:lang w:eastAsia="en-ID"/>
+              </w:rPr>
+              <w:t xml:space="preserve"> </w:t>
+            </w:r>
+            <w:proofErr w:type="spellStart"/>
+            <w:r>
+              <w:rPr>
+                <w:rFonts w:eastAsia="Times New Roman" w:cs="Arial"/>
+                <w:color w:val="000000"/>
+                <w:sz w:val="20"/>
+                <w:szCs w:val="20"/>
+                <w:lang w:eastAsia="en-ID"/>
+              </w:rPr>
+              <w:t>kondisi</w:t>
+            </w:r>
+            <w:proofErr w:type="spellEnd"/>
+            <w:r>
+              <w:rPr>
+                <w:rFonts w:eastAsia="Times New Roman" w:cs="Arial"/>
+                <w:color w:val="000000"/>
+                <w:sz w:val="20"/>
+                <w:szCs w:val="20"/>
+                <w:lang w:eastAsia="en-ID"/>
+              </w:rPr>
+              <w:t xml:space="preserve"> </w:t>
+            </w:r>
+            <w:proofErr w:type="spellStart"/>
+            <w:r>
+              <w:rPr>
+                <w:rFonts w:eastAsia="Times New Roman" w:cs="Arial"/>
+                <w:color w:val="000000"/>
+                <w:sz w:val="20"/>
+                <w:szCs w:val="20"/>
+                <w:lang w:eastAsia="en-ID"/>
+              </w:rPr>
+              <w:t>baru</w:t>
+            </w:r>
+            <w:proofErr w:type="spellEnd"/>
           </w:p>
         </w:tc>
       </w:tr>
@@ -4438,7 +6831,7 @@
                 <w:color w:val="000000"/>
                 <w:sz w:val="20"/>
                 <w:szCs w:val="20"/>
-                <w:lang w:val="sv-SE" w:eastAsia="en-ID"/>
+                <w:lang w:eastAsia="en-ID"/>
               </w:rPr>
             </w:pPr>
           </w:p>
@@ -4452,8 +6845,8 @@
               <w:bottom w:val="single" w:sz="4" w:space="0" w:color="000000"/>
               <w:right w:val="single" w:sz="4" w:space="0" w:color="000000"/>
             </w:tcBorders>
+            <w:hideMark/>
             <w:vAlign w:val="center"/>
-            <w:hideMark/>
           </w:tcPr>
           <w:p>
             <w:pPr>
@@ -4522,8 +6915,8 @@
               <w:bottom w:val="single" w:sz="4" w:space="0" w:color="000000"/>
               <w:right w:val="single" w:sz="4" w:space="0" w:color="000000"/>
             </w:tcBorders>
+            <w:hideMark/>
             <w:vAlign w:val="center"/>
-            <w:hideMark/>
           </w:tcPr>
           <w:p>
             <w:pPr>
@@ -4548,8 +6941,8 @@
               <w:bottom w:val="single" w:sz="4" w:space="0" w:color="000000"/>
               <w:right w:val="single" w:sz="4" w:space="0" w:color="000000"/>
             </w:tcBorders>
+            <w:hideMark/>
             <w:vAlign w:val="center"/>
-            <w:hideMark/>
           </w:tcPr>
           <w:p>
             <w:pPr>
@@ -4573,8 +6966,8 @@
               <w:bottom w:val="single" w:sz="4" w:space="0" w:color="000000"/>
               <w:right w:val="single" w:sz="4" w:space="0" w:color="000000"/>
             </w:tcBorders>
+            <w:hideMark/>
             <w:vAlign w:val="center"/>
-            <w:hideMark/>
           </w:tcPr>
           <w:p>
             <w:pPr>
@@ -4598,8 +6991,8 @@
               <w:bottom w:val="single" w:sz="4" w:space="0" w:color="000000"/>
               <w:right w:val="single" w:sz="4" w:space="0" w:color="000000"/>
             </w:tcBorders>
+            <w:hideMark/>
             <w:vAlign w:val="center"/>
-            <w:hideMark/>
           </w:tcPr>
           <w:p>
             <w:pPr>
@@ -4657,8 +7050,8 @@
               <w:bottom w:val="single" w:sz="4" w:space="0" w:color="000000"/>
               <w:right w:val="single" w:sz="4" w:space="0" w:color="000000"/>
             </w:tcBorders>
+            <w:hideMark/>
             <w:vAlign w:val="center"/>
-            <w:hideMark/>
           </w:tcPr>
           <w:p>
             <w:pPr>
@@ -4783,8 +7176,8 @@
               <w:bottom w:val="single" w:sz="4" w:space="0" w:color="000000"/>
               <w:right w:val="single" w:sz="4" w:space="0" w:color="000000"/>
             </w:tcBorders>
+            <w:hideMark/>
             <w:vAlign w:val="center"/>
-            <w:hideMark/>
           </w:tcPr>
           <w:p>
             <w:pPr>
@@ -4887,8 +7280,8 @@
               <w:bottom w:val="single" w:sz="4" w:space="0" w:color="000000"/>
               <w:right w:val="single" w:sz="4" w:space="0" w:color="000000"/>
             </w:tcBorders>
+            <w:hideMark/>
             <w:vAlign w:val="center"/>
-            <w:hideMark/>
           </w:tcPr>
           <w:p>
             <w:pPr>
@@ -4899,19 +7292,65 @@
                 <w:color w:val="000000"/>
                 <w:sz w:val="20"/>
                 <w:szCs w:val="20"/>
-                <w:lang w:val="sv-SE" w:eastAsia="en-ID"/>
+                <w:lang w:eastAsia="en-ID"/>
               </w:rPr>
             </w:pPr>
-            <w:r>
-              <w:rPr>
-                <w:rFonts w:eastAsia="Times New Roman" w:cs="Arial"/>
-                <w:color w:val="000000"/>
-                <w:sz w:val="20"/>
-                <w:szCs w:val="20"/>
-                <w:lang w:val="sv-SE" w:eastAsia="en-ID"/>
-              </w:rPr>
-              <w:t>Terdapat spot kerusakan pada item dan komponen</w:t>
-            </w:r>
+            <w:proofErr w:type="spellStart"/>
+            <w:r>
+              <w:rPr>
+                <w:rFonts w:eastAsia="Times New Roman" w:cs="Arial"/>
+                <w:color w:val="000000"/>
+                <w:sz w:val="20"/>
+                <w:szCs w:val="20"/>
+                <w:lang w:eastAsia="en-ID"/>
+              </w:rPr>
+              <w:t>Terdapat</w:t>
+            </w:r>
+            <w:proofErr w:type="spellEnd"/>
+            <w:r>
+              <w:rPr>
+                <w:rFonts w:eastAsia="Times New Roman" w:cs="Arial"/>
+                <w:color w:val="000000"/>
+                <w:sz w:val="20"/>
+                <w:szCs w:val="20"/>
+                <w:lang w:eastAsia="en-ID"/>
+              </w:rPr>
+              <w:t xml:space="preserve"> spot </w:t>
+            </w:r>
+            <w:proofErr w:type="spellStart"/>
+            <w:r>
+              <w:rPr>
+                <w:rFonts w:eastAsia="Times New Roman" w:cs="Arial"/>
+                <w:color w:val="000000"/>
+                <w:sz w:val="20"/>
+                <w:szCs w:val="20"/>
+                <w:lang w:eastAsia="en-ID"/>
+              </w:rPr>
+              <w:t>kerusakan</w:t>
+            </w:r>
+            <w:proofErr w:type="spellEnd"/>
+            <w:r>
+              <w:rPr>
+                <w:rFonts w:eastAsia="Times New Roman" w:cs="Arial"/>
+                <w:color w:val="000000"/>
+                <w:sz w:val="20"/>
+                <w:szCs w:val="20"/>
+                <w:lang w:eastAsia="en-ID"/>
+              </w:rPr>
+              <w:t xml:space="preserve"> pada item dan </w:t>
+            </w:r>
+            <w:proofErr w:type="spellStart"/>
+            <w:r>
+              <w:rPr>
+                <w:rFonts w:eastAsia="Times New Roman" w:cs="Arial"/>
+                <w:color w:val="000000"/>
+                <w:sz w:val="20"/>
+                <w:szCs w:val="20"/>
+                <w:lang w:eastAsia="en-ID"/>
+              </w:rPr>
+              <w:t>komponen</w:t>
+            </w:r>
+            <w:proofErr w:type="spellEnd"/>
           </w:p>
         </w:tc>
         <w:tc>
@@ -4923,8 +7362,8 @@
               <w:bottom w:val="single" w:sz="4" w:space="0" w:color="000000"/>
               <w:right w:val="single" w:sz="4" w:space="0" w:color="000000"/>
             </w:tcBorders>
+            <w:hideMark/>
             <w:vAlign w:val="center"/>
-            <w:hideMark/>
           </w:tcPr>
           <w:p>
             <w:pPr>
@@ -4935,19 +7374,109 @@
                 <w:color w:val="000000"/>
                 <w:sz w:val="20"/>
                 <w:szCs w:val="20"/>
-                <w:lang w:val="sv-SE" w:eastAsia="en-ID"/>
+                <w:lang w:eastAsia="en-ID"/>
               </w:rPr>
             </w:pPr>
-            <w:r>
-              <w:rPr>
-                <w:rFonts w:eastAsia="Times New Roman" w:cs="Arial"/>
-                <w:color w:val="000000"/>
-                <w:sz w:val="20"/>
-                <w:szCs w:val="20"/>
-                <w:lang w:val="sv-SE" w:eastAsia="en-ID"/>
-              </w:rPr>
-              <w:t>Terdapat kerusakan pada item dan komponen tingkat rendah</w:t>
-            </w:r>
+            <w:proofErr w:type="spellStart"/>
+            <w:r>
+              <w:rPr>
+                <w:rFonts w:eastAsia="Times New Roman" w:cs="Arial"/>
+                <w:color w:val="000000"/>
+                <w:sz w:val="20"/>
+                <w:szCs w:val="20"/>
+                <w:lang w:eastAsia="en-ID"/>
+              </w:rPr>
+              <w:t>Terdapat</w:t>
+            </w:r>
+            <w:proofErr w:type="spellEnd"/>
+            <w:r>
+              <w:rPr>
+                <w:rFonts w:eastAsia="Times New Roman" w:cs="Arial"/>
+                <w:color w:val="000000"/>
+                <w:sz w:val="20"/>
+                <w:szCs w:val="20"/>
+                <w:lang w:eastAsia="en-ID"/>
+              </w:rPr>
+              <w:t xml:space="preserve"> </w:t>
+            </w:r>
+            <w:proofErr w:type="spellStart"/>
+            <w:r>
+              <w:rPr>
+                <w:rFonts w:eastAsia="Times New Roman" w:cs="Arial"/>
+                <w:color w:val="000000"/>
+                <w:sz w:val="20"/>
+                <w:szCs w:val="20"/>
+                <w:lang w:eastAsia="en-ID"/>
+              </w:rPr>
+              <w:t>kerusakan</w:t>
+            </w:r>
+            <w:proofErr w:type="spellEnd"/>
+            <w:r>
+              <w:rPr>
+                <w:rFonts w:eastAsia="Times New Roman" w:cs="Arial"/>
+                <w:color w:val="000000"/>
+                <w:sz w:val="20"/>
+                <w:szCs w:val="20"/>
+                <w:lang w:eastAsia="en-ID"/>
+              </w:rPr>
+              <w:t xml:space="preserve"> pada item dan </w:t>
+            </w:r>
+            <w:proofErr w:type="spellStart"/>
+            <w:r>
+              <w:rPr>
+                <w:rFonts w:eastAsia="Times New Roman" w:cs="Arial"/>
+                <w:color w:val="000000"/>
+                <w:sz w:val="20"/>
+                <w:szCs w:val="20"/>
+                <w:lang w:eastAsia="en-ID"/>
+              </w:rPr>
+              <w:t>komponen</w:t>
+            </w:r>
+            <w:proofErr w:type="spellEnd"/>
+            <w:r>
+              <w:rPr>
+                <w:rFonts w:eastAsia="Times New Roman" w:cs="Arial"/>
+                <w:color w:val="000000"/>
+                <w:sz w:val="20"/>
+                <w:szCs w:val="20"/>
+                <w:lang w:eastAsia="en-ID"/>
+              </w:rPr>
+              <w:t xml:space="preserve"> </w:t>
+            </w:r>
+            <w:proofErr w:type="spellStart"/>
+            <w:r>
+              <w:rPr>
+                <w:rFonts w:eastAsia="Times New Roman" w:cs="Arial"/>
+                <w:color w:val="000000"/>
+                <w:sz w:val="20"/>
+                <w:szCs w:val="20"/>
+                <w:lang w:eastAsia="en-ID"/>
+              </w:rPr>
+              <w:t>tingkat</w:t>
+            </w:r>
+            <w:proofErr w:type="spellEnd"/>
+            <w:r>
+              <w:rPr>
+                <w:rFonts w:eastAsia="Times New Roman" w:cs="Arial"/>
+                <w:color w:val="000000"/>
+                <w:sz w:val="20"/>
+                <w:szCs w:val="20"/>
+                <w:lang w:eastAsia="en-ID"/>
+              </w:rPr>
+              <w:t xml:space="preserve"> </w:t>
+            </w:r>
+            <w:proofErr w:type="spellStart"/>
+            <w:r>
+              <w:rPr>
+                <w:rFonts w:eastAsia="Times New Roman" w:cs="Arial"/>
+                <w:color w:val="000000"/>
+                <w:sz w:val="20"/>
+                <w:szCs w:val="20"/>
+                <w:lang w:eastAsia="en-ID"/>
+              </w:rPr>
+              <w:t>rendah</w:t>
+            </w:r>
+            <w:proofErr w:type="spellEnd"/>
           </w:p>
         </w:tc>
         <w:tc>
@@ -4959,8 +7488,8 @@
               <w:bottom w:val="single" w:sz="4" w:space="0" w:color="000000"/>
               <w:right w:val="single" w:sz="4" w:space="0" w:color="000000"/>
             </w:tcBorders>
+            <w:hideMark/>
             <w:vAlign w:val="center"/>
-            <w:hideMark/>
           </w:tcPr>
           <w:p>
             <w:pPr>
@@ -5173,8 +7702,8 @@
               <w:bottom w:val="single" w:sz="4" w:space="0" w:color="000000"/>
               <w:right w:val="single" w:sz="4" w:space="0" w:color="000000"/>
             </w:tcBorders>
+            <w:hideMark/>
             <w:vAlign w:val="center"/>
-            <w:hideMark/>
           </w:tcPr>
           <w:p>
             <w:pPr>
@@ -5185,19 +7714,65 @@
                 <w:color w:val="000000"/>
                 <w:sz w:val="20"/>
                 <w:szCs w:val="20"/>
-                <w:lang w:val="sv-SE" w:eastAsia="en-ID"/>
+                <w:lang w:eastAsia="en-ID"/>
               </w:rPr>
             </w:pPr>
-            <w:r>
-              <w:rPr>
-                <w:rFonts w:eastAsia="Times New Roman" w:cs="Arial"/>
-                <w:color w:val="000000"/>
-                <w:sz w:val="20"/>
-                <w:szCs w:val="20"/>
-                <w:lang w:val="sv-SE" w:eastAsia="en-ID"/>
-              </w:rPr>
-              <w:t>Kondisi Alat Navigasi dan Komunikasi</w:t>
-            </w:r>
+            <w:proofErr w:type="spellStart"/>
+            <w:r>
+              <w:rPr>
+                <w:rFonts w:eastAsia="Times New Roman" w:cs="Arial"/>
+                <w:color w:val="000000"/>
+                <w:sz w:val="20"/>
+                <w:szCs w:val="20"/>
+                <w:lang w:eastAsia="en-ID"/>
+              </w:rPr>
+              <w:t>Kondisi</w:t>
+            </w:r>
+            <w:proofErr w:type="spellEnd"/>
+            <w:r>
+              <w:rPr>
+                <w:rFonts w:eastAsia="Times New Roman" w:cs="Arial"/>
+                <w:color w:val="000000"/>
+                <w:sz w:val="20"/>
+                <w:szCs w:val="20"/>
+                <w:lang w:eastAsia="en-ID"/>
+              </w:rPr>
+              <w:t xml:space="preserve"> Alat </w:t>
+            </w:r>
+            <w:proofErr w:type="spellStart"/>
+            <w:r>
+              <w:rPr>
+                <w:rFonts w:eastAsia="Times New Roman" w:cs="Arial"/>
+                <w:color w:val="000000"/>
+                <w:sz w:val="20"/>
+                <w:szCs w:val="20"/>
+                <w:lang w:eastAsia="en-ID"/>
+              </w:rPr>
+              <w:t>Navigasi</w:t>
+            </w:r>
+            <w:proofErr w:type="spellEnd"/>
+            <w:r>
+              <w:rPr>
+                <w:rFonts w:eastAsia="Times New Roman" w:cs="Arial"/>
+                <w:color w:val="000000"/>
+                <w:sz w:val="20"/>
+                <w:szCs w:val="20"/>
+                <w:lang w:eastAsia="en-ID"/>
+              </w:rPr>
+              <w:t xml:space="preserve"> dan </w:t>
+            </w:r>
+            <w:proofErr w:type="spellStart"/>
+            <w:r>
+              <w:rPr>
+                <w:rFonts w:eastAsia="Times New Roman" w:cs="Arial"/>
+                <w:color w:val="000000"/>
+                <w:sz w:val="20"/>
+                <w:szCs w:val="20"/>
+                <w:lang w:eastAsia="en-ID"/>
+              </w:rPr>
+              <w:t>Komunikasi</w:t>
+            </w:r>
+            <w:proofErr w:type="spellEnd"/>
           </w:p>
         </w:tc>
         <w:tc>
@@ -5209,8 +7784,8 @@
               <w:bottom w:val="single" w:sz="4" w:space="0" w:color="000000"/>
               <w:right w:val="single" w:sz="4" w:space="0" w:color="000000"/>
             </w:tcBorders>
+            <w:hideMark/>
             <w:vAlign w:val="center"/>
-            <w:hideMark/>
           </w:tcPr>
           <w:p>
             <w:pPr>
@@ -5221,19 +7796,109 @@
                 <w:color w:val="000000"/>
                 <w:sz w:val="20"/>
                 <w:szCs w:val="20"/>
-                <w:lang w:val="sv-SE" w:eastAsia="en-ID"/>
+                <w:lang w:eastAsia="en-ID"/>
               </w:rPr>
             </w:pPr>
-            <w:r>
-              <w:rPr>
-                <w:rFonts w:eastAsia="Times New Roman" w:cs="Arial"/>
-                <w:color w:val="000000"/>
-                <w:sz w:val="20"/>
-                <w:szCs w:val="20"/>
-                <w:lang w:val="sv-SE" w:eastAsia="en-ID"/>
-              </w:rPr>
-              <w:t>Terdapat kerusakan fisik secara signifikan</w:t>
-            </w:r>
+            <w:proofErr w:type="spellStart"/>
+            <w:r>
+              <w:rPr>
+                <w:rFonts w:eastAsia="Times New Roman" w:cs="Arial"/>
+                <w:color w:val="000000"/>
+                <w:sz w:val="20"/>
+                <w:szCs w:val="20"/>
+                <w:lang w:eastAsia="en-ID"/>
+              </w:rPr>
+              <w:t>Terdapat</w:t>
+            </w:r>
+            <w:proofErr w:type="spellEnd"/>
+            <w:r>
+              <w:rPr>
+                <w:rFonts w:eastAsia="Times New Roman" w:cs="Arial"/>
+                <w:color w:val="000000"/>
+                <w:sz w:val="20"/>
+                <w:szCs w:val="20"/>
+                <w:lang w:eastAsia="en-ID"/>
+              </w:rPr>
+              <w:t xml:space="preserve"> </w:t>
+            </w:r>
+            <w:proofErr w:type="spellStart"/>
+            <w:r>
+              <w:rPr>
+                <w:rFonts w:eastAsia="Times New Roman" w:cs="Arial"/>
+                <w:color w:val="000000"/>
+                <w:sz w:val="20"/>
+                <w:szCs w:val="20"/>
+                <w:lang w:eastAsia="en-ID"/>
+              </w:rPr>
+              <w:t>kerusakan</w:t>
+            </w:r>
+            <w:proofErr w:type="spellEnd"/>
+            <w:r>
+              <w:rPr>
+                <w:rFonts w:eastAsia="Times New Roman" w:cs="Arial"/>
+                <w:color w:val="000000"/>
+                <w:sz w:val="20"/>
+                <w:szCs w:val="20"/>
+                <w:lang w:eastAsia="en-ID"/>
+              </w:rPr>
+              <w:t xml:space="preserve"> </w:t>
+            </w:r>
+            <w:proofErr w:type="spellStart"/>
+            <w:r>
+              <w:rPr>
+                <w:rFonts w:eastAsia="Times New Roman" w:cs="Arial"/>
+                <w:color w:val="000000"/>
+                <w:sz w:val="20"/>
+                <w:szCs w:val="20"/>
+                <w:lang w:eastAsia="en-ID"/>
+              </w:rPr>
+              <w:t>fisik</w:t>
+            </w:r>
+            <w:proofErr w:type="spellEnd"/>
+            <w:r>
+              <w:rPr>
+                <w:rFonts w:eastAsia="Times New Roman" w:cs="Arial"/>
+                <w:color w:val="000000"/>
+                <w:sz w:val="20"/>
+                <w:szCs w:val="20"/>
+                <w:lang w:eastAsia="en-ID"/>
+              </w:rPr>
+              <w:t xml:space="preserve"> </w:t>
+            </w:r>
+            <w:proofErr w:type="spellStart"/>
+            <w:r>
+              <w:rPr>
+                <w:rFonts w:eastAsia="Times New Roman" w:cs="Arial"/>
+                <w:color w:val="000000"/>
+                <w:sz w:val="20"/>
+                <w:szCs w:val="20"/>
+                <w:lang w:eastAsia="en-ID"/>
+              </w:rPr>
+              <w:t>secara</w:t>
+            </w:r>
+            <w:proofErr w:type="spellEnd"/>
+            <w:r>
+              <w:rPr>
+                <w:rFonts w:eastAsia="Times New Roman" w:cs="Arial"/>
+                <w:color w:val="000000"/>
+                <w:sz w:val="20"/>
+                <w:szCs w:val="20"/>
+                <w:lang w:eastAsia="en-ID"/>
+              </w:rPr>
+              <w:t xml:space="preserve"> </w:t>
+            </w:r>
+            <w:proofErr w:type="spellStart"/>
+            <w:r>
+              <w:rPr>
+                <w:rFonts w:eastAsia="Times New Roman" w:cs="Arial"/>
+                <w:color w:val="000000"/>
+                <w:sz w:val="20"/>
+                <w:szCs w:val="20"/>
+                <w:lang w:eastAsia="en-ID"/>
+              </w:rPr>
+              <w:t>signifikan</w:t>
+            </w:r>
+            <w:proofErr w:type="spellEnd"/>
           </w:p>
         </w:tc>
         <w:tc>
@@ -5245,8 +7910,8 @@
               <w:bottom w:val="single" w:sz="4" w:space="0" w:color="000000"/>
               <w:right w:val="single" w:sz="4" w:space="0" w:color="000000"/>
             </w:tcBorders>
+            <w:hideMark/>
             <w:vAlign w:val="center"/>
-            <w:hideMark/>
           </w:tcPr>
           <w:p>
             <w:pPr>
@@ -5257,18 +7922,118 @@
                 <w:color w:val="000000"/>
                 <w:sz w:val="20"/>
                 <w:szCs w:val="20"/>
-                <w:lang w:val="sv-SE" w:eastAsia="en-ID"/>
+                <w:lang w:eastAsia="en-ID"/>
               </w:rPr>
             </w:pPr>
-            <w:r>
-              <w:rPr>
-                <w:rFonts w:eastAsia="Times New Roman" w:cs="Arial"/>
-                <w:color w:val="000000"/>
-                <w:sz w:val="20"/>
-                <w:szCs w:val="20"/>
-                <w:lang w:val="sv-SE" w:eastAsia="en-ID"/>
-              </w:rPr>
-              <w:t xml:space="preserve">Terdapat kerusakan fisik dan komponen peralatan </w:t>
+            <w:proofErr w:type="spellStart"/>
+            <w:r>
+              <w:rPr>
+                <w:rFonts w:eastAsia="Times New Roman" w:cs="Arial"/>
+                <w:color w:val="000000"/>
+                <w:sz w:val="20"/>
+                <w:szCs w:val="20"/>
+                <w:lang w:eastAsia="en-ID"/>
+              </w:rPr>
+              <w:t>Terdapat</w:t>
+            </w:r>
+            <w:proofErr w:type="spellEnd"/>
+            <w:r>
+              <w:rPr>
+                <w:rFonts w:eastAsia="Times New Roman" w:cs="Arial"/>
+                <w:color w:val="000000"/>
+                <w:sz w:val="20"/>
+                <w:szCs w:val="20"/>
+                <w:lang w:eastAsia="en-ID"/>
+              </w:rPr>
+              <w:t xml:space="preserve"> </w:t>
+            </w:r>
+            <w:proofErr w:type="spellStart"/>
+            <w:r>
+              <w:rPr>
+                <w:rFonts w:eastAsia="Times New Roman" w:cs="Arial"/>
+                <w:color w:val="000000"/>
+                <w:sz w:val="20"/>
+                <w:szCs w:val="20"/>
+                <w:lang w:eastAsia="en-ID"/>
+              </w:rPr>
+              <w:t>kerusakan</w:t>
+            </w:r>
+            <w:proofErr w:type="spellEnd"/>
+            <w:r>
+              <w:rPr>
+                <w:rFonts w:eastAsia="Times New Roman" w:cs="Arial"/>
+                <w:color w:val="000000"/>
+                <w:sz w:val="20"/>
+                <w:szCs w:val="20"/>
+                <w:lang w:eastAsia="en-ID"/>
+              </w:rPr>
+              <w:t xml:space="preserve"> </w:t>
+            </w:r>
+            <w:proofErr w:type="spellStart"/>
+            <w:r>
+              <w:rPr>
+                <w:rFonts w:eastAsia="Times New Roman" w:cs="Arial"/>
+                <w:color w:val="000000"/>
+                <w:sz w:val="20"/>
+                <w:szCs w:val="20"/>
+                <w:lang w:eastAsia="en-ID"/>
+              </w:rPr>
+              <w:t>fisik</w:t>
+            </w:r>
+            <w:proofErr w:type="spellEnd"/>
+            <w:r>
+              <w:rPr>
+                <w:rFonts w:eastAsia="Times New Roman" w:cs="Arial"/>
+                <w:color w:val="000000"/>
+                <w:sz w:val="20"/>
+                <w:szCs w:val="20"/>
+                <w:lang w:eastAsia="en-ID"/>
+              </w:rPr>
+              <w:t xml:space="preserve"> dan </w:t>
+            </w:r>
+            <w:proofErr w:type="spellStart"/>
+            <w:r>
+              <w:rPr>
+                <w:rFonts w:eastAsia="Times New Roman" w:cs="Arial"/>
+                <w:color w:val="000000"/>
+                <w:sz w:val="20"/>
+                <w:szCs w:val="20"/>
+                <w:lang w:eastAsia="en-ID"/>
+              </w:rPr>
+              <w:t>komponen</w:t>
+            </w:r>
+            <w:proofErr w:type="spellEnd"/>
+            <w:r>
+              <w:rPr>
+                <w:rFonts w:eastAsia="Times New Roman" w:cs="Arial"/>
+                <w:color w:val="000000"/>
+                <w:sz w:val="20"/>
+                <w:szCs w:val="20"/>
+                <w:lang w:eastAsia="en-ID"/>
+              </w:rPr>
+              <w:t xml:space="preserve"> </w:t>
+            </w:r>
+            <w:proofErr w:type="spellStart"/>
+            <w:r>
+              <w:rPr>
+                <w:rFonts w:eastAsia="Times New Roman" w:cs="Arial"/>
+                <w:color w:val="000000"/>
+                <w:sz w:val="20"/>
+                <w:szCs w:val="20"/>
+                <w:lang w:eastAsia="en-ID"/>
+              </w:rPr>
+              <w:t>peralatan</w:t>
+            </w:r>
+            <w:proofErr w:type="spellEnd"/>
+            <w:r>
+              <w:rPr>
+                <w:rFonts w:eastAsia="Times New Roman" w:cs="Arial"/>
+                <w:color w:val="000000"/>
+                <w:sz w:val="20"/>
+                <w:szCs w:val="20"/>
+                <w:lang w:eastAsia="en-ID"/>
+              </w:rPr>
+              <w:t xml:space="preserve"> </w:t>
             </w:r>
           </w:p>
         </w:tc>
@@ -5281,8 +8046,8 @@
               <w:bottom w:val="single" w:sz="4" w:space="0" w:color="000000"/>
               <w:right w:val="single" w:sz="4" w:space="0" w:color="000000"/>
             </w:tcBorders>
+            <w:hideMark/>
             <w:vAlign w:val="center"/>
-            <w:hideMark/>
           </w:tcPr>
           <w:p>
             <w:pPr>
@@ -5395,8 +8160,8 @@
               <w:bottom w:val="single" w:sz="4" w:space="0" w:color="000000"/>
               <w:right w:val="single" w:sz="4" w:space="0" w:color="000000"/>
             </w:tcBorders>
+            <w:hideMark/>
             <w:vAlign w:val="center"/>
-            <w:hideMark/>
           </w:tcPr>
           <w:p>
             <w:pPr>
@@ -5577,8 +8342,8 @@
               <w:bottom w:val="single" w:sz="4" w:space="0" w:color="000000"/>
               <w:right w:val="single" w:sz="4" w:space="0" w:color="000000"/>
             </w:tcBorders>
+            <w:hideMark/>
             <w:vAlign w:val="center"/>
-            <w:hideMark/>
           </w:tcPr>
           <w:p>
             <w:pPr>
@@ -5625,8 +8390,8 @@
               <w:bottom w:val="single" w:sz="4" w:space="0" w:color="000000"/>
               <w:right w:val="single" w:sz="4" w:space="0" w:color="000000"/>
             </w:tcBorders>
+            <w:hideMark/>
             <w:vAlign w:val="center"/>
-            <w:hideMark/>
           </w:tcPr>
           <w:p>
             <w:pPr>
@@ -5739,8 +8504,8 @@
               <w:bottom w:val="single" w:sz="4" w:space="0" w:color="000000"/>
               <w:right w:val="single" w:sz="4" w:space="0" w:color="000000"/>
             </w:tcBorders>
+            <w:hideMark/>
             <w:vAlign w:val="center"/>
-            <w:hideMark/>
           </w:tcPr>
           <w:p>
             <w:pPr>
@@ -5751,19 +8516,109 @@
                 <w:color w:val="000000"/>
                 <w:sz w:val="20"/>
                 <w:szCs w:val="20"/>
-                <w:lang w:val="sv-SE" w:eastAsia="en-ID"/>
+                <w:lang w:eastAsia="en-ID"/>
               </w:rPr>
             </w:pPr>
-            <w:r>
-              <w:rPr>
-                <w:rFonts w:eastAsia="Times New Roman" w:cs="Arial"/>
-                <w:color w:val="000000"/>
-                <w:sz w:val="20"/>
-                <w:szCs w:val="20"/>
-                <w:lang w:val="sv-SE" w:eastAsia="en-ID"/>
-              </w:rPr>
-              <w:t>Terdapat spot kerusakan fisik dan komponen peralatan</w:t>
-            </w:r>
+            <w:proofErr w:type="spellStart"/>
+            <w:r>
+              <w:rPr>
+                <w:rFonts w:eastAsia="Times New Roman" w:cs="Arial"/>
+                <w:color w:val="000000"/>
+                <w:sz w:val="20"/>
+                <w:szCs w:val="20"/>
+                <w:lang w:eastAsia="en-ID"/>
+              </w:rPr>
+              <w:t>Terdapat</w:t>
+            </w:r>
+            <w:proofErr w:type="spellEnd"/>
+            <w:r>
+              <w:rPr>
+                <w:rFonts w:eastAsia="Times New Roman" w:cs="Arial"/>
+                <w:color w:val="000000"/>
+                <w:sz w:val="20"/>
+                <w:szCs w:val="20"/>
+                <w:lang w:eastAsia="en-ID"/>
+              </w:rPr>
+              <w:t xml:space="preserve"> spot </w:t>
+            </w:r>
+            <w:proofErr w:type="spellStart"/>
+            <w:r>
+              <w:rPr>
+                <w:rFonts w:eastAsia="Times New Roman" w:cs="Arial"/>
+                <w:color w:val="000000"/>
+                <w:sz w:val="20"/>
+                <w:szCs w:val="20"/>
+                <w:lang w:eastAsia="en-ID"/>
+              </w:rPr>
+              <w:t>kerusakan</w:t>
+            </w:r>
+            <w:proofErr w:type="spellEnd"/>
+            <w:r>
+              <w:rPr>
+                <w:rFonts w:eastAsia="Times New Roman" w:cs="Arial"/>
+                <w:color w:val="000000"/>
+                <w:sz w:val="20"/>
+                <w:szCs w:val="20"/>
+                <w:lang w:eastAsia="en-ID"/>
+              </w:rPr>
+              <w:t xml:space="preserve"> </w:t>
+            </w:r>
+            <w:proofErr w:type="spellStart"/>
+            <w:r>
+              <w:rPr>
+                <w:rFonts w:eastAsia="Times New Roman" w:cs="Arial"/>
+                <w:color w:val="000000"/>
+                <w:sz w:val="20"/>
+                <w:szCs w:val="20"/>
+                <w:lang w:eastAsia="en-ID"/>
+              </w:rPr>
+              <w:t>fisik</w:t>
+            </w:r>
+            <w:proofErr w:type="spellEnd"/>
+            <w:r>
+              <w:rPr>
+                <w:rFonts w:eastAsia="Times New Roman" w:cs="Arial"/>
+                <w:color w:val="000000"/>
+                <w:sz w:val="20"/>
+                <w:szCs w:val="20"/>
+                <w:lang w:eastAsia="en-ID"/>
+              </w:rPr>
+              <w:t xml:space="preserve"> dan </w:t>
+            </w:r>
+            <w:proofErr w:type="spellStart"/>
+            <w:r>
+              <w:rPr>
+                <w:rFonts w:eastAsia="Times New Roman" w:cs="Arial"/>
+                <w:color w:val="000000"/>
+                <w:sz w:val="20"/>
+                <w:szCs w:val="20"/>
+                <w:lang w:eastAsia="en-ID"/>
+              </w:rPr>
+              <w:t>komponen</w:t>
+            </w:r>
+            <w:proofErr w:type="spellEnd"/>
+            <w:r>
+              <w:rPr>
+                <w:rFonts w:eastAsia="Times New Roman" w:cs="Arial"/>
+                <w:color w:val="000000"/>
+                <w:sz w:val="20"/>
+                <w:szCs w:val="20"/>
+                <w:lang w:eastAsia="en-ID"/>
+              </w:rPr>
+              <w:t xml:space="preserve"> </w:t>
+            </w:r>
+            <w:proofErr w:type="spellStart"/>
+            <w:r>
+              <w:rPr>
+                <w:rFonts w:eastAsia="Times New Roman" w:cs="Arial"/>
+                <w:color w:val="000000"/>
+                <w:sz w:val="20"/>
+                <w:szCs w:val="20"/>
+                <w:lang w:eastAsia="en-ID"/>
+              </w:rPr>
+              <w:t>peralatan</w:t>
+            </w:r>
+            <w:proofErr w:type="spellEnd"/>
           </w:p>
         </w:tc>
         <w:tc>
@@ -5775,8 +8630,8 @@
               <w:bottom w:val="single" w:sz="4" w:space="0" w:color="000000"/>
               <w:right w:val="single" w:sz="4" w:space="0" w:color="000000"/>
             </w:tcBorders>
+            <w:hideMark/>
             <w:vAlign w:val="center"/>
-            <w:hideMark/>
           </w:tcPr>
           <w:p>
             <w:pPr>
@@ -5787,7 +8642,7 @@
                 <w:color w:val="000000"/>
                 <w:sz w:val="20"/>
                 <w:szCs w:val="20"/>
-                <w:lang w:val="sv-SE" w:eastAsia="en-ID"/>
+                <w:lang w:eastAsia="en-ID"/>
               </w:rPr>
             </w:pPr>
             <w:r>
@@ -5796,10 +8651,66 @@
                 <w:color w:val="000000"/>
                 <w:sz w:val="20"/>
                 <w:szCs w:val="20"/>
-                <w:lang w:val="sv-SE" w:eastAsia="en-ID"/>
-              </w:rPr>
-              <w:t>Tidak terdapat kerusakan dan terawat</w:t>
-            </w:r>
+                <w:lang w:eastAsia="en-ID"/>
+              </w:rPr>
+              <w:t xml:space="preserve">Tidak </w:t>
+            </w:r>
+            <w:proofErr w:type="spellStart"/>
+            <w:r>
+              <w:rPr>
+                <w:rFonts w:eastAsia="Times New Roman" w:cs="Arial"/>
+                <w:color w:val="000000"/>
+                <w:sz w:val="20"/>
+                <w:szCs w:val="20"/>
+                <w:lang w:eastAsia="en-ID"/>
+              </w:rPr>
+              <w:t>terdapat</w:t>
+            </w:r>
+            <w:proofErr w:type="spellEnd"/>
+            <w:r>
+              <w:rPr>
+                <w:rFonts w:eastAsia="Times New Roman" w:cs="Arial"/>
+                <w:color w:val="000000"/>
+                <w:sz w:val="20"/>
+                <w:szCs w:val="20"/>
+                <w:lang w:eastAsia="en-ID"/>
+              </w:rPr>
+              <w:t xml:space="preserve"> </w:t>
+            </w:r>
+            <w:proofErr w:type="spellStart"/>
+            <w:r>
+              <w:rPr>
+                <w:rFonts w:eastAsia="Times New Roman" w:cs="Arial"/>
+                <w:color w:val="000000"/>
+                <w:sz w:val="20"/>
+                <w:szCs w:val="20"/>
+                <w:lang w:eastAsia="en-ID"/>
+              </w:rPr>
+              <w:t>kerusakan</w:t>
+            </w:r>
+            <w:proofErr w:type="spellEnd"/>
+            <w:r>
+              <w:rPr>
+                <w:rFonts w:eastAsia="Times New Roman" w:cs="Arial"/>
+                <w:color w:val="000000"/>
+                <w:sz w:val="20"/>
+                <w:szCs w:val="20"/>
+                <w:lang w:eastAsia="en-ID"/>
+              </w:rPr>
+              <w:t xml:space="preserve"> dan </w:t>
+            </w:r>
+            <w:proofErr w:type="spellStart"/>
+            <w:r>
+              <w:rPr>
+                <w:rFonts w:eastAsia="Times New Roman" w:cs="Arial"/>
+                <w:color w:val="000000"/>
+                <w:sz w:val="20"/>
+                <w:szCs w:val="20"/>
+                <w:lang w:eastAsia="en-ID"/>
+              </w:rPr>
+              <w:t>terawat</w:t>
+            </w:r>
+            <w:proofErr w:type="spellEnd"/>
           </w:p>
         </w:tc>
         <w:tc>
@@ -5811,8 +8722,8 @@
               <w:bottom w:val="single" w:sz="4" w:space="0" w:color="000000"/>
               <w:right w:val="single" w:sz="4" w:space="0" w:color="000000"/>
             </w:tcBorders>
+            <w:hideMark/>
             <w:vAlign w:val="center"/>
-            <w:hideMark/>
           </w:tcPr>
           <w:p>
             <w:pPr>
@@ -5993,8 +8904,8 @@
               <w:right w:val="single" w:sz="4" w:space="0" w:color="000000"/>
             </w:tcBorders>
             <w:shd w:val="clear" w:color="D9D9D9" w:fill="D9D9D9"/>
+            <w:hideMark/>
             <w:vAlign w:val="center"/>
-            <w:hideMark/>
           </w:tcPr>
           <w:p>
             <w:pPr>
@@ -6019,8 +8930,8 @@
               <w:right w:val="single" w:sz="4" w:space="0" w:color="000000"/>
             </w:tcBorders>
             <w:shd w:val="clear" w:color="D9D9D9" w:fill="D9D9D9"/>
+            <w:hideMark/>
             <w:vAlign w:val="center"/>
-            <w:hideMark/>
           </w:tcPr>
           <w:p>
             <w:pPr>
@@ -6045,8 +8956,8 @@
               <w:right w:val="single" w:sz="4" w:space="0" w:color="000000"/>
             </w:tcBorders>
             <w:shd w:val="clear" w:color="D9D9D9" w:fill="D9D9D9"/>
+            <w:hideMark/>
             <w:vAlign w:val="center"/>
-            <w:hideMark/>
           </w:tcPr>
           <w:p>
             <w:pPr>
@@ -6071,8 +8982,8 @@
               <w:right w:val="single" w:sz="4" w:space="0" w:color="000000"/>
             </w:tcBorders>
             <w:shd w:val="clear" w:color="D9D9D9" w:fill="D9D9D9"/>
+            <w:hideMark/>
             <w:vAlign w:val="center"/>
-            <w:hideMark/>
           </w:tcPr>
           <w:p>
             <w:pPr>
@@ -6097,8 +9008,8 @@
               <w:right w:val="single" w:sz="4" w:space="0" w:color="000000"/>
             </w:tcBorders>
             <w:shd w:val="clear" w:color="D9D9D9" w:fill="D9D9D9"/>
+            <w:hideMark/>
             <w:vAlign w:val="center"/>
-            <w:hideMark/>
           </w:tcPr>
           <w:p>
             <w:pPr>
@@ -6170,8 +9081,8 @@
               <w:bottom w:val="single" w:sz="4" w:space="0" w:color="000000"/>
               <w:right w:val="single" w:sz="4" w:space="0" w:color="000000"/>
             </w:tcBorders>
+            <w:hideMark/>
             <w:vAlign w:val="center"/>
-            <w:hideMark/>
           </w:tcPr>
           <w:p>
             <w:pPr>
@@ -6262,8 +9173,8 @@
               <w:bottom w:val="single" w:sz="4" w:space="0" w:color="000000"/>
               <w:right w:val="single" w:sz="4" w:space="0" w:color="000000"/>
             </w:tcBorders>
+            <w:hideMark/>
             <w:vAlign w:val="center"/>
-            <w:hideMark/>
           </w:tcPr>
           <w:p>
             <w:pPr>
@@ -6274,19 +9185,153 @@
                 <w:color w:val="000000"/>
                 <w:sz w:val="20"/>
                 <w:szCs w:val="20"/>
-                <w:lang w:val="sv-SE" w:eastAsia="en-ID"/>
+                <w:lang w:eastAsia="en-ID"/>
               </w:rPr>
             </w:pPr>
-            <w:r>
-              <w:rPr>
-                <w:rFonts w:eastAsia="Times New Roman" w:cs="Arial"/>
-                <w:color w:val="000000"/>
-                <w:sz w:val="20"/>
-                <w:szCs w:val="20"/>
-                <w:lang w:val="sv-SE" w:eastAsia="en-ID"/>
-              </w:rPr>
-              <w:t>Terdapat kerusakan komponen secara signifikan dan tidak berfungsi</w:t>
-            </w:r>
+            <w:proofErr w:type="spellStart"/>
+            <w:r>
+              <w:rPr>
+                <w:rFonts w:eastAsia="Times New Roman" w:cs="Arial"/>
+                <w:color w:val="000000"/>
+                <w:sz w:val="20"/>
+                <w:szCs w:val="20"/>
+                <w:lang w:eastAsia="en-ID"/>
+              </w:rPr>
+              <w:t>Terdapat</w:t>
+            </w:r>
+            <w:proofErr w:type="spellEnd"/>
+            <w:r>
+              <w:rPr>
+                <w:rFonts w:eastAsia="Times New Roman" w:cs="Arial"/>
+                <w:color w:val="000000"/>
+                <w:sz w:val="20"/>
+                <w:szCs w:val="20"/>
+                <w:lang w:eastAsia="en-ID"/>
+              </w:rPr>
+              <w:t xml:space="preserve"> </w:t>
+            </w:r>
+            <w:proofErr w:type="spellStart"/>
+            <w:r>
+              <w:rPr>
+                <w:rFonts w:eastAsia="Times New Roman" w:cs="Arial"/>
+                <w:color w:val="000000"/>
+                <w:sz w:val="20"/>
+                <w:szCs w:val="20"/>
+                <w:lang w:eastAsia="en-ID"/>
+              </w:rPr>
+              <w:t>kerusakan</w:t>
+            </w:r>
+            <w:proofErr w:type="spellEnd"/>
+            <w:r>
+              <w:rPr>
+                <w:rFonts w:eastAsia="Times New Roman" w:cs="Arial"/>
+                <w:color w:val="000000"/>
+                <w:sz w:val="20"/>
+                <w:szCs w:val="20"/>
+                <w:lang w:eastAsia="en-ID"/>
+              </w:rPr>
+              <w:t xml:space="preserve"> </w:t>
+            </w:r>
+            <w:proofErr w:type="spellStart"/>
+            <w:r>
+              <w:rPr>
+                <w:rFonts w:eastAsia="Times New Roman" w:cs="Arial"/>
+                <w:color w:val="000000"/>
+                <w:sz w:val="20"/>
+                <w:szCs w:val="20"/>
+                <w:lang w:eastAsia="en-ID"/>
+              </w:rPr>
+              <w:t>komponen</w:t>
+            </w:r>
+            <w:proofErr w:type="spellEnd"/>
+            <w:r>
+              <w:rPr>
+                <w:rFonts w:eastAsia="Times New Roman" w:cs="Arial"/>
+                <w:color w:val="000000"/>
+                <w:sz w:val="20"/>
+                <w:szCs w:val="20"/>
+                <w:lang w:eastAsia="en-ID"/>
+              </w:rPr>
+              <w:t xml:space="preserve"> </w:t>
+            </w:r>
+            <w:proofErr w:type="spellStart"/>
+            <w:r>
+              <w:rPr>
+                <w:rFonts w:eastAsia="Times New Roman" w:cs="Arial"/>
+                <w:color w:val="000000"/>
+                <w:sz w:val="20"/>
+                <w:szCs w:val="20"/>
+                <w:lang w:eastAsia="en-ID"/>
+              </w:rPr>
+              <w:t>secara</w:t>
+            </w:r>
+            <w:proofErr w:type="spellEnd"/>
+            <w:r>
+              <w:rPr>
+                <w:rFonts w:eastAsia="Times New Roman" w:cs="Arial"/>
+                <w:color w:val="000000"/>
+                <w:sz w:val="20"/>
+                <w:szCs w:val="20"/>
+                <w:lang w:eastAsia="en-ID"/>
+              </w:rPr>
+              <w:t xml:space="preserve"> </w:t>
+            </w:r>
+            <w:proofErr w:type="spellStart"/>
+            <w:r>
+              <w:rPr>
+                <w:rFonts w:eastAsia="Times New Roman" w:cs="Arial"/>
+                <w:color w:val="000000"/>
+                <w:sz w:val="20"/>
+                <w:szCs w:val="20"/>
+                <w:lang w:eastAsia="en-ID"/>
+              </w:rPr>
+              <w:t>signifikan</w:t>
+            </w:r>
+            <w:proofErr w:type="spellEnd"/>
+            <w:r>
+              <w:rPr>
+                <w:rFonts w:eastAsia="Times New Roman" w:cs="Arial"/>
+                <w:color w:val="000000"/>
+                <w:sz w:val="20"/>
+                <w:szCs w:val="20"/>
+                <w:lang w:eastAsia="en-ID"/>
+              </w:rPr>
+              <w:t xml:space="preserve"> dan </w:t>
+            </w:r>
+            <w:proofErr w:type="spellStart"/>
+            <w:r>
+              <w:rPr>
+                <w:rFonts w:eastAsia="Times New Roman" w:cs="Arial"/>
+                <w:color w:val="000000"/>
+                <w:sz w:val="20"/>
+                <w:szCs w:val="20"/>
+                <w:lang w:eastAsia="en-ID"/>
+              </w:rPr>
+              <w:t>tidak</w:t>
+            </w:r>
+            <w:proofErr w:type="spellEnd"/>
+            <w:r>
+              <w:rPr>
+                <w:rFonts w:eastAsia="Times New Roman" w:cs="Arial"/>
+                <w:color w:val="000000"/>
+                <w:sz w:val="20"/>
+                <w:szCs w:val="20"/>
+                <w:lang w:eastAsia="en-ID"/>
+              </w:rPr>
+              <w:t xml:space="preserve"> </w:t>
+            </w:r>
+            <w:proofErr w:type="spellStart"/>
+            <w:r>
+              <w:rPr>
+                <w:rFonts w:eastAsia="Times New Roman" w:cs="Arial"/>
+                <w:color w:val="000000"/>
+                <w:sz w:val="20"/>
+                <w:szCs w:val="20"/>
+                <w:lang w:eastAsia="en-ID"/>
+              </w:rPr>
+              <w:t>berfungsi</w:t>
+            </w:r>
+            <w:proofErr w:type="spellEnd"/>
           </w:p>
         </w:tc>
         <w:tc>
@@ -6298,8 +9343,8 @@
               <w:bottom w:val="single" w:sz="4" w:space="0" w:color="000000"/>
               <w:right w:val="single" w:sz="4" w:space="0" w:color="000000"/>
             </w:tcBorders>
+            <w:hideMark/>
             <w:vAlign w:val="center"/>
-            <w:hideMark/>
           </w:tcPr>
           <w:p>
             <w:pPr>
@@ -6310,19 +9355,87 @@
                 <w:color w:val="000000"/>
                 <w:sz w:val="20"/>
                 <w:szCs w:val="20"/>
-                <w:lang w:val="sv-SE" w:eastAsia="en-ID"/>
+                <w:lang w:eastAsia="en-ID"/>
               </w:rPr>
             </w:pPr>
-            <w:r>
-              <w:rPr>
-                <w:rFonts w:eastAsia="Times New Roman" w:cs="Arial"/>
-                <w:color w:val="000000"/>
-                <w:sz w:val="20"/>
-                <w:szCs w:val="20"/>
-                <w:lang w:val="sv-SE" w:eastAsia="en-ID"/>
-              </w:rPr>
-              <w:t>Terdapat spot kerusakan pada komponen permesinan</w:t>
-            </w:r>
+            <w:proofErr w:type="spellStart"/>
+            <w:r>
+              <w:rPr>
+                <w:rFonts w:eastAsia="Times New Roman" w:cs="Arial"/>
+                <w:color w:val="000000"/>
+                <w:sz w:val="20"/>
+                <w:szCs w:val="20"/>
+                <w:lang w:eastAsia="en-ID"/>
+              </w:rPr>
+              <w:t>Terdapat</w:t>
+            </w:r>
+            <w:proofErr w:type="spellEnd"/>
+            <w:r>
+              <w:rPr>
+                <w:rFonts w:eastAsia="Times New Roman" w:cs="Arial"/>
+                <w:color w:val="000000"/>
+                <w:sz w:val="20"/>
+                <w:szCs w:val="20"/>
+                <w:lang w:eastAsia="en-ID"/>
+              </w:rPr>
+              <w:t xml:space="preserve"> spot </w:t>
+            </w:r>
+            <w:proofErr w:type="spellStart"/>
+            <w:r>
+              <w:rPr>
+                <w:rFonts w:eastAsia="Times New Roman" w:cs="Arial"/>
+                <w:color w:val="000000"/>
+                <w:sz w:val="20"/>
+                <w:szCs w:val="20"/>
+                <w:lang w:eastAsia="en-ID"/>
+              </w:rPr>
+              <w:t>kerusakan</w:t>
+            </w:r>
+            <w:proofErr w:type="spellEnd"/>
+            <w:r>
+              <w:rPr>
+                <w:rFonts w:eastAsia="Times New Roman" w:cs="Arial"/>
+                <w:color w:val="000000"/>
+                <w:sz w:val="20"/>
+                <w:szCs w:val="20"/>
+                <w:lang w:eastAsia="en-ID"/>
+              </w:rPr>
+              <w:t xml:space="preserve"> pada </w:t>
+            </w:r>
+            <w:proofErr w:type="spellStart"/>
+            <w:r>
+              <w:rPr>
+                <w:rFonts w:eastAsia="Times New Roman" w:cs="Arial"/>
+                <w:color w:val="000000"/>
+                <w:sz w:val="20"/>
+                <w:szCs w:val="20"/>
+                <w:lang w:eastAsia="en-ID"/>
+              </w:rPr>
+              <w:t>komponen</w:t>
+            </w:r>
+            <w:proofErr w:type="spellEnd"/>
+            <w:r>
+              <w:rPr>
+                <w:rFonts w:eastAsia="Times New Roman" w:cs="Arial"/>
+                <w:color w:val="000000"/>
+                <w:sz w:val="20"/>
+                <w:szCs w:val="20"/>
+                <w:lang w:eastAsia="en-ID"/>
+              </w:rPr>
+              <w:t xml:space="preserve"> </w:t>
+            </w:r>
+            <w:proofErr w:type="spellStart"/>
+            <w:r>
+              <w:rPr>
+                <w:rFonts w:eastAsia="Times New Roman" w:cs="Arial"/>
+                <w:color w:val="000000"/>
+                <w:sz w:val="20"/>
+                <w:szCs w:val="20"/>
+                <w:lang w:eastAsia="en-ID"/>
+              </w:rPr>
+              <w:t>permesinan</w:t>
+            </w:r>
+            <w:proofErr w:type="spellEnd"/>
           </w:p>
         </w:tc>
         <w:tc>
@@ -6334,8 +9447,8 @@
               <w:bottom w:val="single" w:sz="4" w:space="0" w:color="000000"/>
               <w:right w:val="single" w:sz="4" w:space="0" w:color="000000"/>
             </w:tcBorders>
+            <w:hideMark/>
             <w:vAlign w:val="center"/>
-            <w:hideMark/>
           </w:tcPr>
           <w:p>
             <w:pPr>
@@ -6482,8 +9595,8 @@
               <w:bottom w:val="single" w:sz="4" w:space="0" w:color="000000"/>
               <w:right w:val="single" w:sz="4" w:space="0" w:color="000000"/>
             </w:tcBorders>
+            <w:hideMark/>
             <w:vAlign w:val="center"/>
-            <w:hideMark/>
           </w:tcPr>
           <w:p>
             <w:pPr>
@@ -6686,8 +9799,8 @@
               <w:bottom w:val="single" w:sz="4" w:space="0" w:color="000000"/>
               <w:right w:val="single" w:sz="4" w:space="0" w:color="000000"/>
             </w:tcBorders>
+            <w:hideMark/>
             <w:vAlign w:val="center"/>
-            <w:hideMark/>
           </w:tcPr>
           <w:p>
             <w:pPr>
@@ -6721,29 +9834,7 @@
                 <w:szCs w:val="20"/>
                 <w:lang w:eastAsia="en-ID"/>
               </w:rPr>
-              <w:t xml:space="preserve"> </w:t>
-            </w:r>
-            <w:proofErr w:type="spellStart"/>
-            <w:r>
-              <w:rPr>
-                <w:rFonts w:eastAsia="Times New Roman" w:cs="Arial"/>
-                <w:color w:val="000000"/>
-                <w:sz w:val="20"/>
-                <w:szCs w:val="20"/>
-                <w:lang w:eastAsia="en-ID"/>
-              </w:rPr>
-              <w:t>Kumpa-Kumpa</w:t>
-            </w:r>
-            <w:proofErr w:type="spellEnd"/>
-            <w:r>
-              <w:rPr>
-                <w:rFonts w:eastAsia="Times New Roman" w:cs="Arial"/>
-                <w:color w:val="000000"/>
-                <w:sz w:val="20"/>
-                <w:szCs w:val="20"/>
-                <w:lang w:eastAsia="en-ID"/>
-              </w:rPr>
-              <w:t xml:space="preserve"> (Pompa)</w:t>
+              <w:t xml:space="preserve"> Kumpa-Kumpa (Pompa)</w:t>
             </w:r>
           </w:p>
         </w:tc>
@@ -6756,8 +9847,8 @@
               <w:bottom w:val="single" w:sz="4" w:space="0" w:color="000000"/>
               <w:right w:val="single" w:sz="4" w:space="0" w:color="000000"/>
             </w:tcBorders>
+            <w:hideMark/>
             <w:vAlign w:val="center"/>
-            <w:hideMark/>
           </w:tcPr>
           <w:p>
             <w:pPr>
@@ -6768,19 +9859,153 @@
                 <w:color w:val="000000"/>
                 <w:sz w:val="20"/>
                 <w:szCs w:val="20"/>
-                <w:lang w:val="sv-SE" w:eastAsia="en-ID"/>
+                <w:lang w:eastAsia="en-ID"/>
               </w:rPr>
             </w:pPr>
-            <w:r>
-              <w:rPr>
-                <w:rFonts w:eastAsia="Times New Roman" w:cs="Arial"/>
-                <w:color w:val="000000"/>
-                <w:sz w:val="20"/>
-                <w:szCs w:val="20"/>
-                <w:lang w:val="sv-SE" w:eastAsia="en-ID"/>
-              </w:rPr>
-              <w:t>Terdapat kerusakan pada item dan komponen secara signifikan dan tidak berfungsi</w:t>
-            </w:r>
+            <w:proofErr w:type="spellStart"/>
+            <w:r>
+              <w:rPr>
+                <w:rFonts w:eastAsia="Times New Roman" w:cs="Arial"/>
+                <w:color w:val="000000"/>
+                <w:sz w:val="20"/>
+                <w:szCs w:val="20"/>
+                <w:lang w:eastAsia="en-ID"/>
+              </w:rPr>
+              <w:t>Terdapat</w:t>
+            </w:r>
+            <w:proofErr w:type="spellEnd"/>
+            <w:r>
+              <w:rPr>
+                <w:rFonts w:eastAsia="Times New Roman" w:cs="Arial"/>
+                <w:color w:val="000000"/>
+                <w:sz w:val="20"/>
+                <w:szCs w:val="20"/>
+                <w:lang w:eastAsia="en-ID"/>
+              </w:rPr>
+              <w:t xml:space="preserve"> </w:t>
+            </w:r>
+            <w:proofErr w:type="spellStart"/>
+            <w:r>
+              <w:rPr>
+                <w:rFonts w:eastAsia="Times New Roman" w:cs="Arial"/>
+                <w:color w:val="000000"/>
+                <w:sz w:val="20"/>
+                <w:szCs w:val="20"/>
+                <w:lang w:eastAsia="en-ID"/>
+              </w:rPr>
+              <w:t>kerusakan</w:t>
+            </w:r>
+            <w:proofErr w:type="spellEnd"/>
+            <w:r>
+              <w:rPr>
+                <w:rFonts w:eastAsia="Times New Roman" w:cs="Arial"/>
+                <w:color w:val="000000"/>
+                <w:sz w:val="20"/>
+                <w:szCs w:val="20"/>
+                <w:lang w:eastAsia="en-ID"/>
+              </w:rPr>
+              <w:t xml:space="preserve"> pada item dan </w:t>
+            </w:r>
+            <w:proofErr w:type="spellStart"/>
+            <w:r>
+              <w:rPr>
+                <w:rFonts w:eastAsia="Times New Roman" w:cs="Arial"/>
+                <w:color w:val="000000"/>
+                <w:sz w:val="20"/>
+                <w:szCs w:val="20"/>
+                <w:lang w:eastAsia="en-ID"/>
+              </w:rPr>
+              <w:t>komponen</w:t>
+            </w:r>
+            <w:proofErr w:type="spellEnd"/>
+            <w:r>
+              <w:rPr>
+                <w:rFonts w:eastAsia="Times New Roman" w:cs="Arial"/>
+                <w:color w:val="000000"/>
+                <w:sz w:val="20"/>
+                <w:szCs w:val="20"/>
+                <w:lang w:eastAsia="en-ID"/>
+              </w:rPr>
+              <w:t xml:space="preserve"> </w:t>
+            </w:r>
+            <w:proofErr w:type="spellStart"/>
+            <w:r>
+              <w:rPr>
+                <w:rFonts w:eastAsia="Times New Roman" w:cs="Arial"/>
+                <w:color w:val="000000"/>
+                <w:sz w:val="20"/>
+                <w:szCs w:val="20"/>
+                <w:lang w:eastAsia="en-ID"/>
+              </w:rPr>
+              <w:t>secara</w:t>
+            </w:r>
+            <w:proofErr w:type="spellEnd"/>
+            <w:r>
+              <w:rPr>
+                <w:rFonts w:eastAsia="Times New Roman" w:cs="Arial"/>
+                <w:color w:val="000000"/>
+                <w:sz w:val="20"/>
+                <w:szCs w:val="20"/>
+                <w:lang w:eastAsia="en-ID"/>
+              </w:rPr>
+              <w:t xml:space="preserve"> </w:t>
+            </w:r>
+            <w:proofErr w:type="spellStart"/>
+            <w:r>
+              <w:rPr>
+                <w:rFonts w:eastAsia="Times New Roman" w:cs="Arial"/>
+                <w:color w:val="000000"/>
+                <w:sz w:val="20"/>
+                <w:szCs w:val="20"/>
+                <w:lang w:eastAsia="en-ID"/>
+              </w:rPr>
+              <w:t>signifikan</w:t>
+            </w:r>
+            <w:proofErr w:type="spellEnd"/>
+            <w:r>
+              <w:rPr>
+                <w:rFonts w:eastAsia="Times New Roman" w:cs="Arial"/>
+                <w:color w:val="000000"/>
+                <w:sz w:val="20"/>
+                <w:szCs w:val="20"/>
+                <w:lang w:eastAsia="en-ID"/>
+              </w:rPr>
+              <w:t xml:space="preserve"> dan </w:t>
+            </w:r>
+            <w:proofErr w:type="spellStart"/>
+            <w:r>
+              <w:rPr>
+                <w:rFonts w:eastAsia="Times New Roman" w:cs="Arial"/>
+                <w:color w:val="000000"/>
+                <w:sz w:val="20"/>
+                <w:szCs w:val="20"/>
+                <w:lang w:eastAsia="en-ID"/>
+              </w:rPr>
+              <w:t>tidak</w:t>
+            </w:r>
+            <w:proofErr w:type="spellEnd"/>
+            <w:r>
+              <w:rPr>
+                <w:rFonts w:eastAsia="Times New Roman" w:cs="Arial"/>
+                <w:color w:val="000000"/>
+                <w:sz w:val="20"/>
+                <w:szCs w:val="20"/>
+                <w:lang w:eastAsia="en-ID"/>
+              </w:rPr>
+              <w:t xml:space="preserve"> </w:t>
+            </w:r>
+            <w:proofErr w:type="spellStart"/>
+            <w:r>
+              <w:rPr>
+                <w:rFonts w:eastAsia="Times New Roman" w:cs="Arial"/>
+                <w:color w:val="000000"/>
+                <w:sz w:val="20"/>
+                <w:szCs w:val="20"/>
+                <w:lang w:eastAsia="en-ID"/>
+              </w:rPr>
+              <w:t>berfungsi</w:t>
+            </w:r>
+            <w:proofErr w:type="spellEnd"/>
           </w:p>
         </w:tc>
         <w:tc>
@@ -6792,8 +10017,8 @@
               <w:bottom w:val="single" w:sz="4" w:space="0" w:color="000000"/>
               <w:right w:val="single" w:sz="4" w:space="0" w:color="000000"/>
             </w:tcBorders>
+            <w:hideMark/>
             <w:vAlign w:val="center"/>
-            <w:hideMark/>
           </w:tcPr>
           <w:p>
             <w:pPr>
@@ -6804,19 +10029,65 @@
                 <w:color w:val="000000"/>
                 <w:sz w:val="20"/>
                 <w:szCs w:val="20"/>
-                <w:lang w:val="sv-SE" w:eastAsia="en-ID"/>
+                <w:lang w:eastAsia="en-ID"/>
               </w:rPr>
             </w:pPr>
-            <w:r>
-              <w:rPr>
-                <w:rFonts w:eastAsia="Times New Roman" w:cs="Arial"/>
-                <w:color w:val="000000"/>
-                <w:sz w:val="20"/>
-                <w:szCs w:val="20"/>
-                <w:lang w:val="sv-SE" w:eastAsia="en-ID"/>
-              </w:rPr>
-              <w:t>Terdapat kerusakan pada item dan komponen</w:t>
-            </w:r>
+            <w:proofErr w:type="spellStart"/>
+            <w:r>
+              <w:rPr>
+                <w:rFonts w:eastAsia="Times New Roman" w:cs="Arial"/>
+                <w:color w:val="000000"/>
+                <w:sz w:val="20"/>
+                <w:szCs w:val="20"/>
+                <w:lang w:eastAsia="en-ID"/>
+              </w:rPr>
+              <w:t>Terdapat</w:t>
+            </w:r>
+            <w:proofErr w:type="spellEnd"/>
+            <w:r>
+              <w:rPr>
+                <w:rFonts w:eastAsia="Times New Roman" w:cs="Arial"/>
+                <w:color w:val="000000"/>
+                <w:sz w:val="20"/>
+                <w:szCs w:val="20"/>
+                <w:lang w:eastAsia="en-ID"/>
+              </w:rPr>
+              <w:t xml:space="preserve"> </w:t>
+            </w:r>
+            <w:proofErr w:type="spellStart"/>
+            <w:r>
+              <w:rPr>
+                <w:rFonts w:eastAsia="Times New Roman" w:cs="Arial"/>
+                <w:color w:val="000000"/>
+                <w:sz w:val="20"/>
+                <w:szCs w:val="20"/>
+                <w:lang w:eastAsia="en-ID"/>
+              </w:rPr>
+              <w:t>kerusakan</w:t>
+            </w:r>
+            <w:proofErr w:type="spellEnd"/>
+            <w:r>
+              <w:rPr>
+                <w:rFonts w:eastAsia="Times New Roman" w:cs="Arial"/>
+                <w:color w:val="000000"/>
+                <w:sz w:val="20"/>
+                <w:szCs w:val="20"/>
+                <w:lang w:eastAsia="en-ID"/>
+              </w:rPr>
+              <w:t xml:space="preserve"> pada item dan </w:t>
+            </w:r>
+            <w:proofErr w:type="spellStart"/>
+            <w:r>
+              <w:rPr>
+                <w:rFonts w:eastAsia="Times New Roman" w:cs="Arial"/>
+                <w:color w:val="000000"/>
+                <w:sz w:val="20"/>
+                <w:szCs w:val="20"/>
+                <w:lang w:eastAsia="en-ID"/>
+              </w:rPr>
+              <w:t>komponen</w:t>
+            </w:r>
+            <w:proofErr w:type="spellEnd"/>
           </w:p>
         </w:tc>
         <w:tc>
@@ -6828,8 +10099,8 @@
               <w:bottom w:val="single" w:sz="4" w:space="0" w:color="000000"/>
               <w:right w:val="single" w:sz="4" w:space="0" w:color="000000"/>
             </w:tcBorders>
+            <w:hideMark/>
             <w:vAlign w:val="center"/>
-            <w:hideMark/>
           </w:tcPr>
           <w:p>
             <w:pPr>
@@ -6932,8 +10203,8 @@
               <w:bottom w:val="single" w:sz="4" w:space="0" w:color="000000"/>
               <w:right w:val="single" w:sz="4" w:space="0" w:color="000000"/>
             </w:tcBorders>
+            <w:hideMark/>
             <w:vAlign w:val="center"/>
-            <w:hideMark/>
           </w:tcPr>
           <w:p>
             <w:pPr>
@@ -7136,8 +10407,8 @@
               <w:bottom w:val="single" w:sz="4" w:space="0" w:color="000000"/>
               <w:right w:val="single" w:sz="4" w:space="0" w:color="000000"/>
             </w:tcBorders>
+            <w:hideMark/>
             <w:vAlign w:val="center"/>
-            <w:hideMark/>
           </w:tcPr>
           <w:p>
             <w:pPr>
@@ -7206,8 +10477,8 @@
               <w:bottom w:val="single" w:sz="4" w:space="0" w:color="000000"/>
               <w:right w:val="single" w:sz="4" w:space="0" w:color="000000"/>
             </w:tcBorders>
+            <w:hideMark/>
             <w:vAlign w:val="center"/>
-            <w:hideMark/>
           </w:tcPr>
           <w:p>
             <w:pPr>
@@ -7218,7 +10489,7 @@
                 <w:color w:val="000000"/>
                 <w:sz w:val="20"/>
                 <w:szCs w:val="20"/>
-                <w:lang w:val="sv-SE" w:eastAsia="en-ID"/>
+                <w:lang w:eastAsia="en-ID"/>
               </w:rPr>
             </w:pPr>
             <w:r>
@@ -7227,10 +10498,110 @@
                 <w:color w:val="000000"/>
                 <w:sz w:val="20"/>
                 <w:szCs w:val="20"/>
-                <w:lang w:val="sv-SE" w:eastAsia="en-ID"/>
-              </w:rPr>
-              <w:t>Tidak berfungsi dan terdapat kerusakan secara signifikan</w:t>
-            </w:r>
+                <w:lang w:eastAsia="en-ID"/>
+              </w:rPr>
+              <w:t xml:space="preserve">Tidak </w:t>
+            </w:r>
+            <w:proofErr w:type="spellStart"/>
+            <w:r>
+              <w:rPr>
+                <w:rFonts w:eastAsia="Times New Roman" w:cs="Arial"/>
+                <w:color w:val="000000"/>
+                <w:sz w:val="20"/>
+                <w:szCs w:val="20"/>
+                <w:lang w:eastAsia="en-ID"/>
+              </w:rPr>
+              <w:t>berfungsi</w:t>
+            </w:r>
+            <w:proofErr w:type="spellEnd"/>
+            <w:r>
+              <w:rPr>
+                <w:rFonts w:eastAsia="Times New Roman" w:cs="Arial"/>
+                <w:color w:val="000000"/>
+                <w:sz w:val="20"/>
+                <w:szCs w:val="20"/>
+                <w:lang w:eastAsia="en-ID"/>
+              </w:rPr>
+              <w:t xml:space="preserve"> dan </w:t>
+            </w:r>
+            <w:proofErr w:type="spellStart"/>
+            <w:r>
+              <w:rPr>
+                <w:rFonts w:eastAsia="Times New Roman" w:cs="Arial"/>
+                <w:color w:val="000000"/>
+                <w:sz w:val="20"/>
+                <w:szCs w:val="20"/>
+                <w:lang w:eastAsia="en-ID"/>
+              </w:rPr>
+              <w:t>terdapat</w:t>
+            </w:r>
+            <w:proofErr w:type="spellEnd"/>
+            <w:r>
+              <w:rPr>
+                <w:rFonts w:eastAsia="Times New Roman" w:cs="Arial"/>
+                <w:color w:val="000000"/>
+                <w:sz w:val="20"/>
+                <w:szCs w:val="20"/>
+                <w:lang w:eastAsia="en-ID"/>
+              </w:rPr>
+              <w:t xml:space="preserve"> </w:t>
+            </w:r>
+            <w:proofErr w:type="spellStart"/>
+            <w:r>
+              <w:rPr>
+                <w:rFonts w:eastAsia="Times New Roman" w:cs="Arial"/>
+                <w:color w:val="000000"/>
+                <w:sz w:val="20"/>
+                <w:szCs w:val="20"/>
+                <w:lang w:eastAsia="en-ID"/>
+              </w:rPr>
+              <w:t>kerusakan</w:t>
+            </w:r>
+            <w:proofErr w:type="spellEnd"/>
+            <w:r>
+              <w:rPr>
+                <w:rFonts w:eastAsia="Times New Roman" w:cs="Arial"/>
+                <w:color w:val="000000"/>
+                <w:sz w:val="20"/>
+                <w:szCs w:val="20"/>
+                <w:lang w:eastAsia="en-ID"/>
+              </w:rPr>
+              <w:t xml:space="preserve"> </w:t>
+            </w:r>
+            <w:proofErr w:type="spellStart"/>
+            <w:r>
+              <w:rPr>
+                <w:rFonts w:eastAsia="Times New Roman" w:cs="Arial"/>
+                <w:color w:val="000000"/>
+                <w:sz w:val="20"/>
+                <w:szCs w:val="20"/>
+                <w:lang w:eastAsia="en-ID"/>
+              </w:rPr>
+              <w:t>secara</w:t>
+            </w:r>
+            <w:proofErr w:type="spellEnd"/>
+            <w:r>
+              <w:rPr>
+                <w:rFonts w:eastAsia="Times New Roman" w:cs="Arial"/>
+                <w:color w:val="000000"/>
+                <w:sz w:val="20"/>
+                <w:szCs w:val="20"/>
+                <w:lang w:eastAsia="en-ID"/>
+              </w:rPr>
+              <w:t xml:space="preserve"> </w:t>
+            </w:r>
+            <w:proofErr w:type="spellStart"/>
+            <w:r>
+              <w:rPr>
+                <w:rFonts w:eastAsia="Times New Roman" w:cs="Arial"/>
+                <w:color w:val="000000"/>
+                <w:sz w:val="20"/>
+                <w:szCs w:val="20"/>
+                <w:lang w:eastAsia="en-ID"/>
+              </w:rPr>
+              <w:t>signifikan</w:t>
+            </w:r>
+            <w:proofErr w:type="spellEnd"/>
           </w:p>
         </w:tc>
         <w:tc>
@@ -7242,8 +10613,8 @@
               <w:bottom w:val="single" w:sz="4" w:space="0" w:color="000000"/>
               <w:right w:val="single" w:sz="4" w:space="0" w:color="000000"/>
             </w:tcBorders>
+            <w:hideMark/>
             <w:vAlign w:val="center"/>
-            <w:hideMark/>
           </w:tcPr>
           <w:p>
             <w:pPr>
@@ -7410,8 +10781,8 @@
               <w:bottom w:val="single" w:sz="4" w:space="0" w:color="000000"/>
               <w:right w:val="single" w:sz="4" w:space="0" w:color="000000"/>
             </w:tcBorders>
+            <w:hideMark/>
             <w:vAlign w:val="center"/>
-            <w:hideMark/>
           </w:tcPr>
           <w:p>
             <w:pPr>
@@ -7536,8 +10907,8 @@
               <w:bottom w:val="single" w:sz="4" w:space="0" w:color="000000"/>
               <w:right w:val="single" w:sz="4" w:space="0" w:color="000000"/>
             </w:tcBorders>
+            <w:hideMark/>
             <w:vAlign w:val="center"/>
-            <w:hideMark/>
           </w:tcPr>
           <w:p>
             <w:pPr>
@@ -7724,11 +11095,11 @@
       </w:tblPr>
       <w:tblGrid>
         <w:gridCol w:w="1337"/>
-        <w:gridCol w:w="2333"/>
+        <w:gridCol w:w="2335"/>
         <w:gridCol w:w="1257"/>
-        <w:gridCol w:w="1590"/>
-        <w:gridCol w:w="1590"/>
-        <w:gridCol w:w="1476"/>
+        <w:gridCol w:w="1591"/>
+        <w:gridCol w:w="1591"/>
+        <w:gridCol w:w="1477"/>
       </w:tblGrid>
       <w:tr>
         <w:trPr>
@@ -8154,8 +11525,8 @@
               <w:bottom w:val="nil"/>
               <w:right w:val="single" w:sz="4" w:space="0" w:color="000000"/>
             </w:tcBorders>
+            <w:hideMark/>
             <w:vAlign w:val="center"/>
-            <w:hideMark/>
           </w:tcPr>
           <w:p>
             <w:pPr>
@@ -8202,8 +11573,8 @@
               <w:bottom w:val="single" w:sz="4" w:space="0" w:color="000000"/>
               <w:right w:val="single" w:sz="4" w:space="0" w:color="000000"/>
             </w:tcBorders>
+            <w:hideMark/>
             <w:vAlign w:val="center"/>
-            <w:hideMark/>
           </w:tcPr>
           <w:p>
             <w:pPr>
@@ -8336,8 +11707,8 @@
               <w:bottom w:val="single" w:sz="4" w:space="0" w:color="000000"/>
               <w:right w:val="single" w:sz="4" w:space="0" w:color="000000"/>
             </w:tcBorders>
+            <w:hideMark/>
             <w:vAlign w:val="center"/>
-            <w:hideMark/>
           </w:tcPr>
           <w:p>
             <w:pPr>
@@ -8348,7 +11719,7 @@
                 <w:color w:val="000000"/>
                 <w:sz w:val="20"/>
                 <w:szCs w:val="20"/>
-                <w:lang w:val="sv-SE" w:eastAsia="en-ID"/>
+                <w:lang w:eastAsia="en-ID"/>
               </w:rPr>
             </w:pPr>
             <w:r>
@@ -8357,53 +11728,203 @@
                 <w:color w:val="000000"/>
                 <w:sz w:val="20"/>
                 <w:szCs w:val="20"/>
-                <w:lang w:val="sv-SE" w:eastAsia="en-ID"/>
-              </w:rPr>
-              <w:t xml:space="preserve">Masa berlaku </w:t>
-            </w:r>
-            <w:r>
-              <w:rPr>
-                <w:rFonts w:eastAsia="Times New Roman" w:cs="Arial"/>
-                <w:color w:val="000000"/>
-                <w:sz w:val="20"/>
-                <w:szCs w:val="20"/>
-                <w:lang w:val="sv-SE" w:eastAsia="en-ID"/>
+                <w:lang w:eastAsia="en-ID"/>
+              </w:rPr>
+              <w:t xml:space="preserve">Masa </w:t>
+            </w:r>
+            <w:proofErr w:type="spellStart"/>
+            <w:r>
+              <w:rPr>
+                <w:rFonts w:eastAsia="Times New Roman" w:cs="Arial"/>
+                <w:color w:val="000000"/>
+                <w:sz w:val="20"/>
+                <w:szCs w:val="20"/>
+                <w:lang w:eastAsia="en-ID"/>
+              </w:rPr>
+              <w:t>berlaku</w:t>
+            </w:r>
+            <w:proofErr w:type="spellEnd"/>
+            <w:r>
+              <w:rPr>
+                <w:rFonts w:eastAsia="Times New Roman" w:cs="Arial"/>
+                <w:color w:val="000000"/>
+                <w:sz w:val="20"/>
+                <w:szCs w:val="20"/>
+                <w:lang w:eastAsia="en-ID"/>
+              </w:rPr>
+              <w:t xml:space="preserve"> </w:t>
+            </w:r>
+            <w:r>
+              <w:rPr>
+                <w:rFonts w:eastAsia="Times New Roman" w:cs="Arial"/>
+                <w:color w:val="000000"/>
+                <w:sz w:val="20"/>
+                <w:szCs w:val="20"/>
+                <w:lang w:eastAsia="en-ID"/>
               </w:rPr>
               <w:br/>
-              <w:t xml:space="preserve">sertifikat sisa 1 </w:t>
-            </w:r>
-            <w:r>
-              <w:rPr>
-                <w:rFonts w:eastAsia="Times New Roman" w:cs="Arial"/>
-                <w:color w:val="000000"/>
-                <w:sz w:val="20"/>
-                <w:szCs w:val="20"/>
-                <w:lang w:val="sv-SE" w:eastAsia="en-ID"/>
+            </w:r>
+            <w:proofErr w:type="spellStart"/>
+            <w:r>
+              <w:rPr>
+                <w:rFonts w:eastAsia="Times New Roman" w:cs="Arial"/>
+                <w:color w:val="000000"/>
+                <w:sz w:val="20"/>
+                <w:szCs w:val="20"/>
+                <w:lang w:eastAsia="en-ID"/>
+              </w:rPr>
+              <w:t>sertifikat</w:t>
+            </w:r>
+            <w:proofErr w:type="spellEnd"/>
+            <w:r>
+              <w:rPr>
+                <w:rFonts w:eastAsia="Times New Roman" w:cs="Arial"/>
+                <w:color w:val="000000"/>
+                <w:sz w:val="20"/>
+                <w:szCs w:val="20"/>
+                <w:lang w:eastAsia="en-ID"/>
+              </w:rPr>
+              <w:t xml:space="preserve"> </w:t>
+            </w:r>
+            <w:proofErr w:type="spellStart"/>
+            <w:r>
+              <w:rPr>
+                <w:rFonts w:eastAsia="Times New Roman" w:cs="Arial"/>
+                <w:color w:val="000000"/>
+                <w:sz w:val="20"/>
+                <w:szCs w:val="20"/>
+                <w:lang w:eastAsia="en-ID"/>
+              </w:rPr>
+              <w:t>sisa</w:t>
+            </w:r>
+            <w:proofErr w:type="spellEnd"/>
+            <w:r>
+              <w:rPr>
+                <w:rFonts w:eastAsia="Times New Roman" w:cs="Arial"/>
+                <w:color w:val="000000"/>
+                <w:sz w:val="20"/>
+                <w:szCs w:val="20"/>
+                <w:lang w:eastAsia="en-ID"/>
+              </w:rPr>
+              <w:t xml:space="preserve"> 1 </w:t>
+            </w:r>
+            <w:r>
+              <w:rPr>
+                <w:rFonts w:eastAsia="Times New Roman" w:cs="Arial"/>
+                <w:color w:val="000000"/>
+                <w:sz w:val="20"/>
+                <w:szCs w:val="20"/>
+                <w:lang w:eastAsia="en-ID"/>
               </w:rPr>
               <w:br/>
-              <w:t xml:space="preserve">bulan mendekati </w:t>
-            </w:r>
-            <w:r>
-              <w:rPr>
-                <w:rFonts w:eastAsia="Times New Roman" w:cs="Arial"/>
-                <w:color w:val="000000"/>
-                <w:sz w:val="20"/>
-                <w:szCs w:val="20"/>
-                <w:lang w:val="sv-SE" w:eastAsia="en-ID"/>
+            </w:r>
+            <w:proofErr w:type="spellStart"/>
+            <w:r>
+              <w:rPr>
+                <w:rFonts w:eastAsia="Times New Roman" w:cs="Arial"/>
+                <w:color w:val="000000"/>
+                <w:sz w:val="20"/>
+                <w:szCs w:val="20"/>
+                <w:lang w:eastAsia="en-ID"/>
+              </w:rPr>
+              <w:t>bulan</w:t>
+            </w:r>
+            <w:proofErr w:type="spellEnd"/>
+            <w:r>
+              <w:rPr>
+                <w:rFonts w:eastAsia="Times New Roman" w:cs="Arial"/>
+                <w:color w:val="000000"/>
+                <w:sz w:val="20"/>
+                <w:szCs w:val="20"/>
+                <w:lang w:eastAsia="en-ID"/>
+              </w:rPr>
+              <w:t xml:space="preserve"> </w:t>
+            </w:r>
+            <w:proofErr w:type="spellStart"/>
+            <w:r>
+              <w:rPr>
+                <w:rFonts w:eastAsia="Times New Roman" w:cs="Arial"/>
+                <w:color w:val="000000"/>
+                <w:sz w:val="20"/>
+                <w:szCs w:val="20"/>
+                <w:lang w:eastAsia="en-ID"/>
+              </w:rPr>
+              <w:t>mendekati</w:t>
+            </w:r>
+            <w:proofErr w:type="spellEnd"/>
+            <w:r>
+              <w:rPr>
+                <w:rFonts w:eastAsia="Times New Roman" w:cs="Arial"/>
+                <w:color w:val="000000"/>
+                <w:sz w:val="20"/>
+                <w:szCs w:val="20"/>
+                <w:lang w:eastAsia="en-ID"/>
+              </w:rPr>
+              <w:t xml:space="preserve"> </w:t>
+            </w:r>
+            <w:r>
+              <w:rPr>
+                <w:rFonts w:eastAsia="Times New Roman" w:cs="Arial"/>
+                <w:color w:val="000000"/>
+                <w:sz w:val="20"/>
+                <w:szCs w:val="20"/>
+                <w:lang w:eastAsia="en-ID"/>
               </w:rPr>
               <w:br/>
-              <w:t xml:space="preserve">tanggal masa </w:t>
-            </w:r>
-            <w:r>
-              <w:rPr>
-                <w:rFonts w:eastAsia="Times New Roman" w:cs="Arial"/>
-                <w:color w:val="000000"/>
-                <w:sz w:val="20"/>
-                <w:szCs w:val="20"/>
-                <w:lang w:val="sv-SE" w:eastAsia="en-ID"/>
+            </w:r>
+            <w:proofErr w:type="spellStart"/>
+            <w:r>
+              <w:rPr>
+                <w:rFonts w:eastAsia="Times New Roman" w:cs="Arial"/>
+                <w:color w:val="000000"/>
+                <w:sz w:val="20"/>
+                <w:szCs w:val="20"/>
+                <w:lang w:eastAsia="en-ID"/>
+              </w:rPr>
+              <w:t>tanggal</w:t>
+            </w:r>
+            <w:proofErr w:type="spellEnd"/>
+            <w:r>
+              <w:rPr>
+                <w:rFonts w:eastAsia="Times New Roman" w:cs="Arial"/>
+                <w:color w:val="000000"/>
+                <w:sz w:val="20"/>
+                <w:szCs w:val="20"/>
+                <w:lang w:eastAsia="en-ID"/>
+              </w:rPr>
+              <w:t xml:space="preserve"> masa </w:t>
+            </w:r>
+            <w:r>
+              <w:rPr>
+                <w:rFonts w:eastAsia="Times New Roman" w:cs="Arial"/>
+                <w:color w:val="000000"/>
+                <w:sz w:val="20"/>
+                <w:szCs w:val="20"/>
+                <w:lang w:eastAsia="en-ID"/>
               </w:rPr>
               <w:br/>
-              <w:t xml:space="preserve">berlaku </w:t>
+            </w:r>
+            <w:proofErr w:type="spellStart"/>
+            <w:r>
+              <w:rPr>
+                <w:rFonts w:eastAsia="Times New Roman" w:cs="Arial"/>
+                <w:color w:val="000000"/>
+                <w:sz w:val="20"/>
+                <w:szCs w:val="20"/>
+                <w:lang w:eastAsia="en-ID"/>
+              </w:rPr>
+              <w:t>berlaku</w:t>
+            </w:r>
+            <w:proofErr w:type="spellEnd"/>
+            <w:r>
+              <w:rPr>
+                <w:rFonts w:eastAsia="Times New Roman" w:cs="Arial"/>
+                <w:color w:val="000000"/>
+                <w:sz w:val="20"/>
+                <w:szCs w:val="20"/>
+                <w:lang w:eastAsia="en-ID"/>
+              </w:rPr>
+              <w:t xml:space="preserve"> </w:t>
             </w:r>
           </w:p>
         </w:tc>
@@ -8416,8 +11937,8 @@
               <w:bottom w:val="single" w:sz="4" w:space="0" w:color="000000"/>
               <w:right w:val="single" w:sz="4" w:space="0" w:color="000000"/>
             </w:tcBorders>
+            <w:hideMark/>
             <w:vAlign w:val="center"/>
-            <w:hideMark/>
           </w:tcPr>
           <w:p>
             <w:pPr>
@@ -8428,7 +11949,7 @@
                 <w:color w:val="000000"/>
                 <w:sz w:val="20"/>
                 <w:szCs w:val="20"/>
-                <w:lang w:val="sv-SE" w:eastAsia="en-ID"/>
+                <w:lang w:eastAsia="en-ID"/>
               </w:rPr>
             </w:pPr>
             <w:r>
@@ -8437,53 +11958,203 @@
                 <w:color w:val="000000"/>
                 <w:sz w:val="20"/>
                 <w:szCs w:val="20"/>
-                <w:lang w:val="sv-SE" w:eastAsia="en-ID"/>
-              </w:rPr>
-              <w:t xml:space="preserve">Masa berlaku </w:t>
-            </w:r>
-            <w:r>
-              <w:rPr>
-                <w:rFonts w:eastAsia="Times New Roman" w:cs="Arial"/>
-                <w:color w:val="000000"/>
-                <w:sz w:val="20"/>
-                <w:szCs w:val="20"/>
-                <w:lang w:val="sv-SE" w:eastAsia="en-ID"/>
+                <w:lang w:eastAsia="en-ID"/>
+              </w:rPr>
+              <w:t xml:space="preserve">Masa </w:t>
+            </w:r>
+            <w:proofErr w:type="spellStart"/>
+            <w:r>
+              <w:rPr>
+                <w:rFonts w:eastAsia="Times New Roman" w:cs="Arial"/>
+                <w:color w:val="000000"/>
+                <w:sz w:val="20"/>
+                <w:szCs w:val="20"/>
+                <w:lang w:eastAsia="en-ID"/>
+              </w:rPr>
+              <w:t>berlaku</w:t>
+            </w:r>
+            <w:proofErr w:type="spellEnd"/>
+            <w:r>
+              <w:rPr>
+                <w:rFonts w:eastAsia="Times New Roman" w:cs="Arial"/>
+                <w:color w:val="000000"/>
+                <w:sz w:val="20"/>
+                <w:szCs w:val="20"/>
+                <w:lang w:eastAsia="en-ID"/>
+              </w:rPr>
+              <w:t xml:space="preserve"> </w:t>
+            </w:r>
+            <w:r>
+              <w:rPr>
+                <w:rFonts w:eastAsia="Times New Roman" w:cs="Arial"/>
+                <w:color w:val="000000"/>
+                <w:sz w:val="20"/>
+                <w:szCs w:val="20"/>
+                <w:lang w:eastAsia="en-ID"/>
               </w:rPr>
               <w:br/>
-              <w:t xml:space="preserve">sertifikat sisa 3 </w:t>
-            </w:r>
-            <w:r>
-              <w:rPr>
-                <w:rFonts w:eastAsia="Times New Roman" w:cs="Arial"/>
-                <w:color w:val="000000"/>
-                <w:sz w:val="20"/>
-                <w:szCs w:val="20"/>
-                <w:lang w:val="sv-SE" w:eastAsia="en-ID"/>
+            </w:r>
+            <w:proofErr w:type="spellStart"/>
+            <w:r>
+              <w:rPr>
+                <w:rFonts w:eastAsia="Times New Roman" w:cs="Arial"/>
+                <w:color w:val="000000"/>
+                <w:sz w:val="20"/>
+                <w:szCs w:val="20"/>
+                <w:lang w:eastAsia="en-ID"/>
+              </w:rPr>
+              <w:t>sertifikat</w:t>
+            </w:r>
+            <w:proofErr w:type="spellEnd"/>
+            <w:r>
+              <w:rPr>
+                <w:rFonts w:eastAsia="Times New Roman" w:cs="Arial"/>
+                <w:color w:val="000000"/>
+                <w:sz w:val="20"/>
+                <w:szCs w:val="20"/>
+                <w:lang w:eastAsia="en-ID"/>
+              </w:rPr>
+              <w:t xml:space="preserve"> </w:t>
+            </w:r>
+            <w:proofErr w:type="spellStart"/>
+            <w:r>
+              <w:rPr>
+                <w:rFonts w:eastAsia="Times New Roman" w:cs="Arial"/>
+                <w:color w:val="000000"/>
+                <w:sz w:val="20"/>
+                <w:szCs w:val="20"/>
+                <w:lang w:eastAsia="en-ID"/>
+              </w:rPr>
+              <w:t>sisa</w:t>
+            </w:r>
+            <w:proofErr w:type="spellEnd"/>
+            <w:r>
+              <w:rPr>
+                <w:rFonts w:eastAsia="Times New Roman" w:cs="Arial"/>
+                <w:color w:val="000000"/>
+                <w:sz w:val="20"/>
+                <w:szCs w:val="20"/>
+                <w:lang w:eastAsia="en-ID"/>
+              </w:rPr>
+              <w:t xml:space="preserve"> 3 </w:t>
+            </w:r>
+            <w:r>
+              <w:rPr>
+                <w:rFonts w:eastAsia="Times New Roman" w:cs="Arial"/>
+                <w:color w:val="000000"/>
+                <w:sz w:val="20"/>
+                <w:szCs w:val="20"/>
+                <w:lang w:eastAsia="en-ID"/>
               </w:rPr>
               <w:br/>
-              <w:t xml:space="preserve">bulan mendekati </w:t>
-            </w:r>
-            <w:r>
-              <w:rPr>
-                <w:rFonts w:eastAsia="Times New Roman" w:cs="Arial"/>
-                <w:color w:val="000000"/>
-                <w:sz w:val="20"/>
-                <w:szCs w:val="20"/>
-                <w:lang w:val="sv-SE" w:eastAsia="en-ID"/>
+            </w:r>
+            <w:proofErr w:type="spellStart"/>
+            <w:r>
+              <w:rPr>
+                <w:rFonts w:eastAsia="Times New Roman" w:cs="Arial"/>
+                <w:color w:val="000000"/>
+                <w:sz w:val="20"/>
+                <w:szCs w:val="20"/>
+                <w:lang w:eastAsia="en-ID"/>
+              </w:rPr>
+              <w:t>bulan</w:t>
+            </w:r>
+            <w:proofErr w:type="spellEnd"/>
+            <w:r>
+              <w:rPr>
+                <w:rFonts w:eastAsia="Times New Roman" w:cs="Arial"/>
+                <w:color w:val="000000"/>
+                <w:sz w:val="20"/>
+                <w:szCs w:val="20"/>
+                <w:lang w:eastAsia="en-ID"/>
+              </w:rPr>
+              <w:t xml:space="preserve"> </w:t>
+            </w:r>
+            <w:proofErr w:type="spellStart"/>
+            <w:r>
+              <w:rPr>
+                <w:rFonts w:eastAsia="Times New Roman" w:cs="Arial"/>
+                <w:color w:val="000000"/>
+                <w:sz w:val="20"/>
+                <w:szCs w:val="20"/>
+                <w:lang w:eastAsia="en-ID"/>
+              </w:rPr>
+              <w:t>mendekati</w:t>
+            </w:r>
+            <w:proofErr w:type="spellEnd"/>
+            <w:r>
+              <w:rPr>
+                <w:rFonts w:eastAsia="Times New Roman" w:cs="Arial"/>
+                <w:color w:val="000000"/>
+                <w:sz w:val="20"/>
+                <w:szCs w:val="20"/>
+                <w:lang w:eastAsia="en-ID"/>
+              </w:rPr>
+              <w:t xml:space="preserve"> </w:t>
+            </w:r>
+            <w:r>
+              <w:rPr>
+                <w:rFonts w:eastAsia="Times New Roman" w:cs="Arial"/>
+                <w:color w:val="000000"/>
+                <w:sz w:val="20"/>
+                <w:szCs w:val="20"/>
+                <w:lang w:eastAsia="en-ID"/>
               </w:rPr>
               <w:br/>
-              <w:t xml:space="preserve">tanggal masa </w:t>
-            </w:r>
-            <w:r>
-              <w:rPr>
-                <w:rFonts w:eastAsia="Times New Roman" w:cs="Arial"/>
-                <w:color w:val="000000"/>
-                <w:sz w:val="20"/>
-                <w:szCs w:val="20"/>
-                <w:lang w:val="sv-SE" w:eastAsia="en-ID"/>
+            </w:r>
+            <w:proofErr w:type="spellStart"/>
+            <w:r>
+              <w:rPr>
+                <w:rFonts w:eastAsia="Times New Roman" w:cs="Arial"/>
+                <w:color w:val="000000"/>
+                <w:sz w:val="20"/>
+                <w:szCs w:val="20"/>
+                <w:lang w:eastAsia="en-ID"/>
+              </w:rPr>
+              <w:t>tanggal</w:t>
+            </w:r>
+            <w:proofErr w:type="spellEnd"/>
+            <w:r>
+              <w:rPr>
+                <w:rFonts w:eastAsia="Times New Roman" w:cs="Arial"/>
+                <w:color w:val="000000"/>
+                <w:sz w:val="20"/>
+                <w:szCs w:val="20"/>
+                <w:lang w:eastAsia="en-ID"/>
+              </w:rPr>
+              <w:t xml:space="preserve"> masa </w:t>
+            </w:r>
+            <w:r>
+              <w:rPr>
+                <w:rFonts w:eastAsia="Times New Roman" w:cs="Arial"/>
+                <w:color w:val="000000"/>
+                <w:sz w:val="20"/>
+                <w:szCs w:val="20"/>
+                <w:lang w:eastAsia="en-ID"/>
               </w:rPr>
               <w:br/>
-              <w:t xml:space="preserve">berlaku </w:t>
+            </w:r>
+            <w:proofErr w:type="spellStart"/>
+            <w:r>
+              <w:rPr>
+                <w:rFonts w:eastAsia="Times New Roman" w:cs="Arial"/>
+                <w:color w:val="000000"/>
+                <w:sz w:val="20"/>
+                <w:szCs w:val="20"/>
+                <w:lang w:eastAsia="en-ID"/>
+              </w:rPr>
+              <w:t>berlaku</w:t>
+            </w:r>
+            <w:proofErr w:type="spellEnd"/>
+            <w:r>
+              <w:rPr>
+                <w:rFonts w:eastAsia="Times New Roman" w:cs="Arial"/>
+                <w:color w:val="000000"/>
+                <w:sz w:val="20"/>
+                <w:szCs w:val="20"/>
+                <w:lang w:eastAsia="en-ID"/>
+              </w:rPr>
+              <w:t xml:space="preserve"> </w:t>
             </w:r>
           </w:p>
         </w:tc>
@@ -8496,8 +12167,8 @@
               <w:bottom w:val="single" w:sz="4" w:space="0" w:color="000000"/>
               <w:right w:val="single" w:sz="4" w:space="0" w:color="000000"/>
             </w:tcBorders>
+            <w:hideMark/>
             <w:vAlign w:val="center"/>
-            <w:hideMark/>
           </w:tcPr>
           <w:p>
             <w:pPr>
@@ -8691,8 +12362,8 @@
               <w:bottom w:val="single" w:sz="4" w:space="0" w:color="000000"/>
               <w:right w:val="single" w:sz="4" w:space="0" w:color="000000"/>
             </w:tcBorders>
+            <w:hideMark/>
             <w:vAlign w:val="center"/>
-            <w:hideMark/>
           </w:tcPr>
           <w:p>
             <w:pPr>
@@ -8935,8 +12606,8 @@
               <w:bottom w:val="single" w:sz="4" w:space="0" w:color="000000"/>
               <w:right w:val="single" w:sz="4" w:space="0" w:color="000000"/>
             </w:tcBorders>
+            <w:hideMark/>
             <w:vAlign w:val="center"/>
-            <w:hideMark/>
           </w:tcPr>
           <w:p>
             <w:pPr>
@@ -9193,8 +12864,8 @@
               <w:bottom w:val="single" w:sz="4" w:space="0" w:color="000000"/>
               <w:right w:val="single" w:sz="4" w:space="0" w:color="000000"/>
             </w:tcBorders>
+            <w:hideMark/>
             <w:vAlign w:val="center"/>
-            <w:hideMark/>
           </w:tcPr>
           <w:p>
             <w:pPr>
@@ -9229,8 +12900,8 @@
               <w:bottom w:val="single" w:sz="4" w:space="0" w:color="000000"/>
               <w:right w:val="single" w:sz="4" w:space="0" w:color="000000"/>
             </w:tcBorders>
+            <w:hideMark/>
             <w:vAlign w:val="center"/>
-            <w:hideMark/>
           </w:tcPr>
           <w:p>
             <w:pPr>
@@ -9321,8 +12992,8 @@
               <w:bottom w:val="single" w:sz="4" w:space="0" w:color="000000"/>
               <w:right w:val="single" w:sz="4" w:space="0" w:color="000000"/>
             </w:tcBorders>
+            <w:hideMark/>
             <w:vAlign w:val="center"/>
-            <w:hideMark/>
           </w:tcPr>
           <w:p>
             <w:pPr>
@@ -9333,18 +13004,140 @@
                 <w:color w:val="000000"/>
                 <w:sz w:val="20"/>
                 <w:szCs w:val="20"/>
-                <w:lang w:val="sv-SE" w:eastAsia="en-ID"/>
+                <w:lang w:eastAsia="en-ID"/>
               </w:rPr>
             </w:pPr>
-            <w:r>
-              <w:rPr>
-                <w:rFonts w:eastAsia="Times New Roman" w:cs="Arial"/>
-                <w:color w:val="000000"/>
-                <w:sz w:val="20"/>
-                <w:szCs w:val="20"/>
-                <w:lang w:val="sv-SE" w:eastAsia="en-ID"/>
-              </w:rPr>
-              <w:t>Memiliki masa berlaku mendekati 1 bulan dari tanggal expired</w:t>
+            <w:proofErr w:type="spellStart"/>
+            <w:r>
+              <w:rPr>
+                <w:rFonts w:eastAsia="Times New Roman" w:cs="Arial"/>
+                <w:color w:val="000000"/>
+                <w:sz w:val="20"/>
+                <w:szCs w:val="20"/>
+                <w:lang w:eastAsia="en-ID"/>
+              </w:rPr>
+              <w:t>Memiliki</w:t>
+            </w:r>
+            <w:proofErr w:type="spellEnd"/>
+            <w:r>
+              <w:rPr>
+                <w:rFonts w:eastAsia="Times New Roman" w:cs="Arial"/>
+                <w:color w:val="000000"/>
+                <w:sz w:val="20"/>
+                <w:szCs w:val="20"/>
+                <w:lang w:eastAsia="en-ID"/>
+              </w:rPr>
+              <w:t xml:space="preserve"> masa </w:t>
+            </w:r>
+            <w:proofErr w:type="spellStart"/>
+            <w:r>
+              <w:rPr>
+                <w:rFonts w:eastAsia="Times New Roman" w:cs="Arial"/>
+                <w:color w:val="000000"/>
+                <w:sz w:val="20"/>
+                <w:szCs w:val="20"/>
+                <w:lang w:eastAsia="en-ID"/>
+              </w:rPr>
+              <w:t>berlaku</w:t>
+            </w:r>
+            <w:proofErr w:type="spellEnd"/>
+            <w:r>
+              <w:rPr>
+                <w:rFonts w:eastAsia="Times New Roman" w:cs="Arial"/>
+                <w:color w:val="000000"/>
+                <w:sz w:val="20"/>
+                <w:szCs w:val="20"/>
+                <w:lang w:eastAsia="en-ID"/>
+              </w:rPr>
+              <w:t xml:space="preserve"> </w:t>
+            </w:r>
+            <w:proofErr w:type="spellStart"/>
+            <w:r>
+              <w:rPr>
+                <w:rFonts w:eastAsia="Times New Roman" w:cs="Arial"/>
+                <w:color w:val="000000"/>
+                <w:sz w:val="20"/>
+                <w:szCs w:val="20"/>
+                <w:lang w:eastAsia="en-ID"/>
+              </w:rPr>
+              <w:t>mendekati</w:t>
+            </w:r>
+            <w:proofErr w:type="spellEnd"/>
+            <w:r>
+              <w:rPr>
+                <w:rFonts w:eastAsia="Times New Roman" w:cs="Arial"/>
+                <w:color w:val="000000"/>
+                <w:sz w:val="20"/>
+                <w:szCs w:val="20"/>
+                <w:lang w:eastAsia="en-ID"/>
+              </w:rPr>
+              <w:t xml:space="preserve"> 1 </w:t>
+            </w:r>
+            <w:proofErr w:type="spellStart"/>
+            <w:r>
+              <w:rPr>
+                <w:rFonts w:eastAsia="Times New Roman" w:cs="Arial"/>
+                <w:color w:val="000000"/>
+                <w:sz w:val="20"/>
+                <w:szCs w:val="20"/>
+                <w:lang w:eastAsia="en-ID"/>
+              </w:rPr>
+              <w:t>bulan</w:t>
+            </w:r>
+            <w:proofErr w:type="spellEnd"/>
+            <w:r>
+              <w:rPr>
+                <w:rFonts w:eastAsia="Times New Roman" w:cs="Arial"/>
+                <w:color w:val="000000"/>
+                <w:sz w:val="20"/>
+                <w:szCs w:val="20"/>
+                <w:lang w:eastAsia="en-ID"/>
+              </w:rPr>
+              <w:t xml:space="preserve"> </w:t>
+            </w:r>
+            <w:proofErr w:type="spellStart"/>
+            <w:r>
+              <w:rPr>
+                <w:rFonts w:eastAsia="Times New Roman" w:cs="Arial"/>
+                <w:color w:val="000000"/>
+                <w:sz w:val="20"/>
+                <w:szCs w:val="20"/>
+                <w:lang w:eastAsia="en-ID"/>
+              </w:rPr>
+              <w:t>dari</w:t>
+            </w:r>
+            <w:proofErr w:type="spellEnd"/>
+            <w:r>
+              <w:rPr>
+                <w:rFonts w:eastAsia="Times New Roman" w:cs="Arial"/>
+                <w:color w:val="000000"/>
+                <w:sz w:val="20"/>
+                <w:szCs w:val="20"/>
+                <w:lang w:eastAsia="en-ID"/>
+              </w:rPr>
+              <w:t xml:space="preserve"> </w:t>
+            </w:r>
+            <w:proofErr w:type="spellStart"/>
+            <w:r>
+              <w:rPr>
+                <w:rFonts w:eastAsia="Times New Roman" w:cs="Arial"/>
+                <w:color w:val="000000"/>
+                <w:sz w:val="20"/>
+                <w:szCs w:val="20"/>
+                <w:lang w:eastAsia="en-ID"/>
+              </w:rPr>
+              <w:t>tanggal</w:t>
+            </w:r>
+            <w:proofErr w:type="spellEnd"/>
+            <w:r>
+              <w:rPr>
+                <w:rFonts w:eastAsia="Times New Roman" w:cs="Arial"/>
+                <w:color w:val="000000"/>
+                <w:sz w:val="20"/>
+                <w:szCs w:val="20"/>
+                <w:lang w:eastAsia="en-ID"/>
+              </w:rPr>
+              <w:t xml:space="preserve"> expired</w:t>
             </w:r>
           </w:p>
         </w:tc>
@@ -9357,8 +13150,8 @@
               <w:bottom w:val="single" w:sz="4" w:space="0" w:color="000000"/>
               <w:right w:val="single" w:sz="4" w:space="0" w:color="000000"/>
             </w:tcBorders>
+            <w:hideMark/>
             <w:vAlign w:val="center"/>
-            <w:hideMark/>
           </w:tcPr>
           <w:p>
             <w:pPr>
@@ -9369,18 +13162,140 @@
                 <w:color w:val="000000"/>
                 <w:sz w:val="20"/>
                 <w:szCs w:val="20"/>
-                <w:lang w:val="sv-SE" w:eastAsia="en-ID"/>
+                <w:lang w:eastAsia="en-ID"/>
               </w:rPr>
             </w:pPr>
-            <w:r>
-              <w:rPr>
-                <w:rFonts w:eastAsia="Times New Roman" w:cs="Arial"/>
-                <w:color w:val="000000"/>
-                <w:sz w:val="20"/>
-                <w:szCs w:val="20"/>
-                <w:lang w:val="sv-SE" w:eastAsia="en-ID"/>
-              </w:rPr>
-              <w:t>Memiliki masa berlaku mendekati 3 bulan dari tanggal expired</w:t>
+            <w:proofErr w:type="spellStart"/>
+            <w:r>
+              <w:rPr>
+                <w:rFonts w:eastAsia="Times New Roman" w:cs="Arial"/>
+                <w:color w:val="000000"/>
+                <w:sz w:val="20"/>
+                <w:szCs w:val="20"/>
+                <w:lang w:eastAsia="en-ID"/>
+              </w:rPr>
+              <w:t>Memiliki</w:t>
+            </w:r>
+            <w:proofErr w:type="spellEnd"/>
+            <w:r>
+              <w:rPr>
+                <w:rFonts w:eastAsia="Times New Roman" w:cs="Arial"/>
+                <w:color w:val="000000"/>
+                <w:sz w:val="20"/>
+                <w:szCs w:val="20"/>
+                <w:lang w:eastAsia="en-ID"/>
+              </w:rPr>
+              <w:t xml:space="preserve"> masa </w:t>
+            </w:r>
+            <w:proofErr w:type="spellStart"/>
+            <w:r>
+              <w:rPr>
+                <w:rFonts w:eastAsia="Times New Roman" w:cs="Arial"/>
+                <w:color w:val="000000"/>
+                <w:sz w:val="20"/>
+                <w:szCs w:val="20"/>
+                <w:lang w:eastAsia="en-ID"/>
+              </w:rPr>
+              <w:t>berlaku</w:t>
+            </w:r>
+            <w:proofErr w:type="spellEnd"/>
+            <w:r>
+              <w:rPr>
+                <w:rFonts w:eastAsia="Times New Roman" w:cs="Arial"/>
+                <w:color w:val="000000"/>
+                <w:sz w:val="20"/>
+                <w:szCs w:val="20"/>
+                <w:lang w:eastAsia="en-ID"/>
+              </w:rPr>
+              <w:t xml:space="preserve"> </w:t>
+            </w:r>
+            <w:proofErr w:type="spellStart"/>
+            <w:r>
+              <w:rPr>
+                <w:rFonts w:eastAsia="Times New Roman" w:cs="Arial"/>
+                <w:color w:val="000000"/>
+                <w:sz w:val="20"/>
+                <w:szCs w:val="20"/>
+                <w:lang w:eastAsia="en-ID"/>
+              </w:rPr>
+              <w:t>mendekati</w:t>
+            </w:r>
+            <w:proofErr w:type="spellEnd"/>
+            <w:r>
+              <w:rPr>
+                <w:rFonts w:eastAsia="Times New Roman" w:cs="Arial"/>
+                <w:color w:val="000000"/>
+                <w:sz w:val="20"/>
+                <w:szCs w:val="20"/>
+                <w:lang w:eastAsia="en-ID"/>
+              </w:rPr>
+              <w:t xml:space="preserve"> 3 </w:t>
+            </w:r>
+            <w:proofErr w:type="spellStart"/>
+            <w:r>
+              <w:rPr>
+                <w:rFonts w:eastAsia="Times New Roman" w:cs="Arial"/>
+                <w:color w:val="000000"/>
+                <w:sz w:val="20"/>
+                <w:szCs w:val="20"/>
+                <w:lang w:eastAsia="en-ID"/>
+              </w:rPr>
+              <w:t>bulan</w:t>
+            </w:r>
+            <w:proofErr w:type="spellEnd"/>
+            <w:r>
+              <w:rPr>
+                <w:rFonts w:eastAsia="Times New Roman" w:cs="Arial"/>
+                <w:color w:val="000000"/>
+                <w:sz w:val="20"/>
+                <w:szCs w:val="20"/>
+                <w:lang w:eastAsia="en-ID"/>
+              </w:rPr>
+              <w:t xml:space="preserve"> </w:t>
+            </w:r>
+            <w:proofErr w:type="spellStart"/>
+            <w:r>
+              <w:rPr>
+                <w:rFonts w:eastAsia="Times New Roman" w:cs="Arial"/>
+                <w:color w:val="000000"/>
+                <w:sz w:val="20"/>
+                <w:szCs w:val="20"/>
+                <w:lang w:eastAsia="en-ID"/>
+              </w:rPr>
+              <w:t>dari</w:t>
+            </w:r>
+            <w:proofErr w:type="spellEnd"/>
+            <w:r>
+              <w:rPr>
+                <w:rFonts w:eastAsia="Times New Roman" w:cs="Arial"/>
+                <w:color w:val="000000"/>
+                <w:sz w:val="20"/>
+                <w:szCs w:val="20"/>
+                <w:lang w:eastAsia="en-ID"/>
+              </w:rPr>
+              <w:t xml:space="preserve"> </w:t>
+            </w:r>
+            <w:proofErr w:type="spellStart"/>
+            <w:r>
+              <w:rPr>
+                <w:rFonts w:eastAsia="Times New Roman" w:cs="Arial"/>
+                <w:color w:val="000000"/>
+                <w:sz w:val="20"/>
+                <w:szCs w:val="20"/>
+                <w:lang w:eastAsia="en-ID"/>
+              </w:rPr>
+              <w:t>tanggal</w:t>
+            </w:r>
+            <w:proofErr w:type="spellEnd"/>
+            <w:r>
+              <w:rPr>
+                <w:rFonts w:eastAsia="Times New Roman" w:cs="Arial"/>
+                <w:color w:val="000000"/>
+                <w:sz w:val="20"/>
+                <w:szCs w:val="20"/>
+                <w:lang w:eastAsia="en-ID"/>
+              </w:rPr>
+              <w:t xml:space="preserve"> expired</w:t>
             </w:r>
           </w:p>
         </w:tc>
@@ -9393,8 +13308,8 @@
               <w:bottom w:val="single" w:sz="4" w:space="0" w:color="000000"/>
               <w:right w:val="single" w:sz="4" w:space="0" w:color="000000"/>
             </w:tcBorders>
+            <w:hideMark/>
             <w:vAlign w:val="center"/>
-            <w:hideMark/>
           </w:tcPr>
           <w:p>
             <w:pPr>
@@ -9405,18 +13320,162 @@
                 <w:color w:val="000000"/>
                 <w:sz w:val="20"/>
                 <w:szCs w:val="20"/>
-                <w:lang w:val="sv-SE" w:eastAsia="en-ID"/>
+                <w:lang w:eastAsia="en-ID"/>
               </w:rPr>
             </w:pPr>
-            <w:r>
-              <w:rPr>
-                <w:rFonts w:eastAsia="Times New Roman" w:cs="Arial"/>
-                <w:color w:val="000000"/>
-                <w:sz w:val="20"/>
-                <w:szCs w:val="20"/>
-                <w:lang w:val="sv-SE" w:eastAsia="en-ID"/>
-              </w:rPr>
-              <w:t>Memiliki masa berlaku lebih dari 3 bulan dari tanggal expired</w:t>
+            <w:proofErr w:type="spellStart"/>
+            <w:r>
+              <w:rPr>
+                <w:rFonts w:eastAsia="Times New Roman" w:cs="Arial"/>
+                <w:color w:val="000000"/>
+                <w:sz w:val="20"/>
+                <w:szCs w:val="20"/>
+                <w:lang w:eastAsia="en-ID"/>
+              </w:rPr>
+              <w:t>Memiliki</w:t>
+            </w:r>
+            <w:proofErr w:type="spellEnd"/>
+            <w:r>
+              <w:rPr>
+                <w:rFonts w:eastAsia="Times New Roman" w:cs="Arial"/>
+                <w:color w:val="000000"/>
+                <w:sz w:val="20"/>
+                <w:szCs w:val="20"/>
+                <w:lang w:eastAsia="en-ID"/>
+              </w:rPr>
+              <w:t xml:space="preserve"> masa </w:t>
+            </w:r>
+            <w:proofErr w:type="spellStart"/>
+            <w:r>
+              <w:rPr>
+                <w:rFonts w:eastAsia="Times New Roman" w:cs="Arial"/>
+                <w:color w:val="000000"/>
+                <w:sz w:val="20"/>
+                <w:szCs w:val="20"/>
+                <w:lang w:eastAsia="en-ID"/>
+              </w:rPr>
+              <w:t>berlaku</w:t>
+            </w:r>
+            <w:proofErr w:type="spellEnd"/>
+            <w:r>
+              <w:rPr>
+                <w:rFonts w:eastAsia="Times New Roman" w:cs="Arial"/>
+                <w:color w:val="000000"/>
+                <w:sz w:val="20"/>
+                <w:szCs w:val="20"/>
+                <w:lang w:eastAsia="en-ID"/>
+              </w:rPr>
+              <w:t xml:space="preserve"> </w:t>
+            </w:r>
+            <w:proofErr w:type="spellStart"/>
+            <w:r>
+              <w:rPr>
+                <w:rFonts w:eastAsia="Times New Roman" w:cs="Arial"/>
+                <w:color w:val="000000"/>
+                <w:sz w:val="20"/>
+                <w:szCs w:val="20"/>
+                <w:lang w:eastAsia="en-ID"/>
+              </w:rPr>
+              <w:t>lebih</w:t>
+            </w:r>
+            <w:proofErr w:type="spellEnd"/>
+            <w:r>
+              <w:rPr>
+                <w:rFonts w:eastAsia="Times New Roman" w:cs="Arial"/>
+                <w:color w:val="000000"/>
+                <w:sz w:val="20"/>
+                <w:szCs w:val="20"/>
+                <w:lang w:eastAsia="en-ID"/>
+              </w:rPr>
+              <w:t xml:space="preserve"> </w:t>
+            </w:r>
+            <w:proofErr w:type="spellStart"/>
+            <w:r>
+              <w:rPr>
+                <w:rFonts w:eastAsia="Times New Roman" w:cs="Arial"/>
+                <w:color w:val="000000"/>
+                <w:sz w:val="20"/>
+                <w:szCs w:val="20"/>
+                <w:lang w:eastAsia="en-ID"/>
+              </w:rPr>
+              <w:t>dari</w:t>
+            </w:r>
+            <w:proofErr w:type="spellEnd"/>
+            <w:r>
+              <w:rPr>
+                <w:rFonts w:eastAsia="Times New Roman" w:cs="Arial"/>
+                <w:color w:val="000000"/>
+                <w:sz w:val="20"/>
+                <w:szCs w:val="20"/>
+                <w:lang w:eastAsia="en-ID"/>
+              </w:rPr>
+              <w:t xml:space="preserve"> 3 </w:t>
+            </w:r>
+            <w:proofErr w:type="spellStart"/>
+            <w:r>
+              <w:rPr>
+                <w:rFonts w:eastAsia="Times New Roman" w:cs="Arial"/>
+                <w:color w:val="000000"/>
+                <w:sz w:val="20"/>
+                <w:szCs w:val="20"/>
+                <w:lang w:eastAsia="en-ID"/>
+              </w:rPr>
+              <w:t>bulan</w:t>
+            </w:r>
+            <w:proofErr w:type="spellEnd"/>
+            <w:r>
+              <w:rPr>
+                <w:rFonts w:eastAsia="Times New Roman" w:cs="Arial"/>
+                <w:color w:val="000000"/>
+                <w:sz w:val="20"/>
+                <w:szCs w:val="20"/>
+                <w:lang w:eastAsia="en-ID"/>
+              </w:rPr>
+              <w:t xml:space="preserve"> </w:t>
+            </w:r>
+            <w:proofErr w:type="spellStart"/>
+            <w:r>
+              <w:rPr>
+                <w:rFonts w:eastAsia="Times New Roman" w:cs="Arial"/>
+                <w:color w:val="000000"/>
+                <w:sz w:val="20"/>
+                <w:szCs w:val="20"/>
+                <w:lang w:eastAsia="en-ID"/>
+              </w:rPr>
+              <w:t>dari</w:t>
+            </w:r>
+            <w:proofErr w:type="spellEnd"/>
+            <w:r>
+              <w:rPr>
+                <w:rFonts w:eastAsia="Times New Roman" w:cs="Arial"/>
+                <w:color w:val="000000"/>
+                <w:sz w:val="20"/>
+                <w:szCs w:val="20"/>
+                <w:lang w:eastAsia="en-ID"/>
+              </w:rPr>
+              <w:t xml:space="preserve"> </w:t>
+            </w:r>
+            <w:proofErr w:type="spellStart"/>
+            <w:r>
+              <w:rPr>
+                <w:rFonts w:eastAsia="Times New Roman" w:cs="Arial"/>
+                <w:color w:val="000000"/>
+                <w:sz w:val="20"/>
+                <w:szCs w:val="20"/>
+                <w:lang w:eastAsia="en-ID"/>
+              </w:rPr>
+              <w:t>tanggal</w:t>
+            </w:r>
+            <w:proofErr w:type="spellEnd"/>
+            <w:r>
+              <w:rPr>
+                <w:rFonts w:eastAsia="Times New Roman" w:cs="Arial"/>
+                <w:color w:val="000000"/>
+                <w:sz w:val="20"/>
+                <w:szCs w:val="20"/>
+                <w:lang w:eastAsia="en-ID"/>
+              </w:rPr>
+              <w:t xml:space="preserve"> expired</w:t>
             </w:r>
           </w:p>
         </w:tc>
@@ -9448,7 +13507,7 @@
                 <w:color w:val="000000"/>
                 <w:sz w:val="20"/>
                 <w:szCs w:val="20"/>
-                <w:lang w:val="sv-SE" w:eastAsia="en-ID"/>
+                <w:lang w:eastAsia="en-ID"/>
               </w:rPr>
             </w:pPr>
           </w:p>
@@ -9463,8 +13522,8 @@
               <w:right w:val="single" w:sz="4" w:space="0" w:color="000000"/>
             </w:tcBorders>
             <w:shd w:val="clear" w:color="D9D9D9" w:fill="D9D9D9"/>
+            <w:hideMark/>
             <w:vAlign w:val="center"/>
-            <w:hideMark/>
           </w:tcPr>
           <w:p>
             <w:pPr>
@@ -9474,7 +13533,7 @@
                 <w:rFonts w:eastAsia="Times New Roman" w:cs="Times New Roman"/>
                 <w:sz w:val="20"/>
                 <w:szCs w:val="20"/>
-                <w:lang w:val="sv-SE" w:eastAsia="en-ID"/>
+                <w:lang w:eastAsia="en-ID"/>
               </w:rPr>
             </w:pPr>
           </w:p>
@@ -9489,8 +13548,8 @@
               <w:right w:val="single" w:sz="4" w:space="0" w:color="000000"/>
             </w:tcBorders>
             <w:shd w:val="clear" w:color="D9D9D9" w:fill="D9D9D9"/>
+            <w:hideMark/>
             <w:vAlign w:val="center"/>
-            <w:hideMark/>
           </w:tcPr>
           <w:p>
             <w:pPr>
@@ -9500,7 +13559,7 @@
                 <w:rFonts w:eastAsia="Times New Roman" w:cs="Times New Roman"/>
                 <w:sz w:val="20"/>
                 <w:szCs w:val="20"/>
-                <w:lang w:val="sv-SE" w:eastAsia="en-ID"/>
+                <w:lang w:eastAsia="en-ID"/>
               </w:rPr>
             </w:pPr>
           </w:p>
@@ -9515,8 +13574,8 @@
               <w:right w:val="single" w:sz="4" w:space="0" w:color="000000"/>
             </w:tcBorders>
             <w:shd w:val="clear" w:color="D9D9D9" w:fill="D9D9D9"/>
+            <w:hideMark/>
             <w:vAlign w:val="center"/>
-            <w:hideMark/>
           </w:tcPr>
           <w:p>
             <w:pPr>
@@ -9526,7 +13585,7 @@
                 <w:rFonts w:eastAsia="Times New Roman" w:cs="Times New Roman"/>
                 <w:sz w:val="20"/>
                 <w:szCs w:val="20"/>
-                <w:lang w:val="sv-SE" w:eastAsia="en-ID"/>
+                <w:lang w:eastAsia="en-ID"/>
               </w:rPr>
             </w:pPr>
           </w:p>
@@ -9541,8 +13600,8 @@
               <w:right w:val="single" w:sz="4" w:space="0" w:color="000000"/>
             </w:tcBorders>
             <w:shd w:val="clear" w:color="D9D9D9" w:fill="D9D9D9"/>
+            <w:hideMark/>
             <w:vAlign w:val="center"/>
-            <w:hideMark/>
           </w:tcPr>
           <w:p>
             <w:pPr>
@@ -9552,7 +13611,7 @@
                 <w:rFonts w:eastAsia="Times New Roman" w:cs="Times New Roman"/>
                 <w:sz w:val="20"/>
                 <w:szCs w:val="20"/>
-                <w:lang w:val="sv-SE" w:eastAsia="en-ID"/>
+                <w:lang w:eastAsia="en-ID"/>
               </w:rPr>
             </w:pPr>
           </w:p>
@@ -9567,8 +13626,8 @@
               <w:right w:val="single" w:sz="4" w:space="0" w:color="000000"/>
             </w:tcBorders>
             <w:shd w:val="clear" w:color="D9D9D9" w:fill="D9D9D9"/>
+            <w:hideMark/>
             <w:vAlign w:val="center"/>
-            <w:hideMark/>
           </w:tcPr>
           <w:p>
             <w:pPr>
@@ -9578,7 +13637,7 @@
                 <w:rFonts w:eastAsia="Times New Roman" w:cs="Times New Roman"/>
                 <w:sz w:val="20"/>
                 <w:szCs w:val="20"/>
-                <w:lang w:val="sv-SE" w:eastAsia="en-ID"/>
+                <w:lang w:eastAsia="en-ID"/>
               </w:rPr>
             </w:pPr>
           </w:p>
@@ -9603,7 +13662,7 @@
         <w:pStyle w:val="Heading1"/>
         <w:pageBreakBefore/>
       </w:pPr>
-      <w:bookmarkStart w:id="10" w:name="_Toc243393582"/>
+      <w:bookmarkStart w:id="12" w:name="_Toc237003285"/>
       <w:r>
         <w:lastRenderedPageBreak/>
         <w:t xml:space="preserve">BAB II. </w:t>
@@ -9611,7 +13670,7 @@
       <w:r>
         <w:t>DATA KAPAL</w:t>
       </w:r>
-      <w:bookmarkEnd w:id="10"/>
+      <w:bookmarkEnd w:id="12"/>
     </w:p>
     <w:p>
       <w:pPr>
@@ -9623,11 +13682,11 @@
         <w:spacing w:before="0"/>
         <w:ind w:left="426" w:hanging="426"/>
       </w:pPr>
-      <w:bookmarkStart w:id="11" w:name="_Toc243393583"/>
+      <w:bookmarkStart w:id="13" w:name="_Toc237003286"/>
       <w:r>
         <w:t>SHIP PARTICULAR</w:t>
       </w:r>
-      <w:bookmarkEnd w:id="11"/>
+      <w:bookmarkEnd w:id="13"/>
     </w:p>
     <w:tbl>
       <w:tblPr>
@@ -9642,11 +13701,11 @@
         <w:tblLook w:val="04A0" w:firstRow="1" w:lastRow="0" w:firstColumn="1" w:lastColumn="0" w:noHBand="0" w:noVBand="1"/>
       </w:tblPr>
       <w:tblGrid>
-        <w:gridCol w:w="2538"/>
+        <w:gridCol w:w="2557"/>
         <w:gridCol w:w="269"/>
-        <w:gridCol w:w="1580"/>
-        <w:gridCol w:w="4840"/>
-        <w:gridCol w:w="5736"/>
+        <w:gridCol w:w="1302"/>
+        <w:gridCol w:w="4949"/>
+        <w:gridCol w:w="5886"/>
       </w:tblGrid>
       <w:tr>
         <w:trPr>
@@ -9663,8 +13722,8 @@
               <w:bottom w:w="100" w:type="dxa"/>
               <w:right w:w="100" w:type="dxa"/>
             </w:tcMar>
+            <w:hideMark/>
             <w:vAlign w:val="center"/>
-            <w:hideMark/>
           </w:tcPr>
           <w:p>
             <w:pPr>
@@ -9676,7 +13735,7 @@
                 <w:lang w:eastAsia="en-ID"/>
               </w:rPr>
             </w:pPr>
-            <w:bookmarkStart w:id="12" w:name="_Hlk172633419"/>
+            <w:bookmarkStart w:id="14" w:name="_Hlk172633419"/>
             <w:r>
               <w:rPr>
                 <w:rFonts w:eastAsia="Times New Roman" w:cs="Arial"/>
@@ -9697,8 +13756,8 @@
               <w:bottom w:w="100" w:type="dxa"/>
               <w:right w:w="100" w:type="dxa"/>
             </w:tcMar>
+            <w:hideMark/>
             <w:vAlign w:val="center"/>
-            <w:hideMark/>
           </w:tcPr>
           <w:p>
             <w:pPr>
@@ -9731,8 +13790,8 @@
               <w:bottom w:w="100" w:type="dxa"/>
               <w:right w:w="100" w:type="dxa"/>
             </w:tcMar>
+            <w:hideMark/>
             <w:vAlign w:val="center"/>
-            <w:hideMark/>
           </w:tcPr>
           <w:p>
             <w:pPr>
@@ -9749,7 +13808,7 @@
                 <w:szCs w:val="24"/>
                 <w:lang w:eastAsia="en-ID"/>
               </w:rPr>
-              <w:t>${sp_name}</w:t>
+              <w:t xml:space="preserve">${sp_name}</w:t>
             </w:r>
           </w:p>
         </w:tc>
@@ -9769,8 +13828,8 @@
               <w:bottom w:w="100" w:type="dxa"/>
               <w:right w:w="100" w:type="dxa"/>
             </w:tcMar>
+            <w:hideMark/>
             <w:vAlign w:val="center"/>
-            <w:hideMark/>
           </w:tcPr>
           <w:p>
             <w:pPr>
@@ -9802,8 +13861,8 @@
               <w:bottom w:w="100" w:type="dxa"/>
               <w:right w:w="100" w:type="dxa"/>
             </w:tcMar>
+            <w:hideMark/>
             <w:vAlign w:val="center"/>
-            <w:hideMark/>
           </w:tcPr>
           <w:p>
             <w:pPr>
@@ -9836,8 +13895,8 @@
               <w:bottom w:w="100" w:type="dxa"/>
               <w:right w:w="100" w:type="dxa"/>
             </w:tcMar>
+            <w:hideMark/>
             <w:vAlign w:val="center"/>
-            <w:hideMark/>
           </w:tcPr>
           <w:p>
             <w:pPr>
@@ -9856,7 +13915,7 @@
                 <w:szCs w:val="24"/>
                 <w:lang w:eastAsia="en-ID"/>
               </w:rPr>
-              <w:t>${sp_type}</w:t>
+              <w:t xml:space="preserve">${sp_type}</w:t>
             </w:r>
           </w:p>
         </w:tc>
@@ -9876,8 +13935,8 @@
               <w:bottom w:w="100" w:type="dxa"/>
               <w:right w:w="100" w:type="dxa"/>
             </w:tcMar>
+            <w:hideMark/>
             <w:vAlign w:val="center"/>
-            <w:hideMark/>
           </w:tcPr>
           <w:p>
             <w:pPr>
@@ -9909,8 +13968,8 @@
               <w:bottom w:w="100" w:type="dxa"/>
               <w:right w:w="100" w:type="dxa"/>
             </w:tcMar>
+            <w:hideMark/>
             <w:vAlign w:val="center"/>
-            <w:hideMark/>
           </w:tcPr>
           <w:p>
             <w:pPr>
@@ -9943,8 +14002,8 @@
               <w:bottom w:w="100" w:type="dxa"/>
               <w:right w:w="100" w:type="dxa"/>
             </w:tcMar>
+            <w:hideMark/>
             <w:vAlign w:val="center"/>
-            <w:hideMark/>
           </w:tcPr>
           <w:p>
             <w:pPr>
@@ -9962,7 +14021,7 @@
                 <w:szCs w:val="24"/>
                 <w:lang w:eastAsia="en-ID"/>
               </w:rPr>
-              <w:t>${sp_imo}</w:t>
+              <w:t xml:space="preserve">${sp_imo}</w:t>
             </w:r>
           </w:p>
         </w:tc>
@@ -9982,8 +14041,8 @@
               <w:bottom w:w="100" w:type="dxa"/>
               <w:right w:w="100" w:type="dxa"/>
             </w:tcMar>
+            <w:hideMark/>
             <w:vAlign w:val="center"/>
-            <w:hideMark/>
           </w:tcPr>
           <w:p>
             <w:pPr>
@@ -10015,8 +14074,8 @@
               <w:bottom w:w="100" w:type="dxa"/>
               <w:right w:w="100" w:type="dxa"/>
             </w:tcMar>
+            <w:hideMark/>
             <w:vAlign w:val="center"/>
-            <w:hideMark/>
           </w:tcPr>
           <w:p>
             <w:pPr>
@@ -10049,8 +14108,8 @@
               <w:bottom w:w="100" w:type="dxa"/>
               <w:right w:w="100" w:type="dxa"/>
             </w:tcMar>
+            <w:hideMark/>
             <w:vAlign w:val="center"/>
-            <w:hideMark/>
           </w:tcPr>
           <w:p>
             <w:pPr>
@@ -10067,7 +14126,7 @@
                 <w:szCs w:val="24"/>
                 <w:lang w:eastAsia="en-ID"/>
               </w:rPr>
-              <w:t>${sp_call_sign}</w:t>
+              <w:t xml:space="preserve">${sp_call_sign}</w:t>
             </w:r>
           </w:p>
         </w:tc>
@@ -10087,8 +14146,8 @@
               <w:bottom w:w="100" w:type="dxa"/>
               <w:right w:w="100" w:type="dxa"/>
             </w:tcMar>
+            <w:hideMark/>
             <w:vAlign w:val="center"/>
-            <w:hideMark/>
           </w:tcPr>
           <w:p>
             <w:pPr>
@@ -10120,8 +14179,8 @@
               <w:bottom w:w="100" w:type="dxa"/>
               <w:right w:w="100" w:type="dxa"/>
             </w:tcMar>
+            <w:hideMark/>
             <w:vAlign w:val="center"/>
-            <w:hideMark/>
           </w:tcPr>
           <w:p>
             <w:pPr>
@@ -10154,8 +14213,8 @@
               <w:bottom w:w="100" w:type="dxa"/>
               <w:right w:w="100" w:type="dxa"/>
             </w:tcMar>
+            <w:hideMark/>
             <w:vAlign w:val="center"/>
-            <w:hideMark/>
           </w:tcPr>
           <w:p>
             <w:pPr>
@@ -10173,7 +14232,7 @@
                 <w:szCs w:val="24"/>
                 <w:lang w:eastAsia="en-ID"/>
               </w:rPr>
-              <w:t>${sp_gt_nt}</w:t>
+              <w:t xml:space="preserve">${sp_gt_nt}</w:t>
             </w:r>
           </w:p>
         </w:tc>
@@ -10193,8 +14252,8 @@
               <w:bottom w:w="100" w:type="dxa"/>
               <w:right w:w="100" w:type="dxa"/>
             </w:tcMar>
+            <w:hideMark/>
             <w:vAlign w:val="center"/>
-            <w:hideMark/>
           </w:tcPr>
           <w:p>
             <w:pPr>
@@ -10226,8 +14285,8 @@
               <w:bottom w:w="100" w:type="dxa"/>
               <w:right w:w="100" w:type="dxa"/>
             </w:tcMar>
+            <w:hideMark/>
             <w:vAlign w:val="center"/>
-            <w:hideMark/>
           </w:tcPr>
           <w:p>
             <w:pPr>
@@ -10260,8 +14319,8 @@
               <w:bottom w:w="100" w:type="dxa"/>
               <w:right w:w="100" w:type="dxa"/>
             </w:tcMar>
+            <w:hideMark/>
             <w:vAlign w:val="center"/>
-            <w:hideMark/>
           </w:tcPr>
           <w:p>
             <w:pPr>
@@ -10278,7 +14337,7 @@
                 <w:szCs w:val="24"/>
                 <w:lang w:eastAsia="en-ID"/>
               </w:rPr>
-              <w:t>${sp_year_built}</w:t>
+              <w:t xml:space="preserve">${sp_year_built}</w:t>
             </w:r>
           </w:p>
         </w:tc>
@@ -10298,8 +14357,8 @@
               <w:bottom w:w="100" w:type="dxa"/>
               <w:right w:w="100" w:type="dxa"/>
             </w:tcMar>
+            <w:hideMark/>
             <w:vAlign w:val="center"/>
-            <w:hideMark/>
           </w:tcPr>
           <w:p>
             <w:pPr>
@@ -10331,8 +14390,8 @@
               <w:bottom w:w="100" w:type="dxa"/>
               <w:right w:w="100" w:type="dxa"/>
             </w:tcMar>
+            <w:hideMark/>
             <w:vAlign w:val="center"/>
-            <w:hideMark/>
           </w:tcPr>
           <w:p>
             <w:pPr>
@@ -10365,8 +14424,8 @@
               <w:bottom w:w="100" w:type="dxa"/>
               <w:right w:w="100" w:type="dxa"/>
             </w:tcMar>
+            <w:hideMark/>
             <w:vAlign w:val="center"/>
-            <w:hideMark/>
           </w:tcPr>
           <w:p>
             <w:pPr>
@@ -10383,7 +14442,7 @@
                 <w:szCs w:val="24"/>
                 <w:lang w:val="sv-SE" w:eastAsia="en-ID"/>
               </w:rPr>
-              <w:t>${sp_builder}</w:t>
+              <w:t xml:space="preserve">${sp_builder}</w:t>
             </w:r>
           </w:p>
         </w:tc>
@@ -10403,8 +14462,8 @@
               <w:bottom w:w="100" w:type="dxa"/>
               <w:right w:w="100" w:type="dxa"/>
             </w:tcMar>
+            <w:hideMark/>
             <w:vAlign w:val="center"/>
-            <w:hideMark/>
           </w:tcPr>
           <w:p>
             <w:pPr>
@@ -10436,8 +14495,8 @@
               <w:bottom w:w="100" w:type="dxa"/>
               <w:right w:w="100" w:type="dxa"/>
             </w:tcMar>
+            <w:hideMark/>
             <w:vAlign w:val="center"/>
-            <w:hideMark/>
           </w:tcPr>
           <w:p>
             <w:pPr>
@@ -10470,8 +14529,8 @@
               <w:bottom w:w="100" w:type="dxa"/>
               <w:right w:w="100" w:type="dxa"/>
             </w:tcMar>
+            <w:hideMark/>
             <w:vAlign w:val="center"/>
-            <w:hideMark/>
           </w:tcPr>
           <w:p>
             <w:pPr>
@@ -10489,7 +14548,7 @@
                 <w:szCs w:val="24"/>
                 <w:lang w:eastAsia="en-ID"/>
               </w:rPr>
-              <w:t>${sp_port_registry}</w:t>
+              <w:t xml:space="preserve">${sp_port_registry}</w:t>
             </w:r>
           </w:p>
         </w:tc>
@@ -10509,8 +14568,8 @@
               <w:bottom w:w="100" w:type="dxa"/>
               <w:right w:w="100" w:type="dxa"/>
             </w:tcMar>
+            <w:hideMark/>
             <w:vAlign w:val="center"/>
-            <w:hideMark/>
           </w:tcPr>
           <w:p>
             <w:pPr>
@@ -10542,8 +14601,8 @@
               <w:bottom w:w="100" w:type="dxa"/>
               <w:right w:w="100" w:type="dxa"/>
             </w:tcMar>
+            <w:hideMark/>
             <w:vAlign w:val="center"/>
-            <w:hideMark/>
           </w:tcPr>
           <w:p>
             <w:pPr>
@@ -10576,8 +14635,8 @@
               <w:bottom w:w="100" w:type="dxa"/>
               <w:right w:w="100" w:type="dxa"/>
             </w:tcMar>
+            <w:hideMark/>
             <w:vAlign w:val="center"/>
-            <w:hideMark/>
           </w:tcPr>
           <w:p>
             <w:pPr>
@@ -10595,7 +14654,7 @@
                 <w:szCs w:val="24"/>
                 <w:lang w:eastAsia="en-ID"/>
               </w:rPr>
-              <w:t>${sp_hull_material}</w:t>
+              <w:t xml:space="preserve">${sp_hull_material}</w:t>
             </w:r>
           </w:p>
         </w:tc>
@@ -10615,8 +14674,8 @@
               <w:bottom w:w="100" w:type="dxa"/>
               <w:right w:w="100" w:type="dxa"/>
             </w:tcMar>
+            <w:hideMark/>
             <w:vAlign w:val="center"/>
-            <w:hideMark/>
           </w:tcPr>
           <w:p>
             <w:pPr>
@@ -10668,8 +14727,8 @@
               <w:bottom w:w="100" w:type="dxa"/>
               <w:right w:w="100" w:type="dxa"/>
             </w:tcMar>
+            <w:hideMark/>
             <w:vAlign w:val="center"/>
-            <w:hideMark/>
           </w:tcPr>
           <w:p>
             <w:pPr>
@@ -10701,8 +14760,8 @@
               <w:bottom w:w="100" w:type="dxa"/>
               <w:right w:w="100" w:type="dxa"/>
             </w:tcMar>
+            <w:hideMark/>
             <w:vAlign w:val="center"/>
-            <w:hideMark/>
           </w:tcPr>
           <w:p>
             <w:pPr>
@@ -10720,7 +14779,7 @@
                 <w:szCs w:val="24"/>
                 <w:lang w:eastAsia="en-ID"/>
               </w:rPr>
-              <w:t>${sp_loa}</w:t>
+              <w:t xml:space="preserve">${sp_loa}</w:t>
             </w:r>
           </w:p>
         </w:tc>
@@ -10733,8 +14792,8 @@
               <w:bottom w:w="100" w:type="dxa"/>
               <w:right w:w="100" w:type="dxa"/>
             </w:tcMar>
+            <w:hideMark/>
             <w:vAlign w:val="center"/>
-            <w:hideMark/>
           </w:tcPr>
           <w:p>
             <w:pPr>
@@ -10773,8 +14832,8 @@
               <w:bottom w:w="100" w:type="dxa"/>
               <w:right w:w="100" w:type="dxa"/>
             </w:tcMar>
+            <w:hideMark/>
             <w:vAlign w:val="center"/>
-            <w:hideMark/>
           </w:tcPr>
           <w:p>
             <w:pPr>
@@ -10817,8 +14876,8 @@
               <w:bottom w:w="100" w:type="dxa"/>
               <w:right w:w="100" w:type="dxa"/>
             </w:tcMar>
+            <w:hideMark/>
             <w:vAlign w:val="center"/>
-            <w:hideMark/>
           </w:tcPr>
           <w:p>
             <w:pPr>
@@ -10850,8 +14909,8 @@
               <w:bottom w:w="100" w:type="dxa"/>
               <w:right w:w="100" w:type="dxa"/>
             </w:tcMar>
+            <w:hideMark/>
             <w:vAlign w:val="center"/>
-            <w:hideMark/>
           </w:tcPr>
           <w:p>
             <w:pPr>
@@ -10869,7 +14928,7 @@
                 <w:szCs w:val="24"/>
                 <w:lang w:eastAsia="en-ID"/>
               </w:rPr>
-              <w:t>${sp_lpp}</w:t>
+              <w:t xml:space="preserve">${sp_lpp}</w:t>
             </w:r>
           </w:p>
         </w:tc>
@@ -10882,8 +14941,8 @@
               <w:bottom w:w="100" w:type="dxa"/>
               <w:right w:w="100" w:type="dxa"/>
             </w:tcMar>
+            <w:hideMark/>
             <w:vAlign w:val="center"/>
-            <w:hideMark/>
           </w:tcPr>
           <w:p>
             <w:pPr>
@@ -10922,8 +14981,8 @@
               <w:bottom w:w="100" w:type="dxa"/>
               <w:right w:w="100" w:type="dxa"/>
             </w:tcMar>
+            <w:hideMark/>
             <w:vAlign w:val="center"/>
-            <w:hideMark/>
           </w:tcPr>
           <w:p>
             <w:pPr>
@@ -10955,8 +15014,8 @@
               <w:bottom w:w="100" w:type="dxa"/>
               <w:right w:w="100" w:type="dxa"/>
             </w:tcMar>
+            <w:hideMark/>
             <w:vAlign w:val="center"/>
-            <w:hideMark/>
           </w:tcPr>
           <w:p>
             <w:pPr>
@@ -10988,8 +15047,8 @@
               <w:bottom w:w="100" w:type="dxa"/>
               <w:right w:w="100" w:type="dxa"/>
             </w:tcMar>
+            <w:hideMark/>
             <w:vAlign w:val="center"/>
-            <w:hideMark/>
           </w:tcPr>
           <w:p>
             <w:pPr>
@@ -11007,7 +15066,7 @@
                 <w:szCs w:val="24"/>
                 <w:lang w:eastAsia="en-ID"/>
               </w:rPr>
-              <w:t>${sp_breadth}</w:t>
+              <w:t xml:space="preserve">${sp_breadth}</w:t>
             </w:r>
           </w:p>
         </w:tc>
@@ -11020,8 +15079,8 @@
               <w:bottom w:w="100" w:type="dxa"/>
               <w:right w:w="100" w:type="dxa"/>
             </w:tcMar>
+            <w:hideMark/>
             <w:vAlign w:val="center"/>
-            <w:hideMark/>
           </w:tcPr>
           <w:p>
             <w:pPr>
@@ -11060,8 +15119,8 @@
               <w:bottom w:w="100" w:type="dxa"/>
               <w:right w:w="100" w:type="dxa"/>
             </w:tcMar>
+            <w:hideMark/>
             <w:vAlign w:val="center"/>
-            <w:hideMark/>
           </w:tcPr>
           <w:p>
             <w:pPr>
@@ -11093,8 +15152,8 @@
               <w:bottom w:w="100" w:type="dxa"/>
               <w:right w:w="100" w:type="dxa"/>
             </w:tcMar>
+            <w:hideMark/>
             <w:vAlign w:val="center"/>
-            <w:hideMark/>
           </w:tcPr>
           <w:p>
             <w:pPr>
@@ -11126,8 +15185,8 @@
               <w:bottom w:w="100" w:type="dxa"/>
               <w:right w:w="100" w:type="dxa"/>
             </w:tcMar>
+            <w:hideMark/>
             <w:vAlign w:val="center"/>
-            <w:hideMark/>
           </w:tcPr>
           <w:p>
             <w:pPr>
@@ -11145,7 +15204,7 @@
                 <w:szCs w:val="24"/>
                 <w:lang w:eastAsia="en-ID"/>
               </w:rPr>
-              <w:t>${sp_depth}</w:t>
+              <w:t xml:space="preserve">${sp_depth}</w:t>
             </w:r>
           </w:p>
         </w:tc>
@@ -11158,8 +15217,8 @@
               <w:bottom w:w="100" w:type="dxa"/>
               <w:right w:w="100" w:type="dxa"/>
             </w:tcMar>
+            <w:hideMark/>
             <w:vAlign w:val="center"/>
-            <w:hideMark/>
           </w:tcPr>
           <w:p>
             <w:pPr>
@@ -11283,7 +15342,7 @@
                 <w:szCs w:val="24"/>
                 <w:lang w:eastAsia="en-ID"/>
               </w:rPr>
-              <w:t>${sp_draft}</w:t>
+              <w:t xml:space="preserve">${sp_draft}</w:t>
             </w:r>
           </w:p>
         </w:tc>
@@ -11336,8 +15395,8 @@
               <w:bottom w:w="100" w:type="dxa"/>
               <w:right w:w="100" w:type="dxa"/>
             </w:tcMar>
+            <w:hideMark/>
             <w:vAlign w:val="center"/>
-            <w:hideMark/>
           </w:tcPr>
           <w:p>
             <w:pPr>
@@ -11369,8 +15428,8 @@
               <w:bottom w:w="100" w:type="dxa"/>
               <w:right w:w="100" w:type="dxa"/>
             </w:tcMar>
+            <w:hideMark/>
             <w:vAlign w:val="center"/>
-            <w:hideMark/>
           </w:tcPr>
           <w:p>
             <w:pPr>
@@ -11402,8 +15461,8 @@
               <w:bottom w:w="100" w:type="dxa"/>
               <w:right w:w="100" w:type="dxa"/>
             </w:tcMar>
+            <w:hideMark/>
             <w:vAlign w:val="center"/>
-            <w:hideMark/>
           </w:tcPr>
           <w:p>
             <w:pPr>
@@ -11421,7 +15480,7 @@
                 <w:szCs w:val="24"/>
                 <w:lang w:eastAsia="en-ID"/>
               </w:rPr>
-              <w:t>${sp_dwt}</w:t>
+              <w:t xml:space="preserve">${sp_dwt}</w:t>
             </w:r>
           </w:p>
         </w:tc>
@@ -11434,8 +15493,8 @@
               <w:bottom w:w="100" w:type="dxa"/>
               <w:right w:w="100" w:type="dxa"/>
             </w:tcMar>
+            <w:hideMark/>
             <w:vAlign w:val="center"/>
-            <w:hideMark/>
           </w:tcPr>
           <w:p>
             <w:pPr>
@@ -11552,7 +15611,7 @@
                 <w:szCs w:val="24"/>
                 <w:lang w:eastAsia="en-ID"/>
               </w:rPr>
-              <w:t>${sp_class}</w:t>
+              <w:t xml:space="preserve">${sp_class}</w:t>
             </w:r>
           </w:p>
         </w:tc>
@@ -11570,8 +15629,8 @@
               <w:bottom w:w="100" w:type="dxa"/>
               <w:right w:w="100" w:type="dxa"/>
             </w:tcMar>
+            <w:hideMark/>
             <w:vAlign w:val="center"/>
-            <w:hideMark/>
           </w:tcPr>
           <w:p>
             <w:pPr>
@@ -11603,8 +15662,8 @@
               <w:bottom w:w="100" w:type="dxa"/>
               <w:right w:w="100" w:type="dxa"/>
             </w:tcMar>
+            <w:hideMark/>
             <w:vAlign w:val="center"/>
-            <w:hideMark/>
           </w:tcPr>
           <w:p>
             <w:pPr>
@@ -11637,8 +15696,8 @@
               <w:bottom w:w="100" w:type="dxa"/>
               <w:right w:w="100" w:type="dxa"/>
             </w:tcMar>
+            <w:hideMark/>
             <w:vAlign w:val="center"/>
-            <w:hideMark/>
           </w:tcPr>
           <w:p>
             <w:pPr>
@@ -11653,7 +15712,7 @@
               <w:rPr>
                 <w:noProof/>
               </w:rPr>
-              <w:t>${sp_class_notations}</w:t>
+              <w:t xml:space="preserve">${sp_class_notations}</w:t>
             </w:r>
           </w:p>
         </w:tc>
@@ -11773,7 +15832,7 @@
                 <w:szCs w:val="24"/>
                 <w:lang w:eastAsia="en-ID"/>
               </w:rPr>
-              <w:t>${sp_main_engine}</w:t>
+              <w:t xml:space="preserve">${sp_main_engine}</w:t>
             </w:r>
           </w:p>
         </w:tc>
@@ -11809,8 +15868,8 @@
               <w:bottom w:w="100" w:type="dxa"/>
               <w:right w:w="100" w:type="dxa"/>
             </w:tcMar>
+            <w:hideMark/>
             <w:vAlign w:val="center"/>
-            <w:hideMark/>
           </w:tcPr>
           <w:p>
             <w:pPr>
@@ -11862,8 +15921,8 @@
               <w:bottom w:w="100" w:type="dxa"/>
               <w:right w:w="100" w:type="dxa"/>
             </w:tcMar>
+            <w:hideMark/>
             <w:vAlign w:val="center"/>
-            <w:hideMark/>
           </w:tcPr>
           <w:p>
             <w:pPr>
@@ -11896,8 +15955,8 @@
               <w:bottom w:w="100" w:type="dxa"/>
               <w:right w:w="100" w:type="dxa"/>
             </w:tcMar>
+            <w:hideMark/>
             <w:vAlign w:val="center"/>
-            <w:hideMark/>
           </w:tcPr>
           <w:p>
             <w:pPr>
@@ -11915,7 +15974,7 @@
                 <w:szCs w:val="24"/>
                 <w:lang w:eastAsia="en-ID"/>
               </w:rPr>
-              <w:t>${sp_me_power}</w:t>
+              <w:t xml:space="preserve">${sp_me_power}</w:t>
             </w:r>
           </w:p>
         </w:tc>
@@ -11935,8 +15994,8 @@
               <w:bottom w:w="100" w:type="dxa"/>
               <w:right w:w="100" w:type="dxa"/>
             </w:tcMar>
+            <w:hideMark/>
             <w:vAlign w:val="center"/>
-            <w:hideMark/>
           </w:tcPr>
           <w:p>
             <w:pPr>
@@ -11968,8 +16027,8 @@
               <w:bottom w:w="100" w:type="dxa"/>
               <w:right w:w="100" w:type="dxa"/>
             </w:tcMar>
+            <w:hideMark/>
             <w:vAlign w:val="center"/>
-            <w:hideMark/>
           </w:tcPr>
           <w:p>
             <w:pPr>
@@ -12002,8 +16061,8 @@
               <w:bottom w:w="100" w:type="dxa"/>
               <w:right w:w="100" w:type="dxa"/>
             </w:tcMar>
+            <w:hideMark/>
             <w:vAlign w:val="center"/>
-            <w:hideMark/>
           </w:tcPr>
           <w:p>
             <w:pPr>
@@ -12020,7 +16079,7 @@
                 <w:szCs w:val="24"/>
                 <w:lang w:eastAsia="en-ID"/>
               </w:rPr>
-              <w:t>${sp_aux_engine}</w:t>
+              <w:t xml:space="preserve">${sp_aux_engine}</w:t>
             </w:r>
           </w:p>
         </w:tc>
@@ -12040,8 +16099,8 @@
               <w:bottom w:w="100" w:type="dxa"/>
               <w:right w:w="100" w:type="dxa"/>
             </w:tcMar>
+            <w:hideMark/>
             <w:vAlign w:val="center"/>
-            <w:hideMark/>
           </w:tcPr>
           <w:p>
             <w:pPr>
@@ -12074,8 +16133,8 @@
               <w:bottom w:w="100" w:type="dxa"/>
               <w:right w:w="100" w:type="dxa"/>
             </w:tcMar>
+            <w:hideMark/>
             <w:vAlign w:val="center"/>
-            <w:hideMark/>
           </w:tcPr>
           <w:p>
             <w:pPr>
@@ -12108,8 +16167,8 @@
               <w:bottom w:w="100" w:type="dxa"/>
               <w:right w:w="100" w:type="dxa"/>
             </w:tcMar>
+            <w:hideMark/>
             <w:vAlign w:val="center"/>
-            <w:hideMark/>
           </w:tcPr>
           <w:p>
             <w:pPr>
@@ -12126,7 +16185,7 @@
                 <w:szCs w:val="24"/>
                 <w:lang w:eastAsia="en-ID"/>
               </w:rPr>
-              <w:t>${sp_aux_power}</w:t>
+              <w:t xml:space="preserve">${sp_aux_power}</w:t>
             </w:r>
           </w:p>
         </w:tc>
@@ -12142,8 +16201,8 @@
         <w:spacing w:before="360"/>
         <w:ind w:left="426" w:hanging="426"/>
       </w:pPr>
-      <w:bookmarkStart w:id="13" w:name="_Toc243393584"/>
-      <w:bookmarkEnd w:id="12"/>
+      <w:bookmarkStart w:id="15" w:name="_Toc237003287"/>
+      <w:bookmarkEnd w:id="14"/>
       <w:r>
         <w:t xml:space="preserve">STATUS </w:t>
       </w:r>
@@ -12153,7 +16212,7 @@
       <w:r>
         <w:t>SS</w:t>
       </w:r>
-      <w:bookmarkEnd w:id="13"/>
+      <w:bookmarkEnd w:id="15"/>
     </w:p>
     <w:p>
       <w:pPr>
@@ -12165,7 +16224,7 @@
           <w:szCs w:val="20"/>
         </w:rPr>
       </w:pPr>
-      <w:bookmarkStart w:id="14" w:name="_Toc189483843"/>
+      <w:bookmarkStart w:id="16" w:name="_Toc189483843"/>
       <w:r>
         <w:rPr>
           <w:i w:val="0"/>
@@ -12210,7 +16269,7 @@
           <w:sz w:val="20"/>
           <w:szCs w:val="20"/>
         </w:rPr>
-        <w:t>1</w:t>
+        <w:t>2</w:t>
       </w:r>
       <w:r>
         <w:rPr>
@@ -12239,11 +16298,11 @@
         </w:rPr>
         <w:t>Status Class</w:t>
       </w:r>
-      <w:bookmarkEnd w:id="14"/>
+      <w:bookmarkEnd w:id="16"/>
     </w:p>
     <w:p>
       <w:r>
-        <w:t>${status_class_table}</w:t>
+        <w:t xml:space="preserve">${status_class_table}</w:t>
       </w:r>
     </w:p>
     <w:p/>
@@ -12257,11 +16316,11 @@
         <w:spacing w:before="360"/>
         <w:ind w:left="426" w:hanging="426"/>
       </w:pPr>
-      <w:bookmarkStart w:id="15" w:name="_Toc243393585"/>
+      <w:bookmarkStart w:id="17" w:name="_Toc237003288"/>
       <w:r>
         <w:t>CLASS MEMORANDA</w:t>
       </w:r>
-      <w:bookmarkEnd w:id="15"/>
+      <w:bookmarkEnd w:id="17"/>
     </w:p>
     <w:tbl>
       <w:tblPr>
@@ -12309,10 +16368,11 @@
         <w:tc>
           <w:tcPr>
             <w:tcW w:w="9583" w:type="dxa"/>
+            <w:vAlign w:val="top"/>
           </w:tcPr>
           <w:p>
             <w:r>
-              <w:t>${memoranda}</w:t>
+              <w:t xml:space="preserve">${memoranda}</w:t>
             </w:r>
           </w:p>
         </w:tc>
@@ -12350,7 +16410,7 @@
           <w:lang w:val="fi-FI"/>
         </w:rPr>
       </w:pPr>
-      <w:bookmarkStart w:id="16" w:name="_Toc243393586"/>
+      <w:bookmarkStart w:id="18" w:name="_Toc237003289"/>
       <w:r>
         <w:rPr>
           <w:lang w:val="fi-FI"/>
@@ -12376,11 +16436,11 @@
         </w:rPr>
         <w:t xml:space="preserve"> KAPAL</w:t>
       </w:r>
-      <w:bookmarkEnd w:id="16"/>
+      <w:bookmarkEnd w:id="18"/>
     </w:p>
     <w:p>
       <w:r>
-        <w:t>${bab3}</w:t>
+        <w:t xml:space="preserve">${bab3}</w:t>
       </w:r>
     </w:p>
     <w:p>
@@ -12391,7 +16451,7 @@
           <w:i/>
         </w:rPr>
       </w:pPr>
-      <w:bookmarkStart w:id="17" w:name="_Toc243393587"/>
+      <w:bookmarkStart w:id="27" w:name="_Toc237003297"/>
       <w:r>
         <w:rPr>
           <w:lang w:val="sv-SE"/>
@@ -12414,11 +16474,11 @@
       <w:r>
         <w:t xml:space="preserve"> SARAN</w:t>
       </w:r>
-      <w:bookmarkEnd w:id="17"/>
+      <w:bookmarkEnd w:id="27"/>
     </w:p>
     <w:p>
       <w:r>
-        <w:t>${bab4}</w:t>
+        <w:t xml:space="preserve">${bab4}</w:t>
       </w:r>
     </w:p>
     <w:p>
@@ -12426,12 +16486,12 @@
         <w:pStyle w:val="Heading1"/>
         <w:pageBreakBefore/>
       </w:pPr>
-      <w:bookmarkStart w:id="18" w:name="_Toc243393588"/>
+      <w:bookmarkStart w:id="39" w:name="_Toc237003298"/>
       <w:r>
         <w:lastRenderedPageBreak/>
         <w:t>LAMPIRAN</w:t>
       </w:r>
-      <w:bookmarkEnd w:id="18"/>
+      <w:bookmarkEnd w:id="39"/>
     </w:p>
     <w:p>
       <w:pPr>
@@ -12548,7 +16608,7 @@
 </file>
 
 <file path=word/endnotes.xml><?xml version="1.0" encoding="utf-8"?>
-<w:endnotes xmlns:wpc="http://schemas.microsoft.com/office/word/2010/wordprocessingCanvas" xmlns:cx="http://schemas.microsoft.com/office/drawing/2014/chartex" xmlns:cx1="http://schemas.microsoft.com/office/drawing/2015/9/8/chartex" xmlns:cx2="http://schemas.microsoft.com/office/drawing/2015/10/21/chartex" xmlns:cx3="http://schemas.microsoft.com/office/drawing/2016/5/9/chartex" xmlns:cx4="http://schemas.microsoft.com/office/drawing/2016/5/10/chartex" xmlns:cx5="http://schemas.microsoft.com/office/drawing/2016/5/11/chartex" xmlns:cx6="http://schemas.microsoft.com/office/drawing/2016/5/12/chartex" xmlns:cx7="http://schemas.microsoft.com/office/drawing/2016/5/13/chartex" xmlns:cx8="http://schemas.microsoft.com/office/drawing/2016/5/14/chartex" xmlns:mc="http://schemas.openxmlformats.org/markup-compatibility/2006" xmlns:aink="http://schemas.microsoft.com/office/drawing/2016/ink" xmlns:am3d="http://schemas.microsoft.com/office/drawing/2017/model3d" xmlns:o="urn:schemas-microsoft-com:office:office" xmlns:oel="http://schemas.microsoft.com/office/2019/extlst" xmlns:r="http://schemas.openxmlformats.org/officeDocument/2006/relationships" xmlns:m="http://schemas.openxmlformats.org/officeDocument/2006/math" xmlns:v="urn:schemas-microsoft-com:vml" xmlns:wp14="http://schemas.microsoft.com/office/word/2010/wordprocessingDrawing" xmlns:wp="http://schemas.openxmlformats.org/drawingml/2006/wordprocessingDrawing" xmlns:w10="urn:schemas-microsoft-com:office:word" xmlns:w="http://schemas.openxmlformats.org/wordprocessingml/2006/main" xmlns:w14="http://schemas.microsoft.com/office/word/2010/wordml" xmlns:w15="http://schemas.microsoft.com/office/word/2012/wordml" xmlns:w16cex="http://schemas.microsoft.com/office/word/2018/wordml/cex" xmlns:w16cid="http://schemas.microsoft.com/office/word/2016/wordml/cid" xmlns:w16="http://schemas.microsoft.com/office/word/2018/wordml" xmlns:w16du="http://schemas.microsoft.com/office/word/2023/wordml/word16du" xmlns:w16sdtdh="http://schemas.microsoft.com/office/word/2020/wordml/sdtdatahash" xmlns:w16sdtfl="http://schemas.microsoft.com/office/word/2024/wordml/sdtformatlock" xmlns:w16se="http://schemas.microsoft.com/office/word/2015/wordml/symex" xmlns:wpg="http://schemas.microsoft.com/office/word/2010/wordprocessingGroup" xmlns:wpi="http://schemas.microsoft.com/office/word/2010/wordprocessingInk" xmlns:wne="http://schemas.microsoft.com/office/word/2006/wordml" xmlns:wps="http://schemas.microsoft.com/office/word/2010/wordprocessingShape" mc:Ignorable="w14 w15 w16se w16cid w16 w16cex w16sdtdh w16sdtfl w16du wp14">
+<w:endnotes xmlns:wpc="http://schemas.microsoft.com/office/word/2010/wordprocessingCanvas" xmlns:cx="http://schemas.microsoft.com/office/drawing/2014/chartex" xmlns:cx1="http://schemas.microsoft.com/office/drawing/2015/9/8/chartex" xmlns:cx2="http://schemas.microsoft.com/office/drawing/2015/10/21/chartex" xmlns:cx3="http://schemas.microsoft.com/office/drawing/2016/5/9/chartex" xmlns:cx4="http://schemas.microsoft.com/office/drawing/2016/5/10/chartex" xmlns:cx5="http://schemas.microsoft.com/office/drawing/2016/5/11/chartex" xmlns:cx6="http://schemas.microsoft.com/office/drawing/2016/5/12/chartex" xmlns:cx7="http://schemas.microsoft.com/office/drawing/2016/5/13/chartex" xmlns:cx8="http://schemas.microsoft.com/office/drawing/2016/5/14/chartex" xmlns:mc="http://schemas.openxmlformats.org/markup-compatibility/2006" xmlns:aink="http://schemas.microsoft.com/office/drawing/2016/ink" xmlns:am3d="http://schemas.microsoft.com/office/drawing/2017/model3d" xmlns:o="urn:schemas-microsoft-com:office:office" xmlns:oel="http://schemas.microsoft.com/office/2019/extlst" xmlns:r="http://schemas.openxmlformats.org/officeDocument/2006/relationships" xmlns:m="http://schemas.openxmlformats.org/officeDocument/2006/math" xmlns:v="urn:schemas-microsoft-com:vml" xmlns:wp14="http://schemas.microsoft.com/office/word/2010/wordprocessingDrawing" xmlns:wp="http://schemas.openxmlformats.org/drawingml/2006/wordprocessingDrawing" xmlns:w10="urn:schemas-microsoft-com:office:word" xmlns:w="http://schemas.openxmlformats.org/wordprocessingml/2006/main" xmlns:w14="http://schemas.microsoft.com/office/word/2010/wordml" xmlns:w15="http://schemas.microsoft.com/office/word/2012/wordml" xmlns:w16cei="http://schemas.microsoft.com/office/word/2026/wordml/cei" xmlns:w16cex="http://schemas.microsoft.com/office/word/2018/wordml/cex" xmlns:w16cid="http://schemas.microsoft.com/office/word/2016/wordml/cid" xmlns:w16="http://schemas.microsoft.com/office/word/2018/wordml" xmlns:w16du="http://schemas.microsoft.com/office/word/2023/wordml/word16du" xmlns:w16sdtdh="http://schemas.microsoft.com/office/word/2020/wordml/sdtdatahash" xmlns:w16sdtfl="http://schemas.microsoft.com/office/word/2024/wordml/sdtformatlock" xmlns:w16se="http://schemas.microsoft.com/office/word/2015/wordml/symex" xmlns:wpg="http://schemas.microsoft.com/office/word/2010/wordprocessingGroup" xmlns:wpi="http://schemas.microsoft.com/office/word/2010/wordprocessingInk" xmlns:wne="http://schemas.microsoft.com/office/word/2006/wordml" xmlns:wps="http://schemas.microsoft.com/office/word/2010/wordprocessingShape" mc:Ignorable="w14 w15 w16se w16cid w16 w16cex w16sdtdh w16sdtfl w16du wp14">
   <w:endnote w:type="separator" w:id="-1">
     <w:p>
       <w:pPr>
@@ -12573,37 +16633,7 @@
 </file>
 
 <file path=word/footer1.xml><?xml version="1.0" encoding="utf-8"?>
-<w:ftr xmlns:wpc="http://schemas.microsoft.com/office/word/2010/wordprocessingCanvas" xmlns:cx="http://schemas.microsoft.com/office/drawing/2014/chartex" xmlns:cx1="http://schemas.microsoft.com/office/drawing/2015/9/8/chartex" xmlns:cx2="http://schemas.microsoft.com/office/drawing/2015/10/21/chartex" xmlns:cx3="http://schemas.microsoft.com/office/drawing/2016/5/9/chartex" xmlns:cx4="http://schemas.microsoft.com/office/drawing/2016/5/10/chartex" xmlns:cx5="http://schemas.microsoft.com/office/drawing/2016/5/11/chartex" xmlns:cx6="http://schemas.microsoft.com/office/drawing/2016/5/12/chartex" xmlns:cx7="http://schemas.microsoft.com/office/drawing/2016/5/13/chartex" xmlns:cx8="http://schemas.microsoft.com/office/drawing/2016/5/14/chartex" xmlns:mc="http://schemas.openxmlformats.org/markup-compatibility/2006" xmlns:aink="http://schemas.microsoft.com/office/drawing/2016/ink" xmlns:am3d="http://schemas.microsoft.com/office/drawing/2017/model3d" xmlns:o="urn:schemas-microsoft-com:office:office" xmlns:oel="http://schemas.microsoft.com/office/2019/extlst" xmlns:r="http://schemas.openxmlformats.org/officeDocument/2006/relationships" xmlns:m="http://schemas.openxmlformats.org/officeDocument/2006/math" xmlns:v="urn:schemas-microsoft-com:vml" xmlns:wp14="http://schemas.microsoft.com/office/word/2010/wordprocessingDrawing" xmlns:wp="http://schemas.openxmlformats.org/drawingml/2006/wordprocessingDrawing" xmlns:w10="urn:schemas-microsoft-com:office:word" xmlns:w="http://schemas.openxmlformats.org/wordprocessingml/2006/main" xmlns:w14="http://schemas.microsoft.com/office/word/2010/wordml" xmlns:w15="http://schemas.microsoft.com/office/word/2012/wordml" xmlns:w16cex="http://schemas.microsoft.com/office/word/2018/wordml/cex" xmlns:w16cid="http://schemas.microsoft.com/office/word/2016/wordml/cid" xmlns:w16="http://schemas.microsoft.com/office/word/2018/wordml" xmlns:w16du="http://schemas.microsoft.com/office/word/2023/wordml/word16du" xmlns:w16sdtdh="http://schemas.microsoft.com/office/word/2020/wordml/sdtdatahash" xmlns:w16sdtfl="http://schemas.microsoft.com/office/word/2024/wordml/sdtformatlock" xmlns:w16se="http://schemas.microsoft.com/office/word/2015/wordml/symex" xmlns:wpg="http://schemas.microsoft.com/office/word/2010/wordprocessingGroup" xmlns:wpi="http://schemas.microsoft.com/office/word/2010/wordprocessingInk" xmlns:wne="http://schemas.microsoft.com/office/word/2006/wordml" xmlns:wps="http://schemas.microsoft.com/office/word/2010/wordprocessingShape" mc:Ignorable="w14 w15 w16se w16cid w16 w16cex w16sdtdh w16sdtfl w16du wp14">
-  <w:p>
-    <w:pPr>
-      <w:pStyle w:val="Footer"/>
-    </w:pPr>
-  </w:p>
-</w:ftr>
-</file>
-
-<file path=word/footer2.xml><?xml version="1.0" encoding="utf-8"?>
-<w:ftr xmlns:wpc="http://schemas.microsoft.com/office/word/2010/wordprocessingCanvas" xmlns:cx="http://schemas.microsoft.com/office/drawing/2014/chartex" xmlns:cx1="http://schemas.microsoft.com/office/drawing/2015/9/8/chartex" xmlns:cx2="http://schemas.microsoft.com/office/drawing/2015/10/21/chartex" xmlns:cx3="http://schemas.microsoft.com/office/drawing/2016/5/9/chartex" xmlns:cx4="http://schemas.microsoft.com/office/drawing/2016/5/10/chartex" xmlns:cx5="http://schemas.microsoft.com/office/drawing/2016/5/11/chartex" xmlns:cx6="http://schemas.microsoft.com/office/drawing/2016/5/12/chartex" xmlns:cx7="http://schemas.microsoft.com/office/drawing/2016/5/13/chartex" xmlns:cx8="http://schemas.microsoft.com/office/drawing/2016/5/14/chartex" xmlns:mc="http://schemas.openxmlformats.org/markup-compatibility/2006" xmlns:aink="http://schemas.microsoft.com/office/drawing/2016/ink" xmlns:am3d="http://schemas.microsoft.com/office/drawing/2017/model3d" xmlns:o="urn:schemas-microsoft-com:office:office" xmlns:oel="http://schemas.microsoft.com/office/2019/extlst" xmlns:r="http://schemas.openxmlformats.org/officeDocument/2006/relationships" xmlns:m="http://schemas.openxmlformats.org/officeDocument/2006/math" xmlns:v="urn:schemas-microsoft-com:vml" xmlns:wp14="http://schemas.microsoft.com/office/word/2010/wordprocessingDrawing" xmlns:wp="http://schemas.openxmlformats.org/drawingml/2006/wordprocessingDrawing" xmlns:w10="urn:schemas-microsoft-com:office:word" xmlns:w="http://schemas.openxmlformats.org/wordprocessingml/2006/main" xmlns:w14="http://schemas.microsoft.com/office/word/2010/wordml" xmlns:w15="http://schemas.microsoft.com/office/word/2012/wordml" xmlns:w16cex="http://schemas.microsoft.com/office/word/2018/wordml/cex" xmlns:w16cid="http://schemas.microsoft.com/office/word/2016/wordml/cid" xmlns:w16="http://schemas.microsoft.com/office/word/2018/wordml" xmlns:w16du="http://schemas.microsoft.com/office/word/2023/wordml/word16du" xmlns:w16sdtdh="http://schemas.microsoft.com/office/word/2020/wordml/sdtdatahash" xmlns:w16sdtfl="http://schemas.microsoft.com/office/word/2024/wordml/sdtformatlock" xmlns:w16se="http://schemas.microsoft.com/office/word/2015/wordml/symex" xmlns:wpg="http://schemas.microsoft.com/office/word/2010/wordprocessingGroup" xmlns:wpi="http://schemas.microsoft.com/office/word/2010/wordprocessingInk" xmlns:wne="http://schemas.microsoft.com/office/word/2006/wordml" xmlns:wps="http://schemas.microsoft.com/office/word/2010/wordprocessingShape" mc:Ignorable="w14 w15 w16se w16cid w16 w16cex w16sdtdh w16sdtfl w16du wp14">
-  <w:p>
-    <w:pPr>
-      <w:pStyle w:val="Footer"/>
-    </w:pPr>
-  </w:p>
-</w:ftr>
-</file>
-
-<file path=word/footer3.xml><?xml version="1.0" encoding="utf-8"?>
-<w:ftr xmlns:wpc="http://schemas.microsoft.com/office/word/2010/wordprocessingCanvas" xmlns:cx="http://schemas.microsoft.com/office/drawing/2014/chartex" xmlns:cx1="http://schemas.microsoft.com/office/drawing/2015/9/8/chartex" xmlns:cx2="http://schemas.microsoft.com/office/drawing/2015/10/21/chartex" xmlns:cx3="http://schemas.microsoft.com/office/drawing/2016/5/9/chartex" xmlns:cx4="http://schemas.microsoft.com/office/drawing/2016/5/10/chartex" xmlns:cx5="http://schemas.microsoft.com/office/drawing/2016/5/11/chartex" xmlns:cx6="http://schemas.microsoft.com/office/drawing/2016/5/12/chartex" xmlns:cx7="http://schemas.microsoft.com/office/drawing/2016/5/13/chartex" xmlns:cx8="http://schemas.microsoft.com/office/drawing/2016/5/14/chartex" xmlns:mc="http://schemas.openxmlformats.org/markup-compatibility/2006" xmlns:aink="http://schemas.microsoft.com/office/drawing/2016/ink" xmlns:am3d="http://schemas.microsoft.com/office/drawing/2017/model3d" xmlns:o="urn:schemas-microsoft-com:office:office" xmlns:oel="http://schemas.microsoft.com/office/2019/extlst" xmlns:r="http://schemas.openxmlformats.org/officeDocument/2006/relationships" xmlns:m="http://schemas.openxmlformats.org/officeDocument/2006/math" xmlns:v="urn:schemas-microsoft-com:vml" xmlns:wp14="http://schemas.microsoft.com/office/word/2010/wordprocessingDrawing" xmlns:wp="http://schemas.openxmlformats.org/drawingml/2006/wordprocessingDrawing" xmlns:w10="urn:schemas-microsoft-com:office:word" xmlns:w="http://schemas.openxmlformats.org/wordprocessingml/2006/main" xmlns:w14="http://schemas.microsoft.com/office/word/2010/wordml" xmlns:w15="http://schemas.microsoft.com/office/word/2012/wordml" xmlns:w16cex="http://schemas.microsoft.com/office/word/2018/wordml/cex" xmlns:w16cid="http://schemas.microsoft.com/office/word/2016/wordml/cid" xmlns:w16="http://schemas.microsoft.com/office/word/2018/wordml" xmlns:w16du="http://schemas.microsoft.com/office/word/2023/wordml/word16du" xmlns:w16sdtdh="http://schemas.microsoft.com/office/word/2020/wordml/sdtdatahash" xmlns:w16sdtfl="http://schemas.microsoft.com/office/word/2024/wordml/sdtformatlock" xmlns:w16se="http://schemas.microsoft.com/office/word/2015/wordml/symex" xmlns:wpg="http://schemas.microsoft.com/office/word/2010/wordprocessingGroup" xmlns:wpi="http://schemas.microsoft.com/office/word/2010/wordprocessingInk" xmlns:wne="http://schemas.microsoft.com/office/word/2006/wordml" xmlns:wps="http://schemas.microsoft.com/office/word/2010/wordprocessingShape" mc:Ignorable="w14 w15 w16se w16cid w16 w16cex w16sdtdh w16sdtfl w16du wp14">
-  <w:p>
-    <w:pPr>
-      <w:pStyle w:val="Footer"/>
-    </w:pPr>
-  </w:p>
-</w:ftr>
-</file>
-
-<file path=word/footer4.xml><?xml version="1.0" encoding="utf-8"?>
-<w:ftr xmlns:wpc="http://schemas.microsoft.com/office/word/2010/wordprocessingCanvas" xmlns:cx="http://schemas.microsoft.com/office/drawing/2014/chartex" xmlns:cx1="http://schemas.microsoft.com/office/drawing/2015/9/8/chartex" xmlns:cx2="http://schemas.microsoft.com/office/drawing/2015/10/21/chartex" xmlns:cx3="http://schemas.microsoft.com/office/drawing/2016/5/9/chartex" xmlns:cx4="http://schemas.microsoft.com/office/drawing/2016/5/10/chartex" xmlns:cx5="http://schemas.microsoft.com/office/drawing/2016/5/11/chartex" xmlns:cx6="http://schemas.microsoft.com/office/drawing/2016/5/12/chartex" xmlns:cx7="http://schemas.microsoft.com/office/drawing/2016/5/13/chartex" xmlns:cx8="http://schemas.microsoft.com/office/drawing/2016/5/14/chartex" xmlns:mc="http://schemas.openxmlformats.org/markup-compatibility/2006" xmlns:aink="http://schemas.microsoft.com/office/drawing/2016/ink" xmlns:am3d="http://schemas.microsoft.com/office/drawing/2017/model3d" xmlns:o="urn:schemas-microsoft-com:office:office" xmlns:oel="http://schemas.microsoft.com/office/2019/extlst" xmlns:r="http://schemas.openxmlformats.org/officeDocument/2006/relationships" xmlns:m="http://schemas.openxmlformats.org/officeDocument/2006/math" xmlns:v="urn:schemas-microsoft-com:vml" xmlns:wp14="http://schemas.microsoft.com/office/word/2010/wordprocessingDrawing" xmlns:wp="http://schemas.openxmlformats.org/drawingml/2006/wordprocessingDrawing" xmlns:w10="urn:schemas-microsoft-com:office:word" xmlns:w="http://schemas.openxmlformats.org/wordprocessingml/2006/main" xmlns:w14="http://schemas.microsoft.com/office/word/2010/wordml" xmlns:w15="http://schemas.microsoft.com/office/word/2012/wordml" xmlns:w16cex="http://schemas.microsoft.com/office/word/2018/wordml/cex" xmlns:w16cid="http://schemas.microsoft.com/office/word/2016/wordml/cid" xmlns:w16="http://schemas.microsoft.com/office/word/2018/wordml" xmlns:w16du="http://schemas.microsoft.com/office/word/2023/wordml/word16du" xmlns:w16sdtdh="http://schemas.microsoft.com/office/word/2020/wordml/sdtdatahash" xmlns:w16sdtfl="http://schemas.microsoft.com/office/word/2024/wordml/sdtformatlock" xmlns:w16se="http://schemas.microsoft.com/office/word/2015/wordml/symex" xmlns:wpg="http://schemas.microsoft.com/office/word/2010/wordprocessingGroup" xmlns:wpi="http://schemas.microsoft.com/office/word/2010/wordprocessingInk" xmlns:wne="http://schemas.microsoft.com/office/word/2006/wordml" xmlns:wps="http://schemas.microsoft.com/office/word/2010/wordprocessingShape" mc:Ignorable="w14 w15 w16se w16cid w16 w16cex w16sdtdh w16sdtfl w16du wp14">
+<w:ftr xmlns:wpc="http://schemas.microsoft.com/office/word/2010/wordprocessingCanvas" xmlns:cx="http://schemas.microsoft.com/office/drawing/2014/chartex" xmlns:cx1="http://schemas.microsoft.com/office/drawing/2015/9/8/chartex" xmlns:cx2="http://schemas.microsoft.com/office/drawing/2015/10/21/chartex" xmlns:cx3="http://schemas.microsoft.com/office/drawing/2016/5/9/chartex" xmlns:cx4="http://schemas.microsoft.com/office/drawing/2016/5/10/chartex" xmlns:cx5="http://schemas.microsoft.com/office/drawing/2016/5/11/chartex" xmlns:cx6="http://schemas.microsoft.com/office/drawing/2016/5/12/chartex" xmlns:cx7="http://schemas.microsoft.com/office/drawing/2016/5/13/chartex" xmlns:cx8="http://schemas.microsoft.com/office/drawing/2016/5/14/chartex" xmlns:mc="http://schemas.openxmlformats.org/markup-compatibility/2006" xmlns:aink="http://schemas.microsoft.com/office/drawing/2016/ink" xmlns:am3d="http://schemas.microsoft.com/office/drawing/2017/model3d" xmlns:o="urn:schemas-microsoft-com:office:office" xmlns:oel="http://schemas.microsoft.com/office/2019/extlst" xmlns:r="http://schemas.openxmlformats.org/officeDocument/2006/relationships" xmlns:m="http://schemas.openxmlformats.org/officeDocument/2006/math" xmlns:v="urn:schemas-microsoft-com:vml" xmlns:wp14="http://schemas.microsoft.com/office/word/2010/wordprocessingDrawing" xmlns:wp="http://schemas.openxmlformats.org/drawingml/2006/wordprocessingDrawing" xmlns:w10="urn:schemas-microsoft-com:office:word" xmlns:w="http://schemas.openxmlformats.org/wordprocessingml/2006/main" xmlns:w14="http://schemas.microsoft.com/office/word/2010/wordml" xmlns:w15="http://schemas.microsoft.com/office/word/2012/wordml" xmlns:w16cei="http://schemas.microsoft.com/office/word/2026/wordml/cei" xmlns:w16cex="http://schemas.microsoft.com/office/word/2018/wordml/cex" xmlns:w16cid="http://schemas.microsoft.com/office/word/2016/wordml/cid" xmlns:w16="http://schemas.microsoft.com/office/word/2018/wordml" xmlns:w16du="http://schemas.microsoft.com/office/word/2023/wordml/word16du" xmlns:w16sdtdh="http://schemas.microsoft.com/office/word/2020/wordml/sdtdatahash" xmlns:w16sdtfl="http://schemas.microsoft.com/office/word/2024/wordml/sdtformatlock" xmlns:w16se="http://schemas.microsoft.com/office/word/2015/wordml/symex" xmlns:wpg="http://schemas.microsoft.com/office/word/2010/wordprocessingGroup" xmlns:wpi="http://schemas.microsoft.com/office/word/2010/wordprocessingInk" xmlns:wne="http://schemas.microsoft.com/office/word/2006/wordml" xmlns:wps="http://schemas.microsoft.com/office/word/2010/wordprocessingShape" mc:Ignorable="w14 w15 w16se w16cid w16 w16cex w16sdtdh w16sdtfl w16du wp14">
   <w:tbl>
     <w:tblPr>
       <w:tblStyle w:val="TableGrid3"/>
@@ -12678,7 +16708,7 @@
               <wp:inline distT="0" distB="0" distL="0" distR="0" wp14:anchorId="2350D314" wp14:editId="6EBE6461">
                 <wp:extent cx="112395" cy="112395"/>
                 <wp:effectExtent l="0" t="0" r="1905" b="1905"/>
-                <wp:docPr id="685590540" name="Picture 685590540"/>
+                <wp:docPr id="1242245363" name="Picture 1242245363"/>
                 <wp:cNvGraphicFramePr>
                   <a:graphicFrameLocks xmlns:a="http://schemas.openxmlformats.org/drawingml/2006/main" noChangeAspect="1"/>
                 </wp:cNvGraphicFramePr>
@@ -12773,16 +16803,14 @@
             <w:rPr>
               <w:rFonts w:ascii="Calibri" w:hAnsi="Calibri" w:cs="Times New Roman"/>
             </w:rPr>
-            <w:t xml:space="preserve">BKI </w:t>
+            <w:t xml:space="preserve">SBU MARINE </w:t>
           </w:r>
-          <w:proofErr w:type="spellStart"/>
           <w:r>
             <w:rPr>
               <w:rFonts w:ascii="Calibri" w:hAnsi="Calibri" w:cs="Times New Roman"/>
             </w:rPr>
-            <w:t>Komersial</w:t>
+            <w:t>SERVICES</w:t>
           </w:r>
-          <w:proofErr w:type="spellEnd"/>
         </w:p>
       </w:tc>
       <w:tc>
@@ -12809,7 +16837,7 @@
               <wp:inline distT="0" distB="0" distL="0" distR="0" wp14:anchorId="191DCD55" wp14:editId="275B0588">
                 <wp:extent cx="103505" cy="103505"/>
                 <wp:effectExtent l="0" t="0" r="0" b="0"/>
-                <wp:docPr id="108365755" name="Picture 108365755"/>
+                <wp:docPr id="1160347869" name="Picture 1160347869"/>
                 <wp:cNvGraphicFramePr>
                   <a:graphicFrameLocks xmlns:a="http://schemas.openxmlformats.org/drawingml/2006/main" noChangeAspect="1"/>
                 </wp:cNvGraphicFramePr>
@@ -12945,7 +16973,7 @@
               <wp:inline distT="0" distB="0" distL="0" distR="0" wp14:anchorId="69EFE91A" wp14:editId="33CE7B37">
                 <wp:extent cx="103505" cy="77470"/>
                 <wp:effectExtent l="0" t="0" r="0" b="0"/>
-                <wp:docPr id="497182389" name="Picture 497182389"/>
+                <wp:docPr id="819420691" name="Picture 819420691"/>
                 <wp:cNvGraphicFramePr>
                   <a:graphicFrameLocks xmlns:a="http://schemas.openxmlformats.org/drawingml/2006/main" noChangeAspect="1"/>
                 </wp:cNvGraphicFramePr>
@@ -13070,7 +17098,7 @@
               <wp:inline distT="0" distB="0" distL="0" distR="0" wp14:anchorId="1359AE9F" wp14:editId="728CC1BB">
                 <wp:extent cx="103505" cy="103505"/>
                 <wp:effectExtent l="0" t="0" r="0" b="0"/>
-                <wp:docPr id="163765627" name="Picture 163765627"/>
+                <wp:docPr id="340028772" name="Picture 340028772"/>
                 <wp:cNvGraphicFramePr>
                   <a:graphicFrameLocks xmlns:a="http://schemas.openxmlformats.org/drawingml/2006/main" noChangeAspect="1"/>
                 </wp:cNvGraphicFramePr>
@@ -13170,8 +17198,8 @@
 </w:ftr>
 </file>
 
-<file path=word/footer5.xml><?xml version="1.0" encoding="utf-8"?>
-<w:ftr xmlns:wpc="http://schemas.microsoft.com/office/word/2010/wordprocessingCanvas" xmlns:cx="http://schemas.microsoft.com/office/drawing/2014/chartex" xmlns:cx1="http://schemas.microsoft.com/office/drawing/2015/9/8/chartex" xmlns:cx2="http://schemas.microsoft.com/office/drawing/2015/10/21/chartex" xmlns:cx3="http://schemas.microsoft.com/office/drawing/2016/5/9/chartex" xmlns:cx4="http://schemas.microsoft.com/office/drawing/2016/5/10/chartex" xmlns:cx5="http://schemas.microsoft.com/office/drawing/2016/5/11/chartex" xmlns:cx6="http://schemas.microsoft.com/office/drawing/2016/5/12/chartex" xmlns:cx7="http://schemas.microsoft.com/office/drawing/2016/5/13/chartex" xmlns:cx8="http://schemas.microsoft.com/office/drawing/2016/5/14/chartex" xmlns:mc="http://schemas.openxmlformats.org/markup-compatibility/2006" xmlns:aink="http://schemas.microsoft.com/office/drawing/2016/ink" xmlns:am3d="http://schemas.microsoft.com/office/drawing/2017/model3d" xmlns:o="urn:schemas-microsoft-com:office:office" xmlns:oel="http://schemas.microsoft.com/office/2019/extlst" xmlns:r="http://schemas.openxmlformats.org/officeDocument/2006/relationships" xmlns:m="http://schemas.openxmlformats.org/officeDocument/2006/math" xmlns:v="urn:schemas-microsoft-com:vml" xmlns:wp14="http://schemas.microsoft.com/office/word/2010/wordprocessingDrawing" xmlns:wp="http://schemas.openxmlformats.org/drawingml/2006/wordprocessingDrawing" xmlns:w10="urn:schemas-microsoft-com:office:word" xmlns:w="http://schemas.openxmlformats.org/wordprocessingml/2006/main" xmlns:w14="http://schemas.microsoft.com/office/word/2010/wordml" xmlns:w15="http://schemas.microsoft.com/office/word/2012/wordml" xmlns:w16cex="http://schemas.microsoft.com/office/word/2018/wordml/cex" xmlns:w16cid="http://schemas.microsoft.com/office/word/2016/wordml/cid" xmlns:w16="http://schemas.microsoft.com/office/word/2018/wordml" xmlns:w16du="http://schemas.microsoft.com/office/word/2023/wordml/word16du" xmlns:w16sdtdh="http://schemas.microsoft.com/office/word/2020/wordml/sdtdatahash" xmlns:w16sdtfl="http://schemas.microsoft.com/office/word/2024/wordml/sdtformatlock" xmlns:w16se="http://schemas.microsoft.com/office/word/2015/wordml/symex" xmlns:wpg="http://schemas.microsoft.com/office/word/2010/wordprocessingGroup" xmlns:wpi="http://schemas.microsoft.com/office/word/2010/wordprocessingInk" xmlns:wne="http://schemas.microsoft.com/office/word/2006/wordml" xmlns:wps="http://schemas.microsoft.com/office/word/2010/wordprocessingShape" mc:Ignorable="w14 w15 w16se w16cid w16 w16cex w16sdtdh w16sdtfl w16du wp14">
+<file path=word/footer2.xml><?xml version="1.0" encoding="utf-8"?>
+<w:ftr xmlns:wpc="http://schemas.microsoft.com/office/word/2010/wordprocessingCanvas" xmlns:cx="http://schemas.microsoft.com/office/drawing/2014/chartex" xmlns:cx1="http://schemas.microsoft.com/office/drawing/2015/9/8/chartex" xmlns:cx2="http://schemas.microsoft.com/office/drawing/2015/10/21/chartex" xmlns:cx3="http://schemas.microsoft.com/office/drawing/2016/5/9/chartex" xmlns:cx4="http://schemas.microsoft.com/office/drawing/2016/5/10/chartex" xmlns:cx5="http://schemas.microsoft.com/office/drawing/2016/5/11/chartex" xmlns:cx6="http://schemas.microsoft.com/office/drawing/2016/5/12/chartex" xmlns:cx7="http://schemas.microsoft.com/office/drawing/2016/5/13/chartex" xmlns:cx8="http://schemas.microsoft.com/office/drawing/2016/5/14/chartex" xmlns:mc="http://schemas.openxmlformats.org/markup-compatibility/2006" xmlns:aink="http://schemas.microsoft.com/office/drawing/2016/ink" xmlns:am3d="http://schemas.microsoft.com/office/drawing/2017/model3d" xmlns:o="urn:schemas-microsoft-com:office:office" xmlns:oel="http://schemas.microsoft.com/office/2019/extlst" xmlns:r="http://schemas.openxmlformats.org/officeDocument/2006/relationships" xmlns:m="http://schemas.openxmlformats.org/officeDocument/2006/math" xmlns:v="urn:schemas-microsoft-com:vml" xmlns:wp14="http://schemas.microsoft.com/office/word/2010/wordprocessingDrawing" xmlns:wp="http://schemas.openxmlformats.org/drawingml/2006/wordprocessingDrawing" xmlns:w10="urn:schemas-microsoft-com:office:word" xmlns:w="http://schemas.openxmlformats.org/wordprocessingml/2006/main" xmlns:w14="http://schemas.microsoft.com/office/word/2010/wordml" xmlns:w15="http://schemas.microsoft.com/office/word/2012/wordml" xmlns:w16cei="http://schemas.microsoft.com/office/word/2026/wordml/cei" xmlns:w16cex="http://schemas.microsoft.com/office/word/2018/wordml/cex" xmlns:w16cid="http://schemas.microsoft.com/office/word/2016/wordml/cid" xmlns:w16="http://schemas.microsoft.com/office/word/2018/wordml" xmlns:w16du="http://schemas.microsoft.com/office/word/2023/wordml/word16du" xmlns:w16sdtdh="http://schemas.microsoft.com/office/word/2020/wordml/sdtdatahash" xmlns:w16sdtfl="http://schemas.microsoft.com/office/word/2024/wordml/sdtformatlock" xmlns:w16se="http://schemas.microsoft.com/office/word/2015/wordml/symex" xmlns:wpg="http://schemas.microsoft.com/office/word/2010/wordprocessingGroup" xmlns:wpi="http://schemas.microsoft.com/office/word/2010/wordprocessingInk" xmlns:wne="http://schemas.microsoft.com/office/word/2006/wordml" xmlns:wps="http://schemas.microsoft.com/office/word/2010/wordprocessingShape" mc:Ignorable="w14 w15 w16se w16cid w16 w16cex w16sdtdh w16sdtfl w16du wp14">
   <w:sdt>
     <w:sdtPr>
       <w:id w:val="-1959949510"/>
@@ -13417,7 +17445,7 @@
 </file>
 
 <file path=word/footnotes.xml><?xml version="1.0" encoding="utf-8"?>
-<w:footnotes xmlns:wpc="http://schemas.microsoft.com/office/word/2010/wordprocessingCanvas" xmlns:cx="http://schemas.microsoft.com/office/drawing/2014/chartex" xmlns:cx1="http://schemas.microsoft.com/office/drawing/2015/9/8/chartex" xmlns:cx2="http://schemas.microsoft.com/office/drawing/2015/10/21/chartex" xmlns:cx3="http://schemas.microsoft.com/office/drawing/2016/5/9/chartex" xmlns:cx4="http://schemas.microsoft.com/office/drawing/2016/5/10/chartex" xmlns:cx5="http://schemas.microsoft.com/office/drawing/2016/5/11/chartex" xmlns:cx6="http://schemas.microsoft.com/office/drawing/2016/5/12/chartex" xmlns:cx7="http://schemas.microsoft.com/office/drawing/2016/5/13/chartex" xmlns:cx8="http://schemas.microsoft.com/office/drawing/2016/5/14/chartex" xmlns:mc="http://schemas.openxmlformats.org/markup-compatibility/2006" xmlns:aink="http://schemas.microsoft.com/office/drawing/2016/ink" xmlns:am3d="http://schemas.microsoft.com/office/drawing/2017/model3d" xmlns:o="urn:schemas-microsoft-com:office:office" xmlns:oel="http://schemas.microsoft.com/office/2019/extlst" xmlns:r="http://schemas.openxmlformats.org/officeDocument/2006/relationships" xmlns:m="http://schemas.openxmlformats.org/officeDocument/2006/math" xmlns:v="urn:schemas-microsoft-com:vml" xmlns:wp14="http://schemas.microsoft.com/office/word/2010/wordprocessingDrawing" xmlns:wp="http://schemas.openxmlformats.org/drawingml/2006/wordprocessingDrawing" xmlns:w10="urn:schemas-microsoft-com:office:word" xmlns:w="http://schemas.openxmlformats.org/wordprocessingml/2006/main" xmlns:w14="http://schemas.microsoft.com/office/word/2010/wordml" xmlns:w15="http://schemas.microsoft.com/office/word/2012/wordml" xmlns:w16cex="http://schemas.microsoft.com/office/word/2018/wordml/cex" xmlns:w16cid="http://schemas.microsoft.com/office/word/2016/wordml/cid" xmlns:w16="http://schemas.microsoft.com/office/word/2018/wordml" xmlns:w16du="http://schemas.microsoft.com/office/word/2023/wordml/word16du" xmlns:w16sdtdh="http://schemas.microsoft.com/office/word/2020/wordml/sdtdatahash" xmlns:w16sdtfl="http://schemas.microsoft.com/office/word/2024/wordml/sdtformatlock" xmlns:w16se="http://schemas.microsoft.com/office/word/2015/wordml/symex" xmlns:wpg="http://schemas.microsoft.com/office/word/2010/wordprocessingGroup" xmlns:wpi="http://schemas.microsoft.com/office/word/2010/wordprocessingInk" xmlns:wne="http://schemas.microsoft.com/office/word/2006/wordml" xmlns:wps="http://schemas.microsoft.com/office/word/2010/wordprocessingShape" mc:Ignorable="w14 w15 w16se w16cid w16 w16cex w16sdtdh w16sdtfl w16du wp14">
+<w:footnotes xmlns:wpc="http://schemas.microsoft.com/office/word/2010/wordprocessingCanvas" xmlns:cx="http://schemas.microsoft.com/office/drawing/2014/chartex" xmlns:cx1="http://schemas.microsoft.com/office/drawing/2015/9/8/chartex" xmlns:cx2="http://schemas.microsoft.com/office/drawing/2015/10/21/chartex" xmlns:cx3="http://schemas.microsoft.com/office/drawing/2016/5/9/chartex" xmlns:cx4="http://schemas.microsoft.com/office/drawing/2016/5/10/chartex" xmlns:cx5="http://schemas.microsoft.com/office/drawing/2016/5/11/chartex" xmlns:cx6="http://schemas.microsoft.com/office/drawing/2016/5/12/chartex" xmlns:cx7="http://schemas.microsoft.com/office/drawing/2016/5/13/chartex" xmlns:cx8="http://schemas.microsoft.com/office/drawing/2016/5/14/chartex" xmlns:mc="http://schemas.openxmlformats.org/markup-compatibility/2006" xmlns:aink="http://schemas.microsoft.com/office/drawing/2016/ink" xmlns:am3d="http://schemas.microsoft.com/office/drawing/2017/model3d" xmlns:o="urn:schemas-microsoft-com:office:office" xmlns:oel="http://schemas.microsoft.com/office/2019/extlst" xmlns:r="http://schemas.openxmlformats.org/officeDocument/2006/relationships" xmlns:m="http://schemas.openxmlformats.org/officeDocument/2006/math" xmlns:v="urn:schemas-microsoft-com:vml" xmlns:wp14="http://schemas.microsoft.com/office/word/2010/wordprocessingDrawing" xmlns:wp="http://schemas.openxmlformats.org/drawingml/2006/wordprocessingDrawing" xmlns:w10="urn:schemas-microsoft-com:office:word" xmlns:w="http://schemas.openxmlformats.org/wordprocessingml/2006/main" xmlns:w14="http://schemas.microsoft.com/office/word/2010/wordml" xmlns:w15="http://schemas.microsoft.com/office/word/2012/wordml" xmlns:w16cei="http://schemas.microsoft.com/office/word/2026/wordml/cei" xmlns:w16cex="http://schemas.microsoft.com/office/word/2018/wordml/cex" xmlns:w16cid="http://schemas.microsoft.com/office/word/2016/wordml/cid" xmlns:w16="http://schemas.microsoft.com/office/word/2018/wordml" xmlns:w16du="http://schemas.microsoft.com/office/word/2023/wordml/word16du" xmlns:w16sdtdh="http://schemas.microsoft.com/office/word/2020/wordml/sdtdatahash" xmlns:w16sdtfl="http://schemas.microsoft.com/office/word/2024/wordml/sdtformatlock" xmlns:w16se="http://schemas.microsoft.com/office/word/2015/wordml/symex" xmlns:wpg="http://schemas.microsoft.com/office/word/2010/wordprocessingGroup" xmlns:wpi="http://schemas.microsoft.com/office/word/2010/wordprocessingInk" xmlns:wne="http://schemas.microsoft.com/office/word/2006/wordml" xmlns:wps="http://schemas.microsoft.com/office/word/2010/wordprocessingShape" mc:Ignorable="w14 w15 w16se w16cid w16 w16cex w16sdtdh w16sdtfl w16du wp14">
   <w:footnote w:type="separator" w:id="-1">
     <w:p>
       <w:pPr>
@@ -13442,17 +17470,7 @@
 </file>
 
 <file path=word/header1.xml><?xml version="1.0" encoding="utf-8"?>
-<w:hdr xmlns:wpc="http://schemas.microsoft.com/office/word/2010/wordprocessingCanvas" xmlns:cx="http://schemas.microsoft.com/office/drawing/2014/chartex" xmlns:cx1="http://schemas.microsoft.com/office/drawing/2015/9/8/chartex" xmlns:cx2="http://schemas.microsoft.com/office/drawing/2015/10/21/chartex" xmlns:cx3="http://schemas.microsoft.com/office/drawing/2016/5/9/chartex" xmlns:cx4="http://schemas.microsoft.com/office/drawing/2016/5/10/chartex" xmlns:cx5="http://schemas.microsoft.com/office/drawing/2016/5/11/chartex" xmlns:cx6="http://schemas.microsoft.com/office/drawing/2016/5/12/chartex" xmlns:cx7="http://schemas.microsoft.com/office/drawing/2016/5/13/chartex" xmlns:cx8="http://schemas.microsoft.com/office/drawing/2016/5/14/chartex" xmlns:mc="http://schemas.openxmlformats.org/markup-compatibility/2006" xmlns:aink="http://schemas.microsoft.com/office/drawing/2016/ink" xmlns:am3d="http://schemas.microsoft.com/office/drawing/2017/model3d" xmlns:o="urn:schemas-microsoft-com:office:office" xmlns:oel="http://schemas.microsoft.com/office/2019/extlst" xmlns:r="http://schemas.openxmlformats.org/officeDocument/2006/relationships" xmlns:m="http://schemas.openxmlformats.org/officeDocument/2006/math" xmlns:v="urn:schemas-microsoft-com:vml" xmlns:wp14="http://schemas.microsoft.com/office/word/2010/wordprocessingDrawing" xmlns:wp="http://schemas.openxmlformats.org/drawingml/2006/wordprocessingDrawing" xmlns:w10="urn:schemas-microsoft-com:office:word" xmlns:w="http://schemas.openxmlformats.org/wordprocessingml/2006/main" xmlns:w14="http://schemas.microsoft.com/office/word/2010/wordml" xmlns:w15="http://schemas.microsoft.com/office/word/2012/wordml" xmlns:w16cex="http://schemas.microsoft.com/office/word/2018/wordml/cex" xmlns:w16cid="http://schemas.microsoft.com/office/word/2016/wordml/cid" xmlns:w16="http://schemas.microsoft.com/office/word/2018/wordml" xmlns:w16du="http://schemas.microsoft.com/office/word/2023/wordml/word16du" xmlns:w16sdtdh="http://schemas.microsoft.com/office/word/2020/wordml/sdtdatahash" xmlns:w16sdtfl="http://schemas.microsoft.com/office/word/2024/wordml/sdtformatlock" xmlns:w16se="http://schemas.microsoft.com/office/word/2015/wordml/symex" xmlns:wpg="http://schemas.microsoft.com/office/word/2010/wordprocessingGroup" xmlns:wpi="http://schemas.microsoft.com/office/word/2010/wordprocessingInk" xmlns:wne="http://schemas.microsoft.com/office/word/2006/wordml" xmlns:wps="http://schemas.microsoft.com/office/word/2010/wordprocessingShape" mc:Ignorable="w14 w15 w16se w16cid w16 w16cex w16sdtdh w16sdtfl w16du wp14">
-  <w:p>
-    <w:pPr>
-      <w:pStyle w:val="Header"/>
-    </w:pPr>
-  </w:p>
-</w:hdr>
-</file>
-
-<file path=word/header2.xml><?xml version="1.0" encoding="utf-8"?>
-<w:hdr xmlns:wpc="http://schemas.microsoft.com/office/word/2010/wordprocessingCanvas" xmlns:cx="http://schemas.microsoft.com/office/drawing/2014/chartex" xmlns:cx1="http://schemas.microsoft.com/office/drawing/2015/9/8/chartex" xmlns:cx2="http://schemas.microsoft.com/office/drawing/2015/10/21/chartex" xmlns:cx3="http://schemas.microsoft.com/office/drawing/2016/5/9/chartex" xmlns:cx4="http://schemas.microsoft.com/office/drawing/2016/5/10/chartex" xmlns:cx5="http://schemas.microsoft.com/office/drawing/2016/5/11/chartex" xmlns:cx6="http://schemas.microsoft.com/office/drawing/2016/5/12/chartex" xmlns:cx7="http://schemas.microsoft.com/office/drawing/2016/5/13/chartex" xmlns:cx8="http://schemas.microsoft.com/office/drawing/2016/5/14/chartex" xmlns:mc="http://schemas.openxmlformats.org/markup-compatibility/2006" xmlns:aink="http://schemas.microsoft.com/office/drawing/2016/ink" xmlns:am3d="http://schemas.microsoft.com/office/drawing/2017/model3d" xmlns:o="urn:schemas-microsoft-com:office:office" xmlns:oel="http://schemas.microsoft.com/office/2019/extlst" xmlns:r="http://schemas.openxmlformats.org/officeDocument/2006/relationships" xmlns:m="http://schemas.openxmlformats.org/officeDocument/2006/math" xmlns:v="urn:schemas-microsoft-com:vml" xmlns:wp14="http://schemas.microsoft.com/office/word/2010/wordprocessingDrawing" xmlns:wp="http://schemas.openxmlformats.org/drawingml/2006/wordprocessingDrawing" xmlns:w10="urn:schemas-microsoft-com:office:word" xmlns:w="http://schemas.openxmlformats.org/wordprocessingml/2006/main" xmlns:w14="http://schemas.microsoft.com/office/word/2010/wordml" xmlns:w15="http://schemas.microsoft.com/office/word/2012/wordml" xmlns:w16cex="http://schemas.microsoft.com/office/word/2018/wordml/cex" xmlns:w16cid="http://schemas.microsoft.com/office/word/2016/wordml/cid" xmlns:w16="http://schemas.microsoft.com/office/word/2018/wordml" xmlns:w16du="http://schemas.microsoft.com/office/word/2023/wordml/word16du" xmlns:w16sdtdh="http://schemas.microsoft.com/office/word/2020/wordml/sdtdatahash" xmlns:w16sdtfl="http://schemas.microsoft.com/office/word/2024/wordml/sdtformatlock" xmlns:w16se="http://schemas.microsoft.com/office/word/2015/wordml/symex" xmlns:wpg="http://schemas.microsoft.com/office/word/2010/wordprocessingGroup" xmlns:wpi="http://schemas.microsoft.com/office/word/2010/wordprocessingInk" xmlns:wne="http://schemas.microsoft.com/office/word/2006/wordml" xmlns:wps="http://schemas.microsoft.com/office/word/2010/wordprocessingShape" mc:Ignorable="w14 w15 w16se w16cid w16 w16cex w16sdtdh w16sdtfl w16du wp14">
+<w:hdr xmlns:wpc="http://schemas.microsoft.com/office/word/2010/wordprocessingCanvas" xmlns:cx="http://schemas.microsoft.com/office/drawing/2014/chartex" xmlns:cx1="http://schemas.microsoft.com/office/drawing/2015/9/8/chartex" xmlns:cx2="http://schemas.microsoft.com/office/drawing/2015/10/21/chartex" xmlns:cx3="http://schemas.microsoft.com/office/drawing/2016/5/9/chartex" xmlns:cx4="http://schemas.microsoft.com/office/drawing/2016/5/10/chartex" xmlns:cx5="http://schemas.microsoft.com/office/drawing/2016/5/11/chartex" xmlns:cx6="http://schemas.microsoft.com/office/drawing/2016/5/12/chartex" xmlns:cx7="http://schemas.microsoft.com/office/drawing/2016/5/13/chartex" xmlns:cx8="http://schemas.microsoft.com/office/drawing/2016/5/14/chartex" xmlns:mc="http://schemas.openxmlformats.org/markup-compatibility/2006" xmlns:aink="http://schemas.microsoft.com/office/drawing/2016/ink" xmlns:am3d="http://schemas.microsoft.com/office/drawing/2017/model3d" xmlns:o="urn:schemas-microsoft-com:office:office" xmlns:oel="http://schemas.microsoft.com/office/2019/extlst" xmlns:r="http://schemas.openxmlformats.org/officeDocument/2006/relationships" xmlns:m="http://schemas.openxmlformats.org/officeDocument/2006/math" xmlns:v="urn:schemas-microsoft-com:vml" xmlns:wp14="http://schemas.microsoft.com/office/word/2010/wordprocessingDrawing" xmlns:wp="http://schemas.openxmlformats.org/drawingml/2006/wordprocessingDrawing" xmlns:w10="urn:schemas-microsoft-com:office:word" xmlns:w="http://schemas.openxmlformats.org/wordprocessingml/2006/main" xmlns:w14="http://schemas.microsoft.com/office/word/2010/wordml" xmlns:w15="http://schemas.microsoft.com/office/word/2012/wordml" xmlns:w16cei="http://schemas.microsoft.com/office/word/2026/wordml/cei" xmlns:w16cex="http://schemas.microsoft.com/office/word/2018/wordml/cex" xmlns:w16cid="http://schemas.microsoft.com/office/word/2016/wordml/cid" xmlns:w16="http://schemas.microsoft.com/office/word/2018/wordml" xmlns:w16du="http://schemas.microsoft.com/office/word/2023/wordml/word16du" xmlns:w16sdtdh="http://schemas.microsoft.com/office/word/2020/wordml/sdtdatahash" xmlns:w16sdtfl="http://schemas.microsoft.com/office/word/2024/wordml/sdtformatlock" xmlns:w16se="http://schemas.microsoft.com/office/word/2015/wordml/symex" xmlns:wpg="http://schemas.microsoft.com/office/word/2010/wordprocessingGroup" xmlns:wpi="http://schemas.microsoft.com/office/word/2010/wordprocessingInk" xmlns:wne="http://schemas.microsoft.com/office/word/2006/wordml" xmlns:wps="http://schemas.microsoft.com/office/word/2010/wordprocessingShape" mc:Ignorable="w14 w15 w16se w16cid w16 w16cex w16sdtdh w16sdtfl w16du wp14">
   <w:tbl>
     <w:tblPr>
       <w:tblStyle w:val="TableGrid1"/>
@@ -13896,7 +17914,7 @@
             </wp:anchor>
           </w:drawing>
         </mc:Choice>
-        <mc:Fallback xmlns:w16cei="http://schemas.microsoft.com/office/word/2026/wordml/cei">
+        <mc:Fallback>
           <w:pict>
             <v:line w14:anchorId="06ACE4AB" id="Straight Connector 41" o:spid="_x0000_s1026" style="position:absolute;z-index:251664384;visibility:visible;mso-wrap-style:square;mso-width-percent:0;mso-height-percent:0;mso-wrap-distance-left:9pt;mso-wrap-distance-top:-3e-5mm;mso-wrap-distance-right:9pt;mso-wrap-distance-bottom:-3e-5mm;mso-position-horizontal:absolute;mso-position-horizontal-relative:text;mso-position-vertical:absolute;mso-position-vertical-relative:text;mso-width-percent:0;mso-height-percent:0;mso-width-relative:margin;mso-height-relative:margin" from="-25pt,7.9pt" to="484.75pt,7.9pt" o:gfxdata="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" strokecolor="#00b0f0" strokeweight="3pt">
               <v:stroke joinstyle="miter"/>
@@ -13966,7 +17984,7 @@
             </wp:anchor>
           </w:drawing>
         </mc:Choice>
-        <mc:Fallback xmlns:w16cei="http://schemas.microsoft.com/office/word/2026/wordml/cei">
+        <mc:Fallback>
           <w:pict>
             <v:line w14:anchorId="7F39ED82" id="Straight Connector 40" o:spid="_x0000_s1026" style="position:absolute;z-index:251665408;visibility:visible;mso-wrap-style:square;mso-width-percent:0;mso-height-percent:0;mso-wrap-distance-left:9pt;mso-wrap-distance-top:0;mso-wrap-distance-right:9pt;mso-wrap-distance-bottom:0;mso-position-horizontal:absolute;mso-position-horizontal-relative:text;mso-position-vertical:absolute;mso-position-vertical-relative:text;mso-width-percent:0;mso-height-percent:0;mso-width-relative:margin;mso-height-relative:margin" from="-24.45pt,12.3pt" to="486.35pt,12.8pt" o:gfxdata="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" strokecolor="#00b0f0" strokeweight="1.5pt">
               <v:stroke joinstyle="miter"/>
@@ -14049,8 +18067,8 @@
 </w:hdr>
 </file>
 
-<file path=word/header3.xml><?xml version="1.0" encoding="utf-8"?>
-<w:hdr xmlns:wpc="http://schemas.microsoft.com/office/word/2010/wordprocessingCanvas" xmlns:cx="http://schemas.microsoft.com/office/drawing/2014/chartex" xmlns:cx1="http://schemas.microsoft.com/office/drawing/2015/9/8/chartex" xmlns:cx2="http://schemas.microsoft.com/office/drawing/2015/10/21/chartex" xmlns:cx3="http://schemas.microsoft.com/office/drawing/2016/5/9/chartex" xmlns:cx4="http://schemas.microsoft.com/office/drawing/2016/5/10/chartex" xmlns:cx5="http://schemas.microsoft.com/office/drawing/2016/5/11/chartex" xmlns:cx6="http://schemas.microsoft.com/office/drawing/2016/5/12/chartex" xmlns:cx7="http://schemas.microsoft.com/office/drawing/2016/5/13/chartex" xmlns:cx8="http://schemas.microsoft.com/office/drawing/2016/5/14/chartex" xmlns:mc="http://schemas.openxmlformats.org/markup-compatibility/2006" xmlns:aink="http://schemas.microsoft.com/office/drawing/2016/ink" xmlns:am3d="http://schemas.microsoft.com/office/drawing/2017/model3d" xmlns:o="urn:schemas-microsoft-com:office:office" xmlns:oel="http://schemas.microsoft.com/office/2019/extlst" xmlns:r="http://schemas.openxmlformats.org/officeDocument/2006/relationships" xmlns:m="http://schemas.openxmlformats.org/officeDocument/2006/math" xmlns:v="urn:schemas-microsoft-com:vml" xmlns:wp14="http://schemas.microsoft.com/office/word/2010/wordprocessingDrawing" xmlns:wp="http://schemas.openxmlformats.org/drawingml/2006/wordprocessingDrawing" xmlns:w10="urn:schemas-microsoft-com:office:word" xmlns:w="http://schemas.openxmlformats.org/wordprocessingml/2006/main" xmlns:w14="http://schemas.microsoft.com/office/word/2010/wordml" xmlns:w15="http://schemas.microsoft.com/office/word/2012/wordml" xmlns:w16cex="http://schemas.microsoft.com/office/word/2018/wordml/cex" xmlns:w16cid="http://schemas.microsoft.com/office/word/2016/wordml/cid" xmlns:w16="http://schemas.microsoft.com/office/word/2018/wordml" xmlns:w16du="http://schemas.microsoft.com/office/word/2023/wordml/word16du" xmlns:w16sdtdh="http://schemas.microsoft.com/office/word/2020/wordml/sdtdatahash" xmlns:w16sdtfl="http://schemas.microsoft.com/office/word/2024/wordml/sdtformatlock" xmlns:w16se="http://schemas.microsoft.com/office/word/2015/wordml/symex" xmlns:wpg="http://schemas.microsoft.com/office/word/2010/wordprocessingGroup" xmlns:wpi="http://schemas.microsoft.com/office/word/2010/wordprocessingInk" xmlns:wne="http://schemas.microsoft.com/office/word/2006/wordml" xmlns:wps="http://schemas.microsoft.com/office/word/2010/wordprocessingShape" mc:Ignorable="w14 w15 w16se w16cid w16 w16cex w16sdtdh w16sdtfl w16du wp14">
+<file path=word/header2.xml><?xml version="1.0" encoding="utf-8"?>
+<w:hdr xmlns:wpc="http://schemas.microsoft.com/office/word/2010/wordprocessingCanvas" xmlns:cx="http://schemas.microsoft.com/office/drawing/2014/chartex" xmlns:cx1="http://schemas.microsoft.com/office/drawing/2015/9/8/chartex" xmlns:cx2="http://schemas.microsoft.com/office/drawing/2015/10/21/chartex" xmlns:cx3="http://schemas.microsoft.com/office/drawing/2016/5/9/chartex" xmlns:cx4="http://schemas.microsoft.com/office/drawing/2016/5/10/chartex" xmlns:cx5="http://schemas.microsoft.com/office/drawing/2016/5/11/chartex" xmlns:cx6="http://schemas.microsoft.com/office/drawing/2016/5/12/chartex" xmlns:cx7="http://schemas.microsoft.com/office/drawing/2016/5/13/chartex" xmlns:cx8="http://schemas.microsoft.com/office/drawing/2016/5/14/chartex" xmlns:mc="http://schemas.openxmlformats.org/markup-compatibility/2006" xmlns:aink="http://schemas.microsoft.com/office/drawing/2016/ink" xmlns:am3d="http://schemas.microsoft.com/office/drawing/2017/model3d" xmlns:o="urn:schemas-microsoft-com:office:office" xmlns:oel="http://schemas.microsoft.com/office/2019/extlst" xmlns:r="http://schemas.openxmlformats.org/officeDocument/2006/relationships" xmlns:m="http://schemas.openxmlformats.org/officeDocument/2006/math" xmlns:v="urn:schemas-microsoft-com:vml" xmlns:wp14="http://schemas.microsoft.com/office/word/2010/wordprocessingDrawing" xmlns:wp="http://schemas.openxmlformats.org/drawingml/2006/wordprocessingDrawing" xmlns:w10="urn:schemas-microsoft-com:office:word" xmlns:w="http://schemas.openxmlformats.org/wordprocessingml/2006/main" xmlns:w14="http://schemas.microsoft.com/office/word/2010/wordml" xmlns:w15="http://schemas.microsoft.com/office/word/2012/wordml" xmlns:w16cei="http://schemas.microsoft.com/office/word/2026/wordml/cei" xmlns:w16cex="http://schemas.microsoft.com/office/word/2018/wordml/cex" xmlns:w16cid="http://schemas.microsoft.com/office/word/2016/wordml/cid" xmlns:w16="http://schemas.microsoft.com/office/word/2018/wordml" xmlns:w16du="http://schemas.microsoft.com/office/word/2023/wordml/word16du" xmlns:w16sdtdh="http://schemas.microsoft.com/office/word/2020/wordml/sdtdatahash" xmlns:w16sdtfl="http://schemas.microsoft.com/office/word/2024/wordml/sdtformatlock" xmlns:w16se="http://schemas.microsoft.com/office/word/2015/wordml/symex" xmlns:wpg="http://schemas.microsoft.com/office/word/2010/wordprocessingGroup" xmlns:wpi="http://schemas.microsoft.com/office/word/2010/wordprocessingInk" xmlns:wne="http://schemas.microsoft.com/office/word/2006/wordml" xmlns:wps="http://schemas.microsoft.com/office/word/2010/wordprocessingShape" mc:Ignorable="w14 w15 w16se w16cid w16 w16cex w16sdtdh w16sdtfl w16du wp14">
   <w:p>
     <w:pPr>
       <w:spacing w:before="100" w:beforeAutospacing="1" w:after="100" w:afterAutospacing="1" w:line="240" w:lineRule="auto"/>
@@ -14359,8 +18377,8 @@
 </w:hdr>
 </file>
 
-<file path=word/header4.xml><?xml version="1.0" encoding="utf-8"?>
-<w:hdr xmlns:wpc="http://schemas.microsoft.com/office/word/2010/wordprocessingCanvas" xmlns:cx="http://schemas.microsoft.com/office/drawing/2014/chartex" xmlns:cx1="http://schemas.microsoft.com/office/drawing/2015/9/8/chartex" xmlns:cx2="http://schemas.microsoft.com/office/drawing/2015/10/21/chartex" xmlns:cx3="http://schemas.microsoft.com/office/drawing/2016/5/9/chartex" xmlns:cx4="http://schemas.microsoft.com/office/drawing/2016/5/10/chartex" xmlns:cx5="http://schemas.microsoft.com/office/drawing/2016/5/11/chartex" xmlns:cx6="http://schemas.microsoft.com/office/drawing/2016/5/12/chartex" xmlns:cx7="http://schemas.microsoft.com/office/drawing/2016/5/13/chartex" xmlns:cx8="http://schemas.microsoft.com/office/drawing/2016/5/14/chartex" xmlns:mc="http://schemas.openxmlformats.org/markup-compatibility/2006" xmlns:aink="http://schemas.microsoft.com/office/drawing/2016/ink" xmlns:am3d="http://schemas.microsoft.com/office/drawing/2017/model3d" xmlns:o="urn:schemas-microsoft-com:office:office" xmlns:oel="http://schemas.microsoft.com/office/2019/extlst" xmlns:r="http://schemas.openxmlformats.org/officeDocument/2006/relationships" xmlns:m="http://schemas.openxmlformats.org/officeDocument/2006/math" xmlns:v="urn:schemas-microsoft-com:vml" xmlns:wp14="http://schemas.microsoft.com/office/word/2010/wordprocessingDrawing" xmlns:wp="http://schemas.openxmlformats.org/drawingml/2006/wordprocessingDrawing" xmlns:w10="urn:schemas-microsoft-com:office:word" xmlns:w="http://schemas.openxmlformats.org/wordprocessingml/2006/main" xmlns:w14="http://schemas.microsoft.com/office/word/2010/wordml" xmlns:w15="http://schemas.microsoft.com/office/word/2012/wordml" xmlns:w16cex="http://schemas.microsoft.com/office/word/2018/wordml/cex" xmlns:w16cid="http://schemas.microsoft.com/office/word/2016/wordml/cid" xmlns:w16="http://schemas.microsoft.com/office/word/2018/wordml" xmlns:w16du="http://schemas.microsoft.com/office/word/2023/wordml/word16du" xmlns:w16sdtdh="http://schemas.microsoft.com/office/word/2020/wordml/sdtdatahash" xmlns:w16sdtfl="http://schemas.microsoft.com/office/word/2024/wordml/sdtformatlock" xmlns:w16se="http://schemas.microsoft.com/office/word/2015/wordml/symex" xmlns:wpg="http://schemas.microsoft.com/office/word/2010/wordprocessingGroup" xmlns:wpi="http://schemas.microsoft.com/office/word/2010/wordprocessingInk" xmlns:wne="http://schemas.microsoft.com/office/word/2006/wordml" xmlns:wps="http://schemas.microsoft.com/office/word/2010/wordprocessingShape" mc:Ignorable="w14 w15 w16se w16cid w16 w16cex w16sdtdh w16sdtfl w16du wp14">
+<file path=word/header3.xml><?xml version="1.0" encoding="utf-8"?>
+<w:hdr xmlns:wpc="http://schemas.microsoft.com/office/word/2010/wordprocessingCanvas" xmlns:cx="http://schemas.microsoft.com/office/drawing/2014/chartex" xmlns:cx1="http://schemas.microsoft.com/office/drawing/2015/9/8/chartex" xmlns:cx2="http://schemas.microsoft.com/office/drawing/2015/10/21/chartex" xmlns:cx3="http://schemas.microsoft.com/office/drawing/2016/5/9/chartex" xmlns:cx4="http://schemas.microsoft.com/office/drawing/2016/5/10/chartex" xmlns:cx5="http://schemas.microsoft.com/office/drawing/2016/5/11/chartex" xmlns:cx6="http://schemas.microsoft.com/office/drawing/2016/5/12/chartex" xmlns:cx7="http://schemas.microsoft.com/office/drawing/2016/5/13/chartex" xmlns:cx8="http://schemas.microsoft.com/office/drawing/2016/5/14/chartex" xmlns:mc="http://schemas.openxmlformats.org/markup-compatibility/2006" xmlns:aink="http://schemas.microsoft.com/office/drawing/2016/ink" xmlns:am3d="http://schemas.microsoft.com/office/drawing/2017/model3d" xmlns:o="urn:schemas-microsoft-com:office:office" xmlns:oel="http://schemas.microsoft.com/office/2019/extlst" xmlns:r="http://schemas.openxmlformats.org/officeDocument/2006/relationships" xmlns:m="http://schemas.openxmlformats.org/officeDocument/2006/math" xmlns:v="urn:schemas-microsoft-com:vml" xmlns:wp14="http://schemas.microsoft.com/office/word/2010/wordprocessingDrawing" xmlns:wp="http://schemas.openxmlformats.org/drawingml/2006/wordprocessingDrawing" xmlns:w10="urn:schemas-microsoft-com:office:word" xmlns:w="http://schemas.openxmlformats.org/wordprocessingml/2006/main" xmlns:w14="http://schemas.microsoft.com/office/word/2010/wordml" xmlns:w15="http://schemas.microsoft.com/office/word/2012/wordml" xmlns:w16cei="http://schemas.microsoft.com/office/word/2026/wordml/cei" xmlns:w16cex="http://schemas.microsoft.com/office/word/2018/wordml/cex" xmlns:w16cid="http://schemas.microsoft.com/office/word/2016/wordml/cid" xmlns:w16="http://schemas.microsoft.com/office/word/2018/wordml" xmlns:w16du="http://schemas.microsoft.com/office/word/2023/wordml/word16du" xmlns:w16sdtdh="http://schemas.microsoft.com/office/word/2020/wordml/sdtdatahash" xmlns:w16sdtfl="http://schemas.microsoft.com/office/word/2024/wordml/sdtformatlock" xmlns:w16se="http://schemas.microsoft.com/office/word/2015/wordml/symex" xmlns:wpg="http://schemas.microsoft.com/office/word/2010/wordprocessingGroup" xmlns:wpi="http://schemas.microsoft.com/office/word/2010/wordprocessingInk" xmlns:wne="http://schemas.microsoft.com/office/word/2006/wordml" xmlns:wps="http://schemas.microsoft.com/office/word/2010/wordprocessingShape" mc:Ignorable="w14 w15 w16se w16cid w16 w16cex w16sdtdh w16sdtfl w16du wp14">
   <w:p>
     <w:pPr>
       <w:pStyle w:val="Header"/>
@@ -14369,8 +18387,8 @@
 </w:hdr>
 </file>
 
-<file path=word/header5.xml><?xml version="1.0" encoding="utf-8"?>
-<w:hdr xmlns:wpc="http://schemas.microsoft.com/office/word/2010/wordprocessingCanvas" xmlns:cx="http://schemas.microsoft.com/office/drawing/2014/chartex" xmlns:cx1="http://schemas.microsoft.com/office/drawing/2015/9/8/chartex" xmlns:cx2="http://schemas.microsoft.com/office/drawing/2015/10/21/chartex" xmlns:cx3="http://schemas.microsoft.com/office/drawing/2016/5/9/chartex" xmlns:cx4="http://schemas.microsoft.com/office/drawing/2016/5/10/chartex" xmlns:cx5="http://schemas.microsoft.com/office/drawing/2016/5/11/chartex" xmlns:cx6="http://schemas.microsoft.com/office/drawing/2016/5/12/chartex" xmlns:cx7="http://schemas.microsoft.com/office/drawing/2016/5/13/chartex" xmlns:cx8="http://schemas.microsoft.com/office/drawing/2016/5/14/chartex" xmlns:mc="http://schemas.openxmlformats.org/markup-compatibility/2006" xmlns:aink="http://schemas.microsoft.com/office/drawing/2016/ink" xmlns:am3d="http://schemas.microsoft.com/office/drawing/2017/model3d" xmlns:o="urn:schemas-microsoft-com:office:office" xmlns:oel="http://schemas.microsoft.com/office/2019/extlst" xmlns:r="http://schemas.openxmlformats.org/officeDocument/2006/relationships" xmlns:m="http://schemas.openxmlformats.org/officeDocument/2006/math" xmlns:v="urn:schemas-microsoft-com:vml" xmlns:wp14="http://schemas.microsoft.com/office/word/2010/wordprocessingDrawing" xmlns:wp="http://schemas.openxmlformats.org/drawingml/2006/wordprocessingDrawing" xmlns:w10="urn:schemas-microsoft-com:office:word" xmlns:w="http://schemas.openxmlformats.org/wordprocessingml/2006/main" xmlns:w14="http://schemas.microsoft.com/office/word/2010/wordml" xmlns:w15="http://schemas.microsoft.com/office/word/2012/wordml" xmlns:w16cex="http://schemas.microsoft.com/office/word/2018/wordml/cex" xmlns:w16cid="http://schemas.microsoft.com/office/word/2016/wordml/cid" xmlns:w16="http://schemas.microsoft.com/office/word/2018/wordml" xmlns:w16du="http://schemas.microsoft.com/office/word/2023/wordml/word16du" xmlns:w16sdtdh="http://schemas.microsoft.com/office/word/2020/wordml/sdtdatahash" xmlns:w16sdtfl="http://schemas.microsoft.com/office/word/2024/wordml/sdtformatlock" xmlns:w16se="http://schemas.microsoft.com/office/word/2015/wordml/symex" xmlns:wpg="http://schemas.microsoft.com/office/word/2010/wordprocessingGroup" xmlns:wpi="http://schemas.microsoft.com/office/word/2010/wordprocessingInk" xmlns:wne="http://schemas.microsoft.com/office/word/2006/wordml" xmlns:wps="http://schemas.microsoft.com/office/word/2010/wordprocessingShape" mc:Ignorable="w14 w15 w16se w16cid w16 w16cex w16sdtdh w16sdtfl w16du wp14">
+<file path=word/header4.xml><?xml version="1.0" encoding="utf-8"?>
+<w:hdr xmlns:wpc="http://schemas.microsoft.com/office/word/2010/wordprocessingCanvas" xmlns:cx="http://schemas.microsoft.com/office/drawing/2014/chartex" xmlns:cx1="http://schemas.microsoft.com/office/drawing/2015/9/8/chartex" xmlns:cx2="http://schemas.microsoft.com/office/drawing/2015/10/21/chartex" xmlns:cx3="http://schemas.microsoft.com/office/drawing/2016/5/9/chartex" xmlns:cx4="http://schemas.microsoft.com/office/drawing/2016/5/10/chartex" xmlns:cx5="http://schemas.microsoft.com/office/drawing/2016/5/11/chartex" xmlns:cx6="http://schemas.microsoft.com/office/drawing/2016/5/12/chartex" xmlns:cx7="http://schemas.microsoft.com/office/drawing/2016/5/13/chartex" xmlns:cx8="http://schemas.microsoft.com/office/drawing/2016/5/14/chartex" xmlns:mc="http://schemas.openxmlformats.org/markup-compatibility/2006" xmlns:aink="http://schemas.microsoft.com/office/drawing/2016/ink" xmlns:am3d="http://schemas.microsoft.com/office/drawing/2017/model3d" xmlns:o="urn:schemas-microsoft-com:office:office" xmlns:oel="http://schemas.microsoft.com/office/2019/extlst" xmlns:r="http://schemas.openxmlformats.org/officeDocument/2006/relationships" xmlns:m="http://schemas.openxmlformats.org/officeDocument/2006/math" xmlns:v="urn:schemas-microsoft-com:vml" xmlns:wp14="http://schemas.microsoft.com/office/word/2010/wordprocessingDrawing" xmlns:wp="http://schemas.openxmlformats.org/drawingml/2006/wordprocessingDrawing" xmlns:w10="urn:schemas-microsoft-com:office:word" xmlns:w="http://schemas.openxmlformats.org/wordprocessingml/2006/main" xmlns:w14="http://schemas.microsoft.com/office/word/2010/wordml" xmlns:w15="http://schemas.microsoft.com/office/word/2012/wordml" xmlns:w16cei="http://schemas.microsoft.com/office/word/2026/wordml/cei" xmlns:w16cex="http://schemas.microsoft.com/office/word/2018/wordml/cex" xmlns:w16cid="http://schemas.microsoft.com/office/word/2016/wordml/cid" xmlns:w16="http://schemas.microsoft.com/office/word/2018/wordml" xmlns:w16du="http://schemas.microsoft.com/office/word/2023/wordml/word16du" xmlns:w16sdtdh="http://schemas.microsoft.com/office/word/2020/wordml/sdtdatahash" xmlns:w16sdtfl="http://schemas.microsoft.com/office/word/2024/wordml/sdtformatlock" xmlns:w16se="http://schemas.microsoft.com/office/word/2015/wordml/symex" xmlns:wpg="http://schemas.microsoft.com/office/word/2010/wordprocessingGroup" xmlns:wpi="http://schemas.microsoft.com/office/word/2010/wordprocessingInk" xmlns:wne="http://schemas.microsoft.com/office/word/2006/wordml" xmlns:wps="http://schemas.microsoft.com/office/word/2010/wordprocessingShape" mc:Ignorable="w14 w15 w16se w16cid w16 w16cex w16sdtdh w16sdtfl w16du wp14">
   <w:p>
     <w:pPr>
       <w:pStyle w:val="Header"/>
@@ -14392,7 +18410,7 @@
           <wp:extent cx="7556740" cy="10653623"/>
           <wp:effectExtent l="0" t="0" r="6350" b="0"/>
           <wp:wrapNone/>
-          <wp:docPr id="180449656" name="Picture 180449656"/>
+          <wp:docPr id="1731219658" name="Picture 1731219658"/>
           <wp:cNvGraphicFramePr/>
           <a:graphic xmlns:a="http://schemas.openxmlformats.org/drawingml/2006/main">
             <a:graphicData uri="http://schemas.openxmlformats.org/drawingml/2006/picture">
@@ -14440,8 +18458,18 @@
 </w:hdr>
 </file>
 
+<file path=word/header5.xml><?xml version="1.0" encoding="utf-8"?>
+<w:hdr xmlns:wpc="http://schemas.microsoft.com/office/word/2010/wordprocessingCanvas" xmlns:cx="http://schemas.microsoft.com/office/drawing/2014/chartex" xmlns:cx1="http://schemas.microsoft.com/office/drawing/2015/9/8/chartex" xmlns:cx2="http://schemas.microsoft.com/office/drawing/2015/10/21/chartex" xmlns:cx3="http://schemas.microsoft.com/office/drawing/2016/5/9/chartex" xmlns:cx4="http://schemas.microsoft.com/office/drawing/2016/5/10/chartex" xmlns:cx5="http://schemas.microsoft.com/office/drawing/2016/5/11/chartex" xmlns:cx6="http://schemas.microsoft.com/office/drawing/2016/5/12/chartex" xmlns:cx7="http://schemas.microsoft.com/office/drawing/2016/5/13/chartex" xmlns:cx8="http://schemas.microsoft.com/office/drawing/2016/5/14/chartex" xmlns:mc="http://schemas.openxmlformats.org/markup-compatibility/2006" xmlns:aink="http://schemas.microsoft.com/office/drawing/2016/ink" xmlns:am3d="http://schemas.microsoft.com/office/drawing/2017/model3d" xmlns:o="urn:schemas-microsoft-com:office:office" xmlns:oel="http://schemas.microsoft.com/office/2019/extlst" xmlns:r="http://schemas.openxmlformats.org/officeDocument/2006/relationships" xmlns:m="http://schemas.openxmlformats.org/officeDocument/2006/math" xmlns:v="urn:schemas-microsoft-com:vml" xmlns:wp14="http://schemas.microsoft.com/office/word/2010/wordprocessingDrawing" xmlns:wp="http://schemas.openxmlformats.org/drawingml/2006/wordprocessingDrawing" xmlns:w10="urn:schemas-microsoft-com:office:word" xmlns:w="http://schemas.openxmlformats.org/wordprocessingml/2006/main" xmlns:w14="http://schemas.microsoft.com/office/word/2010/wordml" xmlns:w15="http://schemas.microsoft.com/office/word/2012/wordml" xmlns:w16cei="http://schemas.microsoft.com/office/word/2026/wordml/cei" xmlns:w16cex="http://schemas.microsoft.com/office/word/2018/wordml/cex" xmlns:w16cid="http://schemas.microsoft.com/office/word/2016/wordml/cid" xmlns:w16="http://schemas.microsoft.com/office/word/2018/wordml" xmlns:w16du="http://schemas.microsoft.com/office/word/2023/wordml/word16du" xmlns:w16sdtdh="http://schemas.microsoft.com/office/word/2020/wordml/sdtdatahash" xmlns:w16sdtfl="http://schemas.microsoft.com/office/word/2024/wordml/sdtformatlock" xmlns:w16se="http://schemas.microsoft.com/office/word/2015/wordml/symex" xmlns:wpg="http://schemas.microsoft.com/office/word/2010/wordprocessingGroup" xmlns:wpi="http://schemas.microsoft.com/office/word/2010/wordprocessingInk" xmlns:wne="http://schemas.microsoft.com/office/word/2006/wordml" xmlns:wps="http://schemas.microsoft.com/office/word/2010/wordprocessingShape" mc:Ignorable="w14 w15 w16se w16cid w16 w16cex w16sdtdh w16sdtfl w16du wp14">
+  <w:p>
+    <w:pPr>
+      <w:pStyle w:val="Header"/>
+    </w:pPr>
+  </w:p>
+</w:hdr>
+</file>
+
 <file path=word/header6.xml><?xml version="1.0" encoding="utf-8"?>
-<w:hdr xmlns:wpc="http://schemas.microsoft.com/office/word/2010/wordprocessingCanvas" xmlns:cx="http://schemas.microsoft.com/office/drawing/2014/chartex" xmlns:cx1="http://schemas.microsoft.com/office/drawing/2015/9/8/chartex" xmlns:cx2="http://schemas.microsoft.com/office/drawing/2015/10/21/chartex" xmlns:cx3="http://schemas.microsoft.com/office/drawing/2016/5/9/chartex" xmlns:cx4="http://schemas.microsoft.com/office/drawing/2016/5/10/chartex" xmlns:cx5="http://schemas.microsoft.com/office/drawing/2016/5/11/chartex" xmlns:cx6="http://schemas.microsoft.com/office/drawing/2016/5/12/chartex" xmlns:cx7="http://schemas.microsoft.com/office/drawing/2016/5/13/chartex" xmlns:cx8="http://schemas.microsoft.com/office/drawing/2016/5/14/chartex" xmlns:mc="http://schemas.openxmlformats.org/markup-compatibility/2006" xmlns:aink="http://schemas.microsoft.com/office/drawing/2016/ink" xmlns:am3d="http://schemas.microsoft.com/office/drawing/2017/model3d" xmlns:o="urn:schemas-microsoft-com:office:office" xmlns:oel="http://schemas.microsoft.com/office/2019/extlst" xmlns:r="http://schemas.openxmlformats.org/officeDocument/2006/relationships" xmlns:m="http://schemas.openxmlformats.org/officeDocument/2006/math" xmlns:v="urn:schemas-microsoft-com:vml" xmlns:wp14="http://schemas.microsoft.com/office/word/2010/wordprocessingDrawing" xmlns:wp="http://schemas.openxmlformats.org/drawingml/2006/wordprocessingDrawing" xmlns:w10="urn:schemas-microsoft-com:office:word" xmlns:w="http://schemas.openxmlformats.org/wordprocessingml/2006/main" xmlns:w14="http://schemas.microsoft.com/office/word/2010/wordml" xmlns:w15="http://schemas.microsoft.com/office/word/2012/wordml" xmlns:w16cex="http://schemas.microsoft.com/office/word/2018/wordml/cex" xmlns:w16cid="http://schemas.microsoft.com/office/word/2016/wordml/cid" xmlns:w16="http://schemas.microsoft.com/office/word/2018/wordml" xmlns:w16du="http://schemas.microsoft.com/office/word/2023/wordml/word16du" xmlns:w16sdtdh="http://schemas.microsoft.com/office/word/2020/wordml/sdtdatahash" xmlns:w16sdtfl="http://schemas.microsoft.com/office/word/2024/wordml/sdtformatlock" xmlns:w16se="http://schemas.microsoft.com/office/word/2015/wordml/symex" xmlns:wpg="http://schemas.microsoft.com/office/word/2010/wordprocessingGroup" xmlns:wpi="http://schemas.microsoft.com/office/word/2010/wordprocessingInk" xmlns:wne="http://schemas.microsoft.com/office/word/2006/wordml" xmlns:wps="http://schemas.microsoft.com/office/word/2010/wordprocessingShape" mc:Ignorable="w14 w15 w16se w16cid w16 w16cex w16sdtdh w16sdtfl w16du wp14">
+<w:hdr xmlns:wpc="http://schemas.microsoft.com/office/word/2010/wordprocessingCanvas" xmlns:cx="http://schemas.microsoft.com/office/drawing/2014/chartex" xmlns:cx1="http://schemas.microsoft.com/office/drawing/2015/9/8/chartex" xmlns:cx2="http://schemas.microsoft.com/office/drawing/2015/10/21/chartex" xmlns:cx3="http://schemas.microsoft.com/office/drawing/2016/5/9/chartex" xmlns:cx4="http://schemas.microsoft.com/office/drawing/2016/5/10/chartex" xmlns:cx5="http://schemas.microsoft.com/office/drawing/2016/5/11/chartex" xmlns:cx6="http://schemas.microsoft.com/office/drawing/2016/5/12/chartex" xmlns:cx7="http://schemas.microsoft.com/office/drawing/2016/5/13/chartex" xmlns:cx8="http://schemas.microsoft.com/office/drawing/2016/5/14/chartex" xmlns:mc="http://schemas.openxmlformats.org/markup-compatibility/2006" xmlns:aink="http://schemas.microsoft.com/office/drawing/2016/ink" xmlns:am3d="http://schemas.microsoft.com/office/drawing/2017/model3d" xmlns:o="urn:schemas-microsoft-com:office:office" xmlns:oel="http://schemas.microsoft.com/office/2019/extlst" xmlns:r="http://schemas.openxmlformats.org/officeDocument/2006/relationships" xmlns:m="http://schemas.openxmlformats.org/officeDocument/2006/math" xmlns:v="urn:schemas-microsoft-com:vml" xmlns:wp14="http://schemas.microsoft.com/office/word/2010/wordprocessingDrawing" xmlns:wp="http://schemas.openxmlformats.org/drawingml/2006/wordprocessingDrawing" xmlns:w10="urn:schemas-microsoft-com:office:word" xmlns:w="http://schemas.openxmlformats.org/wordprocessingml/2006/main" xmlns:w14="http://schemas.microsoft.com/office/word/2010/wordml" xmlns:w15="http://schemas.microsoft.com/office/word/2012/wordml" xmlns:w16cei="http://schemas.microsoft.com/office/word/2026/wordml/cei" xmlns:w16cex="http://schemas.microsoft.com/office/word/2018/wordml/cex" xmlns:w16cid="http://schemas.microsoft.com/office/word/2016/wordml/cid" xmlns:w16="http://schemas.microsoft.com/office/word/2018/wordml" xmlns:w16du="http://schemas.microsoft.com/office/word/2023/wordml/word16du" xmlns:w16sdtdh="http://schemas.microsoft.com/office/word/2020/wordml/sdtdatahash" xmlns:w16sdtfl="http://schemas.microsoft.com/office/word/2024/wordml/sdtformatlock" xmlns:w16se="http://schemas.microsoft.com/office/word/2015/wordml/symex" xmlns:wpg="http://schemas.microsoft.com/office/word/2010/wordprocessingGroup" xmlns:wpi="http://schemas.microsoft.com/office/word/2010/wordprocessingInk" xmlns:wne="http://schemas.microsoft.com/office/word/2006/wordml" xmlns:wps="http://schemas.microsoft.com/office/word/2010/wordprocessingShape" mc:Ignorable="w14 w15 w16se w16cid w16 w16cex w16sdtdh w16sdtfl w16du wp14">
   <w:p>
     <w:pPr>
       <w:pStyle w:val="Header"/>
@@ -14451,17 +18479,7 @@
 </file>
 
 <file path=word/header7.xml><?xml version="1.0" encoding="utf-8"?>
-<w:hdr xmlns:wpc="http://schemas.microsoft.com/office/word/2010/wordprocessingCanvas" xmlns:cx="http://schemas.microsoft.com/office/drawing/2014/chartex" xmlns:cx1="http://schemas.microsoft.com/office/drawing/2015/9/8/chartex" xmlns:cx2="http://schemas.microsoft.com/office/drawing/2015/10/21/chartex" xmlns:cx3="http://schemas.microsoft.com/office/drawing/2016/5/9/chartex" xmlns:cx4="http://schemas.microsoft.com/office/drawing/2016/5/10/chartex" xmlns:cx5="http://schemas.microsoft.com/office/drawing/2016/5/11/chartex" xmlns:cx6="http://schemas.microsoft.com/office/drawing/2016/5/12/chartex" xmlns:cx7="http://schemas.microsoft.com/office/drawing/2016/5/13/chartex" xmlns:cx8="http://schemas.microsoft.com/office/drawing/2016/5/14/chartex" xmlns:mc="http://schemas.openxmlformats.org/markup-compatibility/2006" xmlns:aink="http://schemas.microsoft.com/office/drawing/2016/ink" xmlns:am3d="http://schemas.microsoft.com/office/drawing/2017/model3d" xmlns:o="urn:schemas-microsoft-com:office:office" xmlns:oel="http://schemas.microsoft.com/office/2019/extlst" xmlns:r="http://schemas.openxmlformats.org/officeDocument/2006/relationships" xmlns:m="http://schemas.openxmlformats.org/officeDocument/2006/math" xmlns:v="urn:schemas-microsoft-com:vml" xmlns:wp14="http://schemas.microsoft.com/office/word/2010/wordprocessingDrawing" xmlns:wp="http://schemas.openxmlformats.org/drawingml/2006/wordprocessingDrawing" xmlns:w10="urn:schemas-microsoft-com:office:word" xmlns:w="http://schemas.openxmlformats.org/wordprocessingml/2006/main" xmlns:w14="http://schemas.microsoft.com/office/word/2010/wordml" xmlns:w15="http://schemas.microsoft.com/office/word/2012/wordml" xmlns:w16cex="http://schemas.microsoft.com/office/word/2018/wordml/cex" xmlns:w16cid="http://schemas.microsoft.com/office/word/2016/wordml/cid" xmlns:w16="http://schemas.microsoft.com/office/word/2018/wordml" xmlns:w16du="http://schemas.microsoft.com/office/word/2023/wordml/word16du" xmlns:w16sdtdh="http://schemas.microsoft.com/office/word/2020/wordml/sdtdatahash" xmlns:w16sdtfl="http://schemas.microsoft.com/office/word/2024/wordml/sdtformatlock" xmlns:w16se="http://schemas.microsoft.com/office/word/2015/wordml/symex" xmlns:wpg="http://schemas.microsoft.com/office/word/2010/wordprocessingGroup" xmlns:wpi="http://schemas.microsoft.com/office/word/2010/wordprocessingInk" xmlns:wne="http://schemas.microsoft.com/office/word/2006/wordml" xmlns:wps="http://schemas.microsoft.com/office/word/2010/wordprocessingShape" mc:Ignorable="w14 w15 w16se w16cid w16 w16cex w16sdtdh w16sdtfl w16du wp14">
-  <w:p>
-    <w:pPr>
-      <w:pStyle w:val="Header"/>
-    </w:pPr>
-  </w:p>
-</w:hdr>
-</file>
-
-<file path=word/header8.xml><?xml version="1.0" encoding="utf-8"?>
-<w:hdr xmlns:wpc="http://schemas.microsoft.com/office/word/2010/wordprocessingCanvas" xmlns:cx="http://schemas.microsoft.com/office/drawing/2014/chartex" xmlns:cx1="http://schemas.microsoft.com/office/drawing/2015/9/8/chartex" xmlns:cx2="http://schemas.microsoft.com/office/drawing/2015/10/21/chartex" xmlns:cx3="http://schemas.microsoft.com/office/drawing/2016/5/9/chartex" xmlns:cx4="http://schemas.microsoft.com/office/drawing/2016/5/10/chartex" xmlns:cx5="http://schemas.microsoft.com/office/drawing/2016/5/11/chartex" xmlns:cx6="http://schemas.microsoft.com/office/drawing/2016/5/12/chartex" xmlns:cx7="http://schemas.microsoft.com/office/drawing/2016/5/13/chartex" xmlns:cx8="http://schemas.microsoft.com/office/drawing/2016/5/14/chartex" xmlns:mc="http://schemas.openxmlformats.org/markup-compatibility/2006" xmlns:aink="http://schemas.microsoft.com/office/drawing/2016/ink" xmlns:am3d="http://schemas.microsoft.com/office/drawing/2017/model3d" xmlns:o="urn:schemas-microsoft-com:office:office" xmlns:oel="http://schemas.microsoft.com/office/2019/extlst" xmlns:r="http://schemas.openxmlformats.org/officeDocument/2006/relationships" xmlns:m="http://schemas.openxmlformats.org/officeDocument/2006/math" xmlns:v="urn:schemas-microsoft-com:vml" xmlns:wp14="http://schemas.microsoft.com/office/word/2010/wordprocessingDrawing" xmlns:wp="http://schemas.openxmlformats.org/drawingml/2006/wordprocessingDrawing" xmlns:w10="urn:schemas-microsoft-com:office:word" xmlns:w="http://schemas.openxmlformats.org/wordprocessingml/2006/main" xmlns:w14="http://schemas.microsoft.com/office/word/2010/wordml" xmlns:w15="http://schemas.microsoft.com/office/word/2012/wordml" xmlns:w16cex="http://schemas.microsoft.com/office/word/2018/wordml/cex" xmlns:w16cid="http://schemas.microsoft.com/office/word/2016/wordml/cid" xmlns:w16="http://schemas.microsoft.com/office/word/2018/wordml" xmlns:w16du="http://schemas.microsoft.com/office/word/2023/wordml/word16du" xmlns:w16sdtdh="http://schemas.microsoft.com/office/word/2020/wordml/sdtdatahash" xmlns:w16sdtfl="http://schemas.microsoft.com/office/word/2024/wordml/sdtformatlock" xmlns:w16se="http://schemas.microsoft.com/office/word/2015/wordml/symex" xmlns:wpg="http://schemas.microsoft.com/office/word/2010/wordprocessingGroup" xmlns:wpi="http://schemas.microsoft.com/office/word/2010/wordprocessingInk" xmlns:wne="http://schemas.microsoft.com/office/word/2006/wordml" xmlns:wps="http://schemas.microsoft.com/office/word/2010/wordprocessingShape" mc:Ignorable="w14 w15 w16se w16cid w16 w16cex w16sdtdh w16sdtfl w16du wp14">
+<w:hdr xmlns:wpc="http://schemas.microsoft.com/office/word/2010/wordprocessingCanvas" xmlns:cx="http://schemas.microsoft.com/office/drawing/2014/chartex" xmlns:cx1="http://schemas.microsoft.com/office/drawing/2015/9/8/chartex" xmlns:cx2="http://schemas.microsoft.com/office/drawing/2015/10/21/chartex" xmlns:cx3="http://schemas.microsoft.com/office/drawing/2016/5/9/chartex" xmlns:cx4="http://schemas.microsoft.com/office/drawing/2016/5/10/chartex" xmlns:cx5="http://schemas.microsoft.com/office/drawing/2016/5/11/chartex" xmlns:cx6="http://schemas.microsoft.com/office/drawing/2016/5/12/chartex" xmlns:cx7="http://schemas.microsoft.com/office/drawing/2016/5/13/chartex" xmlns:cx8="http://schemas.microsoft.com/office/drawing/2016/5/14/chartex" xmlns:mc="http://schemas.openxmlformats.org/markup-compatibility/2006" xmlns:aink="http://schemas.microsoft.com/office/drawing/2016/ink" xmlns:am3d="http://schemas.microsoft.com/office/drawing/2017/model3d" xmlns:o="urn:schemas-microsoft-com:office:office" xmlns:oel="http://schemas.microsoft.com/office/2019/extlst" xmlns:r="http://schemas.openxmlformats.org/officeDocument/2006/relationships" xmlns:m="http://schemas.openxmlformats.org/officeDocument/2006/math" xmlns:v="urn:schemas-microsoft-com:vml" xmlns:wp14="http://schemas.microsoft.com/office/word/2010/wordprocessingDrawing" xmlns:wp="http://schemas.openxmlformats.org/drawingml/2006/wordprocessingDrawing" xmlns:w10="urn:schemas-microsoft-com:office:word" xmlns:w="http://schemas.openxmlformats.org/wordprocessingml/2006/main" xmlns:w14="http://schemas.microsoft.com/office/word/2010/wordml" xmlns:w15="http://schemas.microsoft.com/office/word/2012/wordml" xmlns:w16cei="http://schemas.microsoft.com/office/word/2026/wordml/cei" xmlns:w16cex="http://schemas.microsoft.com/office/word/2018/wordml/cex" xmlns:w16cid="http://schemas.microsoft.com/office/word/2016/wordml/cid" xmlns:w16="http://schemas.microsoft.com/office/word/2018/wordml" xmlns:w16du="http://schemas.microsoft.com/office/word/2023/wordml/word16du" xmlns:w16sdtdh="http://schemas.microsoft.com/office/word/2020/wordml/sdtdatahash" xmlns:w16sdtfl="http://schemas.microsoft.com/office/word/2024/wordml/sdtformatlock" xmlns:w16se="http://schemas.microsoft.com/office/word/2015/wordml/symex" xmlns:wpg="http://schemas.microsoft.com/office/word/2010/wordprocessingGroup" xmlns:wpi="http://schemas.microsoft.com/office/word/2010/wordprocessingInk" xmlns:wne="http://schemas.microsoft.com/office/word/2006/wordml" xmlns:wps="http://schemas.microsoft.com/office/word/2010/wordprocessingShape" mc:Ignorable="w14 w15 w16se w16cid w16 w16cex w16sdtdh w16sdtfl w16du wp14">
   <w:tbl>
     <w:tblPr>
       <w:tblStyle w:val="TableGrid"/>
@@ -14761,8 +18779,8 @@
 </w:hdr>
 </file>
 
-<file path=word/header9.xml><?xml version="1.0" encoding="utf-8"?>
-<w:hdr xmlns:wpc="http://schemas.microsoft.com/office/word/2010/wordprocessingCanvas" xmlns:cx="http://schemas.microsoft.com/office/drawing/2014/chartex" xmlns:cx1="http://schemas.microsoft.com/office/drawing/2015/9/8/chartex" xmlns:cx2="http://schemas.microsoft.com/office/drawing/2015/10/21/chartex" xmlns:cx3="http://schemas.microsoft.com/office/drawing/2016/5/9/chartex" xmlns:cx4="http://schemas.microsoft.com/office/drawing/2016/5/10/chartex" xmlns:cx5="http://schemas.microsoft.com/office/drawing/2016/5/11/chartex" xmlns:cx6="http://schemas.microsoft.com/office/drawing/2016/5/12/chartex" xmlns:cx7="http://schemas.microsoft.com/office/drawing/2016/5/13/chartex" xmlns:cx8="http://schemas.microsoft.com/office/drawing/2016/5/14/chartex" xmlns:mc="http://schemas.openxmlformats.org/markup-compatibility/2006" xmlns:aink="http://schemas.microsoft.com/office/drawing/2016/ink" xmlns:am3d="http://schemas.microsoft.com/office/drawing/2017/model3d" xmlns:o="urn:schemas-microsoft-com:office:office" xmlns:oel="http://schemas.microsoft.com/office/2019/extlst" xmlns:r="http://schemas.openxmlformats.org/officeDocument/2006/relationships" xmlns:m="http://schemas.openxmlformats.org/officeDocument/2006/math" xmlns:v="urn:schemas-microsoft-com:vml" xmlns:wp14="http://schemas.microsoft.com/office/word/2010/wordprocessingDrawing" xmlns:wp="http://schemas.openxmlformats.org/drawingml/2006/wordprocessingDrawing" xmlns:w10="urn:schemas-microsoft-com:office:word" xmlns:w="http://schemas.openxmlformats.org/wordprocessingml/2006/main" xmlns:w14="http://schemas.microsoft.com/office/word/2010/wordml" xmlns:w15="http://schemas.microsoft.com/office/word/2012/wordml" xmlns:w16cex="http://schemas.microsoft.com/office/word/2018/wordml/cex" xmlns:w16cid="http://schemas.microsoft.com/office/word/2016/wordml/cid" xmlns:w16="http://schemas.microsoft.com/office/word/2018/wordml" xmlns:w16du="http://schemas.microsoft.com/office/word/2023/wordml/word16du" xmlns:w16sdtdh="http://schemas.microsoft.com/office/word/2020/wordml/sdtdatahash" xmlns:w16sdtfl="http://schemas.microsoft.com/office/word/2024/wordml/sdtformatlock" xmlns:w16se="http://schemas.microsoft.com/office/word/2015/wordml/symex" xmlns:wpg="http://schemas.microsoft.com/office/word/2010/wordprocessingGroup" xmlns:wpi="http://schemas.microsoft.com/office/word/2010/wordprocessingInk" xmlns:wne="http://schemas.microsoft.com/office/word/2006/wordml" xmlns:wps="http://schemas.microsoft.com/office/word/2010/wordprocessingShape" mc:Ignorable="w14 w15 w16se w16cid w16 w16cex w16sdtdh w16sdtfl w16du wp14">
+<file path=word/header8.xml><?xml version="1.0" encoding="utf-8"?>
+<w:hdr xmlns:wpc="http://schemas.microsoft.com/office/word/2010/wordprocessingCanvas" xmlns:cx="http://schemas.microsoft.com/office/drawing/2014/chartex" xmlns:cx1="http://schemas.microsoft.com/office/drawing/2015/9/8/chartex" xmlns:cx2="http://schemas.microsoft.com/office/drawing/2015/10/21/chartex" xmlns:cx3="http://schemas.microsoft.com/office/drawing/2016/5/9/chartex" xmlns:cx4="http://schemas.microsoft.com/office/drawing/2016/5/10/chartex" xmlns:cx5="http://schemas.microsoft.com/office/drawing/2016/5/11/chartex" xmlns:cx6="http://schemas.microsoft.com/office/drawing/2016/5/12/chartex" xmlns:cx7="http://schemas.microsoft.com/office/drawing/2016/5/13/chartex" xmlns:cx8="http://schemas.microsoft.com/office/drawing/2016/5/14/chartex" xmlns:mc="http://schemas.openxmlformats.org/markup-compatibility/2006" xmlns:aink="http://schemas.microsoft.com/office/drawing/2016/ink" xmlns:am3d="http://schemas.microsoft.com/office/drawing/2017/model3d" xmlns:o="urn:schemas-microsoft-com:office:office" xmlns:oel="http://schemas.microsoft.com/office/2019/extlst" xmlns:r="http://schemas.openxmlformats.org/officeDocument/2006/relationships" xmlns:m="http://schemas.openxmlformats.org/officeDocument/2006/math" xmlns:v="urn:schemas-microsoft-com:vml" xmlns:wp14="http://schemas.microsoft.com/office/word/2010/wordprocessingDrawing" xmlns:wp="http://schemas.openxmlformats.org/drawingml/2006/wordprocessingDrawing" xmlns:w10="urn:schemas-microsoft-com:office:word" xmlns:w="http://schemas.openxmlformats.org/wordprocessingml/2006/main" xmlns:w14="http://schemas.microsoft.com/office/word/2010/wordml" xmlns:w15="http://schemas.microsoft.com/office/word/2012/wordml" xmlns:w16cei="http://schemas.microsoft.com/office/word/2026/wordml/cei" xmlns:w16cex="http://schemas.microsoft.com/office/word/2018/wordml/cex" xmlns:w16cid="http://schemas.microsoft.com/office/word/2016/wordml/cid" xmlns:w16="http://schemas.microsoft.com/office/word/2018/wordml" xmlns:w16du="http://schemas.microsoft.com/office/word/2023/wordml/word16du" xmlns:w16sdtdh="http://schemas.microsoft.com/office/word/2020/wordml/sdtdatahash" xmlns:w16sdtfl="http://schemas.microsoft.com/office/word/2024/wordml/sdtformatlock" xmlns:w16se="http://schemas.microsoft.com/office/word/2015/wordml/symex" xmlns:wpg="http://schemas.microsoft.com/office/word/2010/wordprocessingGroup" xmlns:wpi="http://schemas.microsoft.com/office/word/2010/wordprocessingInk" xmlns:wne="http://schemas.microsoft.com/office/word/2006/wordml" xmlns:wps="http://schemas.microsoft.com/office/word/2010/wordprocessingShape" mc:Ignorable="w14 w15 w16se w16cid w16 w16cex w16sdtdh w16sdtfl w16du wp14">
   <w:p>
     <w:pPr>
       <w:pStyle w:val="Header"/>
@@ -14772,7 +18790,7 @@
 </file>
 
 <file path=word/numbering.xml><?xml version="1.0" encoding="utf-8"?>
-<w:numbering xmlns:wpc="http://schemas.microsoft.com/office/word/2010/wordprocessingCanvas" xmlns:cx="http://schemas.microsoft.com/office/drawing/2014/chartex" xmlns:cx1="http://schemas.microsoft.com/office/drawing/2015/9/8/chartex" xmlns:cx2="http://schemas.microsoft.com/office/drawing/2015/10/21/chartex" xmlns:cx3="http://schemas.microsoft.com/office/drawing/2016/5/9/chartex" xmlns:cx4="http://schemas.microsoft.com/office/drawing/2016/5/10/chartex" xmlns:cx5="http://schemas.microsoft.com/office/drawing/2016/5/11/chartex" xmlns:cx6="http://schemas.microsoft.com/office/drawing/2016/5/12/chartex" xmlns:cx7="http://schemas.microsoft.com/office/drawing/2016/5/13/chartex" xmlns:cx8="http://schemas.microsoft.com/office/drawing/2016/5/14/chartex" xmlns:mc="http://schemas.openxmlformats.org/markup-compatibility/2006" xmlns:aink="http://schemas.microsoft.com/office/drawing/2016/ink" xmlns:am3d="http://schemas.microsoft.com/office/drawing/2017/model3d" xmlns:o="urn:schemas-microsoft-com:office:office" xmlns:oel="http://schemas.microsoft.com/office/2019/extlst" xmlns:r="http://schemas.openxmlformats.org/officeDocument/2006/relationships" xmlns:m="http://schemas.openxmlformats.org/officeDocument/2006/math" xmlns:v="urn:schemas-microsoft-com:vml" xmlns:wp14="http://schemas.microsoft.com/office/word/2010/wordprocessingDrawing" xmlns:wp="http://schemas.openxmlformats.org/drawingml/2006/wordprocessingDrawing" xmlns:w10="urn:schemas-microsoft-com:office:word" xmlns:w="http://schemas.openxmlformats.org/wordprocessingml/2006/main" xmlns:w14="http://schemas.microsoft.com/office/word/2010/wordml" xmlns:w15="http://schemas.microsoft.com/office/word/2012/wordml" xmlns:w16cex="http://schemas.microsoft.com/office/word/2018/wordml/cex" xmlns:w16cid="http://schemas.microsoft.com/office/word/2016/wordml/cid" xmlns:w16="http://schemas.microsoft.com/office/word/2018/wordml" xmlns:w16du="http://schemas.microsoft.com/office/word/2023/wordml/word16du" xmlns:w16sdtdh="http://schemas.microsoft.com/office/word/2020/wordml/sdtdatahash" xmlns:w16sdtfl="http://schemas.microsoft.com/office/word/2024/wordml/sdtformatlock" xmlns:w16se="http://schemas.microsoft.com/office/word/2015/wordml/symex" xmlns:wpg="http://schemas.microsoft.com/office/word/2010/wordprocessingGroup" xmlns:wpi="http://schemas.microsoft.com/office/word/2010/wordprocessingInk" xmlns:wne="http://schemas.microsoft.com/office/word/2006/wordml" xmlns:wps="http://schemas.microsoft.com/office/word/2010/wordprocessingShape" mc:Ignorable="w14 w15 w16se w16cid w16 w16cex w16sdtdh w16sdtfl w16du wp14">
+<w:numbering xmlns:wpc="http://schemas.microsoft.com/office/word/2010/wordprocessingCanvas" xmlns:cx="http://schemas.microsoft.com/office/drawing/2014/chartex" xmlns:cx1="http://schemas.microsoft.com/office/drawing/2015/9/8/chartex" xmlns:cx2="http://schemas.microsoft.com/office/drawing/2015/10/21/chartex" xmlns:cx3="http://schemas.microsoft.com/office/drawing/2016/5/9/chartex" xmlns:cx4="http://schemas.microsoft.com/office/drawing/2016/5/10/chartex" xmlns:cx5="http://schemas.microsoft.com/office/drawing/2016/5/11/chartex" xmlns:cx6="http://schemas.microsoft.com/office/drawing/2016/5/12/chartex" xmlns:cx7="http://schemas.microsoft.com/office/drawing/2016/5/13/chartex" xmlns:cx8="http://schemas.microsoft.com/office/drawing/2016/5/14/chartex" xmlns:mc="http://schemas.openxmlformats.org/markup-compatibility/2006" xmlns:aink="http://schemas.microsoft.com/office/drawing/2016/ink" xmlns:am3d="http://schemas.microsoft.com/office/drawing/2017/model3d" xmlns:o="urn:schemas-microsoft-com:office:office" xmlns:oel="http://schemas.microsoft.com/office/2019/extlst" xmlns:r="http://schemas.openxmlformats.org/officeDocument/2006/relationships" xmlns:m="http://schemas.openxmlformats.org/officeDocument/2006/math" xmlns:v="urn:schemas-microsoft-com:vml" xmlns:wp14="http://schemas.microsoft.com/office/word/2010/wordprocessingDrawing" xmlns:wp="http://schemas.openxmlformats.org/drawingml/2006/wordprocessingDrawing" xmlns:w10="urn:schemas-microsoft-com:office:word" xmlns:w="http://schemas.openxmlformats.org/wordprocessingml/2006/main" xmlns:w14="http://schemas.microsoft.com/office/word/2010/wordml" xmlns:w15="http://schemas.microsoft.com/office/word/2012/wordml" xmlns:w16cei="http://schemas.microsoft.com/office/word/2026/wordml/cei" xmlns:w16cex="http://schemas.microsoft.com/office/word/2018/wordml/cex" xmlns:w16cid="http://schemas.microsoft.com/office/word/2016/wordml/cid" xmlns:w16="http://schemas.microsoft.com/office/word/2018/wordml" xmlns:w16du="http://schemas.microsoft.com/office/word/2023/wordml/word16du" xmlns:w16sdtdh="http://schemas.microsoft.com/office/word/2020/wordml/sdtdatahash" xmlns:w16sdtfl="http://schemas.microsoft.com/office/word/2024/wordml/sdtformatlock" xmlns:w16se="http://schemas.microsoft.com/office/word/2015/wordml/symex" xmlns:wpg="http://schemas.microsoft.com/office/word/2010/wordprocessingGroup" xmlns:wpi="http://schemas.microsoft.com/office/word/2010/wordprocessingInk" xmlns:wne="http://schemas.microsoft.com/office/word/2006/wordml" xmlns:wps="http://schemas.microsoft.com/office/word/2010/wordprocessingShape" mc:Ignorable="w14 w15 w16se w16cid w16 w16cex w16sdtdh w16sdtfl w16du wp14">
   <w:abstractNum w:abstractNumId="0" w15:restartNumberingAfterBreak="0">
     <w:nsid w:val="0C303E43"/>
     <w:multiLevelType w:val="hybridMultilevel"/>
@@ -16572,7 +20590,6 @@
   <w:style w:type="character" w:default="1" w:styleId="DefaultParagraphFont">
     <w:name w:val="Default Paragraph Font"/>
     <w:uiPriority w:val="1"/>
-    <w:semiHidden/>
     <w:unhideWhenUsed/>
   </w:style>
   <w:style w:type="table" w:default="1" w:styleId="TableNormal">
